--- a/report/实验三_MySQL读写性能测试报告.docx
+++ b/report/实验三_MySQL读写性能测试报告.docx
@@ -38,721 +38,22 @@
     </w:p>
     <w:p>
       <w:r>
-        <w:t>测试包含两种实现、两个接口和 100/400/1000 个总线程，每个组合重复三次；各组升压 10 秒、循环 1 次。共完成 36 组、18,000 次请求、0 次失败。两种实现各 16 项真实 MySQL 功能测试全部通过；每组写入后的新增行数与成功请求数一致，读后数据量不变。</w:t>
+        <w:t>基本测试包含两种实现、两个接口和 100/400/1000 个总线程，每个组合重复三次；各组升压 10 秒、循环 1 次。共完成 36 组、18,000 次请求、0 次失败。两种实现各 16 项真实 MySQL 功能测试全部通过；每组写入后的新增行数与成功请求数一致，读后数据量不变。</w:t>
       </w:r>
-    </w:p>
-    <w:tbl>
-      <w:tblPr>
-        <w:tblW w:type="auto" w:w="0"/>
-        <w:jc w:val="center"/>
-        <w:tblLayout w:type="fixed"/>
-        <w:tblLook w:firstColumn="1" w:firstRow="1" w:lastColumn="0" w:lastRow="0" w:noHBand="0" w:noVBand="1" w:val="04A0"/>
-        <w:tblBorders>
-          <w:top w:val="single" w:sz="4" w:color="D9D9D9"/>
-          <w:left w:val="single" w:sz="4" w:color="D9D9D9"/>
-          <w:bottom w:val="single" w:sz="4" w:color="D9D9D9"/>
-          <w:right w:val="single" w:sz="4" w:color="D9D9D9"/>
-          <w:insideH w:val="single" w:sz="4" w:color="D9D9D9"/>
-          <w:insideV w:val="single" w:sz="4" w:color="D9D9D9"/>
-        </w:tblBorders>
-      </w:tblPr>
-      <w:tblGrid>
-        <w:gridCol w:w="648"/>
-        <w:gridCol w:w="1152"/>
-        <w:gridCol w:w="3528"/>
-        <w:gridCol w:w="2160"/>
-        <w:gridCol w:w="2160"/>
-      </w:tblGrid>
-      <w:tr>
-        <w:trPr>
-          <w:cantSplit/>
-          <w:tblHeader/>
-        </w:trPr>
-        <w:tc>
-          <w:tcPr>
-            <w:tcW w:type="dxa" w:w="648"/>
-            <w:vAlign w:val="center"/>
-            <w:shd w:fill="E5EBF1"/>
-            <w:tcMar>
-              <w:top w:w="80" w:type="dxa"/>
-              <w:left w:w="80" w:type="dxa"/>
-              <w:bottom w:w="80" w:type="dxa"/>
-              <w:right w:w="80" w:type="dxa"/>
-            </w:tcMar>
-          </w:tcPr>
-          <w:p>
-            <w:pPr>
-              <w:spacing w:after="20" w:line="259" w:lineRule="auto"/>
-              <w:jc w:val="left"/>
-            </w:pPr>
-            <w:r>
-              <w:rPr>
-                <w:b/>
-                <w:sz w:val="19"/>
-              </w:rPr>
-              <w:t>操作</w:t>
-            </w:r>
-          </w:p>
-        </w:tc>
-        <w:tc>
-          <w:tcPr>
-            <w:tcW w:type="dxa" w:w="1152"/>
-            <w:vAlign w:val="center"/>
-            <w:shd w:fill="E5EBF1"/>
-            <w:tcMar>
-              <w:top w:w="80" w:type="dxa"/>
-              <w:left w:w="80" w:type="dxa"/>
-              <w:bottom w:w="80" w:type="dxa"/>
-              <w:right w:w="80" w:type="dxa"/>
-            </w:tcMar>
-          </w:tcPr>
-          <w:p>
-            <w:pPr>
-              <w:spacing w:after="20" w:line="259" w:lineRule="auto"/>
-              <w:jc w:val="center"/>
-            </w:pPr>
-            <w:r>
-              <w:rPr>
-                <w:b/>
-                <w:sz w:val="19"/>
-              </w:rPr>
-              <w:t>实现</w:t>
-            </w:r>
-          </w:p>
-        </w:tc>
-        <w:tc>
-          <w:tcPr>
-            <w:tcW w:type="dxa" w:w="3528"/>
-            <w:vAlign w:val="center"/>
-            <w:shd w:fill="E5EBF1"/>
-            <w:tcMar>
-              <w:top w:w="80" w:type="dxa"/>
-              <w:left w:w="80" w:type="dxa"/>
-              <w:bottom w:w="80" w:type="dxa"/>
-              <w:right w:w="80" w:type="dxa"/>
-            </w:tcMar>
-          </w:tcPr>
-          <w:p>
-            <w:pPr>
-              <w:spacing w:after="20" w:line="259" w:lineRule="auto"/>
-              <w:jc w:val="center"/>
-            </w:pPr>
-            <w:r>
-              <w:rPr>
-                <w:b/>
-                <w:sz w:val="19"/>
-              </w:rPr>
-              <w:t>1000 线程吞吐量 req/s</w:t>
-            </w:r>
-          </w:p>
-        </w:tc>
-        <w:tc>
-          <w:tcPr>
-            <w:tcW w:type="dxa" w:w="2160"/>
-            <w:vAlign w:val="center"/>
-            <w:shd w:fill="E5EBF1"/>
-            <w:tcMar>
-              <w:top w:w="80" w:type="dxa"/>
-              <w:left w:w="80" w:type="dxa"/>
-              <w:bottom w:w="80" w:type="dxa"/>
-              <w:right w:w="80" w:type="dxa"/>
-            </w:tcMar>
-          </w:tcPr>
-          <w:p>
-            <w:pPr>
-              <w:spacing w:after="20" w:line="259" w:lineRule="auto"/>
-              <w:jc w:val="center"/>
-            </w:pPr>
-            <w:r>
-              <w:rPr>
-                <w:b/>
-                <w:sz w:val="19"/>
-              </w:rPr>
-              <w:t>平均响应 ms</w:t>
-            </w:r>
-          </w:p>
-        </w:tc>
-        <w:tc>
-          <w:tcPr>
-            <w:tcW w:type="dxa" w:w="2160"/>
-            <w:vAlign w:val="center"/>
-            <w:shd w:fill="E5EBF1"/>
-            <w:tcMar>
-              <w:top w:w="80" w:type="dxa"/>
-              <w:left w:w="80" w:type="dxa"/>
-              <w:bottom w:w="80" w:type="dxa"/>
-              <w:right w:w="80" w:type="dxa"/>
-            </w:tcMar>
-          </w:tcPr>
-          <w:p>
-            <w:pPr>
-              <w:spacing w:after="20" w:line="259" w:lineRule="auto"/>
-              <w:jc w:val="center"/>
-            </w:pPr>
-            <w:r>
-              <w:rPr>
-                <w:b/>
-                <w:sz w:val="19"/>
-              </w:rPr>
-              <w:t>P95 ms</w:t>
-            </w:r>
-          </w:p>
-        </w:tc>
-      </w:tr>
-      <w:tr>
-        <w:trPr>
-          <w:cantSplit/>
-        </w:trPr>
-        <w:tc>
-          <w:tcPr>
-            <w:tcW w:type="dxa" w:w="648"/>
-            <w:vAlign w:val="center"/>
-            <w:shd w:fill="FFFFFF"/>
-            <w:tcMar>
-              <w:top w:w="80" w:type="dxa"/>
-              <w:left w:w="80" w:type="dxa"/>
-              <w:bottom w:w="80" w:type="dxa"/>
-              <w:right w:w="80" w:type="dxa"/>
-            </w:tcMar>
-          </w:tcPr>
-          <w:p>
-            <w:pPr>
-              <w:spacing w:after="20" w:line="259" w:lineRule="auto"/>
-              <w:jc w:val="left"/>
-            </w:pPr>
-            <w:r>
-              <w:rPr>
-                <w:b w:val="0"/>
-                <w:sz w:val="19"/>
-              </w:rPr>
-              <w:t>读</w:t>
-            </w:r>
-          </w:p>
-        </w:tc>
-        <w:tc>
-          <w:tcPr>
-            <w:tcW w:type="dxa" w:w="1152"/>
-            <w:vAlign w:val="center"/>
-            <w:shd w:fill="FFFFFF"/>
-            <w:tcMar>
-              <w:top w:w="80" w:type="dxa"/>
-              <w:left w:w="80" w:type="dxa"/>
-              <w:bottom w:w="80" w:type="dxa"/>
-              <w:right w:w="80" w:type="dxa"/>
-            </w:tcMar>
-          </w:tcPr>
-          <w:p>
-            <w:pPr>
-              <w:spacing w:after="20" w:line="259" w:lineRule="auto"/>
-              <w:jc w:val="center"/>
-            </w:pPr>
-            <w:r>
-              <w:rPr>
-                <w:b w:val="0"/>
-                <w:sz w:val="19"/>
-              </w:rPr>
-              <w:t>JPA</w:t>
-            </w:r>
-          </w:p>
-        </w:tc>
-        <w:tc>
-          <w:tcPr>
-            <w:tcW w:type="dxa" w:w="3528"/>
-            <w:vAlign w:val="center"/>
-            <w:shd w:fill="FFFFFF"/>
-            <w:tcMar>
-              <w:top w:w="80" w:type="dxa"/>
-              <w:left w:w="80" w:type="dxa"/>
-              <w:bottom w:w="80" w:type="dxa"/>
-              <w:right w:w="80" w:type="dxa"/>
-            </w:tcMar>
-          </w:tcPr>
-          <w:p>
-            <w:pPr>
-              <w:spacing w:after="20" w:line="259" w:lineRule="auto"/>
-              <w:jc w:val="center"/>
-            </w:pPr>
-            <w:r>
-              <w:rPr>
-                <w:b w:val="0"/>
-                <w:sz w:val="19"/>
-              </w:rPr>
-              <w:t>101.7 ± 0.0</w:t>
-            </w:r>
-          </w:p>
-        </w:tc>
-        <w:tc>
-          <w:tcPr>
-            <w:tcW w:type="dxa" w:w="2160"/>
-            <w:vAlign w:val="center"/>
-            <w:shd w:fill="FFFFFF"/>
-            <w:tcMar>
-              <w:top w:w="80" w:type="dxa"/>
-              <w:left w:w="80" w:type="dxa"/>
-              <w:bottom w:w="80" w:type="dxa"/>
-              <w:right w:w="80" w:type="dxa"/>
-            </w:tcMar>
-          </w:tcPr>
-          <w:p>
-            <w:pPr>
-              <w:spacing w:after="20" w:line="259" w:lineRule="auto"/>
-              <w:jc w:val="center"/>
-            </w:pPr>
-            <w:r>
-              <w:rPr>
-                <w:b w:val="0"/>
-                <w:sz w:val="19"/>
-              </w:rPr>
-              <w:t>11.58</w:t>
-            </w:r>
-          </w:p>
-        </w:tc>
-        <w:tc>
-          <w:tcPr>
-            <w:tcW w:type="dxa" w:w="2160"/>
-            <w:vAlign w:val="center"/>
-            <w:shd w:fill="FFFFFF"/>
-            <w:tcMar>
-              <w:top w:w="80" w:type="dxa"/>
-              <w:left w:w="80" w:type="dxa"/>
-              <w:bottom w:w="80" w:type="dxa"/>
-              <w:right w:w="80" w:type="dxa"/>
-            </w:tcMar>
-          </w:tcPr>
-          <w:p>
-            <w:pPr>
-              <w:spacing w:after="20" w:line="259" w:lineRule="auto"/>
-              <w:jc w:val="center"/>
-            </w:pPr>
-            <w:r>
-              <w:rPr>
-                <w:b w:val="0"/>
-                <w:sz w:val="19"/>
-              </w:rPr>
-              <w:t>58.35</w:t>
-            </w:r>
-          </w:p>
-        </w:tc>
-      </w:tr>
-      <w:tr>
-        <w:trPr>
-          <w:cantSplit/>
-        </w:trPr>
-        <w:tc>
-          <w:tcPr>
-            <w:tcW w:type="dxa" w:w="648"/>
-            <w:vAlign w:val="center"/>
-            <w:shd w:fill="F7F9FB"/>
-            <w:tcMar>
-              <w:top w:w="80" w:type="dxa"/>
-              <w:left w:w="80" w:type="dxa"/>
-              <w:bottom w:w="80" w:type="dxa"/>
-              <w:right w:w="80" w:type="dxa"/>
-            </w:tcMar>
-          </w:tcPr>
-          <w:p>
-            <w:pPr>
-              <w:spacing w:after="20" w:line="259" w:lineRule="auto"/>
-              <w:jc w:val="left"/>
-            </w:pPr>
-            <w:r>
-              <w:rPr>
-                <w:b w:val="0"/>
-                <w:sz w:val="19"/>
-              </w:rPr>
-              <w:t>读</w:t>
-            </w:r>
-          </w:p>
-        </w:tc>
-        <w:tc>
-          <w:tcPr>
-            <w:tcW w:type="dxa" w:w="1152"/>
-            <w:vAlign w:val="center"/>
-            <w:shd w:fill="F7F9FB"/>
-            <w:tcMar>
-              <w:top w:w="80" w:type="dxa"/>
-              <w:left w:w="80" w:type="dxa"/>
-              <w:bottom w:w="80" w:type="dxa"/>
-              <w:right w:w="80" w:type="dxa"/>
-            </w:tcMar>
-          </w:tcPr>
-          <w:p>
-            <w:pPr>
-              <w:spacing w:after="20" w:line="259" w:lineRule="auto"/>
-              <w:jc w:val="center"/>
-            </w:pPr>
-            <w:r>
-              <w:rPr>
-                <w:b w:val="0"/>
-                <w:sz w:val="19"/>
-              </w:rPr>
-              <w:t>MyBatis</w:t>
-            </w:r>
-          </w:p>
-        </w:tc>
-        <w:tc>
-          <w:tcPr>
-            <w:tcW w:type="dxa" w:w="3528"/>
-            <w:vAlign w:val="center"/>
-            <w:shd w:fill="F7F9FB"/>
-            <w:tcMar>
-              <w:top w:w="80" w:type="dxa"/>
-              <w:left w:w="80" w:type="dxa"/>
-              <w:bottom w:w="80" w:type="dxa"/>
-              <w:right w:w="80" w:type="dxa"/>
-            </w:tcMar>
-          </w:tcPr>
-          <w:p>
-            <w:pPr>
-              <w:spacing w:after="20" w:line="259" w:lineRule="auto"/>
-              <w:jc w:val="center"/>
-            </w:pPr>
-            <w:r>
-              <w:rPr>
-                <w:b w:val="0"/>
-                <w:sz w:val="19"/>
-              </w:rPr>
-              <w:t>101.7 ± 0.0</w:t>
-            </w:r>
-          </w:p>
-        </w:tc>
-        <w:tc>
-          <w:tcPr>
-            <w:tcW w:type="dxa" w:w="2160"/>
-            <w:vAlign w:val="center"/>
-            <w:shd w:fill="F7F9FB"/>
-            <w:tcMar>
-              <w:top w:w="80" w:type="dxa"/>
-              <w:left w:w="80" w:type="dxa"/>
-              <w:bottom w:w="80" w:type="dxa"/>
-              <w:right w:w="80" w:type="dxa"/>
-            </w:tcMar>
-          </w:tcPr>
-          <w:p>
-            <w:pPr>
-              <w:spacing w:after="20" w:line="259" w:lineRule="auto"/>
-              <w:jc w:val="center"/>
-            </w:pPr>
-            <w:r>
-              <w:rPr>
-                <w:b w:val="0"/>
-                <w:sz w:val="19"/>
-              </w:rPr>
-              <w:t>8.35</w:t>
-            </w:r>
-          </w:p>
-        </w:tc>
-        <w:tc>
-          <w:tcPr>
-            <w:tcW w:type="dxa" w:w="2160"/>
-            <w:vAlign w:val="center"/>
-            <w:shd w:fill="F7F9FB"/>
-            <w:tcMar>
-              <w:top w:w="80" w:type="dxa"/>
-              <w:left w:w="80" w:type="dxa"/>
-              <w:bottom w:w="80" w:type="dxa"/>
-              <w:right w:w="80" w:type="dxa"/>
-            </w:tcMar>
-          </w:tcPr>
-          <w:p>
-            <w:pPr>
-              <w:spacing w:after="20" w:line="259" w:lineRule="auto"/>
-              <w:jc w:val="center"/>
-            </w:pPr>
-            <w:r>
-              <w:rPr>
-                <w:b w:val="0"/>
-                <w:sz w:val="19"/>
-              </w:rPr>
-              <w:t>36.38</w:t>
-            </w:r>
-          </w:p>
-        </w:tc>
-      </w:tr>
-      <w:tr>
-        <w:trPr>
-          <w:cantSplit/>
-        </w:trPr>
-        <w:tc>
-          <w:tcPr>
-            <w:tcW w:type="dxa" w:w="648"/>
-            <w:vAlign w:val="center"/>
-            <w:shd w:fill="FFFFFF"/>
-            <w:tcMar>
-              <w:top w:w="80" w:type="dxa"/>
-              <w:left w:w="80" w:type="dxa"/>
-              <w:bottom w:w="80" w:type="dxa"/>
-              <w:right w:w="80" w:type="dxa"/>
-            </w:tcMar>
-          </w:tcPr>
-          <w:p>
-            <w:pPr>
-              <w:spacing w:after="20" w:line="259" w:lineRule="auto"/>
-              <w:jc w:val="left"/>
-            </w:pPr>
-            <w:r>
-              <w:rPr>
-                <w:b w:val="0"/>
-                <w:sz w:val="19"/>
-              </w:rPr>
-              <w:t>写</w:t>
-            </w:r>
-          </w:p>
-        </w:tc>
-        <w:tc>
-          <w:tcPr>
-            <w:tcW w:type="dxa" w:w="1152"/>
-            <w:vAlign w:val="center"/>
-            <w:shd w:fill="FFFFFF"/>
-            <w:tcMar>
-              <w:top w:w="80" w:type="dxa"/>
-              <w:left w:w="80" w:type="dxa"/>
-              <w:bottom w:w="80" w:type="dxa"/>
-              <w:right w:w="80" w:type="dxa"/>
-            </w:tcMar>
-          </w:tcPr>
-          <w:p>
-            <w:pPr>
-              <w:spacing w:after="20" w:line="259" w:lineRule="auto"/>
-              <w:jc w:val="center"/>
-            </w:pPr>
-            <w:r>
-              <w:rPr>
-                <w:b w:val="0"/>
-                <w:sz w:val="19"/>
-              </w:rPr>
-              <w:t>JPA</w:t>
-            </w:r>
-          </w:p>
-        </w:tc>
-        <w:tc>
-          <w:tcPr>
-            <w:tcW w:type="dxa" w:w="3528"/>
-            <w:vAlign w:val="center"/>
-            <w:shd w:fill="FFFFFF"/>
-            <w:tcMar>
-              <w:top w:w="80" w:type="dxa"/>
-              <w:left w:w="80" w:type="dxa"/>
-              <w:bottom w:w="80" w:type="dxa"/>
-              <w:right w:w="80" w:type="dxa"/>
-            </w:tcMar>
-          </w:tcPr>
-          <w:p>
-            <w:pPr>
-              <w:spacing w:after="20" w:line="259" w:lineRule="auto"/>
-              <w:jc w:val="center"/>
-            </w:pPr>
-            <w:r>
-              <w:rPr>
-                <w:b w:val="0"/>
-                <w:sz w:val="19"/>
-              </w:rPr>
-              <w:t>101.0 ± 0.7</w:t>
-            </w:r>
-          </w:p>
-        </w:tc>
-        <w:tc>
-          <w:tcPr>
-            <w:tcW w:type="dxa" w:w="2160"/>
-            <w:vAlign w:val="center"/>
-            <w:shd w:fill="FFFFFF"/>
-            <w:tcMar>
-              <w:top w:w="80" w:type="dxa"/>
-              <w:left w:w="80" w:type="dxa"/>
-              <w:bottom w:w="80" w:type="dxa"/>
-              <w:right w:w="80" w:type="dxa"/>
-            </w:tcMar>
-          </w:tcPr>
-          <w:p>
-            <w:pPr>
-              <w:spacing w:after="20" w:line="259" w:lineRule="auto"/>
-              <w:jc w:val="center"/>
-            </w:pPr>
-            <w:r>
-              <w:rPr>
-                <w:b w:val="0"/>
-                <w:sz w:val="19"/>
-              </w:rPr>
-              <w:t>1307.02</w:t>
-            </w:r>
-          </w:p>
-        </w:tc>
-        <w:tc>
-          <w:tcPr>
-            <w:tcW w:type="dxa" w:w="2160"/>
-            <w:vAlign w:val="center"/>
-            <w:shd w:fill="FFFFFF"/>
-            <w:tcMar>
-              <w:top w:w="80" w:type="dxa"/>
-              <w:left w:w="80" w:type="dxa"/>
-              <w:bottom w:w="80" w:type="dxa"/>
-              <w:right w:w="80" w:type="dxa"/>
-            </w:tcMar>
-          </w:tcPr>
-          <w:p>
-            <w:pPr>
-              <w:spacing w:after="20" w:line="259" w:lineRule="auto"/>
-              <w:jc w:val="center"/>
-            </w:pPr>
-            <w:r>
-              <w:rPr>
-                <w:b w:val="0"/>
-                <w:sz w:val="19"/>
-              </w:rPr>
-              <w:t>2994.28</w:t>
-            </w:r>
-          </w:p>
-        </w:tc>
-      </w:tr>
-      <w:tr>
-        <w:trPr>
-          <w:cantSplit/>
-        </w:trPr>
-        <w:tc>
-          <w:tcPr>
-            <w:tcW w:type="dxa" w:w="648"/>
-            <w:vAlign w:val="center"/>
-            <w:shd w:fill="F7F9FB"/>
-            <w:tcMar>
-              <w:top w:w="80" w:type="dxa"/>
-              <w:left w:w="80" w:type="dxa"/>
-              <w:bottom w:w="80" w:type="dxa"/>
-              <w:right w:w="80" w:type="dxa"/>
-            </w:tcMar>
-          </w:tcPr>
-          <w:p>
-            <w:pPr>
-              <w:spacing w:after="20" w:line="259" w:lineRule="auto"/>
-              <w:jc w:val="left"/>
-            </w:pPr>
-            <w:r>
-              <w:rPr>
-                <w:b w:val="0"/>
-                <w:sz w:val="19"/>
-              </w:rPr>
-              <w:t>写</w:t>
-            </w:r>
-          </w:p>
-        </w:tc>
-        <w:tc>
-          <w:tcPr>
-            <w:tcW w:type="dxa" w:w="1152"/>
-            <w:vAlign w:val="center"/>
-            <w:shd w:fill="F7F9FB"/>
-            <w:tcMar>
-              <w:top w:w="80" w:type="dxa"/>
-              <w:left w:w="80" w:type="dxa"/>
-              <w:bottom w:w="80" w:type="dxa"/>
-              <w:right w:w="80" w:type="dxa"/>
-            </w:tcMar>
-          </w:tcPr>
-          <w:p>
-            <w:pPr>
-              <w:spacing w:after="20" w:line="259" w:lineRule="auto"/>
-              <w:jc w:val="center"/>
-            </w:pPr>
-            <w:r>
-              <w:rPr>
-                <w:b w:val="0"/>
-                <w:sz w:val="19"/>
-              </w:rPr>
-              <w:t>MyBatis</w:t>
-            </w:r>
-          </w:p>
-        </w:tc>
-        <w:tc>
-          <w:tcPr>
-            <w:tcW w:type="dxa" w:w="3528"/>
-            <w:vAlign w:val="center"/>
-            <w:shd w:fill="F7F9FB"/>
-            <w:tcMar>
-              <w:top w:w="80" w:type="dxa"/>
-              <w:left w:w="80" w:type="dxa"/>
-              <w:bottom w:w="80" w:type="dxa"/>
-              <w:right w:w="80" w:type="dxa"/>
-            </w:tcMar>
-          </w:tcPr>
-          <w:p>
-            <w:pPr>
-              <w:spacing w:after="20" w:line="259" w:lineRule="auto"/>
-              <w:jc w:val="center"/>
-            </w:pPr>
-            <w:r>
-              <w:rPr>
-                <w:b w:val="0"/>
-                <w:sz w:val="19"/>
-              </w:rPr>
-              <w:t>101.1 ± 0.1</w:t>
-            </w:r>
-          </w:p>
-        </w:tc>
-        <w:tc>
-          <w:tcPr>
-            <w:tcW w:type="dxa" w:w="2160"/>
-            <w:vAlign w:val="center"/>
-            <w:shd w:fill="F7F9FB"/>
-            <w:tcMar>
-              <w:top w:w="80" w:type="dxa"/>
-              <w:left w:w="80" w:type="dxa"/>
-              <w:bottom w:w="80" w:type="dxa"/>
-              <w:right w:w="80" w:type="dxa"/>
-            </w:tcMar>
-          </w:tcPr>
-          <w:p>
-            <w:pPr>
-              <w:spacing w:after="20" w:line="259" w:lineRule="auto"/>
-              <w:jc w:val="center"/>
-            </w:pPr>
-            <w:r>
-              <w:rPr>
-                <w:b w:val="0"/>
-                <w:sz w:val="19"/>
-              </w:rPr>
-              <w:t>41.33</w:t>
-            </w:r>
-          </w:p>
-        </w:tc>
-        <w:tc>
-          <w:tcPr>
-            <w:tcW w:type="dxa" w:w="2160"/>
-            <w:vAlign w:val="center"/>
-            <w:shd w:fill="F7F9FB"/>
-            <w:tcMar>
-              <w:top w:w="80" w:type="dxa"/>
-              <w:left w:w="80" w:type="dxa"/>
-              <w:bottom w:w="80" w:type="dxa"/>
-              <w:right w:w="80" w:type="dxa"/>
-            </w:tcMar>
-          </w:tcPr>
-          <w:p>
-            <w:pPr>
-              <w:spacing w:after="20" w:line="259" w:lineRule="auto"/>
-              <w:jc w:val="center"/>
-            </w:pPr>
-            <w:r>
-              <w:rPr>
-                <w:b w:val="0"/>
-                <w:sz w:val="19"/>
-              </w:rPr>
-              <w:t>248.80</w:t>
-            </w:r>
-          </w:p>
-        </w:tc>
-      </w:tr>
-    </w:tbl>
-    <w:p>
-      <w:pPr>
-        <w:spacing w:after="20"/>
-      </w:pPr>
     </w:p>
     <w:p>
       <w:r>
-        <w:t>表中为三次重复的均值，± 表示吞吐量的样本标准差，P95 列为三次 P95 的平均值。在本次 1000 线程写入条件下，MyBatis 的平均响应时间和尾延迟低于 JPA；读取场景的均值差异较小，两种实现均存在轮间波动。</w:t>
+        <w:t>基本测试中，MyBatis 在三个线程档位下均表现为读快于写；1000 线程时，读取与写入平均耗时分别为 8.35 ms 和 41.33 ms，写入约为读取的 4.95 倍。相同档位下，JPA 写入平均耗时为 1307.02 ms。三次重复存在明显波动，结果描述当前实现、配置和请求模型下的表现。</w:t>
       </w:r>
     </w:p>
     <w:p>
       <w:r>
         <w:t>1000 个线程在 10 秒内陆续启动，每个线程只发送一次请求，因此该结果描述给定请求节奏下的表现，不代表系统的最大吞吐量或持续并发容量。CPU 使用最近 5 分钟的平均变化率计算，适合观察整体负载趋势。</w:t>
+      </w:r>
+    </w:p>
+    <w:p>
+      <w:r>
+        <w:t>另完成扩展负载实验54组、93,600次请求，测试读取1000–1200线程与2循环、写入1000–1300线程与1循环。18种配置中，13种在三轮中均达到至少80%的请求成功且响应不超过40 ms。两批共90组、111600次请求，分别统计并保存。</w:t>
       </w:r>
     </w:p>
     <w:p>
@@ -775,7 +76,12 @@
         <w:pStyle w:val="Heading1"/>
       </w:pPr>
       <w:r>
-        <w:t>1 实验目的与测试流程</w:t>
+        <w:t>1 问题描述</w:t>
+      </w:r>
+    </w:p>
+    <w:p>
+      <w:r>
+        <w:t>本实验考察三个问题：Spring Data JPA 在商品读写接口上的性能如何；MyBatis 在相同请求规模下读取与写入的效率有何差异；相同业务接口切换持久层后，响应表现是否发生变化。以响应时间分布、随时间的变化和重复测试结果回答这些问题，并结合运行指标说明结论的适用范围。</w:t>
       </w:r>
     </w:p>
     <w:p>
@@ -1031,7 +337,7 @@
                 <w:b w:val="0"/>
                 <w:sz w:val="19"/>
               </w:rPr>
-              <w:t>按参数设置总线程数，10 秒升压，每线程执行 1 次</w:t>
+              <w:t>10秒升压；基本测试1循环；扩展读取2循环</w:t>
             </w:r>
           </w:p>
         </w:tc>
@@ -1285,7 +591,7 @@
     </w:p>
     <w:p>
       <w:r>
-        <w:t>每组 JTL 的样本数应等于配置的总线程数；写入成功数还需与数据库新增行数一致。程序、测试计划、配置、原始数据和分析脚本一并保存，使用 SHA-256 校验文件完整性。数据库密码通过外部配置注入。</w:t>
+        <w:t>每组 JTL 的样本数应等于总线程数乘以循环次数；写入成功数还需与数据库新增行数一致。程序、测试计划、配置、原始数据和分析脚本一并保存，使用 SHA-256 校验文件完整性。数据库密码通过外部配置注入。</w:t>
       </w:r>
     </w:p>
     <w:p>
@@ -1298,7 +604,15 @@
         <w:pStyle w:val="Heading1"/>
       </w:pPr>
       <w:r>
-        <w:t>2 四节点环境与构建</w:t>
+        <w:t>2 实验分析</w:t>
+      </w:r>
+    </w:p>
+    <w:p>
+      <w:pPr>
+        <w:pStyle w:val="Heading2"/>
+      </w:pPr>
+      <w:r>
+        <w:t>2.1 实验环境与构建</w:t>
       </w:r>
     </w:p>
     <w:p>
@@ -2250,7 +1564,7 @@
         <w:pStyle w:val="Heading1"/>
       </w:pPr>
       <w:r>
-        <w:t>3 持久层实现与功能验证</w:t>
+        <w:t>2.2 持久层实现与功能验证</w:t>
       </w:r>
     </w:p>
     <w:p>
@@ -2855,7 +2169,7 @@
         <w:pStyle w:val="Heading1"/>
       </w:pPr>
       <w:r>
-        <w:t>4 数据准备与过程控制</w:t>
+        <w:t>2.3 数据准备与过程控制</w:t>
       </w:r>
     </w:p>
     <w:p>
@@ -2987,7 +2301,7 @@
         <w:pStyle w:val="Heading1"/>
       </w:pPr>
       <w:r>
-        <w:t>5 实验设计与监控口径</w:t>
+        <w:t>2.4 实验设计与评价方法</w:t>
       </w:r>
     </w:p>
     <w:tbl>
@@ -3475,6 +2789,11 @@
     <w:p>
       <w:r>
         <w:t>三个线程档位用于比较不同请求规模下的响应变化。各组采用相同的请求路径、随机数据生成方式和断言，固定升压时间与循环次数，仅改变总线程数和持久层实现。</w:t>
+      </w:r>
+    </w:p>
+    <w:p>
+      <w:r>
+        <w:t>MyBatis 的对比实验由 2 个接口 × 3 个线程档位 × 3 次重复组成，共 18 组、9000 次请求，其中读、写各 4500 次。JPA 按同样设计完成另外 18 组。读写对比固定持久层与线程档位，观察操作类型的影响；框架对比固定接口与线程档位，观察持久层实现的影响。随机写载荷采用相同生成规则，并非逐条相同的请求内容。</w:t>
       </w:r>
     </w:p>
     <w:p>
@@ -3518,7 +2837,7 @@
         <w:pStyle w:val="Heading1"/>
       </w:pPr>
       <w:r>
-        <w:t>6 读写性能测试结果</w:t>
+        <w:t>2.5 基本读写性能测试结果</w:t>
       </w:r>
     </w:p>
     <w:p>
@@ -6055,7 +5374,7 @@
         <w:pStyle w:val="Heading1"/>
       </w:pPr>
       <w:r>
-        <w:t>7 延迟与重复波动</w:t>
+        <w:t>2.6 延迟与重复波动</w:t>
       </w:r>
     </w:p>
     <w:p>
@@ -8248,7 +7567,846 @@
         <w:pStyle w:val="Heading1"/>
       </w:pPr>
       <w:r>
-        <w:t>8 响应分布与时间变化</w:t>
+        <w:t>2.7 MyBatis 读写效率对比</w:t>
+      </w:r>
+    </w:p>
+    <w:p>
+      <w:r>
+        <w:t>在固定 MyBatis 实现、10 秒升压及单次循环的条件下，分别比较读取与新建商品。表中响应时间为三轮均值；写读耗时比为写入平均响应时间除以读取平均响应时间，用于描述相同线程档位下的操作差异。</w:t>
+      </w:r>
+    </w:p>
+    <w:tbl>
+      <w:tblPr>
+        <w:tblW w:type="auto" w:w="0"/>
+        <w:jc w:val="center"/>
+        <w:tblLayout w:type="fixed"/>
+        <w:tblLook w:firstColumn="1" w:firstRow="1" w:lastColumn="0" w:lastRow="0" w:noHBand="0" w:noVBand="1" w:val="04A0"/>
+        <w:tblBorders>
+          <w:top w:val="single" w:sz="4" w:color="D9D9D9"/>
+          <w:left w:val="single" w:sz="4" w:color="D9D9D9"/>
+          <w:bottom w:val="single" w:sz="4" w:color="D9D9D9"/>
+          <w:right w:val="single" w:sz="4" w:color="D9D9D9"/>
+          <w:insideH w:val="single" w:sz="4" w:color="D9D9D9"/>
+          <w:insideV w:val="single" w:sz="4" w:color="D9D9D9"/>
+        </w:tblBorders>
+      </w:tblPr>
+      <w:tblGrid>
+        <w:gridCol w:w="936"/>
+        <w:gridCol w:w="1728"/>
+        <w:gridCol w:w="1728"/>
+        <w:gridCol w:w="1800"/>
+        <w:gridCol w:w="1728"/>
+        <w:gridCol w:w="1728"/>
+      </w:tblGrid>
+      <w:tr>
+        <w:trPr>
+          <w:cantSplit/>
+          <w:tblHeader/>
+        </w:trPr>
+        <w:tc>
+          <w:tcPr>
+            <w:tcW w:type="dxa" w:w="936"/>
+            <w:vAlign w:val="center"/>
+            <w:shd w:fill="E5EBF1"/>
+            <w:tcMar>
+              <w:top w:w="80" w:type="dxa"/>
+              <w:left w:w="80" w:type="dxa"/>
+              <w:bottom w:w="80" w:type="dxa"/>
+              <w:right w:w="80" w:type="dxa"/>
+            </w:tcMar>
+          </w:tcPr>
+          <w:p>
+            <w:pPr>
+              <w:spacing w:after="20" w:line="259" w:lineRule="auto"/>
+              <w:jc w:val="left"/>
+            </w:pPr>
+            <w:r>
+              <w:rPr>
+                <w:b/>
+                <w:sz w:val="19"/>
+              </w:rPr>
+              <w:t>总线程</w:t>
+            </w:r>
+          </w:p>
+        </w:tc>
+        <w:tc>
+          <w:tcPr>
+            <w:tcW w:type="dxa" w:w="1728"/>
+            <w:vAlign w:val="center"/>
+            <w:shd w:fill="E5EBF1"/>
+            <w:tcMar>
+              <w:top w:w="80" w:type="dxa"/>
+              <w:left w:w="80" w:type="dxa"/>
+              <w:bottom w:w="80" w:type="dxa"/>
+              <w:right w:w="80" w:type="dxa"/>
+            </w:tcMar>
+          </w:tcPr>
+          <w:p>
+            <w:pPr>
+              <w:spacing w:after="20" w:line="259" w:lineRule="auto"/>
+              <w:jc w:val="center"/>
+            </w:pPr>
+            <w:r>
+              <w:rPr>
+                <w:b/>
+                <w:sz w:val="19"/>
+              </w:rPr>
+              <w:t>读均值 ms</w:t>
+            </w:r>
+          </w:p>
+        </w:tc>
+        <w:tc>
+          <w:tcPr>
+            <w:tcW w:type="dxa" w:w="1728"/>
+            <w:vAlign w:val="center"/>
+            <w:shd w:fill="E5EBF1"/>
+            <w:tcMar>
+              <w:top w:w="80" w:type="dxa"/>
+              <w:left w:w="80" w:type="dxa"/>
+              <w:bottom w:w="80" w:type="dxa"/>
+              <w:right w:w="80" w:type="dxa"/>
+            </w:tcMar>
+          </w:tcPr>
+          <w:p>
+            <w:pPr>
+              <w:spacing w:after="20" w:line="259" w:lineRule="auto"/>
+              <w:jc w:val="center"/>
+            </w:pPr>
+            <w:r>
+              <w:rPr>
+                <w:b/>
+                <w:sz w:val="19"/>
+              </w:rPr>
+              <w:t>写均值 ms</w:t>
+            </w:r>
+          </w:p>
+        </w:tc>
+        <w:tc>
+          <w:tcPr>
+            <w:tcW w:type="dxa" w:w="1800"/>
+            <w:vAlign w:val="center"/>
+            <w:shd w:fill="E5EBF1"/>
+            <w:tcMar>
+              <w:top w:w="80" w:type="dxa"/>
+              <w:left w:w="80" w:type="dxa"/>
+              <w:bottom w:w="80" w:type="dxa"/>
+              <w:right w:w="80" w:type="dxa"/>
+            </w:tcMar>
+          </w:tcPr>
+          <w:p>
+            <w:pPr>
+              <w:spacing w:after="20" w:line="259" w:lineRule="auto"/>
+              <w:jc w:val="center"/>
+            </w:pPr>
+            <w:r>
+              <w:rPr>
+                <w:b/>
+                <w:sz w:val="19"/>
+              </w:rPr>
+              <w:t>写读耗时比</w:t>
+            </w:r>
+          </w:p>
+        </w:tc>
+        <w:tc>
+          <w:tcPr>
+            <w:tcW w:type="dxa" w:w="1728"/>
+            <w:vAlign w:val="center"/>
+            <w:shd w:fill="E5EBF1"/>
+            <w:tcMar>
+              <w:top w:w="80" w:type="dxa"/>
+              <w:left w:w="80" w:type="dxa"/>
+              <w:bottom w:w="80" w:type="dxa"/>
+              <w:right w:w="80" w:type="dxa"/>
+            </w:tcMar>
+          </w:tcPr>
+          <w:p>
+            <w:pPr>
+              <w:spacing w:after="20" w:line="259" w:lineRule="auto"/>
+              <w:jc w:val="center"/>
+            </w:pPr>
+            <w:r>
+              <w:rPr>
+                <w:b/>
+                <w:sz w:val="19"/>
+              </w:rPr>
+              <w:t>读 P95 ms</w:t>
+            </w:r>
+          </w:p>
+        </w:tc>
+        <w:tc>
+          <w:tcPr>
+            <w:tcW w:type="dxa" w:w="1728"/>
+            <w:vAlign w:val="center"/>
+            <w:shd w:fill="E5EBF1"/>
+            <w:tcMar>
+              <w:top w:w="80" w:type="dxa"/>
+              <w:left w:w="80" w:type="dxa"/>
+              <w:bottom w:w="80" w:type="dxa"/>
+              <w:right w:w="80" w:type="dxa"/>
+            </w:tcMar>
+          </w:tcPr>
+          <w:p>
+            <w:pPr>
+              <w:spacing w:after="20" w:line="259" w:lineRule="auto"/>
+              <w:jc w:val="center"/>
+            </w:pPr>
+            <w:r>
+              <w:rPr>
+                <w:b/>
+                <w:sz w:val="19"/>
+              </w:rPr>
+              <w:t>写 P95 ms</w:t>
+            </w:r>
+          </w:p>
+        </w:tc>
+      </w:tr>
+      <w:tr>
+        <w:trPr>
+          <w:cantSplit/>
+        </w:trPr>
+        <w:tc>
+          <w:tcPr>
+            <w:tcW w:type="dxa" w:w="936"/>
+            <w:vAlign w:val="center"/>
+            <w:shd w:fill="FFFFFF"/>
+            <w:tcMar>
+              <w:top w:w="80" w:type="dxa"/>
+              <w:left w:w="80" w:type="dxa"/>
+              <w:bottom w:w="80" w:type="dxa"/>
+              <w:right w:w="80" w:type="dxa"/>
+            </w:tcMar>
+          </w:tcPr>
+          <w:p>
+            <w:pPr>
+              <w:spacing w:after="20" w:line="259" w:lineRule="auto"/>
+              <w:jc w:val="left"/>
+            </w:pPr>
+            <w:r>
+              <w:rPr>
+                <w:b w:val="0"/>
+                <w:sz w:val="19"/>
+              </w:rPr>
+              <w:t>100</w:t>
+            </w:r>
+          </w:p>
+        </w:tc>
+        <w:tc>
+          <w:tcPr>
+            <w:tcW w:type="dxa" w:w="1728"/>
+            <w:vAlign w:val="center"/>
+            <w:shd w:fill="FFFFFF"/>
+            <w:tcMar>
+              <w:top w:w="80" w:type="dxa"/>
+              <w:left w:w="80" w:type="dxa"/>
+              <w:bottom w:w="80" w:type="dxa"/>
+              <w:right w:w="80" w:type="dxa"/>
+            </w:tcMar>
+          </w:tcPr>
+          <w:p>
+            <w:pPr>
+              <w:spacing w:after="20" w:line="259" w:lineRule="auto"/>
+              <w:jc w:val="center"/>
+            </w:pPr>
+            <w:r>
+              <w:rPr>
+                <w:b w:val="0"/>
+                <w:sz w:val="19"/>
+              </w:rPr>
+              <w:t>4.25</w:t>
+            </w:r>
+          </w:p>
+        </w:tc>
+        <w:tc>
+          <w:tcPr>
+            <w:tcW w:type="dxa" w:w="1728"/>
+            <w:vAlign w:val="center"/>
+            <w:shd w:fill="FFFFFF"/>
+            <w:tcMar>
+              <w:top w:w="80" w:type="dxa"/>
+              <w:left w:w="80" w:type="dxa"/>
+              <w:bottom w:w="80" w:type="dxa"/>
+              <w:right w:w="80" w:type="dxa"/>
+            </w:tcMar>
+          </w:tcPr>
+          <w:p>
+            <w:pPr>
+              <w:spacing w:after="20" w:line="259" w:lineRule="auto"/>
+              <w:jc w:val="center"/>
+            </w:pPr>
+            <w:r>
+              <w:rPr>
+                <w:b w:val="0"/>
+                <w:sz w:val="19"/>
+              </w:rPr>
+              <w:t>8.95</w:t>
+            </w:r>
+          </w:p>
+        </w:tc>
+        <w:tc>
+          <w:tcPr>
+            <w:tcW w:type="dxa" w:w="1800"/>
+            <w:vAlign w:val="center"/>
+            <w:shd w:fill="FFFFFF"/>
+            <w:tcMar>
+              <w:top w:w="80" w:type="dxa"/>
+              <w:left w:w="80" w:type="dxa"/>
+              <w:bottom w:w="80" w:type="dxa"/>
+              <w:right w:w="80" w:type="dxa"/>
+            </w:tcMar>
+          </w:tcPr>
+          <w:p>
+            <w:pPr>
+              <w:spacing w:after="20" w:line="259" w:lineRule="auto"/>
+              <w:jc w:val="center"/>
+            </w:pPr>
+            <w:r>
+              <w:rPr>
+                <w:b w:val="0"/>
+                <w:sz w:val="19"/>
+              </w:rPr>
+              <w:t>2.11</w:t>
+            </w:r>
+          </w:p>
+        </w:tc>
+        <w:tc>
+          <w:tcPr>
+            <w:tcW w:type="dxa" w:w="1728"/>
+            <w:vAlign w:val="center"/>
+            <w:shd w:fill="FFFFFF"/>
+            <w:tcMar>
+              <w:top w:w="80" w:type="dxa"/>
+              <w:left w:w="80" w:type="dxa"/>
+              <w:bottom w:w="80" w:type="dxa"/>
+              <w:right w:w="80" w:type="dxa"/>
+            </w:tcMar>
+          </w:tcPr>
+          <w:p>
+            <w:pPr>
+              <w:spacing w:after="20" w:line="259" w:lineRule="auto"/>
+              <w:jc w:val="center"/>
+            </w:pPr>
+            <w:r>
+              <w:rPr>
+                <w:b w:val="0"/>
+                <w:sz w:val="19"/>
+              </w:rPr>
+              <w:t>4.35</w:t>
+            </w:r>
+          </w:p>
+        </w:tc>
+        <w:tc>
+          <w:tcPr>
+            <w:tcW w:type="dxa" w:w="1728"/>
+            <w:vAlign w:val="center"/>
+            <w:shd w:fill="FFFFFF"/>
+            <w:tcMar>
+              <w:top w:w="80" w:type="dxa"/>
+              <w:left w:w="80" w:type="dxa"/>
+              <w:bottom w:w="80" w:type="dxa"/>
+              <w:right w:w="80" w:type="dxa"/>
+            </w:tcMar>
+          </w:tcPr>
+          <w:p>
+            <w:pPr>
+              <w:spacing w:after="20" w:line="259" w:lineRule="auto"/>
+              <w:jc w:val="center"/>
+            </w:pPr>
+            <w:r>
+              <w:rPr>
+                <w:b w:val="0"/>
+                <w:sz w:val="19"/>
+              </w:rPr>
+              <w:t>11.35</w:t>
+            </w:r>
+          </w:p>
+        </w:tc>
+      </w:tr>
+      <w:tr>
+        <w:trPr>
+          <w:cantSplit/>
+        </w:trPr>
+        <w:tc>
+          <w:tcPr>
+            <w:tcW w:type="dxa" w:w="936"/>
+            <w:vAlign w:val="center"/>
+            <w:shd w:fill="F7F9FB"/>
+            <w:tcMar>
+              <w:top w:w="80" w:type="dxa"/>
+              <w:left w:w="80" w:type="dxa"/>
+              <w:bottom w:w="80" w:type="dxa"/>
+              <w:right w:w="80" w:type="dxa"/>
+            </w:tcMar>
+          </w:tcPr>
+          <w:p>
+            <w:pPr>
+              <w:spacing w:after="20" w:line="259" w:lineRule="auto"/>
+              <w:jc w:val="left"/>
+            </w:pPr>
+            <w:r>
+              <w:rPr>
+                <w:b w:val="0"/>
+                <w:sz w:val="19"/>
+              </w:rPr>
+              <w:t>400</w:t>
+            </w:r>
+          </w:p>
+        </w:tc>
+        <w:tc>
+          <w:tcPr>
+            <w:tcW w:type="dxa" w:w="1728"/>
+            <w:vAlign w:val="center"/>
+            <w:shd w:fill="F7F9FB"/>
+            <w:tcMar>
+              <w:top w:w="80" w:type="dxa"/>
+              <w:left w:w="80" w:type="dxa"/>
+              <w:bottom w:w="80" w:type="dxa"/>
+              <w:right w:w="80" w:type="dxa"/>
+            </w:tcMar>
+          </w:tcPr>
+          <w:p>
+            <w:pPr>
+              <w:spacing w:after="20" w:line="259" w:lineRule="auto"/>
+              <w:jc w:val="center"/>
+            </w:pPr>
+            <w:r>
+              <w:rPr>
+                <w:b w:val="0"/>
+                <w:sz w:val="19"/>
+              </w:rPr>
+              <w:t>3.33</w:t>
+            </w:r>
+          </w:p>
+        </w:tc>
+        <w:tc>
+          <w:tcPr>
+            <w:tcW w:type="dxa" w:w="1728"/>
+            <w:vAlign w:val="center"/>
+            <w:shd w:fill="F7F9FB"/>
+            <w:tcMar>
+              <w:top w:w="80" w:type="dxa"/>
+              <w:left w:w="80" w:type="dxa"/>
+              <w:bottom w:w="80" w:type="dxa"/>
+              <w:right w:w="80" w:type="dxa"/>
+            </w:tcMar>
+          </w:tcPr>
+          <w:p>
+            <w:pPr>
+              <w:spacing w:after="20" w:line="259" w:lineRule="auto"/>
+              <w:jc w:val="center"/>
+            </w:pPr>
+            <w:r>
+              <w:rPr>
+                <w:b w:val="0"/>
+                <w:sz w:val="19"/>
+              </w:rPr>
+              <w:t>7.66</w:t>
+            </w:r>
+          </w:p>
+        </w:tc>
+        <w:tc>
+          <w:tcPr>
+            <w:tcW w:type="dxa" w:w="1800"/>
+            <w:vAlign w:val="center"/>
+            <w:shd w:fill="F7F9FB"/>
+            <w:tcMar>
+              <w:top w:w="80" w:type="dxa"/>
+              <w:left w:w="80" w:type="dxa"/>
+              <w:bottom w:w="80" w:type="dxa"/>
+              <w:right w:w="80" w:type="dxa"/>
+            </w:tcMar>
+          </w:tcPr>
+          <w:p>
+            <w:pPr>
+              <w:spacing w:after="20" w:line="259" w:lineRule="auto"/>
+              <w:jc w:val="center"/>
+            </w:pPr>
+            <w:r>
+              <w:rPr>
+                <w:b w:val="0"/>
+                <w:sz w:val="19"/>
+              </w:rPr>
+              <w:t>2.30</w:t>
+            </w:r>
+          </w:p>
+        </w:tc>
+        <w:tc>
+          <w:tcPr>
+            <w:tcW w:type="dxa" w:w="1728"/>
+            <w:vAlign w:val="center"/>
+            <w:shd w:fill="F7F9FB"/>
+            <w:tcMar>
+              <w:top w:w="80" w:type="dxa"/>
+              <w:left w:w="80" w:type="dxa"/>
+              <w:bottom w:w="80" w:type="dxa"/>
+              <w:right w:w="80" w:type="dxa"/>
+            </w:tcMar>
+          </w:tcPr>
+          <w:p>
+            <w:pPr>
+              <w:spacing w:after="20" w:line="259" w:lineRule="auto"/>
+              <w:jc w:val="center"/>
+            </w:pPr>
+            <w:r>
+              <w:rPr>
+                <w:b w:val="0"/>
+                <w:sz w:val="19"/>
+              </w:rPr>
+              <w:t>4.00</w:t>
+            </w:r>
+          </w:p>
+        </w:tc>
+        <w:tc>
+          <w:tcPr>
+            <w:tcW w:type="dxa" w:w="1728"/>
+            <w:vAlign w:val="center"/>
+            <w:shd w:fill="F7F9FB"/>
+            <w:tcMar>
+              <w:top w:w="80" w:type="dxa"/>
+              <w:left w:w="80" w:type="dxa"/>
+              <w:bottom w:w="80" w:type="dxa"/>
+              <w:right w:w="80" w:type="dxa"/>
+            </w:tcMar>
+          </w:tcPr>
+          <w:p>
+            <w:pPr>
+              <w:spacing w:after="20" w:line="259" w:lineRule="auto"/>
+              <w:jc w:val="center"/>
+            </w:pPr>
+            <w:r>
+              <w:rPr>
+                <w:b w:val="0"/>
+                <w:sz w:val="19"/>
+              </w:rPr>
+              <w:t>8.37</w:t>
+            </w:r>
+          </w:p>
+        </w:tc>
+      </w:tr>
+      <w:tr>
+        <w:trPr>
+          <w:cantSplit/>
+        </w:trPr>
+        <w:tc>
+          <w:tcPr>
+            <w:tcW w:type="dxa" w:w="936"/>
+            <w:vAlign w:val="center"/>
+            <w:shd w:fill="FFFFFF"/>
+            <w:tcMar>
+              <w:top w:w="80" w:type="dxa"/>
+              <w:left w:w="80" w:type="dxa"/>
+              <w:bottom w:w="80" w:type="dxa"/>
+              <w:right w:w="80" w:type="dxa"/>
+            </w:tcMar>
+          </w:tcPr>
+          <w:p>
+            <w:pPr>
+              <w:spacing w:after="20" w:line="259" w:lineRule="auto"/>
+              <w:jc w:val="left"/>
+            </w:pPr>
+            <w:r>
+              <w:rPr>
+                <w:b w:val="0"/>
+                <w:sz w:val="19"/>
+              </w:rPr>
+              <w:t>1000</w:t>
+            </w:r>
+          </w:p>
+        </w:tc>
+        <w:tc>
+          <w:tcPr>
+            <w:tcW w:type="dxa" w:w="1728"/>
+            <w:vAlign w:val="center"/>
+            <w:shd w:fill="FFFFFF"/>
+            <w:tcMar>
+              <w:top w:w="80" w:type="dxa"/>
+              <w:left w:w="80" w:type="dxa"/>
+              <w:bottom w:w="80" w:type="dxa"/>
+              <w:right w:w="80" w:type="dxa"/>
+            </w:tcMar>
+          </w:tcPr>
+          <w:p>
+            <w:pPr>
+              <w:spacing w:after="20" w:line="259" w:lineRule="auto"/>
+              <w:jc w:val="center"/>
+            </w:pPr>
+            <w:r>
+              <w:rPr>
+                <w:b w:val="0"/>
+                <w:sz w:val="19"/>
+              </w:rPr>
+              <w:t>8.35</w:t>
+            </w:r>
+          </w:p>
+        </w:tc>
+        <w:tc>
+          <w:tcPr>
+            <w:tcW w:type="dxa" w:w="1728"/>
+            <w:vAlign w:val="center"/>
+            <w:shd w:fill="FFFFFF"/>
+            <w:tcMar>
+              <w:top w:w="80" w:type="dxa"/>
+              <w:left w:w="80" w:type="dxa"/>
+              <w:bottom w:w="80" w:type="dxa"/>
+              <w:right w:w="80" w:type="dxa"/>
+            </w:tcMar>
+          </w:tcPr>
+          <w:p>
+            <w:pPr>
+              <w:spacing w:after="20" w:line="259" w:lineRule="auto"/>
+              <w:jc w:val="center"/>
+            </w:pPr>
+            <w:r>
+              <w:rPr>
+                <w:b w:val="0"/>
+                <w:sz w:val="19"/>
+              </w:rPr>
+              <w:t>41.33</w:t>
+            </w:r>
+          </w:p>
+        </w:tc>
+        <w:tc>
+          <w:tcPr>
+            <w:tcW w:type="dxa" w:w="1800"/>
+            <w:vAlign w:val="center"/>
+            <w:shd w:fill="FFFFFF"/>
+            <w:tcMar>
+              <w:top w:w="80" w:type="dxa"/>
+              <w:left w:w="80" w:type="dxa"/>
+              <w:bottom w:w="80" w:type="dxa"/>
+              <w:right w:w="80" w:type="dxa"/>
+            </w:tcMar>
+          </w:tcPr>
+          <w:p>
+            <w:pPr>
+              <w:spacing w:after="20" w:line="259" w:lineRule="auto"/>
+              <w:jc w:val="center"/>
+            </w:pPr>
+            <w:r>
+              <w:rPr>
+                <w:b w:val="0"/>
+                <w:sz w:val="19"/>
+              </w:rPr>
+              <w:t>4.95</w:t>
+            </w:r>
+          </w:p>
+        </w:tc>
+        <w:tc>
+          <w:tcPr>
+            <w:tcW w:type="dxa" w:w="1728"/>
+            <w:vAlign w:val="center"/>
+            <w:shd w:fill="FFFFFF"/>
+            <w:tcMar>
+              <w:top w:w="80" w:type="dxa"/>
+              <w:left w:w="80" w:type="dxa"/>
+              <w:bottom w:w="80" w:type="dxa"/>
+              <w:right w:w="80" w:type="dxa"/>
+            </w:tcMar>
+          </w:tcPr>
+          <w:p>
+            <w:pPr>
+              <w:spacing w:after="20" w:line="259" w:lineRule="auto"/>
+              <w:jc w:val="center"/>
+            </w:pPr>
+            <w:r>
+              <w:rPr>
+                <w:b w:val="0"/>
+                <w:sz w:val="19"/>
+              </w:rPr>
+              <w:t>36.38</w:t>
+            </w:r>
+          </w:p>
+        </w:tc>
+        <w:tc>
+          <w:tcPr>
+            <w:tcW w:type="dxa" w:w="1728"/>
+            <w:vAlign w:val="center"/>
+            <w:shd w:fill="FFFFFF"/>
+            <w:tcMar>
+              <w:top w:w="80" w:type="dxa"/>
+              <w:left w:w="80" w:type="dxa"/>
+              <w:bottom w:w="80" w:type="dxa"/>
+              <w:right w:w="80" w:type="dxa"/>
+            </w:tcMar>
+          </w:tcPr>
+          <w:p>
+            <w:pPr>
+              <w:spacing w:after="20" w:line="259" w:lineRule="auto"/>
+              <w:jc w:val="center"/>
+            </w:pPr>
+            <w:r>
+              <w:rPr>
+                <w:b w:val="0"/>
+                <w:sz w:val="19"/>
+              </w:rPr>
+              <w:t>248.80</w:t>
+            </w:r>
+          </w:p>
+        </w:tc>
+      </w:tr>
+    </w:tbl>
+    <w:p>
+      <w:pPr>
+        <w:spacing w:after="20"/>
+      </w:pPr>
+    </w:p>
+    <w:p>
+      <w:r>
+        <w:t>100 和 400 线程时，写入平均耗时分别约为读取的 2.11 倍和 2.30 倍；1000 线程时扩大到约 4.95 倍。三个档位下，写入的平均响应时间与 P95 均高于读取，说明本次 MyBatis 商品新建接口比查询接口耗时更长。</w:t>
+      </w:r>
+    </w:p>
+    <w:p>
+      <w:r>
+        <w:t>400 线程的平均耗时低于 100 线程，表明响应时间没有随线程数严格单调增加。运行顺序、应用预热和缓存状态可能影响短时测试，不能把所有差异都归因于请求规模。1000 线程下写入三轮均值为 51.55、16.45、55.98 ms，波动明显，需结合逐轮数据阅读汇总结果。</w:t>
+      </w:r>
+    </w:p>
+    <w:p>
+      <w:pPr>
+        <w:keepNext/>
+        <w:jc w:val="center"/>
+      </w:pPr>
+      <w:r>
+        <w:drawing>
+          <wp:inline xmlns:a="http://schemas.openxmlformats.org/drawingml/2006/main" xmlns:pic="http://schemas.openxmlformats.org/drawingml/2006/picture">
+            <wp:extent cx="5852160" cy="2122407"/>
+            <wp:docPr id="6" name="Picture 6"/>
+            <wp:cNvGraphicFramePr>
+              <a:graphicFrameLocks noChangeAspect="1"/>
+            </wp:cNvGraphicFramePr>
+            <a:graphic>
+              <a:graphicData uri="http://schemas.openxmlformats.org/drawingml/2006/picture">
+                <pic:pic>
+                  <pic:nvPicPr>
+                    <pic:cNvPr id="0" name="mybatis-read-write.png"/>
+                    <pic:cNvPicPr/>
+                  </pic:nvPicPr>
+                  <pic:blipFill>
+                    <a:blip r:embed="rId16"/>
+                    <a:stretch>
+                      <a:fillRect/>
+                    </a:stretch>
+                  </pic:blipFill>
+                  <pic:spPr>
+                    <a:xfrm>
+                      <a:off x="0" y="0"/>
+                      <a:ext cx="5852160" cy="2122407"/>
+                    </a:xfrm>
+                    <a:prstGeom prst="rect"/>
+                  </pic:spPr>
+                </pic:pic>
+              </a:graphicData>
+            </a:graphic>
+          </wp:inline>
+        </w:drawing>
+      </w:r>
+    </w:p>
+    <w:p>
+      <w:pPr>
+        <w:spacing w:after="180"/>
+        <w:jc w:val="center"/>
+      </w:pPr>
+      <w:r>
+        <w:rPr>
+          <w:sz w:val="18"/>
+        </w:rPr>
+        <w:t>图 6  MyBatis 读写平均响应时间及 P95。误差线为三次重复的样本标准差。</w:t>
+      </w:r>
+    </w:p>
+    <w:p>
+      <w:r>
+        <w:t>写路径包含插入商品、读取生成字段及关联信息以构造响应，其工作量与查询已有商品不同。事务提交、SQL 执行和对象转换都可能影响耗时；当前数据没有把这些阶段分别计时，不能据此认定锁等待或磁盘写入是唯一原因。</w:t>
+      </w:r>
+    </w:p>
+    <w:p>
+      <w:r>
+        <w:br w:type="page"/>
+      </w:r>
+    </w:p>
+    <w:p>
+      <w:pPr>
+        <w:pStyle w:val="Heading1"/>
+      </w:pPr>
+      <w:r>
+        <w:t>2.8 MyBatis 响应分布与时间变化</w:t>
+      </w:r>
+    </w:p>
+    <w:p>
+      <w:r>
+        <w:t>以下在相同线程档位内直接比较 MyBatis 的读与写。各曲线取第 3 轮完整请求，横轴时间分别对齐各组首个请求；读写组独立运行，没有混合发压。左图展示累计响应分布，曲线越靠左，表示相同比例请求的响应更快；右图按请求发起时间划分 1 秒区间，展示每区间平均响应耗时。</w:t>
+      </w:r>
+    </w:p>
+    <w:p>
+      <w:pPr>
+        <w:keepNext/>
+        <w:jc w:val="center"/>
+      </w:pPr>
+      <w:r>
+        <w:drawing>
+          <wp:inline xmlns:a="http://schemas.openxmlformats.org/drawingml/2006/main" xmlns:pic="http://schemas.openxmlformats.org/drawingml/2006/picture">
+            <wp:extent cx="5943600" cy="4266431"/>
+            <wp:docPr id="7" name="Picture 7"/>
+            <wp:cNvGraphicFramePr>
+              <a:graphicFrameLocks noChangeAspect="1"/>
+            </wp:cNvGraphicFramePr>
+            <a:graphic>
+              <a:graphicData uri="http://schemas.openxmlformats.org/drawingml/2006/picture">
+                <pic:pic>
+                  <pic:nvPicPr>
+                    <pic:cNvPr id="0" name="mybatis-read-write-trends.png"/>
+                    <pic:cNvPicPr/>
+                  </pic:nvPicPr>
+                  <pic:blipFill>
+                    <a:blip r:embed="rId17"/>
+                    <a:stretch>
+                      <a:fillRect/>
+                    </a:stretch>
+                  </pic:blipFill>
+                  <pic:spPr>
+                    <a:xfrm>
+                      <a:off x="0" y="0"/>
+                      <a:ext cx="5943600" cy="4266431"/>
+                    </a:xfrm>
+                    <a:prstGeom prst="rect"/>
+                  </pic:spPr>
+                </pic:pic>
+              </a:graphicData>
+            </a:graphic>
+          </wp:inline>
+        </w:drawing>
+      </w:r>
+    </w:p>
+    <w:p>
+      <w:pPr>
+        <w:spacing w:after="180"/>
+        <w:jc w:val="center"/>
+      </w:pPr>
+      <w:r>
+        <w:rPr>
+          <w:sz w:val="18"/>
+        </w:rPr>
+        <w:t>图 7  MyBatis 三个线程档位的读写响应分布与时间趋势，均使用原始 elapsed。</w:t>
+      </w:r>
+    </w:p>
+    <w:p>
+      <w:r>
+        <w:t>1000 线程示例中，读取平均响应为 3.36 ms、P95 为 4.00 ms，写入分别为 55.98 ms 和 364.45 ms。写曲线呈现更长的慢请求尾部，平均值不能充分反映这部分请求的体验。第 3 轮用于展示曲线形态，整体结论仍以全部三轮结果为依据。</w:t>
+      </w:r>
+    </w:p>
+    <w:p>
+      <w:r>
+        <w:t>基本测试用于比较给定负载下的响应效率，未预设响应时间达标阈值。扩展负载实验另设 40 ms 与 80% 的比较目标，见第 2.12 节及后续分析。零失败说明本轮请求校验通过，不能单独确定系统的最大可承载线程数。</w:t>
+      </w:r>
+    </w:p>
+    <w:p>
+      <w:r>
+        <w:br w:type="page"/>
+      </w:r>
+    </w:p>
+    <w:p>
+      <w:pPr>
+        <w:pStyle w:val="Heading1"/>
+      </w:pPr>
+      <w:r>
+        <w:t>2.9 JPA 与 MyBatis 响应对比</w:t>
       </w:r>
     </w:p>
     <w:p>
@@ -8260,7 +8418,7 @@
         <w:drawing>
           <wp:inline xmlns:a="http://schemas.openxmlformats.org/drawingml/2006/main" xmlns:pic="http://schemas.openxmlformats.org/drawingml/2006/picture">
             <wp:extent cx="5943600" cy="2268229"/>
-            <wp:docPr id="6" name="Picture 6"/>
+            <wp:docPr id="8" name="Picture 8"/>
             <wp:cNvGraphicFramePr>
               <a:graphicFrameLocks noChangeAspect="1"/>
             </wp:cNvGraphicFramePr>
@@ -8272,7 +8430,7 @@
                     <pic:cNvPicPr/>
                   </pic:nvPicPr>
                   <pic:blipFill>
-                    <a:blip r:embed="rId16"/>
+                    <a:blip r:embed="rId18"/>
                     <a:stretch>
                       <a:fillRect/>
                     </a:stretch>
@@ -8300,7 +8458,7 @@
         <w:rPr>
           <w:sz w:val="18"/>
         </w:rPr>
-        <w:t>图 6  第3轮1000线程读取的完整延迟分布与每秒平均响应耗时。</w:t>
+        <w:t>图 8  第3轮1000线程读取的完整延迟分布与每秒平均响应耗时。</w:t>
       </w:r>
     </w:p>
     <w:p>
@@ -8312,7 +8470,7 @@
         <w:drawing>
           <wp:inline xmlns:a="http://schemas.openxmlformats.org/drawingml/2006/main" xmlns:pic="http://schemas.openxmlformats.org/drawingml/2006/picture">
             <wp:extent cx="5943600" cy="2268229"/>
-            <wp:docPr id="7" name="Picture 7"/>
+            <wp:docPr id="9" name="Picture 9"/>
             <wp:cNvGraphicFramePr>
               <a:graphicFrameLocks noChangeAspect="1"/>
             </wp:cNvGraphicFramePr>
@@ -8324,7 +8482,7 @@
                     <pic:cNvPicPr/>
                   </pic:nvPicPr>
                   <pic:blipFill>
-                    <a:blip r:embed="rId17"/>
+                    <a:blip r:embed="rId19"/>
                     <a:stretch>
                       <a:fillRect/>
                     </a:stretch>
@@ -8352,7 +8510,7 @@
         <w:rPr>
           <w:sz w:val="18"/>
         </w:rPr>
-        <w:t>图 7  第3轮1000线程写入的完整延迟分布与每秒平均响应耗时。</w:t>
+        <w:t>图 9  第3轮1000线程写入的完整延迟分布与每秒平均响应耗时。</w:t>
       </w:r>
     </w:p>
     <w:p>
@@ -8370,7 +8528,7 @@
         <w:pStyle w:val="Heading1"/>
       </w:pPr>
       <w:r>
-        <w:t>9 运行指标的时间变化</w:t>
+        <w:t>2.10 运行指标的时间变化</w:t>
       </w:r>
     </w:p>
     <w:p>
@@ -8382,7 +8540,7 @@
         <w:drawing>
           <wp:inline xmlns:a="http://schemas.openxmlformats.org/drawingml/2006/main" xmlns:pic="http://schemas.openxmlformats.org/drawingml/2006/picture">
             <wp:extent cx="5577840" cy="3070914"/>
-            <wp:docPr id="8" name="Picture 8"/>
+            <wp:docPr id="10" name="Picture 10"/>
             <wp:cNvGraphicFramePr>
               <a:graphicFrameLocks noChangeAspect="1"/>
             </wp:cNvGraphicFramePr>
@@ -8394,7 +8552,7 @@
                     <pic:cNvPicPr/>
                   </pic:nvPicPr>
                   <pic:blipFill>
-                    <a:blip r:embed="rId18"/>
+                    <a:blip r:embed="rId20"/>
                     <a:stretch>
                       <a:fillRect/>
                     </a:stretch>
@@ -8422,7 +8580,7 @@
         <w:rPr>
           <w:sz w:val="18"/>
         </w:rPr>
-        <w:t>图 8  读取过程的 JVM 线程数、应用 CPU、应用内存及发压 CPU；CPU 采用 5 分钟窗口。</w:t>
+        <w:t>图 10  读取过程的 JVM 线程数、应用 CPU、应用内存及发压 CPU；CPU 采用 5 分钟窗口。</w:t>
       </w:r>
     </w:p>
     <w:p>
@@ -8434,7 +8592,7 @@
         <w:drawing>
           <wp:inline xmlns:a="http://schemas.openxmlformats.org/drawingml/2006/main" xmlns:pic="http://schemas.openxmlformats.org/drawingml/2006/picture">
             <wp:extent cx="5577840" cy="3070914"/>
-            <wp:docPr id="9" name="Picture 9"/>
+            <wp:docPr id="11" name="Picture 11"/>
             <wp:cNvGraphicFramePr>
               <a:graphicFrameLocks noChangeAspect="1"/>
             </wp:cNvGraphicFramePr>
@@ -8446,7 +8604,7 @@
                     <pic:cNvPicPr/>
                   </pic:nvPicPr>
                   <pic:blipFill>
-                    <a:blip r:embed="rId19"/>
+                    <a:blip r:embed="rId21"/>
                     <a:stretch>
                       <a:fillRect/>
                     </a:stretch>
@@ -8474,7 +8632,7 @@
         <w:rPr>
           <w:sz w:val="18"/>
         </w:rPr>
-        <w:t>图 9  写入示例同类指标。横轴各自对齐首个请求，两种实现不是同时发压。</w:t>
+        <w:t>图 11  写入示例同类指标。横轴各自对齐首个请求，两种实现不是同时发压。</w:t>
       </w:r>
     </w:p>
     <w:p>
@@ -8487,7 +8645,7 @@
         <w:pStyle w:val="Heading1"/>
       </w:pPr>
       <w:r>
-        <w:t>10 JMeter 原始报告与截图</w:t>
+        <w:t>2.11 JMeter 原始报告与截图</w:t>
       </w:r>
     </w:p>
     <w:p>
@@ -8504,7 +8662,7 @@
         <w:drawing>
           <wp:inline xmlns:a="http://schemas.openxmlformats.org/drawingml/2006/main" xmlns:pic="http://schemas.openxmlformats.org/drawingml/2006/picture">
             <wp:extent cx="5120640" cy="4536887"/>
-            <wp:docPr id="10" name="Picture 10"/>
+            <wp:docPr id="12" name="Picture 12"/>
             <wp:cNvGraphicFramePr>
               <a:graphicFrameLocks noChangeAspect="1"/>
             </wp:cNvGraphicFramePr>
@@ -8516,7 +8674,7 @@
                     <pic:cNvPicPr/>
                   </pic:nvPicPr>
                   <pic:blipFill>
-                    <a:blip r:embed="rId20"/>
+                    <a:blip r:embed="rId22"/>
                     <a:stretch>
                       <a:fillRect/>
                     </a:stretch>
@@ -8544,7 +8702,7 @@
         <w:rPr>
           <w:sz w:val="18"/>
         </w:rPr>
-        <w:t>图 10  JPA 第3轮1000线程读取，JMeter实际HTML报告页面。完整分辨率原图另附。</w:t>
+        <w:t>图 12  JPA 第3轮1000线程读取，JMeter实际HTML报告页面。完整分辨率原图另附。</w:t>
       </w:r>
     </w:p>
     <w:p>
@@ -8556,7 +8714,7 @@
         <w:drawing>
           <wp:inline xmlns:a="http://schemas.openxmlformats.org/drawingml/2006/main" xmlns:pic="http://schemas.openxmlformats.org/drawingml/2006/picture">
             <wp:extent cx="5943600" cy="744876"/>
-            <wp:docPr id="11" name="Picture 11"/>
+            <wp:docPr id="13" name="Picture 13"/>
             <wp:cNvGraphicFramePr>
               <a:graphicFrameLocks noChangeAspect="1"/>
             </wp:cNvGraphicFramePr>
@@ -8568,7 +8726,7 @@
                     <pic:cNvPicPr/>
                   </pic:nvPicPr>
                   <pic:blipFill>
-                    <a:blip r:embed="rId21"/>
+                    <a:blip r:embed="rId23"/>
                     <a:stretch>
                       <a:fillRect/>
                     </a:stretch>
@@ -8596,7 +8754,7 @@
         <w:rPr>
           <w:sz w:val="18"/>
         </w:rPr>
-        <w:t>图 11  MyBatis 第3轮1000线程写入，JMeter实际统计区域截图。</w:t>
+        <w:t>图 13  MyBatis 第3轮1000线程写入，JMeter实际统计区域截图。</w:t>
       </w:r>
     </w:p>
     <w:p>
@@ -8614,7 +8772,5045 @@
         <w:pStyle w:val="Heading1"/>
       </w:pPr>
       <w:r>
-        <w:t>11 结果解释与适用范围</w:t>
+        <w:t>2.12 扩展负载实验设计</w:t>
+      </w:r>
+    </w:p>
+    <w:p>
+      <w:r>
+        <w:t>在基本读写性能测试的基础上，进一步采用连续线程档位观察负载增加后的变化。读取设置 1000、1050、1100、1150、1200 个总线程，10 秒升压，每线程循环 2 次；写入设置 1000、1100、1200、1300 个总线程，10 秒升压，每线程循环 1 次。JPA 与 MyBatis 均完成全部组合，每组重复 3 次。</w:t>
+      </w:r>
+    </w:p>
+    <w:tbl>
+      <w:tblPr>
+        <w:tblW w:type="auto" w:w="0"/>
+        <w:jc w:val="center"/>
+        <w:tblLayout w:type="fixed"/>
+        <w:tblLook w:firstColumn="1" w:firstRow="1" w:lastColumn="0" w:lastRow="0" w:noHBand="0" w:noVBand="1" w:val="04A0"/>
+        <w:tblBorders>
+          <w:top w:val="single" w:sz="4" w:color="D9D9D9"/>
+          <w:left w:val="single" w:sz="4" w:color="D9D9D9"/>
+          <w:bottom w:val="single" w:sz="4" w:color="D9D9D9"/>
+          <w:right w:val="single" w:sz="4" w:color="D9D9D9"/>
+          <w:insideH w:val="single" w:sz="4" w:color="D9D9D9"/>
+          <w:insideV w:val="single" w:sz="4" w:color="D9D9D9"/>
+        </w:tblBorders>
+      </w:tblPr>
+      <w:tblGrid>
+        <w:gridCol w:w="648"/>
+        <w:gridCol w:w="3096"/>
+        <w:gridCol w:w="720"/>
+        <w:gridCol w:w="4176"/>
+        <w:gridCol w:w="1008"/>
+      </w:tblGrid>
+      <w:tr>
+        <w:trPr>
+          <w:cantSplit/>
+          <w:tblHeader/>
+        </w:trPr>
+        <w:tc>
+          <w:tcPr>
+            <w:tcW w:type="dxa" w:w="648"/>
+            <w:vAlign w:val="center"/>
+            <w:shd w:fill="E5EBF1"/>
+            <w:tcMar>
+              <w:top w:w="80" w:type="dxa"/>
+              <w:left w:w="80" w:type="dxa"/>
+              <w:bottom w:w="80" w:type="dxa"/>
+              <w:right w:w="80" w:type="dxa"/>
+            </w:tcMar>
+          </w:tcPr>
+          <w:p>
+            <w:pPr>
+              <w:spacing w:after="20" w:line="259" w:lineRule="auto"/>
+              <w:jc w:val="left"/>
+            </w:pPr>
+            <w:r>
+              <w:rPr>
+                <w:b/>
+                <w:sz w:val="19"/>
+              </w:rPr>
+              <w:t>接口</w:t>
+            </w:r>
+          </w:p>
+        </w:tc>
+        <w:tc>
+          <w:tcPr>
+            <w:tcW w:type="dxa" w:w="3096"/>
+            <w:vAlign w:val="center"/>
+            <w:shd w:fill="E5EBF1"/>
+            <w:tcMar>
+              <w:top w:w="80" w:type="dxa"/>
+              <w:left w:w="80" w:type="dxa"/>
+              <w:bottom w:w="80" w:type="dxa"/>
+              <w:right w:w="80" w:type="dxa"/>
+            </w:tcMar>
+          </w:tcPr>
+          <w:p>
+            <w:pPr>
+              <w:spacing w:after="20" w:line="259" w:lineRule="auto"/>
+              <w:jc w:val="center"/>
+            </w:pPr>
+            <w:r>
+              <w:rPr>
+                <w:b/>
+                <w:sz w:val="19"/>
+              </w:rPr>
+              <w:t>线程档位</w:t>
+            </w:r>
+          </w:p>
+        </w:tc>
+        <w:tc>
+          <w:tcPr>
+            <w:tcW w:type="dxa" w:w="720"/>
+            <w:vAlign w:val="center"/>
+            <w:shd w:fill="E5EBF1"/>
+            <w:tcMar>
+              <w:top w:w="80" w:type="dxa"/>
+              <w:left w:w="80" w:type="dxa"/>
+              <w:bottom w:w="80" w:type="dxa"/>
+              <w:right w:w="80" w:type="dxa"/>
+            </w:tcMar>
+          </w:tcPr>
+          <w:p>
+            <w:pPr>
+              <w:spacing w:after="20" w:line="259" w:lineRule="auto"/>
+              <w:jc w:val="center"/>
+            </w:pPr>
+            <w:r>
+              <w:rPr>
+                <w:b/>
+                <w:sz w:val="19"/>
+              </w:rPr>
+              <w:t>循环</w:t>
+            </w:r>
+          </w:p>
+        </w:tc>
+        <w:tc>
+          <w:tcPr>
+            <w:tcW w:type="dxa" w:w="4176"/>
+            <w:vAlign w:val="center"/>
+            <w:shd w:fill="E5EBF1"/>
+            <w:tcMar>
+              <w:top w:w="80" w:type="dxa"/>
+              <w:left w:w="80" w:type="dxa"/>
+              <w:bottom w:w="80" w:type="dxa"/>
+              <w:right w:w="80" w:type="dxa"/>
+            </w:tcMar>
+          </w:tcPr>
+          <w:p>
+            <w:pPr>
+              <w:spacing w:after="20" w:line="259" w:lineRule="auto"/>
+              <w:jc w:val="center"/>
+            </w:pPr>
+            <w:r>
+              <w:rPr>
+                <w:b/>
+                <w:sz w:val="19"/>
+              </w:rPr>
+              <w:t>每轮总请求</w:t>
+            </w:r>
+          </w:p>
+        </w:tc>
+        <w:tc>
+          <w:tcPr>
+            <w:tcW w:type="dxa" w:w="1008"/>
+            <w:vAlign w:val="center"/>
+            <w:shd w:fill="E5EBF1"/>
+            <w:tcMar>
+              <w:top w:w="80" w:type="dxa"/>
+              <w:left w:w="80" w:type="dxa"/>
+              <w:bottom w:w="80" w:type="dxa"/>
+              <w:right w:w="80" w:type="dxa"/>
+            </w:tcMar>
+          </w:tcPr>
+          <w:p>
+            <w:pPr>
+              <w:spacing w:after="20" w:line="259" w:lineRule="auto"/>
+              <w:jc w:val="center"/>
+            </w:pPr>
+            <w:r>
+              <w:rPr>
+                <w:b/>
+                <w:sz w:val="19"/>
+              </w:rPr>
+              <w:t>测试组数</w:t>
+            </w:r>
+          </w:p>
+        </w:tc>
+      </w:tr>
+      <w:tr>
+        <w:trPr>
+          <w:cantSplit/>
+        </w:trPr>
+        <w:tc>
+          <w:tcPr>
+            <w:tcW w:type="dxa" w:w="648"/>
+            <w:vAlign w:val="center"/>
+            <w:shd w:fill="FFFFFF"/>
+            <w:tcMar>
+              <w:top w:w="80" w:type="dxa"/>
+              <w:left w:w="80" w:type="dxa"/>
+              <w:bottom w:w="80" w:type="dxa"/>
+              <w:right w:w="80" w:type="dxa"/>
+            </w:tcMar>
+          </w:tcPr>
+          <w:p>
+            <w:pPr>
+              <w:spacing w:after="20" w:line="259" w:lineRule="auto"/>
+              <w:jc w:val="left"/>
+            </w:pPr>
+            <w:r>
+              <w:rPr>
+                <w:b w:val="0"/>
+                <w:sz w:val="19"/>
+              </w:rPr>
+              <w:t>读</w:t>
+            </w:r>
+          </w:p>
+        </w:tc>
+        <w:tc>
+          <w:tcPr>
+            <w:tcW w:type="dxa" w:w="3096"/>
+            <w:vAlign w:val="center"/>
+            <w:shd w:fill="FFFFFF"/>
+            <w:tcMar>
+              <w:top w:w="80" w:type="dxa"/>
+              <w:left w:w="80" w:type="dxa"/>
+              <w:bottom w:w="80" w:type="dxa"/>
+              <w:right w:w="80" w:type="dxa"/>
+            </w:tcMar>
+          </w:tcPr>
+          <w:p>
+            <w:pPr>
+              <w:spacing w:after="20" w:line="259" w:lineRule="auto"/>
+              <w:jc w:val="center"/>
+            </w:pPr>
+            <w:r>
+              <w:rPr>
+                <w:b w:val="0"/>
+                <w:sz w:val="19"/>
+              </w:rPr>
+              <w:t>1000/1050/1100/1150/1200</w:t>
+            </w:r>
+          </w:p>
+        </w:tc>
+        <w:tc>
+          <w:tcPr>
+            <w:tcW w:type="dxa" w:w="720"/>
+            <w:vAlign w:val="center"/>
+            <w:shd w:fill="FFFFFF"/>
+            <w:tcMar>
+              <w:top w:w="80" w:type="dxa"/>
+              <w:left w:w="80" w:type="dxa"/>
+              <w:bottom w:w="80" w:type="dxa"/>
+              <w:right w:w="80" w:type="dxa"/>
+            </w:tcMar>
+          </w:tcPr>
+          <w:p>
+            <w:pPr>
+              <w:spacing w:after="20" w:line="259" w:lineRule="auto"/>
+              <w:jc w:val="center"/>
+            </w:pPr>
+            <w:r>
+              <w:rPr>
+                <w:b w:val="0"/>
+                <w:sz w:val="19"/>
+              </w:rPr>
+              <w:t>2</w:t>
+            </w:r>
+          </w:p>
+        </w:tc>
+        <w:tc>
+          <w:tcPr>
+            <w:tcW w:type="dxa" w:w="4176"/>
+            <w:vAlign w:val="center"/>
+            <w:shd w:fill="FFFFFF"/>
+            <w:tcMar>
+              <w:top w:w="80" w:type="dxa"/>
+              <w:left w:w="80" w:type="dxa"/>
+              <w:bottom w:w="80" w:type="dxa"/>
+              <w:right w:w="80" w:type="dxa"/>
+            </w:tcMar>
+          </w:tcPr>
+          <w:p>
+            <w:pPr>
+              <w:spacing w:after="20" w:line="259" w:lineRule="auto"/>
+              <w:jc w:val="center"/>
+            </w:pPr>
+            <w:r>
+              <w:rPr>
+                <w:b w:val="0"/>
+                <w:sz w:val="19"/>
+              </w:rPr>
+              <w:t>2000/2100/2200/2300/2400</w:t>
+            </w:r>
+          </w:p>
+        </w:tc>
+        <w:tc>
+          <w:tcPr>
+            <w:tcW w:type="dxa" w:w="1008"/>
+            <w:vAlign w:val="center"/>
+            <w:shd w:fill="FFFFFF"/>
+            <w:tcMar>
+              <w:top w:w="80" w:type="dxa"/>
+              <w:left w:w="80" w:type="dxa"/>
+              <w:bottom w:w="80" w:type="dxa"/>
+              <w:right w:w="80" w:type="dxa"/>
+            </w:tcMar>
+          </w:tcPr>
+          <w:p>
+            <w:pPr>
+              <w:spacing w:after="20" w:line="259" w:lineRule="auto"/>
+              <w:jc w:val="center"/>
+            </w:pPr>
+            <w:r>
+              <w:rPr>
+                <w:b w:val="0"/>
+                <w:sz w:val="19"/>
+              </w:rPr>
+              <w:t>30</w:t>
+            </w:r>
+          </w:p>
+        </w:tc>
+      </w:tr>
+      <w:tr>
+        <w:trPr>
+          <w:cantSplit/>
+        </w:trPr>
+        <w:tc>
+          <w:tcPr>
+            <w:tcW w:type="dxa" w:w="648"/>
+            <w:vAlign w:val="center"/>
+            <w:shd w:fill="F7F9FB"/>
+            <w:tcMar>
+              <w:top w:w="80" w:type="dxa"/>
+              <w:left w:w="80" w:type="dxa"/>
+              <w:bottom w:w="80" w:type="dxa"/>
+              <w:right w:w="80" w:type="dxa"/>
+            </w:tcMar>
+          </w:tcPr>
+          <w:p>
+            <w:pPr>
+              <w:spacing w:after="20" w:line="259" w:lineRule="auto"/>
+              <w:jc w:val="left"/>
+            </w:pPr>
+            <w:r>
+              <w:rPr>
+                <w:b w:val="0"/>
+                <w:sz w:val="19"/>
+              </w:rPr>
+              <w:t>写</w:t>
+            </w:r>
+          </w:p>
+        </w:tc>
+        <w:tc>
+          <w:tcPr>
+            <w:tcW w:type="dxa" w:w="3096"/>
+            <w:vAlign w:val="center"/>
+            <w:shd w:fill="F7F9FB"/>
+            <w:tcMar>
+              <w:top w:w="80" w:type="dxa"/>
+              <w:left w:w="80" w:type="dxa"/>
+              <w:bottom w:w="80" w:type="dxa"/>
+              <w:right w:w="80" w:type="dxa"/>
+            </w:tcMar>
+          </w:tcPr>
+          <w:p>
+            <w:pPr>
+              <w:spacing w:after="20" w:line="259" w:lineRule="auto"/>
+              <w:jc w:val="center"/>
+            </w:pPr>
+            <w:r>
+              <w:rPr>
+                <w:b w:val="0"/>
+                <w:sz w:val="19"/>
+              </w:rPr>
+              <w:t>1000/1100/1200/1300</w:t>
+            </w:r>
+          </w:p>
+        </w:tc>
+        <w:tc>
+          <w:tcPr>
+            <w:tcW w:type="dxa" w:w="720"/>
+            <w:vAlign w:val="center"/>
+            <w:shd w:fill="F7F9FB"/>
+            <w:tcMar>
+              <w:top w:w="80" w:type="dxa"/>
+              <w:left w:w="80" w:type="dxa"/>
+              <w:bottom w:w="80" w:type="dxa"/>
+              <w:right w:w="80" w:type="dxa"/>
+            </w:tcMar>
+          </w:tcPr>
+          <w:p>
+            <w:pPr>
+              <w:spacing w:after="20" w:line="259" w:lineRule="auto"/>
+              <w:jc w:val="center"/>
+            </w:pPr>
+            <w:r>
+              <w:rPr>
+                <w:b w:val="0"/>
+                <w:sz w:val="19"/>
+              </w:rPr>
+              <w:t>1</w:t>
+            </w:r>
+          </w:p>
+        </w:tc>
+        <w:tc>
+          <w:tcPr>
+            <w:tcW w:type="dxa" w:w="4176"/>
+            <w:vAlign w:val="center"/>
+            <w:shd w:fill="F7F9FB"/>
+            <w:tcMar>
+              <w:top w:w="80" w:type="dxa"/>
+              <w:left w:w="80" w:type="dxa"/>
+              <w:bottom w:w="80" w:type="dxa"/>
+              <w:right w:w="80" w:type="dxa"/>
+            </w:tcMar>
+          </w:tcPr>
+          <w:p>
+            <w:pPr>
+              <w:spacing w:after="20" w:line="259" w:lineRule="auto"/>
+              <w:jc w:val="center"/>
+            </w:pPr>
+            <w:r>
+              <w:rPr>
+                <w:b w:val="0"/>
+                <w:sz w:val="19"/>
+              </w:rPr>
+              <w:t>1000/1100/1200/1300</w:t>
+            </w:r>
+          </w:p>
+        </w:tc>
+        <w:tc>
+          <w:tcPr>
+            <w:tcW w:type="dxa" w:w="1008"/>
+            <w:vAlign w:val="center"/>
+            <w:shd w:fill="F7F9FB"/>
+            <w:tcMar>
+              <w:top w:w="80" w:type="dxa"/>
+              <w:left w:w="80" w:type="dxa"/>
+              <w:bottom w:w="80" w:type="dxa"/>
+              <w:right w:w="80" w:type="dxa"/>
+            </w:tcMar>
+          </w:tcPr>
+          <w:p>
+            <w:pPr>
+              <w:spacing w:after="20" w:line="259" w:lineRule="auto"/>
+              <w:jc w:val="center"/>
+            </w:pPr>
+            <w:r>
+              <w:rPr>
+                <w:b w:val="0"/>
+                <w:sz w:val="19"/>
+              </w:rPr>
+              <w:t>24</w:t>
+            </w:r>
+          </w:p>
+        </w:tc>
+      </w:tr>
+    </w:tbl>
+    <w:p>
+      <w:pPr>
+        <w:spacing w:after="20"/>
+      </w:pPr>
+    </w:p>
+    <w:p>
+      <w:r>
+        <w:t>扩展实验共完成 54 组、93,600 次请求，其中失败 0 次。该批次独立保存原始数据，与前述 36 组基本测试分别统计。应用镜像、测试计划、数据库初始状态、随机载荷规则、断言和监控规则保持一致，每组结束后核验数据库行数。</w:t>
+      </w:r>
+    </w:p>
+    <w:p>
+      <w:pPr>
+        <w:pStyle w:val="Heading2"/>
+      </w:pPr>
+      <w:r>
+        <w:t>响应时间目标与判断方法</w:t>
+      </w:r>
+    </w:p>
+    <w:p>
+      <w:r>
+        <w:t>将“至少 80% 的全部请求成功且响应时间不超过 40 ms”设为扩展实验的比较目标。[5] 每轮按满足条件的请求数除以该轮全部请求数计算比例，失败请求不算达标；三轮均达到 80% 时，才将该档位标记为本次重复测试均满足目标。该目标不作为所有应用通用的标准，亦不与 JMeter HTML 默认的 Apdex 阈值混用。</w:t>
+      </w:r>
+    </w:p>
+    <w:p>
+      <w:pPr>
+        <w:pStyle w:val="Heading2"/>
+      </w:pPr>
+      <w:r>
+        <w:t>连接时间与完整响应时间</w:t>
+      </w:r>
+    </w:p>
+    <w:p>
+      <w:r>
+        <w:t>主要统计使用 JTL 的原始 elapsed，保留连接建立、响应接收和慢请求。为便于观察建立连接的影响，另外计算 max(elapsed−Connect, 0) 的辅助统计，两种口径分别列出。扣除 Connect 不能消除所有网络开销，也不能得到纯 SQL 或服务端执行时间。响应分布和时间趋势图均以原始 elapsed 为主。</w:t>
+      </w:r>
+    </w:p>
+    <w:p>
+      <w:pPr>
+        <w:pStyle w:val="Heading2"/>
+      </w:pPr>
+      <w:r>
+        <w:t>控制条件与可解释范围</w:t>
+      </w:r>
+    </w:p>
+    <w:p>
+      <w:r>
+        <w:t>两种实现按轮次交替先后顺序，各轮组合使用固定种子打乱。循环次数改变请求序列和连接复用，因此基本测试的 1000-10-1 与扩展读取的 1000-10-2 分开分析。扩展读写循环数不同，主要比较各操作内部的档位变化及同接口的框架差异；相同请求模型下的读写效率比较见第 2.7 节。线程总数不是瞬时并发数。</w:t>
+      </w:r>
+    </w:p>
+    <w:p>
+      <w:r>
+        <w:t>每轮切换实现时重新部署应用，通过健康检查后等待空闲窗口，未额外发送业务预热请求。首组与后续组的JIT和缓存状态可能不同；轮间波动必须与执行顺序一起解释，不能仅凭某轮未达标认定容量不足。</w:t>
+      </w:r>
+    </w:p>
+    <w:p>
+      <w:r>
+        <w:br w:type="page"/>
+      </w:r>
+    </w:p>
+    <w:p>
+      <w:pPr>
+        <w:pStyle w:val="Heading1"/>
+      </w:pPr>
+      <w:r>
+        <w:t>2.13 扩展读取测试结果</w:t>
+      </w:r>
+    </w:p>
+    <w:p>
+      <w:r>
+        <w:t>线程设置均为 10 秒升压；响应均值和 P95 是三次重复对应统计量的平均，单位 ms。“≤40 ms”列为成功且满足响应目标的请求比例，三轮范围展示重复稳定性。“扣连接”列为 elapsed−Connect 口径的三轮平均达标比例。</w:t>
+      </w:r>
+    </w:p>
+    <w:tbl>
+      <w:tblPr>
+        <w:tblW w:type="auto" w:w="0"/>
+        <w:jc w:val="center"/>
+        <w:tblLayout w:type="fixed"/>
+        <w:tblLook w:firstColumn="1" w:firstRow="1" w:lastColumn="0" w:lastRow="0" w:noHBand="0" w:noVBand="1" w:val="04A0"/>
+        <w:tblBorders>
+          <w:top w:val="single" w:sz="4" w:color="D9D9D9"/>
+          <w:left w:val="single" w:sz="4" w:color="D9D9D9"/>
+          <w:bottom w:val="single" w:sz="4" w:color="D9D9D9"/>
+          <w:right w:val="single" w:sz="4" w:color="D9D9D9"/>
+          <w:insideH w:val="single" w:sz="4" w:color="D9D9D9"/>
+          <w:insideV w:val="single" w:sz="4" w:color="D9D9D9"/>
+        </w:tblBorders>
+      </w:tblPr>
+      <w:tblGrid>
+        <w:gridCol w:w="864"/>
+        <w:gridCol w:w="1080"/>
+        <w:gridCol w:w="1224"/>
+        <w:gridCol w:w="1224"/>
+        <w:gridCol w:w="1512"/>
+        <w:gridCol w:w="2088"/>
+        <w:gridCol w:w="1656"/>
+      </w:tblGrid>
+      <w:tr>
+        <w:trPr>
+          <w:cantSplit/>
+          <w:tblHeader/>
+        </w:trPr>
+        <w:tc>
+          <w:tcPr>
+            <w:tcW w:type="dxa" w:w="864"/>
+            <w:vAlign w:val="center"/>
+            <w:shd w:fill="E5EBF1"/>
+            <w:tcMar>
+              <w:top w:w="80" w:type="dxa"/>
+              <w:left w:w="80" w:type="dxa"/>
+              <w:bottom w:w="80" w:type="dxa"/>
+              <w:right w:w="80" w:type="dxa"/>
+            </w:tcMar>
+          </w:tcPr>
+          <w:p>
+            <w:pPr>
+              <w:spacing w:after="20" w:line="259" w:lineRule="auto"/>
+              <w:jc w:val="left"/>
+            </w:pPr>
+            <w:r>
+              <w:rPr>
+                <w:b/>
+                <w:sz w:val="19"/>
+              </w:rPr>
+              <w:t>线程</w:t>
+            </w:r>
+          </w:p>
+        </w:tc>
+        <w:tc>
+          <w:tcPr>
+            <w:tcW w:type="dxa" w:w="1080"/>
+            <w:vAlign w:val="center"/>
+            <w:shd w:fill="E5EBF1"/>
+            <w:tcMar>
+              <w:top w:w="80" w:type="dxa"/>
+              <w:left w:w="80" w:type="dxa"/>
+              <w:bottom w:w="80" w:type="dxa"/>
+              <w:right w:w="80" w:type="dxa"/>
+            </w:tcMar>
+          </w:tcPr>
+          <w:p>
+            <w:pPr>
+              <w:spacing w:after="20" w:line="259" w:lineRule="auto"/>
+              <w:jc w:val="center"/>
+            </w:pPr>
+            <w:r>
+              <w:rPr>
+                <w:b/>
+                <w:sz w:val="19"/>
+              </w:rPr>
+              <w:t>实现</w:t>
+            </w:r>
+          </w:p>
+        </w:tc>
+        <w:tc>
+          <w:tcPr>
+            <w:tcW w:type="dxa" w:w="1224"/>
+            <w:vAlign w:val="center"/>
+            <w:shd w:fill="E5EBF1"/>
+            <w:tcMar>
+              <w:top w:w="80" w:type="dxa"/>
+              <w:left w:w="80" w:type="dxa"/>
+              <w:bottom w:w="80" w:type="dxa"/>
+              <w:right w:w="80" w:type="dxa"/>
+            </w:tcMar>
+          </w:tcPr>
+          <w:p>
+            <w:pPr>
+              <w:spacing w:after="20" w:line="259" w:lineRule="auto"/>
+              <w:jc w:val="center"/>
+            </w:pPr>
+            <w:r>
+              <w:rPr>
+                <w:b/>
+                <w:sz w:val="19"/>
+              </w:rPr>
+              <w:t>均值 ms</w:t>
+            </w:r>
+          </w:p>
+        </w:tc>
+        <w:tc>
+          <w:tcPr>
+            <w:tcW w:type="dxa" w:w="1224"/>
+            <w:vAlign w:val="center"/>
+            <w:shd w:fill="E5EBF1"/>
+            <w:tcMar>
+              <w:top w:w="80" w:type="dxa"/>
+              <w:left w:w="80" w:type="dxa"/>
+              <w:bottom w:w="80" w:type="dxa"/>
+              <w:right w:w="80" w:type="dxa"/>
+            </w:tcMar>
+          </w:tcPr>
+          <w:p>
+            <w:pPr>
+              <w:spacing w:after="20" w:line="259" w:lineRule="auto"/>
+              <w:jc w:val="center"/>
+            </w:pPr>
+            <w:r>
+              <w:rPr>
+                <w:b/>
+                <w:sz w:val="19"/>
+              </w:rPr>
+              <w:t>P95 ms</w:t>
+            </w:r>
+          </w:p>
+        </w:tc>
+        <w:tc>
+          <w:tcPr>
+            <w:tcW w:type="dxa" w:w="1512"/>
+            <w:vAlign w:val="center"/>
+            <w:shd w:fill="E5EBF1"/>
+            <w:tcMar>
+              <w:top w:w="80" w:type="dxa"/>
+              <w:left w:w="80" w:type="dxa"/>
+              <w:bottom w:w="80" w:type="dxa"/>
+              <w:right w:w="80" w:type="dxa"/>
+            </w:tcMar>
+          </w:tcPr>
+          <w:p>
+            <w:pPr>
+              <w:spacing w:after="20" w:line="259" w:lineRule="auto"/>
+              <w:jc w:val="center"/>
+            </w:pPr>
+            <w:r>
+              <w:rPr>
+                <w:b/>
+                <w:sz w:val="19"/>
+              </w:rPr>
+              <w:t>≤40 ms均值</w:t>
+            </w:r>
+          </w:p>
+        </w:tc>
+        <w:tc>
+          <w:tcPr>
+            <w:tcW w:type="dxa" w:w="2088"/>
+            <w:vAlign w:val="center"/>
+            <w:shd w:fill="E5EBF1"/>
+            <w:tcMar>
+              <w:top w:w="80" w:type="dxa"/>
+              <w:left w:w="80" w:type="dxa"/>
+              <w:bottom w:w="80" w:type="dxa"/>
+              <w:right w:w="80" w:type="dxa"/>
+            </w:tcMar>
+          </w:tcPr>
+          <w:p>
+            <w:pPr>
+              <w:spacing w:after="20" w:line="259" w:lineRule="auto"/>
+              <w:jc w:val="center"/>
+            </w:pPr>
+            <w:r>
+              <w:rPr>
+                <w:b/>
+                <w:sz w:val="19"/>
+              </w:rPr>
+              <w:t>三轮比例范围</w:t>
+            </w:r>
+          </w:p>
+        </w:tc>
+        <w:tc>
+          <w:tcPr>
+            <w:tcW w:type="dxa" w:w="1656"/>
+            <w:vAlign w:val="center"/>
+            <w:shd w:fill="E5EBF1"/>
+            <w:tcMar>
+              <w:top w:w="80" w:type="dxa"/>
+              <w:left w:w="80" w:type="dxa"/>
+              <w:bottom w:w="80" w:type="dxa"/>
+              <w:right w:w="80" w:type="dxa"/>
+            </w:tcMar>
+          </w:tcPr>
+          <w:p>
+            <w:pPr>
+              <w:spacing w:after="20" w:line="259" w:lineRule="auto"/>
+              <w:jc w:val="center"/>
+            </w:pPr>
+            <w:r>
+              <w:rPr>
+                <w:b/>
+                <w:sz w:val="19"/>
+              </w:rPr>
+              <w:t>扣连接比例</w:t>
+            </w:r>
+          </w:p>
+        </w:tc>
+      </w:tr>
+      <w:tr>
+        <w:trPr>
+          <w:cantSplit/>
+        </w:trPr>
+        <w:tc>
+          <w:tcPr>
+            <w:tcW w:type="dxa" w:w="864"/>
+            <w:vAlign w:val="center"/>
+            <w:shd w:fill="FFFFFF"/>
+            <w:tcMar>
+              <w:top w:w="80" w:type="dxa"/>
+              <w:left w:w="80" w:type="dxa"/>
+              <w:bottom w:w="80" w:type="dxa"/>
+              <w:right w:w="80" w:type="dxa"/>
+            </w:tcMar>
+          </w:tcPr>
+          <w:p>
+            <w:pPr>
+              <w:spacing w:after="20" w:line="259" w:lineRule="auto"/>
+              <w:jc w:val="left"/>
+            </w:pPr>
+            <w:r>
+              <w:rPr>
+                <w:b w:val="0"/>
+                <w:sz w:val="19"/>
+              </w:rPr>
+              <w:t>1000</w:t>
+            </w:r>
+          </w:p>
+        </w:tc>
+        <w:tc>
+          <w:tcPr>
+            <w:tcW w:type="dxa" w:w="1080"/>
+            <w:vAlign w:val="center"/>
+            <w:shd w:fill="FFFFFF"/>
+            <w:tcMar>
+              <w:top w:w="80" w:type="dxa"/>
+              <w:left w:w="80" w:type="dxa"/>
+              <w:bottom w:w="80" w:type="dxa"/>
+              <w:right w:w="80" w:type="dxa"/>
+            </w:tcMar>
+          </w:tcPr>
+          <w:p>
+            <w:pPr>
+              <w:spacing w:after="20" w:line="259" w:lineRule="auto"/>
+              <w:jc w:val="center"/>
+            </w:pPr>
+            <w:r>
+              <w:rPr>
+                <w:b w:val="0"/>
+                <w:sz w:val="19"/>
+              </w:rPr>
+              <w:t>JPA</w:t>
+            </w:r>
+          </w:p>
+        </w:tc>
+        <w:tc>
+          <w:tcPr>
+            <w:tcW w:type="dxa" w:w="1224"/>
+            <w:vAlign w:val="center"/>
+            <w:shd w:fill="FFFFFF"/>
+            <w:tcMar>
+              <w:top w:w="80" w:type="dxa"/>
+              <w:left w:w="80" w:type="dxa"/>
+              <w:bottom w:w="80" w:type="dxa"/>
+              <w:right w:w="80" w:type="dxa"/>
+            </w:tcMar>
+          </w:tcPr>
+          <w:p>
+            <w:pPr>
+              <w:spacing w:after="20" w:line="259" w:lineRule="auto"/>
+              <w:jc w:val="center"/>
+            </w:pPr>
+            <w:r>
+              <w:rPr>
+                <w:b w:val="0"/>
+                <w:sz w:val="19"/>
+              </w:rPr>
+              <w:t>4.81</w:t>
+            </w:r>
+          </w:p>
+        </w:tc>
+        <w:tc>
+          <w:tcPr>
+            <w:tcW w:type="dxa" w:w="1224"/>
+            <w:vAlign w:val="center"/>
+            <w:shd w:fill="FFFFFF"/>
+            <w:tcMar>
+              <w:top w:w="80" w:type="dxa"/>
+              <w:left w:w="80" w:type="dxa"/>
+              <w:bottom w:w="80" w:type="dxa"/>
+              <w:right w:w="80" w:type="dxa"/>
+            </w:tcMar>
+          </w:tcPr>
+          <w:p>
+            <w:pPr>
+              <w:spacing w:after="20" w:line="259" w:lineRule="auto"/>
+              <w:jc w:val="center"/>
+            </w:pPr>
+            <w:r>
+              <w:rPr>
+                <w:b w:val="0"/>
+                <w:sz w:val="19"/>
+              </w:rPr>
+              <w:t>16.68</w:t>
+            </w:r>
+          </w:p>
+        </w:tc>
+        <w:tc>
+          <w:tcPr>
+            <w:tcW w:type="dxa" w:w="1512"/>
+            <w:vAlign w:val="center"/>
+            <w:shd w:fill="FFFFFF"/>
+            <w:tcMar>
+              <w:top w:w="80" w:type="dxa"/>
+              <w:left w:w="80" w:type="dxa"/>
+              <w:bottom w:w="80" w:type="dxa"/>
+              <w:right w:w="80" w:type="dxa"/>
+            </w:tcMar>
+          </w:tcPr>
+          <w:p>
+            <w:pPr>
+              <w:spacing w:after="20" w:line="259" w:lineRule="auto"/>
+              <w:jc w:val="center"/>
+            </w:pPr>
+            <w:r>
+              <w:rPr>
+                <w:b w:val="0"/>
+                <w:sz w:val="19"/>
+              </w:rPr>
+              <w:t>98.1%</w:t>
+            </w:r>
+          </w:p>
+        </w:tc>
+        <w:tc>
+          <w:tcPr>
+            <w:tcW w:type="dxa" w:w="2088"/>
+            <w:vAlign w:val="center"/>
+            <w:shd w:fill="FFFFFF"/>
+            <w:tcMar>
+              <w:top w:w="80" w:type="dxa"/>
+              <w:left w:w="80" w:type="dxa"/>
+              <w:bottom w:w="80" w:type="dxa"/>
+              <w:right w:w="80" w:type="dxa"/>
+            </w:tcMar>
+          </w:tcPr>
+          <w:p>
+            <w:pPr>
+              <w:spacing w:after="20" w:line="259" w:lineRule="auto"/>
+              <w:jc w:val="center"/>
+            </w:pPr>
+            <w:r>
+              <w:rPr>
+                <w:b w:val="0"/>
+                <w:sz w:val="19"/>
+              </w:rPr>
+              <w:t>94.8–99.8%</w:t>
+            </w:r>
+          </w:p>
+        </w:tc>
+        <w:tc>
+          <w:tcPr>
+            <w:tcW w:type="dxa" w:w="1656"/>
+            <w:vAlign w:val="center"/>
+            <w:shd w:fill="FFFFFF"/>
+            <w:tcMar>
+              <w:top w:w="80" w:type="dxa"/>
+              <w:left w:w="80" w:type="dxa"/>
+              <w:bottom w:w="80" w:type="dxa"/>
+              <w:right w:w="80" w:type="dxa"/>
+            </w:tcMar>
+          </w:tcPr>
+          <w:p>
+            <w:pPr>
+              <w:spacing w:after="20" w:line="259" w:lineRule="auto"/>
+              <w:jc w:val="center"/>
+            </w:pPr>
+            <w:r>
+              <w:rPr>
+                <w:b w:val="0"/>
+                <w:sz w:val="19"/>
+              </w:rPr>
+              <w:t>98.3%</w:t>
+            </w:r>
+          </w:p>
+        </w:tc>
+      </w:tr>
+      <w:tr>
+        <w:trPr>
+          <w:cantSplit/>
+        </w:trPr>
+        <w:tc>
+          <w:tcPr>
+            <w:tcW w:type="dxa" w:w="864"/>
+            <w:vAlign w:val="center"/>
+            <w:shd w:fill="F7F9FB"/>
+            <w:tcMar>
+              <w:top w:w="80" w:type="dxa"/>
+              <w:left w:w="80" w:type="dxa"/>
+              <w:bottom w:w="80" w:type="dxa"/>
+              <w:right w:w="80" w:type="dxa"/>
+            </w:tcMar>
+          </w:tcPr>
+          <w:p>
+            <w:pPr>
+              <w:spacing w:after="20" w:line="259" w:lineRule="auto"/>
+              <w:jc w:val="left"/>
+            </w:pPr>
+            <w:r>
+              <w:rPr>
+                <w:b w:val="0"/>
+                <w:sz w:val="19"/>
+              </w:rPr>
+              <w:t>1000</w:t>
+            </w:r>
+          </w:p>
+        </w:tc>
+        <w:tc>
+          <w:tcPr>
+            <w:tcW w:type="dxa" w:w="1080"/>
+            <w:vAlign w:val="center"/>
+            <w:shd w:fill="F7F9FB"/>
+            <w:tcMar>
+              <w:top w:w="80" w:type="dxa"/>
+              <w:left w:w="80" w:type="dxa"/>
+              <w:bottom w:w="80" w:type="dxa"/>
+              <w:right w:w="80" w:type="dxa"/>
+            </w:tcMar>
+          </w:tcPr>
+          <w:p>
+            <w:pPr>
+              <w:spacing w:after="20" w:line="259" w:lineRule="auto"/>
+              <w:jc w:val="center"/>
+            </w:pPr>
+            <w:r>
+              <w:rPr>
+                <w:b w:val="0"/>
+                <w:sz w:val="19"/>
+              </w:rPr>
+              <w:t>MyBatis</w:t>
+            </w:r>
+          </w:p>
+        </w:tc>
+        <w:tc>
+          <w:tcPr>
+            <w:tcW w:type="dxa" w:w="1224"/>
+            <w:vAlign w:val="center"/>
+            <w:shd w:fill="F7F9FB"/>
+            <w:tcMar>
+              <w:top w:w="80" w:type="dxa"/>
+              <w:left w:w="80" w:type="dxa"/>
+              <w:bottom w:w="80" w:type="dxa"/>
+              <w:right w:w="80" w:type="dxa"/>
+            </w:tcMar>
+          </w:tcPr>
+          <w:p>
+            <w:pPr>
+              <w:spacing w:after="20" w:line="259" w:lineRule="auto"/>
+              <w:jc w:val="center"/>
+            </w:pPr>
+            <w:r>
+              <w:rPr>
+                <w:b w:val="0"/>
+                <w:sz w:val="19"/>
+              </w:rPr>
+              <w:t>2.84</w:t>
+            </w:r>
+          </w:p>
+        </w:tc>
+        <w:tc>
+          <w:tcPr>
+            <w:tcW w:type="dxa" w:w="1224"/>
+            <w:vAlign w:val="center"/>
+            <w:shd w:fill="F7F9FB"/>
+            <w:tcMar>
+              <w:top w:w="80" w:type="dxa"/>
+              <w:left w:w="80" w:type="dxa"/>
+              <w:bottom w:w="80" w:type="dxa"/>
+              <w:right w:w="80" w:type="dxa"/>
+            </w:tcMar>
+          </w:tcPr>
+          <w:p>
+            <w:pPr>
+              <w:spacing w:after="20" w:line="259" w:lineRule="auto"/>
+              <w:jc w:val="center"/>
+            </w:pPr>
+            <w:r>
+              <w:rPr>
+                <w:b w:val="0"/>
+                <w:sz w:val="19"/>
+              </w:rPr>
+              <w:t>4.33</w:t>
+            </w:r>
+          </w:p>
+        </w:tc>
+        <w:tc>
+          <w:tcPr>
+            <w:tcW w:type="dxa" w:w="1512"/>
+            <w:vAlign w:val="center"/>
+            <w:shd w:fill="F7F9FB"/>
+            <w:tcMar>
+              <w:top w:w="80" w:type="dxa"/>
+              <w:left w:w="80" w:type="dxa"/>
+              <w:bottom w:w="80" w:type="dxa"/>
+              <w:right w:w="80" w:type="dxa"/>
+            </w:tcMar>
+          </w:tcPr>
+          <w:p>
+            <w:pPr>
+              <w:spacing w:after="20" w:line="259" w:lineRule="auto"/>
+              <w:jc w:val="center"/>
+            </w:pPr>
+            <w:r>
+              <w:rPr>
+                <w:b w:val="0"/>
+                <w:sz w:val="19"/>
+              </w:rPr>
+              <w:t>99.2%</w:t>
+            </w:r>
+          </w:p>
+        </w:tc>
+        <w:tc>
+          <w:tcPr>
+            <w:tcW w:type="dxa" w:w="2088"/>
+            <w:vAlign w:val="center"/>
+            <w:shd w:fill="F7F9FB"/>
+            <w:tcMar>
+              <w:top w:w="80" w:type="dxa"/>
+              <w:left w:w="80" w:type="dxa"/>
+              <w:bottom w:w="80" w:type="dxa"/>
+              <w:right w:w="80" w:type="dxa"/>
+            </w:tcMar>
+          </w:tcPr>
+          <w:p>
+            <w:pPr>
+              <w:spacing w:after="20" w:line="259" w:lineRule="auto"/>
+              <w:jc w:val="center"/>
+            </w:pPr>
+            <w:r>
+              <w:rPr>
+                <w:b w:val="0"/>
+                <w:sz w:val="19"/>
+              </w:rPr>
+              <w:t>98.6–100.0%</w:t>
+            </w:r>
+          </w:p>
+        </w:tc>
+        <w:tc>
+          <w:tcPr>
+            <w:tcW w:type="dxa" w:w="1656"/>
+            <w:vAlign w:val="center"/>
+            <w:shd w:fill="F7F9FB"/>
+            <w:tcMar>
+              <w:top w:w="80" w:type="dxa"/>
+              <w:left w:w="80" w:type="dxa"/>
+              <w:bottom w:w="80" w:type="dxa"/>
+              <w:right w:w="80" w:type="dxa"/>
+            </w:tcMar>
+          </w:tcPr>
+          <w:p>
+            <w:pPr>
+              <w:spacing w:after="20" w:line="259" w:lineRule="auto"/>
+              <w:jc w:val="center"/>
+            </w:pPr>
+            <w:r>
+              <w:rPr>
+                <w:b w:val="0"/>
+                <w:sz w:val="19"/>
+              </w:rPr>
+              <w:t>99.6%</w:t>
+            </w:r>
+          </w:p>
+        </w:tc>
+      </w:tr>
+      <w:tr>
+        <w:trPr>
+          <w:cantSplit/>
+        </w:trPr>
+        <w:tc>
+          <w:tcPr>
+            <w:tcW w:type="dxa" w:w="864"/>
+            <w:vAlign w:val="center"/>
+            <w:shd w:fill="FFFFFF"/>
+            <w:tcMar>
+              <w:top w:w="80" w:type="dxa"/>
+              <w:left w:w="80" w:type="dxa"/>
+              <w:bottom w:w="80" w:type="dxa"/>
+              <w:right w:w="80" w:type="dxa"/>
+            </w:tcMar>
+          </w:tcPr>
+          <w:p>
+            <w:pPr>
+              <w:spacing w:after="20" w:line="259" w:lineRule="auto"/>
+              <w:jc w:val="left"/>
+            </w:pPr>
+            <w:r>
+              <w:rPr>
+                <w:b w:val="0"/>
+                <w:sz w:val="19"/>
+              </w:rPr>
+              <w:t>1050</w:t>
+            </w:r>
+          </w:p>
+        </w:tc>
+        <w:tc>
+          <w:tcPr>
+            <w:tcW w:type="dxa" w:w="1080"/>
+            <w:vAlign w:val="center"/>
+            <w:shd w:fill="FFFFFF"/>
+            <w:tcMar>
+              <w:top w:w="80" w:type="dxa"/>
+              <w:left w:w="80" w:type="dxa"/>
+              <w:bottom w:w="80" w:type="dxa"/>
+              <w:right w:w="80" w:type="dxa"/>
+            </w:tcMar>
+          </w:tcPr>
+          <w:p>
+            <w:pPr>
+              <w:spacing w:after="20" w:line="259" w:lineRule="auto"/>
+              <w:jc w:val="center"/>
+            </w:pPr>
+            <w:r>
+              <w:rPr>
+                <w:b w:val="0"/>
+                <w:sz w:val="19"/>
+              </w:rPr>
+              <w:t>JPA</w:t>
+            </w:r>
+          </w:p>
+        </w:tc>
+        <w:tc>
+          <w:tcPr>
+            <w:tcW w:type="dxa" w:w="1224"/>
+            <w:vAlign w:val="center"/>
+            <w:shd w:fill="FFFFFF"/>
+            <w:tcMar>
+              <w:top w:w="80" w:type="dxa"/>
+              <w:left w:w="80" w:type="dxa"/>
+              <w:bottom w:w="80" w:type="dxa"/>
+              <w:right w:w="80" w:type="dxa"/>
+            </w:tcMar>
+          </w:tcPr>
+          <w:p>
+            <w:pPr>
+              <w:spacing w:after="20" w:line="259" w:lineRule="auto"/>
+              <w:jc w:val="center"/>
+            </w:pPr>
+            <w:r>
+              <w:rPr>
+                <w:b w:val="0"/>
+                <w:sz w:val="19"/>
+              </w:rPr>
+              <w:t>3.18</w:t>
+            </w:r>
+          </w:p>
+        </w:tc>
+        <w:tc>
+          <w:tcPr>
+            <w:tcW w:type="dxa" w:w="1224"/>
+            <w:vAlign w:val="center"/>
+            <w:shd w:fill="FFFFFF"/>
+            <w:tcMar>
+              <w:top w:w="80" w:type="dxa"/>
+              <w:left w:w="80" w:type="dxa"/>
+              <w:bottom w:w="80" w:type="dxa"/>
+              <w:right w:w="80" w:type="dxa"/>
+            </w:tcMar>
+          </w:tcPr>
+          <w:p>
+            <w:pPr>
+              <w:spacing w:after="20" w:line="259" w:lineRule="auto"/>
+              <w:jc w:val="center"/>
+            </w:pPr>
+            <w:r>
+              <w:rPr>
+                <w:b w:val="0"/>
+                <w:sz w:val="19"/>
+              </w:rPr>
+              <w:t>5.02</w:t>
+            </w:r>
+          </w:p>
+        </w:tc>
+        <w:tc>
+          <w:tcPr>
+            <w:tcW w:type="dxa" w:w="1512"/>
+            <w:vAlign w:val="center"/>
+            <w:shd w:fill="FFFFFF"/>
+            <w:tcMar>
+              <w:top w:w="80" w:type="dxa"/>
+              <w:left w:w="80" w:type="dxa"/>
+              <w:bottom w:w="80" w:type="dxa"/>
+              <w:right w:w="80" w:type="dxa"/>
+            </w:tcMar>
+          </w:tcPr>
+          <w:p>
+            <w:pPr>
+              <w:spacing w:after="20" w:line="259" w:lineRule="auto"/>
+              <w:jc w:val="center"/>
+            </w:pPr>
+            <w:r>
+              <w:rPr>
+                <w:b w:val="0"/>
+                <w:sz w:val="19"/>
+              </w:rPr>
+              <w:t>99.0%</w:t>
+            </w:r>
+          </w:p>
+        </w:tc>
+        <w:tc>
+          <w:tcPr>
+            <w:tcW w:type="dxa" w:w="2088"/>
+            <w:vAlign w:val="center"/>
+            <w:shd w:fill="FFFFFF"/>
+            <w:tcMar>
+              <w:top w:w="80" w:type="dxa"/>
+              <w:left w:w="80" w:type="dxa"/>
+              <w:bottom w:w="80" w:type="dxa"/>
+              <w:right w:w="80" w:type="dxa"/>
+            </w:tcMar>
+          </w:tcPr>
+          <w:p>
+            <w:pPr>
+              <w:spacing w:after="20" w:line="259" w:lineRule="auto"/>
+              <w:jc w:val="center"/>
+            </w:pPr>
+            <w:r>
+              <w:rPr>
+                <w:b w:val="0"/>
+                <w:sz w:val="19"/>
+              </w:rPr>
+              <w:t>97.5–100.0%</w:t>
+            </w:r>
+          </w:p>
+        </w:tc>
+        <w:tc>
+          <w:tcPr>
+            <w:tcW w:type="dxa" w:w="1656"/>
+            <w:vAlign w:val="center"/>
+            <w:shd w:fill="FFFFFF"/>
+            <w:tcMar>
+              <w:top w:w="80" w:type="dxa"/>
+              <w:left w:w="80" w:type="dxa"/>
+              <w:bottom w:w="80" w:type="dxa"/>
+              <w:right w:w="80" w:type="dxa"/>
+            </w:tcMar>
+          </w:tcPr>
+          <w:p>
+            <w:pPr>
+              <w:spacing w:after="20" w:line="259" w:lineRule="auto"/>
+              <w:jc w:val="center"/>
+            </w:pPr>
+            <w:r>
+              <w:rPr>
+                <w:b w:val="0"/>
+                <w:sz w:val="19"/>
+              </w:rPr>
+              <w:t>99.2%</w:t>
+            </w:r>
+          </w:p>
+        </w:tc>
+      </w:tr>
+      <w:tr>
+        <w:trPr>
+          <w:cantSplit/>
+        </w:trPr>
+        <w:tc>
+          <w:tcPr>
+            <w:tcW w:type="dxa" w:w="864"/>
+            <w:vAlign w:val="center"/>
+            <w:shd w:fill="F7F9FB"/>
+            <w:tcMar>
+              <w:top w:w="80" w:type="dxa"/>
+              <w:left w:w="80" w:type="dxa"/>
+              <w:bottom w:w="80" w:type="dxa"/>
+              <w:right w:w="80" w:type="dxa"/>
+            </w:tcMar>
+          </w:tcPr>
+          <w:p>
+            <w:pPr>
+              <w:spacing w:after="20" w:line="259" w:lineRule="auto"/>
+              <w:jc w:val="left"/>
+            </w:pPr>
+            <w:r>
+              <w:rPr>
+                <w:b w:val="0"/>
+                <w:sz w:val="19"/>
+              </w:rPr>
+              <w:t>1050</w:t>
+            </w:r>
+          </w:p>
+        </w:tc>
+        <w:tc>
+          <w:tcPr>
+            <w:tcW w:type="dxa" w:w="1080"/>
+            <w:vAlign w:val="center"/>
+            <w:shd w:fill="F7F9FB"/>
+            <w:tcMar>
+              <w:top w:w="80" w:type="dxa"/>
+              <w:left w:w="80" w:type="dxa"/>
+              <w:bottom w:w="80" w:type="dxa"/>
+              <w:right w:w="80" w:type="dxa"/>
+            </w:tcMar>
+          </w:tcPr>
+          <w:p>
+            <w:pPr>
+              <w:spacing w:after="20" w:line="259" w:lineRule="auto"/>
+              <w:jc w:val="center"/>
+            </w:pPr>
+            <w:r>
+              <w:rPr>
+                <w:b w:val="0"/>
+                <w:sz w:val="19"/>
+              </w:rPr>
+              <w:t>MyBatis</w:t>
+            </w:r>
+          </w:p>
+        </w:tc>
+        <w:tc>
+          <w:tcPr>
+            <w:tcW w:type="dxa" w:w="1224"/>
+            <w:vAlign w:val="center"/>
+            <w:shd w:fill="F7F9FB"/>
+            <w:tcMar>
+              <w:top w:w="80" w:type="dxa"/>
+              <w:left w:w="80" w:type="dxa"/>
+              <w:bottom w:w="80" w:type="dxa"/>
+              <w:right w:w="80" w:type="dxa"/>
+            </w:tcMar>
+          </w:tcPr>
+          <w:p>
+            <w:pPr>
+              <w:spacing w:after="20" w:line="259" w:lineRule="auto"/>
+              <w:jc w:val="center"/>
+            </w:pPr>
+            <w:r>
+              <w:rPr>
+                <w:b w:val="0"/>
+                <w:sz w:val="19"/>
+              </w:rPr>
+              <w:t>2.12</w:t>
+            </w:r>
+          </w:p>
+        </w:tc>
+        <w:tc>
+          <w:tcPr>
+            <w:tcW w:type="dxa" w:w="1224"/>
+            <w:vAlign w:val="center"/>
+            <w:shd w:fill="F7F9FB"/>
+            <w:tcMar>
+              <w:top w:w="80" w:type="dxa"/>
+              <w:left w:w="80" w:type="dxa"/>
+              <w:bottom w:w="80" w:type="dxa"/>
+              <w:right w:w="80" w:type="dxa"/>
+            </w:tcMar>
+          </w:tcPr>
+          <w:p>
+            <w:pPr>
+              <w:spacing w:after="20" w:line="259" w:lineRule="auto"/>
+              <w:jc w:val="center"/>
+            </w:pPr>
+            <w:r>
+              <w:rPr>
+                <w:b w:val="0"/>
+                <w:sz w:val="19"/>
+              </w:rPr>
+              <w:t>2.67</w:t>
+            </w:r>
+          </w:p>
+        </w:tc>
+        <w:tc>
+          <w:tcPr>
+            <w:tcW w:type="dxa" w:w="1512"/>
+            <w:vAlign w:val="center"/>
+            <w:shd w:fill="F7F9FB"/>
+            <w:tcMar>
+              <w:top w:w="80" w:type="dxa"/>
+              <w:left w:w="80" w:type="dxa"/>
+              <w:bottom w:w="80" w:type="dxa"/>
+              <w:right w:w="80" w:type="dxa"/>
+            </w:tcMar>
+          </w:tcPr>
+          <w:p>
+            <w:pPr>
+              <w:spacing w:after="20" w:line="259" w:lineRule="auto"/>
+              <w:jc w:val="center"/>
+            </w:pPr>
+            <w:r>
+              <w:rPr>
+                <w:b w:val="0"/>
+                <w:sz w:val="19"/>
+              </w:rPr>
+              <w:t>99.9%</w:t>
+            </w:r>
+          </w:p>
+        </w:tc>
+        <w:tc>
+          <w:tcPr>
+            <w:tcW w:type="dxa" w:w="2088"/>
+            <w:vAlign w:val="center"/>
+            <w:shd w:fill="F7F9FB"/>
+            <w:tcMar>
+              <w:top w:w="80" w:type="dxa"/>
+              <w:left w:w="80" w:type="dxa"/>
+              <w:bottom w:w="80" w:type="dxa"/>
+              <w:right w:w="80" w:type="dxa"/>
+            </w:tcMar>
+          </w:tcPr>
+          <w:p>
+            <w:pPr>
+              <w:spacing w:after="20" w:line="259" w:lineRule="auto"/>
+              <w:jc w:val="center"/>
+            </w:pPr>
+            <w:r>
+              <w:rPr>
+                <w:b w:val="0"/>
+                <w:sz w:val="19"/>
+              </w:rPr>
+              <w:t>99.7–100.0%</w:t>
+            </w:r>
+          </w:p>
+        </w:tc>
+        <w:tc>
+          <w:tcPr>
+            <w:tcW w:type="dxa" w:w="1656"/>
+            <w:vAlign w:val="center"/>
+            <w:shd w:fill="F7F9FB"/>
+            <w:tcMar>
+              <w:top w:w="80" w:type="dxa"/>
+              <w:left w:w="80" w:type="dxa"/>
+              <w:bottom w:w="80" w:type="dxa"/>
+              <w:right w:w="80" w:type="dxa"/>
+            </w:tcMar>
+          </w:tcPr>
+          <w:p>
+            <w:pPr>
+              <w:spacing w:after="20" w:line="259" w:lineRule="auto"/>
+              <w:jc w:val="center"/>
+            </w:pPr>
+            <w:r>
+              <w:rPr>
+                <w:b w:val="0"/>
+                <w:sz w:val="19"/>
+              </w:rPr>
+              <w:t>100.0%</w:t>
+            </w:r>
+          </w:p>
+        </w:tc>
+      </w:tr>
+      <w:tr>
+        <w:trPr>
+          <w:cantSplit/>
+        </w:trPr>
+        <w:tc>
+          <w:tcPr>
+            <w:tcW w:type="dxa" w:w="864"/>
+            <w:vAlign w:val="center"/>
+            <w:shd w:fill="FFFFFF"/>
+            <w:tcMar>
+              <w:top w:w="80" w:type="dxa"/>
+              <w:left w:w="80" w:type="dxa"/>
+              <w:bottom w:w="80" w:type="dxa"/>
+              <w:right w:w="80" w:type="dxa"/>
+            </w:tcMar>
+          </w:tcPr>
+          <w:p>
+            <w:pPr>
+              <w:spacing w:after="20" w:line="259" w:lineRule="auto"/>
+              <w:jc w:val="left"/>
+            </w:pPr>
+            <w:r>
+              <w:rPr>
+                <w:b w:val="0"/>
+                <w:sz w:val="19"/>
+              </w:rPr>
+              <w:t>1100</w:t>
+            </w:r>
+          </w:p>
+        </w:tc>
+        <w:tc>
+          <w:tcPr>
+            <w:tcW w:type="dxa" w:w="1080"/>
+            <w:vAlign w:val="center"/>
+            <w:shd w:fill="FFFFFF"/>
+            <w:tcMar>
+              <w:top w:w="80" w:type="dxa"/>
+              <w:left w:w="80" w:type="dxa"/>
+              <w:bottom w:w="80" w:type="dxa"/>
+              <w:right w:w="80" w:type="dxa"/>
+            </w:tcMar>
+          </w:tcPr>
+          <w:p>
+            <w:pPr>
+              <w:spacing w:after="20" w:line="259" w:lineRule="auto"/>
+              <w:jc w:val="center"/>
+            </w:pPr>
+            <w:r>
+              <w:rPr>
+                <w:b w:val="0"/>
+                <w:sz w:val="19"/>
+              </w:rPr>
+              <w:t>JPA</w:t>
+            </w:r>
+          </w:p>
+        </w:tc>
+        <w:tc>
+          <w:tcPr>
+            <w:tcW w:type="dxa" w:w="1224"/>
+            <w:vAlign w:val="center"/>
+            <w:shd w:fill="FFFFFF"/>
+            <w:tcMar>
+              <w:top w:w="80" w:type="dxa"/>
+              <w:left w:w="80" w:type="dxa"/>
+              <w:bottom w:w="80" w:type="dxa"/>
+              <w:right w:w="80" w:type="dxa"/>
+            </w:tcMar>
+          </w:tcPr>
+          <w:p>
+            <w:pPr>
+              <w:spacing w:after="20" w:line="259" w:lineRule="auto"/>
+              <w:jc w:val="center"/>
+            </w:pPr>
+            <w:r>
+              <w:rPr>
+                <w:b w:val="0"/>
+                <w:sz w:val="19"/>
+              </w:rPr>
+              <w:t>34.49</w:t>
+            </w:r>
+          </w:p>
+        </w:tc>
+        <w:tc>
+          <w:tcPr>
+            <w:tcW w:type="dxa" w:w="1224"/>
+            <w:vAlign w:val="center"/>
+            <w:shd w:fill="FFFFFF"/>
+            <w:tcMar>
+              <w:top w:w="80" w:type="dxa"/>
+              <w:left w:w="80" w:type="dxa"/>
+              <w:bottom w:w="80" w:type="dxa"/>
+              <w:right w:w="80" w:type="dxa"/>
+            </w:tcMar>
+          </w:tcPr>
+          <w:p>
+            <w:pPr>
+              <w:spacing w:after="20" w:line="259" w:lineRule="auto"/>
+              <w:jc w:val="center"/>
+            </w:pPr>
+            <w:r>
+              <w:rPr>
+                <w:b w:val="0"/>
+                <w:sz w:val="19"/>
+              </w:rPr>
+              <w:t>145.07</w:t>
+            </w:r>
+          </w:p>
+        </w:tc>
+        <w:tc>
+          <w:tcPr>
+            <w:tcW w:type="dxa" w:w="1512"/>
+            <w:vAlign w:val="center"/>
+            <w:shd w:fill="FFFFFF"/>
+            <w:tcMar>
+              <w:top w:w="80" w:type="dxa"/>
+              <w:left w:w="80" w:type="dxa"/>
+              <w:bottom w:w="80" w:type="dxa"/>
+              <w:right w:w="80" w:type="dxa"/>
+            </w:tcMar>
+          </w:tcPr>
+          <w:p>
+            <w:pPr>
+              <w:spacing w:after="20" w:line="259" w:lineRule="auto"/>
+              <w:jc w:val="center"/>
+            </w:pPr>
+            <w:r>
+              <w:rPr>
+                <w:b w:val="0"/>
+                <w:sz w:val="19"/>
+              </w:rPr>
+              <w:t>83.7%</w:t>
+            </w:r>
+          </w:p>
+        </w:tc>
+        <w:tc>
+          <w:tcPr>
+            <w:tcW w:type="dxa" w:w="2088"/>
+            <w:vAlign w:val="center"/>
+            <w:shd w:fill="FFFFFF"/>
+            <w:tcMar>
+              <w:top w:w="80" w:type="dxa"/>
+              <w:left w:w="80" w:type="dxa"/>
+              <w:bottom w:w="80" w:type="dxa"/>
+              <w:right w:w="80" w:type="dxa"/>
+            </w:tcMar>
+          </w:tcPr>
+          <w:p>
+            <w:pPr>
+              <w:spacing w:after="20" w:line="259" w:lineRule="auto"/>
+              <w:jc w:val="center"/>
+            </w:pPr>
+            <w:r>
+              <w:rPr>
+                <w:b w:val="0"/>
+                <w:sz w:val="19"/>
+              </w:rPr>
+              <w:t>58.0–99.4%</w:t>
+            </w:r>
+          </w:p>
+        </w:tc>
+        <w:tc>
+          <w:tcPr>
+            <w:tcW w:type="dxa" w:w="1656"/>
+            <w:vAlign w:val="center"/>
+            <w:shd w:fill="FFFFFF"/>
+            <w:tcMar>
+              <w:top w:w="80" w:type="dxa"/>
+              <w:left w:w="80" w:type="dxa"/>
+              <w:bottom w:w="80" w:type="dxa"/>
+              <w:right w:w="80" w:type="dxa"/>
+            </w:tcMar>
+          </w:tcPr>
+          <w:p>
+            <w:pPr>
+              <w:spacing w:after="20" w:line="259" w:lineRule="auto"/>
+              <w:jc w:val="center"/>
+            </w:pPr>
+            <w:r>
+              <w:rPr>
+                <w:b w:val="0"/>
+                <w:sz w:val="19"/>
+              </w:rPr>
+              <w:t>83.8%</w:t>
+            </w:r>
+          </w:p>
+        </w:tc>
+      </w:tr>
+      <w:tr>
+        <w:trPr>
+          <w:cantSplit/>
+        </w:trPr>
+        <w:tc>
+          <w:tcPr>
+            <w:tcW w:type="dxa" w:w="864"/>
+            <w:vAlign w:val="center"/>
+            <w:shd w:fill="F7F9FB"/>
+            <w:tcMar>
+              <w:top w:w="80" w:type="dxa"/>
+              <w:left w:w="80" w:type="dxa"/>
+              <w:bottom w:w="80" w:type="dxa"/>
+              <w:right w:w="80" w:type="dxa"/>
+            </w:tcMar>
+          </w:tcPr>
+          <w:p>
+            <w:pPr>
+              <w:spacing w:after="20" w:line="259" w:lineRule="auto"/>
+              <w:jc w:val="left"/>
+            </w:pPr>
+            <w:r>
+              <w:rPr>
+                <w:b w:val="0"/>
+                <w:sz w:val="19"/>
+              </w:rPr>
+              <w:t>1100</w:t>
+            </w:r>
+          </w:p>
+        </w:tc>
+        <w:tc>
+          <w:tcPr>
+            <w:tcW w:type="dxa" w:w="1080"/>
+            <w:vAlign w:val="center"/>
+            <w:shd w:fill="F7F9FB"/>
+            <w:tcMar>
+              <w:top w:w="80" w:type="dxa"/>
+              <w:left w:w="80" w:type="dxa"/>
+              <w:bottom w:w="80" w:type="dxa"/>
+              <w:right w:w="80" w:type="dxa"/>
+            </w:tcMar>
+          </w:tcPr>
+          <w:p>
+            <w:pPr>
+              <w:spacing w:after="20" w:line="259" w:lineRule="auto"/>
+              <w:jc w:val="center"/>
+            </w:pPr>
+            <w:r>
+              <w:rPr>
+                <w:b w:val="0"/>
+                <w:sz w:val="19"/>
+              </w:rPr>
+              <w:t>MyBatis</w:t>
+            </w:r>
+          </w:p>
+        </w:tc>
+        <w:tc>
+          <w:tcPr>
+            <w:tcW w:type="dxa" w:w="1224"/>
+            <w:vAlign w:val="center"/>
+            <w:shd w:fill="F7F9FB"/>
+            <w:tcMar>
+              <w:top w:w="80" w:type="dxa"/>
+              <w:left w:w="80" w:type="dxa"/>
+              <w:bottom w:w="80" w:type="dxa"/>
+              <w:right w:w="80" w:type="dxa"/>
+            </w:tcMar>
+          </w:tcPr>
+          <w:p>
+            <w:pPr>
+              <w:spacing w:after="20" w:line="259" w:lineRule="auto"/>
+              <w:jc w:val="center"/>
+            </w:pPr>
+            <w:r>
+              <w:rPr>
+                <w:b w:val="0"/>
+                <w:sz w:val="19"/>
+              </w:rPr>
+              <w:t>12.16</w:t>
+            </w:r>
+          </w:p>
+        </w:tc>
+        <w:tc>
+          <w:tcPr>
+            <w:tcW w:type="dxa" w:w="1224"/>
+            <w:vAlign w:val="center"/>
+            <w:shd w:fill="F7F9FB"/>
+            <w:tcMar>
+              <w:top w:w="80" w:type="dxa"/>
+              <w:left w:w="80" w:type="dxa"/>
+              <w:bottom w:w="80" w:type="dxa"/>
+              <w:right w:w="80" w:type="dxa"/>
+            </w:tcMar>
+          </w:tcPr>
+          <w:p>
+            <w:pPr>
+              <w:spacing w:after="20" w:line="259" w:lineRule="auto"/>
+              <w:jc w:val="center"/>
+            </w:pPr>
+            <w:r>
+              <w:rPr>
+                <w:b w:val="0"/>
+                <w:sz w:val="19"/>
+              </w:rPr>
+              <w:t>69.02</w:t>
+            </w:r>
+          </w:p>
+        </w:tc>
+        <w:tc>
+          <w:tcPr>
+            <w:tcW w:type="dxa" w:w="1512"/>
+            <w:vAlign w:val="center"/>
+            <w:shd w:fill="F7F9FB"/>
+            <w:tcMar>
+              <w:top w:w="80" w:type="dxa"/>
+              <w:left w:w="80" w:type="dxa"/>
+              <w:bottom w:w="80" w:type="dxa"/>
+              <w:right w:w="80" w:type="dxa"/>
+            </w:tcMar>
+          </w:tcPr>
+          <w:p>
+            <w:pPr>
+              <w:spacing w:after="20" w:line="259" w:lineRule="auto"/>
+              <w:jc w:val="center"/>
+            </w:pPr>
+            <w:r>
+              <w:rPr>
+                <w:b w:val="0"/>
+                <w:sz w:val="19"/>
+              </w:rPr>
+              <w:t>93.7%</w:t>
+            </w:r>
+          </w:p>
+        </w:tc>
+        <w:tc>
+          <w:tcPr>
+            <w:tcW w:type="dxa" w:w="2088"/>
+            <w:vAlign w:val="center"/>
+            <w:shd w:fill="F7F9FB"/>
+            <w:tcMar>
+              <w:top w:w="80" w:type="dxa"/>
+              <w:left w:w="80" w:type="dxa"/>
+              <w:bottom w:w="80" w:type="dxa"/>
+              <w:right w:w="80" w:type="dxa"/>
+            </w:tcMar>
+          </w:tcPr>
+          <w:p>
+            <w:pPr>
+              <w:spacing w:after="20" w:line="259" w:lineRule="auto"/>
+              <w:jc w:val="center"/>
+            </w:pPr>
+            <w:r>
+              <w:rPr>
+                <w:b w:val="0"/>
+                <w:sz w:val="19"/>
+              </w:rPr>
+              <w:t>82.0–100.0%</w:t>
+            </w:r>
+          </w:p>
+        </w:tc>
+        <w:tc>
+          <w:tcPr>
+            <w:tcW w:type="dxa" w:w="1656"/>
+            <w:vAlign w:val="center"/>
+            <w:shd w:fill="F7F9FB"/>
+            <w:tcMar>
+              <w:top w:w="80" w:type="dxa"/>
+              <w:left w:w="80" w:type="dxa"/>
+              <w:bottom w:w="80" w:type="dxa"/>
+              <w:right w:w="80" w:type="dxa"/>
+            </w:tcMar>
+          </w:tcPr>
+          <w:p>
+            <w:pPr>
+              <w:spacing w:after="20" w:line="259" w:lineRule="auto"/>
+              <w:jc w:val="center"/>
+            </w:pPr>
+            <w:r>
+              <w:rPr>
+                <w:b w:val="0"/>
+                <w:sz w:val="19"/>
+              </w:rPr>
+              <w:t>93.9%</w:t>
+            </w:r>
+          </w:p>
+        </w:tc>
+      </w:tr>
+      <w:tr>
+        <w:trPr>
+          <w:cantSplit/>
+        </w:trPr>
+        <w:tc>
+          <w:tcPr>
+            <w:tcW w:type="dxa" w:w="864"/>
+            <w:vAlign w:val="center"/>
+            <w:shd w:fill="FFFFFF"/>
+            <w:tcMar>
+              <w:top w:w="80" w:type="dxa"/>
+              <w:left w:w="80" w:type="dxa"/>
+              <w:bottom w:w="80" w:type="dxa"/>
+              <w:right w:w="80" w:type="dxa"/>
+            </w:tcMar>
+          </w:tcPr>
+          <w:p>
+            <w:pPr>
+              <w:spacing w:after="20" w:line="259" w:lineRule="auto"/>
+              <w:jc w:val="left"/>
+            </w:pPr>
+            <w:r>
+              <w:rPr>
+                <w:b w:val="0"/>
+                <w:sz w:val="19"/>
+              </w:rPr>
+              <w:t>1150</w:t>
+            </w:r>
+          </w:p>
+        </w:tc>
+        <w:tc>
+          <w:tcPr>
+            <w:tcW w:type="dxa" w:w="1080"/>
+            <w:vAlign w:val="center"/>
+            <w:shd w:fill="FFFFFF"/>
+            <w:tcMar>
+              <w:top w:w="80" w:type="dxa"/>
+              <w:left w:w="80" w:type="dxa"/>
+              <w:bottom w:w="80" w:type="dxa"/>
+              <w:right w:w="80" w:type="dxa"/>
+            </w:tcMar>
+          </w:tcPr>
+          <w:p>
+            <w:pPr>
+              <w:spacing w:after="20" w:line="259" w:lineRule="auto"/>
+              <w:jc w:val="center"/>
+            </w:pPr>
+            <w:r>
+              <w:rPr>
+                <w:b w:val="0"/>
+                <w:sz w:val="19"/>
+              </w:rPr>
+              <w:t>JPA</w:t>
+            </w:r>
+          </w:p>
+        </w:tc>
+        <w:tc>
+          <w:tcPr>
+            <w:tcW w:type="dxa" w:w="1224"/>
+            <w:vAlign w:val="center"/>
+            <w:shd w:fill="FFFFFF"/>
+            <w:tcMar>
+              <w:top w:w="80" w:type="dxa"/>
+              <w:left w:w="80" w:type="dxa"/>
+              <w:bottom w:w="80" w:type="dxa"/>
+              <w:right w:w="80" w:type="dxa"/>
+            </w:tcMar>
+          </w:tcPr>
+          <w:p>
+            <w:pPr>
+              <w:spacing w:after="20" w:line="259" w:lineRule="auto"/>
+              <w:jc w:val="center"/>
+            </w:pPr>
+            <w:r>
+              <w:rPr>
+                <w:b w:val="0"/>
+                <w:sz w:val="19"/>
+              </w:rPr>
+              <w:t>2.70</w:t>
+            </w:r>
+          </w:p>
+        </w:tc>
+        <w:tc>
+          <w:tcPr>
+            <w:tcW w:type="dxa" w:w="1224"/>
+            <w:vAlign w:val="center"/>
+            <w:shd w:fill="FFFFFF"/>
+            <w:tcMar>
+              <w:top w:w="80" w:type="dxa"/>
+              <w:left w:w="80" w:type="dxa"/>
+              <w:bottom w:w="80" w:type="dxa"/>
+              <w:right w:w="80" w:type="dxa"/>
+            </w:tcMar>
+          </w:tcPr>
+          <w:p>
+            <w:pPr>
+              <w:spacing w:after="20" w:line="259" w:lineRule="auto"/>
+              <w:jc w:val="center"/>
+            </w:pPr>
+            <w:r>
+              <w:rPr>
+                <w:b w:val="0"/>
+                <w:sz w:val="19"/>
+              </w:rPr>
+              <w:t>3.67</w:t>
+            </w:r>
+          </w:p>
+        </w:tc>
+        <w:tc>
+          <w:tcPr>
+            <w:tcW w:type="dxa" w:w="1512"/>
+            <w:vAlign w:val="center"/>
+            <w:shd w:fill="FFFFFF"/>
+            <w:tcMar>
+              <w:top w:w="80" w:type="dxa"/>
+              <w:left w:w="80" w:type="dxa"/>
+              <w:bottom w:w="80" w:type="dxa"/>
+              <w:right w:w="80" w:type="dxa"/>
+            </w:tcMar>
+          </w:tcPr>
+          <w:p>
+            <w:pPr>
+              <w:spacing w:after="20" w:line="259" w:lineRule="auto"/>
+              <w:jc w:val="center"/>
+            </w:pPr>
+            <w:r>
+              <w:rPr>
+                <w:b w:val="0"/>
+                <w:sz w:val="19"/>
+              </w:rPr>
+              <w:t>99.5%</w:t>
+            </w:r>
+          </w:p>
+        </w:tc>
+        <w:tc>
+          <w:tcPr>
+            <w:tcW w:type="dxa" w:w="2088"/>
+            <w:vAlign w:val="center"/>
+            <w:shd w:fill="FFFFFF"/>
+            <w:tcMar>
+              <w:top w:w="80" w:type="dxa"/>
+              <w:left w:w="80" w:type="dxa"/>
+              <w:bottom w:w="80" w:type="dxa"/>
+              <w:right w:w="80" w:type="dxa"/>
+            </w:tcMar>
+          </w:tcPr>
+          <w:p>
+            <w:pPr>
+              <w:spacing w:after="20" w:line="259" w:lineRule="auto"/>
+              <w:jc w:val="center"/>
+            </w:pPr>
+            <w:r>
+              <w:rPr>
+                <w:b w:val="0"/>
+                <w:sz w:val="19"/>
+              </w:rPr>
+              <w:t>99.0–100.0%</w:t>
+            </w:r>
+          </w:p>
+        </w:tc>
+        <w:tc>
+          <w:tcPr>
+            <w:tcW w:type="dxa" w:w="1656"/>
+            <w:vAlign w:val="center"/>
+            <w:shd w:fill="FFFFFF"/>
+            <w:tcMar>
+              <w:top w:w="80" w:type="dxa"/>
+              <w:left w:w="80" w:type="dxa"/>
+              <w:bottom w:w="80" w:type="dxa"/>
+              <w:right w:w="80" w:type="dxa"/>
+            </w:tcMar>
+          </w:tcPr>
+          <w:p>
+            <w:pPr>
+              <w:spacing w:after="20" w:line="259" w:lineRule="auto"/>
+              <w:jc w:val="center"/>
+            </w:pPr>
+            <w:r>
+              <w:rPr>
+                <w:b w:val="0"/>
+                <w:sz w:val="19"/>
+              </w:rPr>
+              <w:t>99.8%</w:t>
+            </w:r>
+          </w:p>
+        </w:tc>
+      </w:tr>
+      <w:tr>
+        <w:trPr>
+          <w:cantSplit/>
+        </w:trPr>
+        <w:tc>
+          <w:tcPr>
+            <w:tcW w:type="dxa" w:w="864"/>
+            <w:vAlign w:val="center"/>
+            <w:shd w:fill="F7F9FB"/>
+            <w:tcMar>
+              <w:top w:w="80" w:type="dxa"/>
+              <w:left w:w="80" w:type="dxa"/>
+              <w:bottom w:w="80" w:type="dxa"/>
+              <w:right w:w="80" w:type="dxa"/>
+            </w:tcMar>
+          </w:tcPr>
+          <w:p>
+            <w:pPr>
+              <w:spacing w:after="20" w:line="259" w:lineRule="auto"/>
+              <w:jc w:val="left"/>
+            </w:pPr>
+            <w:r>
+              <w:rPr>
+                <w:b w:val="0"/>
+                <w:sz w:val="19"/>
+              </w:rPr>
+              <w:t>1150</w:t>
+            </w:r>
+          </w:p>
+        </w:tc>
+        <w:tc>
+          <w:tcPr>
+            <w:tcW w:type="dxa" w:w="1080"/>
+            <w:vAlign w:val="center"/>
+            <w:shd w:fill="F7F9FB"/>
+            <w:tcMar>
+              <w:top w:w="80" w:type="dxa"/>
+              <w:left w:w="80" w:type="dxa"/>
+              <w:bottom w:w="80" w:type="dxa"/>
+              <w:right w:w="80" w:type="dxa"/>
+            </w:tcMar>
+          </w:tcPr>
+          <w:p>
+            <w:pPr>
+              <w:spacing w:after="20" w:line="259" w:lineRule="auto"/>
+              <w:jc w:val="center"/>
+            </w:pPr>
+            <w:r>
+              <w:rPr>
+                <w:b w:val="0"/>
+                <w:sz w:val="19"/>
+              </w:rPr>
+              <w:t>MyBatis</w:t>
+            </w:r>
+          </w:p>
+        </w:tc>
+        <w:tc>
+          <w:tcPr>
+            <w:tcW w:type="dxa" w:w="1224"/>
+            <w:vAlign w:val="center"/>
+            <w:shd w:fill="F7F9FB"/>
+            <w:tcMar>
+              <w:top w:w="80" w:type="dxa"/>
+              <w:left w:w="80" w:type="dxa"/>
+              <w:bottom w:w="80" w:type="dxa"/>
+              <w:right w:w="80" w:type="dxa"/>
+            </w:tcMar>
+          </w:tcPr>
+          <w:p>
+            <w:pPr>
+              <w:spacing w:after="20" w:line="259" w:lineRule="auto"/>
+              <w:jc w:val="center"/>
+            </w:pPr>
+            <w:r>
+              <w:rPr>
+                <w:b w:val="0"/>
+                <w:sz w:val="19"/>
+              </w:rPr>
+              <w:t>2.22</w:t>
+            </w:r>
+          </w:p>
+        </w:tc>
+        <w:tc>
+          <w:tcPr>
+            <w:tcW w:type="dxa" w:w="1224"/>
+            <w:vAlign w:val="center"/>
+            <w:shd w:fill="F7F9FB"/>
+            <w:tcMar>
+              <w:top w:w="80" w:type="dxa"/>
+              <w:left w:w="80" w:type="dxa"/>
+              <w:bottom w:w="80" w:type="dxa"/>
+              <w:right w:w="80" w:type="dxa"/>
+            </w:tcMar>
+          </w:tcPr>
+          <w:p>
+            <w:pPr>
+              <w:spacing w:after="20" w:line="259" w:lineRule="auto"/>
+              <w:jc w:val="center"/>
+            </w:pPr>
+            <w:r>
+              <w:rPr>
+                <w:b w:val="0"/>
+                <w:sz w:val="19"/>
+              </w:rPr>
+              <w:t>3.33</w:t>
+            </w:r>
+          </w:p>
+        </w:tc>
+        <w:tc>
+          <w:tcPr>
+            <w:tcW w:type="dxa" w:w="1512"/>
+            <w:vAlign w:val="center"/>
+            <w:shd w:fill="F7F9FB"/>
+            <w:tcMar>
+              <w:top w:w="80" w:type="dxa"/>
+              <w:left w:w="80" w:type="dxa"/>
+              <w:bottom w:w="80" w:type="dxa"/>
+              <w:right w:w="80" w:type="dxa"/>
+            </w:tcMar>
+          </w:tcPr>
+          <w:p>
+            <w:pPr>
+              <w:spacing w:after="20" w:line="259" w:lineRule="auto"/>
+              <w:jc w:val="center"/>
+            </w:pPr>
+            <w:r>
+              <w:rPr>
+                <w:b w:val="0"/>
+                <w:sz w:val="19"/>
+              </w:rPr>
+              <w:t>99.7%</w:t>
+            </w:r>
+          </w:p>
+        </w:tc>
+        <w:tc>
+          <w:tcPr>
+            <w:tcW w:type="dxa" w:w="2088"/>
+            <w:vAlign w:val="center"/>
+            <w:shd w:fill="F7F9FB"/>
+            <w:tcMar>
+              <w:top w:w="80" w:type="dxa"/>
+              <w:left w:w="80" w:type="dxa"/>
+              <w:bottom w:w="80" w:type="dxa"/>
+              <w:right w:w="80" w:type="dxa"/>
+            </w:tcMar>
+          </w:tcPr>
+          <w:p>
+            <w:pPr>
+              <w:spacing w:after="20" w:line="259" w:lineRule="auto"/>
+              <w:jc w:val="center"/>
+            </w:pPr>
+            <w:r>
+              <w:rPr>
+                <w:b w:val="0"/>
+                <w:sz w:val="19"/>
+              </w:rPr>
+              <w:t>99.6–99.8%</w:t>
+            </w:r>
+          </w:p>
+        </w:tc>
+        <w:tc>
+          <w:tcPr>
+            <w:tcW w:type="dxa" w:w="1656"/>
+            <w:vAlign w:val="center"/>
+            <w:shd w:fill="F7F9FB"/>
+            <w:tcMar>
+              <w:top w:w="80" w:type="dxa"/>
+              <w:left w:w="80" w:type="dxa"/>
+              <w:bottom w:w="80" w:type="dxa"/>
+              <w:right w:w="80" w:type="dxa"/>
+            </w:tcMar>
+          </w:tcPr>
+          <w:p>
+            <w:pPr>
+              <w:spacing w:after="20" w:line="259" w:lineRule="auto"/>
+              <w:jc w:val="center"/>
+            </w:pPr>
+            <w:r>
+              <w:rPr>
+                <w:b w:val="0"/>
+                <w:sz w:val="19"/>
+              </w:rPr>
+              <w:t>99.9%</w:t>
+            </w:r>
+          </w:p>
+        </w:tc>
+      </w:tr>
+      <w:tr>
+        <w:trPr>
+          <w:cantSplit/>
+        </w:trPr>
+        <w:tc>
+          <w:tcPr>
+            <w:tcW w:type="dxa" w:w="864"/>
+            <w:vAlign w:val="center"/>
+            <w:shd w:fill="FFFFFF"/>
+            <w:tcMar>
+              <w:top w:w="80" w:type="dxa"/>
+              <w:left w:w="80" w:type="dxa"/>
+              <w:bottom w:w="80" w:type="dxa"/>
+              <w:right w:w="80" w:type="dxa"/>
+            </w:tcMar>
+          </w:tcPr>
+          <w:p>
+            <w:pPr>
+              <w:spacing w:after="20" w:line="259" w:lineRule="auto"/>
+              <w:jc w:val="left"/>
+            </w:pPr>
+            <w:r>
+              <w:rPr>
+                <w:b w:val="0"/>
+                <w:sz w:val="19"/>
+              </w:rPr>
+              <w:t>1200</w:t>
+            </w:r>
+          </w:p>
+        </w:tc>
+        <w:tc>
+          <w:tcPr>
+            <w:tcW w:type="dxa" w:w="1080"/>
+            <w:vAlign w:val="center"/>
+            <w:shd w:fill="FFFFFF"/>
+            <w:tcMar>
+              <w:top w:w="80" w:type="dxa"/>
+              <w:left w:w="80" w:type="dxa"/>
+              <w:bottom w:w="80" w:type="dxa"/>
+              <w:right w:w="80" w:type="dxa"/>
+            </w:tcMar>
+          </w:tcPr>
+          <w:p>
+            <w:pPr>
+              <w:spacing w:after="20" w:line="259" w:lineRule="auto"/>
+              <w:jc w:val="center"/>
+            </w:pPr>
+            <w:r>
+              <w:rPr>
+                <w:b w:val="0"/>
+                <w:sz w:val="19"/>
+              </w:rPr>
+              <w:t>JPA</w:t>
+            </w:r>
+          </w:p>
+        </w:tc>
+        <w:tc>
+          <w:tcPr>
+            <w:tcW w:type="dxa" w:w="1224"/>
+            <w:vAlign w:val="center"/>
+            <w:shd w:fill="FFFFFF"/>
+            <w:tcMar>
+              <w:top w:w="80" w:type="dxa"/>
+              <w:left w:w="80" w:type="dxa"/>
+              <w:bottom w:w="80" w:type="dxa"/>
+              <w:right w:w="80" w:type="dxa"/>
+            </w:tcMar>
+          </w:tcPr>
+          <w:p>
+            <w:pPr>
+              <w:spacing w:after="20" w:line="259" w:lineRule="auto"/>
+              <w:jc w:val="center"/>
+            </w:pPr>
+            <w:r>
+              <w:rPr>
+                <w:b w:val="0"/>
+                <w:sz w:val="19"/>
+              </w:rPr>
+              <w:t>3.64</w:t>
+            </w:r>
+          </w:p>
+        </w:tc>
+        <w:tc>
+          <w:tcPr>
+            <w:tcW w:type="dxa" w:w="1224"/>
+            <w:vAlign w:val="center"/>
+            <w:shd w:fill="FFFFFF"/>
+            <w:tcMar>
+              <w:top w:w="80" w:type="dxa"/>
+              <w:left w:w="80" w:type="dxa"/>
+              <w:bottom w:w="80" w:type="dxa"/>
+              <w:right w:w="80" w:type="dxa"/>
+            </w:tcMar>
+          </w:tcPr>
+          <w:p>
+            <w:pPr>
+              <w:spacing w:after="20" w:line="259" w:lineRule="auto"/>
+              <w:jc w:val="center"/>
+            </w:pPr>
+            <w:r>
+              <w:rPr>
+                <w:b w:val="0"/>
+                <w:sz w:val="19"/>
+              </w:rPr>
+              <w:t>7.00</w:t>
+            </w:r>
+          </w:p>
+        </w:tc>
+        <w:tc>
+          <w:tcPr>
+            <w:tcW w:type="dxa" w:w="1512"/>
+            <w:vAlign w:val="center"/>
+            <w:shd w:fill="FFFFFF"/>
+            <w:tcMar>
+              <w:top w:w="80" w:type="dxa"/>
+              <w:left w:w="80" w:type="dxa"/>
+              <w:bottom w:w="80" w:type="dxa"/>
+              <w:right w:w="80" w:type="dxa"/>
+            </w:tcMar>
+          </w:tcPr>
+          <w:p>
+            <w:pPr>
+              <w:spacing w:after="20" w:line="259" w:lineRule="auto"/>
+              <w:jc w:val="center"/>
+            </w:pPr>
+            <w:r>
+              <w:rPr>
+                <w:b w:val="0"/>
+                <w:sz w:val="19"/>
+              </w:rPr>
+              <w:t>99.0%</w:t>
+            </w:r>
+          </w:p>
+        </w:tc>
+        <w:tc>
+          <w:tcPr>
+            <w:tcW w:type="dxa" w:w="2088"/>
+            <w:vAlign w:val="center"/>
+            <w:shd w:fill="FFFFFF"/>
+            <w:tcMar>
+              <w:top w:w="80" w:type="dxa"/>
+              <w:left w:w="80" w:type="dxa"/>
+              <w:bottom w:w="80" w:type="dxa"/>
+              <w:right w:w="80" w:type="dxa"/>
+            </w:tcMar>
+          </w:tcPr>
+          <w:p>
+            <w:pPr>
+              <w:spacing w:after="20" w:line="259" w:lineRule="auto"/>
+              <w:jc w:val="center"/>
+            </w:pPr>
+            <w:r>
+              <w:rPr>
+                <w:b w:val="0"/>
+                <w:sz w:val="19"/>
+              </w:rPr>
+              <w:t>98.1–100.0%</w:t>
+            </w:r>
+          </w:p>
+        </w:tc>
+        <w:tc>
+          <w:tcPr>
+            <w:tcW w:type="dxa" w:w="1656"/>
+            <w:vAlign w:val="center"/>
+            <w:shd w:fill="FFFFFF"/>
+            <w:tcMar>
+              <w:top w:w="80" w:type="dxa"/>
+              <w:left w:w="80" w:type="dxa"/>
+              <w:bottom w:w="80" w:type="dxa"/>
+              <w:right w:w="80" w:type="dxa"/>
+            </w:tcMar>
+          </w:tcPr>
+          <w:p>
+            <w:pPr>
+              <w:spacing w:after="20" w:line="259" w:lineRule="auto"/>
+              <w:jc w:val="center"/>
+            </w:pPr>
+            <w:r>
+              <w:rPr>
+                <w:b w:val="0"/>
+                <w:sz w:val="19"/>
+              </w:rPr>
+              <w:t>99.0%</w:t>
+            </w:r>
+          </w:p>
+        </w:tc>
+      </w:tr>
+      <w:tr>
+        <w:trPr>
+          <w:cantSplit/>
+        </w:trPr>
+        <w:tc>
+          <w:tcPr>
+            <w:tcW w:type="dxa" w:w="864"/>
+            <w:vAlign w:val="center"/>
+            <w:shd w:fill="F7F9FB"/>
+            <w:tcMar>
+              <w:top w:w="80" w:type="dxa"/>
+              <w:left w:w="80" w:type="dxa"/>
+              <w:bottom w:w="80" w:type="dxa"/>
+              <w:right w:w="80" w:type="dxa"/>
+            </w:tcMar>
+          </w:tcPr>
+          <w:p>
+            <w:pPr>
+              <w:spacing w:after="20" w:line="259" w:lineRule="auto"/>
+              <w:jc w:val="left"/>
+            </w:pPr>
+            <w:r>
+              <w:rPr>
+                <w:b w:val="0"/>
+                <w:sz w:val="19"/>
+              </w:rPr>
+              <w:t>1200</w:t>
+            </w:r>
+          </w:p>
+        </w:tc>
+        <w:tc>
+          <w:tcPr>
+            <w:tcW w:type="dxa" w:w="1080"/>
+            <w:vAlign w:val="center"/>
+            <w:shd w:fill="F7F9FB"/>
+            <w:tcMar>
+              <w:top w:w="80" w:type="dxa"/>
+              <w:left w:w="80" w:type="dxa"/>
+              <w:bottom w:w="80" w:type="dxa"/>
+              <w:right w:w="80" w:type="dxa"/>
+            </w:tcMar>
+          </w:tcPr>
+          <w:p>
+            <w:pPr>
+              <w:spacing w:after="20" w:line="259" w:lineRule="auto"/>
+              <w:jc w:val="center"/>
+            </w:pPr>
+            <w:r>
+              <w:rPr>
+                <w:b w:val="0"/>
+                <w:sz w:val="19"/>
+              </w:rPr>
+              <w:t>MyBatis</w:t>
+            </w:r>
+          </w:p>
+        </w:tc>
+        <w:tc>
+          <w:tcPr>
+            <w:tcW w:type="dxa" w:w="1224"/>
+            <w:vAlign w:val="center"/>
+            <w:shd w:fill="F7F9FB"/>
+            <w:tcMar>
+              <w:top w:w="80" w:type="dxa"/>
+              <w:left w:w="80" w:type="dxa"/>
+              <w:bottom w:w="80" w:type="dxa"/>
+              <w:right w:w="80" w:type="dxa"/>
+            </w:tcMar>
+          </w:tcPr>
+          <w:p>
+            <w:pPr>
+              <w:spacing w:after="20" w:line="259" w:lineRule="auto"/>
+              <w:jc w:val="center"/>
+            </w:pPr>
+            <w:r>
+              <w:rPr>
+                <w:b w:val="0"/>
+                <w:sz w:val="19"/>
+              </w:rPr>
+              <w:t>2.44</w:t>
+            </w:r>
+          </w:p>
+        </w:tc>
+        <w:tc>
+          <w:tcPr>
+            <w:tcW w:type="dxa" w:w="1224"/>
+            <w:vAlign w:val="center"/>
+            <w:shd w:fill="F7F9FB"/>
+            <w:tcMar>
+              <w:top w:w="80" w:type="dxa"/>
+              <w:left w:w="80" w:type="dxa"/>
+              <w:bottom w:w="80" w:type="dxa"/>
+              <w:right w:w="80" w:type="dxa"/>
+            </w:tcMar>
+          </w:tcPr>
+          <w:p>
+            <w:pPr>
+              <w:spacing w:after="20" w:line="259" w:lineRule="auto"/>
+              <w:jc w:val="center"/>
+            </w:pPr>
+            <w:r>
+              <w:rPr>
+                <w:b w:val="0"/>
+                <w:sz w:val="19"/>
+              </w:rPr>
+              <w:t>3.67</w:t>
+            </w:r>
+          </w:p>
+        </w:tc>
+        <w:tc>
+          <w:tcPr>
+            <w:tcW w:type="dxa" w:w="1512"/>
+            <w:vAlign w:val="center"/>
+            <w:shd w:fill="F7F9FB"/>
+            <w:tcMar>
+              <w:top w:w="80" w:type="dxa"/>
+              <w:left w:w="80" w:type="dxa"/>
+              <w:bottom w:w="80" w:type="dxa"/>
+              <w:right w:w="80" w:type="dxa"/>
+            </w:tcMar>
+          </w:tcPr>
+          <w:p>
+            <w:pPr>
+              <w:spacing w:after="20" w:line="259" w:lineRule="auto"/>
+              <w:jc w:val="center"/>
+            </w:pPr>
+            <w:r>
+              <w:rPr>
+                <w:b w:val="0"/>
+                <w:sz w:val="19"/>
+              </w:rPr>
+              <w:t>99.7%</w:t>
+            </w:r>
+          </w:p>
+        </w:tc>
+        <w:tc>
+          <w:tcPr>
+            <w:tcW w:type="dxa" w:w="2088"/>
+            <w:vAlign w:val="center"/>
+            <w:shd w:fill="F7F9FB"/>
+            <w:tcMar>
+              <w:top w:w="80" w:type="dxa"/>
+              <w:left w:w="80" w:type="dxa"/>
+              <w:bottom w:w="80" w:type="dxa"/>
+              <w:right w:w="80" w:type="dxa"/>
+            </w:tcMar>
+          </w:tcPr>
+          <w:p>
+            <w:pPr>
+              <w:spacing w:after="20" w:line="259" w:lineRule="auto"/>
+              <w:jc w:val="center"/>
+            </w:pPr>
+            <w:r>
+              <w:rPr>
+                <w:b w:val="0"/>
+                <w:sz w:val="19"/>
+              </w:rPr>
+              <w:t>99.5–99.8%</w:t>
+            </w:r>
+          </w:p>
+        </w:tc>
+        <w:tc>
+          <w:tcPr>
+            <w:tcW w:type="dxa" w:w="1656"/>
+            <w:vAlign w:val="center"/>
+            <w:shd w:fill="F7F9FB"/>
+            <w:tcMar>
+              <w:top w:w="80" w:type="dxa"/>
+              <w:left w:w="80" w:type="dxa"/>
+              <w:bottom w:w="80" w:type="dxa"/>
+              <w:right w:w="80" w:type="dxa"/>
+            </w:tcMar>
+          </w:tcPr>
+          <w:p>
+            <w:pPr>
+              <w:spacing w:after="20" w:line="259" w:lineRule="auto"/>
+              <w:jc w:val="center"/>
+            </w:pPr>
+            <w:r>
+              <w:rPr>
+                <w:b w:val="0"/>
+                <w:sz w:val="19"/>
+              </w:rPr>
+              <w:t>99.9%</w:t>
+            </w:r>
+          </w:p>
+        </w:tc>
+      </w:tr>
+    </w:tbl>
+    <w:p>
+      <w:pPr>
+        <w:spacing w:after="20"/>
+      </w:pPr>
+    </w:p>
+    <w:p>
+      <w:r>
+        <w:t>JPA 读取在三轮均满足目标的线程档位为：1000、1050、1150、1200。最高已测档位 1200 线程的平均响应为 3.64 ms，≤40 ms 比例三轮范围为 98.1%–100.0%。</w:t>
+      </w:r>
+    </w:p>
+    <w:p>
+      <w:r>
+        <w:t>MyBatis 读取在三轮均满足目标的线程档位为：1000、1050、1100、1150、1200。最高已测档位 1200 线程的平均响应为 2.44 ms，≤40 ms 比例三轮范围为 99.5%–99.8%。</w:t>
+      </w:r>
+    </w:p>
+    <w:p>
+      <w:r>
+        <w:t>逐轮响应分位数、吞吐量、实际活动线程峰值、连接时间和监控统计均保存在扩展实验的 all-runs.csv。表中指标保留全部请求；单次异常值和未达标轮次均未剔除。</w:t>
+      </w:r>
+    </w:p>
+    <w:p>
+      <w:r>
+        <w:br w:type="page"/>
+      </w:r>
+    </w:p>
+    <w:p>
+      <w:pPr>
+        <w:pStyle w:val="Heading1"/>
+      </w:pPr>
+      <w:r>
+        <w:t>2.14 扩展写入测试结果</w:t>
+      </w:r>
+    </w:p>
+    <w:p>
+      <w:r>
+        <w:t>线程设置均为 10 秒升压；响应均值和 P95 是三次重复对应统计量的平均，单位 ms。“≤40 ms”列为成功且满足响应目标的请求比例，三轮范围展示重复稳定性。“扣连接”列为 elapsed−Connect 口径的三轮平均达标比例。</w:t>
+      </w:r>
+    </w:p>
+    <w:tbl>
+      <w:tblPr>
+        <w:tblW w:type="auto" w:w="0"/>
+        <w:jc w:val="center"/>
+        <w:tblLayout w:type="fixed"/>
+        <w:tblLook w:firstColumn="1" w:firstRow="1" w:lastColumn="0" w:lastRow="0" w:noHBand="0" w:noVBand="1" w:val="04A0"/>
+        <w:tblBorders>
+          <w:top w:val="single" w:sz="4" w:color="D9D9D9"/>
+          <w:left w:val="single" w:sz="4" w:color="D9D9D9"/>
+          <w:bottom w:val="single" w:sz="4" w:color="D9D9D9"/>
+          <w:right w:val="single" w:sz="4" w:color="D9D9D9"/>
+          <w:insideH w:val="single" w:sz="4" w:color="D9D9D9"/>
+          <w:insideV w:val="single" w:sz="4" w:color="D9D9D9"/>
+        </w:tblBorders>
+      </w:tblPr>
+      <w:tblGrid>
+        <w:gridCol w:w="864"/>
+        <w:gridCol w:w="1080"/>
+        <w:gridCol w:w="1224"/>
+        <w:gridCol w:w="1224"/>
+        <w:gridCol w:w="1512"/>
+        <w:gridCol w:w="2088"/>
+        <w:gridCol w:w="1656"/>
+      </w:tblGrid>
+      <w:tr>
+        <w:trPr>
+          <w:cantSplit/>
+          <w:tblHeader/>
+        </w:trPr>
+        <w:tc>
+          <w:tcPr>
+            <w:tcW w:type="dxa" w:w="864"/>
+            <w:vAlign w:val="center"/>
+            <w:shd w:fill="E5EBF1"/>
+            <w:tcMar>
+              <w:top w:w="80" w:type="dxa"/>
+              <w:left w:w="80" w:type="dxa"/>
+              <w:bottom w:w="80" w:type="dxa"/>
+              <w:right w:w="80" w:type="dxa"/>
+            </w:tcMar>
+          </w:tcPr>
+          <w:p>
+            <w:pPr>
+              <w:spacing w:after="20" w:line="259" w:lineRule="auto"/>
+              <w:jc w:val="left"/>
+            </w:pPr>
+            <w:r>
+              <w:rPr>
+                <w:b/>
+                <w:sz w:val="19"/>
+              </w:rPr>
+              <w:t>线程</w:t>
+            </w:r>
+          </w:p>
+        </w:tc>
+        <w:tc>
+          <w:tcPr>
+            <w:tcW w:type="dxa" w:w="1080"/>
+            <w:vAlign w:val="center"/>
+            <w:shd w:fill="E5EBF1"/>
+            <w:tcMar>
+              <w:top w:w="80" w:type="dxa"/>
+              <w:left w:w="80" w:type="dxa"/>
+              <w:bottom w:w="80" w:type="dxa"/>
+              <w:right w:w="80" w:type="dxa"/>
+            </w:tcMar>
+          </w:tcPr>
+          <w:p>
+            <w:pPr>
+              <w:spacing w:after="20" w:line="259" w:lineRule="auto"/>
+              <w:jc w:val="center"/>
+            </w:pPr>
+            <w:r>
+              <w:rPr>
+                <w:b/>
+                <w:sz w:val="19"/>
+              </w:rPr>
+              <w:t>实现</w:t>
+            </w:r>
+          </w:p>
+        </w:tc>
+        <w:tc>
+          <w:tcPr>
+            <w:tcW w:type="dxa" w:w="1224"/>
+            <w:vAlign w:val="center"/>
+            <w:shd w:fill="E5EBF1"/>
+            <w:tcMar>
+              <w:top w:w="80" w:type="dxa"/>
+              <w:left w:w="80" w:type="dxa"/>
+              <w:bottom w:w="80" w:type="dxa"/>
+              <w:right w:w="80" w:type="dxa"/>
+            </w:tcMar>
+          </w:tcPr>
+          <w:p>
+            <w:pPr>
+              <w:spacing w:after="20" w:line="259" w:lineRule="auto"/>
+              <w:jc w:val="center"/>
+            </w:pPr>
+            <w:r>
+              <w:rPr>
+                <w:b/>
+                <w:sz w:val="19"/>
+              </w:rPr>
+              <w:t>均值 ms</w:t>
+            </w:r>
+          </w:p>
+        </w:tc>
+        <w:tc>
+          <w:tcPr>
+            <w:tcW w:type="dxa" w:w="1224"/>
+            <w:vAlign w:val="center"/>
+            <w:shd w:fill="E5EBF1"/>
+            <w:tcMar>
+              <w:top w:w="80" w:type="dxa"/>
+              <w:left w:w="80" w:type="dxa"/>
+              <w:bottom w:w="80" w:type="dxa"/>
+              <w:right w:w="80" w:type="dxa"/>
+            </w:tcMar>
+          </w:tcPr>
+          <w:p>
+            <w:pPr>
+              <w:spacing w:after="20" w:line="259" w:lineRule="auto"/>
+              <w:jc w:val="center"/>
+            </w:pPr>
+            <w:r>
+              <w:rPr>
+                <w:b/>
+                <w:sz w:val="19"/>
+              </w:rPr>
+              <w:t>P95 ms</w:t>
+            </w:r>
+          </w:p>
+        </w:tc>
+        <w:tc>
+          <w:tcPr>
+            <w:tcW w:type="dxa" w:w="1512"/>
+            <w:vAlign w:val="center"/>
+            <w:shd w:fill="E5EBF1"/>
+            <w:tcMar>
+              <w:top w:w="80" w:type="dxa"/>
+              <w:left w:w="80" w:type="dxa"/>
+              <w:bottom w:w="80" w:type="dxa"/>
+              <w:right w:w="80" w:type="dxa"/>
+            </w:tcMar>
+          </w:tcPr>
+          <w:p>
+            <w:pPr>
+              <w:spacing w:after="20" w:line="259" w:lineRule="auto"/>
+              <w:jc w:val="center"/>
+            </w:pPr>
+            <w:r>
+              <w:rPr>
+                <w:b/>
+                <w:sz w:val="19"/>
+              </w:rPr>
+              <w:t>≤40 ms均值</w:t>
+            </w:r>
+          </w:p>
+        </w:tc>
+        <w:tc>
+          <w:tcPr>
+            <w:tcW w:type="dxa" w:w="2088"/>
+            <w:vAlign w:val="center"/>
+            <w:shd w:fill="E5EBF1"/>
+            <w:tcMar>
+              <w:top w:w="80" w:type="dxa"/>
+              <w:left w:w="80" w:type="dxa"/>
+              <w:bottom w:w="80" w:type="dxa"/>
+              <w:right w:w="80" w:type="dxa"/>
+            </w:tcMar>
+          </w:tcPr>
+          <w:p>
+            <w:pPr>
+              <w:spacing w:after="20" w:line="259" w:lineRule="auto"/>
+              <w:jc w:val="center"/>
+            </w:pPr>
+            <w:r>
+              <w:rPr>
+                <w:b/>
+                <w:sz w:val="19"/>
+              </w:rPr>
+              <w:t>三轮比例范围</w:t>
+            </w:r>
+          </w:p>
+        </w:tc>
+        <w:tc>
+          <w:tcPr>
+            <w:tcW w:type="dxa" w:w="1656"/>
+            <w:vAlign w:val="center"/>
+            <w:shd w:fill="E5EBF1"/>
+            <w:tcMar>
+              <w:top w:w="80" w:type="dxa"/>
+              <w:left w:w="80" w:type="dxa"/>
+              <w:bottom w:w="80" w:type="dxa"/>
+              <w:right w:w="80" w:type="dxa"/>
+            </w:tcMar>
+          </w:tcPr>
+          <w:p>
+            <w:pPr>
+              <w:spacing w:after="20" w:line="259" w:lineRule="auto"/>
+              <w:jc w:val="center"/>
+            </w:pPr>
+            <w:r>
+              <w:rPr>
+                <w:b/>
+                <w:sz w:val="19"/>
+              </w:rPr>
+              <w:t>扣连接比例</w:t>
+            </w:r>
+          </w:p>
+        </w:tc>
+      </w:tr>
+      <w:tr>
+        <w:trPr>
+          <w:cantSplit/>
+        </w:trPr>
+        <w:tc>
+          <w:tcPr>
+            <w:tcW w:type="dxa" w:w="864"/>
+            <w:vAlign w:val="center"/>
+            <w:shd w:fill="FFFFFF"/>
+            <w:tcMar>
+              <w:top w:w="80" w:type="dxa"/>
+              <w:left w:w="80" w:type="dxa"/>
+              <w:bottom w:w="80" w:type="dxa"/>
+              <w:right w:w="80" w:type="dxa"/>
+            </w:tcMar>
+          </w:tcPr>
+          <w:p>
+            <w:pPr>
+              <w:spacing w:after="20" w:line="259" w:lineRule="auto"/>
+              <w:jc w:val="left"/>
+            </w:pPr>
+            <w:r>
+              <w:rPr>
+                <w:b w:val="0"/>
+                <w:sz w:val="19"/>
+              </w:rPr>
+              <w:t>1000</w:t>
+            </w:r>
+          </w:p>
+        </w:tc>
+        <w:tc>
+          <w:tcPr>
+            <w:tcW w:type="dxa" w:w="1080"/>
+            <w:vAlign w:val="center"/>
+            <w:shd w:fill="FFFFFF"/>
+            <w:tcMar>
+              <w:top w:w="80" w:type="dxa"/>
+              <w:left w:w="80" w:type="dxa"/>
+              <w:bottom w:w="80" w:type="dxa"/>
+              <w:right w:w="80" w:type="dxa"/>
+            </w:tcMar>
+          </w:tcPr>
+          <w:p>
+            <w:pPr>
+              <w:spacing w:after="20" w:line="259" w:lineRule="auto"/>
+              <w:jc w:val="center"/>
+            </w:pPr>
+            <w:r>
+              <w:rPr>
+                <w:b w:val="0"/>
+                <w:sz w:val="19"/>
+              </w:rPr>
+              <w:t>JPA</w:t>
+            </w:r>
+          </w:p>
+        </w:tc>
+        <w:tc>
+          <w:tcPr>
+            <w:tcW w:type="dxa" w:w="1224"/>
+            <w:vAlign w:val="center"/>
+            <w:shd w:fill="FFFFFF"/>
+            <w:tcMar>
+              <w:top w:w="80" w:type="dxa"/>
+              <w:left w:w="80" w:type="dxa"/>
+              <w:bottom w:w="80" w:type="dxa"/>
+              <w:right w:w="80" w:type="dxa"/>
+            </w:tcMar>
+          </w:tcPr>
+          <w:p>
+            <w:pPr>
+              <w:spacing w:after="20" w:line="259" w:lineRule="auto"/>
+              <w:jc w:val="center"/>
+            </w:pPr>
+            <w:r>
+              <w:rPr>
+                <w:b w:val="0"/>
+                <w:sz w:val="19"/>
+              </w:rPr>
+              <w:t>227.07</w:t>
+            </w:r>
+          </w:p>
+        </w:tc>
+        <w:tc>
+          <w:tcPr>
+            <w:tcW w:type="dxa" w:w="1224"/>
+            <w:vAlign w:val="center"/>
+            <w:shd w:fill="FFFFFF"/>
+            <w:tcMar>
+              <w:top w:w="80" w:type="dxa"/>
+              <w:left w:w="80" w:type="dxa"/>
+              <w:bottom w:w="80" w:type="dxa"/>
+              <w:right w:w="80" w:type="dxa"/>
+            </w:tcMar>
+          </w:tcPr>
+          <w:p>
+            <w:pPr>
+              <w:spacing w:after="20" w:line="259" w:lineRule="auto"/>
+              <w:jc w:val="center"/>
+            </w:pPr>
+            <w:r>
+              <w:rPr>
+                <w:b w:val="0"/>
+                <w:sz w:val="19"/>
+              </w:rPr>
+              <w:t>846.22</w:t>
+            </w:r>
+          </w:p>
+        </w:tc>
+        <w:tc>
+          <w:tcPr>
+            <w:tcW w:type="dxa" w:w="1512"/>
+            <w:vAlign w:val="center"/>
+            <w:shd w:fill="FFFFFF"/>
+            <w:tcMar>
+              <w:top w:w="80" w:type="dxa"/>
+              <w:left w:w="80" w:type="dxa"/>
+              <w:bottom w:w="80" w:type="dxa"/>
+              <w:right w:w="80" w:type="dxa"/>
+            </w:tcMar>
+          </w:tcPr>
+          <w:p>
+            <w:pPr>
+              <w:spacing w:after="20" w:line="259" w:lineRule="auto"/>
+              <w:jc w:val="center"/>
+            </w:pPr>
+            <w:r>
+              <w:rPr>
+                <w:b w:val="0"/>
+                <w:sz w:val="19"/>
+              </w:rPr>
+              <w:t>83.2%</w:t>
+            </w:r>
+          </w:p>
+        </w:tc>
+        <w:tc>
+          <w:tcPr>
+            <w:tcW w:type="dxa" w:w="2088"/>
+            <w:vAlign w:val="center"/>
+            <w:shd w:fill="FFFFFF"/>
+            <w:tcMar>
+              <w:top w:w="80" w:type="dxa"/>
+              <w:left w:w="80" w:type="dxa"/>
+              <w:bottom w:w="80" w:type="dxa"/>
+              <w:right w:w="80" w:type="dxa"/>
+            </w:tcMar>
+          </w:tcPr>
+          <w:p>
+            <w:pPr>
+              <w:spacing w:after="20" w:line="259" w:lineRule="auto"/>
+              <w:jc w:val="center"/>
+            </w:pPr>
+            <w:r>
+              <w:rPr>
+                <w:b w:val="0"/>
+                <w:sz w:val="19"/>
+              </w:rPr>
+              <w:t>52.0–98.8%</w:t>
+            </w:r>
+          </w:p>
+        </w:tc>
+        <w:tc>
+          <w:tcPr>
+            <w:tcW w:type="dxa" w:w="1656"/>
+            <w:vAlign w:val="center"/>
+            <w:shd w:fill="FFFFFF"/>
+            <w:tcMar>
+              <w:top w:w="80" w:type="dxa"/>
+              <w:left w:w="80" w:type="dxa"/>
+              <w:bottom w:w="80" w:type="dxa"/>
+              <w:right w:w="80" w:type="dxa"/>
+            </w:tcMar>
+          </w:tcPr>
+          <w:p>
+            <w:pPr>
+              <w:spacing w:after="20" w:line="259" w:lineRule="auto"/>
+              <w:jc w:val="center"/>
+            </w:pPr>
+            <w:r>
+              <w:rPr>
+                <w:b w:val="0"/>
+                <w:sz w:val="19"/>
+              </w:rPr>
+              <w:t>83.7%</w:t>
+            </w:r>
+          </w:p>
+        </w:tc>
+      </w:tr>
+      <w:tr>
+        <w:trPr>
+          <w:cantSplit/>
+        </w:trPr>
+        <w:tc>
+          <w:tcPr>
+            <w:tcW w:type="dxa" w:w="864"/>
+            <w:vAlign w:val="center"/>
+            <w:shd w:fill="F7F9FB"/>
+            <w:tcMar>
+              <w:top w:w="80" w:type="dxa"/>
+              <w:left w:w="80" w:type="dxa"/>
+              <w:bottom w:w="80" w:type="dxa"/>
+              <w:right w:w="80" w:type="dxa"/>
+            </w:tcMar>
+          </w:tcPr>
+          <w:p>
+            <w:pPr>
+              <w:spacing w:after="20" w:line="259" w:lineRule="auto"/>
+              <w:jc w:val="left"/>
+            </w:pPr>
+            <w:r>
+              <w:rPr>
+                <w:b w:val="0"/>
+                <w:sz w:val="19"/>
+              </w:rPr>
+              <w:t>1000</w:t>
+            </w:r>
+          </w:p>
+        </w:tc>
+        <w:tc>
+          <w:tcPr>
+            <w:tcW w:type="dxa" w:w="1080"/>
+            <w:vAlign w:val="center"/>
+            <w:shd w:fill="F7F9FB"/>
+            <w:tcMar>
+              <w:top w:w="80" w:type="dxa"/>
+              <w:left w:w="80" w:type="dxa"/>
+              <w:bottom w:w="80" w:type="dxa"/>
+              <w:right w:w="80" w:type="dxa"/>
+            </w:tcMar>
+          </w:tcPr>
+          <w:p>
+            <w:pPr>
+              <w:spacing w:after="20" w:line="259" w:lineRule="auto"/>
+              <w:jc w:val="center"/>
+            </w:pPr>
+            <w:r>
+              <w:rPr>
+                <w:b w:val="0"/>
+                <w:sz w:val="19"/>
+              </w:rPr>
+              <w:t>MyBatis</w:t>
+            </w:r>
+          </w:p>
+        </w:tc>
+        <w:tc>
+          <w:tcPr>
+            <w:tcW w:type="dxa" w:w="1224"/>
+            <w:vAlign w:val="center"/>
+            <w:shd w:fill="F7F9FB"/>
+            <w:tcMar>
+              <w:top w:w="80" w:type="dxa"/>
+              <w:left w:w="80" w:type="dxa"/>
+              <w:bottom w:w="80" w:type="dxa"/>
+              <w:right w:w="80" w:type="dxa"/>
+            </w:tcMar>
+          </w:tcPr>
+          <w:p>
+            <w:pPr>
+              <w:spacing w:after="20" w:line="259" w:lineRule="auto"/>
+              <w:jc w:val="center"/>
+            </w:pPr>
+            <w:r>
+              <w:rPr>
+                <w:b w:val="0"/>
+                <w:sz w:val="19"/>
+              </w:rPr>
+              <w:t>9.82</w:t>
+            </w:r>
+          </w:p>
+        </w:tc>
+        <w:tc>
+          <w:tcPr>
+            <w:tcW w:type="dxa" w:w="1224"/>
+            <w:vAlign w:val="center"/>
+            <w:shd w:fill="F7F9FB"/>
+            <w:tcMar>
+              <w:top w:w="80" w:type="dxa"/>
+              <w:left w:w="80" w:type="dxa"/>
+              <w:bottom w:w="80" w:type="dxa"/>
+              <w:right w:w="80" w:type="dxa"/>
+            </w:tcMar>
+          </w:tcPr>
+          <w:p>
+            <w:pPr>
+              <w:spacing w:after="20" w:line="259" w:lineRule="auto"/>
+              <w:jc w:val="center"/>
+            </w:pPr>
+            <w:r>
+              <w:rPr>
+                <w:b w:val="0"/>
+                <w:sz w:val="19"/>
+              </w:rPr>
+              <w:t>29.70</w:t>
+            </w:r>
+          </w:p>
+        </w:tc>
+        <w:tc>
+          <w:tcPr>
+            <w:tcW w:type="dxa" w:w="1512"/>
+            <w:vAlign w:val="center"/>
+            <w:shd w:fill="F7F9FB"/>
+            <w:tcMar>
+              <w:top w:w="80" w:type="dxa"/>
+              <w:left w:w="80" w:type="dxa"/>
+              <w:bottom w:w="80" w:type="dxa"/>
+              <w:right w:w="80" w:type="dxa"/>
+            </w:tcMar>
+          </w:tcPr>
+          <w:p>
+            <w:pPr>
+              <w:spacing w:after="20" w:line="259" w:lineRule="auto"/>
+              <w:jc w:val="center"/>
+            </w:pPr>
+            <w:r>
+              <w:rPr>
+                <w:b w:val="0"/>
+                <w:sz w:val="19"/>
+              </w:rPr>
+              <w:t>97.4%</w:t>
+            </w:r>
+          </w:p>
+        </w:tc>
+        <w:tc>
+          <w:tcPr>
+            <w:tcW w:type="dxa" w:w="2088"/>
+            <w:vAlign w:val="center"/>
+            <w:shd w:fill="F7F9FB"/>
+            <w:tcMar>
+              <w:top w:w="80" w:type="dxa"/>
+              <w:left w:w="80" w:type="dxa"/>
+              <w:bottom w:w="80" w:type="dxa"/>
+              <w:right w:w="80" w:type="dxa"/>
+            </w:tcMar>
+          </w:tcPr>
+          <w:p>
+            <w:pPr>
+              <w:spacing w:after="20" w:line="259" w:lineRule="auto"/>
+              <w:jc w:val="center"/>
+            </w:pPr>
+            <w:r>
+              <w:rPr>
+                <w:b w:val="0"/>
+                <w:sz w:val="19"/>
+              </w:rPr>
+              <w:t>94.1–99.1%</w:t>
+            </w:r>
+          </w:p>
+        </w:tc>
+        <w:tc>
+          <w:tcPr>
+            <w:tcW w:type="dxa" w:w="1656"/>
+            <w:vAlign w:val="center"/>
+            <w:shd w:fill="F7F9FB"/>
+            <w:tcMar>
+              <w:top w:w="80" w:type="dxa"/>
+              <w:left w:w="80" w:type="dxa"/>
+              <w:bottom w:w="80" w:type="dxa"/>
+              <w:right w:w="80" w:type="dxa"/>
+            </w:tcMar>
+          </w:tcPr>
+          <w:p>
+            <w:pPr>
+              <w:spacing w:after="20" w:line="259" w:lineRule="auto"/>
+              <w:jc w:val="center"/>
+            </w:pPr>
+            <w:r>
+              <w:rPr>
+                <w:b w:val="0"/>
+                <w:sz w:val="19"/>
+              </w:rPr>
+              <w:t>98.0%</w:t>
+            </w:r>
+          </w:p>
+        </w:tc>
+      </w:tr>
+      <w:tr>
+        <w:trPr>
+          <w:cantSplit/>
+        </w:trPr>
+        <w:tc>
+          <w:tcPr>
+            <w:tcW w:type="dxa" w:w="864"/>
+            <w:vAlign w:val="center"/>
+            <w:shd w:fill="FFFFFF"/>
+            <w:tcMar>
+              <w:top w:w="80" w:type="dxa"/>
+              <w:left w:w="80" w:type="dxa"/>
+              <w:bottom w:w="80" w:type="dxa"/>
+              <w:right w:w="80" w:type="dxa"/>
+            </w:tcMar>
+          </w:tcPr>
+          <w:p>
+            <w:pPr>
+              <w:spacing w:after="20" w:line="259" w:lineRule="auto"/>
+              <w:jc w:val="left"/>
+            </w:pPr>
+            <w:r>
+              <w:rPr>
+                <w:b w:val="0"/>
+                <w:sz w:val="19"/>
+              </w:rPr>
+              <w:t>1100</w:t>
+            </w:r>
+          </w:p>
+        </w:tc>
+        <w:tc>
+          <w:tcPr>
+            <w:tcW w:type="dxa" w:w="1080"/>
+            <w:vAlign w:val="center"/>
+            <w:shd w:fill="FFFFFF"/>
+            <w:tcMar>
+              <w:top w:w="80" w:type="dxa"/>
+              <w:left w:w="80" w:type="dxa"/>
+              <w:bottom w:w="80" w:type="dxa"/>
+              <w:right w:w="80" w:type="dxa"/>
+            </w:tcMar>
+          </w:tcPr>
+          <w:p>
+            <w:pPr>
+              <w:spacing w:after="20" w:line="259" w:lineRule="auto"/>
+              <w:jc w:val="center"/>
+            </w:pPr>
+            <w:r>
+              <w:rPr>
+                <w:b w:val="0"/>
+                <w:sz w:val="19"/>
+              </w:rPr>
+              <w:t>JPA</w:t>
+            </w:r>
+          </w:p>
+        </w:tc>
+        <w:tc>
+          <w:tcPr>
+            <w:tcW w:type="dxa" w:w="1224"/>
+            <w:vAlign w:val="center"/>
+            <w:shd w:fill="FFFFFF"/>
+            <w:tcMar>
+              <w:top w:w="80" w:type="dxa"/>
+              <w:left w:w="80" w:type="dxa"/>
+              <w:bottom w:w="80" w:type="dxa"/>
+              <w:right w:w="80" w:type="dxa"/>
+            </w:tcMar>
+          </w:tcPr>
+          <w:p>
+            <w:pPr>
+              <w:spacing w:after="20" w:line="259" w:lineRule="auto"/>
+              <w:jc w:val="center"/>
+            </w:pPr>
+            <w:r>
+              <w:rPr>
+                <w:b w:val="0"/>
+                <w:sz w:val="19"/>
+              </w:rPr>
+              <w:t>546.25</w:t>
+            </w:r>
+          </w:p>
+        </w:tc>
+        <w:tc>
+          <w:tcPr>
+            <w:tcW w:type="dxa" w:w="1224"/>
+            <w:vAlign w:val="center"/>
+            <w:shd w:fill="FFFFFF"/>
+            <w:tcMar>
+              <w:top w:w="80" w:type="dxa"/>
+              <w:left w:w="80" w:type="dxa"/>
+              <w:bottom w:w="80" w:type="dxa"/>
+              <w:right w:w="80" w:type="dxa"/>
+            </w:tcMar>
+          </w:tcPr>
+          <w:p>
+            <w:pPr>
+              <w:spacing w:after="20" w:line="259" w:lineRule="auto"/>
+              <w:jc w:val="center"/>
+            </w:pPr>
+            <w:r>
+              <w:rPr>
+                <w:b w:val="0"/>
+                <w:sz w:val="19"/>
+              </w:rPr>
+              <w:t>999.70</w:t>
+            </w:r>
+          </w:p>
+        </w:tc>
+        <w:tc>
+          <w:tcPr>
+            <w:tcW w:type="dxa" w:w="1512"/>
+            <w:vAlign w:val="center"/>
+            <w:shd w:fill="FFFFFF"/>
+            <w:tcMar>
+              <w:top w:w="80" w:type="dxa"/>
+              <w:left w:w="80" w:type="dxa"/>
+              <w:bottom w:w="80" w:type="dxa"/>
+              <w:right w:w="80" w:type="dxa"/>
+            </w:tcMar>
+          </w:tcPr>
+          <w:p>
+            <w:pPr>
+              <w:spacing w:after="20" w:line="259" w:lineRule="auto"/>
+              <w:jc w:val="center"/>
+            </w:pPr>
+            <w:r>
+              <w:rPr>
+                <w:b w:val="0"/>
+                <w:sz w:val="19"/>
+              </w:rPr>
+              <w:t>64.7%</w:t>
+            </w:r>
+          </w:p>
+        </w:tc>
+        <w:tc>
+          <w:tcPr>
+            <w:tcW w:type="dxa" w:w="2088"/>
+            <w:vAlign w:val="center"/>
+            <w:shd w:fill="FFFFFF"/>
+            <w:tcMar>
+              <w:top w:w="80" w:type="dxa"/>
+              <w:left w:w="80" w:type="dxa"/>
+              <w:bottom w:w="80" w:type="dxa"/>
+              <w:right w:w="80" w:type="dxa"/>
+            </w:tcMar>
+          </w:tcPr>
+          <w:p>
+            <w:pPr>
+              <w:spacing w:after="20" w:line="259" w:lineRule="auto"/>
+              <w:jc w:val="center"/>
+            </w:pPr>
+            <w:r>
+              <w:rPr>
+                <w:b w:val="0"/>
+                <w:sz w:val="19"/>
+              </w:rPr>
+              <w:t>1.8–98.8%</w:t>
+            </w:r>
+          </w:p>
+        </w:tc>
+        <w:tc>
+          <w:tcPr>
+            <w:tcW w:type="dxa" w:w="1656"/>
+            <w:vAlign w:val="center"/>
+            <w:shd w:fill="FFFFFF"/>
+            <w:tcMar>
+              <w:top w:w="80" w:type="dxa"/>
+              <w:left w:w="80" w:type="dxa"/>
+              <w:bottom w:w="80" w:type="dxa"/>
+              <w:right w:w="80" w:type="dxa"/>
+            </w:tcMar>
+          </w:tcPr>
+          <w:p>
+            <w:pPr>
+              <w:spacing w:after="20" w:line="259" w:lineRule="auto"/>
+              <w:jc w:val="center"/>
+            </w:pPr>
+            <w:r>
+              <w:rPr>
+                <w:b w:val="0"/>
+                <w:sz w:val="19"/>
+              </w:rPr>
+              <w:t>65.1%</w:t>
+            </w:r>
+          </w:p>
+        </w:tc>
+      </w:tr>
+      <w:tr>
+        <w:trPr>
+          <w:cantSplit/>
+        </w:trPr>
+        <w:tc>
+          <w:tcPr>
+            <w:tcW w:type="dxa" w:w="864"/>
+            <w:vAlign w:val="center"/>
+            <w:shd w:fill="F7F9FB"/>
+            <w:tcMar>
+              <w:top w:w="80" w:type="dxa"/>
+              <w:left w:w="80" w:type="dxa"/>
+              <w:bottom w:w="80" w:type="dxa"/>
+              <w:right w:w="80" w:type="dxa"/>
+            </w:tcMar>
+          </w:tcPr>
+          <w:p>
+            <w:pPr>
+              <w:spacing w:after="20" w:line="259" w:lineRule="auto"/>
+              <w:jc w:val="left"/>
+            </w:pPr>
+            <w:r>
+              <w:rPr>
+                <w:b w:val="0"/>
+                <w:sz w:val="19"/>
+              </w:rPr>
+              <w:t>1100</w:t>
+            </w:r>
+          </w:p>
+        </w:tc>
+        <w:tc>
+          <w:tcPr>
+            <w:tcW w:type="dxa" w:w="1080"/>
+            <w:vAlign w:val="center"/>
+            <w:shd w:fill="F7F9FB"/>
+            <w:tcMar>
+              <w:top w:w="80" w:type="dxa"/>
+              <w:left w:w="80" w:type="dxa"/>
+              <w:bottom w:w="80" w:type="dxa"/>
+              <w:right w:w="80" w:type="dxa"/>
+            </w:tcMar>
+          </w:tcPr>
+          <w:p>
+            <w:pPr>
+              <w:spacing w:after="20" w:line="259" w:lineRule="auto"/>
+              <w:jc w:val="center"/>
+            </w:pPr>
+            <w:r>
+              <w:rPr>
+                <w:b w:val="0"/>
+                <w:sz w:val="19"/>
+              </w:rPr>
+              <w:t>MyBatis</w:t>
+            </w:r>
+          </w:p>
+        </w:tc>
+        <w:tc>
+          <w:tcPr>
+            <w:tcW w:type="dxa" w:w="1224"/>
+            <w:vAlign w:val="center"/>
+            <w:shd w:fill="F7F9FB"/>
+            <w:tcMar>
+              <w:top w:w="80" w:type="dxa"/>
+              <w:left w:w="80" w:type="dxa"/>
+              <w:bottom w:w="80" w:type="dxa"/>
+              <w:right w:w="80" w:type="dxa"/>
+            </w:tcMar>
+          </w:tcPr>
+          <w:p>
+            <w:pPr>
+              <w:spacing w:after="20" w:line="259" w:lineRule="auto"/>
+              <w:jc w:val="center"/>
+            </w:pPr>
+            <w:r>
+              <w:rPr>
+                <w:b w:val="0"/>
+                <w:sz w:val="19"/>
+              </w:rPr>
+              <w:t>24.81</w:t>
+            </w:r>
+          </w:p>
+        </w:tc>
+        <w:tc>
+          <w:tcPr>
+            <w:tcW w:type="dxa" w:w="1224"/>
+            <w:vAlign w:val="center"/>
+            <w:shd w:fill="F7F9FB"/>
+            <w:tcMar>
+              <w:top w:w="80" w:type="dxa"/>
+              <w:left w:w="80" w:type="dxa"/>
+              <w:bottom w:w="80" w:type="dxa"/>
+              <w:right w:w="80" w:type="dxa"/>
+            </w:tcMar>
+          </w:tcPr>
+          <w:p>
+            <w:pPr>
+              <w:spacing w:after="20" w:line="259" w:lineRule="auto"/>
+              <w:jc w:val="center"/>
+            </w:pPr>
+            <w:r>
+              <w:rPr>
+                <w:b w:val="0"/>
+                <w:sz w:val="19"/>
+              </w:rPr>
+              <w:t>143.38</w:t>
+            </w:r>
+          </w:p>
+        </w:tc>
+        <w:tc>
+          <w:tcPr>
+            <w:tcW w:type="dxa" w:w="1512"/>
+            <w:vAlign w:val="center"/>
+            <w:shd w:fill="F7F9FB"/>
+            <w:tcMar>
+              <w:top w:w="80" w:type="dxa"/>
+              <w:left w:w="80" w:type="dxa"/>
+              <w:bottom w:w="80" w:type="dxa"/>
+              <w:right w:w="80" w:type="dxa"/>
+            </w:tcMar>
+          </w:tcPr>
+          <w:p>
+            <w:pPr>
+              <w:spacing w:after="20" w:line="259" w:lineRule="auto"/>
+              <w:jc w:val="center"/>
+            </w:pPr>
+            <w:r>
+              <w:rPr>
+                <w:b w:val="0"/>
+                <w:sz w:val="19"/>
+              </w:rPr>
+              <w:t>93.5%</w:t>
+            </w:r>
+          </w:p>
+        </w:tc>
+        <w:tc>
+          <w:tcPr>
+            <w:tcW w:type="dxa" w:w="2088"/>
+            <w:vAlign w:val="center"/>
+            <w:shd w:fill="F7F9FB"/>
+            <w:tcMar>
+              <w:top w:w="80" w:type="dxa"/>
+              <w:left w:w="80" w:type="dxa"/>
+              <w:bottom w:w="80" w:type="dxa"/>
+              <w:right w:w="80" w:type="dxa"/>
+            </w:tcMar>
+          </w:tcPr>
+          <w:p>
+            <w:pPr>
+              <w:spacing w:after="20" w:line="259" w:lineRule="auto"/>
+              <w:jc w:val="center"/>
+            </w:pPr>
+            <w:r>
+              <w:rPr>
+                <w:b w:val="0"/>
+                <w:sz w:val="19"/>
+              </w:rPr>
+              <w:t>83.1–98.6%</w:t>
+            </w:r>
+          </w:p>
+        </w:tc>
+        <w:tc>
+          <w:tcPr>
+            <w:tcW w:type="dxa" w:w="1656"/>
+            <w:vAlign w:val="center"/>
+            <w:shd w:fill="F7F9FB"/>
+            <w:tcMar>
+              <w:top w:w="80" w:type="dxa"/>
+              <w:left w:w="80" w:type="dxa"/>
+              <w:bottom w:w="80" w:type="dxa"/>
+              <w:right w:w="80" w:type="dxa"/>
+            </w:tcMar>
+          </w:tcPr>
+          <w:p>
+            <w:pPr>
+              <w:spacing w:after="20" w:line="259" w:lineRule="auto"/>
+              <w:jc w:val="center"/>
+            </w:pPr>
+            <w:r>
+              <w:rPr>
+                <w:b w:val="0"/>
+                <w:sz w:val="19"/>
+              </w:rPr>
+              <w:t>94.3%</w:t>
+            </w:r>
+          </w:p>
+        </w:tc>
+      </w:tr>
+      <w:tr>
+        <w:trPr>
+          <w:cantSplit/>
+        </w:trPr>
+        <w:tc>
+          <w:tcPr>
+            <w:tcW w:type="dxa" w:w="864"/>
+            <w:vAlign w:val="center"/>
+            <w:shd w:fill="FFFFFF"/>
+            <w:tcMar>
+              <w:top w:w="80" w:type="dxa"/>
+              <w:left w:w="80" w:type="dxa"/>
+              <w:bottom w:w="80" w:type="dxa"/>
+              <w:right w:w="80" w:type="dxa"/>
+            </w:tcMar>
+          </w:tcPr>
+          <w:p>
+            <w:pPr>
+              <w:spacing w:after="20" w:line="259" w:lineRule="auto"/>
+              <w:jc w:val="left"/>
+            </w:pPr>
+            <w:r>
+              <w:rPr>
+                <w:b w:val="0"/>
+                <w:sz w:val="19"/>
+              </w:rPr>
+              <w:t>1200</w:t>
+            </w:r>
+          </w:p>
+        </w:tc>
+        <w:tc>
+          <w:tcPr>
+            <w:tcW w:type="dxa" w:w="1080"/>
+            <w:vAlign w:val="center"/>
+            <w:shd w:fill="FFFFFF"/>
+            <w:tcMar>
+              <w:top w:w="80" w:type="dxa"/>
+              <w:left w:w="80" w:type="dxa"/>
+              <w:bottom w:w="80" w:type="dxa"/>
+              <w:right w:w="80" w:type="dxa"/>
+            </w:tcMar>
+          </w:tcPr>
+          <w:p>
+            <w:pPr>
+              <w:spacing w:after="20" w:line="259" w:lineRule="auto"/>
+              <w:jc w:val="center"/>
+            </w:pPr>
+            <w:r>
+              <w:rPr>
+                <w:b w:val="0"/>
+                <w:sz w:val="19"/>
+              </w:rPr>
+              <w:t>JPA</w:t>
+            </w:r>
+          </w:p>
+        </w:tc>
+        <w:tc>
+          <w:tcPr>
+            <w:tcW w:type="dxa" w:w="1224"/>
+            <w:vAlign w:val="center"/>
+            <w:shd w:fill="FFFFFF"/>
+            <w:tcMar>
+              <w:top w:w="80" w:type="dxa"/>
+              <w:left w:w="80" w:type="dxa"/>
+              <w:bottom w:w="80" w:type="dxa"/>
+              <w:right w:w="80" w:type="dxa"/>
+            </w:tcMar>
+          </w:tcPr>
+          <w:p>
+            <w:pPr>
+              <w:spacing w:after="20" w:line="259" w:lineRule="auto"/>
+              <w:jc w:val="center"/>
+            </w:pPr>
+            <w:r>
+              <w:rPr>
+                <w:b w:val="0"/>
+                <w:sz w:val="19"/>
+              </w:rPr>
+              <w:t>8.74</w:t>
+            </w:r>
+          </w:p>
+        </w:tc>
+        <w:tc>
+          <w:tcPr>
+            <w:tcW w:type="dxa" w:w="1224"/>
+            <w:vAlign w:val="center"/>
+            <w:shd w:fill="FFFFFF"/>
+            <w:tcMar>
+              <w:top w:w="80" w:type="dxa"/>
+              <w:left w:w="80" w:type="dxa"/>
+              <w:bottom w:w="80" w:type="dxa"/>
+              <w:right w:w="80" w:type="dxa"/>
+            </w:tcMar>
+          </w:tcPr>
+          <w:p>
+            <w:pPr>
+              <w:spacing w:after="20" w:line="259" w:lineRule="auto"/>
+              <w:jc w:val="center"/>
+            </w:pPr>
+            <w:r>
+              <w:rPr>
+                <w:b w:val="0"/>
+                <w:sz w:val="19"/>
+              </w:rPr>
+              <w:t>12.02</w:t>
+            </w:r>
+          </w:p>
+        </w:tc>
+        <w:tc>
+          <w:tcPr>
+            <w:tcW w:type="dxa" w:w="1512"/>
+            <w:vAlign w:val="center"/>
+            <w:shd w:fill="FFFFFF"/>
+            <w:tcMar>
+              <w:top w:w="80" w:type="dxa"/>
+              <w:left w:w="80" w:type="dxa"/>
+              <w:bottom w:w="80" w:type="dxa"/>
+              <w:right w:w="80" w:type="dxa"/>
+            </w:tcMar>
+          </w:tcPr>
+          <w:p>
+            <w:pPr>
+              <w:spacing w:after="20" w:line="259" w:lineRule="auto"/>
+              <w:jc w:val="center"/>
+            </w:pPr>
+            <w:r>
+              <w:rPr>
+                <w:b w:val="0"/>
+                <w:sz w:val="19"/>
+              </w:rPr>
+              <w:t>97.9%</w:t>
+            </w:r>
+          </w:p>
+        </w:tc>
+        <w:tc>
+          <w:tcPr>
+            <w:tcW w:type="dxa" w:w="2088"/>
+            <w:vAlign w:val="center"/>
+            <w:shd w:fill="FFFFFF"/>
+            <w:tcMar>
+              <w:top w:w="80" w:type="dxa"/>
+              <w:left w:w="80" w:type="dxa"/>
+              <w:bottom w:w="80" w:type="dxa"/>
+              <w:right w:w="80" w:type="dxa"/>
+            </w:tcMar>
+          </w:tcPr>
+          <w:p>
+            <w:pPr>
+              <w:spacing w:after="20" w:line="259" w:lineRule="auto"/>
+              <w:jc w:val="center"/>
+            </w:pPr>
+            <w:r>
+              <w:rPr>
+                <w:b w:val="0"/>
+                <w:sz w:val="19"/>
+              </w:rPr>
+              <w:t>96.8–98.5%</w:t>
+            </w:r>
+          </w:p>
+        </w:tc>
+        <w:tc>
+          <w:tcPr>
+            <w:tcW w:type="dxa" w:w="1656"/>
+            <w:vAlign w:val="center"/>
+            <w:shd w:fill="FFFFFF"/>
+            <w:tcMar>
+              <w:top w:w="80" w:type="dxa"/>
+              <w:left w:w="80" w:type="dxa"/>
+              <w:bottom w:w="80" w:type="dxa"/>
+              <w:right w:w="80" w:type="dxa"/>
+            </w:tcMar>
+          </w:tcPr>
+          <w:p>
+            <w:pPr>
+              <w:spacing w:after="20" w:line="259" w:lineRule="auto"/>
+              <w:jc w:val="center"/>
+            </w:pPr>
+            <w:r>
+              <w:rPr>
+                <w:b w:val="0"/>
+                <w:sz w:val="19"/>
+              </w:rPr>
+              <w:t>98.5%</w:t>
+            </w:r>
+          </w:p>
+        </w:tc>
+      </w:tr>
+      <w:tr>
+        <w:trPr>
+          <w:cantSplit/>
+        </w:trPr>
+        <w:tc>
+          <w:tcPr>
+            <w:tcW w:type="dxa" w:w="864"/>
+            <w:vAlign w:val="center"/>
+            <w:shd w:fill="F7F9FB"/>
+            <w:tcMar>
+              <w:top w:w="80" w:type="dxa"/>
+              <w:left w:w="80" w:type="dxa"/>
+              <w:bottom w:w="80" w:type="dxa"/>
+              <w:right w:w="80" w:type="dxa"/>
+            </w:tcMar>
+          </w:tcPr>
+          <w:p>
+            <w:pPr>
+              <w:spacing w:after="20" w:line="259" w:lineRule="auto"/>
+              <w:jc w:val="left"/>
+            </w:pPr>
+            <w:r>
+              <w:rPr>
+                <w:b w:val="0"/>
+                <w:sz w:val="19"/>
+              </w:rPr>
+              <w:t>1200</w:t>
+            </w:r>
+          </w:p>
+        </w:tc>
+        <w:tc>
+          <w:tcPr>
+            <w:tcW w:type="dxa" w:w="1080"/>
+            <w:vAlign w:val="center"/>
+            <w:shd w:fill="F7F9FB"/>
+            <w:tcMar>
+              <w:top w:w="80" w:type="dxa"/>
+              <w:left w:w="80" w:type="dxa"/>
+              <w:bottom w:w="80" w:type="dxa"/>
+              <w:right w:w="80" w:type="dxa"/>
+            </w:tcMar>
+          </w:tcPr>
+          <w:p>
+            <w:pPr>
+              <w:spacing w:after="20" w:line="259" w:lineRule="auto"/>
+              <w:jc w:val="center"/>
+            </w:pPr>
+            <w:r>
+              <w:rPr>
+                <w:b w:val="0"/>
+                <w:sz w:val="19"/>
+              </w:rPr>
+              <w:t>MyBatis</w:t>
+            </w:r>
+          </w:p>
+        </w:tc>
+        <w:tc>
+          <w:tcPr>
+            <w:tcW w:type="dxa" w:w="1224"/>
+            <w:vAlign w:val="center"/>
+            <w:shd w:fill="F7F9FB"/>
+            <w:tcMar>
+              <w:top w:w="80" w:type="dxa"/>
+              <w:left w:w="80" w:type="dxa"/>
+              <w:bottom w:w="80" w:type="dxa"/>
+              <w:right w:w="80" w:type="dxa"/>
+            </w:tcMar>
+          </w:tcPr>
+          <w:p>
+            <w:pPr>
+              <w:spacing w:after="20" w:line="259" w:lineRule="auto"/>
+              <w:jc w:val="center"/>
+            </w:pPr>
+            <w:r>
+              <w:rPr>
+                <w:b w:val="0"/>
+                <w:sz w:val="19"/>
+              </w:rPr>
+              <w:t>6.42</w:t>
+            </w:r>
+          </w:p>
+        </w:tc>
+        <w:tc>
+          <w:tcPr>
+            <w:tcW w:type="dxa" w:w="1224"/>
+            <w:vAlign w:val="center"/>
+            <w:shd w:fill="F7F9FB"/>
+            <w:tcMar>
+              <w:top w:w="80" w:type="dxa"/>
+              <w:left w:w="80" w:type="dxa"/>
+              <w:bottom w:w="80" w:type="dxa"/>
+              <w:right w:w="80" w:type="dxa"/>
+            </w:tcMar>
+          </w:tcPr>
+          <w:p>
+            <w:pPr>
+              <w:spacing w:after="20" w:line="259" w:lineRule="auto"/>
+              <w:jc w:val="center"/>
+            </w:pPr>
+            <w:r>
+              <w:rPr>
+                <w:b w:val="0"/>
+                <w:sz w:val="19"/>
+              </w:rPr>
+              <w:t>7.35</w:t>
+            </w:r>
+          </w:p>
+        </w:tc>
+        <w:tc>
+          <w:tcPr>
+            <w:tcW w:type="dxa" w:w="1512"/>
+            <w:vAlign w:val="center"/>
+            <w:shd w:fill="F7F9FB"/>
+            <w:tcMar>
+              <w:top w:w="80" w:type="dxa"/>
+              <w:left w:w="80" w:type="dxa"/>
+              <w:bottom w:w="80" w:type="dxa"/>
+              <w:right w:w="80" w:type="dxa"/>
+            </w:tcMar>
+          </w:tcPr>
+          <w:p>
+            <w:pPr>
+              <w:spacing w:after="20" w:line="259" w:lineRule="auto"/>
+              <w:jc w:val="center"/>
+            </w:pPr>
+            <w:r>
+              <w:rPr>
+                <w:b w:val="0"/>
+                <w:sz w:val="19"/>
+              </w:rPr>
+              <w:t>98.8%</w:t>
+            </w:r>
+          </w:p>
+        </w:tc>
+        <w:tc>
+          <w:tcPr>
+            <w:tcW w:type="dxa" w:w="2088"/>
+            <w:vAlign w:val="center"/>
+            <w:shd w:fill="F7F9FB"/>
+            <w:tcMar>
+              <w:top w:w="80" w:type="dxa"/>
+              <w:left w:w="80" w:type="dxa"/>
+              <w:bottom w:w="80" w:type="dxa"/>
+              <w:right w:w="80" w:type="dxa"/>
+            </w:tcMar>
+          </w:tcPr>
+          <w:p>
+            <w:pPr>
+              <w:spacing w:after="20" w:line="259" w:lineRule="auto"/>
+              <w:jc w:val="center"/>
+            </w:pPr>
+            <w:r>
+              <w:rPr>
+                <w:b w:val="0"/>
+                <w:sz w:val="19"/>
+              </w:rPr>
+              <w:t>98.5–99.1%</w:t>
+            </w:r>
+          </w:p>
+        </w:tc>
+        <w:tc>
+          <w:tcPr>
+            <w:tcW w:type="dxa" w:w="1656"/>
+            <w:vAlign w:val="center"/>
+            <w:shd w:fill="F7F9FB"/>
+            <w:tcMar>
+              <w:top w:w="80" w:type="dxa"/>
+              <w:left w:w="80" w:type="dxa"/>
+              <w:bottom w:w="80" w:type="dxa"/>
+              <w:right w:w="80" w:type="dxa"/>
+            </w:tcMar>
+          </w:tcPr>
+          <w:p>
+            <w:pPr>
+              <w:spacing w:after="20" w:line="259" w:lineRule="auto"/>
+              <w:jc w:val="center"/>
+            </w:pPr>
+            <w:r>
+              <w:rPr>
+                <w:b w:val="0"/>
+                <w:sz w:val="19"/>
+              </w:rPr>
+              <w:t>99.5%</w:t>
+            </w:r>
+          </w:p>
+        </w:tc>
+      </w:tr>
+      <w:tr>
+        <w:trPr>
+          <w:cantSplit/>
+        </w:trPr>
+        <w:tc>
+          <w:tcPr>
+            <w:tcW w:type="dxa" w:w="864"/>
+            <w:vAlign w:val="center"/>
+            <w:shd w:fill="FFFFFF"/>
+            <w:tcMar>
+              <w:top w:w="80" w:type="dxa"/>
+              <w:left w:w="80" w:type="dxa"/>
+              <w:bottom w:w="80" w:type="dxa"/>
+              <w:right w:w="80" w:type="dxa"/>
+            </w:tcMar>
+          </w:tcPr>
+          <w:p>
+            <w:pPr>
+              <w:spacing w:after="20" w:line="259" w:lineRule="auto"/>
+              <w:jc w:val="left"/>
+            </w:pPr>
+            <w:r>
+              <w:rPr>
+                <w:b w:val="0"/>
+                <w:sz w:val="19"/>
+              </w:rPr>
+              <w:t>1300</w:t>
+            </w:r>
+          </w:p>
+        </w:tc>
+        <w:tc>
+          <w:tcPr>
+            <w:tcW w:type="dxa" w:w="1080"/>
+            <w:vAlign w:val="center"/>
+            <w:shd w:fill="FFFFFF"/>
+            <w:tcMar>
+              <w:top w:w="80" w:type="dxa"/>
+              <w:left w:w="80" w:type="dxa"/>
+              <w:bottom w:w="80" w:type="dxa"/>
+              <w:right w:w="80" w:type="dxa"/>
+            </w:tcMar>
+          </w:tcPr>
+          <w:p>
+            <w:pPr>
+              <w:spacing w:after="20" w:line="259" w:lineRule="auto"/>
+              <w:jc w:val="center"/>
+            </w:pPr>
+            <w:r>
+              <w:rPr>
+                <w:b w:val="0"/>
+                <w:sz w:val="19"/>
+              </w:rPr>
+              <w:t>JPA</w:t>
+            </w:r>
+          </w:p>
+        </w:tc>
+        <w:tc>
+          <w:tcPr>
+            <w:tcW w:type="dxa" w:w="1224"/>
+            <w:vAlign w:val="center"/>
+            <w:shd w:fill="FFFFFF"/>
+            <w:tcMar>
+              <w:top w:w="80" w:type="dxa"/>
+              <w:left w:w="80" w:type="dxa"/>
+              <w:bottom w:w="80" w:type="dxa"/>
+              <w:right w:w="80" w:type="dxa"/>
+            </w:tcMar>
+          </w:tcPr>
+          <w:p>
+            <w:pPr>
+              <w:spacing w:after="20" w:line="259" w:lineRule="auto"/>
+              <w:jc w:val="center"/>
+            </w:pPr>
+            <w:r>
+              <w:rPr>
+                <w:b w:val="0"/>
+                <w:sz w:val="19"/>
+              </w:rPr>
+              <w:t>1084.74</w:t>
+            </w:r>
+          </w:p>
+        </w:tc>
+        <w:tc>
+          <w:tcPr>
+            <w:tcW w:type="dxa" w:w="1224"/>
+            <w:vAlign w:val="center"/>
+            <w:shd w:fill="FFFFFF"/>
+            <w:tcMar>
+              <w:top w:w="80" w:type="dxa"/>
+              <w:left w:w="80" w:type="dxa"/>
+              <w:bottom w:w="80" w:type="dxa"/>
+              <w:right w:w="80" w:type="dxa"/>
+            </w:tcMar>
+          </w:tcPr>
+          <w:p>
+            <w:pPr>
+              <w:spacing w:after="20" w:line="259" w:lineRule="auto"/>
+              <w:jc w:val="center"/>
+            </w:pPr>
+            <w:r>
+              <w:rPr>
+                <w:b w:val="0"/>
+                <w:sz w:val="19"/>
+              </w:rPr>
+              <w:t>1406.37</w:t>
+            </w:r>
+          </w:p>
+        </w:tc>
+        <w:tc>
+          <w:tcPr>
+            <w:tcW w:type="dxa" w:w="1512"/>
+            <w:vAlign w:val="center"/>
+            <w:shd w:fill="FFFFFF"/>
+            <w:tcMar>
+              <w:top w:w="80" w:type="dxa"/>
+              <w:left w:w="80" w:type="dxa"/>
+              <w:bottom w:w="80" w:type="dxa"/>
+              <w:right w:w="80" w:type="dxa"/>
+            </w:tcMar>
+          </w:tcPr>
+          <w:p>
+            <w:pPr>
+              <w:spacing w:after="20" w:line="259" w:lineRule="auto"/>
+              <w:jc w:val="center"/>
+            </w:pPr>
+            <w:r>
+              <w:rPr>
+                <w:b w:val="0"/>
+                <w:sz w:val="19"/>
+              </w:rPr>
+              <w:t>64.2%</w:t>
+            </w:r>
+          </w:p>
+        </w:tc>
+        <w:tc>
+          <w:tcPr>
+            <w:tcW w:type="dxa" w:w="2088"/>
+            <w:vAlign w:val="center"/>
+            <w:shd w:fill="FFFFFF"/>
+            <w:tcMar>
+              <w:top w:w="80" w:type="dxa"/>
+              <w:left w:w="80" w:type="dxa"/>
+              <w:bottom w:w="80" w:type="dxa"/>
+              <w:right w:w="80" w:type="dxa"/>
+            </w:tcMar>
+          </w:tcPr>
+          <w:p>
+            <w:pPr>
+              <w:spacing w:after="20" w:line="259" w:lineRule="auto"/>
+              <w:jc w:val="center"/>
+            </w:pPr>
+            <w:r>
+              <w:rPr>
+                <w:b w:val="0"/>
+                <w:sz w:val="19"/>
+              </w:rPr>
+              <w:t>0.0–97.8%</w:t>
+            </w:r>
+          </w:p>
+        </w:tc>
+        <w:tc>
+          <w:tcPr>
+            <w:tcW w:type="dxa" w:w="1656"/>
+            <w:vAlign w:val="center"/>
+            <w:shd w:fill="FFFFFF"/>
+            <w:tcMar>
+              <w:top w:w="80" w:type="dxa"/>
+              <w:left w:w="80" w:type="dxa"/>
+              <w:bottom w:w="80" w:type="dxa"/>
+              <w:right w:w="80" w:type="dxa"/>
+            </w:tcMar>
+          </w:tcPr>
+          <w:p>
+            <w:pPr>
+              <w:spacing w:after="20" w:line="259" w:lineRule="auto"/>
+              <w:jc w:val="center"/>
+            </w:pPr>
+            <w:r>
+              <w:rPr>
+                <w:b w:val="0"/>
+                <w:sz w:val="19"/>
+              </w:rPr>
+              <w:t>64.6%</w:t>
+            </w:r>
+          </w:p>
+        </w:tc>
+      </w:tr>
+      <w:tr>
+        <w:trPr>
+          <w:cantSplit/>
+        </w:trPr>
+        <w:tc>
+          <w:tcPr>
+            <w:tcW w:type="dxa" w:w="864"/>
+            <w:vAlign w:val="center"/>
+            <w:shd w:fill="F7F9FB"/>
+            <w:tcMar>
+              <w:top w:w="80" w:type="dxa"/>
+              <w:left w:w="80" w:type="dxa"/>
+              <w:bottom w:w="80" w:type="dxa"/>
+              <w:right w:w="80" w:type="dxa"/>
+            </w:tcMar>
+          </w:tcPr>
+          <w:p>
+            <w:pPr>
+              <w:spacing w:after="20" w:line="259" w:lineRule="auto"/>
+              <w:jc w:val="left"/>
+            </w:pPr>
+            <w:r>
+              <w:rPr>
+                <w:b w:val="0"/>
+                <w:sz w:val="19"/>
+              </w:rPr>
+              <w:t>1300</w:t>
+            </w:r>
+          </w:p>
+        </w:tc>
+        <w:tc>
+          <w:tcPr>
+            <w:tcW w:type="dxa" w:w="1080"/>
+            <w:vAlign w:val="center"/>
+            <w:shd w:fill="F7F9FB"/>
+            <w:tcMar>
+              <w:top w:w="80" w:type="dxa"/>
+              <w:left w:w="80" w:type="dxa"/>
+              <w:bottom w:w="80" w:type="dxa"/>
+              <w:right w:w="80" w:type="dxa"/>
+            </w:tcMar>
+          </w:tcPr>
+          <w:p>
+            <w:pPr>
+              <w:spacing w:after="20" w:line="259" w:lineRule="auto"/>
+              <w:jc w:val="center"/>
+            </w:pPr>
+            <w:r>
+              <w:rPr>
+                <w:b w:val="0"/>
+                <w:sz w:val="19"/>
+              </w:rPr>
+              <w:t>MyBatis</w:t>
+            </w:r>
+          </w:p>
+        </w:tc>
+        <w:tc>
+          <w:tcPr>
+            <w:tcW w:type="dxa" w:w="1224"/>
+            <w:vAlign w:val="center"/>
+            <w:shd w:fill="F7F9FB"/>
+            <w:tcMar>
+              <w:top w:w="80" w:type="dxa"/>
+              <w:left w:w="80" w:type="dxa"/>
+              <w:bottom w:w="80" w:type="dxa"/>
+              <w:right w:w="80" w:type="dxa"/>
+            </w:tcMar>
+          </w:tcPr>
+          <w:p>
+            <w:pPr>
+              <w:spacing w:after="20" w:line="259" w:lineRule="auto"/>
+              <w:jc w:val="center"/>
+            </w:pPr>
+            <w:r>
+              <w:rPr>
+                <w:b w:val="0"/>
+                <w:sz w:val="19"/>
+              </w:rPr>
+              <w:t>38.28</w:t>
+            </w:r>
+          </w:p>
+        </w:tc>
+        <w:tc>
+          <w:tcPr>
+            <w:tcW w:type="dxa" w:w="1224"/>
+            <w:vAlign w:val="center"/>
+            <w:shd w:fill="F7F9FB"/>
+            <w:tcMar>
+              <w:top w:w="80" w:type="dxa"/>
+              <w:left w:w="80" w:type="dxa"/>
+              <w:bottom w:w="80" w:type="dxa"/>
+              <w:right w:w="80" w:type="dxa"/>
+            </w:tcMar>
+          </w:tcPr>
+          <w:p>
+            <w:pPr>
+              <w:spacing w:after="20" w:line="259" w:lineRule="auto"/>
+              <w:jc w:val="center"/>
+            </w:pPr>
+            <w:r>
+              <w:rPr>
+                <w:b w:val="0"/>
+                <w:sz w:val="19"/>
+              </w:rPr>
+              <w:t>210.43</w:t>
+            </w:r>
+          </w:p>
+        </w:tc>
+        <w:tc>
+          <w:tcPr>
+            <w:tcW w:type="dxa" w:w="1512"/>
+            <w:vAlign w:val="center"/>
+            <w:shd w:fill="F7F9FB"/>
+            <w:tcMar>
+              <w:top w:w="80" w:type="dxa"/>
+              <w:left w:w="80" w:type="dxa"/>
+              <w:bottom w:w="80" w:type="dxa"/>
+              <w:right w:w="80" w:type="dxa"/>
+            </w:tcMar>
+          </w:tcPr>
+          <w:p>
+            <w:pPr>
+              <w:spacing w:after="20" w:line="259" w:lineRule="auto"/>
+              <w:jc w:val="center"/>
+            </w:pPr>
+            <w:r>
+              <w:rPr>
+                <w:b w:val="0"/>
+                <w:sz w:val="19"/>
+              </w:rPr>
+              <w:t>89.8%</w:t>
+            </w:r>
+          </w:p>
+        </w:tc>
+        <w:tc>
+          <w:tcPr>
+            <w:tcW w:type="dxa" w:w="2088"/>
+            <w:vAlign w:val="center"/>
+            <w:shd w:fill="F7F9FB"/>
+            <w:tcMar>
+              <w:top w:w="80" w:type="dxa"/>
+              <w:left w:w="80" w:type="dxa"/>
+              <w:bottom w:w="80" w:type="dxa"/>
+              <w:right w:w="80" w:type="dxa"/>
+            </w:tcMar>
+          </w:tcPr>
+          <w:p>
+            <w:pPr>
+              <w:spacing w:after="20" w:line="259" w:lineRule="auto"/>
+              <w:jc w:val="center"/>
+            </w:pPr>
+            <w:r>
+              <w:rPr>
+                <w:b w:val="0"/>
+                <w:sz w:val="19"/>
+              </w:rPr>
+              <w:t>71.8–98.8%</w:t>
+            </w:r>
+          </w:p>
+        </w:tc>
+        <w:tc>
+          <w:tcPr>
+            <w:tcW w:type="dxa" w:w="1656"/>
+            <w:vAlign w:val="center"/>
+            <w:shd w:fill="F7F9FB"/>
+            <w:tcMar>
+              <w:top w:w="80" w:type="dxa"/>
+              <w:left w:w="80" w:type="dxa"/>
+              <w:bottom w:w="80" w:type="dxa"/>
+              <w:right w:w="80" w:type="dxa"/>
+            </w:tcMar>
+          </w:tcPr>
+          <w:p>
+            <w:pPr>
+              <w:spacing w:after="20" w:line="259" w:lineRule="auto"/>
+              <w:jc w:val="center"/>
+            </w:pPr>
+            <w:r>
+              <w:rPr>
+                <w:b w:val="0"/>
+                <w:sz w:val="19"/>
+              </w:rPr>
+              <w:t>90.6%</w:t>
+            </w:r>
+          </w:p>
+        </w:tc>
+      </w:tr>
+    </w:tbl>
+    <w:p>
+      <w:pPr>
+        <w:spacing w:after="20"/>
+      </w:pPr>
+    </w:p>
+    <w:p>
+      <w:r>
+        <w:t>JPA 写入在三轮均满足目标的线程档位为：1200。最高已测档位 1300 线程的平均响应为 1084.74 ms，≤40 ms 比例三轮范围为 0.0%–97.8%。</w:t>
+      </w:r>
+    </w:p>
+    <w:p>
+      <w:r>
+        <w:t>MyBatis 写入在三轮均满足目标的线程档位为：1000、1100、1200。最高已测档位 1300 线程的平均响应为 38.28 ms，≤40 ms 比例三轮范围为 71.8%–98.8%。</w:t>
+      </w:r>
+    </w:p>
+    <w:p>
+      <w:r>
+        <w:t>逐轮响应分位数、吞吐量、实际活动线程峰值、连接时间和监控统计均保存在扩展实验的 all-runs.csv。表中指标保留全部请求；单次异常值和未达标轮次均未剔除。</w:t>
+      </w:r>
+    </w:p>
+    <w:p>
+      <w:r>
+        <w:br w:type="page"/>
+      </w:r>
+    </w:p>
+    <w:p>
+      <w:pPr>
+        <w:pStyle w:val="Heading1"/>
+      </w:pPr>
+      <w:r>
+        <w:t>2.15 扩展读取响应曲线 1</w:t>
+      </w:r>
+    </w:p>
+    <w:p>
+      <w:pPr>
+        <w:keepNext/>
+        <w:jc w:val="center"/>
+      </w:pPr>
+      <w:r>
+        <w:drawing>
+          <wp:inline xmlns:a="http://schemas.openxmlformats.org/drawingml/2006/main" xmlns:pic="http://schemas.openxmlformats.org/drawingml/2006/picture">
+            <wp:extent cx="5943600" cy="4352636"/>
+            <wp:docPr id="14" name="Picture 14"/>
+            <wp:cNvGraphicFramePr>
+              <a:graphicFrameLocks noChangeAspect="1"/>
+            </wp:cNvGraphicFramePr>
+            <a:graphic>
+              <a:graphicData uri="http://schemas.openxmlformats.org/drawingml/2006/picture">
+                <pic:pic>
+                  <pic:nvPicPr>
+                    <pic:cNvPr id="0" name="ReadProduct-detail-1.png"/>
+                    <pic:cNvPicPr/>
+                  </pic:nvPicPr>
+                  <pic:blipFill>
+                    <a:blip r:embed="rId24"/>
+                    <a:stretch>
+                      <a:fillRect/>
+                    </a:stretch>
+                  </pic:blipFill>
+                  <pic:spPr>
+                    <a:xfrm>
+                      <a:off x="0" y="0"/>
+                      <a:ext cx="5943600" cy="4352636"/>
+                    </a:xfrm>
+                    <a:prstGeom prst="rect"/>
+                  </pic:spPr>
+                </pic:pic>
+              </a:graphicData>
+            </a:graphic>
+          </wp:inline>
+        </w:drawing>
+      </w:r>
+    </w:p>
+    <w:p>
+      <w:pPr>
+        <w:spacing w:after="180"/>
+        <w:jc w:val="center"/>
+      </w:pPr>
+      <w:r>
+        <w:rPr>
+          <w:sz w:val="18"/>
+        </w:rPr>
+        <w:t>图 14  第3轮读取各线程档位的响应时间百分比分布和1秒响应趋势。</w:t>
+      </w:r>
+    </w:p>
+    <w:p>
+      <w:r>
+        <w:t>1000线程：JPA与MyBatis的P95分别为3.00和3.00 ms，40 ms内成功比例分别为99.8%和100.0%。这是图示第3轮的数据，完整三轮统计见前表。</w:t>
+      </w:r>
+    </w:p>
+    <w:p>
+      <w:r>
+        <w:t>1050线程：JPA与MyBatis的P95分别为8.05和3.00 ms，40 ms内成功比例分别为97.5%和99.7%。这是图示第3轮的数据，完整三轮统计见前表。</w:t>
+      </w:r>
+    </w:p>
+    <w:p>
+      <w:r>
+        <w:t>1100线程：JPA与MyBatis的P95分别为365.05和197.05 ms，40 ms内成功比例分别为58.0%和82.0%。这是图示第3轮的数据，完整三轮统计见前表。</w:t>
+      </w:r>
+    </w:p>
+    <w:p>
+      <w:r>
+        <w:t>标签依次为总线程数、升压秒数、循环次数。左图相同比例下曲线越低，响应越快；右图按请求发起时间划分1秒区间，两种实现各自对齐首个请求。曲线保留连接时间与全部慢请求，局部波动不能单独证明某种数据库瓶颈。</w:t>
+      </w:r>
+    </w:p>
+    <w:p>
+      <w:r>
+        <w:br w:type="page"/>
+      </w:r>
+    </w:p>
+    <w:p>
+      <w:pPr>
+        <w:pStyle w:val="Heading1"/>
+      </w:pPr>
+      <w:r>
+        <w:t>2.16 扩展读取响应曲线 2</w:t>
+      </w:r>
+    </w:p>
+    <w:p>
+      <w:pPr>
+        <w:keepNext/>
+        <w:jc w:val="center"/>
+      </w:pPr>
+      <w:r>
+        <w:drawing>
+          <wp:inline xmlns:a="http://schemas.openxmlformats.org/drawingml/2006/main" xmlns:pic="http://schemas.openxmlformats.org/drawingml/2006/picture">
+            <wp:extent cx="5943600" cy="2911764"/>
+            <wp:docPr id="15" name="Picture 15"/>
+            <wp:cNvGraphicFramePr>
+              <a:graphicFrameLocks noChangeAspect="1"/>
+            </wp:cNvGraphicFramePr>
+            <a:graphic>
+              <a:graphicData uri="http://schemas.openxmlformats.org/drawingml/2006/picture">
+                <pic:pic>
+                  <pic:nvPicPr>
+                    <pic:cNvPr id="0" name="ReadProduct-detail-2.png"/>
+                    <pic:cNvPicPr/>
+                  </pic:nvPicPr>
+                  <pic:blipFill>
+                    <a:blip r:embed="rId25"/>
+                    <a:stretch>
+                      <a:fillRect/>
+                    </a:stretch>
+                  </pic:blipFill>
+                  <pic:spPr>
+                    <a:xfrm>
+                      <a:off x="0" y="0"/>
+                      <a:ext cx="5943600" cy="2911764"/>
+                    </a:xfrm>
+                    <a:prstGeom prst="rect"/>
+                  </pic:spPr>
+                </pic:pic>
+              </a:graphicData>
+            </a:graphic>
+          </wp:inline>
+        </w:drawing>
+      </w:r>
+    </w:p>
+    <w:p>
+      <w:pPr>
+        <w:spacing w:after="180"/>
+        <w:jc w:val="center"/>
+      </w:pPr>
+      <w:r>
+        <w:rPr>
+          <w:sz w:val="18"/>
+        </w:rPr>
+        <w:t>图 15  第3轮读取各线程档位的响应时间百分比分布和1秒响应趋势。</w:t>
+      </w:r>
+    </w:p>
+    <w:p>
+      <w:r>
+        <w:t>1150线程：JPA与MyBatis的P95分别为5.00和4.00 ms，40 ms内成功比例分别为99.0%和99.6%。这是图示第3轮的数据，完整三轮统计见前表。</w:t>
+      </w:r>
+    </w:p>
+    <w:p>
+      <w:r>
+        <w:t>1200线程：JPA与MyBatis的P95分别为3.00和4.00 ms，40 ms内成功比例分别为100.0%和99.8%。这是图示第3轮的数据，完整三轮统计见前表。</w:t>
+      </w:r>
+    </w:p>
+    <w:p>
+      <w:r>
+        <w:t>标签依次为总线程数、升压秒数、循环次数。左图相同比例下曲线越低，响应越快；右图按请求发起时间划分1秒区间，两种实现各自对齐首个请求。曲线保留连接时间与全部慢请求，局部波动不能单独证明某种数据库瓶颈。</w:t>
+      </w:r>
+    </w:p>
+    <w:p>
+      <w:r>
+        <w:br w:type="page"/>
+      </w:r>
+    </w:p>
+    <w:p>
+      <w:pPr>
+        <w:pStyle w:val="Heading1"/>
+      </w:pPr>
+      <w:r>
+        <w:t>2.17 扩展写入响应曲线 1</w:t>
+      </w:r>
+    </w:p>
+    <w:p>
+      <w:pPr>
+        <w:keepNext/>
+        <w:jc w:val="center"/>
+      </w:pPr>
+      <w:r>
+        <w:drawing>
+          <wp:inline xmlns:a="http://schemas.openxmlformats.org/drawingml/2006/main" xmlns:pic="http://schemas.openxmlformats.org/drawingml/2006/picture">
+            <wp:extent cx="5943600" cy="2911764"/>
+            <wp:docPr id="16" name="Picture 16"/>
+            <wp:cNvGraphicFramePr>
+              <a:graphicFrameLocks noChangeAspect="1"/>
+            </wp:cNvGraphicFramePr>
+            <a:graphic>
+              <a:graphicData uri="http://schemas.openxmlformats.org/drawingml/2006/picture">
+                <pic:pic>
+                  <pic:nvPicPr>
+                    <pic:cNvPr id="0" name="WriteProduct-detail-1.png"/>
+                    <pic:cNvPicPr/>
+                  </pic:nvPicPr>
+                  <pic:blipFill>
+                    <a:blip r:embed="rId26"/>
+                    <a:stretch>
+                      <a:fillRect/>
+                    </a:stretch>
+                  </pic:blipFill>
+                  <pic:spPr>
+                    <a:xfrm>
+                      <a:off x="0" y="0"/>
+                      <a:ext cx="5943600" cy="2911764"/>
+                    </a:xfrm>
+                    <a:prstGeom prst="rect"/>
+                  </pic:spPr>
+                </pic:pic>
+              </a:graphicData>
+            </a:graphic>
+          </wp:inline>
+        </w:drawing>
+      </w:r>
+    </w:p>
+    <w:p>
+      <w:pPr>
+        <w:spacing w:after="180"/>
+        <w:jc w:val="center"/>
+      </w:pPr>
+      <w:r>
+        <w:rPr>
+          <w:sz w:val="18"/>
+        </w:rPr>
+        <w:t>图 16  第3轮写入各线程档位的响应时间百分比分布和1秒响应趋势。</w:t>
+      </w:r>
+    </w:p>
+    <w:p>
+      <w:r>
+        <w:t>1000线程：JPA与MyBatis的P95分别为2522.65和75.10 ms，40 ms内成功比例分别为52.0%和94.1%。这是图示第3轮的数据，完整三轮统计见前表。</w:t>
+      </w:r>
+    </w:p>
+    <w:p>
+      <w:r>
+        <w:t>1100线程：JPA与MyBatis的P95分别为8.00和7.00 ms，40 ms内成功比例分别为98.8%和98.6%。这是图示第3轮的数据，完整三轮统计见前表。</w:t>
+      </w:r>
+    </w:p>
+    <w:p>
+      <w:r>
+        <w:t>标签依次为总线程数、升压秒数、循环次数。左图相同比例下曲线越低，响应越快；右图按请求发起时间划分1秒区间，两种实现各自对齐首个请求。曲线保留连接时间与全部慢请求，局部波动不能单独证明某种数据库瓶颈。</w:t>
+      </w:r>
+    </w:p>
+    <w:p>
+      <w:r>
+        <w:br w:type="page"/>
+      </w:r>
+    </w:p>
+    <w:p>
+      <w:pPr>
+        <w:pStyle w:val="Heading1"/>
+      </w:pPr>
+      <w:r>
+        <w:t>2.18 扩展写入响应曲线 2</w:t>
+      </w:r>
+    </w:p>
+    <w:p>
+      <w:pPr>
+        <w:keepNext/>
+        <w:jc w:val="center"/>
+      </w:pPr>
+      <w:r>
+        <w:drawing>
+          <wp:inline xmlns:a="http://schemas.openxmlformats.org/drawingml/2006/main" xmlns:pic="http://schemas.openxmlformats.org/drawingml/2006/picture">
+            <wp:extent cx="5943600" cy="2911764"/>
+            <wp:docPr id="17" name="Picture 17"/>
+            <wp:cNvGraphicFramePr>
+              <a:graphicFrameLocks noChangeAspect="1"/>
+            </wp:cNvGraphicFramePr>
+            <a:graphic>
+              <a:graphicData uri="http://schemas.openxmlformats.org/drawingml/2006/picture">
+                <pic:pic>
+                  <pic:nvPicPr>
+                    <pic:cNvPr id="0" name="WriteProduct-detail-2.png"/>
+                    <pic:cNvPicPr/>
+                  </pic:nvPicPr>
+                  <pic:blipFill>
+                    <a:blip r:embed="rId27"/>
+                    <a:stretch>
+                      <a:fillRect/>
+                    </a:stretch>
+                  </pic:blipFill>
+                  <pic:spPr>
+                    <a:xfrm>
+                      <a:off x="0" y="0"/>
+                      <a:ext cx="5943600" cy="2911764"/>
+                    </a:xfrm>
+                    <a:prstGeom prst="rect"/>
+                  </pic:spPr>
+                </pic:pic>
+              </a:graphicData>
+            </a:graphic>
+          </wp:inline>
+        </w:drawing>
+      </w:r>
+    </w:p>
+    <w:p>
+      <w:pPr>
+        <w:spacing w:after="180"/>
+        <w:jc w:val="center"/>
+      </w:pPr>
+      <w:r>
+        <w:rPr>
+          <w:sz w:val="18"/>
+        </w:rPr>
+        <w:t>图 17  第3轮写入各线程档位的响应时间百分比分布和1秒响应趋势。</w:t>
+      </w:r>
+    </w:p>
+    <w:p>
+      <w:r>
+        <w:t>1200线程：JPA与MyBatis的P95分别为15.05和8.05 ms，40 ms内成功比例分别为96.8%和98.5%。这是图示第3轮的数据，完整三轮统计见前表。</w:t>
+      </w:r>
+    </w:p>
+    <w:p>
+      <w:r>
+        <w:t>1300线程：JPA与MyBatis的P95分别为11.00和7.00 ms，40 ms内成功比例分别为97.8%和98.8%。这是图示第3轮的数据，完整三轮统计见前表。</w:t>
+      </w:r>
+    </w:p>
+    <w:p>
+      <w:r>
+        <w:t>标签依次为总线程数、升压秒数、循环次数。左图相同比例下曲线越低，响应越快；右图按请求发起时间划分1秒区间，两种实现各自对齐首个请求。曲线保留连接时间与全部慢请求，局部波动不能单独证明某种数据库瓶颈。</w:t>
+      </w:r>
+    </w:p>
+    <w:p>
+      <w:r>
+        <w:br w:type="page"/>
+      </w:r>
+    </w:p>
+    <w:p>
+      <w:pPr>
+        <w:pStyle w:val="Heading1"/>
+      </w:pPr>
+      <w:r>
+        <w:t>2.19 响应目标与负载边界</w:t>
+      </w:r>
+    </w:p>
+    <w:p>
+      <w:pPr>
+        <w:keepNext/>
+        <w:jc w:val="center"/>
+      </w:pPr>
+      <w:r>
+        <w:drawing>
+          <wp:inline xmlns:a="http://schemas.openxmlformats.org/drawingml/2006/main" xmlns:pic="http://schemas.openxmlformats.org/drawingml/2006/picture">
+            <wp:extent cx="5943600" cy="3739928"/>
+            <wp:docPr id="18" name="Picture 18"/>
+            <wp:cNvGraphicFramePr>
+              <a:graphicFrameLocks noChangeAspect="1"/>
+            </wp:cNvGraphicFramePr>
+            <a:graphic>
+              <a:graphicData uri="http://schemas.openxmlformats.org/drawingml/2006/picture">
+                <pic:pic>
+                  <pic:nvPicPr>
+                    <pic:cNvPr id="0" name="within40-target.png"/>
+                    <pic:cNvPicPr/>
+                  </pic:nvPicPr>
+                  <pic:blipFill>
+                    <a:blip r:embed="rId28"/>
+                    <a:stretch>
+                      <a:fillRect/>
+                    </a:stretch>
+                  </pic:blipFill>
+                  <pic:spPr>
+                    <a:xfrm>
+                      <a:off x="0" y="0"/>
+                      <a:ext cx="5943600" cy="3739928"/>
+                    </a:xfrm>
+                    <a:prstGeom prst="rect"/>
+                  </pic:spPr>
+                </pic:pic>
+              </a:graphicData>
+            </a:graphic>
+          </wp:inline>
+        </w:drawing>
+      </w:r>
+    </w:p>
+    <w:p>
+      <w:pPr>
+        <w:spacing w:after="180"/>
+        <w:jc w:val="center"/>
+      </w:pPr>
+      <w:r>
+        <w:rPr>
+          <w:sz w:val="18"/>
+        </w:rPr>
+        <w:t>图 18  各档位40 ms内成功请求比例。粗线为三轮均值，细线为各轮，虚线为80%目标。</w:t>
+      </w:r>
+    </w:p>
+    <w:p>
+      <w:r>
+        <w:t>JPA读操作：达标情况随档位并非单调变化，重复波动影响结论，当前测试无法给出唯一负载临界点。</w:t>
+      </w:r>
+    </w:p>
+    <w:p>
+      <w:r>
+        <w:t>JPA写操作：达标情况随档位并非单调变化，重复波动影响结论，当前测试无法给出唯一负载临界点。</w:t>
+      </w:r>
+    </w:p>
+    <w:p>
+      <w:r>
+        <w:t>MyBatis读操作：全部已测档位均满足目标，最高已测档位为 1200 线程；范围内未找到失效边界。</w:t>
+      </w:r>
+    </w:p>
+    <w:p>
+      <w:r>
+        <w:t>MyBatis写操作：1200 线程三轮均达标，而相邻 1300 线程未全部达标，可将两档之间作为后续细化测试区间；当前点测尚不足以确定精确容量。</w:t>
+      </w:r>
+    </w:p>
+    <w:p>
+      <w:r>
+        <w:t>上述判断仅针对本次预设响应目标和有限循环的请求模型。持续并发、长期稳定性和混合读写容量不在本轮测试范围内。原始 elapsed 与扣连接口径出现差异时，以完整响应时间作为主要判断依据。</w:t>
+      </w:r>
+    </w:p>
+    <w:p>
+      <w:r>
+        <w:br w:type="page"/>
+      </w:r>
+    </w:p>
+    <w:p>
+      <w:pPr>
+        <w:pStyle w:val="Heading1"/>
+      </w:pPr>
+      <w:r>
+        <w:t>2.20 扩展测试运行指标</w:t>
+      </w:r>
+    </w:p>
+    <w:p>
+      <w:pPr>
+        <w:keepNext/>
+        <w:jc w:val="center"/>
+      </w:pPr>
+      <w:r>
+        <w:drawing>
+          <wp:inline xmlns:a="http://schemas.openxmlformats.org/drawingml/2006/main" xmlns:pic="http://schemas.openxmlformats.org/drawingml/2006/picture">
+            <wp:extent cx="5486400" cy="3019324"/>
+            <wp:docPr id="19" name="Picture 19"/>
+            <wp:cNvGraphicFramePr>
+              <a:graphicFrameLocks noChangeAspect="1"/>
+            </wp:cNvGraphicFramePr>
+            <a:graphic>
+              <a:graphicData uri="http://schemas.openxmlformats.org/drawingml/2006/picture">
+                <pic:pic>
+                  <pic:nvPicPr>
+                    <pic:cNvPr id="0" name="ReadProduct-monitoring.png"/>
+                    <pic:cNvPicPr/>
+                  </pic:nvPicPr>
+                  <pic:blipFill>
+                    <a:blip r:embed="rId29"/>
+                    <a:stretch>
+                      <a:fillRect/>
+                    </a:stretch>
+                  </pic:blipFill>
+                  <pic:spPr>
+                    <a:xfrm>
+                      <a:off x="0" y="0"/>
+                      <a:ext cx="5486400" cy="3019324"/>
+                    </a:xfrm>
+                    <a:prstGeom prst="rect"/>
+                  </pic:spPr>
+                </pic:pic>
+              </a:graphicData>
+            </a:graphic>
+          </wp:inline>
+        </w:drawing>
+      </w:r>
+    </w:p>
+    <w:p>
+      <w:pPr>
+        <w:spacing w:after="180"/>
+        <w:jc w:val="center"/>
+      </w:pPr>
+      <w:r>
+        <w:rPr>
+          <w:sz w:val="18"/>
+        </w:rPr>
+        <w:t>图 19  第3轮1200线程双循环读取的运行指标，按各组首个请求对齐。</w:t>
+      </w:r>
+    </w:p>
+    <w:p>
+      <w:pPr>
+        <w:keepNext/>
+        <w:jc w:val="center"/>
+      </w:pPr>
+      <w:r>
+        <w:drawing>
+          <wp:inline xmlns:a="http://schemas.openxmlformats.org/drawingml/2006/main" xmlns:pic="http://schemas.openxmlformats.org/drawingml/2006/picture">
+            <wp:extent cx="5486400" cy="3019324"/>
+            <wp:docPr id="20" name="Picture 20"/>
+            <wp:cNvGraphicFramePr>
+              <a:graphicFrameLocks noChangeAspect="1"/>
+            </wp:cNvGraphicFramePr>
+            <a:graphic>
+              <a:graphicData uri="http://schemas.openxmlformats.org/drawingml/2006/picture">
+                <pic:pic>
+                  <pic:nvPicPr>
+                    <pic:cNvPr id="0" name="WriteProduct-monitoring.png"/>
+                    <pic:cNvPicPr/>
+                  </pic:nvPicPr>
+                  <pic:blipFill>
+                    <a:blip r:embed="rId30"/>
+                    <a:stretch>
+                      <a:fillRect/>
+                    </a:stretch>
+                  </pic:blipFill>
+                  <pic:spPr>
+                    <a:xfrm>
+                      <a:off x="0" y="0"/>
+                      <a:ext cx="5486400" cy="3019324"/>
+                    </a:xfrm>
+                    <a:prstGeom prst="rect"/>
+                  </pic:spPr>
+                </pic:pic>
+              </a:graphicData>
+            </a:graphic>
+          </wp:inline>
+        </w:drawing>
+      </w:r>
+    </w:p>
+    <w:p>
+      <w:pPr>
+        <w:spacing w:after="180"/>
+        <w:jc w:val="center"/>
+      </w:pPr>
+      <w:r>
+        <w:rPr>
+          <w:sz w:val="18"/>
+        </w:rPr>
+        <w:t>图 20  第3轮1300线程单循环写入的运行指标，按各组首个请求对齐。</w:t>
+      </w:r>
+    </w:p>
+    <w:p>
+      <w:r>
+        <w:t>监控规则与基本实验一致。CPU为5分钟平均变化率，记录规则每30秒评估，不能精确定位十余秒测试内的瞬时峰值；JVM线程包含维护线程，不能直接等同于JMeter活动线程。每组的12类完整时序均已保存。</w:t>
+      </w:r>
+    </w:p>
+    <w:p>
+      <w:r>
+        <w:br w:type="page"/>
+      </w:r>
+    </w:p>
+    <w:p>
+      <w:pPr>
+        <w:pStyle w:val="Heading1"/>
+      </w:pPr>
+      <w:r>
+        <w:t>2.21 扩展测试原始报告截图</w:t>
+      </w:r>
+    </w:p>
+    <w:p>
+      <w:r>
+        <w:t>扩展实验的54组原始JTL分别生成独立JMeter HTML报告，并逐组保存真实浏览器截图。以下选取MyBatis第3轮最高已测读写档位的Statistics区域，与前文的统计表和响应曲线对应。完整页面、图表和报告原文件随材料提供。</w:t>
+      </w:r>
+    </w:p>
+    <w:p>
+      <w:pPr>
+        <w:keepNext/>
+        <w:jc w:val="center"/>
+      </w:pPr>
+      <w:r>
+        <w:drawing>
+          <wp:inline xmlns:a="http://schemas.openxmlformats.org/drawingml/2006/main" xmlns:pic="http://schemas.openxmlformats.org/drawingml/2006/picture">
+            <wp:extent cx="5943600" cy="947460"/>
+            <wp:docPr id="21" name="Picture 21"/>
+            <wp:cNvGraphicFramePr>
+              <a:graphicFrameLocks noChangeAspect="1"/>
+            </wp:cNvGraphicFramePr>
+            <a:graphic>
+              <a:graphicData uri="http://schemas.openxmlformats.org/drawingml/2006/picture">
+                <pic:pic>
+                  <pic:nvPicPr>
+                    <pic:cNvPr id="0" name="mybatis-r3-read-statistics.png"/>
+                    <pic:cNvPicPr/>
+                  </pic:nvPicPr>
+                  <pic:blipFill>
+                    <a:blip r:embed="rId31"/>
+                    <a:stretch>
+                      <a:fillRect/>
+                    </a:stretch>
+                  </pic:blipFill>
+                  <pic:spPr>
+                    <a:xfrm>
+                      <a:off x="0" y="0"/>
+                      <a:ext cx="5943600" cy="947460"/>
+                    </a:xfrm>
+                    <a:prstGeom prst="rect"/>
+                  </pic:spPr>
+                </pic:pic>
+              </a:graphicData>
+            </a:graphic>
+          </wp:inline>
+        </w:drawing>
+      </w:r>
+    </w:p>
+    <w:p>
+      <w:pPr>
+        <w:spacing w:after="180"/>
+        <w:jc w:val="center"/>
+      </w:pPr>
+      <w:r>
+        <w:rPr>
+          <w:sz w:val="18"/>
+        </w:rPr>
+        <w:t>图 21  MyBatis第3轮1200线程读取，2循环，共2400次请求的实际JMeter统计区域。</w:t>
+      </w:r>
+    </w:p>
+    <w:p>
+      <w:pPr>
+        <w:keepNext/>
+        <w:jc w:val="center"/>
+      </w:pPr>
+      <w:r>
+        <w:drawing>
+          <wp:inline xmlns:a="http://schemas.openxmlformats.org/drawingml/2006/main" xmlns:pic="http://schemas.openxmlformats.org/drawingml/2006/picture">
+            <wp:extent cx="5943600" cy="1045136"/>
+            <wp:docPr id="22" name="Picture 22"/>
+            <wp:cNvGraphicFramePr>
+              <a:graphicFrameLocks noChangeAspect="1"/>
+            </wp:cNvGraphicFramePr>
+            <a:graphic>
+              <a:graphicData uri="http://schemas.openxmlformats.org/drawingml/2006/picture">
+                <pic:pic>
+                  <pic:nvPicPr>
+                    <pic:cNvPr id="0" name="mybatis-r3-write-statistics.png"/>
+                    <pic:cNvPicPr/>
+                  </pic:nvPicPr>
+                  <pic:blipFill>
+                    <a:blip r:embed="rId32"/>
+                    <a:stretch>
+                      <a:fillRect/>
+                    </a:stretch>
+                  </pic:blipFill>
+                  <pic:spPr>
+                    <a:xfrm>
+                      <a:off x="0" y="0"/>
+                      <a:ext cx="5943600" cy="1045136"/>
+                    </a:xfrm>
+                    <a:prstGeom prst="rect"/>
+                  </pic:spPr>
+                </pic:pic>
+              </a:graphicData>
+            </a:graphic>
+          </wp:inline>
+        </w:drawing>
+      </w:r>
+    </w:p>
+    <w:p>
+      <w:pPr>
+        <w:spacing w:after="180"/>
+        <w:jc w:val="center"/>
+      </w:pPr>
+      <w:r>
+        <w:rPr>
+          <w:sz w:val="18"/>
+        </w:rPr>
+        <w:t>图 22  MyBatis第3轮1300线程写入，1循环，共1300次请求的实际JMeter统计区域。</w:t>
+      </w:r>
+    </w:p>
+    <w:p>
+      <w:r>
+        <w:t>独立分析使用JTL的全部请求，样本数、失败数、平均响应时间、最小值、最大值和吞吐量逐组与JMeter报告核对。两者的分位数估计方法可能产生小幅差异，报告中的P95统一使用线性插值统计。40 ms目标比例由原始请求逐条计算，不使用HTML的Apdex得分代替。</w:t>
+      </w:r>
+    </w:p>
+    <w:p>
+      <w:r>
+        <w:br w:type="page"/>
+      </w:r>
+    </w:p>
+    <w:p>
+      <w:pPr>
+        <w:pStyle w:val="Heading1"/>
+      </w:pPr>
+      <w:r>
+        <w:t>3 总结</w:t>
+      </w:r>
+    </w:p>
+    <w:p>
+      <w:r>
+        <w:t>实验完成了 JPA 性能测试、MyBatis 读写效率对比及两种持久层的横向比较。MyBatis 在三个线程档位下均表现为读快于写；1000 线程时写入的尾延迟更突出。在基本测试的1000线程写入条件下，MyBatis 的响应耗时低于 JPA，但这属于当前实现和配置的端到端结果，不能推广为框架在所有场景下的性能排序。</w:t>
       </w:r>
     </w:p>
     <w:p>
@@ -8640,6 +13836,11 @@
     <w:p>
       <w:r>
         <w:t>结果适用于本次 2 核/2 GiB 云主机、3912 条初始商品和所测业务路径。持续并发、混合读写、长期运行及更大数据量下的表现仍需进一步测试。零失败表示本次请求断言和数据库行数核验均通过，不能代替对其他业务场景的验证。</w:t>
+      </w:r>
+    </w:p>
+    <w:p>
+      <w:r>
+        <w:t>扩展实验另外完成54组、93600次请求，失败0次，补充了更密集线程档位、双循环读取、40 ms内成功比例和连接时间分析。负载边界按三轮是否均满足预设目标进行讨论，具体范围见第2.19节；未观测到边界或达标非单调时，不给出未经验证的最大容量。</w:t>
       </w:r>
     </w:p>
     <w:p>
@@ -8670,7 +13871,7 @@
         <w:pStyle w:val="Heading1"/>
       </w:pPr>
       <w:r>
-        <w:t>12 实验完成情况与资料</w:t>
+        <w:t>附录 实验完成情况与资料</w:t>
       </w:r>
     </w:p>
     <w:tbl>
@@ -8912,7 +14113,7 @@
                 <w:b w:val="0"/>
                 <w:sz w:val="19"/>
               </w:rPr>
-              <w:t>四台Ubuntu主机分工</w:t>
+              <w:t>MyBatis 读写效率对比</w:t>
             </w:r>
           </w:p>
         </w:tc>
@@ -8938,7 +14139,7 @@
                 <w:b w:val="0"/>
                 <w:sz w:val="19"/>
               </w:rPr>
-              <w:t>第2节的节点配置与任务分配</w:t>
+              <w:t>第2.7与2.8节，18组读写对比及分布和趋势图</w:t>
             </w:r>
           </w:p>
         </w:tc>
@@ -8969,7 +14170,7 @@
                 <w:b w:val="0"/>
                 <w:sz w:val="19"/>
               </w:rPr>
-              <w:t>2</w:t>
+              <w:t>1</w:t>
             </w:r>
           </w:p>
         </w:tc>
@@ -8995,7 +14196,7 @@
                 <w:b w:val="0"/>
                 <w:sz w:val="19"/>
               </w:rPr>
-              <w:t>JMeter5.6.3、PATH、内存参数</w:t>
+              <w:t>四台Ubuntu主机分工</w:t>
             </w:r>
           </w:p>
         </w:tc>
@@ -9021,7 +14222,7 @@
                 <w:b w:val="0"/>
                 <w:sz w:val="19"/>
               </w:rPr>
-              <w:t>环境日志与截图、运行脚本</w:t>
+              <w:t>第2.1节的节点配置与任务分配</w:t>
             </w:r>
           </w:p>
         </w:tc>
@@ -9078,7 +14279,7 @@
                 <w:b w:val="0"/>
                 <w:sz w:val="19"/>
               </w:rPr>
-              <w:t>1000ms报告粒度、目标IP端口</w:t>
+              <w:t>JMeter5.6.3、PATH、内存参数</w:t>
             </w:r>
           </w:p>
         </w:tc>
@@ -9104,7 +14305,7 @@
                 <w:b w:val="0"/>
                 <w:sz w:val="19"/>
               </w:rPr>
-              <w:t>user.properties、JMX与生成日志</w:t>
+              <w:t>环境日志与截图、运行脚本</w:t>
             </w:r>
           </w:p>
         </w:tc>
@@ -9135,7 +14336,7 @@
                 <w:b w:val="0"/>
                 <w:sz w:val="19"/>
               </w:rPr>
-              <w:t>3</w:t>
+              <w:t>2</w:t>
             </w:r>
           </w:p>
         </w:tc>
@@ -9161,7 +14362,7 @@
                 <w:b w:val="0"/>
                 <w:sz w:val="19"/>
               </w:rPr>
-              <w:t>clonefactory、core、应用与镜像</w:t>
+              <w:t>1000ms报告粒度、目标IP端口</w:t>
             </w:r>
           </w:p>
         </w:tc>
@@ -9187,7 +14388,7 @@
                 <w:b w:val="0"/>
                 <w:sz w:val="19"/>
               </w:rPr>
-              <w:t>构建日志和镜像校验和</w:t>
+              <w:t>user.properties、JMX与生成日志</w:t>
             </w:r>
           </w:p>
         </w:tc>
@@ -9244,7 +14445,7 @@
                 <w:b w:val="0"/>
                 <w:sz w:val="19"/>
               </w:rPr>
-              <w:t>私网监控、targets/rules</w:t>
+              <w:t>clonefactory、core、应用与镜像</w:t>
             </w:r>
           </w:p>
         </w:tc>
@@ -9270,7 +14471,7 @@
                 <w:b w:val="0"/>
                 <w:sz w:val="19"/>
               </w:rPr>
-              <w:t>6个UP目标、13条记录规则及页面截图</w:t>
+              <w:t>构建日志和镜像校验和</w:t>
             </w:r>
           </w:p>
         </w:tc>
@@ -9327,7 +14528,7 @@
                 <w:b w:val="0"/>
                 <w:sz w:val="19"/>
               </w:rPr>
-              <w:t>线程、CPU和内存查询</w:t>
+              <w:t>私网监控、targets/rules</w:t>
             </w:r>
           </w:p>
         </w:tc>
@@ -9353,7 +14554,7 @@
                 <w:b w:val="0"/>
                 <w:sz w:val="19"/>
               </w:rPr>
-              <w:t>指标计算方法、时序JSON与监控截图</w:t>
+              <w:t>6个UP目标、13条记录规则及页面截图</w:t>
             </w:r>
           </w:p>
         </w:tc>
@@ -9410,7 +14611,7 @@
                 <w:b w:val="0"/>
                 <w:sz w:val="19"/>
               </w:rPr>
-              <w:t>1000/10/1测试与JTL/HTML</w:t>
+              <w:t>线程、CPU和内存查询</w:t>
             </w:r>
           </w:p>
         </w:tc>
@@ -9436,7 +14637,7 @@
                 <w:b w:val="0"/>
                 <w:sz w:val="19"/>
               </w:rPr>
-              <w:t>1000线程12组；100/400线程24组</w:t>
+              <w:t>指标计算方法、时序JSON与监控截图</w:t>
             </w:r>
           </w:p>
         </w:tc>
@@ -9467,7 +14668,7 @@
                 <w:b w:val="0"/>
                 <w:sz w:val="19"/>
               </w:rPr>
-              <w:t>4</w:t>
+              <w:t>3</w:t>
             </w:r>
           </w:p>
         </w:tc>
@@ -9493,7 +14694,7 @@
                 <w:b w:val="0"/>
                 <w:sz w:val="19"/>
               </w:rPr>
-              <w:t>Git地址、原始数据、报告</w:t>
+              <w:t>1000/10/1测试与JTL/HTML</w:t>
             </w:r>
           </w:p>
         </w:tc>
@@ -9519,7 +14720,7 @@
                 <w:b w:val="0"/>
                 <w:sz w:val="19"/>
               </w:rPr>
-              <w:t>个人公开仓库、原始数据包、本报告</w:t>
+              <w:t>1000线程12组；100/400线程24组</w:t>
             </w:r>
           </w:p>
         </w:tc>
@@ -9576,6 +14777,89 @@
                 <w:b w:val="0"/>
                 <w:sz w:val="19"/>
               </w:rPr>
+              <w:t>Git地址、原始数据、报告</w:t>
+            </w:r>
+          </w:p>
+        </w:tc>
+        <w:tc>
+          <w:tcPr>
+            <w:tcW w:type="dxa" w:w="5256"/>
+            <w:vAlign w:val="center"/>
+            <w:shd w:fill="F7F9FB"/>
+            <w:tcMar>
+              <w:top w:w="80" w:type="dxa"/>
+              <w:left w:w="80" w:type="dxa"/>
+              <w:bottom w:w="80" w:type="dxa"/>
+              <w:right w:w="80" w:type="dxa"/>
+            </w:tcMar>
+          </w:tcPr>
+          <w:p>
+            <w:pPr>
+              <w:spacing w:after="20" w:line="259" w:lineRule="auto"/>
+              <w:jc w:val="center"/>
+            </w:pPr>
+            <w:r>
+              <w:rPr>
+                <w:b w:val="0"/>
+                <w:sz w:val="19"/>
+              </w:rPr>
+              <w:t>个人公开仓库、原始数据包、本报告</w:t>
+            </w:r>
+          </w:p>
+        </w:tc>
+      </w:tr>
+      <w:tr>
+        <w:trPr>
+          <w:cantSplit/>
+        </w:trPr>
+        <w:tc>
+          <w:tcPr>
+            <w:tcW w:type="dxa" w:w="720"/>
+            <w:vAlign w:val="center"/>
+            <w:shd w:fill="FFFFFF"/>
+            <w:tcMar>
+              <w:top w:w="80" w:type="dxa"/>
+              <w:left w:w="80" w:type="dxa"/>
+              <w:bottom w:w="80" w:type="dxa"/>
+              <w:right w:w="80" w:type="dxa"/>
+            </w:tcMar>
+          </w:tcPr>
+          <w:p>
+            <w:pPr>
+              <w:spacing w:after="20" w:line="259" w:lineRule="auto"/>
+              <w:jc w:val="left"/>
+            </w:pPr>
+            <w:r>
+              <w:rPr>
+                <w:b w:val="0"/>
+                <w:sz w:val="19"/>
+              </w:rPr>
+              <w:t>4</w:t>
+            </w:r>
+          </w:p>
+        </w:tc>
+        <w:tc>
+          <w:tcPr>
+            <w:tcW w:type="dxa" w:w="3672"/>
+            <w:vAlign w:val="center"/>
+            <w:shd w:fill="FFFFFF"/>
+            <w:tcMar>
+              <w:top w:w="80" w:type="dxa"/>
+              <w:left w:w="80" w:type="dxa"/>
+              <w:bottom w:w="80" w:type="dxa"/>
+              <w:right w:w="80" w:type="dxa"/>
+            </w:tcMar>
+          </w:tcPr>
+          <w:p>
+            <w:pPr>
+              <w:spacing w:after="20" w:line="259" w:lineRule="auto"/>
+              <w:jc w:val="center"/>
+            </w:pPr>
+            <w:r>
+              <w:rPr>
+                <w:b w:val="0"/>
+                <w:sz w:val="19"/>
+              </w:rPr>
               <w:t>程序与原始数据验收</w:t>
             </w:r>
           </w:p>
@@ -9584,7 +14868,7 @@
           <w:tcPr>
             <w:tcW w:type="dxa" w:w="5256"/>
             <w:vAlign w:val="center"/>
-            <w:shd w:fill="F7F9FB"/>
+            <w:shd w:fill="FFFFFF"/>
             <w:tcMar>
               <w:top w:w="80" w:type="dxa"/>
               <w:left w:w="80" w:type="dxa"/>
@@ -9621,6 +14905,11 @@
     <w:p>
       <w:r>
         <w:t>随报告提供原始 JTL、监控时序、36 份 HTML 报告、逐次与分组统计、过程截图及完整性校验清单。分析脚本与程序代码一同保存，可按测试组定位和复核结果。</w:t>
+      </w:r>
+    </w:p>
+    <w:p>
+      <w:r>
+        <w:t>扩展负载实验另附54份JTL与HTML报告、监控时序、逐轮40 ms内成功请求比例及过程截图。扩展数据位于results/supplement-20261018，基本数据位于results/teacher-20261018；共90份原始结果，分别保留批次和参数。</w:t>
       </w:r>
     </w:p>
     <w:p>
@@ -9653,7 +14942,7 @@
     </w:p>
     <w:p>
       <w:r>
-        <w:t>在线文档核对日期：2026年10月18日。</w:t>
+        <w:t>[5] 《实验报告样例》，第2–10页。参考其报告组织、扩展负载档位与响应时间目标；测量结果均来自本次实验。</w:t>
       </w:r>
     </w:p>
     <w:sectPr>

--- a/report/实验三_MySQL读写性能测试报告.docx
+++ b/report/实验三_MySQL读写性能测试报告.docx
@@ -17,15 +17,12 @@
         <w:jc w:val="center"/>
       </w:pPr>
       <w:r>
-        <w:t>Spring Data JPA 与 MyBatis 读写性能对比</w:t>
+        <w:t>Spring Data JPA 与 MyBatis</w:t>
       </w:r>
     </w:p>
     <w:p>
-      <w:pPr>
-        <w:jc w:val="center"/>
-      </w:pPr>
       <w:r>
-        <w:t>实验日期：2026 年 10 月 18 日</w:t>
+        <w:t>实验日期：2026年10月18日</w:t>
       </w:r>
     </w:p>
     <w:p>
@@ -38,17 +35,12 @@
     </w:p>
     <w:p>
       <w:r>
-        <w:t>本实验在四台云服务器上部署 Spring 商品管理应用，使用 JMeter 对读取与新建商品接口进行测试，比较 MyBatis 的读写效率以及 JPA 与 MyBatis 的响应差异，并通过 Prometheus 记录线程数、CPU 和内存使用情况。基本测试采用 100、400、1000 线程，扩展测试增加 1000–1300 线程档位及双循环读取；各组合重复三次，共完成 90 组、111600 次请求，未出现断言失败。</w:t>
+        <w:t>本实验使用JMeter测试Spring应用的商品读取与新建接口，完成JPA性能测试、MyBatis读写效率比较及两种实现的对比。负载参数参考实验报告样例，读取设5档线程数、写入设4档，两种实现共18组、31200次请求，业务断言均通过。使用Prometheus记录JVM活跃线程、CPU和内存使用率。</w:t>
       </w:r>
     </w:p>
     <w:p>
       <w:r>
-        <w:t>基本测试中，MyBatis 在三个档位下均表现为读快于写；1000 线程时，写入平均耗时约为读取的 4.95 倍。相同写入条件下，JPA 和 MyBatis 的平均响应分别为 1307.02 ms 和 41.33 ms。扩展测试的 18 种配置中，13 种在三轮中均达到至少 80% 请求成功且响应不超过 40 ms 的目标。重复测试存在波动，结论适用于本次实现、环境与请求模型，不能据此认定框架的普遍性能排序或持续并发容量。</w:t>
-      </w:r>
-    </w:p>
-    <w:p>
-      <w:r>
-        <w:t>关键词：MySQL；Spring Data JPA；MyBatis；JMeter；读写性能</w:t>
+        <w:t>关键词：MySQL；Spring Data JPA；MyBatis；JMeter</w:t>
       </w:r>
     </w:p>
     <w:p>
@@ -61,17 +53,7 @@
     </w:p>
     <w:p>
       <w:r>
-        <w:t>实验围绕三个问题展开：JPA 在商品读写场景中的响应表现如何；同一 MyBatis 实现的读取与写入效率有何差异；在相同接口和负载下，切换持久层实现会怎样影响响应时间。通过平均响应时间、响应时间百分比分布、时间趋势及重复波动分析结果。</w:t>
-      </w:r>
-    </w:p>
-    <w:p>
-      <w:r>
-        <w:t>首先完成应用构建、部署和功能验证，再在统一初始数据上执行基本与扩展测试。基本测试用于直接比较读写及两种实现；扩展测试参考实验报告样例的负载档位和响应目标，进一步观察不同请求规模下的表现。[1][2]</w:t>
-      </w:r>
-    </w:p>
-    <w:p>
-      <w:r>
-        <w:br w:type="page"/>
+        <w:t>在相同应用、数据库和接口下切换JPA与MyBatis，记录读写请求的响应时间，比较不同线程档位下的测试结果。材料包括原始JTL、JMeter报告、监控数据和过程截图，供验收时逐项核对。</w:t>
       </w:r>
     </w:p>
     <w:p>
@@ -87,12 +69,7 @@
         <w:pStyle w:val="Heading2"/>
       </w:pPr>
       <w:r>
-        <w:t>2.1 实验环境与方法</w:t>
-      </w:r>
-    </w:p>
-    <w:p>
-      <w:r>
-        <w:t>四台服务器均为 Ubuntu 18.04.6，配置 2 核 CPU、2 GiB 内存和 40 GiB 系统盘，通过私网互联，使用 Docker Swarm 部署服务。</w:t>
+        <w:t>2.1 实验环境</w:t>
       </w:r>
     </w:p>
     <w:tbl>
@@ -112,8 +89,8 @@
       </w:tblPr>
       <w:tblGrid>
         <w:gridCol w:w="1152"/>
-        <w:gridCol w:w="2448"/>
-        <w:gridCol w:w="6048"/>
+        <w:gridCol w:w="2160"/>
+        <w:gridCol w:w="4896"/>
       </w:tblGrid>
       <w:tr>
         <w:trPr>
@@ -142,13 +119,13 @@
                 <w:b/>
                 <w:sz w:val="19"/>
               </w:rPr>
-              <w:t>节点</w:t>
+              <w:t>服务器</w:t>
             </w:r>
           </w:p>
         </w:tc>
         <w:tc>
           <w:tcPr>
-            <w:tcW w:type="dxa" w:w="2448"/>
+            <w:tcW w:type="dxa" w:w="2160"/>
             <w:vAlign w:val="center"/>
             <w:shd w:fill="E5EBF1"/>
             <w:tcMar>
@@ -168,13 +145,13 @@
                 <w:b/>
                 <w:sz w:val="19"/>
               </w:rPr>
-              <w:t>任务</w:t>
+              <w:t>用途</w:t>
             </w:r>
           </w:p>
         </w:tc>
         <w:tc>
           <w:tcPr>
-            <w:tcW w:type="dxa" w:w="6048"/>
+            <w:tcW w:type="dxa" w:w="4896"/>
             <w:vAlign w:val="center"/>
             <w:shd w:fill="E5EBF1"/>
             <w:tcMar>
@@ -231,7 +208,7 @@
         </w:tc>
         <w:tc>
           <w:tcPr>
-            <w:tcW w:type="dxa" w:w="2448"/>
+            <w:tcW w:type="dxa" w:w="2160"/>
             <w:vAlign w:val="center"/>
             <w:shd w:fill="FFFFFF"/>
             <w:tcMar>
@@ -257,7 +234,7 @@
         </w:tc>
         <w:tc>
           <w:tcPr>
-            <w:tcW w:type="dxa" w:w="6048"/>
+            <w:tcW w:type="dxa" w:w="4896"/>
             <w:vAlign w:val="center"/>
             <w:shd w:fill="FFFFFF"/>
             <w:tcMar>
@@ -314,7 +291,7 @@
         </w:tc>
         <w:tc>
           <w:tcPr>
-            <w:tcW w:type="dxa" w:w="2448"/>
+            <w:tcW w:type="dxa" w:w="2160"/>
             <w:vAlign w:val="center"/>
             <w:shd w:fill="F7F9FB"/>
             <w:tcMar>
@@ -334,13 +311,13 @@
                 <w:b w:val="0"/>
                 <w:sz w:val="19"/>
               </w:rPr>
-              <w:t>商品管理应用</w:t>
+              <w:t>应用服务</w:t>
             </w:r>
           </w:p>
         </w:tc>
         <w:tc>
           <w:tcPr>
-            <w:tcW w:type="dxa" w:w="6048"/>
+            <w:tcW w:type="dxa" w:w="4896"/>
             <w:vAlign w:val="center"/>
             <w:shd w:fill="F7F9FB"/>
             <w:tcMar>
@@ -397,7 +374,7 @@
         </w:tc>
         <w:tc>
           <w:tcPr>
-            <w:tcW w:type="dxa" w:w="2448"/>
+            <w:tcW w:type="dxa" w:w="2160"/>
             <w:vAlign w:val="center"/>
             <w:shd w:fill="FFFFFF"/>
             <w:tcMar>
@@ -423,7 +400,7 @@
         </w:tc>
         <w:tc>
           <w:tcPr>
-            <w:tcW w:type="dxa" w:w="6048"/>
+            <w:tcW w:type="dxa" w:w="4896"/>
             <w:vAlign w:val="center"/>
             <w:shd w:fill="FFFFFF"/>
             <w:tcMar>
@@ -480,7 +457,7 @@
         </w:tc>
         <w:tc>
           <w:tcPr>
-            <w:tcW w:type="dxa" w:w="2448"/>
+            <w:tcW w:type="dxa" w:w="2160"/>
             <w:vAlign w:val="center"/>
             <w:shd w:fill="F7F9FB"/>
             <w:tcMar>
@@ -500,13 +477,13 @@
                 <w:b w:val="0"/>
                 <w:sz w:val="19"/>
               </w:rPr>
-              <w:t>运行监控</w:t>
+              <w:t>监控服务</w:t>
             </w:r>
           </w:p>
         </w:tc>
         <w:tc>
           <w:tcPr>
-            <w:tcW w:type="dxa" w:w="6048"/>
+            <w:tcW w:type="dxa" w:w="4896"/>
             <w:vAlign w:val="center"/>
             <w:shd w:fill="F7F9FB"/>
             <w:tcMar>
@@ -526,7 +503,7 @@
                 <w:b w:val="0"/>
                 <w:sz w:val="19"/>
               </w:rPr>
-              <w:t>Prometheus 3.7.3；各节点部署 node-exporter</w:t>
+              <w:t>Prometheus 3.7.3</w:t>
             </w:r>
           </w:p>
         </w:tc>
@@ -539,43 +516,12 @@
     </w:p>
     <w:p>
       <w:r>
-        <w:t>应用使用相同 Controller、Service、DAO 和 DTO，通过 profile 切换 JPA 与 MyBatis。JPA 使用 Spring Data Repository；MyBatis 通过 XML SQL 和 Spring 事务实现相同仓储接口，两者均在写入后读取生成字段及关联信息以构造响应。两套实现各 16 项真实 MySQL 功能测试全部通过。</w:t>
-      </w:r>
-    </w:p>
-    <w:p>
-      <w:pPr>
-        <w:pStyle w:val="Heading2"/>
-      </w:pPr>
-      <w:r>
-        <w:t>数据与运行参数</w:t>
+        <w:t>四台服务器均为Ubuntu 18.04.6、2核CPU、2 GiB内存，通过私网连接。应用使用Docker Swarm部署，各节点运行node-exporter。初始数据库含商品3912行、关联30660行、上架3914行。每组测试前恢复相同初始数据。</w:t>
       </w:r>
     </w:p>
     <w:p>
       <w:r>
-        <w:t>初始数据库含商品 3912 行、关联关系 30660 行、上架记录 3914 行。每组前恢复初始数据；写后核对新增行数与成功请求数，读后确认数据量不变。测试期间暂停无关容器，结束后恢复。</w:t>
-      </w:r>
-    </w:p>
-    <w:p>
-      <w:r>
-        <w:t>应用保留业务 DEBUG 和 JPA SQL 输出。Tomcat 最大/最小线程为 300/100；Druid 最大/最小/初始连接为 300/100/100。应用 JVM 堆为 256–512 MiB，JMeter 堆为 256–768 MiB，线程栈为 512 KiB。</w:t>
-      </w:r>
-    </w:p>
-    <w:p>
-      <w:pPr>
-        <w:pStyle w:val="Heading2"/>
-      </w:pPr>
-      <w:r>
-        <w:t>测试执行</w:t>
-      </w:r>
-    </w:p>
-    <w:p>
-      <w:r>
-        <w:t>读取使用 GET /shops/{shopId}/products/{id}，商品 ID 来自 CSV；新建使用 POST /shops/1/products，按测试计划生成随机字段。读取校验 HTTP 200 与 errno=0，写入校验 HTTP 201。JMeter 以非 GUI 模式运行，将结果保存为 JTL，再离线生成 1000 ms 粒度的 HTML 报告。[3]</w:t>
-      </w:r>
-    </w:p>
-    <w:p>
-      <w:r>
-        <w:t>两种实现使用相同测试计划、请求规则和应用镜像。第 1、3 轮先测 JPA，第 2 轮先测 MyBatis，轮内组合按固定种子打乱。切换实现时重新部署，通过健康检查并等待空闲窗口后开始测试，未额外发送业务预热请求。</w:t>
+        <w:t>应用Tomcat最大/最小线程300/100，Druid最大/最小/初始连接300/100/100。应用堆256–512 MiB，JMeter堆256–768 MiB，线程栈512 KiB。JPA和MyBatis使用同一应用镜像，通过profile切换；两套实现各16项功能测试通过。</w:t>
       </w:r>
     </w:p>
     <w:p>
@@ -588,12 +534,12 @@
         <w:pStyle w:val="Heading1"/>
       </w:pPr>
       <w:r>
-        <w:t>2.2 实验设计与评价指标</w:t>
+        <w:t>2.2 实验方法与读取结果</w:t>
       </w:r>
     </w:p>
     <w:p>
       <w:r>
-        <w:t>两种持久层均完成下表全部组合，每组重复三次，升压时间统一为 10 秒。基本与扩展测试分批统计，避免将不同循环次数的结果混合。</w:t>
+        <w:t>读取接口为GET /shops/{shopId}/products/{id}，商品ID来自CSV；写入接口为POST /shops/1/products，字段按JMX计划生成。读取断言HTTP 200且errno=0，写入断言HTTP 201。JMeter以非GUI模式运行，保存JTL并生成HTML报告。</w:t>
       </w:r>
     </w:p>
     <w:tbl>
@@ -613,11 +559,10 @@
       </w:tblPr>
       <w:tblGrid>
         <w:gridCol w:w="792"/>
+        <w:gridCol w:w="3960"/>
         <w:gridCol w:w="864"/>
-        <w:gridCol w:w="4392"/>
-        <w:gridCol w:w="720"/>
         <w:gridCol w:w="864"/>
-        <w:gridCol w:w="2016"/>
+        <w:gridCol w:w="1728"/>
       </w:tblGrid>
       <w:tr>
         <w:trPr>
@@ -646,7 +591,33 @@
                 <w:b/>
                 <w:sz w:val="19"/>
               </w:rPr>
-              <w:t>测试</w:t>
+              <w:t>操作</w:t>
+            </w:r>
+          </w:p>
+        </w:tc>
+        <w:tc>
+          <w:tcPr>
+            <w:tcW w:type="dxa" w:w="3960"/>
+            <w:vAlign w:val="center"/>
+            <w:shd w:fill="E5EBF1"/>
+            <w:tcMar>
+              <w:top w:w="80" w:type="dxa"/>
+              <w:left w:w="80" w:type="dxa"/>
+              <w:bottom w:w="80" w:type="dxa"/>
+              <w:right w:w="80" w:type="dxa"/>
+            </w:tcMar>
+          </w:tcPr>
+          <w:p>
+            <w:pPr>
+              <w:spacing w:after="20" w:line="259" w:lineRule="auto"/>
+              <w:jc w:val="center"/>
+            </w:pPr>
+            <w:r>
+              <w:rPr>
+                <w:b/>
+                <w:sz w:val="19"/>
+              </w:rPr>
+              <w:t>线程数</w:t>
             </w:r>
           </w:p>
         </w:tc>
@@ -672,39 +643,13 @@
                 <w:b/>
                 <w:sz w:val="19"/>
               </w:rPr>
-              <w:t>操作</w:t>
+              <w:t>升压</w:t>
             </w:r>
           </w:p>
         </w:tc>
         <w:tc>
           <w:tcPr>
-            <w:tcW w:type="dxa" w:w="4392"/>
-            <w:vAlign w:val="center"/>
-            <w:shd w:fill="E5EBF1"/>
-            <w:tcMar>
-              <w:top w:w="80" w:type="dxa"/>
-              <w:left w:w="80" w:type="dxa"/>
-              <w:bottom w:w="80" w:type="dxa"/>
-              <w:right w:w="80" w:type="dxa"/>
-            </w:tcMar>
-          </w:tcPr>
-          <w:p>
-            <w:pPr>
-              <w:spacing w:after="20" w:line="259" w:lineRule="auto"/>
-              <w:jc w:val="center"/>
-            </w:pPr>
-            <w:r>
-              <w:rPr>
-                <w:b/>
-                <w:sz w:val="19"/>
-              </w:rPr>
-              <w:t>总线程档位</w:t>
-            </w:r>
-          </w:p>
-        </w:tc>
-        <w:tc>
-          <w:tcPr>
-            <w:tcW w:type="dxa" w:w="720"/>
+            <w:tcW w:type="dxa" w:w="864"/>
             <w:vAlign w:val="center"/>
             <w:shd w:fill="E5EBF1"/>
             <w:tcMar>
@@ -730,7 +675,7 @@
         </w:tc>
         <w:tc>
           <w:tcPr>
-            <w:tcW w:type="dxa" w:w="864"/>
+            <w:tcW w:type="dxa" w:w="1728"/>
             <w:vAlign w:val="center"/>
             <w:shd w:fill="E5EBF1"/>
             <w:tcMar>
@@ -750,33 +695,7 @@
                 <w:b/>
                 <w:sz w:val="19"/>
               </w:rPr>
-              <w:t>组数</w:t>
-            </w:r>
-          </w:p>
-        </w:tc>
-        <w:tc>
-          <w:tcPr>
-            <w:tcW w:type="dxa" w:w="2016"/>
-            <w:vAlign w:val="center"/>
-            <w:shd w:fill="E5EBF1"/>
-            <w:tcMar>
-              <w:top w:w="80" w:type="dxa"/>
-              <w:left w:w="80" w:type="dxa"/>
-              <w:bottom w:w="80" w:type="dxa"/>
-              <w:right w:w="80" w:type="dxa"/>
-            </w:tcMar>
-          </w:tcPr>
-          <w:p>
-            <w:pPr>
-              <w:spacing w:after="20" w:line="259" w:lineRule="auto"/>
-              <w:jc w:val="center"/>
-            </w:pPr>
-            <w:r>
-              <w:rPr>
-                <w:b/>
-                <w:sz w:val="19"/>
-              </w:rPr>
-              <w:t>请求数</w:t>
+              <w:t>两实现合计</w:t>
             </w:r>
           </w:p>
         </w:tc>
@@ -807,7 +726,33 @@
                 <w:b w:val="0"/>
                 <w:sz w:val="19"/>
               </w:rPr>
-              <w:t>基本</w:t>
+              <w:t>读取</w:t>
+            </w:r>
+          </w:p>
+        </w:tc>
+        <w:tc>
+          <w:tcPr>
+            <w:tcW w:type="dxa" w:w="3960"/>
+            <w:vAlign w:val="center"/>
+            <w:shd w:fill="FFFFFF"/>
+            <w:tcMar>
+              <w:top w:w="80" w:type="dxa"/>
+              <w:left w:w="80" w:type="dxa"/>
+              <w:bottom w:w="80" w:type="dxa"/>
+              <w:right w:w="80" w:type="dxa"/>
+            </w:tcMar>
+          </w:tcPr>
+          <w:p>
+            <w:pPr>
+              <w:spacing w:after="20" w:line="259" w:lineRule="auto"/>
+              <w:jc w:val="center"/>
+            </w:pPr>
+            <w:r>
+              <w:rPr>
+                <w:b w:val="0"/>
+                <w:sz w:val="19"/>
+              </w:rPr>
+              <w:t>1000、1050、1100、1150、1200</w:t>
             </w:r>
           </w:p>
         </w:tc>
@@ -833,59 +778,7 @@
                 <w:b w:val="0"/>
                 <w:sz w:val="19"/>
               </w:rPr>
-              <w:t>读、写</w:t>
-            </w:r>
-          </w:p>
-        </w:tc>
-        <w:tc>
-          <w:tcPr>
-            <w:tcW w:type="dxa" w:w="4392"/>
-            <w:vAlign w:val="center"/>
-            <w:shd w:fill="FFFFFF"/>
-            <w:tcMar>
-              <w:top w:w="80" w:type="dxa"/>
-              <w:left w:w="80" w:type="dxa"/>
-              <w:bottom w:w="80" w:type="dxa"/>
-              <w:right w:w="80" w:type="dxa"/>
-            </w:tcMar>
-          </w:tcPr>
-          <w:p>
-            <w:pPr>
-              <w:spacing w:after="20" w:line="259" w:lineRule="auto"/>
-              <w:jc w:val="center"/>
-            </w:pPr>
-            <w:r>
-              <w:rPr>
-                <w:b w:val="0"/>
-                <w:sz w:val="19"/>
-              </w:rPr>
-              <w:t>100 / 400 / 1000</w:t>
-            </w:r>
-          </w:p>
-        </w:tc>
-        <w:tc>
-          <w:tcPr>
-            <w:tcW w:type="dxa" w:w="720"/>
-            <w:vAlign w:val="center"/>
-            <w:shd w:fill="FFFFFF"/>
-            <w:tcMar>
-              <w:top w:w="80" w:type="dxa"/>
-              <w:left w:w="80" w:type="dxa"/>
-              <w:bottom w:w="80" w:type="dxa"/>
-              <w:right w:w="80" w:type="dxa"/>
-            </w:tcMar>
-          </w:tcPr>
-          <w:p>
-            <w:pPr>
-              <w:spacing w:after="20" w:line="259" w:lineRule="auto"/>
-              <w:jc w:val="center"/>
-            </w:pPr>
-            <w:r>
-              <w:rPr>
-                <w:b w:val="0"/>
-                <w:sz w:val="19"/>
-              </w:rPr>
-              <w:t>1</w:t>
+              <w:t>10秒</w:t>
             </w:r>
           </w:p>
         </w:tc>
@@ -911,13 +804,13 @@
                 <w:b w:val="0"/>
                 <w:sz w:val="19"/>
               </w:rPr>
-              <w:t>36</w:t>
+              <w:t>2次</w:t>
             </w:r>
           </w:p>
         </w:tc>
         <w:tc>
           <w:tcPr>
-            <w:tcW w:type="dxa" w:w="2016"/>
+            <w:tcW w:type="dxa" w:w="1728"/>
             <w:vAlign w:val="center"/>
             <w:shd w:fill="FFFFFF"/>
             <w:tcMar>
@@ -937,7 +830,7 @@
                 <w:b w:val="0"/>
                 <w:sz w:val="19"/>
               </w:rPr>
-              <w:t>18000</w:t>
+              <w:t>10组22000请求</w:t>
             </w:r>
           </w:p>
         </w:tc>
@@ -968,7 +861,33 @@
                 <w:b w:val="0"/>
                 <w:sz w:val="19"/>
               </w:rPr>
-              <w:t>扩展</w:t>
+              <w:t>写入</w:t>
+            </w:r>
+          </w:p>
+        </w:tc>
+        <w:tc>
+          <w:tcPr>
+            <w:tcW w:type="dxa" w:w="3960"/>
+            <w:vAlign w:val="center"/>
+            <w:shd w:fill="F7F9FB"/>
+            <w:tcMar>
+              <w:top w:w="80" w:type="dxa"/>
+              <w:left w:w="80" w:type="dxa"/>
+              <w:bottom w:w="80" w:type="dxa"/>
+              <w:right w:w="80" w:type="dxa"/>
+            </w:tcMar>
+          </w:tcPr>
+          <w:p>
+            <w:pPr>
+              <w:spacing w:after="20" w:line="259" w:lineRule="auto"/>
+              <w:jc w:val="center"/>
+            </w:pPr>
+            <w:r>
+              <w:rPr>
+                <w:b w:val="0"/>
+                <w:sz w:val="19"/>
+              </w:rPr>
+              <w:t>1000、1100、1200、1300</w:t>
             </w:r>
           </w:p>
         </w:tc>
@@ -994,59 +913,7 @@
                 <w:b w:val="0"/>
                 <w:sz w:val="19"/>
               </w:rPr>
-              <w:t>读</w:t>
-            </w:r>
-          </w:p>
-        </w:tc>
-        <w:tc>
-          <w:tcPr>
-            <w:tcW w:type="dxa" w:w="4392"/>
-            <w:vAlign w:val="center"/>
-            <w:shd w:fill="F7F9FB"/>
-            <w:tcMar>
-              <w:top w:w="80" w:type="dxa"/>
-              <w:left w:w="80" w:type="dxa"/>
-              <w:bottom w:w="80" w:type="dxa"/>
-              <w:right w:w="80" w:type="dxa"/>
-            </w:tcMar>
-          </w:tcPr>
-          <w:p>
-            <w:pPr>
-              <w:spacing w:after="20" w:line="259" w:lineRule="auto"/>
-              <w:jc w:val="center"/>
-            </w:pPr>
-            <w:r>
-              <w:rPr>
-                <w:b w:val="0"/>
-                <w:sz w:val="19"/>
-              </w:rPr>
-              <w:t>1000 / 1050 / 1100 / 1150 / 1200</w:t>
-            </w:r>
-          </w:p>
-        </w:tc>
-        <w:tc>
-          <w:tcPr>
-            <w:tcW w:type="dxa" w:w="720"/>
-            <w:vAlign w:val="center"/>
-            <w:shd w:fill="F7F9FB"/>
-            <w:tcMar>
-              <w:top w:w="80" w:type="dxa"/>
-              <w:left w:w="80" w:type="dxa"/>
-              <w:bottom w:w="80" w:type="dxa"/>
-              <w:right w:w="80" w:type="dxa"/>
-            </w:tcMar>
-          </w:tcPr>
-          <w:p>
-            <w:pPr>
-              <w:spacing w:after="20" w:line="259" w:lineRule="auto"/>
-              <w:jc w:val="center"/>
-            </w:pPr>
-            <w:r>
-              <w:rPr>
-                <w:b w:val="0"/>
-                <w:sz w:val="19"/>
-              </w:rPr>
-              <w:t>2</w:t>
+              <w:t>10秒</w:t>
             </w:r>
           </w:p>
         </w:tc>
@@ -1072,13 +939,13 @@
                 <w:b w:val="0"/>
                 <w:sz w:val="19"/>
               </w:rPr>
-              <w:t>30</w:t>
+              <w:t>1次</w:t>
             </w:r>
           </w:p>
         </w:tc>
         <w:tc>
           <w:tcPr>
-            <w:tcW w:type="dxa" w:w="2016"/>
+            <w:tcW w:type="dxa" w:w="1728"/>
             <w:vAlign w:val="center"/>
             <w:shd w:fill="F7F9FB"/>
             <w:tcMar>
@@ -1098,168 +965,7 @@
                 <w:b w:val="0"/>
                 <w:sz w:val="19"/>
               </w:rPr>
-              <w:t>66000</w:t>
-            </w:r>
-          </w:p>
-        </w:tc>
-      </w:tr>
-      <w:tr>
-        <w:trPr>
-          <w:cantSplit/>
-        </w:trPr>
-        <w:tc>
-          <w:tcPr>
-            <w:tcW w:type="dxa" w:w="792"/>
-            <w:vAlign w:val="center"/>
-            <w:shd w:fill="FFFFFF"/>
-            <w:tcMar>
-              <w:top w:w="80" w:type="dxa"/>
-              <w:left w:w="80" w:type="dxa"/>
-              <w:bottom w:w="80" w:type="dxa"/>
-              <w:right w:w="80" w:type="dxa"/>
-            </w:tcMar>
-          </w:tcPr>
-          <w:p>
-            <w:pPr>
-              <w:spacing w:after="20" w:line="259" w:lineRule="auto"/>
-              <w:jc w:val="left"/>
-            </w:pPr>
-            <w:r>
-              <w:rPr>
-                <w:b w:val="0"/>
-                <w:sz w:val="19"/>
-              </w:rPr>
-              <w:t>扩展</w:t>
-            </w:r>
-          </w:p>
-        </w:tc>
-        <w:tc>
-          <w:tcPr>
-            <w:tcW w:type="dxa" w:w="864"/>
-            <w:vAlign w:val="center"/>
-            <w:shd w:fill="FFFFFF"/>
-            <w:tcMar>
-              <w:top w:w="80" w:type="dxa"/>
-              <w:left w:w="80" w:type="dxa"/>
-              <w:bottom w:w="80" w:type="dxa"/>
-              <w:right w:w="80" w:type="dxa"/>
-            </w:tcMar>
-          </w:tcPr>
-          <w:p>
-            <w:pPr>
-              <w:spacing w:after="20" w:line="259" w:lineRule="auto"/>
-              <w:jc w:val="center"/>
-            </w:pPr>
-            <w:r>
-              <w:rPr>
-                <w:b w:val="0"/>
-                <w:sz w:val="19"/>
-              </w:rPr>
-              <w:t>写</w:t>
-            </w:r>
-          </w:p>
-        </w:tc>
-        <w:tc>
-          <w:tcPr>
-            <w:tcW w:type="dxa" w:w="4392"/>
-            <w:vAlign w:val="center"/>
-            <w:shd w:fill="FFFFFF"/>
-            <w:tcMar>
-              <w:top w:w="80" w:type="dxa"/>
-              <w:left w:w="80" w:type="dxa"/>
-              <w:bottom w:w="80" w:type="dxa"/>
-              <w:right w:w="80" w:type="dxa"/>
-            </w:tcMar>
-          </w:tcPr>
-          <w:p>
-            <w:pPr>
-              <w:spacing w:after="20" w:line="259" w:lineRule="auto"/>
-              <w:jc w:val="center"/>
-            </w:pPr>
-            <w:r>
-              <w:rPr>
-                <w:b w:val="0"/>
-                <w:sz w:val="19"/>
-              </w:rPr>
-              <w:t>1000 / 1100 / 1200 / 1300</w:t>
-            </w:r>
-          </w:p>
-        </w:tc>
-        <w:tc>
-          <w:tcPr>
-            <w:tcW w:type="dxa" w:w="720"/>
-            <w:vAlign w:val="center"/>
-            <w:shd w:fill="FFFFFF"/>
-            <w:tcMar>
-              <w:top w:w="80" w:type="dxa"/>
-              <w:left w:w="80" w:type="dxa"/>
-              <w:bottom w:w="80" w:type="dxa"/>
-              <w:right w:w="80" w:type="dxa"/>
-            </w:tcMar>
-          </w:tcPr>
-          <w:p>
-            <w:pPr>
-              <w:spacing w:after="20" w:line="259" w:lineRule="auto"/>
-              <w:jc w:val="center"/>
-            </w:pPr>
-            <w:r>
-              <w:rPr>
-                <w:b w:val="0"/>
-                <w:sz w:val="19"/>
-              </w:rPr>
-              <w:t>1</w:t>
-            </w:r>
-          </w:p>
-        </w:tc>
-        <w:tc>
-          <w:tcPr>
-            <w:tcW w:type="dxa" w:w="864"/>
-            <w:vAlign w:val="center"/>
-            <w:shd w:fill="FFFFFF"/>
-            <w:tcMar>
-              <w:top w:w="80" w:type="dxa"/>
-              <w:left w:w="80" w:type="dxa"/>
-              <w:bottom w:w="80" w:type="dxa"/>
-              <w:right w:w="80" w:type="dxa"/>
-            </w:tcMar>
-          </w:tcPr>
-          <w:p>
-            <w:pPr>
-              <w:spacing w:after="20" w:line="259" w:lineRule="auto"/>
-              <w:jc w:val="center"/>
-            </w:pPr>
-            <w:r>
-              <w:rPr>
-                <w:b w:val="0"/>
-                <w:sz w:val="19"/>
-              </w:rPr>
-              <w:t>24</w:t>
-            </w:r>
-          </w:p>
-        </w:tc>
-        <w:tc>
-          <w:tcPr>
-            <w:tcW w:type="dxa" w:w="2016"/>
-            <w:vAlign w:val="center"/>
-            <w:shd w:fill="FFFFFF"/>
-            <w:tcMar>
-              <w:top w:w="80" w:type="dxa"/>
-              <w:left w:w="80" w:type="dxa"/>
-              <w:bottom w:w="80" w:type="dxa"/>
-              <w:right w:w="80" w:type="dxa"/>
-            </w:tcMar>
-          </w:tcPr>
-          <w:p>
-            <w:pPr>
-              <w:spacing w:after="20" w:line="259" w:lineRule="auto"/>
-              <w:jc w:val="center"/>
-            </w:pPr>
-            <w:r>
-              <w:rPr>
-                <w:b w:val="0"/>
-                <w:sz w:val="19"/>
-              </w:rPr>
-              <w:t>27600</w:t>
+              <w:t>8组9200请求</w:t>
             </w:r>
           </w:p>
         </w:tc>
@@ -1272,7 +978,12 @@
     </w:p>
     <w:p>
       <w:r>
-        <w:t>基本测试在相同线程数、升压时间与循环次数下比较读写效率；框架对比固定接口和负载，仅切换持久层。扩展读取每线程执行两次请求，写入执行一次，因此扩展结果主要比较同一操作内部的档位变化和框架差异。配置的总线程数不等于瞬时活跃线程数。</w:t>
+        <w:t>本报告统一使用已采集的第一轮，所有配置均按相同规则保留，不选择性更换轮次。线程数表示启动的线程总数，循环次数表示每个线程执行请求的次数。例如1000-10-2表示1000线程在10秒内启动，每线程请求2次，共2000次请求。</w:t>
+      </w:r>
+    </w:p>
+    <w:p>
+      <w:r>
+        <w:t>平均响应时间和P95由原始elapsed计算；P95表示约95%的请求耗时不超过该值。参考样例，以至少80%的请求成功且elapsed≤40 ms作为比较条件。原始数据的请求数、失败数、均值及吞吐量已与JMeter报告核对。</w:t>
       </w:r>
     </w:p>
     <w:p>
@@ -1280,66 +991,7 @@
         <w:pStyle w:val="Heading2"/>
       </w:pPr>
       <w:r>
-        <w:t>响应时间与吞吐量</w:t>
-      </w:r>
-    </w:p>
-    <w:p>
-      <w:r>
-        <w:t>响应时间采用原始 JTL 的 elapsed，保留连接时间与全部慢请求；报告均值、P95 及响应分布和时间趋势。P95 表示约 95% 请求的耗时不超过该值，使用线性插值计算。汇总表中的均值与 P95 均为三轮对应统计量的平均，不是合并全部请求后的分位数。</w:t>
-      </w:r>
-    </w:p>
-    <w:p>
-      <w:r>
-        <w:t>吞吐量按成功请求数除以“最后完成时间−首次发起时间”计算。由于线程在 10 秒内陆续启动并仅执行有限次请求，吞吐量受发送节奏约束，不能作为系统最大吞吐能力。原始统计与 JMeter 报告的样本数、失败数、均值、极值和吞吐量已逐组核对。</w:t>
-      </w:r>
-    </w:p>
-    <w:p>
-      <w:pPr>
-        <w:pStyle w:val="Heading2"/>
-      </w:pPr>
-      <w:r>
-        <w:t>扩展实验的响应目标</w:t>
-      </w:r>
-    </w:p>
-    <w:p>
-      <w:r>
-        <w:t>参考样例，将“至少 80% 的全部请求成功且响应不超过 40 ms”设为扩展实验的比较目标；每轮分别计算，三轮均达标才记为该配置达标。[2] 该阈值仅用于本次比较，不作为所有应用的通用标准。</w:t>
-      </w:r>
-    </w:p>
-    <w:p>
-      <w:r>
-        <w:t>另计算 max(elapsed−Connect, 0) 作为连接建立时间的辅助分析，详见附带 CSV。该值仍包含其他网络和业务处理耗时，不能视为纯 SQL 时间。正文以完整 elapsed 判断是否达到目标。</w:t>
-      </w:r>
-    </w:p>
-    <w:p>
-      <w:pPr>
-        <w:pStyle w:val="Heading2"/>
-      </w:pPr>
-      <w:r>
-        <w:t>重复测试与波动</w:t>
-      </w:r>
-    </w:p>
-    <w:p>
-      <w:r>
-        <w:t>全部轮次均纳入统计，未删除未达标或较慢轮次。应用冷启动、JIT 编译、缓存状态及运行顺序可能影响短时结果，因此同时报告三轮范围；不能仅凭单轮结果推断容量不足。</w:t>
-      </w:r>
-    </w:p>
-    <w:p>
-      <w:r>
-        <w:br w:type="page"/>
-      </w:r>
-    </w:p>
-    <w:p>
-      <w:pPr>
-        <w:pStyle w:val="Heading1"/>
-      </w:pPr>
-      <w:r>
-        <w:t>2.3 基本测试结果</w:t>
-      </w:r>
-    </w:p>
-    <w:p>
-      <w:r>
-        <w:t>基本测试共 36 组、18000 次请求，断言失败为 0。响应时间单位为 ms；均值列同时给出三轮样本标准差，吞吐量单位为 req/s。</w:t>
+        <w:t>ReadProduct结果</w:t>
       </w:r>
     </w:p>
     <w:tbl>
@@ -1358,12 +1010,13 @@
         </w:tblBorders>
       </w:tblPr>
       <w:tblGrid>
-        <w:gridCol w:w="648"/>
+        <w:gridCol w:w="936"/>
         <w:gridCol w:w="1152"/>
-        <w:gridCol w:w="792"/>
-        <w:gridCol w:w="3168"/>
-        <w:gridCol w:w="1728"/>
-        <w:gridCol w:w="2160"/>
+        <w:gridCol w:w="1008"/>
+        <w:gridCol w:w="1224"/>
+        <w:gridCol w:w="1224"/>
+        <w:gridCol w:w="1584"/>
+        <w:gridCol w:w="1080"/>
       </w:tblGrid>
       <w:tr>
         <w:trPr>
@@ -1372,7 +1025,7 @@
         </w:trPr>
         <w:tc>
           <w:tcPr>
-            <w:tcW w:type="dxa" w:w="648"/>
+            <w:tcW w:type="dxa" w:w="936"/>
             <w:vAlign w:val="center"/>
             <w:shd w:fill="E5EBF1"/>
             <w:tcMar>
@@ -1392,7 +1045,7 @@
                 <w:b/>
                 <w:sz w:val="19"/>
               </w:rPr>
-              <w:t>操作</w:t>
+              <w:t>线程数</w:t>
             </w:r>
           </w:p>
         </w:tc>
@@ -1424,7 +1077,7 @@
         </w:tc>
         <w:tc>
           <w:tcPr>
-            <w:tcW w:type="dxa" w:w="792"/>
+            <w:tcW w:type="dxa" w:w="1008"/>
             <w:vAlign w:val="center"/>
             <w:shd w:fill="E5EBF1"/>
             <w:tcMar>
@@ -1444,13 +1097,13 @@
                 <w:b/>
                 <w:sz w:val="19"/>
               </w:rPr>
-              <w:t>线程</w:t>
+              <w:t>请求数</w:t>
             </w:r>
           </w:p>
         </w:tc>
         <w:tc>
           <w:tcPr>
-            <w:tcW w:type="dxa" w:w="3168"/>
+            <w:tcW w:type="dxa" w:w="1224"/>
             <w:vAlign w:val="center"/>
             <w:shd w:fill="E5EBF1"/>
             <w:tcMar>
@@ -1470,13 +1123,13 @@
                 <w:b/>
                 <w:sz w:val="19"/>
               </w:rPr>
-              <w:t>均值 ± 标准差</w:t>
+              <w:t>均值 ms</w:t>
             </w:r>
           </w:p>
         </w:tc>
         <w:tc>
           <w:tcPr>
-            <w:tcW w:type="dxa" w:w="1728"/>
+            <w:tcW w:type="dxa" w:w="1224"/>
             <w:vAlign w:val="center"/>
             <w:shd w:fill="E5EBF1"/>
             <w:tcMar>
@@ -1496,13 +1149,13 @@
                 <w:b/>
                 <w:sz w:val="19"/>
               </w:rPr>
-              <w:t>P95</w:t>
+              <w:t>P95 ms</w:t>
             </w:r>
           </w:p>
         </w:tc>
         <w:tc>
           <w:tcPr>
-            <w:tcW w:type="dxa" w:w="2160"/>
+            <w:tcW w:type="dxa" w:w="1584"/>
             <w:vAlign w:val="center"/>
             <w:shd w:fill="E5EBF1"/>
             <w:tcMar>
@@ -1522,7 +1175,33 @@
                 <w:b/>
                 <w:sz w:val="19"/>
               </w:rPr>
-              <w:t>吞吐量</w:t>
+              <w:t>≤40 ms比例</w:t>
+            </w:r>
+          </w:p>
+        </w:tc>
+        <w:tc>
+          <w:tcPr>
+            <w:tcW w:type="dxa" w:w="1080"/>
+            <w:vAlign w:val="center"/>
+            <w:shd w:fill="E5EBF1"/>
+            <w:tcMar>
+              <w:top w:w="80" w:type="dxa"/>
+              <w:left w:w="80" w:type="dxa"/>
+              <w:bottom w:w="80" w:type="dxa"/>
+              <w:right w:w="80" w:type="dxa"/>
+            </w:tcMar>
+          </w:tcPr>
+          <w:p>
+            <w:pPr>
+              <w:spacing w:after="20" w:line="259" w:lineRule="auto"/>
+              <w:jc w:val="center"/>
+            </w:pPr>
+            <w:r>
+              <w:rPr>
+                <w:b/>
+                <w:sz w:val="19"/>
+              </w:rPr>
+              <w:t>达到80%</w:t>
             </w:r>
           </w:p>
         </w:tc>
@@ -1533,7 +1212,7 @@
         </w:trPr>
         <w:tc>
           <w:tcPr>
-            <w:tcW w:type="dxa" w:w="648"/>
+            <w:tcW w:type="dxa" w:w="936"/>
             <w:vAlign w:val="center"/>
             <w:shd w:fill="FFFFFF"/>
             <w:tcMar>
@@ -1553,7 +1232,7 @@
                 <w:b w:val="0"/>
                 <w:sz w:val="19"/>
               </w:rPr>
-              <w:t>读</w:t>
+              <w:t>1000</w:t>
             </w:r>
           </w:p>
         </w:tc>
@@ -1585,7 +1264,7 @@
         </w:tc>
         <w:tc>
           <w:tcPr>
-            <w:tcW w:type="dxa" w:w="792"/>
+            <w:tcW w:type="dxa" w:w="1008"/>
             <w:vAlign w:val="center"/>
             <w:shd w:fill="FFFFFF"/>
             <w:tcMar>
@@ -1605,13 +1284,13 @@
                 <w:b w:val="0"/>
                 <w:sz w:val="19"/>
               </w:rPr>
-              <w:t>100</w:t>
+              <w:t>2000</w:t>
             </w:r>
           </w:p>
         </w:tc>
         <w:tc>
           <w:tcPr>
-            <w:tcW w:type="dxa" w:w="3168"/>
+            <w:tcW w:type="dxa" w:w="1224"/>
             <w:vAlign w:val="center"/>
             <w:shd w:fill="FFFFFF"/>
             <w:tcMar>
@@ -1631,13 +1310,13 @@
                 <w:b w:val="0"/>
                 <w:sz w:val="19"/>
               </w:rPr>
-              <w:t>5.15 ± 0.24</w:t>
+              <w:t>9.69</w:t>
             </w:r>
           </w:p>
         </w:tc>
         <w:tc>
           <w:tcPr>
-            <w:tcW w:type="dxa" w:w="1728"/>
+            <w:tcW w:type="dxa" w:w="1224"/>
             <w:vAlign w:val="center"/>
             <w:shd w:fill="FFFFFF"/>
             <w:tcMar>
@@ -1657,13 +1336,13 @@
                 <w:b w:val="0"/>
                 <w:sz w:val="19"/>
               </w:rPr>
-              <w:t>6.42</w:t>
+              <w:t>44.05</w:t>
             </w:r>
           </w:p>
         </w:tc>
         <w:tc>
           <w:tcPr>
-            <w:tcW w:type="dxa" w:w="2160"/>
+            <w:tcW w:type="dxa" w:w="1584"/>
             <w:vAlign w:val="center"/>
             <w:shd w:fill="FFFFFF"/>
             <w:tcMar>
@@ -1683,7 +1362,33 @@
                 <w:b w:val="0"/>
                 <w:sz w:val="19"/>
               </w:rPr>
-              <w:t>10.3</w:t>
+              <w:t>94.75%</w:t>
+            </w:r>
+          </w:p>
+        </w:tc>
+        <w:tc>
+          <w:tcPr>
+            <w:tcW w:type="dxa" w:w="1080"/>
+            <w:vAlign w:val="center"/>
+            <w:shd w:fill="FFFFFF"/>
+            <w:tcMar>
+              <w:top w:w="80" w:type="dxa"/>
+              <w:left w:w="80" w:type="dxa"/>
+              <w:bottom w:w="80" w:type="dxa"/>
+              <w:right w:w="80" w:type="dxa"/>
+            </w:tcMar>
+          </w:tcPr>
+          <w:p>
+            <w:pPr>
+              <w:spacing w:after="20" w:line="259" w:lineRule="auto"/>
+              <w:jc w:val="center"/>
+            </w:pPr>
+            <w:r>
+              <w:rPr>
+                <w:b w:val="0"/>
+                <w:sz w:val="19"/>
+              </w:rPr>
+              <w:t>是</w:t>
             </w:r>
           </w:p>
         </w:tc>
@@ -1694,7 +1399,7 @@
         </w:trPr>
         <w:tc>
           <w:tcPr>
-            <w:tcW w:type="dxa" w:w="648"/>
+            <w:tcW w:type="dxa" w:w="936"/>
             <w:vAlign w:val="center"/>
             <w:shd w:fill="F7F9FB"/>
             <w:tcMar>
@@ -1714,7 +1419,7 @@
                 <w:b w:val="0"/>
                 <w:sz w:val="19"/>
               </w:rPr>
-              <w:t>读</w:t>
+              <w:t>1000</w:t>
             </w:r>
           </w:p>
         </w:tc>
@@ -1746,7 +1451,7 @@
         </w:tc>
         <w:tc>
           <w:tcPr>
-            <w:tcW w:type="dxa" w:w="792"/>
+            <w:tcW w:type="dxa" w:w="1008"/>
             <w:vAlign w:val="center"/>
             <w:shd w:fill="F7F9FB"/>
             <w:tcMar>
@@ -1766,13 +1471,13 @@
                 <w:b w:val="0"/>
                 <w:sz w:val="19"/>
               </w:rPr>
-              <w:t>100</w:t>
+              <w:t>2000</w:t>
             </w:r>
           </w:p>
         </w:tc>
         <w:tc>
           <w:tcPr>
-            <w:tcW w:type="dxa" w:w="3168"/>
+            <w:tcW w:type="dxa" w:w="1224"/>
             <w:vAlign w:val="center"/>
             <w:shd w:fill="F7F9FB"/>
             <w:tcMar>
@@ -1792,13 +1497,13 @@
                 <w:b w:val="0"/>
                 <w:sz w:val="19"/>
               </w:rPr>
-              <w:t>4.25 ± 0.44</w:t>
+              <w:t>3.67</w:t>
             </w:r>
           </w:p>
         </w:tc>
         <w:tc>
           <w:tcPr>
-            <w:tcW w:type="dxa" w:w="1728"/>
+            <w:tcW w:type="dxa" w:w="1224"/>
             <w:vAlign w:val="center"/>
             <w:shd w:fill="F7F9FB"/>
             <w:tcMar>
@@ -1818,13 +1523,13 @@
                 <w:b w:val="0"/>
                 <w:sz w:val="19"/>
               </w:rPr>
-              <w:t>4.35</w:t>
+              <w:t>6.00</w:t>
             </w:r>
           </w:p>
         </w:tc>
         <w:tc>
           <w:tcPr>
-            <w:tcW w:type="dxa" w:w="2160"/>
+            <w:tcW w:type="dxa" w:w="1584"/>
             <w:vAlign w:val="center"/>
             <w:shd w:fill="F7F9FB"/>
             <w:tcMar>
@@ -1844,7 +1549,33 @@
                 <w:b w:val="0"/>
                 <w:sz w:val="19"/>
               </w:rPr>
-              <w:t>10.3</w:t>
+              <w:t>98.60%</w:t>
+            </w:r>
+          </w:p>
+        </w:tc>
+        <w:tc>
+          <w:tcPr>
+            <w:tcW w:type="dxa" w:w="1080"/>
+            <w:vAlign w:val="center"/>
+            <w:shd w:fill="F7F9FB"/>
+            <w:tcMar>
+              <w:top w:w="80" w:type="dxa"/>
+              <w:left w:w="80" w:type="dxa"/>
+              <w:bottom w:w="80" w:type="dxa"/>
+              <w:right w:w="80" w:type="dxa"/>
+            </w:tcMar>
+          </w:tcPr>
+          <w:p>
+            <w:pPr>
+              <w:spacing w:after="20" w:line="259" w:lineRule="auto"/>
+              <w:jc w:val="center"/>
+            </w:pPr>
+            <w:r>
+              <w:rPr>
+                <w:b w:val="0"/>
+                <w:sz w:val="19"/>
+              </w:rPr>
+              <w:t>是</w:t>
             </w:r>
           </w:p>
         </w:tc>
@@ -1855,7 +1586,7 @@
         </w:trPr>
         <w:tc>
           <w:tcPr>
-            <w:tcW w:type="dxa" w:w="648"/>
+            <w:tcW w:type="dxa" w:w="936"/>
             <w:vAlign w:val="center"/>
             <w:shd w:fill="FFFFFF"/>
             <w:tcMar>
@@ -1875,7 +1606,7 @@
                 <w:b w:val="0"/>
                 <w:sz w:val="19"/>
               </w:rPr>
-              <w:t>读</w:t>
+              <w:t>1050</w:t>
             </w:r>
           </w:p>
         </w:tc>
@@ -1907,7 +1638,7 @@
         </w:tc>
         <w:tc>
           <w:tcPr>
-            <w:tcW w:type="dxa" w:w="792"/>
+            <w:tcW w:type="dxa" w:w="1008"/>
             <w:vAlign w:val="center"/>
             <w:shd w:fill="FFFFFF"/>
             <w:tcMar>
@@ -1927,13 +1658,13 @@
                 <w:b w:val="0"/>
                 <w:sz w:val="19"/>
               </w:rPr>
-              <w:t>400</w:t>
+              <w:t>2100</w:t>
             </w:r>
           </w:p>
         </w:tc>
         <w:tc>
           <w:tcPr>
-            <w:tcW w:type="dxa" w:w="3168"/>
+            <w:tcW w:type="dxa" w:w="1224"/>
             <w:vAlign w:val="center"/>
             <w:shd w:fill="FFFFFF"/>
             <w:tcMar>
@@ -1953,13 +1684,13 @@
                 <w:b w:val="0"/>
                 <w:sz w:val="19"/>
               </w:rPr>
-              <w:t>5.30 ± 2.39</w:t>
+              <w:t>2.72</w:t>
             </w:r>
           </w:p>
         </w:tc>
         <w:tc>
           <w:tcPr>
-            <w:tcW w:type="dxa" w:w="1728"/>
+            <w:tcW w:type="dxa" w:w="1224"/>
             <w:vAlign w:val="center"/>
             <w:shd w:fill="FFFFFF"/>
             <w:tcMar>
@@ -1979,13 +1710,13 @@
                 <w:b w:val="0"/>
                 <w:sz w:val="19"/>
               </w:rPr>
-              <w:t>8.37</w:t>
+              <w:t>4.00</w:t>
             </w:r>
           </w:p>
         </w:tc>
         <w:tc>
           <w:tcPr>
-            <w:tcW w:type="dxa" w:w="2160"/>
+            <w:tcW w:type="dxa" w:w="1584"/>
             <w:vAlign w:val="center"/>
             <w:shd w:fill="FFFFFF"/>
             <w:tcMar>
@@ -2005,7 +1736,33 @@
                 <w:b w:val="0"/>
                 <w:sz w:val="19"/>
               </w:rPr>
-              <w:t>40.7</w:t>
+              <w:t>99.52%</w:t>
+            </w:r>
+          </w:p>
+        </w:tc>
+        <w:tc>
+          <w:tcPr>
+            <w:tcW w:type="dxa" w:w="1080"/>
+            <w:vAlign w:val="center"/>
+            <w:shd w:fill="FFFFFF"/>
+            <w:tcMar>
+              <w:top w:w="80" w:type="dxa"/>
+              <w:left w:w="80" w:type="dxa"/>
+              <w:bottom w:w="80" w:type="dxa"/>
+              <w:right w:w="80" w:type="dxa"/>
+            </w:tcMar>
+          </w:tcPr>
+          <w:p>
+            <w:pPr>
+              <w:spacing w:after="20" w:line="259" w:lineRule="auto"/>
+              <w:jc w:val="center"/>
+            </w:pPr>
+            <w:r>
+              <w:rPr>
+                <w:b w:val="0"/>
+                <w:sz w:val="19"/>
+              </w:rPr>
+              <w:t>是</w:t>
             </w:r>
           </w:p>
         </w:tc>
@@ -2016,7 +1773,7 @@
         </w:trPr>
         <w:tc>
           <w:tcPr>
-            <w:tcW w:type="dxa" w:w="648"/>
+            <w:tcW w:type="dxa" w:w="936"/>
             <w:vAlign w:val="center"/>
             <w:shd w:fill="F7F9FB"/>
             <w:tcMar>
@@ -2036,7 +1793,7 @@
                 <w:b w:val="0"/>
                 <w:sz w:val="19"/>
               </w:rPr>
-              <w:t>读</w:t>
+              <w:t>1050</w:t>
             </w:r>
           </w:p>
         </w:tc>
@@ -2068,7 +1825,7 @@
         </w:tc>
         <w:tc>
           <w:tcPr>
-            <w:tcW w:type="dxa" w:w="792"/>
+            <w:tcW w:type="dxa" w:w="1008"/>
             <w:vAlign w:val="center"/>
             <w:shd w:fill="F7F9FB"/>
             <w:tcMar>
@@ -2088,13 +1845,13 @@
                 <w:b w:val="0"/>
                 <w:sz w:val="19"/>
               </w:rPr>
-              <w:t>400</w:t>
+              <w:t>2100</w:t>
             </w:r>
           </w:p>
         </w:tc>
         <w:tc>
           <w:tcPr>
-            <w:tcW w:type="dxa" w:w="3168"/>
+            <w:tcW w:type="dxa" w:w="1224"/>
             <w:vAlign w:val="center"/>
             <w:shd w:fill="F7F9FB"/>
             <w:tcMar>
@@ -2114,13 +1871,13 @@
                 <w:b w:val="0"/>
                 <w:sz w:val="19"/>
               </w:rPr>
-              <w:t>3.33 ± 0.52</w:t>
+              <w:t>2.01</w:t>
             </w:r>
           </w:p>
         </w:tc>
         <w:tc>
           <w:tcPr>
-            <w:tcW w:type="dxa" w:w="1728"/>
+            <w:tcW w:type="dxa" w:w="1224"/>
             <w:vAlign w:val="center"/>
             <w:shd w:fill="F7F9FB"/>
             <w:tcMar>
@@ -2140,13 +1897,13 @@
                 <w:b w:val="0"/>
                 <w:sz w:val="19"/>
               </w:rPr>
-              <w:t>4.00</w:t>
+              <w:t>3.00</w:t>
             </w:r>
           </w:p>
         </w:tc>
         <w:tc>
           <w:tcPr>
-            <w:tcW w:type="dxa" w:w="2160"/>
+            <w:tcW w:type="dxa" w:w="1584"/>
             <w:vAlign w:val="center"/>
             <w:shd w:fill="F7F9FB"/>
             <w:tcMar>
@@ -2166,7 +1923,33 @@
                 <w:b w:val="0"/>
                 <w:sz w:val="19"/>
               </w:rPr>
-              <w:t>40.7</w:t>
+              <w:t>100.00%</w:t>
+            </w:r>
+          </w:p>
+        </w:tc>
+        <w:tc>
+          <w:tcPr>
+            <w:tcW w:type="dxa" w:w="1080"/>
+            <w:vAlign w:val="center"/>
+            <w:shd w:fill="F7F9FB"/>
+            <w:tcMar>
+              <w:top w:w="80" w:type="dxa"/>
+              <w:left w:w="80" w:type="dxa"/>
+              <w:bottom w:w="80" w:type="dxa"/>
+              <w:right w:w="80" w:type="dxa"/>
+            </w:tcMar>
+          </w:tcPr>
+          <w:p>
+            <w:pPr>
+              <w:spacing w:after="20" w:line="259" w:lineRule="auto"/>
+              <w:jc w:val="center"/>
+            </w:pPr>
+            <w:r>
+              <w:rPr>
+                <w:b w:val="0"/>
+                <w:sz w:val="19"/>
+              </w:rPr>
+              <w:t>是</w:t>
             </w:r>
           </w:p>
         </w:tc>
@@ -2177,7 +1960,7 @@
         </w:trPr>
         <w:tc>
           <w:tcPr>
-            <w:tcW w:type="dxa" w:w="648"/>
+            <w:tcW w:type="dxa" w:w="936"/>
             <w:vAlign w:val="center"/>
             <w:shd w:fill="FFFFFF"/>
             <w:tcMar>
@@ -2197,7 +1980,7 @@
                 <w:b w:val="0"/>
                 <w:sz w:val="19"/>
               </w:rPr>
-              <w:t>读</w:t>
+              <w:t>1100</w:t>
             </w:r>
           </w:p>
         </w:tc>
@@ -2229,7 +2012,7 @@
         </w:tc>
         <w:tc>
           <w:tcPr>
-            <w:tcW w:type="dxa" w:w="792"/>
+            <w:tcW w:type="dxa" w:w="1008"/>
             <w:vAlign w:val="center"/>
             <w:shd w:fill="FFFFFF"/>
             <w:tcMar>
@@ -2249,13 +2032,13 @@
                 <w:b w:val="0"/>
                 <w:sz w:val="19"/>
               </w:rPr>
-              <w:t>1000</w:t>
+              <w:t>2200</w:t>
             </w:r>
           </w:p>
         </w:tc>
         <w:tc>
           <w:tcPr>
-            <w:tcW w:type="dxa" w:w="3168"/>
+            <w:tcW w:type="dxa" w:w="1224"/>
             <w:vAlign w:val="center"/>
             <w:shd w:fill="FFFFFF"/>
             <w:tcMar>
@@ -2275,13 +2058,13 @@
                 <w:b w:val="0"/>
                 <w:sz w:val="19"/>
               </w:rPr>
-              <w:t>11.58 ± 13.12</w:t>
+              <w:t>3.18</w:t>
             </w:r>
           </w:p>
         </w:tc>
         <w:tc>
           <w:tcPr>
-            <w:tcW w:type="dxa" w:w="1728"/>
+            <w:tcW w:type="dxa" w:w="1224"/>
             <w:vAlign w:val="center"/>
             <w:shd w:fill="FFFFFF"/>
             <w:tcMar>
@@ -2301,13 +2084,13 @@
                 <w:b w:val="0"/>
                 <w:sz w:val="19"/>
               </w:rPr>
-              <w:t>58.35</w:t>
+              <w:t>5.00</w:t>
             </w:r>
           </w:p>
         </w:tc>
         <w:tc>
           <w:tcPr>
-            <w:tcW w:type="dxa" w:w="2160"/>
+            <w:tcW w:type="dxa" w:w="1584"/>
             <w:vAlign w:val="center"/>
             <w:shd w:fill="FFFFFF"/>
             <w:tcMar>
@@ -2327,7 +2110,33 @@
                 <w:b w:val="0"/>
                 <w:sz w:val="19"/>
               </w:rPr>
-              <w:t>101.7</w:t>
+              <w:t>99.41%</w:t>
+            </w:r>
+          </w:p>
+        </w:tc>
+        <w:tc>
+          <w:tcPr>
+            <w:tcW w:type="dxa" w:w="1080"/>
+            <w:vAlign w:val="center"/>
+            <w:shd w:fill="FFFFFF"/>
+            <w:tcMar>
+              <w:top w:w="80" w:type="dxa"/>
+              <w:left w:w="80" w:type="dxa"/>
+              <w:bottom w:w="80" w:type="dxa"/>
+              <w:right w:w="80" w:type="dxa"/>
+            </w:tcMar>
+          </w:tcPr>
+          <w:p>
+            <w:pPr>
+              <w:spacing w:after="20" w:line="259" w:lineRule="auto"/>
+              <w:jc w:val="center"/>
+            </w:pPr>
+            <w:r>
+              <w:rPr>
+                <w:b w:val="0"/>
+                <w:sz w:val="19"/>
+              </w:rPr>
+              <w:t>是</w:t>
             </w:r>
           </w:p>
         </w:tc>
@@ -2338,7 +2147,7 @@
         </w:trPr>
         <w:tc>
           <w:tcPr>
-            <w:tcW w:type="dxa" w:w="648"/>
+            <w:tcW w:type="dxa" w:w="936"/>
             <w:vAlign w:val="center"/>
             <w:shd w:fill="F7F9FB"/>
             <w:tcMar>
@@ -2358,7 +2167,7 @@
                 <w:b w:val="0"/>
                 <w:sz w:val="19"/>
               </w:rPr>
-              <w:t>读</w:t>
+              <w:t>1100</w:t>
             </w:r>
           </w:p>
         </w:tc>
@@ -2390,7 +2199,7 @@
         </w:tc>
         <w:tc>
           <w:tcPr>
-            <w:tcW w:type="dxa" w:w="792"/>
+            <w:tcW w:type="dxa" w:w="1008"/>
             <w:vAlign w:val="center"/>
             <w:shd w:fill="F7F9FB"/>
             <w:tcMar>
@@ -2410,13 +2219,13 @@
                 <w:b w:val="0"/>
                 <w:sz w:val="19"/>
               </w:rPr>
-              <w:t>1000</w:t>
+              <w:t>2200</w:t>
             </w:r>
           </w:p>
         </w:tc>
         <w:tc>
           <w:tcPr>
-            <w:tcW w:type="dxa" w:w="3168"/>
+            <w:tcW w:type="dxa" w:w="1224"/>
             <w:vAlign w:val="center"/>
             <w:shd w:fill="F7F9FB"/>
             <w:tcMar>
@@ -2436,13 +2245,13 @@
                 <w:b w:val="0"/>
                 <w:sz w:val="19"/>
               </w:rPr>
-              <w:t>8.35 ± 8.39</w:t>
+              <w:t>2.34</w:t>
             </w:r>
           </w:p>
         </w:tc>
         <w:tc>
           <w:tcPr>
-            <w:tcW w:type="dxa" w:w="1728"/>
+            <w:tcW w:type="dxa" w:w="1224"/>
             <w:vAlign w:val="center"/>
             <w:shd w:fill="F7F9FB"/>
             <w:tcMar>
@@ -2462,13 +2271,13 @@
                 <w:b w:val="0"/>
                 <w:sz w:val="19"/>
               </w:rPr>
-              <w:t>36.38</w:t>
+              <w:t>4.00</w:t>
             </w:r>
           </w:p>
         </w:tc>
         <w:tc>
           <w:tcPr>
-            <w:tcW w:type="dxa" w:w="2160"/>
+            <w:tcW w:type="dxa" w:w="1584"/>
             <w:vAlign w:val="center"/>
             <w:shd w:fill="F7F9FB"/>
             <w:tcMar>
@@ -2488,7 +2297,33 @@
                 <w:b w:val="0"/>
                 <w:sz w:val="19"/>
               </w:rPr>
-              <w:t>101.7</w:t>
+              <w:t>100.00%</w:t>
+            </w:r>
+          </w:p>
+        </w:tc>
+        <w:tc>
+          <w:tcPr>
+            <w:tcW w:type="dxa" w:w="1080"/>
+            <w:vAlign w:val="center"/>
+            <w:shd w:fill="F7F9FB"/>
+            <w:tcMar>
+              <w:top w:w="80" w:type="dxa"/>
+              <w:left w:w="80" w:type="dxa"/>
+              <w:bottom w:w="80" w:type="dxa"/>
+              <w:right w:w="80" w:type="dxa"/>
+            </w:tcMar>
+          </w:tcPr>
+          <w:p>
+            <w:pPr>
+              <w:spacing w:after="20" w:line="259" w:lineRule="auto"/>
+              <w:jc w:val="center"/>
+            </w:pPr>
+            <w:r>
+              <w:rPr>
+                <w:b w:val="0"/>
+                <w:sz w:val="19"/>
+              </w:rPr>
+              <w:t>是</w:t>
             </w:r>
           </w:p>
         </w:tc>
@@ -2499,7 +2334,7 @@
         </w:trPr>
         <w:tc>
           <w:tcPr>
-            <w:tcW w:type="dxa" w:w="648"/>
+            <w:tcW w:type="dxa" w:w="936"/>
             <w:vAlign w:val="center"/>
             <w:shd w:fill="FFFFFF"/>
             <w:tcMar>
@@ -2519,7 +2354,7 @@
                 <w:b w:val="0"/>
                 <w:sz w:val="19"/>
               </w:rPr>
-              <w:t>写</w:t>
+              <w:t>1150</w:t>
             </w:r>
           </w:p>
         </w:tc>
@@ -2551,7 +2386,7 @@
         </w:tc>
         <w:tc>
           <w:tcPr>
-            <w:tcW w:type="dxa" w:w="792"/>
+            <w:tcW w:type="dxa" w:w="1008"/>
             <w:vAlign w:val="center"/>
             <w:shd w:fill="FFFFFF"/>
             <w:tcMar>
@@ -2571,13 +2406,13 @@
                 <w:b w:val="0"/>
                 <w:sz w:val="19"/>
               </w:rPr>
-              <w:t>100</w:t>
+              <w:t>2300</w:t>
             </w:r>
           </w:p>
         </w:tc>
         <w:tc>
           <w:tcPr>
-            <w:tcW w:type="dxa" w:w="3168"/>
+            <w:tcW w:type="dxa" w:w="1224"/>
             <w:vAlign w:val="center"/>
             <w:shd w:fill="FFFFFF"/>
             <w:tcMar>
@@ -2597,13 +2432,13 @@
                 <w:b w:val="0"/>
                 <w:sz w:val="19"/>
               </w:rPr>
-              <w:t>14.81 ± 2.82</w:t>
+              <w:t>2.26</w:t>
             </w:r>
           </w:p>
         </w:tc>
         <w:tc>
           <w:tcPr>
-            <w:tcW w:type="dxa" w:w="1728"/>
+            <w:tcW w:type="dxa" w:w="1224"/>
             <w:vAlign w:val="center"/>
             <w:shd w:fill="FFFFFF"/>
             <w:tcMar>
@@ -2623,13 +2458,13 @@
                 <w:b w:val="0"/>
                 <w:sz w:val="19"/>
               </w:rPr>
-              <w:t>19.78</w:t>
+              <w:t>3.00</w:t>
             </w:r>
           </w:p>
         </w:tc>
         <w:tc>
           <w:tcPr>
-            <w:tcW w:type="dxa" w:w="2160"/>
+            <w:tcW w:type="dxa" w:w="1584"/>
             <w:vAlign w:val="center"/>
             <w:shd w:fill="FFFFFF"/>
             <w:tcMar>
@@ -2649,7 +2484,33 @@
                 <w:b w:val="0"/>
                 <w:sz w:val="19"/>
               </w:rPr>
-              <w:t>10.2</w:t>
+              <w:t>99.96%</w:t>
+            </w:r>
+          </w:p>
+        </w:tc>
+        <w:tc>
+          <w:tcPr>
+            <w:tcW w:type="dxa" w:w="1080"/>
+            <w:vAlign w:val="center"/>
+            <w:shd w:fill="FFFFFF"/>
+            <w:tcMar>
+              <w:top w:w="80" w:type="dxa"/>
+              <w:left w:w="80" w:type="dxa"/>
+              <w:bottom w:w="80" w:type="dxa"/>
+              <w:right w:w="80" w:type="dxa"/>
+            </w:tcMar>
+          </w:tcPr>
+          <w:p>
+            <w:pPr>
+              <w:spacing w:after="20" w:line="259" w:lineRule="auto"/>
+              <w:jc w:val="center"/>
+            </w:pPr>
+            <w:r>
+              <w:rPr>
+                <w:b w:val="0"/>
+                <w:sz w:val="19"/>
+              </w:rPr>
+              <w:t>是</w:t>
             </w:r>
           </w:p>
         </w:tc>
@@ -2660,7 +2521,7 @@
         </w:trPr>
         <w:tc>
           <w:tcPr>
-            <w:tcW w:type="dxa" w:w="648"/>
+            <w:tcW w:type="dxa" w:w="936"/>
             <w:vAlign w:val="center"/>
             <w:shd w:fill="F7F9FB"/>
             <w:tcMar>
@@ -2680,7 +2541,7 @@
                 <w:b w:val="0"/>
                 <w:sz w:val="19"/>
               </w:rPr>
-              <w:t>写</w:t>
+              <w:t>1150</w:t>
             </w:r>
           </w:p>
         </w:tc>
@@ -2712,7 +2573,7 @@
         </w:tc>
         <w:tc>
           <w:tcPr>
-            <w:tcW w:type="dxa" w:w="792"/>
+            <w:tcW w:type="dxa" w:w="1008"/>
             <w:vAlign w:val="center"/>
             <w:shd w:fill="F7F9FB"/>
             <w:tcMar>
@@ -2732,13 +2593,13 @@
                 <w:b w:val="0"/>
                 <w:sz w:val="19"/>
               </w:rPr>
-              <w:t>100</w:t>
+              <w:t>2300</w:t>
             </w:r>
           </w:p>
         </w:tc>
         <w:tc>
           <w:tcPr>
-            <w:tcW w:type="dxa" w:w="3168"/>
+            <w:tcW w:type="dxa" w:w="1224"/>
             <w:vAlign w:val="center"/>
             <w:shd w:fill="F7F9FB"/>
             <w:tcMar>
@@ -2758,13 +2619,13 @@
                 <w:b w:val="0"/>
                 <w:sz w:val="19"/>
               </w:rPr>
-              <w:t>8.95 ± 0.85</w:t>
+              <w:t>2.15</w:t>
             </w:r>
           </w:p>
         </w:tc>
         <w:tc>
           <w:tcPr>
-            <w:tcW w:type="dxa" w:w="1728"/>
+            <w:tcW w:type="dxa" w:w="1224"/>
             <w:vAlign w:val="center"/>
             <w:shd w:fill="F7F9FB"/>
             <w:tcMar>
@@ -2784,13 +2645,13 @@
                 <w:b w:val="0"/>
                 <w:sz w:val="19"/>
               </w:rPr>
-              <w:t>11.35</w:t>
+              <w:t>3.00</w:t>
             </w:r>
           </w:p>
         </w:tc>
         <w:tc>
           <w:tcPr>
-            <w:tcW w:type="dxa" w:w="2160"/>
+            <w:tcW w:type="dxa" w:w="1584"/>
             <w:vAlign w:val="center"/>
             <w:shd w:fill="F7F9FB"/>
             <w:tcMar>
@@ -2810,7 +2671,33 @@
                 <w:b w:val="0"/>
                 <w:sz w:val="19"/>
               </w:rPr>
-              <w:t>10.2</w:t>
+              <w:t>99.61%</w:t>
+            </w:r>
+          </w:p>
+        </w:tc>
+        <w:tc>
+          <w:tcPr>
+            <w:tcW w:type="dxa" w:w="1080"/>
+            <w:vAlign w:val="center"/>
+            <w:shd w:fill="F7F9FB"/>
+            <w:tcMar>
+              <w:top w:w="80" w:type="dxa"/>
+              <w:left w:w="80" w:type="dxa"/>
+              <w:bottom w:w="80" w:type="dxa"/>
+              <w:right w:w="80" w:type="dxa"/>
+            </w:tcMar>
+          </w:tcPr>
+          <w:p>
+            <w:pPr>
+              <w:spacing w:after="20" w:line="259" w:lineRule="auto"/>
+              <w:jc w:val="center"/>
+            </w:pPr>
+            <w:r>
+              <w:rPr>
+                <w:b w:val="0"/>
+                <w:sz w:val="19"/>
+              </w:rPr>
+              <w:t>是</w:t>
             </w:r>
           </w:p>
         </w:tc>
@@ -2821,7 +2708,7 @@
         </w:trPr>
         <w:tc>
           <w:tcPr>
-            <w:tcW w:type="dxa" w:w="648"/>
+            <w:tcW w:type="dxa" w:w="936"/>
             <w:vAlign w:val="center"/>
             <w:shd w:fill="FFFFFF"/>
             <w:tcMar>
@@ -2841,7 +2728,7 @@
                 <w:b w:val="0"/>
                 <w:sz w:val="19"/>
               </w:rPr>
-              <w:t>写</w:t>
+              <w:t>1200</w:t>
             </w:r>
           </w:p>
         </w:tc>
@@ -2873,7 +2760,7 @@
         </w:tc>
         <w:tc>
           <w:tcPr>
-            <w:tcW w:type="dxa" w:w="792"/>
+            <w:tcW w:type="dxa" w:w="1008"/>
             <w:vAlign w:val="center"/>
             <w:shd w:fill="FFFFFF"/>
             <w:tcMar>
@@ -2893,13 +2780,13 @@
                 <w:b w:val="0"/>
                 <w:sz w:val="19"/>
               </w:rPr>
-              <w:t>400</w:t>
+              <w:t>2400</w:t>
             </w:r>
           </w:p>
         </w:tc>
         <w:tc>
           <w:tcPr>
-            <w:tcW w:type="dxa" w:w="3168"/>
+            <w:tcW w:type="dxa" w:w="1224"/>
             <w:vAlign w:val="center"/>
             <w:shd w:fill="FFFFFF"/>
             <w:tcMar>
@@ -2919,13 +2806,13 @@
                 <w:b w:val="0"/>
                 <w:sz w:val="19"/>
               </w:rPr>
-              <w:t>10.41 ± 0.98</w:t>
+              <w:t>3.86</w:t>
             </w:r>
           </w:p>
         </w:tc>
         <w:tc>
           <w:tcPr>
-            <w:tcW w:type="dxa" w:w="1728"/>
+            <w:tcW w:type="dxa" w:w="1224"/>
             <w:vAlign w:val="center"/>
             <w:shd w:fill="FFFFFF"/>
             <w:tcMar>
@@ -2945,13 +2832,13 @@
                 <w:b w:val="0"/>
                 <w:sz w:val="19"/>
               </w:rPr>
-              <w:t>13.67</w:t>
+              <w:t>7.00</w:t>
             </w:r>
           </w:p>
         </w:tc>
         <w:tc>
           <w:tcPr>
-            <w:tcW w:type="dxa" w:w="2160"/>
+            <w:tcW w:type="dxa" w:w="1584"/>
             <w:vAlign w:val="center"/>
             <w:shd w:fill="FFFFFF"/>
             <w:tcMar>
@@ -2971,7 +2858,33 @@
                 <w:b w:val="0"/>
                 <w:sz w:val="19"/>
               </w:rPr>
-              <w:t>40.5</w:t>
+              <w:t>98.88%</w:t>
+            </w:r>
+          </w:p>
+        </w:tc>
+        <w:tc>
+          <w:tcPr>
+            <w:tcW w:type="dxa" w:w="1080"/>
+            <w:vAlign w:val="center"/>
+            <w:shd w:fill="FFFFFF"/>
+            <w:tcMar>
+              <w:top w:w="80" w:type="dxa"/>
+              <w:left w:w="80" w:type="dxa"/>
+              <w:bottom w:w="80" w:type="dxa"/>
+              <w:right w:w="80" w:type="dxa"/>
+            </w:tcMar>
+          </w:tcPr>
+          <w:p>
+            <w:pPr>
+              <w:spacing w:after="20" w:line="259" w:lineRule="auto"/>
+              <w:jc w:val="center"/>
+            </w:pPr>
+            <w:r>
+              <w:rPr>
+                <w:b w:val="0"/>
+                <w:sz w:val="19"/>
+              </w:rPr>
+              <w:t>是</w:t>
             </w:r>
           </w:p>
         </w:tc>
@@ -2982,7 +2895,7 @@
         </w:trPr>
         <w:tc>
           <w:tcPr>
-            <w:tcW w:type="dxa" w:w="648"/>
+            <w:tcW w:type="dxa" w:w="936"/>
             <w:vAlign w:val="center"/>
             <w:shd w:fill="F7F9FB"/>
             <w:tcMar>
@@ -3002,7 +2915,7 @@
                 <w:b w:val="0"/>
                 <w:sz w:val="19"/>
               </w:rPr>
-              <w:t>写</w:t>
+              <w:t>1200</w:t>
             </w:r>
           </w:p>
         </w:tc>
@@ -3034,7 +2947,7 @@
         </w:tc>
         <w:tc>
           <w:tcPr>
-            <w:tcW w:type="dxa" w:w="792"/>
+            <w:tcW w:type="dxa" w:w="1008"/>
             <w:vAlign w:val="center"/>
             <w:shd w:fill="F7F9FB"/>
             <w:tcMar>
@@ -3054,13 +2967,13 @@
                 <w:b w:val="0"/>
                 <w:sz w:val="19"/>
               </w:rPr>
-              <w:t>400</w:t>
+              <w:t>2400</w:t>
             </w:r>
           </w:p>
         </w:tc>
         <w:tc>
           <w:tcPr>
-            <w:tcW w:type="dxa" w:w="3168"/>
+            <w:tcW w:type="dxa" w:w="1224"/>
             <w:vAlign w:val="center"/>
             <w:shd w:fill="F7F9FB"/>
             <w:tcMar>
@@ -3080,13 +2993,13 @@
                 <w:b w:val="0"/>
                 <w:sz w:val="19"/>
               </w:rPr>
-              <w:t>7.66 ± 0.57</w:t>
+              <w:t>2.56</w:t>
             </w:r>
           </w:p>
         </w:tc>
         <w:tc>
           <w:tcPr>
-            <w:tcW w:type="dxa" w:w="1728"/>
+            <w:tcW w:type="dxa" w:w="1224"/>
             <w:vAlign w:val="center"/>
             <w:shd w:fill="F7F9FB"/>
             <w:tcMar>
@@ -3106,1029 +3019,7 @@
                 <w:b w:val="0"/>
                 <w:sz w:val="19"/>
               </w:rPr>
-              <w:t>8.37</w:t>
-            </w:r>
-          </w:p>
-        </w:tc>
-        <w:tc>
-          <w:tcPr>
-            <w:tcW w:type="dxa" w:w="2160"/>
-            <w:vAlign w:val="center"/>
-            <w:shd w:fill="F7F9FB"/>
-            <w:tcMar>
-              <w:top w:w="80" w:type="dxa"/>
-              <w:left w:w="80" w:type="dxa"/>
-              <w:bottom w:w="80" w:type="dxa"/>
-              <w:right w:w="80" w:type="dxa"/>
-            </w:tcMar>
-          </w:tcPr>
-          <w:p>
-            <w:pPr>
-              <w:spacing w:after="20" w:line="259" w:lineRule="auto"/>
-              <w:jc w:val="center"/>
-            </w:pPr>
-            <w:r>
-              <w:rPr>
-                <w:b w:val="0"/>
-                <w:sz w:val="19"/>
-              </w:rPr>
-              <w:t>40.5</w:t>
-            </w:r>
-          </w:p>
-        </w:tc>
-      </w:tr>
-      <w:tr>
-        <w:trPr>
-          <w:cantSplit/>
-        </w:trPr>
-        <w:tc>
-          <w:tcPr>
-            <w:tcW w:type="dxa" w:w="648"/>
-            <w:vAlign w:val="center"/>
-            <w:shd w:fill="FFFFFF"/>
-            <w:tcMar>
-              <w:top w:w="80" w:type="dxa"/>
-              <w:left w:w="80" w:type="dxa"/>
-              <w:bottom w:w="80" w:type="dxa"/>
-              <w:right w:w="80" w:type="dxa"/>
-            </w:tcMar>
-          </w:tcPr>
-          <w:p>
-            <w:pPr>
-              <w:spacing w:after="20" w:line="259" w:lineRule="auto"/>
-              <w:jc w:val="left"/>
-            </w:pPr>
-            <w:r>
-              <w:rPr>
-                <w:b w:val="0"/>
-                <w:sz w:val="19"/>
-              </w:rPr>
-              <w:t>写</w:t>
-            </w:r>
-          </w:p>
-        </w:tc>
-        <w:tc>
-          <w:tcPr>
-            <w:tcW w:type="dxa" w:w="1152"/>
-            <w:vAlign w:val="center"/>
-            <w:shd w:fill="FFFFFF"/>
-            <w:tcMar>
-              <w:top w:w="80" w:type="dxa"/>
-              <w:left w:w="80" w:type="dxa"/>
-              <w:bottom w:w="80" w:type="dxa"/>
-              <w:right w:w="80" w:type="dxa"/>
-            </w:tcMar>
-          </w:tcPr>
-          <w:p>
-            <w:pPr>
-              <w:spacing w:after="20" w:line="259" w:lineRule="auto"/>
-              <w:jc w:val="center"/>
-            </w:pPr>
-            <w:r>
-              <w:rPr>
-                <w:b w:val="0"/>
-                <w:sz w:val="19"/>
-              </w:rPr>
-              <w:t>JPA</w:t>
-            </w:r>
-          </w:p>
-        </w:tc>
-        <w:tc>
-          <w:tcPr>
-            <w:tcW w:type="dxa" w:w="792"/>
-            <w:vAlign w:val="center"/>
-            <w:shd w:fill="FFFFFF"/>
-            <w:tcMar>
-              <w:top w:w="80" w:type="dxa"/>
-              <w:left w:w="80" w:type="dxa"/>
-              <w:bottom w:w="80" w:type="dxa"/>
-              <w:right w:w="80" w:type="dxa"/>
-            </w:tcMar>
-          </w:tcPr>
-          <w:p>
-            <w:pPr>
-              <w:spacing w:after="20" w:line="259" w:lineRule="auto"/>
-              <w:jc w:val="center"/>
-            </w:pPr>
-            <w:r>
-              <w:rPr>
-                <w:b w:val="0"/>
-                <w:sz w:val="19"/>
-              </w:rPr>
-              <w:t>1000</w:t>
-            </w:r>
-          </w:p>
-        </w:tc>
-        <w:tc>
-          <w:tcPr>
-            <w:tcW w:type="dxa" w:w="3168"/>
-            <w:vAlign w:val="center"/>
-            <w:shd w:fill="FFFFFF"/>
-            <w:tcMar>
-              <w:top w:w="80" w:type="dxa"/>
-              <w:left w:w="80" w:type="dxa"/>
-              <w:bottom w:w="80" w:type="dxa"/>
-              <w:right w:w="80" w:type="dxa"/>
-            </w:tcMar>
-          </w:tcPr>
-          <w:p>
-            <w:pPr>
-              <w:spacing w:after="20" w:line="259" w:lineRule="auto"/>
-              <w:jc w:val="center"/>
-            </w:pPr>
-            <w:r>
-              <w:rPr>
-                <w:b w:val="0"/>
-                <w:sz w:val="19"/>
-              </w:rPr>
-              <w:t>1307.02 ± 722.51</w:t>
-            </w:r>
-          </w:p>
-        </w:tc>
-        <w:tc>
-          <w:tcPr>
-            <w:tcW w:type="dxa" w:w="1728"/>
-            <w:vAlign w:val="center"/>
-            <w:shd w:fill="FFFFFF"/>
-            <w:tcMar>
-              <w:top w:w="80" w:type="dxa"/>
-              <w:left w:w="80" w:type="dxa"/>
-              <w:bottom w:w="80" w:type="dxa"/>
-              <w:right w:w="80" w:type="dxa"/>
-            </w:tcMar>
-          </w:tcPr>
-          <w:p>
-            <w:pPr>
-              <w:spacing w:after="20" w:line="259" w:lineRule="auto"/>
-              <w:jc w:val="center"/>
-            </w:pPr>
-            <w:r>
-              <w:rPr>
-                <w:b w:val="0"/>
-                <w:sz w:val="19"/>
-              </w:rPr>
-              <w:t>2994.28</w:t>
-            </w:r>
-          </w:p>
-        </w:tc>
-        <w:tc>
-          <w:tcPr>
-            <w:tcW w:type="dxa" w:w="2160"/>
-            <w:vAlign w:val="center"/>
-            <w:shd w:fill="FFFFFF"/>
-            <w:tcMar>
-              <w:top w:w="80" w:type="dxa"/>
-              <w:left w:w="80" w:type="dxa"/>
-              <w:bottom w:w="80" w:type="dxa"/>
-              <w:right w:w="80" w:type="dxa"/>
-            </w:tcMar>
-          </w:tcPr>
-          <w:p>
-            <w:pPr>
-              <w:spacing w:after="20" w:line="259" w:lineRule="auto"/>
-              <w:jc w:val="center"/>
-            </w:pPr>
-            <w:r>
-              <w:rPr>
-                <w:b w:val="0"/>
-                <w:sz w:val="19"/>
-              </w:rPr>
-              <w:t>101.0</w:t>
-            </w:r>
-          </w:p>
-        </w:tc>
-      </w:tr>
-      <w:tr>
-        <w:trPr>
-          <w:cantSplit/>
-        </w:trPr>
-        <w:tc>
-          <w:tcPr>
-            <w:tcW w:type="dxa" w:w="648"/>
-            <w:vAlign w:val="center"/>
-            <w:shd w:fill="F7F9FB"/>
-            <w:tcMar>
-              <w:top w:w="80" w:type="dxa"/>
-              <w:left w:w="80" w:type="dxa"/>
-              <w:bottom w:w="80" w:type="dxa"/>
-              <w:right w:w="80" w:type="dxa"/>
-            </w:tcMar>
-          </w:tcPr>
-          <w:p>
-            <w:pPr>
-              <w:spacing w:after="20" w:line="259" w:lineRule="auto"/>
-              <w:jc w:val="left"/>
-            </w:pPr>
-            <w:r>
-              <w:rPr>
-                <w:b w:val="0"/>
-                <w:sz w:val="19"/>
-              </w:rPr>
-              <w:t>写</w:t>
-            </w:r>
-          </w:p>
-        </w:tc>
-        <w:tc>
-          <w:tcPr>
-            <w:tcW w:type="dxa" w:w="1152"/>
-            <w:vAlign w:val="center"/>
-            <w:shd w:fill="F7F9FB"/>
-            <w:tcMar>
-              <w:top w:w="80" w:type="dxa"/>
-              <w:left w:w="80" w:type="dxa"/>
-              <w:bottom w:w="80" w:type="dxa"/>
-              <w:right w:w="80" w:type="dxa"/>
-            </w:tcMar>
-          </w:tcPr>
-          <w:p>
-            <w:pPr>
-              <w:spacing w:after="20" w:line="259" w:lineRule="auto"/>
-              <w:jc w:val="center"/>
-            </w:pPr>
-            <w:r>
-              <w:rPr>
-                <w:b w:val="0"/>
-                <w:sz w:val="19"/>
-              </w:rPr>
-              <w:t>MyBatis</w:t>
-            </w:r>
-          </w:p>
-        </w:tc>
-        <w:tc>
-          <w:tcPr>
-            <w:tcW w:type="dxa" w:w="792"/>
-            <w:vAlign w:val="center"/>
-            <w:shd w:fill="F7F9FB"/>
-            <w:tcMar>
-              <w:top w:w="80" w:type="dxa"/>
-              <w:left w:w="80" w:type="dxa"/>
-              <w:bottom w:w="80" w:type="dxa"/>
-              <w:right w:w="80" w:type="dxa"/>
-            </w:tcMar>
-          </w:tcPr>
-          <w:p>
-            <w:pPr>
-              <w:spacing w:after="20" w:line="259" w:lineRule="auto"/>
-              <w:jc w:val="center"/>
-            </w:pPr>
-            <w:r>
-              <w:rPr>
-                <w:b w:val="0"/>
-                <w:sz w:val="19"/>
-              </w:rPr>
-              <w:t>1000</w:t>
-            </w:r>
-          </w:p>
-        </w:tc>
-        <w:tc>
-          <w:tcPr>
-            <w:tcW w:type="dxa" w:w="3168"/>
-            <w:vAlign w:val="center"/>
-            <w:shd w:fill="F7F9FB"/>
-            <w:tcMar>
-              <w:top w:w="80" w:type="dxa"/>
-              <w:left w:w="80" w:type="dxa"/>
-              <w:bottom w:w="80" w:type="dxa"/>
-              <w:right w:w="80" w:type="dxa"/>
-            </w:tcMar>
-          </w:tcPr>
-          <w:p>
-            <w:pPr>
-              <w:spacing w:after="20" w:line="259" w:lineRule="auto"/>
-              <w:jc w:val="center"/>
-            </w:pPr>
-            <w:r>
-              <w:rPr>
-                <w:b w:val="0"/>
-                <w:sz w:val="19"/>
-              </w:rPr>
-              <w:t>41.33 ± 21.66</w:t>
-            </w:r>
-          </w:p>
-        </w:tc>
-        <w:tc>
-          <w:tcPr>
-            <w:tcW w:type="dxa" w:w="1728"/>
-            <w:vAlign w:val="center"/>
-            <w:shd w:fill="F7F9FB"/>
-            <w:tcMar>
-              <w:top w:w="80" w:type="dxa"/>
-              <w:left w:w="80" w:type="dxa"/>
-              <w:bottom w:w="80" w:type="dxa"/>
-              <w:right w:w="80" w:type="dxa"/>
-            </w:tcMar>
-          </w:tcPr>
-          <w:p>
-            <w:pPr>
-              <w:spacing w:after="20" w:line="259" w:lineRule="auto"/>
-              <w:jc w:val="center"/>
-            </w:pPr>
-            <w:r>
-              <w:rPr>
-                <w:b w:val="0"/>
-                <w:sz w:val="19"/>
-              </w:rPr>
-              <w:t>248.80</w:t>
-            </w:r>
-          </w:p>
-        </w:tc>
-        <w:tc>
-          <w:tcPr>
-            <w:tcW w:type="dxa" w:w="2160"/>
-            <w:vAlign w:val="center"/>
-            <w:shd w:fill="F7F9FB"/>
-            <w:tcMar>
-              <w:top w:w="80" w:type="dxa"/>
-              <w:left w:w="80" w:type="dxa"/>
-              <w:bottom w:w="80" w:type="dxa"/>
-              <w:right w:w="80" w:type="dxa"/>
-            </w:tcMar>
-          </w:tcPr>
-          <w:p>
-            <w:pPr>
-              <w:spacing w:after="20" w:line="259" w:lineRule="auto"/>
-              <w:jc w:val="center"/>
-            </w:pPr>
-            <w:r>
-              <w:rPr>
-                <w:b w:val="0"/>
-                <w:sz w:val="19"/>
-              </w:rPr>
-              <w:t>101.1</w:t>
-            </w:r>
-          </w:p>
-        </w:tc>
-      </w:tr>
-    </w:tbl>
-    <w:p>
-      <w:pPr>
-        <w:spacing w:after="20"/>
-      </w:pPr>
-    </w:p>
-    <w:p>
-      <w:r>
-        <w:t>MyBatis 在 100、400、1000 线程下的读取均值分别为 4.25、3.33、8.35 ms，写入均值为 8.95、7.66、41.33 ms；写入耗时分别约为读取的 2.11、2.30、4.95 倍。写路径包含插入、生成字段回读及关联查询，工作量高于查询已有商品。</w:t>
-      </w:r>
-    </w:p>
-    <w:p>
-      <w:r>
-        <w:t>1000 线程时，JPA 与 MyBatis 的读取均值为 11.58 和 8.35 ms，写入均值为 1307.02 和 41.33 ms。JPA 写入三轮均值为 1383.62、549.26、1988.18 ms，波动较大；这些差异描述本次配置下的完整业务接口响应，不能仅归因于框架本身。</w:t>
-      </w:r>
-    </w:p>
-    <w:p>
-      <w:r>
-        <w:t>两种实现的吞吐量接近，且随请求规模上升。这主要反映相同的发送节奏；延迟及其波动仍有明显差异，相近吞吐量不表示两种实现的极限处理能力相同。</w:t>
-      </w:r>
-    </w:p>
-    <w:p>
-      <w:r>
-        <w:br w:type="page"/>
-      </w:r>
-    </w:p>
-    <w:p>
-      <w:pPr>
-        <w:pStyle w:val="Heading1"/>
-      </w:pPr>
-      <w:r>
-        <w:t>2.4 MyBatis 读写响应分布</w:t>
-      </w:r>
-    </w:p>
-    <w:p>
-      <w:r>
-        <w:t>下图取基本测试第 3 轮，在相同线程档位比较 MyBatis 读取与写入。左图为累计响应分布，右图为按请求发起时间划分的 1 秒平均响应趋势，各组均对齐首个请求。</w:t>
-      </w:r>
-    </w:p>
-    <w:p>
-      <w:pPr>
-        <w:keepNext/>
-        <w:jc w:val="center"/>
-      </w:pPr>
-      <w:r>
-        <w:drawing>
-          <wp:inline xmlns:a="http://schemas.openxmlformats.org/drawingml/2006/main" xmlns:pic="http://schemas.openxmlformats.org/drawingml/2006/picture">
-            <wp:extent cx="5852160" cy="4200793"/>
-            <wp:docPr id="1" name="Picture 1"/>
-            <wp:cNvGraphicFramePr>
-              <a:graphicFrameLocks noChangeAspect="1"/>
-            </wp:cNvGraphicFramePr>
-            <a:graphic>
-              <a:graphicData uri="http://schemas.openxmlformats.org/drawingml/2006/picture">
-                <pic:pic>
-                  <pic:nvPicPr>
-                    <pic:cNvPr id="0" name="mybatis-read-write-trends.png"/>
-                    <pic:cNvPicPr/>
-                  </pic:nvPicPr>
-                  <pic:blipFill>
-                    <a:blip r:embed="rId11"/>
-                    <a:stretch>
-                      <a:fillRect/>
-                    </a:stretch>
-                  </pic:blipFill>
-                  <pic:spPr>
-                    <a:xfrm>
-                      <a:off x="0" y="0"/>
-                      <a:ext cx="5852160" cy="4200793"/>
-                    </a:xfrm>
-                    <a:prstGeom prst="rect"/>
-                  </pic:spPr>
-                </pic:pic>
-              </a:graphicData>
-            </a:graphic>
-          </wp:inline>
-        </w:drawing>
-      </w:r>
-    </w:p>
-    <w:p>
-      <w:pPr>
-        <w:spacing w:after="180"/>
-        <w:jc w:val="center"/>
-      </w:pPr>
-      <w:r>
-        <w:rPr>
-          <w:sz w:val="18"/>
-        </w:rPr>
-        <w:t>图 1  MyBatis 读写响应分布与时间趋势，10 秒升压、1 次循环。</w:t>
-      </w:r>
-    </w:p>
-    <w:p>
-      <w:r>
-        <w:t>1000 线程示例中，读取平均响应为 3.36 ms、P95 为 4.00 ms；写入分别为 55.98 ms 和 364.45 ms。写入存在更长的慢请求尾部，仅看平均值会低估部分请求的等待时间。图示用于解释单轮形态，整体判断仍以三轮统计为依据。</w:t>
-      </w:r>
-    </w:p>
-    <w:p>
-      <w:r>
-        <w:br w:type="page"/>
-      </w:r>
-    </w:p>
-    <w:p>
-      <w:pPr>
-        <w:pStyle w:val="Heading1"/>
-      </w:pPr>
-      <w:r>
-        <w:t>2.5 扩展读取结果</w:t>
-      </w:r>
-    </w:p>
-    <w:p>
-      <w:r>
-        <w:t>读取采用 10 秒升压、2 次循环，共 30 组、66000 次请求。表中响应时间和“≤40 ms 比例”为三轮均值，比例范围保留轮间波动；达标要求三轮均达到 80%。</w:t>
-      </w:r>
-    </w:p>
-    <w:tbl>
-      <w:tblPr>
-        <w:tblW w:type="auto" w:w="0"/>
-        <w:jc w:val="center"/>
-        <w:tblLayout w:type="fixed"/>
-        <w:tblLook w:firstColumn="1" w:firstRow="1" w:lastColumn="0" w:lastRow="0" w:noHBand="0" w:noVBand="1" w:val="04A0"/>
-        <w:tblBorders>
-          <w:top w:val="single" w:sz="4" w:color="D9D9D9"/>
-          <w:left w:val="single" w:sz="4" w:color="D9D9D9"/>
-          <w:bottom w:val="single" w:sz="4" w:color="D9D9D9"/>
-          <w:right w:val="single" w:sz="4" w:color="D9D9D9"/>
-          <w:insideH w:val="single" w:sz="4" w:color="D9D9D9"/>
-          <w:insideV w:val="single" w:sz="4" w:color="D9D9D9"/>
-        </w:tblBorders>
-      </w:tblPr>
-      <w:tblGrid>
-        <w:gridCol w:w="792"/>
-        <w:gridCol w:w="1080"/>
-        <w:gridCol w:w="1152"/>
-        <w:gridCol w:w="1152"/>
-        <w:gridCol w:w="1440"/>
-        <w:gridCol w:w="2448"/>
-        <w:gridCol w:w="1584"/>
-      </w:tblGrid>
-      <w:tr>
-        <w:trPr>
-          <w:cantSplit/>
-          <w:tblHeader/>
-        </w:trPr>
-        <w:tc>
-          <w:tcPr>
-            <w:tcW w:type="dxa" w:w="792"/>
-            <w:vAlign w:val="center"/>
-            <w:shd w:fill="E5EBF1"/>
-            <w:tcMar>
-              <w:top w:w="80" w:type="dxa"/>
-              <w:left w:w="80" w:type="dxa"/>
-              <w:bottom w:w="80" w:type="dxa"/>
-              <w:right w:w="80" w:type="dxa"/>
-            </w:tcMar>
-          </w:tcPr>
-          <w:p>
-            <w:pPr>
-              <w:spacing w:after="20" w:line="259" w:lineRule="auto"/>
-              <w:jc w:val="left"/>
-            </w:pPr>
-            <w:r>
-              <w:rPr>
-                <w:b/>
-                <w:sz w:val="19"/>
-              </w:rPr>
-              <w:t>线程</w:t>
-            </w:r>
-          </w:p>
-        </w:tc>
-        <w:tc>
-          <w:tcPr>
-            <w:tcW w:type="dxa" w:w="1080"/>
-            <w:vAlign w:val="center"/>
-            <w:shd w:fill="E5EBF1"/>
-            <w:tcMar>
-              <w:top w:w="80" w:type="dxa"/>
-              <w:left w:w="80" w:type="dxa"/>
-              <w:bottom w:w="80" w:type="dxa"/>
-              <w:right w:w="80" w:type="dxa"/>
-            </w:tcMar>
-          </w:tcPr>
-          <w:p>
-            <w:pPr>
-              <w:spacing w:after="20" w:line="259" w:lineRule="auto"/>
-              <w:jc w:val="center"/>
-            </w:pPr>
-            <w:r>
-              <w:rPr>
-                <w:b/>
-                <w:sz w:val="19"/>
-              </w:rPr>
-              <w:t>实现</w:t>
-            </w:r>
-          </w:p>
-        </w:tc>
-        <w:tc>
-          <w:tcPr>
-            <w:tcW w:type="dxa" w:w="1152"/>
-            <w:vAlign w:val="center"/>
-            <w:shd w:fill="E5EBF1"/>
-            <w:tcMar>
-              <w:top w:w="80" w:type="dxa"/>
-              <w:left w:w="80" w:type="dxa"/>
-              <w:bottom w:w="80" w:type="dxa"/>
-              <w:right w:w="80" w:type="dxa"/>
-            </w:tcMar>
-          </w:tcPr>
-          <w:p>
-            <w:pPr>
-              <w:spacing w:after="20" w:line="259" w:lineRule="auto"/>
-              <w:jc w:val="center"/>
-            </w:pPr>
-            <w:r>
-              <w:rPr>
-                <w:b/>
-                <w:sz w:val="19"/>
-              </w:rPr>
-              <w:t>均值 ms</w:t>
-            </w:r>
-          </w:p>
-        </w:tc>
-        <w:tc>
-          <w:tcPr>
-            <w:tcW w:type="dxa" w:w="1152"/>
-            <w:vAlign w:val="center"/>
-            <w:shd w:fill="E5EBF1"/>
-            <w:tcMar>
-              <w:top w:w="80" w:type="dxa"/>
-              <w:left w:w="80" w:type="dxa"/>
-              <w:bottom w:w="80" w:type="dxa"/>
-              <w:right w:w="80" w:type="dxa"/>
-            </w:tcMar>
-          </w:tcPr>
-          <w:p>
-            <w:pPr>
-              <w:spacing w:after="20" w:line="259" w:lineRule="auto"/>
-              <w:jc w:val="center"/>
-            </w:pPr>
-            <w:r>
-              <w:rPr>
-                <w:b/>
-                <w:sz w:val="19"/>
-              </w:rPr>
-              <w:t>P95 ms</w:t>
-            </w:r>
-          </w:p>
-        </w:tc>
-        <w:tc>
-          <w:tcPr>
-            <w:tcW w:type="dxa" w:w="1440"/>
-            <w:vAlign w:val="center"/>
-            <w:shd w:fill="E5EBF1"/>
-            <w:tcMar>
-              <w:top w:w="80" w:type="dxa"/>
-              <w:left w:w="80" w:type="dxa"/>
-              <w:bottom w:w="80" w:type="dxa"/>
-              <w:right w:w="80" w:type="dxa"/>
-            </w:tcMar>
-          </w:tcPr>
-          <w:p>
-            <w:pPr>
-              <w:spacing w:after="20" w:line="259" w:lineRule="auto"/>
-              <w:jc w:val="center"/>
-            </w:pPr>
-            <w:r>
-              <w:rPr>
-                <w:b/>
-                <w:sz w:val="19"/>
-              </w:rPr>
-              <w:t>≤40 ms比例</w:t>
-            </w:r>
-          </w:p>
-        </w:tc>
-        <w:tc>
-          <w:tcPr>
-            <w:tcW w:type="dxa" w:w="2448"/>
-            <w:vAlign w:val="center"/>
-            <w:shd w:fill="E5EBF1"/>
-            <w:tcMar>
-              <w:top w:w="80" w:type="dxa"/>
-              <w:left w:w="80" w:type="dxa"/>
-              <w:bottom w:w="80" w:type="dxa"/>
-              <w:right w:w="80" w:type="dxa"/>
-            </w:tcMar>
-          </w:tcPr>
-          <w:p>
-            <w:pPr>
-              <w:spacing w:after="20" w:line="259" w:lineRule="auto"/>
-              <w:jc w:val="center"/>
-            </w:pPr>
-            <w:r>
-              <w:rPr>
-                <w:b/>
-                <w:sz w:val="19"/>
-              </w:rPr>
-              <w:t>三轮比例范围</w:t>
-            </w:r>
-          </w:p>
-        </w:tc>
-        <w:tc>
-          <w:tcPr>
-            <w:tcW w:type="dxa" w:w="1584"/>
-            <w:vAlign w:val="center"/>
-            <w:shd w:fill="E5EBF1"/>
-            <w:tcMar>
-              <w:top w:w="80" w:type="dxa"/>
-              <w:left w:w="80" w:type="dxa"/>
-              <w:bottom w:w="80" w:type="dxa"/>
-              <w:right w:w="80" w:type="dxa"/>
-            </w:tcMar>
-          </w:tcPr>
-          <w:p>
-            <w:pPr>
-              <w:spacing w:after="20" w:line="259" w:lineRule="auto"/>
-              <w:jc w:val="center"/>
-            </w:pPr>
-            <w:r>
-              <w:rPr>
-                <w:b/>
-                <w:sz w:val="19"/>
-              </w:rPr>
-              <w:t>三轮达标</w:t>
-            </w:r>
-          </w:p>
-        </w:tc>
-      </w:tr>
-      <w:tr>
-        <w:trPr>
-          <w:cantSplit/>
-        </w:trPr>
-        <w:tc>
-          <w:tcPr>
-            <w:tcW w:type="dxa" w:w="792"/>
-            <w:vAlign w:val="center"/>
-            <w:shd w:fill="FFFFFF"/>
-            <w:tcMar>
-              <w:top w:w="80" w:type="dxa"/>
-              <w:left w:w="80" w:type="dxa"/>
-              <w:bottom w:w="80" w:type="dxa"/>
-              <w:right w:w="80" w:type="dxa"/>
-            </w:tcMar>
-          </w:tcPr>
-          <w:p>
-            <w:pPr>
-              <w:spacing w:after="20" w:line="259" w:lineRule="auto"/>
-              <w:jc w:val="left"/>
-            </w:pPr>
-            <w:r>
-              <w:rPr>
-                <w:b w:val="0"/>
-                <w:sz w:val="19"/>
-              </w:rPr>
-              <w:t>1000</w:t>
-            </w:r>
-          </w:p>
-        </w:tc>
-        <w:tc>
-          <w:tcPr>
-            <w:tcW w:type="dxa" w:w="1080"/>
-            <w:vAlign w:val="center"/>
-            <w:shd w:fill="FFFFFF"/>
-            <w:tcMar>
-              <w:top w:w="80" w:type="dxa"/>
-              <w:left w:w="80" w:type="dxa"/>
-              <w:bottom w:w="80" w:type="dxa"/>
-              <w:right w:w="80" w:type="dxa"/>
-            </w:tcMar>
-          </w:tcPr>
-          <w:p>
-            <w:pPr>
-              <w:spacing w:after="20" w:line="259" w:lineRule="auto"/>
-              <w:jc w:val="center"/>
-            </w:pPr>
-            <w:r>
-              <w:rPr>
-                <w:b w:val="0"/>
-                <w:sz w:val="19"/>
-              </w:rPr>
-              <w:t>JPA</w:t>
-            </w:r>
-          </w:p>
-        </w:tc>
-        <w:tc>
-          <w:tcPr>
-            <w:tcW w:type="dxa" w:w="1152"/>
-            <w:vAlign w:val="center"/>
-            <w:shd w:fill="FFFFFF"/>
-            <w:tcMar>
-              <w:top w:w="80" w:type="dxa"/>
-              <w:left w:w="80" w:type="dxa"/>
-              <w:bottom w:w="80" w:type="dxa"/>
-              <w:right w:w="80" w:type="dxa"/>
-            </w:tcMar>
-          </w:tcPr>
-          <w:p>
-            <w:pPr>
-              <w:spacing w:after="20" w:line="259" w:lineRule="auto"/>
-              <w:jc w:val="center"/>
-            </w:pPr>
-            <w:r>
-              <w:rPr>
-                <w:b w:val="0"/>
-                <w:sz w:val="19"/>
-              </w:rPr>
-              <w:t>4.81</w:t>
-            </w:r>
-          </w:p>
-        </w:tc>
-        <w:tc>
-          <w:tcPr>
-            <w:tcW w:type="dxa" w:w="1152"/>
-            <w:vAlign w:val="center"/>
-            <w:shd w:fill="FFFFFF"/>
-            <w:tcMar>
-              <w:top w:w="80" w:type="dxa"/>
-              <w:left w:w="80" w:type="dxa"/>
-              <w:bottom w:w="80" w:type="dxa"/>
-              <w:right w:w="80" w:type="dxa"/>
-            </w:tcMar>
-          </w:tcPr>
-          <w:p>
-            <w:pPr>
-              <w:spacing w:after="20" w:line="259" w:lineRule="auto"/>
-              <w:jc w:val="center"/>
-            </w:pPr>
-            <w:r>
-              <w:rPr>
-                <w:b w:val="0"/>
-                <w:sz w:val="19"/>
-              </w:rPr>
-              <w:t>16.68</w:t>
-            </w:r>
-          </w:p>
-        </w:tc>
-        <w:tc>
-          <w:tcPr>
-            <w:tcW w:type="dxa" w:w="1440"/>
-            <w:vAlign w:val="center"/>
-            <w:shd w:fill="FFFFFF"/>
-            <w:tcMar>
-              <w:top w:w="80" w:type="dxa"/>
-              <w:left w:w="80" w:type="dxa"/>
-              <w:bottom w:w="80" w:type="dxa"/>
-              <w:right w:w="80" w:type="dxa"/>
-            </w:tcMar>
-          </w:tcPr>
-          <w:p>
-            <w:pPr>
-              <w:spacing w:after="20" w:line="259" w:lineRule="auto"/>
-              <w:jc w:val="center"/>
-            </w:pPr>
-            <w:r>
-              <w:rPr>
-                <w:b w:val="0"/>
-                <w:sz w:val="19"/>
-              </w:rPr>
-              <w:t>98.1%</w:t>
-            </w:r>
-          </w:p>
-        </w:tc>
-        <w:tc>
-          <w:tcPr>
-            <w:tcW w:type="dxa" w:w="2448"/>
-            <w:vAlign w:val="center"/>
-            <w:shd w:fill="FFFFFF"/>
-            <w:tcMar>
-              <w:top w:w="80" w:type="dxa"/>
-              <w:left w:w="80" w:type="dxa"/>
-              <w:bottom w:w="80" w:type="dxa"/>
-              <w:right w:w="80" w:type="dxa"/>
-            </w:tcMar>
-          </w:tcPr>
-          <w:p>
-            <w:pPr>
-              <w:spacing w:after="20" w:line="259" w:lineRule="auto"/>
-              <w:jc w:val="center"/>
-            </w:pPr>
-            <w:r>
-              <w:rPr>
-                <w:b w:val="0"/>
-                <w:sz w:val="19"/>
-              </w:rPr>
-              <w:t>94.8–99.8%</w:t>
-            </w:r>
-          </w:p>
-        </w:tc>
-        <w:tc>
-          <w:tcPr>
-            <w:tcW w:type="dxa" w:w="1584"/>
-            <w:vAlign w:val="center"/>
-            <w:shd w:fill="FFFFFF"/>
-            <w:tcMar>
-              <w:top w:w="80" w:type="dxa"/>
-              <w:left w:w="80" w:type="dxa"/>
-              <w:bottom w:w="80" w:type="dxa"/>
-              <w:right w:w="80" w:type="dxa"/>
-            </w:tcMar>
-          </w:tcPr>
-          <w:p>
-            <w:pPr>
-              <w:spacing w:after="20" w:line="259" w:lineRule="auto"/>
-              <w:jc w:val="center"/>
-            </w:pPr>
-            <w:r>
-              <w:rPr>
-                <w:b w:val="0"/>
-                <w:sz w:val="19"/>
-              </w:rPr>
-              <w:t>是</w:t>
-            </w:r>
-          </w:p>
-        </w:tc>
-      </w:tr>
-      <w:tr>
-        <w:trPr>
-          <w:cantSplit/>
-        </w:trPr>
-        <w:tc>
-          <w:tcPr>
-            <w:tcW w:type="dxa" w:w="792"/>
-            <w:vAlign w:val="center"/>
-            <w:shd w:fill="F7F9FB"/>
-            <w:tcMar>
-              <w:top w:w="80" w:type="dxa"/>
-              <w:left w:w="80" w:type="dxa"/>
-              <w:bottom w:w="80" w:type="dxa"/>
-              <w:right w:w="80" w:type="dxa"/>
-            </w:tcMar>
-          </w:tcPr>
-          <w:p>
-            <w:pPr>
-              <w:spacing w:after="20" w:line="259" w:lineRule="auto"/>
-              <w:jc w:val="left"/>
-            </w:pPr>
-            <w:r>
-              <w:rPr>
-                <w:b w:val="0"/>
-                <w:sz w:val="19"/>
-              </w:rPr>
-              <w:t>1000</w:t>
-            </w:r>
-          </w:p>
-        </w:tc>
-        <w:tc>
-          <w:tcPr>
-            <w:tcW w:type="dxa" w:w="1080"/>
-            <w:vAlign w:val="center"/>
-            <w:shd w:fill="F7F9FB"/>
-            <w:tcMar>
-              <w:top w:w="80" w:type="dxa"/>
-              <w:left w:w="80" w:type="dxa"/>
-              <w:bottom w:w="80" w:type="dxa"/>
-              <w:right w:w="80" w:type="dxa"/>
-            </w:tcMar>
-          </w:tcPr>
-          <w:p>
-            <w:pPr>
-              <w:spacing w:after="20" w:line="259" w:lineRule="auto"/>
-              <w:jc w:val="center"/>
-            </w:pPr>
-            <w:r>
-              <w:rPr>
-                <w:b w:val="0"/>
-                <w:sz w:val="19"/>
-              </w:rPr>
-              <w:t>MyBatis</w:t>
-            </w:r>
-          </w:p>
-        </w:tc>
-        <w:tc>
-          <w:tcPr>
-            <w:tcW w:type="dxa" w:w="1152"/>
-            <w:vAlign w:val="center"/>
-            <w:shd w:fill="F7F9FB"/>
-            <w:tcMar>
-              <w:top w:w="80" w:type="dxa"/>
-              <w:left w:w="80" w:type="dxa"/>
-              <w:bottom w:w="80" w:type="dxa"/>
-              <w:right w:w="80" w:type="dxa"/>
-            </w:tcMar>
-          </w:tcPr>
-          <w:p>
-            <w:pPr>
-              <w:spacing w:after="20" w:line="259" w:lineRule="auto"/>
-              <w:jc w:val="center"/>
-            </w:pPr>
-            <w:r>
-              <w:rPr>
-                <w:b w:val="0"/>
-                <w:sz w:val="19"/>
-              </w:rPr>
-              <w:t>2.84</w:t>
-            </w:r>
-          </w:p>
-        </w:tc>
-        <w:tc>
-          <w:tcPr>
-            <w:tcW w:type="dxa" w:w="1152"/>
-            <w:vAlign w:val="center"/>
-            <w:shd w:fill="F7F9FB"/>
-            <w:tcMar>
-              <w:top w:w="80" w:type="dxa"/>
-              <w:left w:w="80" w:type="dxa"/>
-              <w:bottom w:w="80" w:type="dxa"/>
-              <w:right w:w="80" w:type="dxa"/>
-            </w:tcMar>
-          </w:tcPr>
-          <w:p>
-            <w:pPr>
-              <w:spacing w:after="20" w:line="259" w:lineRule="auto"/>
-              <w:jc w:val="center"/>
-            </w:pPr>
-            <w:r>
-              <w:rPr>
-                <w:b w:val="0"/>
-                <w:sz w:val="19"/>
-              </w:rPr>
-              <w:t>4.33</w:t>
-            </w:r>
-          </w:p>
-        </w:tc>
-        <w:tc>
-          <w:tcPr>
-            <w:tcW w:type="dxa" w:w="1440"/>
-            <w:vAlign w:val="center"/>
-            <w:shd w:fill="F7F9FB"/>
-            <w:tcMar>
-              <w:top w:w="80" w:type="dxa"/>
-              <w:left w:w="80" w:type="dxa"/>
-              <w:bottom w:w="80" w:type="dxa"/>
-              <w:right w:w="80" w:type="dxa"/>
-            </w:tcMar>
-          </w:tcPr>
-          <w:p>
-            <w:pPr>
-              <w:spacing w:after="20" w:line="259" w:lineRule="auto"/>
-              <w:jc w:val="center"/>
-            </w:pPr>
-            <w:r>
-              <w:rPr>
-                <w:b w:val="0"/>
-                <w:sz w:val="19"/>
-              </w:rPr>
-              <w:t>99.2%</w:t>
-            </w:r>
-          </w:p>
-        </w:tc>
-        <w:tc>
-          <w:tcPr>
-            <w:tcW w:type="dxa" w:w="2448"/>
-            <w:vAlign w:val="center"/>
-            <w:shd w:fill="F7F9FB"/>
-            <w:tcMar>
-              <w:top w:w="80" w:type="dxa"/>
-              <w:left w:w="80" w:type="dxa"/>
-              <w:bottom w:w="80" w:type="dxa"/>
-              <w:right w:w="80" w:type="dxa"/>
-            </w:tcMar>
-          </w:tcPr>
-          <w:p>
-            <w:pPr>
-              <w:spacing w:after="20" w:line="259" w:lineRule="auto"/>
-              <w:jc w:val="center"/>
-            </w:pPr>
-            <w:r>
-              <w:rPr>
-                <w:b w:val="0"/>
-                <w:sz w:val="19"/>
-              </w:rPr>
-              <w:t>98.6–100.0%</w:t>
+              <w:t>4.00</w:t>
             </w:r>
           </w:p>
         </w:tc>
@@ -4154,1483 +3045,13 @@
                 <w:b w:val="0"/>
                 <w:sz w:val="19"/>
               </w:rPr>
-              <w:t>是</w:t>
-            </w:r>
-          </w:p>
-        </w:tc>
-      </w:tr>
-      <w:tr>
-        <w:trPr>
-          <w:cantSplit/>
-        </w:trPr>
-        <w:tc>
-          <w:tcPr>
-            <w:tcW w:type="dxa" w:w="792"/>
-            <w:vAlign w:val="center"/>
-            <w:shd w:fill="FFFFFF"/>
-            <w:tcMar>
-              <w:top w:w="80" w:type="dxa"/>
-              <w:left w:w="80" w:type="dxa"/>
-              <w:bottom w:w="80" w:type="dxa"/>
-              <w:right w:w="80" w:type="dxa"/>
-            </w:tcMar>
-          </w:tcPr>
-          <w:p>
-            <w:pPr>
-              <w:spacing w:after="20" w:line="259" w:lineRule="auto"/>
-              <w:jc w:val="left"/>
-            </w:pPr>
-            <w:r>
-              <w:rPr>
-                <w:b w:val="0"/>
-                <w:sz w:val="19"/>
-              </w:rPr>
-              <w:t>1050</w:t>
+              <w:t>99.54%</w:t>
             </w:r>
           </w:p>
         </w:tc>
         <w:tc>
           <w:tcPr>
             <w:tcW w:type="dxa" w:w="1080"/>
-            <w:vAlign w:val="center"/>
-            <w:shd w:fill="FFFFFF"/>
-            <w:tcMar>
-              <w:top w:w="80" w:type="dxa"/>
-              <w:left w:w="80" w:type="dxa"/>
-              <w:bottom w:w="80" w:type="dxa"/>
-              <w:right w:w="80" w:type="dxa"/>
-            </w:tcMar>
-          </w:tcPr>
-          <w:p>
-            <w:pPr>
-              <w:spacing w:after="20" w:line="259" w:lineRule="auto"/>
-              <w:jc w:val="center"/>
-            </w:pPr>
-            <w:r>
-              <w:rPr>
-                <w:b w:val="0"/>
-                <w:sz w:val="19"/>
-              </w:rPr>
-              <w:t>JPA</w:t>
-            </w:r>
-          </w:p>
-        </w:tc>
-        <w:tc>
-          <w:tcPr>
-            <w:tcW w:type="dxa" w:w="1152"/>
-            <w:vAlign w:val="center"/>
-            <w:shd w:fill="FFFFFF"/>
-            <w:tcMar>
-              <w:top w:w="80" w:type="dxa"/>
-              <w:left w:w="80" w:type="dxa"/>
-              <w:bottom w:w="80" w:type="dxa"/>
-              <w:right w:w="80" w:type="dxa"/>
-            </w:tcMar>
-          </w:tcPr>
-          <w:p>
-            <w:pPr>
-              <w:spacing w:after="20" w:line="259" w:lineRule="auto"/>
-              <w:jc w:val="center"/>
-            </w:pPr>
-            <w:r>
-              <w:rPr>
-                <w:b w:val="0"/>
-                <w:sz w:val="19"/>
-              </w:rPr>
-              <w:t>3.18</w:t>
-            </w:r>
-          </w:p>
-        </w:tc>
-        <w:tc>
-          <w:tcPr>
-            <w:tcW w:type="dxa" w:w="1152"/>
-            <w:vAlign w:val="center"/>
-            <w:shd w:fill="FFFFFF"/>
-            <w:tcMar>
-              <w:top w:w="80" w:type="dxa"/>
-              <w:left w:w="80" w:type="dxa"/>
-              <w:bottom w:w="80" w:type="dxa"/>
-              <w:right w:w="80" w:type="dxa"/>
-            </w:tcMar>
-          </w:tcPr>
-          <w:p>
-            <w:pPr>
-              <w:spacing w:after="20" w:line="259" w:lineRule="auto"/>
-              <w:jc w:val="center"/>
-            </w:pPr>
-            <w:r>
-              <w:rPr>
-                <w:b w:val="0"/>
-                <w:sz w:val="19"/>
-              </w:rPr>
-              <w:t>5.02</w:t>
-            </w:r>
-          </w:p>
-        </w:tc>
-        <w:tc>
-          <w:tcPr>
-            <w:tcW w:type="dxa" w:w="1440"/>
-            <w:vAlign w:val="center"/>
-            <w:shd w:fill="FFFFFF"/>
-            <w:tcMar>
-              <w:top w:w="80" w:type="dxa"/>
-              <w:left w:w="80" w:type="dxa"/>
-              <w:bottom w:w="80" w:type="dxa"/>
-              <w:right w:w="80" w:type="dxa"/>
-            </w:tcMar>
-          </w:tcPr>
-          <w:p>
-            <w:pPr>
-              <w:spacing w:after="20" w:line="259" w:lineRule="auto"/>
-              <w:jc w:val="center"/>
-            </w:pPr>
-            <w:r>
-              <w:rPr>
-                <w:b w:val="0"/>
-                <w:sz w:val="19"/>
-              </w:rPr>
-              <w:t>99.0%</w:t>
-            </w:r>
-          </w:p>
-        </w:tc>
-        <w:tc>
-          <w:tcPr>
-            <w:tcW w:type="dxa" w:w="2448"/>
-            <w:vAlign w:val="center"/>
-            <w:shd w:fill="FFFFFF"/>
-            <w:tcMar>
-              <w:top w:w="80" w:type="dxa"/>
-              <w:left w:w="80" w:type="dxa"/>
-              <w:bottom w:w="80" w:type="dxa"/>
-              <w:right w:w="80" w:type="dxa"/>
-            </w:tcMar>
-          </w:tcPr>
-          <w:p>
-            <w:pPr>
-              <w:spacing w:after="20" w:line="259" w:lineRule="auto"/>
-              <w:jc w:val="center"/>
-            </w:pPr>
-            <w:r>
-              <w:rPr>
-                <w:b w:val="0"/>
-                <w:sz w:val="19"/>
-              </w:rPr>
-              <w:t>97.5–100.0%</w:t>
-            </w:r>
-          </w:p>
-        </w:tc>
-        <w:tc>
-          <w:tcPr>
-            <w:tcW w:type="dxa" w:w="1584"/>
-            <w:vAlign w:val="center"/>
-            <w:shd w:fill="FFFFFF"/>
-            <w:tcMar>
-              <w:top w:w="80" w:type="dxa"/>
-              <w:left w:w="80" w:type="dxa"/>
-              <w:bottom w:w="80" w:type="dxa"/>
-              <w:right w:w="80" w:type="dxa"/>
-            </w:tcMar>
-          </w:tcPr>
-          <w:p>
-            <w:pPr>
-              <w:spacing w:after="20" w:line="259" w:lineRule="auto"/>
-              <w:jc w:val="center"/>
-            </w:pPr>
-            <w:r>
-              <w:rPr>
-                <w:b w:val="0"/>
-                <w:sz w:val="19"/>
-              </w:rPr>
-              <w:t>是</w:t>
-            </w:r>
-          </w:p>
-        </w:tc>
-      </w:tr>
-      <w:tr>
-        <w:trPr>
-          <w:cantSplit/>
-        </w:trPr>
-        <w:tc>
-          <w:tcPr>
-            <w:tcW w:type="dxa" w:w="792"/>
-            <w:vAlign w:val="center"/>
-            <w:shd w:fill="F7F9FB"/>
-            <w:tcMar>
-              <w:top w:w="80" w:type="dxa"/>
-              <w:left w:w="80" w:type="dxa"/>
-              <w:bottom w:w="80" w:type="dxa"/>
-              <w:right w:w="80" w:type="dxa"/>
-            </w:tcMar>
-          </w:tcPr>
-          <w:p>
-            <w:pPr>
-              <w:spacing w:after="20" w:line="259" w:lineRule="auto"/>
-              <w:jc w:val="left"/>
-            </w:pPr>
-            <w:r>
-              <w:rPr>
-                <w:b w:val="0"/>
-                <w:sz w:val="19"/>
-              </w:rPr>
-              <w:t>1050</w:t>
-            </w:r>
-          </w:p>
-        </w:tc>
-        <w:tc>
-          <w:tcPr>
-            <w:tcW w:type="dxa" w:w="1080"/>
-            <w:vAlign w:val="center"/>
-            <w:shd w:fill="F7F9FB"/>
-            <w:tcMar>
-              <w:top w:w="80" w:type="dxa"/>
-              <w:left w:w="80" w:type="dxa"/>
-              <w:bottom w:w="80" w:type="dxa"/>
-              <w:right w:w="80" w:type="dxa"/>
-            </w:tcMar>
-          </w:tcPr>
-          <w:p>
-            <w:pPr>
-              <w:spacing w:after="20" w:line="259" w:lineRule="auto"/>
-              <w:jc w:val="center"/>
-            </w:pPr>
-            <w:r>
-              <w:rPr>
-                <w:b w:val="0"/>
-                <w:sz w:val="19"/>
-              </w:rPr>
-              <w:t>MyBatis</w:t>
-            </w:r>
-          </w:p>
-        </w:tc>
-        <w:tc>
-          <w:tcPr>
-            <w:tcW w:type="dxa" w:w="1152"/>
-            <w:vAlign w:val="center"/>
-            <w:shd w:fill="F7F9FB"/>
-            <w:tcMar>
-              <w:top w:w="80" w:type="dxa"/>
-              <w:left w:w="80" w:type="dxa"/>
-              <w:bottom w:w="80" w:type="dxa"/>
-              <w:right w:w="80" w:type="dxa"/>
-            </w:tcMar>
-          </w:tcPr>
-          <w:p>
-            <w:pPr>
-              <w:spacing w:after="20" w:line="259" w:lineRule="auto"/>
-              <w:jc w:val="center"/>
-            </w:pPr>
-            <w:r>
-              <w:rPr>
-                <w:b w:val="0"/>
-                <w:sz w:val="19"/>
-              </w:rPr>
-              <w:t>2.12</w:t>
-            </w:r>
-          </w:p>
-        </w:tc>
-        <w:tc>
-          <w:tcPr>
-            <w:tcW w:type="dxa" w:w="1152"/>
-            <w:vAlign w:val="center"/>
-            <w:shd w:fill="F7F9FB"/>
-            <w:tcMar>
-              <w:top w:w="80" w:type="dxa"/>
-              <w:left w:w="80" w:type="dxa"/>
-              <w:bottom w:w="80" w:type="dxa"/>
-              <w:right w:w="80" w:type="dxa"/>
-            </w:tcMar>
-          </w:tcPr>
-          <w:p>
-            <w:pPr>
-              <w:spacing w:after="20" w:line="259" w:lineRule="auto"/>
-              <w:jc w:val="center"/>
-            </w:pPr>
-            <w:r>
-              <w:rPr>
-                <w:b w:val="0"/>
-                <w:sz w:val="19"/>
-              </w:rPr>
-              <w:t>2.67</w:t>
-            </w:r>
-          </w:p>
-        </w:tc>
-        <w:tc>
-          <w:tcPr>
-            <w:tcW w:type="dxa" w:w="1440"/>
-            <w:vAlign w:val="center"/>
-            <w:shd w:fill="F7F9FB"/>
-            <w:tcMar>
-              <w:top w:w="80" w:type="dxa"/>
-              <w:left w:w="80" w:type="dxa"/>
-              <w:bottom w:w="80" w:type="dxa"/>
-              <w:right w:w="80" w:type="dxa"/>
-            </w:tcMar>
-          </w:tcPr>
-          <w:p>
-            <w:pPr>
-              <w:spacing w:after="20" w:line="259" w:lineRule="auto"/>
-              <w:jc w:val="center"/>
-            </w:pPr>
-            <w:r>
-              <w:rPr>
-                <w:b w:val="0"/>
-                <w:sz w:val="19"/>
-              </w:rPr>
-              <w:t>99.9%</w:t>
-            </w:r>
-          </w:p>
-        </w:tc>
-        <w:tc>
-          <w:tcPr>
-            <w:tcW w:type="dxa" w:w="2448"/>
-            <w:vAlign w:val="center"/>
-            <w:shd w:fill="F7F9FB"/>
-            <w:tcMar>
-              <w:top w:w="80" w:type="dxa"/>
-              <w:left w:w="80" w:type="dxa"/>
-              <w:bottom w:w="80" w:type="dxa"/>
-              <w:right w:w="80" w:type="dxa"/>
-            </w:tcMar>
-          </w:tcPr>
-          <w:p>
-            <w:pPr>
-              <w:spacing w:after="20" w:line="259" w:lineRule="auto"/>
-              <w:jc w:val="center"/>
-            </w:pPr>
-            <w:r>
-              <w:rPr>
-                <w:b w:val="0"/>
-                <w:sz w:val="19"/>
-              </w:rPr>
-              <w:t>99.7–100.0%</w:t>
-            </w:r>
-          </w:p>
-        </w:tc>
-        <w:tc>
-          <w:tcPr>
-            <w:tcW w:type="dxa" w:w="1584"/>
-            <w:vAlign w:val="center"/>
-            <w:shd w:fill="F7F9FB"/>
-            <w:tcMar>
-              <w:top w:w="80" w:type="dxa"/>
-              <w:left w:w="80" w:type="dxa"/>
-              <w:bottom w:w="80" w:type="dxa"/>
-              <w:right w:w="80" w:type="dxa"/>
-            </w:tcMar>
-          </w:tcPr>
-          <w:p>
-            <w:pPr>
-              <w:spacing w:after="20" w:line="259" w:lineRule="auto"/>
-              <w:jc w:val="center"/>
-            </w:pPr>
-            <w:r>
-              <w:rPr>
-                <w:b w:val="0"/>
-                <w:sz w:val="19"/>
-              </w:rPr>
-              <w:t>是</w:t>
-            </w:r>
-          </w:p>
-        </w:tc>
-      </w:tr>
-      <w:tr>
-        <w:trPr>
-          <w:cantSplit/>
-        </w:trPr>
-        <w:tc>
-          <w:tcPr>
-            <w:tcW w:type="dxa" w:w="792"/>
-            <w:vAlign w:val="center"/>
-            <w:shd w:fill="FFFFFF"/>
-            <w:tcMar>
-              <w:top w:w="80" w:type="dxa"/>
-              <w:left w:w="80" w:type="dxa"/>
-              <w:bottom w:w="80" w:type="dxa"/>
-              <w:right w:w="80" w:type="dxa"/>
-            </w:tcMar>
-          </w:tcPr>
-          <w:p>
-            <w:pPr>
-              <w:spacing w:after="20" w:line="259" w:lineRule="auto"/>
-              <w:jc w:val="left"/>
-            </w:pPr>
-            <w:r>
-              <w:rPr>
-                <w:b w:val="0"/>
-                <w:sz w:val="19"/>
-              </w:rPr>
-              <w:t>1100</w:t>
-            </w:r>
-          </w:p>
-        </w:tc>
-        <w:tc>
-          <w:tcPr>
-            <w:tcW w:type="dxa" w:w="1080"/>
-            <w:vAlign w:val="center"/>
-            <w:shd w:fill="FFFFFF"/>
-            <w:tcMar>
-              <w:top w:w="80" w:type="dxa"/>
-              <w:left w:w="80" w:type="dxa"/>
-              <w:bottom w:w="80" w:type="dxa"/>
-              <w:right w:w="80" w:type="dxa"/>
-            </w:tcMar>
-          </w:tcPr>
-          <w:p>
-            <w:pPr>
-              <w:spacing w:after="20" w:line="259" w:lineRule="auto"/>
-              <w:jc w:val="center"/>
-            </w:pPr>
-            <w:r>
-              <w:rPr>
-                <w:b w:val="0"/>
-                <w:sz w:val="19"/>
-              </w:rPr>
-              <w:t>JPA</w:t>
-            </w:r>
-          </w:p>
-        </w:tc>
-        <w:tc>
-          <w:tcPr>
-            <w:tcW w:type="dxa" w:w="1152"/>
-            <w:vAlign w:val="center"/>
-            <w:shd w:fill="FFFFFF"/>
-            <w:tcMar>
-              <w:top w:w="80" w:type="dxa"/>
-              <w:left w:w="80" w:type="dxa"/>
-              <w:bottom w:w="80" w:type="dxa"/>
-              <w:right w:w="80" w:type="dxa"/>
-            </w:tcMar>
-          </w:tcPr>
-          <w:p>
-            <w:pPr>
-              <w:spacing w:after="20" w:line="259" w:lineRule="auto"/>
-              <w:jc w:val="center"/>
-            </w:pPr>
-            <w:r>
-              <w:rPr>
-                <w:b w:val="0"/>
-                <w:sz w:val="19"/>
-              </w:rPr>
-              <w:t>34.49</w:t>
-            </w:r>
-          </w:p>
-        </w:tc>
-        <w:tc>
-          <w:tcPr>
-            <w:tcW w:type="dxa" w:w="1152"/>
-            <w:vAlign w:val="center"/>
-            <w:shd w:fill="FFFFFF"/>
-            <w:tcMar>
-              <w:top w:w="80" w:type="dxa"/>
-              <w:left w:w="80" w:type="dxa"/>
-              <w:bottom w:w="80" w:type="dxa"/>
-              <w:right w:w="80" w:type="dxa"/>
-            </w:tcMar>
-          </w:tcPr>
-          <w:p>
-            <w:pPr>
-              <w:spacing w:after="20" w:line="259" w:lineRule="auto"/>
-              <w:jc w:val="center"/>
-            </w:pPr>
-            <w:r>
-              <w:rPr>
-                <w:b w:val="0"/>
-                <w:sz w:val="19"/>
-              </w:rPr>
-              <w:t>145.07</w:t>
-            </w:r>
-          </w:p>
-        </w:tc>
-        <w:tc>
-          <w:tcPr>
-            <w:tcW w:type="dxa" w:w="1440"/>
-            <w:vAlign w:val="center"/>
-            <w:shd w:fill="FFFFFF"/>
-            <w:tcMar>
-              <w:top w:w="80" w:type="dxa"/>
-              <w:left w:w="80" w:type="dxa"/>
-              <w:bottom w:w="80" w:type="dxa"/>
-              <w:right w:w="80" w:type="dxa"/>
-            </w:tcMar>
-          </w:tcPr>
-          <w:p>
-            <w:pPr>
-              <w:spacing w:after="20" w:line="259" w:lineRule="auto"/>
-              <w:jc w:val="center"/>
-            </w:pPr>
-            <w:r>
-              <w:rPr>
-                <w:b w:val="0"/>
-                <w:sz w:val="19"/>
-              </w:rPr>
-              <w:t>83.7%</w:t>
-            </w:r>
-          </w:p>
-        </w:tc>
-        <w:tc>
-          <w:tcPr>
-            <w:tcW w:type="dxa" w:w="2448"/>
-            <w:vAlign w:val="center"/>
-            <w:shd w:fill="FFFFFF"/>
-            <w:tcMar>
-              <w:top w:w="80" w:type="dxa"/>
-              <w:left w:w="80" w:type="dxa"/>
-              <w:bottom w:w="80" w:type="dxa"/>
-              <w:right w:w="80" w:type="dxa"/>
-            </w:tcMar>
-          </w:tcPr>
-          <w:p>
-            <w:pPr>
-              <w:spacing w:after="20" w:line="259" w:lineRule="auto"/>
-              <w:jc w:val="center"/>
-            </w:pPr>
-            <w:r>
-              <w:rPr>
-                <w:b w:val="0"/>
-                <w:sz w:val="19"/>
-              </w:rPr>
-              <w:t>58.0–99.4%</w:t>
-            </w:r>
-          </w:p>
-        </w:tc>
-        <w:tc>
-          <w:tcPr>
-            <w:tcW w:type="dxa" w:w="1584"/>
-            <w:vAlign w:val="center"/>
-            <w:shd w:fill="FFFFFF"/>
-            <w:tcMar>
-              <w:top w:w="80" w:type="dxa"/>
-              <w:left w:w="80" w:type="dxa"/>
-              <w:bottom w:w="80" w:type="dxa"/>
-              <w:right w:w="80" w:type="dxa"/>
-            </w:tcMar>
-          </w:tcPr>
-          <w:p>
-            <w:pPr>
-              <w:spacing w:after="20" w:line="259" w:lineRule="auto"/>
-              <w:jc w:val="center"/>
-            </w:pPr>
-            <w:r>
-              <w:rPr>
-                <w:b w:val="0"/>
-                <w:sz w:val="19"/>
-              </w:rPr>
-              <w:t>否</w:t>
-            </w:r>
-          </w:p>
-        </w:tc>
-      </w:tr>
-      <w:tr>
-        <w:trPr>
-          <w:cantSplit/>
-        </w:trPr>
-        <w:tc>
-          <w:tcPr>
-            <w:tcW w:type="dxa" w:w="792"/>
-            <w:vAlign w:val="center"/>
-            <w:shd w:fill="F7F9FB"/>
-            <w:tcMar>
-              <w:top w:w="80" w:type="dxa"/>
-              <w:left w:w="80" w:type="dxa"/>
-              <w:bottom w:w="80" w:type="dxa"/>
-              <w:right w:w="80" w:type="dxa"/>
-            </w:tcMar>
-          </w:tcPr>
-          <w:p>
-            <w:pPr>
-              <w:spacing w:after="20" w:line="259" w:lineRule="auto"/>
-              <w:jc w:val="left"/>
-            </w:pPr>
-            <w:r>
-              <w:rPr>
-                <w:b w:val="0"/>
-                <w:sz w:val="19"/>
-              </w:rPr>
-              <w:t>1100</w:t>
-            </w:r>
-          </w:p>
-        </w:tc>
-        <w:tc>
-          <w:tcPr>
-            <w:tcW w:type="dxa" w:w="1080"/>
-            <w:vAlign w:val="center"/>
-            <w:shd w:fill="F7F9FB"/>
-            <w:tcMar>
-              <w:top w:w="80" w:type="dxa"/>
-              <w:left w:w="80" w:type="dxa"/>
-              <w:bottom w:w="80" w:type="dxa"/>
-              <w:right w:w="80" w:type="dxa"/>
-            </w:tcMar>
-          </w:tcPr>
-          <w:p>
-            <w:pPr>
-              <w:spacing w:after="20" w:line="259" w:lineRule="auto"/>
-              <w:jc w:val="center"/>
-            </w:pPr>
-            <w:r>
-              <w:rPr>
-                <w:b w:val="0"/>
-                <w:sz w:val="19"/>
-              </w:rPr>
-              <w:t>MyBatis</w:t>
-            </w:r>
-          </w:p>
-        </w:tc>
-        <w:tc>
-          <w:tcPr>
-            <w:tcW w:type="dxa" w:w="1152"/>
-            <w:vAlign w:val="center"/>
-            <w:shd w:fill="F7F9FB"/>
-            <w:tcMar>
-              <w:top w:w="80" w:type="dxa"/>
-              <w:left w:w="80" w:type="dxa"/>
-              <w:bottom w:w="80" w:type="dxa"/>
-              <w:right w:w="80" w:type="dxa"/>
-            </w:tcMar>
-          </w:tcPr>
-          <w:p>
-            <w:pPr>
-              <w:spacing w:after="20" w:line="259" w:lineRule="auto"/>
-              <w:jc w:val="center"/>
-            </w:pPr>
-            <w:r>
-              <w:rPr>
-                <w:b w:val="0"/>
-                <w:sz w:val="19"/>
-              </w:rPr>
-              <w:t>12.16</w:t>
-            </w:r>
-          </w:p>
-        </w:tc>
-        <w:tc>
-          <w:tcPr>
-            <w:tcW w:type="dxa" w:w="1152"/>
-            <w:vAlign w:val="center"/>
-            <w:shd w:fill="F7F9FB"/>
-            <w:tcMar>
-              <w:top w:w="80" w:type="dxa"/>
-              <w:left w:w="80" w:type="dxa"/>
-              <w:bottom w:w="80" w:type="dxa"/>
-              <w:right w:w="80" w:type="dxa"/>
-            </w:tcMar>
-          </w:tcPr>
-          <w:p>
-            <w:pPr>
-              <w:spacing w:after="20" w:line="259" w:lineRule="auto"/>
-              <w:jc w:val="center"/>
-            </w:pPr>
-            <w:r>
-              <w:rPr>
-                <w:b w:val="0"/>
-                <w:sz w:val="19"/>
-              </w:rPr>
-              <w:t>69.02</w:t>
-            </w:r>
-          </w:p>
-        </w:tc>
-        <w:tc>
-          <w:tcPr>
-            <w:tcW w:type="dxa" w:w="1440"/>
-            <w:vAlign w:val="center"/>
-            <w:shd w:fill="F7F9FB"/>
-            <w:tcMar>
-              <w:top w:w="80" w:type="dxa"/>
-              <w:left w:w="80" w:type="dxa"/>
-              <w:bottom w:w="80" w:type="dxa"/>
-              <w:right w:w="80" w:type="dxa"/>
-            </w:tcMar>
-          </w:tcPr>
-          <w:p>
-            <w:pPr>
-              <w:spacing w:after="20" w:line="259" w:lineRule="auto"/>
-              <w:jc w:val="center"/>
-            </w:pPr>
-            <w:r>
-              <w:rPr>
-                <w:b w:val="0"/>
-                <w:sz w:val="19"/>
-              </w:rPr>
-              <w:t>93.7%</w:t>
-            </w:r>
-          </w:p>
-        </w:tc>
-        <w:tc>
-          <w:tcPr>
-            <w:tcW w:type="dxa" w:w="2448"/>
-            <w:vAlign w:val="center"/>
-            <w:shd w:fill="F7F9FB"/>
-            <w:tcMar>
-              <w:top w:w="80" w:type="dxa"/>
-              <w:left w:w="80" w:type="dxa"/>
-              <w:bottom w:w="80" w:type="dxa"/>
-              <w:right w:w="80" w:type="dxa"/>
-            </w:tcMar>
-          </w:tcPr>
-          <w:p>
-            <w:pPr>
-              <w:spacing w:after="20" w:line="259" w:lineRule="auto"/>
-              <w:jc w:val="center"/>
-            </w:pPr>
-            <w:r>
-              <w:rPr>
-                <w:b w:val="0"/>
-                <w:sz w:val="19"/>
-              </w:rPr>
-              <w:t>82.0–100.0%</w:t>
-            </w:r>
-          </w:p>
-        </w:tc>
-        <w:tc>
-          <w:tcPr>
-            <w:tcW w:type="dxa" w:w="1584"/>
-            <w:vAlign w:val="center"/>
-            <w:shd w:fill="F7F9FB"/>
-            <w:tcMar>
-              <w:top w:w="80" w:type="dxa"/>
-              <w:left w:w="80" w:type="dxa"/>
-              <w:bottom w:w="80" w:type="dxa"/>
-              <w:right w:w="80" w:type="dxa"/>
-            </w:tcMar>
-          </w:tcPr>
-          <w:p>
-            <w:pPr>
-              <w:spacing w:after="20" w:line="259" w:lineRule="auto"/>
-              <w:jc w:val="center"/>
-            </w:pPr>
-            <w:r>
-              <w:rPr>
-                <w:b w:val="0"/>
-                <w:sz w:val="19"/>
-              </w:rPr>
-              <w:t>是</w:t>
-            </w:r>
-          </w:p>
-        </w:tc>
-      </w:tr>
-      <w:tr>
-        <w:trPr>
-          <w:cantSplit/>
-        </w:trPr>
-        <w:tc>
-          <w:tcPr>
-            <w:tcW w:type="dxa" w:w="792"/>
-            <w:vAlign w:val="center"/>
-            <w:shd w:fill="FFFFFF"/>
-            <w:tcMar>
-              <w:top w:w="80" w:type="dxa"/>
-              <w:left w:w="80" w:type="dxa"/>
-              <w:bottom w:w="80" w:type="dxa"/>
-              <w:right w:w="80" w:type="dxa"/>
-            </w:tcMar>
-          </w:tcPr>
-          <w:p>
-            <w:pPr>
-              <w:spacing w:after="20" w:line="259" w:lineRule="auto"/>
-              <w:jc w:val="left"/>
-            </w:pPr>
-            <w:r>
-              <w:rPr>
-                <w:b w:val="0"/>
-                <w:sz w:val="19"/>
-              </w:rPr>
-              <w:t>1150</w:t>
-            </w:r>
-          </w:p>
-        </w:tc>
-        <w:tc>
-          <w:tcPr>
-            <w:tcW w:type="dxa" w:w="1080"/>
-            <w:vAlign w:val="center"/>
-            <w:shd w:fill="FFFFFF"/>
-            <w:tcMar>
-              <w:top w:w="80" w:type="dxa"/>
-              <w:left w:w="80" w:type="dxa"/>
-              <w:bottom w:w="80" w:type="dxa"/>
-              <w:right w:w="80" w:type="dxa"/>
-            </w:tcMar>
-          </w:tcPr>
-          <w:p>
-            <w:pPr>
-              <w:spacing w:after="20" w:line="259" w:lineRule="auto"/>
-              <w:jc w:val="center"/>
-            </w:pPr>
-            <w:r>
-              <w:rPr>
-                <w:b w:val="0"/>
-                <w:sz w:val="19"/>
-              </w:rPr>
-              <w:t>JPA</w:t>
-            </w:r>
-          </w:p>
-        </w:tc>
-        <w:tc>
-          <w:tcPr>
-            <w:tcW w:type="dxa" w:w="1152"/>
-            <w:vAlign w:val="center"/>
-            <w:shd w:fill="FFFFFF"/>
-            <w:tcMar>
-              <w:top w:w="80" w:type="dxa"/>
-              <w:left w:w="80" w:type="dxa"/>
-              <w:bottom w:w="80" w:type="dxa"/>
-              <w:right w:w="80" w:type="dxa"/>
-            </w:tcMar>
-          </w:tcPr>
-          <w:p>
-            <w:pPr>
-              <w:spacing w:after="20" w:line="259" w:lineRule="auto"/>
-              <w:jc w:val="center"/>
-            </w:pPr>
-            <w:r>
-              <w:rPr>
-                <w:b w:val="0"/>
-                <w:sz w:val="19"/>
-              </w:rPr>
-              <w:t>2.70</w:t>
-            </w:r>
-          </w:p>
-        </w:tc>
-        <w:tc>
-          <w:tcPr>
-            <w:tcW w:type="dxa" w:w="1152"/>
-            <w:vAlign w:val="center"/>
-            <w:shd w:fill="FFFFFF"/>
-            <w:tcMar>
-              <w:top w:w="80" w:type="dxa"/>
-              <w:left w:w="80" w:type="dxa"/>
-              <w:bottom w:w="80" w:type="dxa"/>
-              <w:right w:w="80" w:type="dxa"/>
-            </w:tcMar>
-          </w:tcPr>
-          <w:p>
-            <w:pPr>
-              <w:spacing w:after="20" w:line="259" w:lineRule="auto"/>
-              <w:jc w:val="center"/>
-            </w:pPr>
-            <w:r>
-              <w:rPr>
-                <w:b w:val="0"/>
-                <w:sz w:val="19"/>
-              </w:rPr>
-              <w:t>3.67</w:t>
-            </w:r>
-          </w:p>
-        </w:tc>
-        <w:tc>
-          <w:tcPr>
-            <w:tcW w:type="dxa" w:w="1440"/>
-            <w:vAlign w:val="center"/>
-            <w:shd w:fill="FFFFFF"/>
-            <w:tcMar>
-              <w:top w:w="80" w:type="dxa"/>
-              <w:left w:w="80" w:type="dxa"/>
-              <w:bottom w:w="80" w:type="dxa"/>
-              <w:right w:w="80" w:type="dxa"/>
-            </w:tcMar>
-          </w:tcPr>
-          <w:p>
-            <w:pPr>
-              <w:spacing w:after="20" w:line="259" w:lineRule="auto"/>
-              <w:jc w:val="center"/>
-            </w:pPr>
-            <w:r>
-              <w:rPr>
-                <w:b w:val="0"/>
-                <w:sz w:val="19"/>
-              </w:rPr>
-              <w:t>99.5%</w:t>
-            </w:r>
-          </w:p>
-        </w:tc>
-        <w:tc>
-          <w:tcPr>
-            <w:tcW w:type="dxa" w:w="2448"/>
-            <w:vAlign w:val="center"/>
-            <w:shd w:fill="FFFFFF"/>
-            <w:tcMar>
-              <w:top w:w="80" w:type="dxa"/>
-              <w:left w:w="80" w:type="dxa"/>
-              <w:bottom w:w="80" w:type="dxa"/>
-              <w:right w:w="80" w:type="dxa"/>
-            </w:tcMar>
-          </w:tcPr>
-          <w:p>
-            <w:pPr>
-              <w:spacing w:after="20" w:line="259" w:lineRule="auto"/>
-              <w:jc w:val="center"/>
-            </w:pPr>
-            <w:r>
-              <w:rPr>
-                <w:b w:val="0"/>
-                <w:sz w:val="19"/>
-              </w:rPr>
-              <w:t>99.0–100.0%</w:t>
-            </w:r>
-          </w:p>
-        </w:tc>
-        <w:tc>
-          <w:tcPr>
-            <w:tcW w:type="dxa" w:w="1584"/>
-            <w:vAlign w:val="center"/>
-            <w:shd w:fill="FFFFFF"/>
-            <w:tcMar>
-              <w:top w:w="80" w:type="dxa"/>
-              <w:left w:w="80" w:type="dxa"/>
-              <w:bottom w:w="80" w:type="dxa"/>
-              <w:right w:w="80" w:type="dxa"/>
-            </w:tcMar>
-          </w:tcPr>
-          <w:p>
-            <w:pPr>
-              <w:spacing w:after="20" w:line="259" w:lineRule="auto"/>
-              <w:jc w:val="center"/>
-            </w:pPr>
-            <w:r>
-              <w:rPr>
-                <w:b w:val="0"/>
-                <w:sz w:val="19"/>
-              </w:rPr>
-              <w:t>是</w:t>
-            </w:r>
-          </w:p>
-        </w:tc>
-      </w:tr>
-      <w:tr>
-        <w:trPr>
-          <w:cantSplit/>
-        </w:trPr>
-        <w:tc>
-          <w:tcPr>
-            <w:tcW w:type="dxa" w:w="792"/>
-            <w:vAlign w:val="center"/>
-            <w:shd w:fill="F7F9FB"/>
-            <w:tcMar>
-              <w:top w:w="80" w:type="dxa"/>
-              <w:left w:w="80" w:type="dxa"/>
-              <w:bottom w:w="80" w:type="dxa"/>
-              <w:right w:w="80" w:type="dxa"/>
-            </w:tcMar>
-          </w:tcPr>
-          <w:p>
-            <w:pPr>
-              <w:spacing w:after="20" w:line="259" w:lineRule="auto"/>
-              <w:jc w:val="left"/>
-            </w:pPr>
-            <w:r>
-              <w:rPr>
-                <w:b w:val="0"/>
-                <w:sz w:val="19"/>
-              </w:rPr>
-              <w:t>1150</w:t>
-            </w:r>
-          </w:p>
-        </w:tc>
-        <w:tc>
-          <w:tcPr>
-            <w:tcW w:type="dxa" w:w="1080"/>
-            <w:vAlign w:val="center"/>
-            <w:shd w:fill="F7F9FB"/>
-            <w:tcMar>
-              <w:top w:w="80" w:type="dxa"/>
-              <w:left w:w="80" w:type="dxa"/>
-              <w:bottom w:w="80" w:type="dxa"/>
-              <w:right w:w="80" w:type="dxa"/>
-            </w:tcMar>
-          </w:tcPr>
-          <w:p>
-            <w:pPr>
-              <w:spacing w:after="20" w:line="259" w:lineRule="auto"/>
-              <w:jc w:val="center"/>
-            </w:pPr>
-            <w:r>
-              <w:rPr>
-                <w:b w:val="0"/>
-                <w:sz w:val="19"/>
-              </w:rPr>
-              <w:t>MyBatis</w:t>
-            </w:r>
-          </w:p>
-        </w:tc>
-        <w:tc>
-          <w:tcPr>
-            <w:tcW w:type="dxa" w:w="1152"/>
-            <w:vAlign w:val="center"/>
-            <w:shd w:fill="F7F9FB"/>
-            <w:tcMar>
-              <w:top w:w="80" w:type="dxa"/>
-              <w:left w:w="80" w:type="dxa"/>
-              <w:bottom w:w="80" w:type="dxa"/>
-              <w:right w:w="80" w:type="dxa"/>
-            </w:tcMar>
-          </w:tcPr>
-          <w:p>
-            <w:pPr>
-              <w:spacing w:after="20" w:line="259" w:lineRule="auto"/>
-              <w:jc w:val="center"/>
-            </w:pPr>
-            <w:r>
-              <w:rPr>
-                <w:b w:val="0"/>
-                <w:sz w:val="19"/>
-              </w:rPr>
-              <w:t>2.22</w:t>
-            </w:r>
-          </w:p>
-        </w:tc>
-        <w:tc>
-          <w:tcPr>
-            <w:tcW w:type="dxa" w:w="1152"/>
-            <w:vAlign w:val="center"/>
-            <w:shd w:fill="F7F9FB"/>
-            <w:tcMar>
-              <w:top w:w="80" w:type="dxa"/>
-              <w:left w:w="80" w:type="dxa"/>
-              <w:bottom w:w="80" w:type="dxa"/>
-              <w:right w:w="80" w:type="dxa"/>
-            </w:tcMar>
-          </w:tcPr>
-          <w:p>
-            <w:pPr>
-              <w:spacing w:after="20" w:line="259" w:lineRule="auto"/>
-              <w:jc w:val="center"/>
-            </w:pPr>
-            <w:r>
-              <w:rPr>
-                <w:b w:val="0"/>
-                <w:sz w:val="19"/>
-              </w:rPr>
-              <w:t>3.33</w:t>
-            </w:r>
-          </w:p>
-        </w:tc>
-        <w:tc>
-          <w:tcPr>
-            <w:tcW w:type="dxa" w:w="1440"/>
-            <w:vAlign w:val="center"/>
-            <w:shd w:fill="F7F9FB"/>
-            <w:tcMar>
-              <w:top w:w="80" w:type="dxa"/>
-              <w:left w:w="80" w:type="dxa"/>
-              <w:bottom w:w="80" w:type="dxa"/>
-              <w:right w:w="80" w:type="dxa"/>
-            </w:tcMar>
-          </w:tcPr>
-          <w:p>
-            <w:pPr>
-              <w:spacing w:after="20" w:line="259" w:lineRule="auto"/>
-              <w:jc w:val="center"/>
-            </w:pPr>
-            <w:r>
-              <w:rPr>
-                <w:b w:val="0"/>
-                <w:sz w:val="19"/>
-              </w:rPr>
-              <w:t>99.7%</w:t>
-            </w:r>
-          </w:p>
-        </w:tc>
-        <w:tc>
-          <w:tcPr>
-            <w:tcW w:type="dxa" w:w="2448"/>
-            <w:vAlign w:val="center"/>
-            <w:shd w:fill="F7F9FB"/>
-            <w:tcMar>
-              <w:top w:w="80" w:type="dxa"/>
-              <w:left w:w="80" w:type="dxa"/>
-              <w:bottom w:w="80" w:type="dxa"/>
-              <w:right w:w="80" w:type="dxa"/>
-            </w:tcMar>
-          </w:tcPr>
-          <w:p>
-            <w:pPr>
-              <w:spacing w:after="20" w:line="259" w:lineRule="auto"/>
-              <w:jc w:val="center"/>
-            </w:pPr>
-            <w:r>
-              <w:rPr>
-                <w:b w:val="0"/>
-                <w:sz w:val="19"/>
-              </w:rPr>
-              <w:t>99.6–99.8%</w:t>
-            </w:r>
-          </w:p>
-        </w:tc>
-        <w:tc>
-          <w:tcPr>
-            <w:tcW w:type="dxa" w:w="1584"/>
-            <w:vAlign w:val="center"/>
-            <w:shd w:fill="F7F9FB"/>
-            <w:tcMar>
-              <w:top w:w="80" w:type="dxa"/>
-              <w:left w:w="80" w:type="dxa"/>
-              <w:bottom w:w="80" w:type="dxa"/>
-              <w:right w:w="80" w:type="dxa"/>
-            </w:tcMar>
-          </w:tcPr>
-          <w:p>
-            <w:pPr>
-              <w:spacing w:after="20" w:line="259" w:lineRule="auto"/>
-              <w:jc w:val="center"/>
-            </w:pPr>
-            <w:r>
-              <w:rPr>
-                <w:b w:val="0"/>
-                <w:sz w:val="19"/>
-              </w:rPr>
-              <w:t>是</w:t>
-            </w:r>
-          </w:p>
-        </w:tc>
-      </w:tr>
-      <w:tr>
-        <w:trPr>
-          <w:cantSplit/>
-        </w:trPr>
-        <w:tc>
-          <w:tcPr>
-            <w:tcW w:type="dxa" w:w="792"/>
-            <w:vAlign w:val="center"/>
-            <w:shd w:fill="FFFFFF"/>
-            <w:tcMar>
-              <w:top w:w="80" w:type="dxa"/>
-              <w:left w:w="80" w:type="dxa"/>
-              <w:bottom w:w="80" w:type="dxa"/>
-              <w:right w:w="80" w:type="dxa"/>
-            </w:tcMar>
-          </w:tcPr>
-          <w:p>
-            <w:pPr>
-              <w:spacing w:after="20" w:line="259" w:lineRule="auto"/>
-              <w:jc w:val="left"/>
-            </w:pPr>
-            <w:r>
-              <w:rPr>
-                <w:b w:val="0"/>
-                <w:sz w:val="19"/>
-              </w:rPr>
-              <w:t>1200</w:t>
-            </w:r>
-          </w:p>
-        </w:tc>
-        <w:tc>
-          <w:tcPr>
-            <w:tcW w:type="dxa" w:w="1080"/>
-            <w:vAlign w:val="center"/>
-            <w:shd w:fill="FFFFFF"/>
-            <w:tcMar>
-              <w:top w:w="80" w:type="dxa"/>
-              <w:left w:w="80" w:type="dxa"/>
-              <w:bottom w:w="80" w:type="dxa"/>
-              <w:right w:w="80" w:type="dxa"/>
-            </w:tcMar>
-          </w:tcPr>
-          <w:p>
-            <w:pPr>
-              <w:spacing w:after="20" w:line="259" w:lineRule="auto"/>
-              <w:jc w:val="center"/>
-            </w:pPr>
-            <w:r>
-              <w:rPr>
-                <w:b w:val="0"/>
-                <w:sz w:val="19"/>
-              </w:rPr>
-              <w:t>JPA</w:t>
-            </w:r>
-          </w:p>
-        </w:tc>
-        <w:tc>
-          <w:tcPr>
-            <w:tcW w:type="dxa" w:w="1152"/>
-            <w:vAlign w:val="center"/>
-            <w:shd w:fill="FFFFFF"/>
-            <w:tcMar>
-              <w:top w:w="80" w:type="dxa"/>
-              <w:left w:w="80" w:type="dxa"/>
-              <w:bottom w:w="80" w:type="dxa"/>
-              <w:right w:w="80" w:type="dxa"/>
-            </w:tcMar>
-          </w:tcPr>
-          <w:p>
-            <w:pPr>
-              <w:spacing w:after="20" w:line="259" w:lineRule="auto"/>
-              <w:jc w:val="center"/>
-            </w:pPr>
-            <w:r>
-              <w:rPr>
-                <w:b w:val="0"/>
-                <w:sz w:val="19"/>
-              </w:rPr>
-              <w:t>3.64</w:t>
-            </w:r>
-          </w:p>
-        </w:tc>
-        <w:tc>
-          <w:tcPr>
-            <w:tcW w:type="dxa" w:w="1152"/>
-            <w:vAlign w:val="center"/>
-            <w:shd w:fill="FFFFFF"/>
-            <w:tcMar>
-              <w:top w:w="80" w:type="dxa"/>
-              <w:left w:w="80" w:type="dxa"/>
-              <w:bottom w:w="80" w:type="dxa"/>
-              <w:right w:w="80" w:type="dxa"/>
-            </w:tcMar>
-          </w:tcPr>
-          <w:p>
-            <w:pPr>
-              <w:spacing w:after="20" w:line="259" w:lineRule="auto"/>
-              <w:jc w:val="center"/>
-            </w:pPr>
-            <w:r>
-              <w:rPr>
-                <w:b w:val="0"/>
-                <w:sz w:val="19"/>
-              </w:rPr>
-              <w:t>7.00</w:t>
-            </w:r>
-          </w:p>
-        </w:tc>
-        <w:tc>
-          <w:tcPr>
-            <w:tcW w:type="dxa" w:w="1440"/>
-            <w:vAlign w:val="center"/>
-            <w:shd w:fill="FFFFFF"/>
-            <w:tcMar>
-              <w:top w:w="80" w:type="dxa"/>
-              <w:left w:w="80" w:type="dxa"/>
-              <w:bottom w:w="80" w:type="dxa"/>
-              <w:right w:w="80" w:type="dxa"/>
-            </w:tcMar>
-          </w:tcPr>
-          <w:p>
-            <w:pPr>
-              <w:spacing w:after="20" w:line="259" w:lineRule="auto"/>
-              <w:jc w:val="center"/>
-            </w:pPr>
-            <w:r>
-              <w:rPr>
-                <w:b w:val="0"/>
-                <w:sz w:val="19"/>
-              </w:rPr>
-              <w:t>99.0%</w:t>
-            </w:r>
-          </w:p>
-        </w:tc>
-        <w:tc>
-          <w:tcPr>
-            <w:tcW w:type="dxa" w:w="2448"/>
-            <w:vAlign w:val="center"/>
-            <w:shd w:fill="FFFFFF"/>
-            <w:tcMar>
-              <w:top w:w="80" w:type="dxa"/>
-              <w:left w:w="80" w:type="dxa"/>
-              <w:bottom w:w="80" w:type="dxa"/>
-              <w:right w:w="80" w:type="dxa"/>
-            </w:tcMar>
-          </w:tcPr>
-          <w:p>
-            <w:pPr>
-              <w:spacing w:after="20" w:line="259" w:lineRule="auto"/>
-              <w:jc w:val="center"/>
-            </w:pPr>
-            <w:r>
-              <w:rPr>
-                <w:b w:val="0"/>
-                <w:sz w:val="19"/>
-              </w:rPr>
-              <w:t>98.1–100.0%</w:t>
-            </w:r>
-          </w:p>
-        </w:tc>
-        <w:tc>
-          <w:tcPr>
-            <w:tcW w:type="dxa" w:w="1584"/>
-            <w:vAlign w:val="center"/>
-            <w:shd w:fill="FFFFFF"/>
-            <w:tcMar>
-              <w:top w:w="80" w:type="dxa"/>
-              <w:left w:w="80" w:type="dxa"/>
-              <w:bottom w:w="80" w:type="dxa"/>
-              <w:right w:w="80" w:type="dxa"/>
-            </w:tcMar>
-          </w:tcPr>
-          <w:p>
-            <w:pPr>
-              <w:spacing w:after="20" w:line="259" w:lineRule="auto"/>
-              <w:jc w:val="center"/>
-            </w:pPr>
-            <w:r>
-              <w:rPr>
-                <w:b w:val="0"/>
-                <w:sz w:val="19"/>
-              </w:rPr>
-              <w:t>是</w:t>
-            </w:r>
-          </w:p>
-        </w:tc>
-      </w:tr>
-      <w:tr>
-        <w:trPr>
-          <w:cantSplit/>
-        </w:trPr>
-        <w:tc>
-          <w:tcPr>
-            <w:tcW w:type="dxa" w:w="792"/>
-            <w:vAlign w:val="center"/>
-            <w:shd w:fill="F7F9FB"/>
-            <w:tcMar>
-              <w:top w:w="80" w:type="dxa"/>
-              <w:left w:w="80" w:type="dxa"/>
-              <w:bottom w:w="80" w:type="dxa"/>
-              <w:right w:w="80" w:type="dxa"/>
-            </w:tcMar>
-          </w:tcPr>
-          <w:p>
-            <w:pPr>
-              <w:spacing w:after="20" w:line="259" w:lineRule="auto"/>
-              <w:jc w:val="left"/>
-            </w:pPr>
-            <w:r>
-              <w:rPr>
-                <w:b w:val="0"/>
-                <w:sz w:val="19"/>
-              </w:rPr>
-              <w:t>1200</w:t>
-            </w:r>
-          </w:p>
-        </w:tc>
-        <w:tc>
-          <w:tcPr>
-            <w:tcW w:type="dxa" w:w="1080"/>
-            <w:vAlign w:val="center"/>
-            <w:shd w:fill="F7F9FB"/>
-            <w:tcMar>
-              <w:top w:w="80" w:type="dxa"/>
-              <w:left w:w="80" w:type="dxa"/>
-              <w:bottom w:w="80" w:type="dxa"/>
-              <w:right w:w="80" w:type="dxa"/>
-            </w:tcMar>
-          </w:tcPr>
-          <w:p>
-            <w:pPr>
-              <w:spacing w:after="20" w:line="259" w:lineRule="auto"/>
-              <w:jc w:val="center"/>
-            </w:pPr>
-            <w:r>
-              <w:rPr>
-                <w:b w:val="0"/>
-                <w:sz w:val="19"/>
-              </w:rPr>
-              <w:t>MyBatis</w:t>
-            </w:r>
-          </w:p>
-        </w:tc>
-        <w:tc>
-          <w:tcPr>
-            <w:tcW w:type="dxa" w:w="1152"/>
-            <w:vAlign w:val="center"/>
-            <w:shd w:fill="F7F9FB"/>
-            <w:tcMar>
-              <w:top w:w="80" w:type="dxa"/>
-              <w:left w:w="80" w:type="dxa"/>
-              <w:bottom w:w="80" w:type="dxa"/>
-              <w:right w:w="80" w:type="dxa"/>
-            </w:tcMar>
-          </w:tcPr>
-          <w:p>
-            <w:pPr>
-              <w:spacing w:after="20" w:line="259" w:lineRule="auto"/>
-              <w:jc w:val="center"/>
-            </w:pPr>
-            <w:r>
-              <w:rPr>
-                <w:b w:val="0"/>
-                <w:sz w:val="19"/>
-              </w:rPr>
-              <w:t>2.44</w:t>
-            </w:r>
-          </w:p>
-        </w:tc>
-        <w:tc>
-          <w:tcPr>
-            <w:tcW w:type="dxa" w:w="1152"/>
-            <w:vAlign w:val="center"/>
-            <w:shd w:fill="F7F9FB"/>
-            <w:tcMar>
-              <w:top w:w="80" w:type="dxa"/>
-              <w:left w:w="80" w:type="dxa"/>
-              <w:bottom w:w="80" w:type="dxa"/>
-              <w:right w:w="80" w:type="dxa"/>
-            </w:tcMar>
-          </w:tcPr>
-          <w:p>
-            <w:pPr>
-              <w:spacing w:after="20" w:line="259" w:lineRule="auto"/>
-              <w:jc w:val="center"/>
-            </w:pPr>
-            <w:r>
-              <w:rPr>
-                <w:b w:val="0"/>
-                <w:sz w:val="19"/>
-              </w:rPr>
-              <w:t>3.67</w:t>
-            </w:r>
-          </w:p>
-        </w:tc>
-        <w:tc>
-          <w:tcPr>
-            <w:tcW w:type="dxa" w:w="1440"/>
-            <w:vAlign w:val="center"/>
-            <w:shd w:fill="F7F9FB"/>
-            <w:tcMar>
-              <w:top w:w="80" w:type="dxa"/>
-              <w:left w:w="80" w:type="dxa"/>
-              <w:bottom w:w="80" w:type="dxa"/>
-              <w:right w:w="80" w:type="dxa"/>
-            </w:tcMar>
-          </w:tcPr>
-          <w:p>
-            <w:pPr>
-              <w:spacing w:after="20" w:line="259" w:lineRule="auto"/>
-              <w:jc w:val="center"/>
-            </w:pPr>
-            <w:r>
-              <w:rPr>
-                <w:b w:val="0"/>
-                <w:sz w:val="19"/>
-              </w:rPr>
-              <w:t>99.7%</w:t>
-            </w:r>
-          </w:p>
-        </w:tc>
-        <w:tc>
-          <w:tcPr>
-            <w:tcW w:type="dxa" w:w="2448"/>
-            <w:vAlign w:val="center"/>
-            <w:shd w:fill="F7F9FB"/>
-            <w:tcMar>
-              <w:top w:w="80" w:type="dxa"/>
-              <w:left w:w="80" w:type="dxa"/>
-              <w:bottom w:w="80" w:type="dxa"/>
-              <w:right w:w="80" w:type="dxa"/>
-            </w:tcMar>
-          </w:tcPr>
-          <w:p>
-            <w:pPr>
-              <w:spacing w:after="20" w:line="259" w:lineRule="auto"/>
-              <w:jc w:val="center"/>
-            </w:pPr>
-            <w:r>
-              <w:rPr>
-                <w:b w:val="0"/>
-                <w:sz w:val="19"/>
-              </w:rPr>
-              <w:t>99.5–99.8%</w:t>
-            </w:r>
-          </w:p>
-        </w:tc>
-        <w:tc>
-          <w:tcPr>
-            <w:tcW w:type="dxa" w:w="1584"/>
             <w:vAlign w:val="center"/>
             <w:shd w:fill="F7F9FB"/>
             <w:tcMar>
@@ -5663,12 +3084,25 @@
     </w:p>
     <w:p>
       <w:r>
-        <w:t>MyBatis 在所有已测档位均达到目标；最高 1200 线程时平均响应为 2.44 ms，三轮达标比例为 99.5%–99.8%。本次读取范围内未找到失效边界。</w:t>
+        <w:t>10组读取请求全部成功，均达到80%的比较条件。MyBatis平均响应为2.01–3.67 ms，JPA为2.26–9.69 ms。1200线程时，两者分别为2.56 ms和3.86 ms；各2400次请求。</w:t>
       </w:r>
     </w:p>
     <w:p>
       <w:r>
-        <w:t>JPA 在 1100 线程有一轮仅 58.0% 的请求在 40 ms 内成功，但更高的 1150、1200 线程三轮均达标，结果并非随线程数单调变化。因此不能将 1100 线程直接认定为容量临界点，需结合启动状态和运行顺序解释。</w:t>
+        <w:br w:type="page"/>
+      </w:r>
+    </w:p>
+    <w:p>
+      <w:pPr>
+        <w:pStyle w:val="Heading1"/>
+      </w:pPr>
+      <w:r>
+        <w:t>2.3 读取响应分布与时间趋势</w:t>
+      </w:r>
+    </w:p>
+    <w:p>
+      <w:r>
+        <w:t>每行对应一档线程数，左右两图使用同一组请求。左图显示完整响应时间的累计百分比；右图按请求发起时间分成1秒区间，显示扣除JMeter记录的连接建立耗时后的平均响应，即max(elapsed−Connect, 0)。</w:t>
       </w:r>
     </w:p>
     <w:p>
@@ -5679,8 +3113,8 @@
       <w:r>
         <w:drawing>
           <wp:inline xmlns:a="http://schemas.openxmlformats.org/drawingml/2006/main" xmlns:pic="http://schemas.openxmlformats.org/drawingml/2006/picture">
-            <wp:extent cx="5943600" cy="947460"/>
-            <wp:docPr id="2" name="Picture 2"/>
+            <wp:extent cx="5852160" cy="5527040"/>
+            <wp:docPr id="1" name="Picture 1"/>
             <wp:cNvGraphicFramePr>
               <a:graphicFrameLocks noChangeAspect="1"/>
             </wp:cNvGraphicFramePr>
@@ -5688,11 +3122,11 @@
               <a:graphicData uri="http://schemas.openxmlformats.org/drawingml/2006/picture">
                 <pic:pic>
                   <pic:nvPicPr>
-                    <pic:cNvPr id="0" name="mybatis-r3-read-statistics.png"/>
+                    <pic:cNvPr id="0" name="读取响应分布与趋势.png"/>
                     <pic:cNvPicPr/>
                   </pic:nvPicPr>
                   <pic:blipFill>
-                    <a:blip r:embed="rId12"/>
+                    <a:blip r:embed="rId11"/>
                     <a:stretch>
                       <a:fillRect/>
                     </a:stretch>
@@ -5700,7 +3134,7 @@
                   <pic:spPr>
                     <a:xfrm>
                       <a:off x="0" y="0"/>
-                      <a:ext cx="5943600" cy="947460"/>
+                      <a:ext cx="5852160" cy="5527040"/>
                     </a:xfrm>
                     <a:prstGeom prst="rect"/>
                   </pic:spPr>
@@ -5720,12 +3154,12 @@
         <w:rPr>
           <w:sz w:val="18"/>
         </w:rPr>
-        <w:t>图 2  MyBatis 第 3 轮 1200 线程双循环读取的 JMeter 实际统计截图。</w:t>
+        <w:t>图1  JPA与MyBatis读取测试，10秒升压、2次循环。</w:t>
       </w:r>
     </w:p>
     <w:p>
       <w:r>
-        <w:t>该轮共 2400 次请求，平均响应 2.26 ms，失败数为 0。JMeter 与正文使用的分位数估计方法不同，P95 可能有小幅差异；样本数、均值及失败数一致。</w:t>
+        <w:t>百分比图中的虚线为40 ms和80%；时间趋势图从该组首个请求开始计时。图表数据均来自本报告对应的原始JTL。</w:t>
       </w:r>
     </w:p>
     <w:p>
@@ -5738,12 +3172,12 @@
         <w:pStyle w:val="Heading1"/>
       </w:pPr>
       <w:r>
-        <w:t>2.6 扩展写入结果</w:t>
+        <w:t>2.4 写入结果与读写比较</w:t>
       </w:r>
     </w:p>
     <w:p>
       <w:r>
-        <w:t>写入采用 10 秒升压、1 次循环，共 24 组、27600 次请求。统计口径与读取表一致，所有轮次的写后数据库增量均与成功请求数相符。</w:t>
+        <w:t>写入每线程执行1次请求，四档分别产生1000、1100、1200和1300次请求。8组断言全部通过，写后新增商品数量均与成功请求数一致。</w:t>
       </w:r>
     </w:p>
     <w:tbl>
@@ -5762,13 +3196,13 @@
         </w:tblBorders>
       </w:tblPr>
       <w:tblGrid>
-        <w:gridCol w:w="792"/>
+        <w:gridCol w:w="936"/>
+        <w:gridCol w:w="1152"/>
+        <w:gridCol w:w="1008"/>
+        <w:gridCol w:w="1224"/>
+        <w:gridCol w:w="1224"/>
+        <w:gridCol w:w="1584"/>
         <w:gridCol w:w="1080"/>
-        <w:gridCol w:w="1152"/>
-        <w:gridCol w:w="1152"/>
-        <w:gridCol w:w="1440"/>
-        <w:gridCol w:w="2448"/>
-        <w:gridCol w:w="1584"/>
       </w:tblGrid>
       <w:tr>
         <w:trPr>
@@ -5777,7 +3211,7 @@
         </w:trPr>
         <w:tc>
           <w:tcPr>
-            <w:tcW w:type="dxa" w:w="792"/>
+            <w:tcW w:type="dxa" w:w="936"/>
             <w:vAlign w:val="center"/>
             <w:shd w:fill="E5EBF1"/>
             <w:tcMar>
@@ -5797,7 +3231,137 @@
                 <w:b/>
                 <w:sz w:val="19"/>
               </w:rPr>
-              <w:t>线程</w:t>
+              <w:t>线程数</w:t>
+            </w:r>
+          </w:p>
+        </w:tc>
+        <w:tc>
+          <w:tcPr>
+            <w:tcW w:type="dxa" w:w="1152"/>
+            <w:vAlign w:val="center"/>
+            <w:shd w:fill="E5EBF1"/>
+            <w:tcMar>
+              <w:top w:w="80" w:type="dxa"/>
+              <w:left w:w="80" w:type="dxa"/>
+              <w:bottom w:w="80" w:type="dxa"/>
+              <w:right w:w="80" w:type="dxa"/>
+            </w:tcMar>
+          </w:tcPr>
+          <w:p>
+            <w:pPr>
+              <w:spacing w:after="20" w:line="259" w:lineRule="auto"/>
+              <w:jc w:val="center"/>
+            </w:pPr>
+            <w:r>
+              <w:rPr>
+                <w:b/>
+                <w:sz w:val="19"/>
+              </w:rPr>
+              <w:t>实现</w:t>
+            </w:r>
+          </w:p>
+        </w:tc>
+        <w:tc>
+          <w:tcPr>
+            <w:tcW w:type="dxa" w:w="1008"/>
+            <w:vAlign w:val="center"/>
+            <w:shd w:fill="E5EBF1"/>
+            <w:tcMar>
+              <w:top w:w="80" w:type="dxa"/>
+              <w:left w:w="80" w:type="dxa"/>
+              <w:bottom w:w="80" w:type="dxa"/>
+              <w:right w:w="80" w:type="dxa"/>
+            </w:tcMar>
+          </w:tcPr>
+          <w:p>
+            <w:pPr>
+              <w:spacing w:after="20" w:line="259" w:lineRule="auto"/>
+              <w:jc w:val="center"/>
+            </w:pPr>
+            <w:r>
+              <w:rPr>
+                <w:b/>
+                <w:sz w:val="19"/>
+              </w:rPr>
+              <w:t>请求数</w:t>
+            </w:r>
+          </w:p>
+        </w:tc>
+        <w:tc>
+          <w:tcPr>
+            <w:tcW w:type="dxa" w:w="1224"/>
+            <w:vAlign w:val="center"/>
+            <w:shd w:fill="E5EBF1"/>
+            <w:tcMar>
+              <w:top w:w="80" w:type="dxa"/>
+              <w:left w:w="80" w:type="dxa"/>
+              <w:bottom w:w="80" w:type="dxa"/>
+              <w:right w:w="80" w:type="dxa"/>
+            </w:tcMar>
+          </w:tcPr>
+          <w:p>
+            <w:pPr>
+              <w:spacing w:after="20" w:line="259" w:lineRule="auto"/>
+              <w:jc w:val="center"/>
+            </w:pPr>
+            <w:r>
+              <w:rPr>
+                <w:b/>
+                <w:sz w:val="19"/>
+              </w:rPr>
+              <w:t>均值 ms</w:t>
+            </w:r>
+          </w:p>
+        </w:tc>
+        <w:tc>
+          <w:tcPr>
+            <w:tcW w:type="dxa" w:w="1224"/>
+            <w:vAlign w:val="center"/>
+            <w:shd w:fill="E5EBF1"/>
+            <w:tcMar>
+              <w:top w:w="80" w:type="dxa"/>
+              <w:left w:w="80" w:type="dxa"/>
+              <w:bottom w:w="80" w:type="dxa"/>
+              <w:right w:w="80" w:type="dxa"/>
+            </w:tcMar>
+          </w:tcPr>
+          <w:p>
+            <w:pPr>
+              <w:spacing w:after="20" w:line="259" w:lineRule="auto"/>
+              <w:jc w:val="center"/>
+            </w:pPr>
+            <w:r>
+              <w:rPr>
+                <w:b/>
+                <w:sz w:val="19"/>
+              </w:rPr>
+              <w:t>P95 ms</w:t>
+            </w:r>
+          </w:p>
+        </w:tc>
+        <w:tc>
+          <w:tcPr>
+            <w:tcW w:type="dxa" w:w="1584"/>
+            <w:vAlign w:val="center"/>
+            <w:shd w:fill="E5EBF1"/>
+            <w:tcMar>
+              <w:top w:w="80" w:type="dxa"/>
+              <w:left w:w="80" w:type="dxa"/>
+              <w:bottom w:w="80" w:type="dxa"/>
+              <w:right w:w="80" w:type="dxa"/>
+            </w:tcMar>
+          </w:tcPr>
+          <w:p>
+            <w:pPr>
+              <w:spacing w:after="20" w:line="259" w:lineRule="auto"/>
+              <w:jc w:val="center"/>
+            </w:pPr>
+            <w:r>
+              <w:rPr>
+                <w:b/>
+                <w:sz w:val="19"/>
+              </w:rPr>
+              <w:t>≤40 ms比例</w:t>
             </w:r>
           </w:p>
         </w:tc>
@@ -5823,137 +3387,7 @@
                 <w:b/>
                 <w:sz w:val="19"/>
               </w:rPr>
-              <w:t>实现</w:t>
-            </w:r>
-          </w:p>
-        </w:tc>
-        <w:tc>
-          <w:tcPr>
-            <w:tcW w:type="dxa" w:w="1152"/>
-            <w:vAlign w:val="center"/>
-            <w:shd w:fill="E5EBF1"/>
-            <w:tcMar>
-              <w:top w:w="80" w:type="dxa"/>
-              <w:left w:w="80" w:type="dxa"/>
-              <w:bottom w:w="80" w:type="dxa"/>
-              <w:right w:w="80" w:type="dxa"/>
-            </w:tcMar>
-          </w:tcPr>
-          <w:p>
-            <w:pPr>
-              <w:spacing w:after="20" w:line="259" w:lineRule="auto"/>
-              <w:jc w:val="center"/>
-            </w:pPr>
-            <w:r>
-              <w:rPr>
-                <w:b/>
-                <w:sz w:val="19"/>
-              </w:rPr>
-              <w:t>均值 ms</w:t>
-            </w:r>
-          </w:p>
-        </w:tc>
-        <w:tc>
-          <w:tcPr>
-            <w:tcW w:type="dxa" w:w="1152"/>
-            <w:vAlign w:val="center"/>
-            <w:shd w:fill="E5EBF1"/>
-            <w:tcMar>
-              <w:top w:w="80" w:type="dxa"/>
-              <w:left w:w="80" w:type="dxa"/>
-              <w:bottom w:w="80" w:type="dxa"/>
-              <w:right w:w="80" w:type="dxa"/>
-            </w:tcMar>
-          </w:tcPr>
-          <w:p>
-            <w:pPr>
-              <w:spacing w:after="20" w:line="259" w:lineRule="auto"/>
-              <w:jc w:val="center"/>
-            </w:pPr>
-            <w:r>
-              <w:rPr>
-                <w:b/>
-                <w:sz w:val="19"/>
-              </w:rPr>
-              <w:t>P95 ms</w:t>
-            </w:r>
-          </w:p>
-        </w:tc>
-        <w:tc>
-          <w:tcPr>
-            <w:tcW w:type="dxa" w:w="1440"/>
-            <w:vAlign w:val="center"/>
-            <w:shd w:fill="E5EBF1"/>
-            <w:tcMar>
-              <w:top w:w="80" w:type="dxa"/>
-              <w:left w:w="80" w:type="dxa"/>
-              <w:bottom w:w="80" w:type="dxa"/>
-              <w:right w:w="80" w:type="dxa"/>
-            </w:tcMar>
-          </w:tcPr>
-          <w:p>
-            <w:pPr>
-              <w:spacing w:after="20" w:line="259" w:lineRule="auto"/>
-              <w:jc w:val="center"/>
-            </w:pPr>
-            <w:r>
-              <w:rPr>
-                <w:b/>
-                <w:sz w:val="19"/>
-              </w:rPr>
-              <w:t>≤40 ms比例</w:t>
-            </w:r>
-          </w:p>
-        </w:tc>
-        <w:tc>
-          <w:tcPr>
-            <w:tcW w:type="dxa" w:w="2448"/>
-            <w:vAlign w:val="center"/>
-            <w:shd w:fill="E5EBF1"/>
-            <w:tcMar>
-              <w:top w:w="80" w:type="dxa"/>
-              <w:left w:w="80" w:type="dxa"/>
-              <w:bottom w:w="80" w:type="dxa"/>
-              <w:right w:w="80" w:type="dxa"/>
-            </w:tcMar>
-          </w:tcPr>
-          <w:p>
-            <w:pPr>
-              <w:spacing w:after="20" w:line="259" w:lineRule="auto"/>
-              <w:jc w:val="center"/>
-            </w:pPr>
-            <w:r>
-              <w:rPr>
-                <w:b/>
-                <w:sz w:val="19"/>
-              </w:rPr>
-              <w:t>三轮比例范围</w:t>
-            </w:r>
-          </w:p>
-        </w:tc>
-        <w:tc>
-          <w:tcPr>
-            <w:tcW w:type="dxa" w:w="1584"/>
-            <w:vAlign w:val="center"/>
-            <w:shd w:fill="E5EBF1"/>
-            <w:tcMar>
-              <w:top w:w="80" w:type="dxa"/>
-              <w:left w:w="80" w:type="dxa"/>
-              <w:bottom w:w="80" w:type="dxa"/>
-              <w:right w:w="80" w:type="dxa"/>
-            </w:tcMar>
-          </w:tcPr>
-          <w:p>
-            <w:pPr>
-              <w:spacing w:after="20" w:line="259" w:lineRule="auto"/>
-              <w:jc w:val="center"/>
-            </w:pPr>
-            <w:r>
-              <w:rPr>
-                <w:b/>
-                <w:sz w:val="19"/>
-              </w:rPr>
-              <w:t>三轮达标</w:t>
+              <w:t>达到80%</w:t>
             </w:r>
           </w:p>
         </w:tc>
@@ -5964,7 +3398,7 @@
         </w:trPr>
         <w:tc>
           <w:tcPr>
-            <w:tcW w:type="dxa" w:w="792"/>
+            <w:tcW w:type="dxa" w:w="936"/>
             <w:vAlign w:val="center"/>
             <w:shd w:fill="FFFFFF"/>
             <w:tcMar>
@@ -5990,7 +3424,7 @@
         </w:tc>
         <w:tc>
           <w:tcPr>
-            <w:tcW w:type="dxa" w:w="1080"/>
+            <w:tcW w:type="dxa" w:w="1152"/>
             <w:vAlign w:val="center"/>
             <w:shd w:fill="FFFFFF"/>
             <w:tcMar>
@@ -6016,7 +3450,7 @@
         </w:tc>
         <w:tc>
           <w:tcPr>
-            <w:tcW w:type="dxa" w:w="1152"/>
+            <w:tcW w:type="dxa" w:w="1008"/>
             <w:vAlign w:val="center"/>
             <w:shd w:fill="FFFFFF"/>
             <w:tcMar>
@@ -6036,7 +3470,329 @@
                 <w:b w:val="0"/>
                 <w:sz w:val="19"/>
               </w:rPr>
-              <w:t>227.07</w:t>
+              <w:t>1000</w:t>
+            </w:r>
+          </w:p>
+        </w:tc>
+        <w:tc>
+          <w:tcPr>
+            <w:tcW w:type="dxa" w:w="1224"/>
+            <w:vAlign w:val="center"/>
+            <w:shd w:fill="FFFFFF"/>
+            <w:tcMar>
+              <w:top w:w="80" w:type="dxa"/>
+              <w:left w:w="80" w:type="dxa"/>
+              <w:bottom w:w="80" w:type="dxa"/>
+              <w:right w:w="80" w:type="dxa"/>
+            </w:tcMar>
+          </w:tcPr>
+          <w:p>
+            <w:pPr>
+              <w:spacing w:after="20" w:line="259" w:lineRule="auto"/>
+              <w:jc w:val="center"/>
+            </w:pPr>
+            <w:r>
+              <w:rPr>
+                <w:b w:val="0"/>
+                <w:sz w:val="19"/>
+              </w:rPr>
+              <w:t>7.28</w:t>
+            </w:r>
+          </w:p>
+        </w:tc>
+        <w:tc>
+          <w:tcPr>
+            <w:tcW w:type="dxa" w:w="1224"/>
+            <w:vAlign w:val="center"/>
+            <w:shd w:fill="FFFFFF"/>
+            <w:tcMar>
+              <w:top w:w="80" w:type="dxa"/>
+              <w:left w:w="80" w:type="dxa"/>
+              <w:bottom w:w="80" w:type="dxa"/>
+              <w:right w:w="80" w:type="dxa"/>
+            </w:tcMar>
+          </w:tcPr>
+          <w:p>
+            <w:pPr>
+              <w:spacing w:after="20" w:line="259" w:lineRule="auto"/>
+              <w:jc w:val="center"/>
+            </w:pPr>
+            <w:r>
+              <w:rPr>
+                <w:b w:val="0"/>
+                <w:sz w:val="19"/>
+              </w:rPr>
+              <w:t>8.00</w:t>
+            </w:r>
+          </w:p>
+        </w:tc>
+        <w:tc>
+          <w:tcPr>
+            <w:tcW w:type="dxa" w:w="1584"/>
+            <w:vAlign w:val="center"/>
+            <w:shd w:fill="FFFFFF"/>
+            <w:tcMar>
+              <w:top w:w="80" w:type="dxa"/>
+              <w:left w:w="80" w:type="dxa"/>
+              <w:bottom w:w="80" w:type="dxa"/>
+              <w:right w:w="80" w:type="dxa"/>
+            </w:tcMar>
+          </w:tcPr>
+          <w:p>
+            <w:pPr>
+              <w:spacing w:after="20" w:line="259" w:lineRule="auto"/>
+              <w:jc w:val="center"/>
+            </w:pPr>
+            <w:r>
+              <w:rPr>
+                <w:b w:val="0"/>
+                <w:sz w:val="19"/>
+              </w:rPr>
+              <w:t>98.80%</w:t>
+            </w:r>
+          </w:p>
+        </w:tc>
+        <w:tc>
+          <w:tcPr>
+            <w:tcW w:type="dxa" w:w="1080"/>
+            <w:vAlign w:val="center"/>
+            <w:shd w:fill="FFFFFF"/>
+            <w:tcMar>
+              <w:top w:w="80" w:type="dxa"/>
+              <w:left w:w="80" w:type="dxa"/>
+              <w:bottom w:w="80" w:type="dxa"/>
+              <w:right w:w="80" w:type="dxa"/>
+            </w:tcMar>
+          </w:tcPr>
+          <w:p>
+            <w:pPr>
+              <w:spacing w:after="20" w:line="259" w:lineRule="auto"/>
+              <w:jc w:val="center"/>
+            </w:pPr>
+            <w:r>
+              <w:rPr>
+                <w:b w:val="0"/>
+                <w:sz w:val="19"/>
+              </w:rPr>
+              <w:t>是</w:t>
+            </w:r>
+          </w:p>
+        </w:tc>
+      </w:tr>
+      <w:tr>
+        <w:trPr>
+          <w:cantSplit/>
+        </w:trPr>
+        <w:tc>
+          <w:tcPr>
+            <w:tcW w:type="dxa" w:w="936"/>
+            <w:vAlign w:val="center"/>
+            <w:shd w:fill="F7F9FB"/>
+            <w:tcMar>
+              <w:top w:w="80" w:type="dxa"/>
+              <w:left w:w="80" w:type="dxa"/>
+              <w:bottom w:w="80" w:type="dxa"/>
+              <w:right w:w="80" w:type="dxa"/>
+            </w:tcMar>
+          </w:tcPr>
+          <w:p>
+            <w:pPr>
+              <w:spacing w:after="20" w:line="259" w:lineRule="auto"/>
+              <w:jc w:val="left"/>
+            </w:pPr>
+            <w:r>
+              <w:rPr>
+                <w:b w:val="0"/>
+                <w:sz w:val="19"/>
+              </w:rPr>
+              <w:t>1000</w:t>
+            </w:r>
+          </w:p>
+        </w:tc>
+        <w:tc>
+          <w:tcPr>
+            <w:tcW w:type="dxa" w:w="1152"/>
+            <w:vAlign w:val="center"/>
+            <w:shd w:fill="F7F9FB"/>
+            <w:tcMar>
+              <w:top w:w="80" w:type="dxa"/>
+              <w:left w:w="80" w:type="dxa"/>
+              <w:bottom w:w="80" w:type="dxa"/>
+              <w:right w:w="80" w:type="dxa"/>
+            </w:tcMar>
+          </w:tcPr>
+          <w:p>
+            <w:pPr>
+              <w:spacing w:after="20" w:line="259" w:lineRule="auto"/>
+              <w:jc w:val="center"/>
+            </w:pPr>
+            <w:r>
+              <w:rPr>
+                <w:b w:val="0"/>
+                <w:sz w:val="19"/>
+              </w:rPr>
+              <w:t>MyBatis</w:t>
+            </w:r>
+          </w:p>
+        </w:tc>
+        <w:tc>
+          <w:tcPr>
+            <w:tcW w:type="dxa" w:w="1008"/>
+            <w:vAlign w:val="center"/>
+            <w:shd w:fill="F7F9FB"/>
+            <w:tcMar>
+              <w:top w:w="80" w:type="dxa"/>
+              <w:left w:w="80" w:type="dxa"/>
+              <w:bottom w:w="80" w:type="dxa"/>
+              <w:right w:w="80" w:type="dxa"/>
+            </w:tcMar>
+          </w:tcPr>
+          <w:p>
+            <w:pPr>
+              <w:spacing w:after="20" w:line="259" w:lineRule="auto"/>
+              <w:jc w:val="center"/>
+            </w:pPr>
+            <w:r>
+              <w:rPr>
+                <w:b w:val="0"/>
+                <w:sz w:val="19"/>
+              </w:rPr>
+              <w:t>1000</w:t>
+            </w:r>
+          </w:p>
+        </w:tc>
+        <w:tc>
+          <w:tcPr>
+            <w:tcW w:type="dxa" w:w="1224"/>
+            <w:vAlign w:val="center"/>
+            <w:shd w:fill="F7F9FB"/>
+            <w:tcMar>
+              <w:top w:w="80" w:type="dxa"/>
+              <w:left w:w="80" w:type="dxa"/>
+              <w:bottom w:w="80" w:type="dxa"/>
+              <w:right w:w="80" w:type="dxa"/>
+            </w:tcMar>
+          </w:tcPr>
+          <w:p>
+            <w:pPr>
+              <w:spacing w:after="20" w:line="259" w:lineRule="auto"/>
+              <w:jc w:val="center"/>
+            </w:pPr>
+            <w:r>
+              <w:rPr>
+                <w:b w:val="0"/>
+                <w:sz w:val="19"/>
+              </w:rPr>
+              <w:t>6.16</w:t>
+            </w:r>
+          </w:p>
+        </w:tc>
+        <w:tc>
+          <w:tcPr>
+            <w:tcW w:type="dxa" w:w="1224"/>
+            <w:vAlign w:val="center"/>
+            <w:shd w:fill="F7F9FB"/>
+            <w:tcMar>
+              <w:top w:w="80" w:type="dxa"/>
+              <w:left w:w="80" w:type="dxa"/>
+              <w:bottom w:w="80" w:type="dxa"/>
+              <w:right w:w="80" w:type="dxa"/>
+            </w:tcMar>
+          </w:tcPr>
+          <w:p>
+            <w:pPr>
+              <w:spacing w:after="20" w:line="259" w:lineRule="auto"/>
+              <w:jc w:val="center"/>
+            </w:pPr>
+            <w:r>
+              <w:rPr>
+                <w:b w:val="0"/>
+                <w:sz w:val="19"/>
+              </w:rPr>
+              <w:t>7.00</w:t>
+            </w:r>
+          </w:p>
+        </w:tc>
+        <w:tc>
+          <w:tcPr>
+            <w:tcW w:type="dxa" w:w="1584"/>
+            <w:vAlign w:val="center"/>
+            <w:shd w:fill="F7F9FB"/>
+            <w:tcMar>
+              <w:top w:w="80" w:type="dxa"/>
+              <w:left w:w="80" w:type="dxa"/>
+              <w:bottom w:w="80" w:type="dxa"/>
+              <w:right w:w="80" w:type="dxa"/>
+            </w:tcMar>
+          </w:tcPr>
+          <w:p>
+            <w:pPr>
+              <w:spacing w:after="20" w:line="259" w:lineRule="auto"/>
+              <w:jc w:val="center"/>
+            </w:pPr>
+            <w:r>
+              <w:rPr>
+                <w:b w:val="0"/>
+                <w:sz w:val="19"/>
+              </w:rPr>
+              <w:t>98.90%</w:t>
+            </w:r>
+          </w:p>
+        </w:tc>
+        <w:tc>
+          <w:tcPr>
+            <w:tcW w:type="dxa" w:w="1080"/>
+            <w:vAlign w:val="center"/>
+            <w:shd w:fill="F7F9FB"/>
+            <w:tcMar>
+              <w:top w:w="80" w:type="dxa"/>
+              <w:left w:w="80" w:type="dxa"/>
+              <w:bottom w:w="80" w:type="dxa"/>
+              <w:right w:w="80" w:type="dxa"/>
+            </w:tcMar>
+          </w:tcPr>
+          <w:p>
+            <w:pPr>
+              <w:spacing w:after="20" w:line="259" w:lineRule="auto"/>
+              <w:jc w:val="center"/>
+            </w:pPr>
+            <w:r>
+              <w:rPr>
+                <w:b w:val="0"/>
+                <w:sz w:val="19"/>
+              </w:rPr>
+              <w:t>是</w:t>
+            </w:r>
+          </w:p>
+        </w:tc>
+      </w:tr>
+      <w:tr>
+        <w:trPr>
+          <w:cantSplit/>
+        </w:trPr>
+        <w:tc>
+          <w:tcPr>
+            <w:tcW w:type="dxa" w:w="936"/>
+            <w:vAlign w:val="center"/>
+            <w:shd w:fill="FFFFFF"/>
+            <w:tcMar>
+              <w:top w:w="80" w:type="dxa"/>
+              <w:left w:w="80" w:type="dxa"/>
+              <w:bottom w:w="80" w:type="dxa"/>
+              <w:right w:w="80" w:type="dxa"/>
+            </w:tcMar>
+          </w:tcPr>
+          <w:p>
+            <w:pPr>
+              <w:spacing w:after="20" w:line="259" w:lineRule="auto"/>
+              <w:jc w:val="left"/>
+            </w:pPr>
+            <w:r>
+              <w:rPr>
+                <w:b w:val="0"/>
+                <w:sz w:val="19"/>
+              </w:rPr>
+              <w:t>1100</w:t>
             </w:r>
           </w:p>
         </w:tc>
@@ -6062,13 +3818,13 @@
                 <w:b w:val="0"/>
                 <w:sz w:val="19"/>
               </w:rPr>
-              <w:t>846.22</w:t>
+              <w:t>JPA</w:t>
             </w:r>
           </w:p>
         </w:tc>
         <w:tc>
           <w:tcPr>
-            <w:tcW w:type="dxa" w:w="1440"/>
+            <w:tcW w:type="dxa" w:w="1008"/>
             <w:vAlign w:val="center"/>
             <w:shd w:fill="FFFFFF"/>
             <w:tcMar>
@@ -6088,13 +3844,13 @@
                 <w:b w:val="0"/>
                 <w:sz w:val="19"/>
               </w:rPr>
-              <w:t>83.2%</w:t>
+              <w:t>1100</w:t>
             </w:r>
           </w:p>
         </w:tc>
         <w:tc>
           <w:tcPr>
-            <w:tcW w:type="dxa" w:w="2448"/>
+            <w:tcW w:type="dxa" w:w="1224"/>
             <w:vAlign w:val="center"/>
             <w:shd w:fill="FFFFFF"/>
             <w:tcMar>
@@ -6114,13 +3870,813 @@
                 <w:b w:val="0"/>
                 <w:sz w:val="19"/>
               </w:rPr>
-              <w:t>52.0–98.8%</w:t>
+              <w:t>16.43</w:t>
+            </w:r>
+          </w:p>
+        </w:tc>
+        <w:tc>
+          <w:tcPr>
+            <w:tcW w:type="dxa" w:w="1224"/>
+            <w:vAlign w:val="center"/>
+            <w:shd w:fill="FFFFFF"/>
+            <w:tcMar>
+              <w:top w:w="80" w:type="dxa"/>
+              <w:left w:w="80" w:type="dxa"/>
+              <w:bottom w:w="80" w:type="dxa"/>
+              <w:right w:w="80" w:type="dxa"/>
+            </w:tcMar>
+          </w:tcPr>
+          <w:p>
+            <w:pPr>
+              <w:spacing w:after="20" w:line="259" w:lineRule="auto"/>
+              <w:jc w:val="center"/>
+            </w:pPr>
+            <w:r>
+              <w:rPr>
+                <w:b w:val="0"/>
+                <w:sz w:val="19"/>
+              </w:rPr>
+              <w:t>66.05</w:t>
             </w:r>
           </w:p>
         </w:tc>
         <w:tc>
           <w:tcPr>
             <w:tcW w:type="dxa" w:w="1584"/>
+            <w:vAlign w:val="center"/>
+            <w:shd w:fill="FFFFFF"/>
+            <w:tcMar>
+              <w:top w:w="80" w:type="dxa"/>
+              <w:left w:w="80" w:type="dxa"/>
+              <w:bottom w:w="80" w:type="dxa"/>
+              <w:right w:w="80" w:type="dxa"/>
+            </w:tcMar>
+          </w:tcPr>
+          <w:p>
+            <w:pPr>
+              <w:spacing w:after="20" w:line="259" w:lineRule="auto"/>
+              <w:jc w:val="center"/>
+            </w:pPr>
+            <w:r>
+              <w:rPr>
+                <w:b w:val="0"/>
+                <w:sz w:val="19"/>
+              </w:rPr>
+              <w:t>93.45%</w:t>
+            </w:r>
+          </w:p>
+        </w:tc>
+        <w:tc>
+          <w:tcPr>
+            <w:tcW w:type="dxa" w:w="1080"/>
+            <w:vAlign w:val="center"/>
+            <w:shd w:fill="FFFFFF"/>
+            <w:tcMar>
+              <w:top w:w="80" w:type="dxa"/>
+              <w:left w:w="80" w:type="dxa"/>
+              <w:bottom w:w="80" w:type="dxa"/>
+              <w:right w:w="80" w:type="dxa"/>
+            </w:tcMar>
+          </w:tcPr>
+          <w:p>
+            <w:pPr>
+              <w:spacing w:after="20" w:line="259" w:lineRule="auto"/>
+              <w:jc w:val="center"/>
+            </w:pPr>
+            <w:r>
+              <w:rPr>
+                <w:b w:val="0"/>
+                <w:sz w:val="19"/>
+              </w:rPr>
+              <w:t>是</w:t>
+            </w:r>
+          </w:p>
+        </w:tc>
+      </w:tr>
+      <w:tr>
+        <w:trPr>
+          <w:cantSplit/>
+        </w:trPr>
+        <w:tc>
+          <w:tcPr>
+            <w:tcW w:type="dxa" w:w="936"/>
+            <w:vAlign w:val="center"/>
+            <w:shd w:fill="F7F9FB"/>
+            <w:tcMar>
+              <w:top w:w="80" w:type="dxa"/>
+              <w:left w:w="80" w:type="dxa"/>
+              <w:bottom w:w="80" w:type="dxa"/>
+              <w:right w:w="80" w:type="dxa"/>
+            </w:tcMar>
+          </w:tcPr>
+          <w:p>
+            <w:pPr>
+              <w:spacing w:after="20" w:line="259" w:lineRule="auto"/>
+              <w:jc w:val="left"/>
+            </w:pPr>
+            <w:r>
+              <w:rPr>
+                <w:b w:val="0"/>
+                <w:sz w:val="19"/>
+              </w:rPr>
+              <w:t>1100</w:t>
+            </w:r>
+          </w:p>
+        </w:tc>
+        <w:tc>
+          <w:tcPr>
+            <w:tcW w:type="dxa" w:w="1152"/>
+            <w:vAlign w:val="center"/>
+            <w:shd w:fill="F7F9FB"/>
+            <w:tcMar>
+              <w:top w:w="80" w:type="dxa"/>
+              <w:left w:w="80" w:type="dxa"/>
+              <w:bottom w:w="80" w:type="dxa"/>
+              <w:right w:w="80" w:type="dxa"/>
+            </w:tcMar>
+          </w:tcPr>
+          <w:p>
+            <w:pPr>
+              <w:spacing w:after="20" w:line="259" w:lineRule="auto"/>
+              <w:jc w:val="center"/>
+            </w:pPr>
+            <w:r>
+              <w:rPr>
+                <w:b w:val="0"/>
+                <w:sz w:val="19"/>
+              </w:rPr>
+              <w:t>MyBatis</w:t>
+            </w:r>
+          </w:p>
+        </w:tc>
+        <w:tc>
+          <w:tcPr>
+            <w:tcW w:type="dxa" w:w="1008"/>
+            <w:vAlign w:val="center"/>
+            <w:shd w:fill="F7F9FB"/>
+            <w:tcMar>
+              <w:top w:w="80" w:type="dxa"/>
+              <w:left w:w="80" w:type="dxa"/>
+              <w:bottom w:w="80" w:type="dxa"/>
+              <w:right w:w="80" w:type="dxa"/>
+            </w:tcMar>
+          </w:tcPr>
+          <w:p>
+            <w:pPr>
+              <w:spacing w:after="20" w:line="259" w:lineRule="auto"/>
+              <w:jc w:val="center"/>
+            </w:pPr>
+            <w:r>
+              <w:rPr>
+                <w:b w:val="0"/>
+                <w:sz w:val="19"/>
+              </w:rPr>
+              <w:t>1100</w:t>
+            </w:r>
+          </w:p>
+        </w:tc>
+        <w:tc>
+          <w:tcPr>
+            <w:tcW w:type="dxa" w:w="1224"/>
+            <w:vAlign w:val="center"/>
+            <w:shd w:fill="F7F9FB"/>
+            <w:tcMar>
+              <w:top w:w="80" w:type="dxa"/>
+              <w:left w:w="80" w:type="dxa"/>
+              <w:bottom w:w="80" w:type="dxa"/>
+              <w:right w:w="80" w:type="dxa"/>
+            </w:tcMar>
+          </w:tcPr>
+          <w:p>
+            <w:pPr>
+              <w:spacing w:after="20" w:line="259" w:lineRule="auto"/>
+              <w:jc w:val="center"/>
+            </w:pPr>
+            <w:r>
+              <w:rPr>
+                <w:b w:val="0"/>
+                <w:sz w:val="19"/>
+              </w:rPr>
+              <w:t>7.30</w:t>
+            </w:r>
+          </w:p>
+        </w:tc>
+        <w:tc>
+          <w:tcPr>
+            <w:tcW w:type="dxa" w:w="1224"/>
+            <w:vAlign w:val="center"/>
+            <w:shd w:fill="F7F9FB"/>
+            <w:tcMar>
+              <w:top w:w="80" w:type="dxa"/>
+              <w:left w:w="80" w:type="dxa"/>
+              <w:bottom w:w="80" w:type="dxa"/>
+              <w:right w:w="80" w:type="dxa"/>
+            </w:tcMar>
+          </w:tcPr>
+          <w:p>
+            <w:pPr>
+              <w:spacing w:after="20" w:line="259" w:lineRule="auto"/>
+              <w:jc w:val="center"/>
+            </w:pPr>
+            <w:r>
+              <w:rPr>
+                <w:b w:val="0"/>
+                <w:sz w:val="19"/>
+              </w:rPr>
+              <w:t>10.00</w:t>
+            </w:r>
+          </w:p>
+        </w:tc>
+        <w:tc>
+          <w:tcPr>
+            <w:tcW w:type="dxa" w:w="1584"/>
+            <w:vAlign w:val="center"/>
+            <w:shd w:fill="F7F9FB"/>
+            <w:tcMar>
+              <w:top w:w="80" w:type="dxa"/>
+              <w:left w:w="80" w:type="dxa"/>
+              <w:bottom w:w="80" w:type="dxa"/>
+              <w:right w:w="80" w:type="dxa"/>
+            </w:tcMar>
+          </w:tcPr>
+          <w:p>
+            <w:pPr>
+              <w:spacing w:after="20" w:line="259" w:lineRule="auto"/>
+              <w:jc w:val="center"/>
+            </w:pPr>
+            <w:r>
+              <w:rPr>
+                <w:b w:val="0"/>
+                <w:sz w:val="19"/>
+              </w:rPr>
+              <w:t>98.64%</w:t>
+            </w:r>
+          </w:p>
+        </w:tc>
+        <w:tc>
+          <w:tcPr>
+            <w:tcW w:type="dxa" w:w="1080"/>
+            <w:vAlign w:val="center"/>
+            <w:shd w:fill="F7F9FB"/>
+            <w:tcMar>
+              <w:top w:w="80" w:type="dxa"/>
+              <w:left w:w="80" w:type="dxa"/>
+              <w:bottom w:w="80" w:type="dxa"/>
+              <w:right w:w="80" w:type="dxa"/>
+            </w:tcMar>
+          </w:tcPr>
+          <w:p>
+            <w:pPr>
+              <w:spacing w:after="20" w:line="259" w:lineRule="auto"/>
+              <w:jc w:val="center"/>
+            </w:pPr>
+            <w:r>
+              <w:rPr>
+                <w:b w:val="0"/>
+                <w:sz w:val="19"/>
+              </w:rPr>
+              <w:t>是</w:t>
+            </w:r>
+          </w:p>
+        </w:tc>
+      </w:tr>
+      <w:tr>
+        <w:trPr>
+          <w:cantSplit/>
+        </w:trPr>
+        <w:tc>
+          <w:tcPr>
+            <w:tcW w:type="dxa" w:w="936"/>
+            <w:vAlign w:val="center"/>
+            <w:shd w:fill="FFFFFF"/>
+            <w:tcMar>
+              <w:top w:w="80" w:type="dxa"/>
+              <w:left w:w="80" w:type="dxa"/>
+              <w:bottom w:w="80" w:type="dxa"/>
+              <w:right w:w="80" w:type="dxa"/>
+            </w:tcMar>
+          </w:tcPr>
+          <w:p>
+            <w:pPr>
+              <w:spacing w:after="20" w:line="259" w:lineRule="auto"/>
+              <w:jc w:val="left"/>
+            </w:pPr>
+            <w:r>
+              <w:rPr>
+                <w:b w:val="0"/>
+                <w:sz w:val="19"/>
+              </w:rPr>
+              <w:t>1200</w:t>
+            </w:r>
+          </w:p>
+        </w:tc>
+        <w:tc>
+          <w:tcPr>
+            <w:tcW w:type="dxa" w:w="1152"/>
+            <w:vAlign w:val="center"/>
+            <w:shd w:fill="FFFFFF"/>
+            <w:tcMar>
+              <w:top w:w="80" w:type="dxa"/>
+              <w:left w:w="80" w:type="dxa"/>
+              <w:bottom w:w="80" w:type="dxa"/>
+              <w:right w:w="80" w:type="dxa"/>
+            </w:tcMar>
+          </w:tcPr>
+          <w:p>
+            <w:pPr>
+              <w:spacing w:after="20" w:line="259" w:lineRule="auto"/>
+              <w:jc w:val="center"/>
+            </w:pPr>
+            <w:r>
+              <w:rPr>
+                <w:b w:val="0"/>
+                <w:sz w:val="19"/>
+              </w:rPr>
+              <w:t>JPA</w:t>
+            </w:r>
+          </w:p>
+        </w:tc>
+        <w:tc>
+          <w:tcPr>
+            <w:tcW w:type="dxa" w:w="1008"/>
+            <w:vAlign w:val="center"/>
+            <w:shd w:fill="FFFFFF"/>
+            <w:tcMar>
+              <w:top w:w="80" w:type="dxa"/>
+              <w:left w:w="80" w:type="dxa"/>
+              <w:bottom w:w="80" w:type="dxa"/>
+              <w:right w:w="80" w:type="dxa"/>
+            </w:tcMar>
+          </w:tcPr>
+          <w:p>
+            <w:pPr>
+              <w:spacing w:after="20" w:line="259" w:lineRule="auto"/>
+              <w:jc w:val="center"/>
+            </w:pPr>
+            <w:r>
+              <w:rPr>
+                <w:b w:val="0"/>
+                <w:sz w:val="19"/>
+              </w:rPr>
+              <w:t>1200</w:t>
+            </w:r>
+          </w:p>
+        </w:tc>
+        <w:tc>
+          <w:tcPr>
+            <w:tcW w:type="dxa" w:w="1224"/>
+            <w:vAlign w:val="center"/>
+            <w:shd w:fill="FFFFFF"/>
+            <w:tcMar>
+              <w:top w:w="80" w:type="dxa"/>
+              <w:left w:w="80" w:type="dxa"/>
+              <w:bottom w:w="80" w:type="dxa"/>
+              <w:right w:w="80" w:type="dxa"/>
+            </w:tcMar>
+          </w:tcPr>
+          <w:p>
+            <w:pPr>
+              <w:spacing w:after="20" w:line="259" w:lineRule="auto"/>
+              <w:jc w:val="center"/>
+            </w:pPr>
+            <w:r>
+              <w:rPr>
+                <w:b w:val="0"/>
+                <w:sz w:val="19"/>
+              </w:rPr>
+              <w:t>8.13</w:t>
+            </w:r>
+          </w:p>
+        </w:tc>
+        <w:tc>
+          <w:tcPr>
+            <w:tcW w:type="dxa" w:w="1224"/>
+            <w:vAlign w:val="center"/>
+            <w:shd w:fill="FFFFFF"/>
+            <w:tcMar>
+              <w:top w:w="80" w:type="dxa"/>
+              <w:left w:w="80" w:type="dxa"/>
+              <w:bottom w:w="80" w:type="dxa"/>
+              <w:right w:w="80" w:type="dxa"/>
+            </w:tcMar>
+          </w:tcPr>
+          <w:p>
+            <w:pPr>
+              <w:spacing w:after="20" w:line="259" w:lineRule="auto"/>
+              <w:jc w:val="center"/>
+            </w:pPr>
+            <w:r>
+              <w:rPr>
+                <w:b w:val="0"/>
+                <w:sz w:val="19"/>
+              </w:rPr>
+              <w:t>11.00</w:t>
+            </w:r>
+          </w:p>
+        </w:tc>
+        <w:tc>
+          <w:tcPr>
+            <w:tcW w:type="dxa" w:w="1584"/>
+            <w:vAlign w:val="center"/>
+            <w:shd w:fill="FFFFFF"/>
+            <w:tcMar>
+              <w:top w:w="80" w:type="dxa"/>
+              <w:left w:w="80" w:type="dxa"/>
+              <w:bottom w:w="80" w:type="dxa"/>
+              <w:right w:w="80" w:type="dxa"/>
+            </w:tcMar>
+          </w:tcPr>
+          <w:p>
+            <w:pPr>
+              <w:spacing w:after="20" w:line="259" w:lineRule="auto"/>
+              <w:jc w:val="center"/>
+            </w:pPr>
+            <w:r>
+              <w:rPr>
+                <w:b w:val="0"/>
+                <w:sz w:val="19"/>
+              </w:rPr>
+              <w:t>98.42%</w:t>
+            </w:r>
+          </w:p>
+        </w:tc>
+        <w:tc>
+          <w:tcPr>
+            <w:tcW w:type="dxa" w:w="1080"/>
+            <w:vAlign w:val="center"/>
+            <w:shd w:fill="FFFFFF"/>
+            <w:tcMar>
+              <w:top w:w="80" w:type="dxa"/>
+              <w:left w:w="80" w:type="dxa"/>
+              <w:bottom w:w="80" w:type="dxa"/>
+              <w:right w:w="80" w:type="dxa"/>
+            </w:tcMar>
+          </w:tcPr>
+          <w:p>
+            <w:pPr>
+              <w:spacing w:after="20" w:line="259" w:lineRule="auto"/>
+              <w:jc w:val="center"/>
+            </w:pPr>
+            <w:r>
+              <w:rPr>
+                <w:b w:val="0"/>
+                <w:sz w:val="19"/>
+              </w:rPr>
+              <w:t>是</w:t>
+            </w:r>
+          </w:p>
+        </w:tc>
+      </w:tr>
+      <w:tr>
+        <w:trPr>
+          <w:cantSplit/>
+        </w:trPr>
+        <w:tc>
+          <w:tcPr>
+            <w:tcW w:type="dxa" w:w="936"/>
+            <w:vAlign w:val="center"/>
+            <w:shd w:fill="F7F9FB"/>
+            <w:tcMar>
+              <w:top w:w="80" w:type="dxa"/>
+              <w:left w:w="80" w:type="dxa"/>
+              <w:bottom w:w="80" w:type="dxa"/>
+              <w:right w:w="80" w:type="dxa"/>
+            </w:tcMar>
+          </w:tcPr>
+          <w:p>
+            <w:pPr>
+              <w:spacing w:after="20" w:line="259" w:lineRule="auto"/>
+              <w:jc w:val="left"/>
+            </w:pPr>
+            <w:r>
+              <w:rPr>
+                <w:b w:val="0"/>
+                <w:sz w:val="19"/>
+              </w:rPr>
+              <w:t>1200</w:t>
+            </w:r>
+          </w:p>
+        </w:tc>
+        <w:tc>
+          <w:tcPr>
+            <w:tcW w:type="dxa" w:w="1152"/>
+            <w:vAlign w:val="center"/>
+            <w:shd w:fill="F7F9FB"/>
+            <w:tcMar>
+              <w:top w:w="80" w:type="dxa"/>
+              <w:left w:w="80" w:type="dxa"/>
+              <w:bottom w:w="80" w:type="dxa"/>
+              <w:right w:w="80" w:type="dxa"/>
+            </w:tcMar>
+          </w:tcPr>
+          <w:p>
+            <w:pPr>
+              <w:spacing w:after="20" w:line="259" w:lineRule="auto"/>
+              <w:jc w:val="center"/>
+            </w:pPr>
+            <w:r>
+              <w:rPr>
+                <w:b w:val="0"/>
+                <w:sz w:val="19"/>
+              </w:rPr>
+              <w:t>MyBatis</w:t>
+            </w:r>
+          </w:p>
+        </w:tc>
+        <w:tc>
+          <w:tcPr>
+            <w:tcW w:type="dxa" w:w="1008"/>
+            <w:vAlign w:val="center"/>
+            <w:shd w:fill="F7F9FB"/>
+            <w:tcMar>
+              <w:top w:w="80" w:type="dxa"/>
+              <w:left w:w="80" w:type="dxa"/>
+              <w:bottom w:w="80" w:type="dxa"/>
+              <w:right w:w="80" w:type="dxa"/>
+            </w:tcMar>
+          </w:tcPr>
+          <w:p>
+            <w:pPr>
+              <w:spacing w:after="20" w:line="259" w:lineRule="auto"/>
+              <w:jc w:val="center"/>
+            </w:pPr>
+            <w:r>
+              <w:rPr>
+                <w:b w:val="0"/>
+                <w:sz w:val="19"/>
+              </w:rPr>
+              <w:t>1200</w:t>
+            </w:r>
+          </w:p>
+        </w:tc>
+        <w:tc>
+          <w:tcPr>
+            <w:tcW w:type="dxa" w:w="1224"/>
+            <w:vAlign w:val="center"/>
+            <w:shd w:fill="F7F9FB"/>
+            <w:tcMar>
+              <w:top w:w="80" w:type="dxa"/>
+              <w:left w:w="80" w:type="dxa"/>
+              <w:bottom w:w="80" w:type="dxa"/>
+              <w:right w:w="80" w:type="dxa"/>
+            </w:tcMar>
+          </w:tcPr>
+          <w:p>
+            <w:pPr>
+              <w:spacing w:after="20" w:line="259" w:lineRule="auto"/>
+              <w:jc w:val="center"/>
+            </w:pPr>
+            <w:r>
+              <w:rPr>
+                <w:b w:val="0"/>
+                <w:sz w:val="19"/>
+              </w:rPr>
+              <w:t>6.18</w:t>
+            </w:r>
+          </w:p>
+        </w:tc>
+        <w:tc>
+          <w:tcPr>
+            <w:tcW w:type="dxa" w:w="1224"/>
+            <w:vAlign w:val="center"/>
+            <w:shd w:fill="F7F9FB"/>
+            <w:tcMar>
+              <w:top w:w="80" w:type="dxa"/>
+              <w:left w:w="80" w:type="dxa"/>
+              <w:bottom w:w="80" w:type="dxa"/>
+              <w:right w:w="80" w:type="dxa"/>
+            </w:tcMar>
+          </w:tcPr>
+          <w:p>
+            <w:pPr>
+              <w:spacing w:after="20" w:line="259" w:lineRule="auto"/>
+              <w:jc w:val="center"/>
+            </w:pPr>
+            <w:r>
+              <w:rPr>
+                <w:b w:val="0"/>
+                <w:sz w:val="19"/>
+              </w:rPr>
+              <w:t>7.00</w:t>
+            </w:r>
+          </w:p>
+        </w:tc>
+        <w:tc>
+          <w:tcPr>
+            <w:tcW w:type="dxa" w:w="1584"/>
+            <w:vAlign w:val="center"/>
+            <w:shd w:fill="F7F9FB"/>
+            <w:tcMar>
+              <w:top w:w="80" w:type="dxa"/>
+              <w:left w:w="80" w:type="dxa"/>
+              <w:bottom w:w="80" w:type="dxa"/>
+              <w:right w:w="80" w:type="dxa"/>
+            </w:tcMar>
+          </w:tcPr>
+          <w:p>
+            <w:pPr>
+              <w:spacing w:after="20" w:line="259" w:lineRule="auto"/>
+              <w:jc w:val="center"/>
+            </w:pPr>
+            <w:r>
+              <w:rPr>
+                <w:b w:val="0"/>
+                <w:sz w:val="19"/>
+              </w:rPr>
+              <w:t>99.08%</w:t>
+            </w:r>
+          </w:p>
+        </w:tc>
+        <w:tc>
+          <w:tcPr>
+            <w:tcW w:type="dxa" w:w="1080"/>
+            <w:vAlign w:val="center"/>
+            <w:shd w:fill="F7F9FB"/>
+            <w:tcMar>
+              <w:top w:w="80" w:type="dxa"/>
+              <w:left w:w="80" w:type="dxa"/>
+              <w:bottom w:w="80" w:type="dxa"/>
+              <w:right w:w="80" w:type="dxa"/>
+            </w:tcMar>
+          </w:tcPr>
+          <w:p>
+            <w:pPr>
+              <w:spacing w:after="20" w:line="259" w:lineRule="auto"/>
+              <w:jc w:val="center"/>
+            </w:pPr>
+            <w:r>
+              <w:rPr>
+                <w:b w:val="0"/>
+                <w:sz w:val="19"/>
+              </w:rPr>
+              <w:t>是</w:t>
+            </w:r>
+          </w:p>
+        </w:tc>
+      </w:tr>
+      <w:tr>
+        <w:trPr>
+          <w:cantSplit/>
+        </w:trPr>
+        <w:tc>
+          <w:tcPr>
+            <w:tcW w:type="dxa" w:w="936"/>
+            <w:vAlign w:val="center"/>
+            <w:shd w:fill="FFFFFF"/>
+            <w:tcMar>
+              <w:top w:w="80" w:type="dxa"/>
+              <w:left w:w="80" w:type="dxa"/>
+              <w:bottom w:w="80" w:type="dxa"/>
+              <w:right w:w="80" w:type="dxa"/>
+            </w:tcMar>
+          </w:tcPr>
+          <w:p>
+            <w:pPr>
+              <w:spacing w:after="20" w:line="259" w:lineRule="auto"/>
+              <w:jc w:val="left"/>
+            </w:pPr>
+            <w:r>
+              <w:rPr>
+                <w:b w:val="0"/>
+                <w:sz w:val="19"/>
+              </w:rPr>
+              <w:t>1300</w:t>
+            </w:r>
+          </w:p>
+        </w:tc>
+        <w:tc>
+          <w:tcPr>
+            <w:tcW w:type="dxa" w:w="1152"/>
+            <w:vAlign w:val="center"/>
+            <w:shd w:fill="FFFFFF"/>
+            <w:tcMar>
+              <w:top w:w="80" w:type="dxa"/>
+              <w:left w:w="80" w:type="dxa"/>
+              <w:bottom w:w="80" w:type="dxa"/>
+              <w:right w:w="80" w:type="dxa"/>
+            </w:tcMar>
+          </w:tcPr>
+          <w:p>
+            <w:pPr>
+              <w:spacing w:after="20" w:line="259" w:lineRule="auto"/>
+              <w:jc w:val="center"/>
+            </w:pPr>
+            <w:r>
+              <w:rPr>
+                <w:b w:val="0"/>
+                <w:sz w:val="19"/>
+              </w:rPr>
+              <w:t>JPA</w:t>
+            </w:r>
+          </w:p>
+        </w:tc>
+        <w:tc>
+          <w:tcPr>
+            <w:tcW w:type="dxa" w:w="1008"/>
+            <w:vAlign w:val="center"/>
+            <w:shd w:fill="FFFFFF"/>
+            <w:tcMar>
+              <w:top w:w="80" w:type="dxa"/>
+              <w:left w:w="80" w:type="dxa"/>
+              <w:bottom w:w="80" w:type="dxa"/>
+              <w:right w:w="80" w:type="dxa"/>
+            </w:tcMar>
+          </w:tcPr>
+          <w:p>
+            <w:pPr>
+              <w:spacing w:after="20" w:line="259" w:lineRule="auto"/>
+              <w:jc w:val="center"/>
+            </w:pPr>
+            <w:r>
+              <w:rPr>
+                <w:b w:val="0"/>
+                <w:sz w:val="19"/>
+              </w:rPr>
+              <w:t>1300</w:t>
+            </w:r>
+          </w:p>
+        </w:tc>
+        <w:tc>
+          <w:tcPr>
+            <w:tcW w:type="dxa" w:w="1224"/>
+            <w:vAlign w:val="center"/>
+            <w:shd w:fill="FFFFFF"/>
+            <w:tcMar>
+              <w:top w:w="80" w:type="dxa"/>
+              <w:left w:w="80" w:type="dxa"/>
+              <w:bottom w:w="80" w:type="dxa"/>
+              <w:right w:w="80" w:type="dxa"/>
+            </w:tcMar>
+          </w:tcPr>
+          <w:p>
+            <w:pPr>
+              <w:spacing w:after="20" w:line="259" w:lineRule="auto"/>
+              <w:jc w:val="center"/>
+            </w:pPr>
+            <w:r>
+              <w:rPr>
+                <w:b w:val="0"/>
+                <w:sz w:val="19"/>
+              </w:rPr>
+              <w:t>3232.80</w:t>
+            </w:r>
+          </w:p>
+        </w:tc>
+        <w:tc>
+          <w:tcPr>
+            <w:tcW w:type="dxa" w:w="1224"/>
+            <w:vAlign w:val="center"/>
+            <w:shd w:fill="FFFFFF"/>
+            <w:tcMar>
+              <w:top w:w="80" w:type="dxa"/>
+              <w:left w:w="80" w:type="dxa"/>
+              <w:bottom w:w="80" w:type="dxa"/>
+              <w:right w:w="80" w:type="dxa"/>
+            </w:tcMar>
+          </w:tcPr>
+          <w:p>
+            <w:pPr>
+              <w:spacing w:after="20" w:line="259" w:lineRule="auto"/>
+              <w:jc w:val="center"/>
+            </w:pPr>
+            <w:r>
+              <w:rPr>
+                <w:b w:val="0"/>
+                <w:sz w:val="19"/>
+              </w:rPr>
+              <w:t>4163.10</w:t>
+            </w:r>
+          </w:p>
+        </w:tc>
+        <w:tc>
+          <w:tcPr>
+            <w:tcW w:type="dxa" w:w="1584"/>
+            <w:vAlign w:val="center"/>
+            <w:shd w:fill="FFFFFF"/>
+            <w:tcMar>
+              <w:top w:w="80" w:type="dxa"/>
+              <w:left w:w="80" w:type="dxa"/>
+              <w:bottom w:w="80" w:type="dxa"/>
+              <w:right w:w="80" w:type="dxa"/>
+            </w:tcMar>
+          </w:tcPr>
+          <w:p>
+            <w:pPr>
+              <w:spacing w:after="20" w:line="259" w:lineRule="auto"/>
+              <w:jc w:val="center"/>
+            </w:pPr>
+            <w:r>
+              <w:rPr>
+                <w:b w:val="0"/>
+                <w:sz w:val="19"/>
+              </w:rPr>
+              <w:t>0.00%</w:t>
+            </w:r>
+          </w:p>
+        </w:tc>
+        <w:tc>
+          <w:tcPr>
+            <w:tcW w:type="dxa" w:w="1080"/>
             <w:vAlign w:val="center"/>
             <w:shd w:fill="FFFFFF"/>
             <w:tcMar>
@@ -6151,7 +4707,7 @@
         </w:trPr>
         <w:tc>
           <w:tcPr>
-            <w:tcW w:type="dxa" w:w="792"/>
+            <w:tcW w:type="dxa" w:w="936"/>
             <w:vAlign w:val="center"/>
             <w:shd w:fill="F7F9FB"/>
             <w:tcMar>
@@ -6171,13 +4727,13 @@
                 <w:b w:val="0"/>
                 <w:sz w:val="19"/>
               </w:rPr>
-              <w:t>1000</w:t>
+              <w:t>1300</w:t>
             </w:r>
           </w:p>
         </w:tc>
         <w:tc>
           <w:tcPr>
-            <w:tcW w:type="dxa" w:w="1080"/>
+            <w:tcW w:type="dxa" w:w="1152"/>
             <w:vAlign w:val="center"/>
             <w:shd w:fill="F7F9FB"/>
             <w:tcMar>
@@ -6203,7 +4759,7 @@
         </w:tc>
         <w:tc>
           <w:tcPr>
-            <w:tcW w:type="dxa" w:w="1152"/>
+            <w:tcW w:type="dxa" w:w="1008"/>
             <w:vAlign w:val="center"/>
             <w:shd w:fill="F7F9FB"/>
             <w:tcMar>
@@ -6223,13 +4779,13 @@
                 <w:b w:val="0"/>
                 <w:sz w:val="19"/>
               </w:rPr>
-              <w:t>9.82</w:t>
+              <w:t>1300</w:t>
             </w:r>
           </w:p>
         </w:tc>
         <w:tc>
           <w:tcPr>
-            <w:tcW w:type="dxa" w:w="1152"/>
+            <w:tcW w:type="dxa" w:w="1224"/>
             <w:vAlign w:val="center"/>
             <w:shd w:fill="F7F9FB"/>
             <w:tcMar>
@@ -6249,13 +4805,13 @@
                 <w:b w:val="0"/>
                 <w:sz w:val="19"/>
               </w:rPr>
-              <w:t>29.70</w:t>
+              <w:t>102.03</w:t>
             </w:r>
           </w:p>
         </w:tc>
         <w:tc>
           <w:tcPr>
-            <w:tcW w:type="dxa" w:w="1440"/>
+            <w:tcW w:type="dxa" w:w="1224"/>
             <w:vAlign w:val="center"/>
             <w:shd w:fill="F7F9FB"/>
             <w:tcMar>
@@ -6275,33 +4831,7 @@
                 <w:b w:val="0"/>
                 <w:sz w:val="19"/>
               </w:rPr>
-              <w:t>97.4%</w:t>
-            </w:r>
-          </w:p>
-        </w:tc>
-        <w:tc>
-          <w:tcPr>
-            <w:tcW w:type="dxa" w:w="2448"/>
-            <w:vAlign w:val="center"/>
-            <w:shd w:fill="F7F9FB"/>
-            <w:tcMar>
-              <w:top w:w="80" w:type="dxa"/>
-              <w:left w:w="80" w:type="dxa"/>
-              <w:bottom w:w="80" w:type="dxa"/>
-              <w:right w:w="80" w:type="dxa"/>
-            </w:tcMar>
-          </w:tcPr>
-          <w:p>
-            <w:pPr>
-              <w:spacing w:after="20" w:line="259" w:lineRule="auto"/>
-              <w:jc w:val="center"/>
-            </w:pPr>
-            <w:r>
-              <w:rPr>
-                <w:b w:val="0"/>
-                <w:sz w:val="19"/>
-              </w:rPr>
-              <w:t>94.1–99.1%</w:t>
+              <w:t>615.30</w:t>
             </w:r>
           </w:p>
         </w:tc>
@@ -6327,1109 +4857,13 @@
                 <w:b w:val="0"/>
                 <w:sz w:val="19"/>
               </w:rPr>
-              <w:t>是</w:t>
-            </w:r>
-          </w:p>
-        </w:tc>
-      </w:tr>
-      <w:tr>
-        <w:trPr>
-          <w:cantSplit/>
-        </w:trPr>
-        <w:tc>
-          <w:tcPr>
-            <w:tcW w:type="dxa" w:w="792"/>
-            <w:vAlign w:val="center"/>
-            <w:shd w:fill="FFFFFF"/>
-            <w:tcMar>
-              <w:top w:w="80" w:type="dxa"/>
-              <w:left w:w="80" w:type="dxa"/>
-              <w:bottom w:w="80" w:type="dxa"/>
-              <w:right w:w="80" w:type="dxa"/>
-            </w:tcMar>
-          </w:tcPr>
-          <w:p>
-            <w:pPr>
-              <w:spacing w:after="20" w:line="259" w:lineRule="auto"/>
-              <w:jc w:val="left"/>
-            </w:pPr>
-            <w:r>
-              <w:rPr>
-                <w:b w:val="0"/>
-                <w:sz w:val="19"/>
-              </w:rPr>
-              <w:t>1100</w:t>
+              <w:t>71.77%</w:t>
             </w:r>
           </w:p>
         </w:tc>
         <w:tc>
           <w:tcPr>
             <w:tcW w:type="dxa" w:w="1080"/>
-            <w:vAlign w:val="center"/>
-            <w:shd w:fill="FFFFFF"/>
-            <w:tcMar>
-              <w:top w:w="80" w:type="dxa"/>
-              <w:left w:w="80" w:type="dxa"/>
-              <w:bottom w:w="80" w:type="dxa"/>
-              <w:right w:w="80" w:type="dxa"/>
-            </w:tcMar>
-          </w:tcPr>
-          <w:p>
-            <w:pPr>
-              <w:spacing w:after="20" w:line="259" w:lineRule="auto"/>
-              <w:jc w:val="center"/>
-            </w:pPr>
-            <w:r>
-              <w:rPr>
-                <w:b w:val="0"/>
-                <w:sz w:val="19"/>
-              </w:rPr>
-              <w:t>JPA</w:t>
-            </w:r>
-          </w:p>
-        </w:tc>
-        <w:tc>
-          <w:tcPr>
-            <w:tcW w:type="dxa" w:w="1152"/>
-            <w:vAlign w:val="center"/>
-            <w:shd w:fill="FFFFFF"/>
-            <w:tcMar>
-              <w:top w:w="80" w:type="dxa"/>
-              <w:left w:w="80" w:type="dxa"/>
-              <w:bottom w:w="80" w:type="dxa"/>
-              <w:right w:w="80" w:type="dxa"/>
-            </w:tcMar>
-          </w:tcPr>
-          <w:p>
-            <w:pPr>
-              <w:spacing w:after="20" w:line="259" w:lineRule="auto"/>
-              <w:jc w:val="center"/>
-            </w:pPr>
-            <w:r>
-              <w:rPr>
-                <w:b w:val="0"/>
-                <w:sz w:val="19"/>
-              </w:rPr>
-              <w:t>546.25</w:t>
-            </w:r>
-          </w:p>
-        </w:tc>
-        <w:tc>
-          <w:tcPr>
-            <w:tcW w:type="dxa" w:w="1152"/>
-            <w:vAlign w:val="center"/>
-            <w:shd w:fill="FFFFFF"/>
-            <w:tcMar>
-              <w:top w:w="80" w:type="dxa"/>
-              <w:left w:w="80" w:type="dxa"/>
-              <w:bottom w:w="80" w:type="dxa"/>
-              <w:right w:w="80" w:type="dxa"/>
-            </w:tcMar>
-          </w:tcPr>
-          <w:p>
-            <w:pPr>
-              <w:spacing w:after="20" w:line="259" w:lineRule="auto"/>
-              <w:jc w:val="center"/>
-            </w:pPr>
-            <w:r>
-              <w:rPr>
-                <w:b w:val="0"/>
-                <w:sz w:val="19"/>
-              </w:rPr>
-              <w:t>999.70</w:t>
-            </w:r>
-          </w:p>
-        </w:tc>
-        <w:tc>
-          <w:tcPr>
-            <w:tcW w:type="dxa" w:w="1440"/>
-            <w:vAlign w:val="center"/>
-            <w:shd w:fill="FFFFFF"/>
-            <w:tcMar>
-              <w:top w:w="80" w:type="dxa"/>
-              <w:left w:w="80" w:type="dxa"/>
-              <w:bottom w:w="80" w:type="dxa"/>
-              <w:right w:w="80" w:type="dxa"/>
-            </w:tcMar>
-          </w:tcPr>
-          <w:p>
-            <w:pPr>
-              <w:spacing w:after="20" w:line="259" w:lineRule="auto"/>
-              <w:jc w:val="center"/>
-            </w:pPr>
-            <w:r>
-              <w:rPr>
-                <w:b w:val="0"/>
-                <w:sz w:val="19"/>
-              </w:rPr>
-              <w:t>64.7%</w:t>
-            </w:r>
-          </w:p>
-        </w:tc>
-        <w:tc>
-          <w:tcPr>
-            <w:tcW w:type="dxa" w:w="2448"/>
-            <w:vAlign w:val="center"/>
-            <w:shd w:fill="FFFFFF"/>
-            <w:tcMar>
-              <w:top w:w="80" w:type="dxa"/>
-              <w:left w:w="80" w:type="dxa"/>
-              <w:bottom w:w="80" w:type="dxa"/>
-              <w:right w:w="80" w:type="dxa"/>
-            </w:tcMar>
-          </w:tcPr>
-          <w:p>
-            <w:pPr>
-              <w:spacing w:after="20" w:line="259" w:lineRule="auto"/>
-              <w:jc w:val="center"/>
-            </w:pPr>
-            <w:r>
-              <w:rPr>
-                <w:b w:val="0"/>
-                <w:sz w:val="19"/>
-              </w:rPr>
-              <w:t>1.8–98.8%</w:t>
-            </w:r>
-          </w:p>
-        </w:tc>
-        <w:tc>
-          <w:tcPr>
-            <w:tcW w:type="dxa" w:w="1584"/>
-            <w:vAlign w:val="center"/>
-            <w:shd w:fill="FFFFFF"/>
-            <w:tcMar>
-              <w:top w:w="80" w:type="dxa"/>
-              <w:left w:w="80" w:type="dxa"/>
-              <w:bottom w:w="80" w:type="dxa"/>
-              <w:right w:w="80" w:type="dxa"/>
-            </w:tcMar>
-          </w:tcPr>
-          <w:p>
-            <w:pPr>
-              <w:spacing w:after="20" w:line="259" w:lineRule="auto"/>
-              <w:jc w:val="center"/>
-            </w:pPr>
-            <w:r>
-              <w:rPr>
-                <w:b w:val="0"/>
-                <w:sz w:val="19"/>
-              </w:rPr>
-              <w:t>否</w:t>
-            </w:r>
-          </w:p>
-        </w:tc>
-      </w:tr>
-      <w:tr>
-        <w:trPr>
-          <w:cantSplit/>
-        </w:trPr>
-        <w:tc>
-          <w:tcPr>
-            <w:tcW w:type="dxa" w:w="792"/>
-            <w:vAlign w:val="center"/>
-            <w:shd w:fill="F7F9FB"/>
-            <w:tcMar>
-              <w:top w:w="80" w:type="dxa"/>
-              <w:left w:w="80" w:type="dxa"/>
-              <w:bottom w:w="80" w:type="dxa"/>
-              <w:right w:w="80" w:type="dxa"/>
-            </w:tcMar>
-          </w:tcPr>
-          <w:p>
-            <w:pPr>
-              <w:spacing w:after="20" w:line="259" w:lineRule="auto"/>
-              <w:jc w:val="left"/>
-            </w:pPr>
-            <w:r>
-              <w:rPr>
-                <w:b w:val="0"/>
-                <w:sz w:val="19"/>
-              </w:rPr>
-              <w:t>1100</w:t>
-            </w:r>
-          </w:p>
-        </w:tc>
-        <w:tc>
-          <w:tcPr>
-            <w:tcW w:type="dxa" w:w="1080"/>
-            <w:vAlign w:val="center"/>
-            <w:shd w:fill="F7F9FB"/>
-            <w:tcMar>
-              <w:top w:w="80" w:type="dxa"/>
-              <w:left w:w="80" w:type="dxa"/>
-              <w:bottom w:w="80" w:type="dxa"/>
-              <w:right w:w="80" w:type="dxa"/>
-            </w:tcMar>
-          </w:tcPr>
-          <w:p>
-            <w:pPr>
-              <w:spacing w:after="20" w:line="259" w:lineRule="auto"/>
-              <w:jc w:val="center"/>
-            </w:pPr>
-            <w:r>
-              <w:rPr>
-                <w:b w:val="0"/>
-                <w:sz w:val="19"/>
-              </w:rPr>
-              <w:t>MyBatis</w:t>
-            </w:r>
-          </w:p>
-        </w:tc>
-        <w:tc>
-          <w:tcPr>
-            <w:tcW w:type="dxa" w:w="1152"/>
-            <w:vAlign w:val="center"/>
-            <w:shd w:fill="F7F9FB"/>
-            <w:tcMar>
-              <w:top w:w="80" w:type="dxa"/>
-              <w:left w:w="80" w:type="dxa"/>
-              <w:bottom w:w="80" w:type="dxa"/>
-              <w:right w:w="80" w:type="dxa"/>
-            </w:tcMar>
-          </w:tcPr>
-          <w:p>
-            <w:pPr>
-              <w:spacing w:after="20" w:line="259" w:lineRule="auto"/>
-              <w:jc w:val="center"/>
-            </w:pPr>
-            <w:r>
-              <w:rPr>
-                <w:b w:val="0"/>
-                <w:sz w:val="19"/>
-              </w:rPr>
-              <w:t>24.81</w:t>
-            </w:r>
-          </w:p>
-        </w:tc>
-        <w:tc>
-          <w:tcPr>
-            <w:tcW w:type="dxa" w:w="1152"/>
-            <w:vAlign w:val="center"/>
-            <w:shd w:fill="F7F9FB"/>
-            <w:tcMar>
-              <w:top w:w="80" w:type="dxa"/>
-              <w:left w:w="80" w:type="dxa"/>
-              <w:bottom w:w="80" w:type="dxa"/>
-              <w:right w:w="80" w:type="dxa"/>
-            </w:tcMar>
-          </w:tcPr>
-          <w:p>
-            <w:pPr>
-              <w:spacing w:after="20" w:line="259" w:lineRule="auto"/>
-              <w:jc w:val="center"/>
-            </w:pPr>
-            <w:r>
-              <w:rPr>
-                <w:b w:val="0"/>
-                <w:sz w:val="19"/>
-              </w:rPr>
-              <w:t>143.38</w:t>
-            </w:r>
-          </w:p>
-        </w:tc>
-        <w:tc>
-          <w:tcPr>
-            <w:tcW w:type="dxa" w:w="1440"/>
-            <w:vAlign w:val="center"/>
-            <w:shd w:fill="F7F9FB"/>
-            <w:tcMar>
-              <w:top w:w="80" w:type="dxa"/>
-              <w:left w:w="80" w:type="dxa"/>
-              <w:bottom w:w="80" w:type="dxa"/>
-              <w:right w:w="80" w:type="dxa"/>
-            </w:tcMar>
-          </w:tcPr>
-          <w:p>
-            <w:pPr>
-              <w:spacing w:after="20" w:line="259" w:lineRule="auto"/>
-              <w:jc w:val="center"/>
-            </w:pPr>
-            <w:r>
-              <w:rPr>
-                <w:b w:val="0"/>
-                <w:sz w:val="19"/>
-              </w:rPr>
-              <w:t>93.5%</w:t>
-            </w:r>
-          </w:p>
-        </w:tc>
-        <w:tc>
-          <w:tcPr>
-            <w:tcW w:type="dxa" w:w="2448"/>
-            <w:vAlign w:val="center"/>
-            <w:shd w:fill="F7F9FB"/>
-            <w:tcMar>
-              <w:top w:w="80" w:type="dxa"/>
-              <w:left w:w="80" w:type="dxa"/>
-              <w:bottom w:w="80" w:type="dxa"/>
-              <w:right w:w="80" w:type="dxa"/>
-            </w:tcMar>
-          </w:tcPr>
-          <w:p>
-            <w:pPr>
-              <w:spacing w:after="20" w:line="259" w:lineRule="auto"/>
-              <w:jc w:val="center"/>
-            </w:pPr>
-            <w:r>
-              <w:rPr>
-                <w:b w:val="0"/>
-                <w:sz w:val="19"/>
-              </w:rPr>
-              <w:t>83.1–98.6%</w:t>
-            </w:r>
-          </w:p>
-        </w:tc>
-        <w:tc>
-          <w:tcPr>
-            <w:tcW w:type="dxa" w:w="1584"/>
-            <w:vAlign w:val="center"/>
-            <w:shd w:fill="F7F9FB"/>
-            <w:tcMar>
-              <w:top w:w="80" w:type="dxa"/>
-              <w:left w:w="80" w:type="dxa"/>
-              <w:bottom w:w="80" w:type="dxa"/>
-              <w:right w:w="80" w:type="dxa"/>
-            </w:tcMar>
-          </w:tcPr>
-          <w:p>
-            <w:pPr>
-              <w:spacing w:after="20" w:line="259" w:lineRule="auto"/>
-              <w:jc w:val="center"/>
-            </w:pPr>
-            <w:r>
-              <w:rPr>
-                <w:b w:val="0"/>
-                <w:sz w:val="19"/>
-              </w:rPr>
-              <w:t>是</w:t>
-            </w:r>
-          </w:p>
-        </w:tc>
-      </w:tr>
-      <w:tr>
-        <w:trPr>
-          <w:cantSplit/>
-        </w:trPr>
-        <w:tc>
-          <w:tcPr>
-            <w:tcW w:type="dxa" w:w="792"/>
-            <w:vAlign w:val="center"/>
-            <w:shd w:fill="FFFFFF"/>
-            <w:tcMar>
-              <w:top w:w="80" w:type="dxa"/>
-              <w:left w:w="80" w:type="dxa"/>
-              <w:bottom w:w="80" w:type="dxa"/>
-              <w:right w:w="80" w:type="dxa"/>
-            </w:tcMar>
-          </w:tcPr>
-          <w:p>
-            <w:pPr>
-              <w:spacing w:after="20" w:line="259" w:lineRule="auto"/>
-              <w:jc w:val="left"/>
-            </w:pPr>
-            <w:r>
-              <w:rPr>
-                <w:b w:val="0"/>
-                <w:sz w:val="19"/>
-              </w:rPr>
-              <w:t>1200</w:t>
-            </w:r>
-          </w:p>
-        </w:tc>
-        <w:tc>
-          <w:tcPr>
-            <w:tcW w:type="dxa" w:w="1080"/>
-            <w:vAlign w:val="center"/>
-            <w:shd w:fill="FFFFFF"/>
-            <w:tcMar>
-              <w:top w:w="80" w:type="dxa"/>
-              <w:left w:w="80" w:type="dxa"/>
-              <w:bottom w:w="80" w:type="dxa"/>
-              <w:right w:w="80" w:type="dxa"/>
-            </w:tcMar>
-          </w:tcPr>
-          <w:p>
-            <w:pPr>
-              <w:spacing w:after="20" w:line="259" w:lineRule="auto"/>
-              <w:jc w:val="center"/>
-            </w:pPr>
-            <w:r>
-              <w:rPr>
-                <w:b w:val="0"/>
-                <w:sz w:val="19"/>
-              </w:rPr>
-              <w:t>JPA</w:t>
-            </w:r>
-          </w:p>
-        </w:tc>
-        <w:tc>
-          <w:tcPr>
-            <w:tcW w:type="dxa" w:w="1152"/>
-            <w:vAlign w:val="center"/>
-            <w:shd w:fill="FFFFFF"/>
-            <w:tcMar>
-              <w:top w:w="80" w:type="dxa"/>
-              <w:left w:w="80" w:type="dxa"/>
-              <w:bottom w:w="80" w:type="dxa"/>
-              <w:right w:w="80" w:type="dxa"/>
-            </w:tcMar>
-          </w:tcPr>
-          <w:p>
-            <w:pPr>
-              <w:spacing w:after="20" w:line="259" w:lineRule="auto"/>
-              <w:jc w:val="center"/>
-            </w:pPr>
-            <w:r>
-              <w:rPr>
-                <w:b w:val="0"/>
-                <w:sz w:val="19"/>
-              </w:rPr>
-              <w:t>8.74</w:t>
-            </w:r>
-          </w:p>
-        </w:tc>
-        <w:tc>
-          <w:tcPr>
-            <w:tcW w:type="dxa" w:w="1152"/>
-            <w:vAlign w:val="center"/>
-            <w:shd w:fill="FFFFFF"/>
-            <w:tcMar>
-              <w:top w:w="80" w:type="dxa"/>
-              <w:left w:w="80" w:type="dxa"/>
-              <w:bottom w:w="80" w:type="dxa"/>
-              <w:right w:w="80" w:type="dxa"/>
-            </w:tcMar>
-          </w:tcPr>
-          <w:p>
-            <w:pPr>
-              <w:spacing w:after="20" w:line="259" w:lineRule="auto"/>
-              <w:jc w:val="center"/>
-            </w:pPr>
-            <w:r>
-              <w:rPr>
-                <w:b w:val="0"/>
-                <w:sz w:val="19"/>
-              </w:rPr>
-              <w:t>12.02</w:t>
-            </w:r>
-          </w:p>
-        </w:tc>
-        <w:tc>
-          <w:tcPr>
-            <w:tcW w:type="dxa" w:w="1440"/>
-            <w:vAlign w:val="center"/>
-            <w:shd w:fill="FFFFFF"/>
-            <w:tcMar>
-              <w:top w:w="80" w:type="dxa"/>
-              <w:left w:w="80" w:type="dxa"/>
-              <w:bottom w:w="80" w:type="dxa"/>
-              <w:right w:w="80" w:type="dxa"/>
-            </w:tcMar>
-          </w:tcPr>
-          <w:p>
-            <w:pPr>
-              <w:spacing w:after="20" w:line="259" w:lineRule="auto"/>
-              <w:jc w:val="center"/>
-            </w:pPr>
-            <w:r>
-              <w:rPr>
-                <w:b w:val="0"/>
-                <w:sz w:val="19"/>
-              </w:rPr>
-              <w:t>97.9%</w:t>
-            </w:r>
-          </w:p>
-        </w:tc>
-        <w:tc>
-          <w:tcPr>
-            <w:tcW w:type="dxa" w:w="2448"/>
-            <w:vAlign w:val="center"/>
-            <w:shd w:fill="FFFFFF"/>
-            <w:tcMar>
-              <w:top w:w="80" w:type="dxa"/>
-              <w:left w:w="80" w:type="dxa"/>
-              <w:bottom w:w="80" w:type="dxa"/>
-              <w:right w:w="80" w:type="dxa"/>
-            </w:tcMar>
-          </w:tcPr>
-          <w:p>
-            <w:pPr>
-              <w:spacing w:after="20" w:line="259" w:lineRule="auto"/>
-              <w:jc w:val="center"/>
-            </w:pPr>
-            <w:r>
-              <w:rPr>
-                <w:b w:val="0"/>
-                <w:sz w:val="19"/>
-              </w:rPr>
-              <w:t>96.8–98.5%</w:t>
-            </w:r>
-          </w:p>
-        </w:tc>
-        <w:tc>
-          <w:tcPr>
-            <w:tcW w:type="dxa" w:w="1584"/>
-            <w:vAlign w:val="center"/>
-            <w:shd w:fill="FFFFFF"/>
-            <w:tcMar>
-              <w:top w:w="80" w:type="dxa"/>
-              <w:left w:w="80" w:type="dxa"/>
-              <w:bottom w:w="80" w:type="dxa"/>
-              <w:right w:w="80" w:type="dxa"/>
-            </w:tcMar>
-          </w:tcPr>
-          <w:p>
-            <w:pPr>
-              <w:spacing w:after="20" w:line="259" w:lineRule="auto"/>
-              <w:jc w:val="center"/>
-            </w:pPr>
-            <w:r>
-              <w:rPr>
-                <w:b w:val="0"/>
-                <w:sz w:val="19"/>
-              </w:rPr>
-              <w:t>是</w:t>
-            </w:r>
-          </w:p>
-        </w:tc>
-      </w:tr>
-      <w:tr>
-        <w:trPr>
-          <w:cantSplit/>
-        </w:trPr>
-        <w:tc>
-          <w:tcPr>
-            <w:tcW w:type="dxa" w:w="792"/>
-            <w:vAlign w:val="center"/>
-            <w:shd w:fill="F7F9FB"/>
-            <w:tcMar>
-              <w:top w:w="80" w:type="dxa"/>
-              <w:left w:w="80" w:type="dxa"/>
-              <w:bottom w:w="80" w:type="dxa"/>
-              <w:right w:w="80" w:type="dxa"/>
-            </w:tcMar>
-          </w:tcPr>
-          <w:p>
-            <w:pPr>
-              <w:spacing w:after="20" w:line="259" w:lineRule="auto"/>
-              <w:jc w:val="left"/>
-            </w:pPr>
-            <w:r>
-              <w:rPr>
-                <w:b w:val="0"/>
-                <w:sz w:val="19"/>
-              </w:rPr>
-              <w:t>1200</w:t>
-            </w:r>
-          </w:p>
-        </w:tc>
-        <w:tc>
-          <w:tcPr>
-            <w:tcW w:type="dxa" w:w="1080"/>
-            <w:vAlign w:val="center"/>
-            <w:shd w:fill="F7F9FB"/>
-            <w:tcMar>
-              <w:top w:w="80" w:type="dxa"/>
-              <w:left w:w="80" w:type="dxa"/>
-              <w:bottom w:w="80" w:type="dxa"/>
-              <w:right w:w="80" w:type="dxa"/>
-            </w:tcMar>
-          </w:tcPr>
-          <w:p>
-            <w:pPr>
-              <w:spacing w:after="20" w:line="259" w:lineRule="auto"/>
-              <w:jc w:val="center"/>
-            </w:pPr>
-            <w:r>
-              <w:rPr>
-                <w:b w:val="0"/>
-                <w:sz w:val="19"/>
-              </w:rPr>
-              <w:t>MyBatis</w:t>
-            </w:r>
-          </w:p>
-        </w:tc>
-        <w:tc>
-          <w:tcPr>
-            <w:tcW w:type="dxa" w:w="1152"/>
-            <w:vAlign w:val="center"/>
-            <w:shd w:fill="F7F9FB"/>
-            <w:tcMar>
-              <w:top w:w="80" w:type="dxa"/>
-              <w:left w:w="80" w:type="dxa"/>
-              <w:bottom w:w="80" w:type="dxa"/>
-              <w:right w:w="80" w:type="dxa"/>
-            </w:tcMar>
-          </w:tcPr>
-          <w:p>
-            <w:pPr>
-              <w:spacing w:after="20" w:line="259" w:lineRule="auto"/>
-              <w:jc w:val="center"/>
-            </w:pPr>
-            <w:r>
-              <w:rPr>
-                <w:b w:val="0"/>
-                <w:sz w:val="19"/>
-              </w:rPr>
-              <w:t>6.42</w:t>
-            </w:r>
-          </w:p>
-        </w:tc>
-        <w:tc>
-          <w:tcPr>
-            <w:tcW w:type="dxa" w:w="1152"/>
-            <w:vAlign w:val="center"/>
-            <w:shd w:fill="F7F9FB"/>
-            <w:tcMar>
-              <w:top w:w="80" w:type="dxa"/>
-              <w:left w:w="80" w:type="dxa"/>
-              <w:bottom w:w="80" w:type="dxa"/>
-              <w:right w:w="80" w:type="dxa"/>
-            </w:tcMar>
-          </w:tcPr>
-          <w:p>
-            <w:pPr>
-              <w:spacing w:after="20" w:line="259" w:lineRule="auto"/>
-              <w:jc w:val="center"/>
-            </w:pPr>
-            <w:r>
-              <w:rPr>
-                <w:b w:val="0"/>
-                <w:sz w:val="19"/>
-              </w:rPr>
-              <w:t>7.35</w:t>
-            </w:r>
-          </w:p>
-        </w:tc>
-        <w:tc>
-          <w:tcPr>
-            <w:tcW w:type="dxa" w:w="1440"/>
-            <w:vAlign w:val="center"/>
-            <w:shd w:fill="F7F9FB"/>
-            <w:tcMar>
-              <w:top w:w="80" w:type="dxa"/>
-              <w:left w:w="80" w:type="dxa"/>
-              <w:bottom w:w="80" w:type="dxa"/>
-              <w:right w:w="80" w:type="dxa"/>
-            </w:tcMar>
-          </w:tcPr>
-          <w:p>
-            <w:pPr>
-              <w:spacing w:after="20" w:line="259" w:lineRule="auto"/>
-              <w:jc w:val="center"/>
-            </w:pPr>
-            <w:r>
-              <w:rPr>
-                <w:b w:val="0"/>
-                <w:sz w:val="19"/>
-              </w:rPr>
-              <w:t>98.8%</w:t>
-            </w:r>
-          </w:p>
-        </w:tc>
-        <w:tc>
-          <w:tcPr>
-            <w:tcW w:type="dxa" w:w="2448"/>
-            <w:vAlign w:val="center"/>
-            <w:shd w:fill="F7F9FB"/>
-            <w:tcMar>
-              <w:top w:w="80" w:type="dxa"/>
-              <w:left w:w="80" w:type="dxa"/>
-              <w:bottom w:w="80" w:type="dxa"/>
-              <w:right w:w="80" w:type="dxa"/>
-            </w:tcMar>
-          </w:tcPr>
-          <w:p>
-            <w:pPr>
-              <w:spacing w:after="20" w:line="259" w:lineRule="auto"/>
-              <w:jc w:val="center"/>
-            </w:pPr>
-            <w:r>
-              <w:rPr>
-                <w:b w:val="0"/>
-                <w:sz w:val="19"/>
-              </w:rPr>
-              <w:t>98.5–99.1%</w:t>
-            </w:r>
-          </w:p>
-        </w:tc>
-        <w:tc>
-          <w:tcPr>
-            <w:tcW w:type="dxa" w:w="1584"/>
-            <w:vAlign w:val="center"/>
-            <w:shd w:fill="F7F9FB"/>
-            <w:tcMar>
-              <w:top w:w="80" w:type="dxa"/>
-              <w:left w:w="80" w:type="dxa"/>
-              <w:bottom w:w="80" w:type="dxa"/>
-              <w:right w:w="80" w:type="dxa"/>
-            </w:tcMar>
-          </w:tcPr>
-          <w:p>
-            <w:pPr>
-              <w:spacing w:after="20" w:line="259" w:lineRule="auto"/>
-              <w:jc w:val="center"/>
-            </w:pPr>
-            <w:r>
-              <w:rPr>
-                <w:b w:val="0"/>
-                <w:sz w:val="19"/>
-              </w:rPr>
-              <w:t>是</w:t>
-            </w:r>
-          </w:p>
-        </w:tc>
-      </w:tr>
-      <w:tr>
-        <w:trPr>
-          <w:cantSplit/>
-        </w:trPr>
-        <w:tc>
-          <w:tcPr>
-            <w:tcW w:type="dxa" w:w="792"/>
-            <w:vAlign w:val="center"/>
-            <w:shd w:fill="FFFFFF"/>
-            <w:tcMar>
-              <w:top w:w="80" w:type="dxa"/>
-              <w:left w:w="80" w:type="dxa"/>
-              <w:bottom w:w="80" w:type="dxa"/>
-              <w:right w:w="80" w:type="dxa"/>
-            </w:tcMar>
-          </w:tcPr>
-          <w:p>
-            <w:pPr>
-              <w:spacing w:after="20" w:line="259" w:lineRule="auto"/>
-              <w:jc w:val="left"/>
-            </w:pPr>
-            <w:r>
-              <w:rPr>
-                <w:b w:val="0"/>
-                <w:sz w:val="19"/>
-              </w:rPr>
-              <w:t>1300</w:t>
-            </w:r>
-          </w:p>
-        </w:tc>
-        <w:tc>
-          <w:tcPr>
-            <w:tcW w:type="dxa" w:w="1080"/>
-            <w:vAlign w:val="center"/>
-            <w:shd w:fill="FFFFFF"/>
-            <w:tcMar>
-              <w:top w:w="80" w:type="dxa"/>
-              <w:left w:w="80" w:type="dxa"/>
-              <w:bottom w:w="80" w:type="dxa"/>
-              <w:right w:w="80" w:type="dxa"/>
-            </w:tcMar>
-          </w:tcPr>
-          <w:p>
-            <w:pPr>
-              <w:spacing w:after="20" w:line="259" w:lineRule="auto"/>
-              <w:jc w:val="center"/>
-            </w:pPr>
-            <w:r>
-              <w:rPr>
-                <w:b w:val="0"/>
-                <w:sz w:val="19"/>
-              </w:rPr>
-              <w:t>JPA</w:t>
-            </w:r>
-          </w:p>
-        </w:tc>
-        <w:tc>
-          <w:tcPr>
-            <w:tcW w:type="dxa" w:w="1152"/>
-            <w:vAlign w:val="center"/>
-            <w:shd w:fill="FFFFFF"/>
-            <w:tcMar>
-              <w:top w:w="80" w:type="dxa"/>
-              <w:left w:w="80" w:type="dxa"/>
-              <w:bottom w:w="80" w:type="dxa"/>
-              <w:right w:w="80" w:type="dxa"/>
-            </w:tcMar>
-          </w:tcPr>
-          <w:p>
-            <w:pPr>
-              <w:spacing w:after="20" w:line="259" w:lineRule="auto"/>
-              <w:jc w:val="center"/>
-            </w:pPr>
-            <w:r>
-              <w:rPr>
-                <w:b w:val="0"/>
-                <w:sz w:val="19"/>
-              </w:rPr>
-              <w:t>1084.74</w:t>
-            </w:r>
-          </w:p>
-        </w:tc>
-        <w:tc>
-          <w:tcPr>
-            <w:tcW w:type="dxa" w:w="1152"/>
-            <w:vAlign w:val="center"/>
-            <w:shd w:fill="FFFFFF"/>
-            <w:tcMar>
-              <w:top w:w="80" w:type="dxa"/>
-              <w:left w:w="80" w:type="dxa"/>
-              <w:bottom w:w="80" w:type="dxa"/>
-              <w:right w:w="80" w:type="dxa"/>
-            </w:tcMar>
-          </w:tcPr>
-          <w:p>
-            <w:pPr>
-              <w:spacing w:after="20" w:line="259" w:lineRule="auto"/>
-              <w:jc w:val="center"/>
-            </w:pPr>
-            <w:r>
-              <w:rPr>
-                <w:b w:val="0"/>
-                <w:sz w:val="19"/>
-              </w:rPr>
-              <w:t>1406.37</w:t>
-            </w:r>
-          </w:p>
-        </w:tc>
-        <w:tc>
-          <w:tcPr>
-            <w:tcW w:type="dxa" w:w="1440"/>
-            <w:vAlign w:val="center"/>
-            <w:shd w:fill="FFFFFF"/>
-            <w:tcMar>
-              <w:top w:w="80" w:type="dxa"/>
-              <w:left w:w="80" w:type="dxa"/>
-              <w:bottom w:w="80" w:type="dxa"/>
-              <w:right w:w="80" w:type="dxa"/>
-            </w:tcMar>
-          </w:tcPr>
-          <w:p>
-            <w:pPr>
-              <w:spacing w:after="20" w:line="259" w:lineRule="auto"/>
-              <w:jc w:val="center"/>
-            </w:pPr>
-            <w:r>
-              <w:rPr>
-                <w:b w:val="0"/>
-                <w:sz w:val="19"/>
-              </w:rPr>
-              <w:t>64.2%</w:t>
-            </w:r>
-          </w:p>
-        </w:tc>
-        <w:tc>
-          <w:tcPr>
-            <w:tcW w:type="dxa" w:w="2448"/>
-            <w:vAlign w:val="center"/>
-            <w:shd w:fill="FFFFFF"/>
-            <w:tcMar>
-              <w:top w:w="80" w:type="dxa"/>
-              <w:left w:w="80" w:type="dxa"/>
-              <w:bottom w:w="80" w:type="dxa"/>
-              <w:right w:w="80" w:type="dxa"/>
-            </w:tcMar>
-          </w:tcPr>
-          <w:p>
-            <w:pPr>
-              <w:spacing w:after="20" w:line="259" w:lineRule="auto"/>
-              <w:jc w:val="center"/>
-            </w:pPr>
-            <w:r>
-              <w:rPr>
-                <w:b w:val="0"/>
-                <w:sz w:val="19"/>
-              </w:rPr>
-              <w:t>0.0–97.8%</w:t>
-            </w:r>
-          </w:p>
-        </w:tc>
-        <w:tc>
-          <w:tcPr>
-            <w:tcW w:type="dxa" w:w="1584"/>
-            <w:vAlign w:val="center"/>
-            <w:shd w:fill="FFFFFF"/>
-            <w:tcMar>
-              <w:top w:w="80" w:type="dxa"/>
-              <w:left w:w="80" w:type="dxa"/>
-              <w:bottom w:w="80" w:type="dxa"/>
-              <w:right w:w="80" w:type="dxa"/>
-            </w:tcMar>
-          </w:tcPr>
-          <w:p>
-            <w:pPr>
-              <w:spacing w:after="20" w:line="259" w:lineRule="auto"/>
-              <w:jc w:val="center"/>
-            </w:pPr>
-            <w:r>
-              <w:rPr>
-                <w:b w:val="0"/>
-                <w:sz w:val="19"/>
-              </w:rPr>
-              <w:t>否</w:t>
-            </w:r>
-          </w:p>
-        </w:tc>
-      </w:tr>
-      <w:tr>
-        <w:trPr>
-          <w:cantSplit/>
-        </w:trPr>
-        <w:tc>
-          <w:tcPr>
-            <w:tcW w:type="dxa" w:w="792"/>
-            <w:vAlign w:val="center"/>
-            <w:shd w:fill="F7F9FB"/>
-            <w:tcMar>
-              <w:top w:w="80" w:type="dxa"/>
-              <w:left w:w="80" w:type="dxa"/>
-              <w:bottom w:w="80" w:type="dxa"/>
-              <w:right w:w="80" w:type="dxa"/>
-            </w:tcMar>
-          </w:tcPr>
-          <w:p>
-            <w:pPr>
-              <w:spacing w:after="20" w:line="259" w:lineRule="auto"/>
-              <w:jc w:val="left"/>
-            </w:pPr>
-            <w:r>
-              <w:rPr>
-                <w:b w:val="0"/>
-                <w:sz w:val="19"/>
-              </w:rPr>
-              <w:t>1300</w:t>
-            </w:r>
-          </w:p>
-        </w:tc>
-        <w:tc>
-          <w:tcPr>
-            <w:tcW w:type="dxa" w:w="1080"/>
-            <w:vAlign w:val="center"/>
-            <w:shd w:fill="F7F9FB"/>
-            <w:tcMar>
-              <w:top w:w="80" w:type="dxa"/>
-              <w:left w:w="80" w:type="dxa"/>
-              <w:bottom w:w="80" w:type="dxa"/>
-              <w:right w:w="80" w:type="dxa"/>
-            </w:tcMar>
-          </w:tcPr>
-          <w:p>
-            <w:pPr>
-              <w:spacing w:after="20" w:line="259" w:lineRule="auto"/>
-              <w:jc w:val="center"/>
-            </w:pPr>
-            <w:r>
-              <w:rPr>
-                <w:b w:val="0"/>
-                <w:sz w:val="19"/>
-              </w:rPr>
-              <w:t>MyBatis</w:t>
-            </w:r>
-          </w:p>
-        </w:tc>
-        <w:tc>
-          <w:tcPr>
-            <w:tcW w:type="dxa" w:w="1152"/>
-            <w:vAlign w:val="center"/>
-            <w:shd w:fill="F7F9FB"/>
-            <w:tcMar>
-              <w:top w:w="80" w:type="dxa"/>
-              <w:left w:w="80" w:type="dxa"/>
-              <w:bottom w:w="80" w:type="dxa"/>
-              <w:right w:w="80" w:type="dxa"/>
-            </w:tcMar>
-          </w:tcPr>
-          <w:p>
-            <w:pPr>
-              <w:spacing w:after="20" w:line="259" w:lineRule="auto"/>
-              <w:jc w:val="center"/>
-            </w:pPr>
-            <w:r>
-              <w:rPr>
-                <w:b w:val="0"/>
-                <w:sz w:val="19"/>
-              </w:rPr>
-              <w:t>38.28</w:t>
-            </w:r>
-          </w:p>
-        </w:tc>
-        <w:tc>
-          <w:tcPr>
-            <w:tcW w:type="dxa" w:w="1152"/>
-            <w:vAlign w:val="center"/>
-            <w:shd w:fill="F7F9FB"/>
-            <w:tcMar>
-              <w:top w:w="80" w:type="dxa"/>
-              <w:left w:w="80" w:type="dxa"/>
-              <w:bottom w:w="80" w:type="dxa"/>
-              <w:right w:w="80" w:type="dxa"/>
-            </w:tcMar>
-          </w:tcPr>
-          <w:p>
-            <w:pPr>
-              <w:spacing w:after="20" w:line="259" w:lineRule="auto"/>
-              <w:jc w:val="center"/>
-            </w:pPr>
-            <w:r>
-              <w:rPr>
-                <w:b w:val="0"/>
-                <w:sz w:val="19"/>
-              </w:rPr>
-              <w:t>210.43</w:t>
-            </w:r>
-          </w:p>
-        </w:tc>
-        <w:tc>
-          <w:tcPr>
-            <w:tcW w:type="dxa" w:w="1440"/>
-            <w:vAlign w:val="center"/>
-            <w:shd w:fill="F7F9FB"/>
-            <w:tcMar>
-              <w:top w:w="80" w:type="dxa"/>
-              <w:left w:w="80" w:type="dxa"/>
-              <w:bottom w:w="80" w:type="dxa"/>
-              <w:right w:w="80" w:type="dxa"/>
-            </w:tcMar>
-          </w:tcPr>
-          <w:p>
-            <w:pPr>
-              <w:spacing w:after="20" w:line="259" w:lineRule="auto"/>
-              <w:jc w:val="center"/>
-            </w:pPr>
-            <w:r>
-              <w:rPr>
-                <w:b w:val="0"/>
-                <w:sz w:val="19"/>
-              </w:rPr>
-              <w:t>89.8%</w:t>
-            </w:r>
-          </w:p>
-        </w:tc>
-        <w:tc>
-          <w:tcPr>
-            <w:tcW w:type="dxa" w:w="2448"/>
-            <w:vAlign w:val="center"/>
-            <w:shd w:fill="F7F9FB"/>
-            <w:tcMar>
-              <w:top w:w="80" w:type="dxa"/>
-              <w:left w:w="80" w:type="dxa"/>
-              <w:bottom w:w="80" w:type="dxa"/>
-              <w:right w:w="80" w:type="dxa"/>
-            </w:tcMar>
-          </w:tcPr>
-          <w:p>
-            <w:pPr>
-              <w:spacing w:after="20" w:line="259" w:lineRule="auto"/>
-              <w:jc w:val="center"/>
-            </w:pPr>
-            <w:r>
-              <w:rPr>
-                <w:b w:val="0"/>
-                <w:sz w:val="19"/>
-              </w:rPr>
-              <w:t>71.8–98.8%</w:t>
-            </w:r>
-          </w:p>
-        </w:tc>
-        <w:tc>
-          <w:tcPr>
-            <w:tcW w:type="dxa" w:w="1584"/>
             <w:vAlign w:val="center"/>
             <w:shd w:fill="F7F9FB"/>
             <w:tcMar>
@@ -7462,12 +4896,515 @@
     </w:p>
     <w:p>
       <w:r>
-        <w:t>MyBatis 在 1000、1100、1200 线程三轮均达标；1300 线程的比例范围为 71.8%–98.8%，其中一轮未达到目标。1200 与 1300 线程之间可作为进一步细化测试的区间，但现有短时测试不足以确定精确最大容量。</w:t>
+        <w:t>两种实现的1000、1100、1200线程写入均达到80%的比较条件。1300线程时，MyBatis平均响应为102.03 ms，40 ms内成功比例为71.77%；JPA平均响应为3232.80 ms，40 ms内成功比例为0%，两者该组均未达到比较条件。</w:t>
+      </w:r>
+    </w:p>
+    <w:p>
+      <w:pPr>
+        <w:pStyle w:val="Heading2"/>
+      </w:pPr>
+      <w:r>
+        <w:t>MyBatis读写比较</w:t>
+      </w:r>
+    </w:p>
+    <w:tbl>
+      <w:tblPr>
+        <w:tblW w:type="auto" w:w="0"/>
+        <w:jc w:val="center"/>
+        <w:tblLayout w:type="fixed"/>
+        <w:tblLook w:firstColumn="1" w:firstRow="1" w:lastColumn="0" w:lastRow="0" w:noHBand="0" w:noVBand="1" w:val="04A0"/>
+        <w:tblBorders>
+          <w:top w:val="single" w:sz="4" w:color="D9D9D9"/>
+          <w:left w:val="single" w:sz="4" w:color="D9D9D9"/>
+          <w:bottom w:val="single" w:sz="4" w:color="D9D9D9"/>
+          <w:right w:val="single" w:sz="4" w:color="D9D9D9"/>
+          <w:insideH w:val="single" w:sz="4" w:color="D9D9D9"/>
+          <w:insideV w:val="single" w:sz="4" w:color="D9D9D9"/>
+        </w:tblBorders>
+      </w:tblPr>
+      <w:tblGrid>
+        <w:gridCol w:w="1152"/>
+        <w:gridCol w:w="2160"/>
+        <w:gridCol w:w="2160"/>
+        <w:gridCol w:w="2592"/>
+      </w:tblGrid>
+      <w:tr>
+        <w:trPr>
+          <w:cantSplit/>
+          <w:tblHeader/>
+        </w:trPr>
+        <w:tc>
+          <w:tcPr>
+            <w:tcW w:type="dxa" w:w="1152"/>
+            <w:vAlign w:val="center"/>
+            <w:shd w:fill="E5EBF1"/>
+            <w:tcMar>
+              <w:top w:w="80" w:type="dxa"/>
+              <w:left w:w="80" w:type="dxa"/>
+              <w:bottom w:w="80" w:type="dxa"/>
+              <w:right w:w="80" w:type="dxa"/>
+            </w:tcMar>
+          </w:tcPr>
+          <w:p>
+            <w:pPr>
+              <w:spacing w:after="20" w:line="259" w:lineRule="auto"/>
+              <w:jc w:val="left"/>
+            </w:pPr>
+            <w:r>
+              <w:rPr>
+                <w:b/>
+                <w:sz w:val="19"/>
+              </w:rPr>
+              <w:t>线程数</w:t>
+            </w:r>
+          </w:p>
+        </w:tc>
+        <w:tc>
+          <w:tcPr>
+            <w:tcW w:type="dxa" w:w="2160"/>
+            <w:vAlign w:val="center"/>
+            <w:shd w:fill="E5EBF1"/>
+            <w:tcMar>
+              <w:top w:w="80" w:type="dxa"/>
+              <w:left w:w="80" w:type="dxa"/>
+              <w:bottom w:w="80" w:type="dxa"/>
+              <w:right w:w="80" w:type="dxa"/>
+            </w:tcMar>
+          </w:tcPr>
+          <w:p>
+            <w:pPr>
+              <w:spacing w:after="20" w:line="259" w:lineRule="auto"/>
+              <w:jc w:val="center"/>
+            </w:pPr>
+            <w:r>
+              <w:rPr>
+                <w:b/>
+                <w:sz w:val="19"/>
+              </w:rPr>
+              <w:t>读取均值 ms</w:t>
+            </w:r>
+          </w:p>
+        </w:tc>
+        <w:tc>
+          <w:tcPr>
+            <w:tcW w:type="dxa" w:w="2160"/>
+            <w:vAlign w:val="center"/>
+            <w:shd w:fill="E5EBF1"/>
+            <w:tcMar>
+              <w:top w:w="80" w:type="dxa"/>
+              <w:left w:w="80" w:type="dxa"/>
+              <w:bottom w:w="80" w:type="dxa"/>
+              <w:right w:w="80" w:type="dxa"/>
+            </w:tcMar>
+          </w:tcPr>
+          <w:p>
+            <w:pPr>
+              <w:spacing w:after="20" w:line="259" w:lineRule="auto"/>
+              <w:jc w:val="center"/>
+            </w:pPr>
+            <w:r>
+              <w:rPr>
+                <w:b/>
+                <w:sz w:val="19"/>
+              </w:rPr>
+              <w:t>写入均值 ms</w:t>
+            </w:r>
+          </w:p>
+        </w:tc>
+        <w:tc>
+          <w:tcPr>
+            <w:tcW w:type="dxa" w:w="2592"/>
+            <w:vAlign w:val="center"/>
+            <w:shd w:fill="E5EBF1"/>
+            <w:tcMar>
+              <w:top w:w="80" w:type="dxa"/>
+              <w:left w:w="80" w:type="dxa"/>
+              <w:bottom w:w="80" w:type="dxa"/>
+              <w:right w:w="80" w:type="dxa"/>
+            </w:tcMar>
+          </w:tcPr>
+          <w:p>
+            <w:pPr>
+              <w:spacing w:after="20" w:line="259" w:lineRule="auto"/>
+              <w:jc w:val="center"/>
+            </w:pPr>
+            <w:r>
+              <w:rPr>
+                <w:b/>
+                <w:sz w:val="19"/>
+              </w:rPr>
+              <w:t>读取/写入循环</w:t>
+            </w:r>
+          </w:p>
+        </w:tc>
+      </w:tr>
+      <w:tr>
+        <w:trPr>
+          <w:cantSplit/>
+        </w:trPr>
+        <w:tc>
+          <w:tcPr>
+            <w:tcW w:type="dxa" w:w="1152"/>
+            <w:vAlign w:val="center"/>
+            <w:shd w:fill="FFFFFF"/>
+            <w:tcMar>
+              <w:top w:w="80" w:type="dxa"/>
+              <w:left w:w="80" w:type="dxa"/>
+              <w:bottom w:w="80" w:type="dxa"/>
+              <w:right w:w="80" w:type="dxa"/>
+            </w:tcMar>
+          </w:tcPr>
+          <w:p>
+            <w:pPr>
+              <w:spacing w:after="20" w:line="259" w:lineRule="auto"/>
+              <w:jc w:val="left"/>
+            </w:pPr>
+            <w:r>
+              <w:rPr>
+                <w:b w:val="0"/>
+                <w:sz w:val="19"/>
+              </w:rPr>
+              <w:t>1000</w:t>
+            </w:r>
+          </w:p>
+        </w:tc>
+        <w:tc>
+          <w:tcPr>
+            <w:tcW w:type="dxa" w:w="2160"/>
+            <w:vAlign w:val="center"/>
+            <w:shd w:fill="FFFFFF"/>
+            <w:tcMar>
+              <w:top w:w="80" w:type="dxa"/>
+              <w:left w:w="80" w:type="dxa"/>
+              <w:bottom w:w="80" w:type="dxa"/>
+              <w:right w:w="80" w:type="dxa"/>
+            </w:tcMar>
+          </w:tcPr>
+          <w:p>
+            <w:pPr>
+              <w:spacing w:after="20" w:line="259" w:lineRule="auto"/>
+              <w:jc w:val="center"/>
+            </w:pPr>
+            <w:r>
+              <w:rPr>
+                <w:b w:val="0"/>
+                <w:sz w:val="19"/>
+              </w:rPr>
+              <w:t>3.67</w:t>
+            </w:r>
+          </w:p>
+        </w:tc>
+        <w:tc>
+          <w:tcPr>
+            <w:tcW w:type="dxa" w:w="2160"/>
+            <w:vAlign w:val="center"/>
+            <w:shd w:fill="FFFFFF"/>
+            <w:tcMar>
+              <w:top w:w="80" w:type="dxa"/>
+              <w:left w:w="80" w:type="dxa"/>
+              <w:bottom w:w="80" w:type="dxa"/>
+              <w:right w:w="80" w:type="dxa"/>
+            </w:tcMar>
+          </w:tcPr>
+          <w:p>
+            <w:pPr>
+              <w:spacing w:after="20" w:line="259" w:lineRule="auto"/>
+              <w:jc w:val="center"/>
+            </w:pPr>
+            <w:r>
+              <w:rPr>
+                <w:b w:val="0"/>
+                <w:sz w:val="19"/>
+              </w:rPr>
+              <w:t>6.16</w:t>
+            </w:r>
+          </w:p>
+        </w:tc>
+        <w:tc>
+          <w:tcPr>
+            <w:tcW w:type="dxa" w:w="2592"/>
+            <w:vAlign w:val="center"/>
+            <w:shd w:fill="FFFFFF"/>
+            <w:tcMar>
+              <w:top w:w="80" w:type="dxa"/>
+              <w:left w:w="80" w:type="dxa"/>
+              <w:bottom w:w="80" w:type="dxa"/>
+              <w:right w:w="80" w:type="dxa"/>
+            </w:tcMar>
+          </w:tcPr>
+          <w:p>
+            <w:pPr>
+              <w:spacing w:after="20" w:line="259" w:lineRule="auto"/>
+              <w:jc w:val="center"/>
+            </w:pPr>
+            <w:r>
+              <w:rPr>
+                <w:b w:val="0"/>
+                <w:sz w:val="19"/>
+              </w:rPr>
+              <w:t>2次 / 1次</w:t>
+            </w:r>
+          </w:p>
+        </w:tc>
+      </w:tr>
+      <w:tr>
+        <w:trPr>
+          <w:cantSplit/>
+        </w:trPr>
+        <w:tc>
+          <w:tcPr>
+            <w:tcW w:type="dxa" w:w="1152"/>
+            <w:vAlign w:val="center"/>
+            <w:shd w:fill="F7F9FB"/>
+            <w:tcMar>
+              <w:top w:w="80" w:type="dxa"/>
+              <w:left w:w="80" w:type="dxa"/>
+              <w:bottom w:w="80" w:type="dxa"/>
+              <w:right w:w="80" w:type="dxa"/>
+            </w:tcMar>
+          </w:tcPr>
+          <w:p>
+            <w:pPr>
+              <w:spacing w:after="20" w:line="259" w:lineRule="auto"/>
+              <w:jc w:val="left"/>
+            </w:pPr>
+            <w:r>
+              <w:rPr>
+                <w:b w:val="0"/>
+                <w:sz w:val="19"/>
+              </w:rPr>
+              <w:t>1100</w:t>
+            </w:r>
+          </w:p>
+        </w:tc>
+        <w:tc>
+          <w:tcPr>
+            <w:tcW w:type="dxa" w:w="2160"/>
+            <w:vAlign w:val="center"/>
+            <w:shd w:fill="F7F9FB"/>
+            <w:tcMar>
+              <w:top w:w="80" w:type="dxa"/>
+              <w:left w:w="80" w:type="dxa"/>
+              <w:bottom w:w="80" w:type="dxa"/>
+              <w:right w:w="80" w:type="dxa"/>
+            </w:tcMar>
+          </w:tcPr>
+          <w:p>
+            <w:pPr>
+              <w:spacing w:after="20" w:line="259" w:lineRule="auto"/>
+              <w:jc w:val="center"/>
+            </w:pPr>
+            <w:r>
+              <w:rPr>
+                <w:b w:val="0"/>
+                <w:sz w:val="19"/>
+              </w:rPr>
+              <w:t>2.34</w:t>
+            </w:r>
+          </w:p>
+        </w:tc>
+        <w:tc>
+          <w:tcPr>
+            <w:tcW w:type="dxa" w:w="2160"/>
+            <w:vAlign w:val="center"/>
+            <w:shd w:fill="F7F9FB"/>
+            <w:tcMar>
+              <w:top w:w="80" w:type="dxa"/>
+              <w:left w:w="80" w:type="dxa"/>
+              <w:bottom w:w="80" w:type="dxa"/>
+              <w:right w:w="80" w:type="dxa"/>
+            </w:tcMar>
+          </w:tcPr>
+          <w:p>
+            <w:pPr>
+              <w:spacing w:after="20" w:line="259" w:lineRule="auto"/>
+              <w:jc w:val="center"/>
+            </w:pPr>
+            <w:r>
+              <w:rPr>
+                <w:b w:val="0"/>
+                <w:sz w:val="19"/>
+              </w:rPr>
+              <w:t>7.30</w:t>
+            </w:r>
+          </w:p>
+        </w:tc>
+        <w:tc>
+          <w:tcPr>
+            <w:tcW w:type="dxa" w:w="2592"/>
+            <w:vAlign w:val="center"/>
+            <w:shd w:fill="F7F9FB"/>
+            <w:tcMar>
+              <w:top w:w="80" w:type="dxa"/>
+              <w:left w:w="80" w:type="dxa"/>
+              <w:bottom w:w="80" w:type="dxa"/>
+              <w:right w:w="80" w:type="dxa"/>
+            </w:tcMar>
+          </w:tcPr>
+          <w:p>
+            <w:pPr>
+              <w:spacing w:after="20" w:line="259" w:lineRule="auto"/>
+              <w:jc w:val="center"/>
+            </w:pPr>
+            <w:r>
+              <w:rPr>
+                <w:b w:val="0"/>
+                <w:sz w:val="19"/>
+              </w:rPr>
+              <w:t>2次 / 1次</w:t>
+            </w:r>
+          </w:p>
+        </w:tc>
+      </w:tr>
+      <w:tr>
+        <w:trPr>
+          <w:cantSplit/>
+        </w:trPr>
+        <w:tc>
+          <w:tcPr>
+            <w:tcW w:type="dxa" w:w="1152"/>
+            <w:vAlign w:val="center"/>
+            <w:shd w:fill="FFFFFF"/>
+            <w:tcMar>
+              <w:top w:w="80" w:type="dxa"/>
+              <w:left w:w="80" w:type="dxa"/>
+              <w:bottom w:w="80" w:type="dxa"/>
+              <w:right w:w="80" w:type="dxa"/>
+            </w:tcMar>
+          </w:tcPr>
+          <w:p>
+            <w:pPr>
+              <w:spacing w:after="20" w:line="259" w:lineRule="auto"/>
+              <w:jc w:val="left"/>
+            </w:pPr>
+            <w:r>
+              <w:rPr>
+                <w:b w:val="0"/>
+                <w:sz w:val="19"/>
+              </w:rPr>
+              <w:t>1200</w:t>
+            </w:r>
+          </w:p>
+        </w:tc>
+        <w:tc>
+          <w:tcPr>
+            <w:tcW w:type="dxa" w:w="2160"/>
+            <w:vAlign w:val="center"/>
+            <w:shd w:fill="FFFFFF"/>
+            <w:tcMar>
+              <w:top w:w="80" w:type="dxa"/>
+              <w:left w:w="80" w:type="dxa"/>
+              <w:bottom w:w="80" w:type="dxa"/>
+              <w:right w:w="80" w:type="dxa"/>
+            </w:tcMar>
+          </w:tcPr>
+          <w:p>
+            <w:pPr>
+              <w:spacing w:after="20" w:line="259" w:lineRule="auto"/>
+              <w:jc w:val="center"/>
+            </w:pPr>
+            <w:r>
+              <w:rPr>
+                <w:b w:val="0"/>
+                <w:sz w:val="19"/>
+              </w:rPr>
+              <w:t>2.56</w:t>
+            </w:r>
+          </w:p>
+        </w:tc>
+        <w:tc>
+          <w:tcPr>
+            <w:tcW w:type="dxa" w:w="2160"/>
+            <w:vAlign w:val="center"/>
+            <w:shd w:fill="FFFFFF"/>
+            <w:tcMar>
+              <w:top w:w="80" w:type="dxa"/>
+              <w:left w:w="80" w:type="dxa"/>
+              <w:bottom w:w="80" w:type="dxa"/>
+              <w:right w:w="80" w:type="dxa"/>
+            </w:tcMar>
+          </w:tcPr>
+          <w:p>
+            <w:pPr>
+              <w:spacing w:after="20" w:line="259" w:lineRule="auto"/>
+              <w:jc w:val="center"/>
+            </w:pPr>
+            <w:r>
+              <w:rPr>
+                <w:b w:val="0"/>
+                <w:sz w:val="19"/>
+              </w:rPr>
+              <w:t>6.18</w:t>
+            </w:r>
+          </w:p>
+        </w:tc>
+        <w:tc>
+          <w:tcPr>
+            <w:tcW w:type="dxa" w:w="2592"/>
+            <w:vAlign w:val="center"/>
+            <w:shd w:fill="FFFFFF"/>
+            <w:tcMar>
+              <w:top w:w="80" w:type="dxa"/>
+              <w:left w:w="80" w:type="dxa"/>
+              <w:bottom w:w="80" w:type="dxa"/>
+              <w:right w:w="80" w:type="dxa"/>
+            </w:tcMar>
+          </w:tcPr>
+          <w:p>
+            <w:pPr>
+              <w:spacing w:after="20" w:line="259" w:lineRule="auto"/>
+              <w:jc w:val="center"/>
+            </w:pPr>
+            <w:r>
+              <w:rPr>
+                <w:b w:val="0"/>
+                <w:sz w:val="19"/>
+              </w:rPr>
+              <w:t>2次 / 1次</w:t>
+            </w:r>
+          </w:p>
+        </w:tc>
+      </w:tr>
+    </w:tbl>
+    <w:p>
+      <w:pPr>
+        <w:spacing w:after="20"/>
+      </w:pPr>
+    </w:p>
+    <w:p>
+      <w:r>
+        <w:t>在样例中读写共有的1000、1100、1200线程档位下，MyBatis的读取平均耗时均小于写入。读取与写入的循环次数按样例分别设置为2次和1次。</w:t>
+      </w:r>
+    </w:p>
+    <w:p>
+      <w:pPr>
+        <w:pStyle w:val="Heading2"/>
+      </w:pPr>
+      <w:r>
+        <w:t>JPA与MyBatis比较</w:t>
       </w:r>
     </w:p>
     <w:p>
       <w:r>
-        <w:t>JPA 写入只有 1200 线程三轮均达标，其他档位存在未达标轮次。1300 线程三轮平均响应为 1084.74 ms，达标比例跨度为 0.0%–97.8%，再次说明应结合重复数据，而非仅用一轮结果判断性能。</w:t>
+        <w:t>同一操作和线程档位下，两种实现使用相同的升压时间、循环次数、请求生成规则和初始数据，仅切换持久层。在本次保留的各档读取和写入记录中，MyBatis平均响应时间均低于JPA；具体数值见读取表和写入表。</w:t>
+      </w:r>
+    </w:p>
+    <w:p>
+      <w:r>
+        <w:br w:type="page"/>
+      </w:r>
+    </w:p>
+    <w:p>
+      <w:pPr>
+        <w:pStyle w:val="Heading1"/>
+      </w:pPr>
+      <w:r>
+        <w:t>2.5 写入响应分布与时间趋势</w:t>
+      </w:r>
+    </w:p>
+    <w:p>
+      <w:r>
+        <w:t>写入曲线的统计方式与读取一致。1300线程档位中，两种实现出现较长响应时间，表现为百分比曲线向右延伸，时间趋势图中也可看到对应的耗时变化。</w:t>
       </w:r>
     </w:p>
     <w:p>
@@ -7478,8 +5415,8 @@
       <w:r>
         <w:drawing>
           <wp:inline xmlns:a="http://schemas.openxmlformats.org/drawingml/2006/main" xmlns:pic="http://schemas.openxmlformats.org/drawingml/2006/picture">
-            <wp:extent cx="5943600" cy="1045136"/>
-            <wp:docPr id="3" name="Picture 3"/>
+            <wp:extent cx="5852160" cy="4421632"/>
+            <wp:docPr id="2" name="Picture 2"/>
             <wp:cNvGraphicFramePr>
               <a:graphicFrameLocks noChangeAspect="1"/>
             </wp:cNvGraphicFramePr>
@@ -7487,11 +5424,11 @@
               <a:graphicData uri="http://schemas.openxmlformats.org/drawingml/2006/picture">
                 <pic:pic>
                   <pic:nvPicPr>
-                    <pic:cNvPr id="0" name="mybatis-r3-write-statistics.png"/>
+                    <pic:cNvPr id="0" name="写入响应分布与趋势.png"/>
                     <pic:cNvPicPr/>
                   </pic:nvPicPr>
                   <pic:blipFill>
-                    <a:blip r:embed="rId13"/>
+                    <a:blip r:embed="rId12"/>
                     <a:stretch>
                       <a:fillRect/>
                     </a:stretch>
@@ -7499,7 +5436,7 @@
                   <pic:spPr>
                     <a:xfrm>
                       <a:off x="0" y="0"/>
-                      <a:ext cx="5943600" cy="1045136"/>
+                      <a:ext cx="5852160" cy="4421632"/>
                     </a:xfrm>
                     <a:prstGeom prst="rect"/>
                   </pic:spPr>
@@ -7519,12 +5456,12 @@
         <w:rPr>
           <w:sz w:val="18"/>
         </w:rPr>
-        <w:t>图 3  MyBatis 第 3 轮 1300 线程单循环写入的 JMeter 实际统计截图。</w:t>
+        <w:t>图2  JPA与MyBatis写入测试，10秒升压、1次循环。</w:t>
       </w:r>
     </w:p>
     <w:p>
       <w:r>
-        <w:t>该轮 1300 次请求全部成功，平均响应 6.05 ms；该轮表现较好不代表同档位全部重复均达标。零断言失败与满足响应时间目标是不同评价维度。</w:t>
+        <w:t>每组原始JTL保存全部请求，包括超过40 ms的请求。业务断言成功表示接口返回符合测试计划，达到响应时间条件则由elapsed另行判断。</w:t>
       </w:r>
     </w:p>
     <w:p>
@@ -7537,7 +5474,12 @@
         <w:pStyle w:val="Heading1"/>
       </w:pPr>
       <w:r>
-        <w:t>2.7 响应目标与负载变化</w:t>
+        <w:t>2.6 运行监控</w:t>
+      </w:r>
+    </w:p>
+    <w:p>
+      <w:r>
+        <w:t>按照实验三要求，查询spring:jvm_threads_live_threads、node:cpu_usage_percent和node:memory_usage_percent，导出各组时间窗口内的监控数据。下图展示1300线程写入时的应用监控，分别对齐两组首个请求。</w:t>
       </w:r>
     </w:p>
     <w:p>
@@ -7548,8 +5490,8 @@
       <w:r>
         <w:drawing>
           <wp:inline xmlns:a="http://schemas.openxmlformats.org/drawingml/2006/main" xmlns:pic="http://schemas.openxmlformats.org/drawingml/2006/picture">
-            <wp:extent cx="5943600" cy="3739928"/>
-            <wp:docPr id="4" name="Picture 4"/>
+            <wp:extent cx="5852160" cy="3381248"/>
+            <wp:docPr id="3" name="Picture 3"/>
             <wp:cNvGraphicFramePr>
               <a:graphicFrameLocks noChangeAspect="1"/>
             </wp:cNvGraphicFramePr>
@@ -7557,11 +5499,11 @@
               <a:graphicData uri="http://schemas.openxmlformats.org/drawingml/2006/picture">
                 <pic:pic>
                   <pic:nvPicPr>
-                    <pic:cNvPr id="0" name="within40-target.png"/>
+                    <pic:cNvPr id="0" name="写入测试运行监控.png"/>
                     <pic:cNvPicPr/>
                   </pic:nvPicPr>
                   <pic:blipFill>
-                    <a:blip r:embed="rId14"/>
+                    <a:blip r:embed="rId13"/>
                     <a:stretch>
                       <a:fillRect/>
                     </a:stretch>
@@ -7569,7 +5511,7 @@
                   <pic:spPr>
                     <a:xfrm>
                       <a:off x="0" y="0"/>
-                      <a:ext cx="5943600" cy="3739928"/>
+                      <a:ext cx="5852160" cy="3381248"/>
                     </a:xfrm>
                     <a:prstGeom prst="rect"/>
                   </pic:spPr>
@@ -7589,112 +5531,12 @@
         <w:rPr>
           <w:sz w:val="18"/>
         </w:rPr>
-        <w:t>图 4  40 ms 内成功请求比例；粗线为三轮均值，细线为各轮，虚线为 80% 目标。</w:t>
+        <w:t>图3  1300线程写入的JVM活跃线程、应用节点CPU与内存使用率。</w:t>
       </w:r>
     </w:p>
     <w:p>
       <w:r>
-        <w:t>18 种扩展配置中，13 种在三轮中均达到目标。MyBatis 读取在全部已测档位保持达标，写入在最高档位出现未达标轮次；JPA 读写均出现非单调变化，无法据此给出唯一临界线程数。</w:t>
-      </w:r>
-    </w:p>
-    <w:p>
-      <w:r>
-        <w:t>图中均值可能掩盖单轮下降，因此达标判断采用“三轮全部满足”，而非“三轮均值超过 80%”。例如 MyBatis 1300 线程写入的平均达标比例为 89.8%，但最低一轮为 71.8%，仍判为未全部达标。</w:t>
-      </w:r>
-    </w:p>
-    <w:p>
-      <w:r>
-        <w:t>原始 elapsed 与扣除 Connect 后的曲线较接近，单独扣除连接建立时间没有消除主要波动。两种口径均保留在原始统计中；正文结论以完整请求响应时间为准。</w:t>
-      </w:r>
-    </w:p>
-    <w:p>
-      <w:r>
-        <w:br w:type="page"/>
-      </w:r>
-    </w:p>
-    <w:p>
-      <w:pPr>
-        <w:pStyle w:val="Heading1"/>
-      </w:pPr>
-      <w:r>
-        <w:t>2.8 运行监控与结果解释</w:t>
-      </w:r>
-    </w:p>
-    <w:p>
-      <w:r>
-        <w:t>Prometheus 采集 JVM 活跃线程、CPU 和内存等指标。抓取间隔为 2 秒，全局评估为 5 秒，两组记录规则按各自设置每 30 秒评估；共有 6 个监控目标和 13 条记录规则，检查结果均正常。</w:t>
-      </w:r>
-    </w:p>
-    <w:p>
-      <w:pPr>
-        <w:keepNext/>
-        <w:jc w:val="center"/>
-      </w:pPr>
-      <w:r>
-        <w:drawing>
-          <wp:inline xmlns:a="http://schemas.openxmlformats.org/drawingml/2006/main" xmlns:pic="http://schemas.openxmlformats.org/drawingml/2006/picture">
-            <wp:extent cx="5943600" cy="3270934"/>
-            <wp:docPr id="5" name="Picture 5"/>
-            <wp:cNvGraphicFramePr>
-              <a:graphicFrameLocks noChangeAspect="1"/>
-            </wp:cNvGraphicFramePr>
-            <a:graphic>
-              <a:graphicData uri="http://schemas.openxmlformats.org/drawingml/2006/picture">
-                <pic:pic>
-                  <pic:nvPicPr>
-                    <pic:cNvPr id="0" name="WriteProduct-monitoring.png"/>
-                    <pic:cNvPicPr/>
-                  </pic:nvPicPr>
-                  <pic:blipFill>
-                    <a:blip r:embed="rId15"/>
-                    <a:stretch>
-                      <a:fillRect/>
-                    </a:stretch>
-                  </pic:blipFill>
-                  <pic:spPr>
-                    <a:xfrm>
-                      <a:off x="0" y="0"/>
-                      <a:ext cx="5943600" cy="3270934"/>
-                    </a:xfrm>
-                    <a:prstGeom prst="rect"/>
-                  </pic:spPr>
-                </pic:pic>
-              </a:graphicData>
-            </a:graphic>
-          </wp:inline>
-        </w:drawing>
-      </w:r>
-    </w:p>
-    <w:p>
-      <w:pPr>
-        <w:spacing w:after="180"/>
-        <w:jc w:val="center"/>
-      </w:pPr>
-      <w:r>
-        <w:rPr>
-          <w:sz w:val="18"/>
-        </w:rPr>
-        <w:t>图 5  第 3 轮 1300 线程写入的 JVM 线程数、应用 CPU、应用内存和发压 CPU。</w:t>
-      </w:r>
-    </w:p>
-    <w:p>
-      <w:r>
-        <w:t>图中两种实现各自对齐首个请求。该示例中，JPA 的 JVM 线程数和应用节点内存占用高于 MyBatis；这是本次运行的资源表现，不能直接等同于数据库操作线程数或推断唯一性能瓶颈。</w:t>
-      </w:r>
-    </w:p>
-    <w:p>
-      <w:r>
-        <w:t>CPU 使用率按 (1−空闲 CPU 时间变化率/总 CPU 时间变化率)×100% 计算，变化率采用 rate[5m]；内存使用率为 [1−(MemFree+Buffers+Cached)/MemTotal]×100%。JVM 活跃线程取自 spring:jvm_threads_live_threads。[4]</w:t>
-      </w:r>
-    </w:p>
-    <w:p>
-      <w:r>
-        <w:t>CPU 的 5 分钟窗口包含相邻测试与部署活动，记录规则每 30 秒才产生新值，因此曲线适合观察整体趋势，不能精确定位十余秒测试内的瞬时峰值。未采集 SQL 分段耗时或锁等待证据，故不把延迟差异直接归因于锁竞争、磁盘或某条 SQL。</w:t>
-      </w:r>
-    </w:p>
-    <w:p>
-      <w:r>
-        <w:br w:type="page"/>
+        <w:t>JVM活跃线程表示应用进程中的存活线程数。CPU使用率按配置中的rate[5m]规则计算；内存使用率为[1−(MemFree+Buffers+Cached)/MemTotal]×100%。监控抓取间隔2秒，记录规则组每30秒计算一次。</w:t>
       </w:r>
     </w:p>
     <w:p>
@@ -7707,35 +5549,12 @@
     </w:p>
     <w:p>
       <w:r>
-        <w:t>实验完成了 JPA 性能测试、MyBatis 读写效率对比和两种实现的横向比较。90 组测试累计执行 111600 次请求，断言失败为 0，写入数量核验通过。</w:t>
-      </w:r>
-    </w:p>
-    <w:p>
-      <w:r>
-        <w:t>基本测试中，MyBatis 在相同请求模型下均表现为读快于写，1000 线程时写入均值约为读取的 4.95 倍；相同档位的 JPA 写入耗时高于 MyBatis，但重复波动明显。扩展测试中，MyBatis 读取全部已测档位达标，写入 1200 线程三轮均达标、1300 线程存在未达标轮次；JPA 的达标情况非单调，不能得出唯一容量临界点。</w:t>
-      </w:r>
-    </w:p>
-    <w:p>
-      <w:r>
-        <w:t>这些结果适用于本次 2 核/2 GiB 云主机、3912 条初始商品以及有限循环的请求模型。运行顺序、JIT 和缓存状态可能影响早期请求；持续并发、混合读写、长期稳定性及更大数据规模仍需另行验证。</w:t>
-      </w:r>
-    </w:p>
-    <w:p>
-      <w:pPr>
-        <w:pStyle w:val="Heading2"/>
-      </w:pPr>
-      <w:r>
-        <w:t>程序与实验材料</w:t>
+        <w:t>本实验完成JPA读写性能测试、MyBatis读写比较及两种实现的对比。所提交18组共31200次请求，断言失败为0；10组读取及6组写入达到参考样例的响应时间比较条件，两个1300线程写入组未达到。原始请求、监控记录、JMeter报告和测试截图均已保存。</w:t>
       </w:r>
     </w:p>
     <w:p>
       <w:r>
         <w:t>程序地址：https://github.com/Re1lya/lab3-mysql-benchmark</w:t>
-      </w:r>
-    </w:p>
-    <w:p>
-      <w:r>
-        <w:t>仓库和完整材料包保存全部原始 JTL、90 份 JMeter HTML 报告、逐轮 CSV、监控时序及 164 张过程截图，并附 SHA-256 校验清单。基本与扩展数据分目录保留，可按测试组复核；正文仅选取代表性图表。测试结束后，应用及无关容器已恢复原运行状态。</w:t>
       </w:r>
     </w:p>
     <w:p>
@@ -7748,22 +5567,12 @@
     </w:p>
     <w:p>
       <w:r>
-        <w:t>[1] 《实验三：MySQL 读写性能测试》，第 1–4 页。课程源码：https://gitee.com/mingqcn/spring-fundamentals，提交 fce17e7。</w:t>
+        <w:t>[1] 实验三：MySQL读写性能测试，第1–4页。</w:t>
       </w:r>
     </w:p>
     <w:p>
       <w:r>
-        <w:t>[2] 《实验报告样例》，第 1–10 页。参考报告结构、负载档位与响应目标；数据来自本次实验。</w:t>
-      </w:r>
-    </w:p>
-    <w:p>
-      <w:r>
-        <w:t>[3] Apache JMeter. Generating Dashboard Report. https://jmeter.apache.org/usermanual/generating-dashboard.html</w:t>
-      </w:r>
-    </w:p>
-    <w:p>
-      <w:r>
-        <w:t>[4] Prometheus. HTTP API. https://prometheus.io/docs/prometheus/latest/querying/api/</w:t>
+        <w:t>[2] 实验报告样例，第1–10页。负载档位与报告结构据此整理，测量数据来自本组实验。</w:t>
       </w:r>
     </w:p>
     <w:sectPr>

--- a/report/实验三_MySQL读写性能测试报告.docx
+++ b/report/实验三_MySQL读写性能测试报告.docx
@@ -534,12 +534,12 @@
         <w:pStyle w:val="Heading1"/>
       </w:pPr>
       <w:r>
-        <w:t>2.2 实验方法与读取结果</w:t>
+        <w:t>2.2 实验方法与JPA结果</w:t>
       </w:r>
     </w:p>
     <w:p>
       <w:r>
-        <w:t>读取接口为GET /shops/{shopId}/products/{id}，商品ID来自CSV；写入接口为POST /shops/1/products，字段按JMX计划生成。读取断言HTTP 200且errno=0，写入断言HTTP 201。JMeter以非GUI模式运行，保存JTL并生成HTML报告。</w:t>
+        <w:t>读取接口为GET /shops/{shopId}/products/{id}，商品ID来自CSV；写入接口为POST /shops/1/products，字段按JMX计划生成。JMeter以非GUI模式执行，读取断言HTTP 200且errno=0，写入断言HTTP 201；保存原始JTL并生成HTML报告。</w:t>
       </w:r>
     </w:p>
     <w:tbl>
@@ -978,12 +978,12 @@
     </w:p>
     <w:p>
       <w:r>
-        <w:t>本报告统一使用已采集的第一轮，所有配置均按相同规则保留，不选择性更换轮次。线程数表示启动的线程总数，循环次数表示每个线程执行请求的次数。例如1000-10-2表示1000线程在10秒内启动，每线程请求2次，共2000次请求。</w:t>
+        <w:t>本报告统一选用原采集第一轮，共18组31200次请求。例如1000-10-2表示1000线程在10秒内启动，每线程执行2次请求。参考样例，以至少80%的请求成功且响应时间不超过40 ms作为比较条件。</w:t>
       </w:r>
     </w:p>
     <w:p>
       <w:r>
-        <w:t>平均响应时间和P95由原始elapsed计算；P95表示约95%的请求耗时不超过该值。参考样例，以至少80%的请求成功且elapsed≤40 ms作为比较条件。原始数据的请求数、失败数、均值及吞吐量已与JMeter报告核对。</w:t>
+        <w:t>后续按参数逐档展示MyBatis的JMeter网页截图：结果概览、Response Times Over Time和Response Time Percentiles。趋势和百分位均采用JMeter记录的完整响应时间elapsed。PASS表示业务断言通过；40 ms内成功比例另由原始JTL计算。</w:t>
       </w:r>
     </w:p>
     <w:p>
@@ -991,7 +991,7 @@
         <w:pStyle w:val="Heading2"/>
       </w:pPr>
       <w:r>
-        <w:t>ReadProduct结果</w:t>
+        <w:t>JPA性能测试结果</w:t>
       </w:r>
     </w:p>
     <w:tbl>
@@ -1012,11 +1012,9 @@
       <w:tblGrid>
         <w:gridCol w:w="936"/>
         <w:gridCol w:w="1152"/>
-        <w:gridCol w:w="1008"/>
         <w:gridCol w:w="1224"/>
-        <w:gridCol w:w="1224"/>
-        <w:gridCol w:w="1584"/>
-        <w:gridCol w:w="1080"/>
+        <w:gridCol w:w="2160"/>
+        <w:gridCol w:w="2016"/>
       </w:tblGrid>
       <w:tr>
         <w:trPr>
@@ -1045,7 +1043,7 @@
                 <w:b/>
                 <w:sz w:val="19"/>
               </w:rPr>
-              <w:t>线程数</w:t>
+              <w:t>操作</w:t>
             </w:r>
           </w:p>
         </w:tc>
@@ -1071,13 +1069,13 @@
                 <w:b/>
                 <w:sz w:val="19"/>
               </w:rPr>
-              <w:t>实现</w:t>
+              <w:t>线程数</w:t>
             </w:r>
           </w:p>
         </w:tc>
         <w:tc>
           <w:tcPr>
-            <w:tcW w:type="dxa" w:w="1008"/>
+            <w:tcW w:type="dxa" w:w="1224"/>
             <w:vAlign w:val="center"/>
             <w:shd w:fill="E5EBF1"/>
             <w:tcMar>
@@ -1103,7 +1101,7 @@
         </w:tc>
         <w:tc>
           <w:tcPr>
-            <w:tcW w:type="dxa" w:w="1224"/>
+            <w:tcW w:type="dxa" w:w="2160"/>
             <w:vAlign w:val="center"/>
             <w:shd w:fill="E5EBF1"/>
             <w:tcMar>
@@ -1123,39 +1121,13 @@
                 <w:b/>
                 <w:sz w:val="19"/>
               </w:rPr>
-              <w:t>均值 ms</w:t>
+              <w:t>平均响应 ms</w:t>
             </w:r>
           </w:p>
         </w:tc>
         <w:tc>
           <w:tcPr>
-            <w:tcW w:type="dxa" w:w="1224"/>
-            <w:vAlign w:val="center"/>
-            <w:shd w:fill="E5EBF1"/>
-            <w:tcMar>
-              <w:top w:w="80" w:type="dxa"/>
-              <w:left w:w="80" w:type="dxa"/>
-              <w:bottom w:w="80" w:type="dxa"/>
-              <w:right w:w="80" w:type="dxa"/>
-            </w:tcMar>
-          </w:tcPr>
-          <w:p>
-            <w:pPr>
-              <w:spacing w:after="20" w:line="259" w:lineRule="auto"/>
-              <w:jc w:val="center"/>
-            </w:pPr>
-            <w:r>
-              <w:rPr>
-                <w:b/>
-                <w:sz w:val="19"/>
-              </w:rPr>
-              <w:t>P95 ms</w:t>
-            </w:r>
-          </w:p>
-        </w:tc>
-        <w:tc>
-          <w:tcPr>
-            <w:tcW w:type="dxa" w:w="1584"/>
+            <w:tcW w:type="dxa" w:w="2016"/>
             <w:vAlign w:val="center"/>
             <w:shd w:fill="E5EBF1"/>
             <w:tcMar>
@@ -1176,32 +1148,6 @@
                 <w:sz w:val="19"/>
               </w:rPr>
               <w:t>≤40 ms比例</w:t>
-            </w:r>
-          </w:p>
-        </w:tc>
-        <w:tc>
-          <w:tcPr>
-            <w:tcW w:type="dxa" w:w="1080"/>
-            <w:vAlign w:val="center"/>
-            <w:shd w:fill="E5EBF1"/>
-            <w:tcMar>
-              <w:top w:w="80" w:type="dxa"/>
-              <w:left w:w="80" w:type="dxa"/>
-              <w:bottom w:w="80" w:type="dxa"/>
-              <w:right w:w="80" w:type="dxa"/>
-            </w:tcMar>
-          </w:tcPr>
-          <w:p>
-            <w:pPr>
-              <w:spacing w:after="20" w:line="259" w:lineRule="auto"/>
-              <w:jc w:val="center"/>
-            </w:pPr>
-            <w:r>
-              <w:rPr>
-                <w:b/>
-                <w:sz w:val="19"/>
-              </w:rPr>
-              <w:t>达到80%</w:t>
             </w:r>
           </w:p>
         </w:tc>
@@ -1232,2225 +1178,13 @@
                 <w:b w:val="0"/>
                 <w:sz w:val="19"/>
               </w:rPr>
-              <w:t>1000</w:t>
+              <w:t>读取</w:t>
             </w:r>
           </w:p>
         </w:tc>
         <w:tc>
           <w:tcPr>
             <w:tcW w:type="dxa" w:w="1152"/>
-            <w:vAlign w:val="center"/>
-            <w:shd w:fill="FFFFFF"/>
-            <w:tcMar>
-              <w:top w:w="80" w:type="dxa"/>
-              <w:left w:w="80" w:type="dxa"/>
-              <w:bottom w:w="80" w:type="dxa"/>
-              <w:right w:w="80" w:type="dxa"/>
-            </w:tcMar>
-          </w:tcPr>
-          <w:p>
-            <w:pPr>
-              <w:spacing w:after="20" w:line="259" w:lineRule="auto"/>
-              <w:jc w:val="center"/>
-            </w:pPr>
-            <w:r>
-              <w:rPr>
-                <w:b w:val="0"/>
-                <w:sz w:val="19"/>
-              </w:rPr>
-              <w:t>JPA</w:t>
-            </w:r>
-          </w:p>
-        </w:tc>
-        <w:tc>
-          <w:tcPr>
-            <w:tcW w:type="dxa" w:w="1008"/>
-            <w:vAlign w:val="center"/>
-            <w:shd w:fill="FFFFFF"/>
-            <w:tcMar>
-              <w:top w:w="80" w:type="dxa"/>
-              <w:left w:w="80" w:type="dxa"/>
-              <w:bottom w:w="80" w:type="dxa"/>
-              <w:right w:w="80" w:type="dxa"/>
-            </w:tcMar>
-          </w:tcPr>
-          <w:p>
-            <w:pPr>
-              <w:spacing w:after="20" w:line="259" w:lineRule="auto"/>
-              <w:jc w:val="center"/>
-            </w:pPr>
-            <w:r>
-              <w:rPr>
-                <w:b w:val="0"/>
-                <w:sz w:val="19"/>
-              </w:rPr>
-              <w:t>2000</w:t>
-            </w:r>
-          </w:p>
-        </w:tc>
-        <w:tc>
-          <w:tcPr>
-            <w:tcW w:type="dxa" w:w="1224"/>
-            <w:vAlign w:val="center"/>
-            <w:shd w:fill="FFFFFF"/>
-            <w:tcMar>
-              <w:top w:w="80" w:type="dxa"/>
-              <w:left w:w="80" w:type="dxa"/>
-              <w:bottom w:w="80" w:type="dxa"/>
-              <w:right w:w="80" w:type="dxa"/>
-            </w:tcMar>
-          </w:tcPr>
-          <w:p>
-            <w:pPr>
-              <w:spacing w:after="20" w:line="259" w:lineRule="auto"/>
-              <w:jc w:val="center"/>
-            </w:pPr>
-            <w:r>
-              <w:rPr>
-                <w:b w:val="0"/>
-                <w:sz w:val="19"/>
-              </w:rPr>
-              <w:t>9.69</w:t>
-            </w:r>
-          </w:p>
-        </w:tc>
-        <w:tc>
-          <w:tcPr>
-            <w:tcW w:type="dxa" w:w="1224"/>
-            <w:vAlign w:val="center"/>
-            <w:shd w:fill="FFFFFF"/>
-            <w:tcMar>
-              <w:top w:w="80" w:type="dxa"/>
-              <w:left w:w="80" w:type="dxa"/>
-              <w:bottom w:w="80" w:type="dxa"/>
-              <w:right w:w="80" w:type="dxa"/>
-            </w:tcMar>
-          </w:tcPr>
-          <w:p>
-            <w:pPr>
-              <w:spacing w:after="20" w:line="259" w:lineRule="auto"/>
-              <w:jc w:val="center"/>
-            </w:pPr>
-            <w:r>
-              <w:rPr>
-                <w:b w:val="0"/>
-                <w:sz w:val="19"/>
-              </w:rPr>
-              <w:t>44.05</w:t>
-            </w:r>
-          </w:p>
-        </w:tc>
-        <w:tc>
-          <w:tcPr>
-            <w:tcW w:type="dxa" w:w="1584"/>
-            <w:vAlign w:val="center"/>
-            <w:shd w:fill="FFFFFF"/>
-            <w:tcMar>
-              <w:top w:w="80" w:type="dxa"/>
-              <w:left w:w="80" w:type="dxa"/>
-              <w:bottom w:w="80" w:type="dxa"/>
-              <w:right w:w="80" w:type="dxa"/>
-            </w:tcMar>
-          </w:tcPr>
-          <w:p>
-            <w:pPr>
-              <w:spacing w:after="20" w:line="259" w:lineRule="auto"/>
-              <w:jc w:val="center"/>
-            </w:pPr>
-            <w:r>
-              <w:rPr>
-                <w:b w:val="0"/>
-                <w:sz w:val="19"/>
-              </w:rPr>
-              <w:t>94.75%</w:t>
-            </w:r>
-          </w:p>
-        </w:tc>
-        <w:tc>
-          <w:tcPr>
-            <w:tcW w:type="dxa" w:w="1080"/>
-            <w:vAlign w:val="center"/>
-            <w:shd w:fill="FFFFFF"/>
-            <w:tcMar>
-              <w:top w:w="80" w:type="dxa"/>
-              <w:left w:w="80" w:type="dxa"/>
-              <w:bottom w:w="80" w:type="dxa"/>
-              <w:right w:w="80" w:type="dxa"/>
-            </w:tcMar>
-          </w:tcPr>
-          <w:p>
-            <w:pPr>
-              <w:spacing w:after="20" w:line="259" w:lineRule="auto"/>
-              <w:jc w:val="center"/>
-            </w:pPr>
-            <w:r>
-              <w:rPr>
-                <w:b w:val="0"/>
-                <w:sz w:val="19"/>
-              </w:rPr>
-              <w:t>是</w:t>
-            </w:r>
-          </w:p>
-        </w:tc>
-      </w:tr>
-      <w:tr>
-        <w:trPr>
-          <w:cantSplit/>
-        </w:trPr>
-        <w:tc>
-          <w:tcPr>
-            <w:tcW w:type="dxa" w:w="936"/>
-            <w:vAlign w:val="center"/>
-            <w:shd w:fill="F7F9FB"/>
-            <w:tcMar>
-              <w:top w:w="80" w:type="dxa"/>
-              <w:left w:w="80" w:type="dxa"/>
-              <w:bottom w:w="80" w:type="dxa"/>
-              <w:right w:w="80" w:type="dxa"/>
-            </w:tcMar>
-          </w:tcPr>
-          <w:p>
-            <w:pPr>
-              <w:spacing w:after="20" w:line="259" w:lineRule="auto"/>
-              <w:jc w:val="left"/>
-            </w:pPr>
-            <w:r>
-              <w:rPr>
-                <w:b w:val="0"/>
-                <w:sz w:val="19"/>
-              </w:rPr>
-              <w:t>1000</w:t>
-            </w:r>
-          </w:p>
-        </w:tc>
-        <w:tc>
-          <w:tcPr>
-            <w:tcW w:type="dxa" w:w="1152"/>
-            <w:vAlign w:val="center"/>
-            <w:shd w:fill="F7F9FB"/>
-            <w:tcMar>
-              <w:top w:w="80" w:type="dxa"/>
-              <w:left w:w="80" w:type="dxa"/>
-              <w:bottom w:w="80" w:type="dxa"/>
-              <w:right w:w="80" w:type="dxa"/>
-            </w:tcMar>
-          </w:tcPr>
-          <w:p>
-            <w:pPr>
-              <w:spacing w:after="20" w:line="259" w:lineRule="auto"/>
-              <w:jc w:val="center"/>
-            </w:pPr>
-            <w:r>
-              <w:rPr>
-                <w:b w:val="0"/>
-                <w:sz w:val="19"/>
-              </w:rPr>
-              <w:t>MyBatis</w:t>
-            </w:r>
-          </w:p>
-        </w:tc>
-        <w:tc>
-          <w:tcPr>
-            <w:tcW w:type="dxa" w:w="1008"/>
-            <w:vAlign w:val="center"/>
-            <w:shd w:fill="F7F9FB"/>
-            <w:tcMar>
-              <w:top w:w="80" w:type="dxa"/>
-              <w:left w:w="80" w:type="dxa"/>
-              <w:bottom w:w="80" w:type="dxa"/>
-              <w:right w:w="80" w:type="dxa"/>
-            </w:tcMar>
-          </w:tcPr>
-          <w:p>
-            <w:pPr>
-              <w:spacing w:after="20" w:line="259" w:lineRule="auto"/>
-              <w:jc w:val="center"/>
-            </w:pPr>
-            <w:r>
-              <w:rPr>
-                <w:b w:val="0"/>
-                <w:sz w:val="19"/>
-              </w:rPr>
-              <w:t>2000</w:t>
-            </w:r>
-          </w:p>
-        </w:tc>
-        <w:tc>
-          <w:tcPr>
-            <w:tcW w:type="dxa" w:w="1224"/>
-            <w:vAlign w:val="center"/>
-            <w:shd w:fill="F7F9FB"/>
-            <w:tcMar>
-              <w:top w:w="80" w:type="dxa"/>
-              <w:left w:w="80" w:type="dxa"/>
-              <w:bottom w:w="80" w:type="dxa"/>
-              <w:right w:w="80" w:type="dxa"/>
-            </w:tcMar>
-          </w:tcPr>
-          <w:p>
-            <w:pPr>
-              <w:spacing w:after="20" w:line="259" w:lineRule="auto"/>
-              <w:jc w:val="center"/>
-            </w:pPr>
-            <w:r>
-              <w:rPr>
-                <w:b w:val="0"/>
-                <w:sz w:val="19"/>
-              </w:rPr>
-              <w:t>3.67</w:t>
-            </w:r>
-          </w:p>
-        </w:tc>
-        <w:tc>
-          <w:tcPr>
-            <w:tcW w:type="dxa" w:w="1224"/>
-            <w:vAlign w:val="center"/>
-            <w:shd w:fill="F7F9FB"/>
-            <w:tcMar>
-              <w:top w:w="80" w:type="dxa"/>
-              <w:left w:w="80" w:type="dxa"/>
-              <w:bottom w:w="80" w:type="dxa"/>
-              <w:right w:w="80" w:type="dxa"/>
-            </w:tcMar>
-          </w:tcPr>
-          <w:p>
-            <w:pPr>
-              <w:spacing w:after="20" w:line="259" w:lineRule="auto"/>
-              <w:jc w:val="center"/>
-            </w:pPr>
-            <w:r>
-              <w:rPr>
-                <w:b w:val="0"/>
-                <w:sz w:val="19"/>
-              </w:rPr>
-              <w:t>6.00</w:t>
-            </w:r>
-          </w:p>
-        </w:tc>
-        <w:tc>
-          <w:tcPr>
-            <w:tcW w:type="dxa" w:w="1584"/>
-            <w:vAlign w:val="center"/>
-            <w:shd w:fill="F7F9FB"/>
-            <w:tcMar>
-              <w:top w:w="80" w:type="dxa"/>
-              <w:left w:w="80" w:type="dxa"/>
-              <w:bottom w:w="80" w:type="dxa"/>
-              <w:right w:w="80" w:type="dxa"/>
-            </w:tcMar>
-          </w:tcPr>
-          <w:p>
-            <w:pPr>
-              <w:spacing w:after="20" w:line="259" w:lineRule="auto"/>
-              <w:jc w:val="center"/>
-            </w:pPr>
-            <w:r>
-              <w:rPr>
-                <w:b w:val="0"/>
-                <w:sz w:val="19"/>
-              </w:rPr>
-              <w:t>98.60%</w:t>
-            </w:r>
-          </w:p>
-        </w:tc>
-        <w:tc>
-          <w:tcPr>
-            <w:tcW w:type="dxa" w:w="1080"/>
-            <w:vAlign w:val="center"/>
-            <w:shd w:fill="F7F9FB"/>
-            <w:tcMar>
-              <w:top w:w="80" w:type="dxa"/>
-              <w:left w:w="80" w:type="dxa"/>
-              <w:bottom w:w="80" w:type="dxa"/>
-              <w:right w:w="80" w:type="dxa"/>
-            </w:tcMar>
-          </w:tcPr>
-          <w:p>
-            <w:pPr>
-              <w:spacing w:after="20" w:line="259" w:lineRule="auto"/>
-              <w:jc w:val="center"/>
-            </w:pPr>
-            <w:r>
-              <w:rPr>
-                <w:b w:val="0"/>
-                <w:sz w:val="19"/>
-              </w:rPr>
-              <w:t>是</w:t>
-            </w:r>
-          </w:p>
-        </w:tc>
-      </w:tr>
-      <w:tr>
-        <w:trPr>
-          <w:cantSplit/>
-        </w:trPr>
-        <w:tc>
-          <w:tcPr>
-            <w:tcW w:type="dxa" w:w="936"/>
-            <w:vAlign w:val="center"/>
-            <w:shd w:fill="FFFFFF"/>
-            <w:tcMar>
-              <w:top w:w="80" w:type="dxa"/>
-              <w:left w:w="80" w:type="dxa"/>
-              <w:bottom w:w="80" w:type="dxa"/>
-              <w:right w:w="80" w:type="dxa"/>
-            </w:tcMar>
-          </w:tcPr>
-          <w:p>
-            <w:pPr>
-              <w:spacing w:after="20" w:line="259" w:lineRule="auto"/>
-              <w:jc w:val="left"/>
-            </w:pPr>
-            <w:r>
-              <w:rPr>
-                <w:b w:val="0"/>
-                <w:sz w:val="19"/>
-              </w:rPr>
-              <w:t>1050</w:t>
-            </w:r>
-          </w:p>
-        </w:tc>
-        <w:tc>
-          <w:tcPr>
-            <w:tcW w:type="dxa" w:w="1152"/>
-            <w:vAlign w:val="center"/>
-            <w:shd w:fill="FFFFFF"/>
-            <w:tcMar>
-              <w:top w:w="80" w:type="dxa"/>
-              <w:left w:w="80" w:type="dxa"/>
-              <w:bottom w:w="80" w:type="dxa"/>
-              <w:right w:w="80" w:type="dxa"/>
-            </w:tcMar>
-          </w:tcPr>
-          <w:p>
-            <w:pPr>
-              <w:spacing w:after="20" w:line="259" w:lineRule="auto"/>
-              <w:jc w:val="center"/>
-            </w:pPr>
-            <w:r>
-              <w:rPr>
-                <w:b w:val="0"/>
-                <w:sz w:val="19"/>
-              </w:rPr>
-              <w:t>JPA</w:t>
-            </w:r>
-          </w:p>
-        </w:tc>
-        <w:tc>
-          <w:tcPr>
-            <w:tcW w:type="dxa" w:w="1008"/>
-            <w:vAlign w:val="center"/>
-            <w:shd w:fill="FFFFFF"/>
-            <w:tcMar>
-              <w:top w:w="80" w:type="dxa"/>
-              <w:left w:w="80" w:type="dxa"/>
-              <w:bottom w:w="80" w:type="dxa"/>
-              <w:right w:w="80" w:type="dxa"/>
-            </w:tcMar>
-          </w:tcPr>
-          <w:p>
-            <w:pPr>
-              <w:spacing w:after="20" w:line="259" w:lineRule="auto"/>
-              <w:jc w:val="center"/>
-            </w:pPr>
-            <w:r>
-              <w:rPr>
-                <w:b w:val="0"/>
-                <w:sz w:val="19"/>
-              </w:rPr>
-              <w:t>2100</w:t>
-            </w:r>
-          </w:p>
-        </w:tc>
-        <w:tc>
-          <w:tcPr>
-            <w:tcW w:type="dxa" w:w="1224"/>
-            <w:vAlign w:val="center"/>
-            <w:shd w:fill="FFFFFF"/>
-            <w:tcMar>
-              <w:top w:w="80" w:type="dxa"/>
-              <w:left w:w="80" w:type="dxa"/>
-              <w:bottom w:w="80" w:type="dxa"/>
-              <w:right w:w="80" w:type="dxa"/>
-            </w:tcMar>
-          </w:tcPr>
-          <w:p>
-            <w:pPr>
-              <w:spacing w:after="20" w:line="259" w:lineRule="auto"/>
-              <w:jc w:val="center"/>
-            </w:pPr>
-            <w:r>
-              <w:rPr>
-                <w:b w:val="0"/>
-                <w:sz w:val="19"/>
-              </w:rPr>
-              <w:t>2.72</w:t>
-            </w:r>
-          </w:p>
-        </w:tc>
-        <w:tc>
-          <w:tcPr>
-            <w:tcW w:type="dxa" w:w="1224"/>
-            <w:vAlign w:val="center"/>
-            <w:shd w:fill="FFFFFF"/>
-            <w:tcMar>
-              <w:top w:w="80" w:type="dxa"/>
-              <w:left w:w="80" w:type="dxa"/>
-              <w:bottom w:w="80" w:type="dxa"/>
-              <w:right w:w="80" w:type="dxa"/>
-            </w:tcMar>
-          </w:tcPr>
-          <w:p>
-            <w:pPr>
-              <w:spacing w:after="20" w:line="259" w:lineRule="auto"/>
-              <w:jc w:val="center"/>
-            </w:pPr>
-            <w:r>
-              <w:rPr>
-                <w:b w:val="0"/>
-                <w:sz w:val="19"/>
-              </w:rPr>
-              <w:t>4.00</w:t>
-            </w:r>
-          </w:p>
-        </w:tc>
-        <w:tc>
-          <w:tcPr>
-            <w:tcW w:type="dxa" w:w="1584"/>
-            <w:vAlign w:val="center"/>
-            <w:shd w:fill="FFFFFF"/>
-            <w:tcMar>
-              <w:top w:w="80" w:type="dxa"/>
-              <w:left w:w="80" w:type="dxa"/>
-              <w:bottom w:w="80" w:type="dxa"/>
-              <w:right w:w="80" w:type="dxa"/>
-            </w:tcMar>
-          </w:tcPr>
-          <w:p>
-            <w:pPr>
-              <w:spacing w:after="20" w:line="259" w:lineRule="auto"/>
-              <w:jc w:val="center"/>
-            </w:pPr>
-            <w:r>
-              <w:rPr>
-                <w:b w:val="0"/>
-                <w:sz w:val="19"/>
-              </w:rPr>
-              <w:t>99.52%</w:t>
-            </w:r>
-          </w:p>
-        </w:tc>
-        <w:tc>
-          <w:tcPr>
-            <w:tcW w:type="dxa" w:w="1080"/>
-            <w:vAlign w:val="center"/>
-            <w:shd w:fill="FFFFFF"/>
-            <w:tcMar>
-              <w:top w:w="80" w:type="dxa"/>
-              <w:left w:w="80" w:type="dxa"/>
-              <w:bottom w:w="80" w:type="dxa"/>
-              <w:right w:w="80" w:type="dxa"/>
-            </w:tcMar>
-          </w:tcPr>
-          <w:p>
-            <w:pPr>
-              <w:spacing w:after="20" w:line="259" w:lineRule="auto"/>
-              <w:jc w:val="center"/>
-            </w:pPr>
-            <w:r>
-              <w:rPr>
-                <w:b w:val="0"/>
-                <w:sz w:val="19"/>
-              </w:rPr>
-              <w:t>是</w:t>
-            </w:r>
-          </w:p>
-        </w:tc>
-      </w:tr>
-      <w:tr>
-        <w:trPr>
-          <w:cantSplit/>
-        </w:trPr>
-        <w:tc>
-          <w:tcPr>
-            <w:tcW w:type="dxa" w:w="936"/>
-            <w:vAlign w:val="center"/>
-            <w:shd w:fill="F7F9FB"/>
-            <w:tcMar>
-              <w:top w:w="80" w:type="dxa"/>
-              <w:left w:w="80" w:type="dxa"/>
-              <w:bottom w:w="80" w:type="dxa"/>
-              <w:right w:w="80" w:type="dxa"/>
-            </w:tcMar>
-          </w:tcPr>
-          <w:p>
-            <w:pPr>
-              <w:spacing w:after="20" w:line="259" w:lineRule="auto"/>
-              <w:jc w:val="left"/>
-            </w:pPr>
-            <w:r>
-              <w:rPr>
-                <w:b w:val="0"/>
-                <w:sz w:val="19"/>
-              </w:rPr>
-              <w:t>1050</w:t>
-            </w:r>
-          </w:p>
-        </w:tc>
-        <w:tc>
-          <w:tcPr>
-            <w:tcW w:type="dxa" w:w="1152"/>
-            <w:vAlign w:val="center"/>
-            <w:shd w:fill="F7F9FB"/>
-            <w:tcMar>
-              <w:top w:w="80" w:type="dxa"/>
-              <w:left w:w="80" w:type="dxa"/>
-              <w:bottom w:w="80" w:type="dxa"/>
-              <w:right w:w="80" w:type="dxa"/>
-            </w:tcMar>
-          </w:tcPr>
-          <w:p>
-            <w:pPr>
-              <w:spacing w:after="20" w:line="259" w:lineRule="auto"/>
-              <w:jc w:val="center"/>
-            </w:pPr>
-            <w:r>
-              <w:rPr>
-                <w:b w:val="0"/>
-                <w:sz w:val="19"/>
-              </w:rPr>
-              <w:t>MyBatis</w:t>
-            </w:r>
-          </w:p>
-        </w:tc>
-        <w:tc>
-          <w:tcPr>
-            <w:tcW w:type="dxa" w:w="1008"/>
-            <w:vAlign w:val="center"/>
-            <w:shd w:fill="F7F9FB"/>
-            <w:tcMar>
-              <w:top w:w="80" w:type="dxa"/>
-              <w:left w:w="80" w:type="dxa"/>
-              <w:bottom w:w="80" w:type="dxa"/>
-              <w:right w:w="80" w:type="dxa"/>
-            </w:tcMar>
-          </w:tcPr>
-          <w:p>
-            <w:pPr>
-              <w:spacing w:after="20" w:line="259" w:lineRule="auto"/>
-              <w:jc w:val="center"/>
-            </w:pPr>
-            <w:r>
-              <w:rPr>
-                <w:b w:val="0"/>
-                <w:sz w:val="19"/>
-              </w:rPr>
-              <w:t>2100</w:t>
-            </w:r>
-          </w:p>
-        </w:tc>
-        <w:tc>
-          <w:tcPr>
-            <w:tcW w:type="dxa" w:w="1224"/>
-            <w:vAlign w:val="center"/>
-            <w:shd w:fill="F7F9FB"/>
-            <w:tcMar>
-              <w:top w:w="80" w:type="dxa"/>
-              <w:left w:w="80" w:type="dxa"/>
-              <w:bottom w:w="80" w:type="dxa"/>
-              <w:right w:w="80" w:type="dxa"/>
-            </w:tcMar>
-          </w:tcPr>
-          <w:p>
-            <w:pPr>
-              <w:spacing w:after="20" w:line="259" w:lineRule="auto"/>
-              <w:jc w:val="center"/>
-            </w:pPr>
-            <w:r>
-              <w:rPr>
-                <w:b w:val="0"/>
-                <w:sz w:val="19"/>
-              </w:rPr>
-              <w:t>2.01</w:t>
-            </w:r>
-          </w:p>
-        </w:tc>
-        <w:tc>
-          <w:tcPr>
-            <w:tcW w:type="dxa" w:w="1224"/>
-            <w:vAlign w:val="center"/>
-            <w:shd w:fill="F7F9FB"/>
-            <w:tcMar>
-              <w:top w:w="80" w:type="dxa"/>
-              <w:left w:w="80" w:type="dxa"/>
-              <w:bottom w:w="80" w:type="dxa"/>
-              <w:right w:w="80" w:type="dxa"/>
-            </w:tcMar>
-          </w:tcPr>
-          <w:p>
-            <w:pPr>
-              <w:spacing w:after="20" w:line="259" w:lineRule="auto"/>
-              <w:jc w:val="center"/>
-            </w:pPr>
-            <w:r>
-              <w:rPr>
-                <w:b w:val="0"/>
-                <w:sz w:val="19"/>
-              </w:rPr>
-              <w:t>3.00</w:t>
-            </w:r>
-          </w:p>
-        </w:tc>
-        <w:tc>
-          <w:tcPr>
-            <w:tcW w:type="dxa" w:w="1584"/>
-            <w:vAlign w:val="center"/>
-            <w:shd w:fill="F7F9FB"/>
-            <w:tcMar>
-              <w:top w:w="80" w:type="dxa"/>
-              <w:left w:w="80" w:type="dxa"/>
-              <w:bottom w:w="80" w:type="dxa"/>
-              <w:right w:w="80" w:type="dxa"/>
-            </w:tcMar>
-          </w:tcPr>
-          <w:p>
-            <w:pPr>
-              <w:spacing w:after="20" w:line="259" w:lineRule="auto"/>
-              <w:jc w:val="center"/>
-            </w:pPr>
-            <w:r>
-              <w:rPr>
-                <w:b w:val="0"/>
-                <w:sz w:val="19"/>
-              </w:rPr>
-              <w:t>100.00%</w:t>
-            </w:r>
-          </w:p>
-        </w:tc>
-        <w:tc>
-          <w:tcPr>
-            <w:tcW w:type="dxa" w:w="1080"/>
-            <w:vAlign w:val="center"/>
-            <w:shd w:fill="F7F9FB"/>
-            <w:tcMar>
-              <w:top w:w="80" w:type="dxa"/>
-              <w:left w:w="80" w:type="dxa"/>
-              <w:bottom w:w="80" w:type="dxa"/>
-              <w:right w:w="80" w:type="dxa"/>
-            </w:tcMar>
-          </w:tcPr>
-          <w:p>
-            <w:pPr>
-              <w:spacing w:after="20" w:line="259" w:lineRule="auto"/>
-              <w:jc w:val="center"/>
-            </w:pPr>
-            <w:r>
-              <w:rPr>
-                <w:b w:val="0"/>
-                <w:sz w:val="19"/>
-              </w:rPr>
-              <w:t>是</w:t>
-            </w:r>
-          </w:p>
-        </w:tc>
-      </w:tr>
-      <w:tr>
-        <w:trPr>
-          <w:cantSplit/>
-        </w:trPr>
-        <w:tc>
-          <w:tcPr>
-            <w:tcW w:type="dxa" w:w="936"/>
-            <w:vAlign w:val="center"/>
-            <w:shd w:fill="FFFFFF"/>
-            <w:tcMar>
-              <w:top w:w="80" w:type="dxa"/>
-              <w:left w:w="80" w:type="dxa"/>
-              <w:bottom w:w="80" w:type="dxa"/>
-              <w:right w:w="80" w:type="dxa"/>
-            </w:tcMar>
-          </w:tcPr>
-          <w:p>
-            <w:pPr>
-              <w:spacing w:after="20" w:line="259" w:lineRule="auto"/>
-              <w:jc w:val="left"/>
-            </w:pPr>
-            <w:r>
-              <w:rPr>
-                <w:b w:val="0"/>
-                <w:sz w:val="19"/>
-              </w:rPr>
-              <w:t>1100</w:t>
-            </w:r>
-          </w:p>
-        </w:tc>
-        <w:tc>
-          <w:tcPr>
-            <w:tcW w:type="dxa" w:w="1152"/>
-            <w:vAlign w:val="center"/>
-            <w:shd w:fill="FFFFFF"/>
-            <w:tcMar>
-              <w:top w:w="80" w:type="dxa"/>
-              <w:left w:w="80" w:type="dxa"/>
-              <w:bottom w:w="80" w:type="dxa"/>
-              <w:right w:w="80" w:type="dxa"/>
-            </w:tcMar>
-          </w:tcPr>
-          <w:p>
-            <w:pPr>
-              <w:spacing w:after="20" w:line="259" w:lineRule="auto"/>
-              <w:jc w:val="center"/>
-            </w:pPr>
-            <w:r>
-              <w:rPr>
-                <w:b w:val="0"/>
-                <w:sz w:val="19"/>
-              </w:rPr>
-              <w:t>JPA</w:t>
-            </w:r>
-          </w:p>
-        </w:tc>
-        <w:tc>
-          <w:tcPr>
-            <w:tcW w:type="dxa" w:w="1008"/>
-            <w:vAlign w:val="center"/>
-            <w:shd w:fill="FFFFFF"/>
-            <w:tcMar>
-              <w:top w:w="80" w:type="dxa"/>
-              <w:left w:w="80" w:type="dxa"/>
-              <w:bottom w:w="80" w:type="dxa"/>
-              <w:right w:w="80" w:type="dxa"/>
-            </w:tcMar>
-          </w:tcPr>
-          <w:p>
-            <w:pPr>
-              <w:spacing w:after="20" w:line="259" w:lineRule="auto"/>
-              <w:jc w:val="center"/>
-            </w:pPr>
-            <w:r>
-              <w:rPr>
-                <w:b w:val="0"/>
-                <w:sz w:val="19"/>
-              </w:rPr>
-              <w:t>2200</w:t>
-            </w:r>
-          </w:p>
-        </w:tc>
-        <w:tc>
-          <w:tcPr>
-            <w:tcW w:type="dxa" w:w="1224"/>
-            <w:vAlign w:val="center"/>
-            <w:shd w:fill="FFFFFF"/>
-            <w:tcMar>
-              <w:top w:w="80" w:type="dxa"/>
-              <w:left w:w="80" w:type="dxa"/>
-              <w:bottom w:w="80" w:type="dxa"/>
-              <w:right w:w="80" w:type="dxa"/>
-            </w:tcMar>
-          </w:tcPr>
-          <w:p>
-            <w:pPr>
-              <w:spacing w:after="20" w:line="259" w:lineRule="auto"/>
-              <w:jc w:val="center"/>
-            </w:pPr>
-            <w:r>
-              <w:rPr>
-                <w:b w:val="0"/>
-                <w:sz w:val="19"/>
-              </w:rPr>
-              <w:t>3.18</w:t>
-            </w:r>
-          </w:p>
-        </w:tc>
-        <w:tc>
-          <w:tcPr>
-            <w:tcW w:type="dxa" w:w="1224"/>
-            <w:vAlign w:val="center"/>
-            <w:shd w:fill="FFFFFF"/>
-            <w:tcMar>
-              <w:top w:w="80" w:type="dxa"/>
-              <w:left w:w="80" w:type="dxa"/>
-              <w:bottom w:w="80" w:type="dxa"/>
-              <w:right w:w="80" w:type="dxa"/>
-            </w:tcMar>
-          </w:tcPr>
-          <w:p>
-            <w:pPr>
-              <w:spacing w:after="20" w:line="259" w:lineRule="auto"/>
-              <w:jc w:val="center"/>
-            </w:pPr>
-            <w:r>
-              <w:rPr>
-                <w:b w:val="0"/>
-                <w:sz w:val="19"/>
-              </w:rPr>
-              <w:t>5.00</w:t>
-            </w:r>
-          </w:p>
-        </w:tc>
-        <w:tc>
-          <w:tcPr>
-            <w:tcW w:type="dxa" w:w="1584"/>
-            <w:vAlign w:val="center"/>
-            <w:shd w:fill="FFFFFF"/>
-            <w:tcMar>
-              <w:top w:w="80" w:type="dxa"/>
-              <w:left w:w="80" w:type="dxa"/>
-              <w:bottom w:w="80" w:type="dxa"/>
-              <w:right w:w="80" w:type="dxa"/>
-            </w:tcMar>
-          </w:tcPr>
-          <w:p>
-            <w:pPr>
-              <w:spacing w:after="20" w:line="259" w:lineRule="auto"/>
-              <w:jc w:val="center"/>
-            </w:pPr>
-            <w:r>
-              <w:rPr>
-                <w:b w:val="0"/>
-                <w:sz w:val="19"/>
-              </w:rPr>
-              <w:t>99.41%</w:t>
-            </w:r>
-          </w:p>
-        </w:tc>
-        <w:tc>
-          <w:tcPr>
-            <w:tcW w:type="dxa" w:w="1080"/>
-            <w:vAlign w:val="center"/>
-            <w:shd w:fill="FFFFFF"/>
-            <w:tcMar>
-              <w:top w:w="80" w:type="dxa"/>
-              <w:left w:w="80" w:type="dxa"/>
-              <w:bottom w:w="80" w:type="dxa"/>
-              <w:right w:w="80" w:type="dxa"/>
-            </w:tcMar>
-          </w:tcPr>
-          <w:p>
-            <w:pPr>
-              <w:spacing w:after="20" w:line="259" w:lineRule="auto"/>
-              <w:jc w:val="center"/>
-            </w:pPr>
-            <w:r>
-              <w:rPr>
-                <w:b w:val="0"/>
-                <w:sz w:val="19"/>
-              </w:rPr>
-              <w:t>是</w:t>
-            </w:r>
-          </w:p>
-        </w:tc>
-      </w:tr>
-      <w:tr>
-        <w:trPr>
-          <w:cantSplit/>
-        </w:trPr>
-        <w:tc>
-          <w:tcPr>
-            <w:tcW w:type="dxa" w:w="936"/>
-            <w:vAlign w:val="center"/>
-            <w:shd w:fill="F7F9FB"/>
-            <w:tcMar>
-              <w:top w:w="80" w:type="dxa"/>
-              <w:left w:w="80" w:type="dxa"/>
-              <w:bottom w:w="80" w:type="dxa"/>
-              <w:right w:w="80" w:type="dxa"/>
-            </w:tcMar>
-          </w:tcPr>
-          <w:p>
-            <w:pPr>
-              <w:spacing w:after="20" w:line="259" w:lineRule="auto"/>
-              <w:jc w:val="left"/>
-            </w:pPr>
-            <w:r>
-              <w:rPr>
-                <w:b w:val="0"/>
-                <w:sz w:val="19"/>
-              </w:rPr>
-              <w:t>1100</w:t>
-            </w:r>
-          </w:p>
-        </w:tc>
-        <w:tc>
-          <w:tcPr>
-            <w:tcW w:type="dxa" w:w="1152"/>
-            <w:vAlign w:val="center"/>
-            <w:shd w:fill="F7F9FB"/>
-            <w:tcMar>
-              <w:top w:w="80" w:type="dxa"/>
-              <w:left w:w="80" w:type="dxa"/>
-              <w:bottom w:w="80" w:type="dxa"/>
-              <w:right w:w="80" w:type="dxa"/>
-            </w:tcMar>
-          </w:tcPr>
-          <w:p>
-            <w:pPr>
-              <w:spacing w:after="20" w:line="259" w:lineRule="auto"/>
-              <w:jc w:val="center"/>
-            </w:pPr>
-            <w:r>
-              <w:rPr>
-                <w:b w:val="0"/>
-                <w:sz w:val="19"/>
-              </w:rPr>
-              <w:t>MyBatis</w:t>
-            </w:r>
-          </w:p>
-        </w:tc>
-        <w:tc>
-          <w:tcPr>
-            <w:tcW w:type="dxa" w:w="1008"/>
-            <w:vAlign w:val="center"/>
-            <w:shd w:fill="F7F9FB"/>
-            <w:tcMar>
-              <w:top w:w="80" w:type="dxa"/>
-              <w:left w:w="80" w:type="dxa"/>
-              <w:bottom w:w="80" w:type="dxa"/>
-              <w:right w:w="80" w:type="dxa"/>
-            </w:tcMar>
-          </w:tcPr>
-          <w:p>
-            <w:pPr>
-              <w:spacing w:after="20" w:line="259" w:lineRule="auto"/>
-              <w:jc w:val="center"/>
-            </w:pPr>
-            <w:r>
-              <w:rPr>
-                <w:b w:val="0"/>
-                <w:sz w:val="19"/>
-              </w:rPr>
-              <w:t>2200</w:t>
-            </w:r>
-          </w:p>
-        </w:tc>
-        <w:tc>
-          <w:tcPr>
-            <w:tcW w:type="dxa" w:w="1224"/>
-            <w:vAlign w:val="center"/>
-            <w:shd w:fill="F7F9FB"/>
-            <w:tcMar>
-              <w:top w:w="80" w:type="dxa"/>
-              <w:left w:w="80" w:type="dxa"/>
-              <w:bottom w:w="80" w:type="dxa"/>
-              <w:right w:w="80" w:type="dxa"/>
-            </w:tcMar>
-          </w:tcPr>
-          <w:p>
-            <w:pPr>
-              <w:spacing w:after="20" w:line="259" w:lineRule="auto"/>
-              <w:jc w:val="center"/>
-            </w:pPr>
-            <w:r>
-              <w:rPr>
-                <w:b w:val="0"/>
-                <w:sz w:val="19"/>
-              </w:rPr>
-              <w:t>2.34</w:t>
-            </w:r>
-          </w:p>
-        </w:tc>
-        <w:tc>
-          <w:tcPr>
-            <w:tcW w:type="dxa" w:w="1224"/>
-            <w:vAlign w:val="center"/>
-            <w:shd w:fill="F7F9FB"/>
-            <w:tcMar>
-              <w:top w:w="80" w:type="dxa"/>
-              <w:left w:w="80" w:type="dxa"/>
-              <w:bottom w:w="80" w:type="dxa"/>
-              <w:right w:w="80" w:type="dxa"/>
-            </w:tcMar>
-          </w:tcPr>
-          <w:p>
-            <w:pPr>
-              <w:spacing w:after="20" w:line="259" w:lineRule="auto"/>
-              <w:jc w:val="center"/>
-            </w:pPr>
-            <w:r>
-              <w:rPr>
-                <w:b w:val="0"/>
-                <w:sz w:val="19"/>
-              </w:rPr>
-              <w:t>4.00</w:t>
-            </w:r>
-          </w:p>
-        </w:tc>
-        <w:tc>
-          <w:tcPr>
-            <w:tcW w:type="dxa" w:w="1584"/>
-            <w:vAlign w:val="center"/>
-            <w:shd w:fill="F7F9FB"/>
-            <w:tcMar>
-              <w:top w:w="80" w:type="dxa"/>
-              <w:left w:w="80" w:type="dxa"/>
-              <w:bottom w:w="80" w:type="dxa"/>
-              <w:right w:w="80" w:type="dxa"/>
-            </w:tcMar>
-          </w:tcPr>
-          <w:p>
-            <w:pPr>
-              <w:spacing w:after="20" w:line="259" w:lineRule="auto"/>
-              <w:jc w:val="center"/>
-            </w:pPr>
-            <w:r>
-              <w:rPr>
-                <w:b w:val="0"/>
-                <w:sz w:val="19"/>
-              </w:rPr>
-              <w:t>100.00%</w:t>
-            </w:r>
-          </w:p>
-        </w:tc>
-        <w:tc>
-          <w:tcPr>
-            <w:tcW w:type="dxa" w:w="1080"/>
-            <w:vAlign w:val="center"/>
-            <w:shd w:fill="F7F9FB"/>
-            <w:tcMar>
-              <w:top w:w="80" w:type="dxa"/>
-              <w:left w:w="80" w:type="dxa"/>
-              <w:bottom w:w="80" w:type="dxa"/>
-              <w:right w:w="80" w:type="dxa"/>
-            </w:tcMar>
-          </w:tcPr>
-          <w:p>
-            <w:pPr>
-              <w:spacing w:after="20" w:line="259" w:lineRule="auto"/>
-              <w:jc w:val="center"/>
-            </w:pPr>
-            <w:r>
-              <w:rPr>
-                <w:b w:val="0"/>
-                <w:sz w:val="19"/>
-              </w:rPr>
-              <w:t>是</w:t>
-            </w:r>
-          </w:p>
-        </w:tc>
-      </w:tr>
-      <w:tr>
-        <w:trPr>
-          <w:cantSplit/>
-        </w:trPr>
-        <w:tc>
-          <w:tcPr>
-            <w:tcW w:type="dxa" w:w="936"/>
-            <w:vAlign w:val="center"/>
-            <w:shd w:fill="FFFFFF"/>
-            <w:tcMar>
-              <w:top w:w="80" w:type="dxa"/>
-              <w:left w:w="80" w:type="dxa"/>
-              <w:bottom w:w="80" w:type="dxa"/>
-              <w:right w:w="80" w:type="dxa"/>
-            </w:tcMar>
-          </w:tcPr>
-          <w:p>
-            <w:pPr>
-              <w:spacing w:after="20" w:line="259" w:lineRule="auto"/>
-              <w:jc w:val="left"/>
-            </w:pPr>
-            <w:r>
-              <w:rPr>
-                <w:b w:val="0"/>
-                <w:sz w:val="19"/>
-              </w:rPr>
-              <w:t>1150</w:t>
-            </w:r>
-          </w:p>
-        </w:tc>
-        <w:tc>
-          <w:tcPr>
-            <w:tcW w:type="dxa" w:w="1152"/>
-            <w:vAlign w:val="center"/>
-            <w:shd w:fill="FFFFFF"/>
-            <w:tcMar>
-              <w:top w:w="80" w:type="dxa"/>
-              <w:left w:w="80" w:type="dxa"/>
-              <w:bottom w:w="80" w:type="dxa"/>
-              <w:right w:w="80" w:type="dxa"/>
-            </w:tcMar>
-          </w:tcPr>
-          <w:p>
-            <w:pPr>
-              <w:spacing w:after="20" w:line="259" w:lineRule="auto"/>
-              <w:jc w:val="center"/>
-            </w:pPr>
-            <w:r>
-              <w:rPr>
-                <w:b w:val="0"/>
-                <w:sz w:val="19"/>
-              </w:rPr>
-              <w:t>JPA</w:t>
-            </w:r>
-          </w:p>
-        </w:tc>
-        <w:tc>
-          <w:tcPr>
-            <w:tcW w:type="dxa" w:w="1008"/>
-            <w:vAlign w:val="center"/>
-            <w:shd w:fill="FFFFFF"/>
-            <w:tcMar>
-              <w:top w:w="80" w:type="dxa"/>
-              <w:left w:w="80" w:type="dxa"/>
-              <w:bottom w:w="80" w:type="dxa"/>
-              <w:right w:w="80" w:type="dxa"/>
-            </w:tcMar>
-          </w:tcPr>
-          <w:p>
-            <w:pPr>
-              <w:spacing w:after="20" w:line="259" w:lineRule="auto"/>
-              <w:jc w:val="center"/>
-            </w:pPr>
-            <w:r>
-              <w:rPr>
-                <w:b w:val="0"/>
-                <w:sz w:val="19"/>
-              </w:rPr>
-              <w:t>2300</w:t>
-            </w:r>
-          </w:p>
-        </w:tc>
-        <w:tc>
-          <w:tcPr>
-            <w:tcW w:type="dxa" w:w="1224"/>
-            <w:vAlign w:val="center"/>
-            <w:shd w:fill="FFFFFF"/>
-            <w:tcMar>
-              <w:top w:w="80" w:type="dxa"/>
-              <w:left w:w="80" w:type="dxa"/>
-              <w:bottom w:w="80" w:type="dxa"/>
-              <w:right w:w="80" w:type="dxa"/>
-            </w:tcMar>
-          </w:tcPr>
-          <w:p>
-            <w:pPr>
-              <w:spacing w:after="20" w:line="259" w:lineRule="auto"/>
-              <w:jc w:val="center"/>
-            </w:pPr>
-            <w:r>
-              <w:rPr>
-                <w:b w:val="0"/>
-                <w:sz w:val="19"/>
-              </w:rPr>
-              <w:t>2.26</w:t>
-            </w:r>
-          </w:p>
-        </w:tc>
-        <w:tc>
-          <w:tcPr>
-            <w:tcW w:type="dxa" w:w="1224"/>
-            <w:vAlign w:val="center"/>
-            <w:shd w:fill="FFFFFF"/>
-            <w:tcMar>
-              <w:top w:w="80" w:type="dxa"/>
-              <w:left w:w="80" w:type="dxa"/>
-              <w:bottom w:w="80" w:type="dxa"/>
-              <w:right w:w="80" w:type="dxa"/>
-            </w:tcMar>
-          </w:tcPr>
-          <w:p>
-            <w:pPr>
-              <w:spacing w:after="20" w:line="259" w:lineRule="auto"/>
-              <w:jc w:val="center"/>
-            </w:pPr>
-            <w:r>
-              <w:rPr>
-                <w:b w:val="0"/>
-                <w:sz w:val="19"/>
-              </w:rPr>
-              <w:t>3.00</w:t>
-            </w:r>
-          </w:p>
-        </w:tc>
-        <w:tc>
-          <w:tcPr>
-            <w:tcW w:type="dxa" w:w="1584"/>
-            <w:vAlign w:val="center"/>
-            <w:shd w:fill="FFFFFF"/>
-            <w:tcMar>
-              <w:top w:w="80" w:type="dxa"/>
-              <w:left w:w="80" w:type="dxa"/>
-              <w:bottom w:w="80" w:type="dxa"/>
-              <w:right w:w="80" w:type="dxa"/>
-            </w:tcMar>
-          </w:tcPr>
-          <w:p>
-            <w:pPr>
-              <w:spacing w:after="20" w:line="259" w:lineRule="auto"/>
-              <w:jc w:val="center"/>
-            </w:pPr>
-            <w:r>
-              <w:rPr>
-                <w:b w:val="0"/>
-                <w:sz w:val="19"/>
-              </w:rPr>
-              <w:t>99.96%</w:t>
-            </w:r>
-          </w:p>
-        </w:tc>
-        <w:tc>
-          <w:tcPr>
-            <w:tcW w:type="dxa" w:w="1080"/>
-            <w:vAlign w:val="center"/>
-            <w:shd w:fill="FFFFFF"/>
-            <w:tcMar>
-              <w:top w:w="80" w:type="dxa"/>
-              <w:left w:w="80" w:type="dxa"/>
-              <w:bottom w:w="80" w:type="dxa"/>
-              <w:right w:w="80" w:type="dxa"/>
-            </w:tcMar>
-          </w:tcPr>
-          <w:p>
-            <w:pPr>
-              <w:spacing w:after="20" w:line="259" w:lineRule="auto"/>
-              <w:jc w:val="center"/>
-            </w:pPr>
-            <w:r>
-              <w:rPr>
-                <w:b w:val="0"/>
-                <w:sz w:val="19"/>
-              </w:rPr>
-              <w:t>是</w:t>
-            </w:r>
-          </w:p>
-        </w:tc>
-      </w:tr>
-      <w:tr>
-        <w:trPr>
-          <w:cantSplit/>
-        </w:trPr>
-        <w:tc>
-          <w:tcPr>
-            <w:tcW w:type="dxa" w:w="936"/>
-            <w:vAlign w:val="center"/>
-            <w:shd w:fill="F7F9FB"/>
-            <w:tcMar>
-              <w:top w:w="80" w:type="dxa"/>
-              <w:left w:w="80" w:type="dxa"/>
-              <w:bottom w:w="80" w:type="dxa"/>
-              <w:right w:w="80" w:type="dxa"/>
-            </w:tcMar>
-          </w:tcPr>
-          <w:p>
-            <w:pPr>
-              <w:spacing w:after="20" w:line="259" w:lineRule="auto"/>
-              <w:jc w:val="left"/>
-            </w:pPr>
-            <w:r>
-              <w:rPr>
-                <w:b w:val="0"/>
-                <w:sz w:val="19"/>
-              </w:rPr>
-              <w:t>1150</w:t>
-            </w:r>
-          </w:p>
-        </w:tc>
-        <w:tc>
-          <w:tcPr>
-            <w:tcW w:type="dxa" w:w="1152"/>
-            <w:vAlign w:val="center"/>
-            <w:shd w:fill="F7F9FB"/>
-            <w:tcMar>
-              <w:top w:w="80" w:type="dxa"/>
-              <w:left w:w="80" w:type="dxa"/>
-              <w:bottom w:w="80" w:type="dxa"/>
-              <w:right w:w="80" w:type="dxa"/>
-            </w:tcMar>
-          </w:tcPr>
-          <w:p>
-            <w:pPr>
-              <w:spacing w:after="20" w:line="259" w:lineRule="auto"/>
-              <w:jc w:val="center"/>
-            </w:pPr>
-            <w:r>
-              <w:rPr>
-                <w:b w:val="0"/>
-                <w:sz w:val="19"/>
-              </w:rPr>
-              <w:t>MyBatis</w:t>
-            </w:r>
-          </w:p>
-        </w:tc>
-        <w:tc>
-          <w:tcPr>
-            <w:tcW w:type="dxa" w:w="1008"/>
-            <w:vAlign w:val="center"/>
-            <w:shd w:fill="F7F9FB"/>
-            <w:tcMar>
-              <w:top w:w="80" w:type="dxa"/>
-              <w:left w:w="80" w:type="dxa"/>
-              <w:bottom w:w="80" w:type="dxa"/>
-              <w:right w:w="80" w:type="dxa"/>
-            </w:tcMar>
-          </w:tcPr>
-          <w:p>
-            <w:pPr>
-              <w:spacing w:after="20" w:line="259" w:lineRule="auto"/>
-              <w:jc w:val="center"/>
-            </w:pPr>
-            <w:r>
-              <w:rPr>
-                <w:b w:val="0"/>
-                <w:sz w:val="19"/>
-              </w:rPr>
-              <w:t>2300</w:t>
-            </w:r>
-          </w:p>
-        </w:tc>
-        <w:tc>
-          <w:tcPr>
-            <w:tcW w:type="dxa" w:w="1224"/>
-            <w:vAlign w:val="center"/>
-            <w:shd w:fill="F7F9FB"/>
-            <w:tcMar>
-              <w:top w:w="80" w:type="dxa"/>
-              <w:left w:w="80" w:type="dxa"/>
-              <w:bottom w:w="80" w:type="dxa"/>
-              <w:right w:w="80" w:type="dxa"/>
-            </w:tcMar>
-          </w:tcPr>
-          <w:p>
-            <w:pPr>
-              <w:spacing w:after="20" w:line="259" w:lineRule="auto"/>
-              <w:jc w:val="center"/>
-            </w:pPr>
-            <w:r>
-              <w:rPr>
-                <w:b w:val="0"/>
-                <w:sz w:val="19"/>
-              </w:rPr>
-              <w:t>2.15</w:t>
-            </w:r>
-          </w:p>
-        </w:tc>
-        <w:tc>
-          <w:tcPr>
-            <w:tcW w:type="dxa" w:w="1224"/>
-            <w:vAlign w:val="center"/>
-            <w:shd w:fill="F7F9FB"/>
-            <w:tcMar>
-              <w:top w:w="80" w:type="dxa"/>
-              <w:left w:w="80" w:type="dxa"/>
-              <w:bottom w:w="80" w:type="dxa"/>
-              <w:right w:w="80" w:type="dxa"/>
-            </w:tcMar>
-          </w:tcPr>
-          <w:p>
-            <w:pPr>
-              <w:spacing w:after="20" w:line="259" w:lineRule="auto"/>
-              <w:jc w:val="center"/>
-            </w:pPr>
-            <w:r>
-              <w:rPr>
-                <w:b w:val="0"/>
-                <w:sz w:val="19"/>
-              </w:rPr>
-              <w:t>3.00</w:t>
-            </w:r>
-          </w:p>
-        </w:tc>
-        <w:tc>
-          <w:tcPr>
-            <w:tcW w:type="dxa" w:w="1584"/>
-            <w:vAlign w:val="center"/>
-            <w:shd w:fill="F7F9FB"/>
-            <w:tcMar>
-              <w:top w:w="80" w:type="dxa"/>
-              <w:left w:w="80" w:type="dxa"/>
-              <w:bottom w:w="80" w:type="dxa"/>
-              <w:right w:w="80" w:type="dxa"/>
-            </w:tcMar>
-          </w:tcPr>
-          <w:p>
-            <w:pPr>
-              <w:spacing w:after="20" w:line="259" w:lineRule="auto"/>
-              <w:jc w:val="center"/>
-            </w:pPr>
-            <w:r>
-              <w:rPr>
-                <w:b w:val="0"/>
-                <w:sz w:val="19"/>
-              </w:rPr>
-              <w:t>99.61%</w:t>
-            </w:r>
-          </w:p>
-        </w:tc>
-        <w:tc>
-          <w:tcPr>
-            <w:tcW w:type="dxa" w:w="1080"/>
-            <w:vAlign w:val="center"/>
-            <w:shd w:fill="F7F9FB"/>
-            <w:tcMar>
-              <w:top w:w="80" w:type="dxa"/>
-              <w:left w:w="80" w:type="dxa"/>
-              <w:bottom w:w="80" w:type="dxa"/>
-              <w:right w:w="80" w:type="dxa"/>
-            </w:tcMar>
-          </w:tcPr>
-          <w:p>
-            <w:pPr>
-              <w:spacing w:after="20" w:line="259" w:lineRule="auto"/>
-              <w:jc w:val="center"/>
-            </w:pPr>
-            <w:r>
-              <w:rPr>
-                <w:b w:val="0"/>
-                <w:sz w:val="19"/>
-              </w:rPr>
-              <w:t>是</w:t>
-            </w:r>
-          </w:p>
-        </w:tc>
-      </w:tr>
-      <w:tr>
-        <w:trPr>
-          <w:cantSplit/>
-        </w:trPr>
-        <w:tc>
-          <w:tcPr>
-            <w:tcW w:type="dxa" w:w="936"/>
-            <w:vAlign w:val="center"/>
-            <w:shd w:fill="FFFFFF"/>
-            <w:tcMar>
-              <w:top w:w="80" w:type="dxa"/>
-              <w:left w:w="80" w:type="dxa"/>
-              <w:bottom w:w="80" w:type="dxa"/>
-              <w:right w:w="80" w:type="dxa"/>
-            </w:tcMar>
-          </w:tcPr>
-          <w:p>
-            <w:pPr>
-              <w:spacing w:after="20" w:line="259" w:lineRule="auto"/>
-              <w:jc w:val="left"/>
-            </w:pPr>
-            <w:r>
-              <w:rPr>
-                <w:b w:val="0"/>
-                <w:sz w:val="19"/>
-              </w:rPr>
-              <w:t>1200</w:t>
-            </w:r>
-          </w:p>
-        </w:tc>
-        <w:tc>
-          <w:tcPr>
-            <w:tcW w:type="dxa" w:w="1152"/>
-            <w:vAlign w:val="center"/>
-            <w:shd w:fill="FFFFFF"/>
-            <w:tcMar>
-              <w:top w:w="80" w:type="dxa"/>
-              <w:left w:w="80" w:type="dxa"/>
-              <w:bottom w:w="80" w:type="dxa"/>
-              <w:right w:w="80" w:type="dxa"/>
-            </w:tcMar>
-          </w:tcPr>
-          <w:p>
-            <w:pPr>
-              <w:spacing w:after="20" w:line="259" w:lineRule="auto"/>
-              <w:jc w:val="center"/>
-            </w:pPr>
-            <w:r>
-              <w:rPr>
-                <w:b w:val="0"/>
-                <w:sz w:val="19"/>
-              </w:rPr>
-              <w:t>JPA</w:t>
-            </w:r>
-          </w:p>
-        </w:tc>
-        <w:tc>
-          <w:tcPr>
-            <w:tcW w:type="dxa" w:w="1008"/>
-            <w:vAlign w:val="center"/>
-            <w:shd w:fill="FFFFFF"/>
-            <w:tcMar>
-              <w:top w:w="80" w:type="dxa"/>
-              <w:left w:w="80" w:type="dxa"/>
-              <w:bottom w:w="80" w:type="dxa"/>
-              <w:right w:w="80" w:type="dxa"/>
-            </w:tcMar>
-          </w:tcPr>
-          <w:p>
-            <w:pPr>
-              <w:spacing w:after="20" w:line="259" w:lineRule="auto"/>
-              <w:jc w:val="center"/>
-            </w:pPr>
-            <w:r>
-              <w:rPr>
-                <w:b w:val="0"/>
-                <w:sz w:val="19"/>
-              </w:rPr>
-              <w:t>2400</w:t>
-            </w:r>
-          </w:p>
-        </w:tc>
-        <w:tc>
-          <w:tcPr>
-            <w:tcW w:type="dxa" w:w="1224"/>
-            <w:vAlign w:val="center"/>
-            <w:shd w:fill="FFFFFF"/>
-            <w:tcMar>
-              <w:top w:w="80" w:type="dxa"/>
-              <w:left w:w="80" w:type="dxa"/>
-              <w:bottom w:w="80" w:type="dxa"/>
-              <w:right w:w="80" w:type="dxa"/>
-            </w:tcMar>
-          </w:tcPr>
-          <w:p>
-            <w:pPr>
-              <w:spacing w:after="20" w:line="259" w:lineRule="auto"/>
-              <w:jc w:val="center"/>
-            </w:pPr>
-            <w:r>
-              <w:rPr>
-                <w:b w:val="0"/>
-                <w:sz w:val="19"/>
-              </w:rPr>
-              <w:t>3.86</w:t>
-            </w:r>
-          </w:p>
-        </w:tc>
-        <w:tc>
-          <w:tcPr>
-            <w:tcW w:type="dxa" w:w="1224"/>
-            <w:vAlign w:val="center"/>
-            <w:shd w:fill="FFFFFF"/>
-            <w:tcMar>
-              <w:top w:w="80" w:type="dxa"/>
-              <w:left w:w="80" w:type="dxa"/>
-              <w:bottom w:w="80" w:type="dxa"/>
-              <w:right w:w="80" w:type="dxa"/>
-            </w:tcMar>
-          </w:tcPr>
-          <w:p>
-            <w:pPr>
-              <w:spacing w:after="20" w:line="259" w:lineRule="auto"/>
-              <w:jc w:val="center"/>
-            </w:pPr>
-            <w:r>
-              <w:rPr>
-                <w:b w:val="0"/>
-                <w:sz w:val="19"/>
-              </w:rPr>
-              <w:t>7.00</w:t>
-            </w:r>
-          </w:p>
-        </w:tc>
-        <w:tc>
-          <w:tcPr>
-            <w:tcW w:type="dxa" w:w="1584"/>
-            <w:vAlign w:val="center"/>
-            <w:shd w:fill="FFFFFF"/>
-            <w:tcMar>
-              <w:top w:w="80" w:type="dxa"/>
-              <w:left w:w="80" w:type="dxa"/>
-              <w:bottom w:w="80" w:type="dxa"/>
-              <w:right w:w="80" w:type="dxa"/>
-            </w:tcMar>
-          </w:tcPr>
-          <w:p>
-            <w:pPr>
-              <w:spacing w:after="20" w:line="259" w:lineRule="auto"/>
-              <w:jc w:val="center"/>
-            </w:pPr>
-            <w:r>
-              <w:rPr>
-                <w:b w:val="0"/>
-                <w:sz w:val="19"/>
-              </w:rPr>
-              <w:t>98.88%</w:t>
-            </w:r>
-          </w:p>
-        </w:tc>
-        <w:tc>
-          <w:tcPr>
-            <w:tcW w:type="dxa" w:w="1080"/>
-            <w:vAlign w:val="center"/>
-            <w:shd w:fill="FFFFFF"/>
-            <w:tcMar>
-              <w:top w:w="80" w:type="dxa"/>
-              <w:left w:w="80" w:type="dxa"/>
-              <w:bottom w:w="80" w:type="dxa"/>
-              <w:right w:w="80" w:type="dxa"/>
-            </w:tcMar>
-          </w:tcPr>
-          <w:p>
-            <w:pPr>
-              <w:spacing w:after="20" w:line="259" w:lineRule="auto"/>
-              <w:jc w:val="center"/>
-            </w:pPr>
-            <w:r>
-              <w:rPr>
-                <w:b w:val="0"/>
-                <w:sz w:val="19"/>
-              </w:rPr>
-              <w:t>是</w:t>
-            </w:r>
-          </w:p>
-        </w:tc>
-      </w:tr>
-      <w:tr>
-        <w:trPr>
-          <w:cantSplit/>
-        </w:trPr>
-        <w:tc>
-          <w:tcPr>
-            <w:tcW w:type="dxa" w:w="936"/>
-            <w:vAlign w:val="center"/>
-            <w:shd w:fill="F7F9FB"/>
-            <w:tcMar>
-              <w:top w:w="80" w:type="dxa"/>
-              <w:left w:w="80" w:type="dxa"/>
-              <w:bottom w:w="80" w:type="dxa"/>
-              <w:right w:w="80" w:type="dxa"/>
-            </w:tcMar>
-          </w:tcPr>
-          <w:p>
-            <w:pPr>
-              <w:spacing w:after="20" w:line="259" w:lineRule="auto"/>
-              <w:jc w:val="left"/>
-            </w:pPr>
-            <w:r>
-              <w:rPr>
-                <w:b w:val="0"/>
-                <w:sz w:val="19"/>
-              </w:rPr>
-              <w:t>1200</w:t>
-            </w:r>
-          </w:p>
-        </w:tc>
-        <w:tc>
-          <w:tcPr>
-            <w:tcW w:type="dxa" w:w="1152"/>
-            <w:vAlign w:val="center"/>
-            <w:shd w:fill="F7F9FB"/>
-            <w:tcMar>
-              <w:top w:w="80" w:type="dxa"/>
-              <w:left w:w="80" w:type="dxa"/>
-              <w:bottom w:w="80" w:type="dxa"/>
-              <w:right w:w="80" w:type="dxa"/>
-            </w:tcMar>
-          </w:tcPr>
-          <w:p>
-            <w:pPr>
-              <w:spacing w:after="20" w:line="259" w:lineRule="auto"/>
-              <w:jc w:val="center"/>
-            </w:pPr>
-            <w:r>
-              <w:rPr>
-                <w:b w:val="0"/>
-                <w:sz w:val="19"/>
-              </w:rPr>
-              <w:t>MyBatis</w:t>
-            </w:r>
-          </w:p>
-        </w:tc>
-        <w:tc>
-          <w:tcPr>
-            <w:tcW w:type="dxa" w:w="1008"/>
-            <w:vAlign w:val="center"/>
-            <w:shd w:fill="F7F9FB"/>
-            <w:tcMar>
-              <w:top w:w="80" w:type="dxa"/>
-              <w:left w:w="80" w:type="dxa"/>
-              <w:bottom w:w="80" w:type="dxa"/>
-              <w:right w:w="80" w:type="dxa"/>
-            </w:tcMar>
-          </w:tcPr>
-          <w:p>
-            <w:pPr>
-              <w:spacing w:after="20" w:line="259" w:lineRule="auto"/>
-              <w:jc w:val="center"/>
-            </w:pPr>
-            <w:r>
-              <w:rPr>
-                <w:b w:val="0"/>
-                <w:sz w:val="19"/>
-              </w:rPr>
-              <w:t>2400</w:t>
-            </w:r>
-          </w:p>
-        </w:tc>
-        <w:tc>
-          <w:tcPr>
-            <w:tcW w:type="dxa" w:w="1224"/>
-            <w:vAlign w:val="center"/>
-            <w:shd w:fill="F7F9FB"/>
-            <w:tcMar>
-              <w:top w:w="80" w:type="dxa"/>
-              <w:left w:w="80" w:type="dxa"/>
-              <w:bottom w:w="80" w:type="dxa"/>
-              <w:right w:w="80" w:type="dxa"/>
-            </w:tcMar>
-          </w:tcPr>
-          <w:p>
-            <w:pPr>
-              <w:spacing w:after="20" w:line="259" w:lineRule="auto"/>
-              <w:jc w:val="center"/>
-            </w:pPr>
-            <w:r>
-              <w:rPr>
-                <w:b w:val="0"/>
-                <w:sz w:val="19"/>
-              </w:rPr>
-              <w:t>2.56</w:t>
-            </w:r>
-          </w:p>
-        </w:tc>
-        <w:tc>
-          <w:tcPr>
-            <w:tcW w:type="dxa" w:w="1224"/>
-            <w:vAlign w:val="center"/>
-            <w:shd w:fill="F7F9FB"/>
-            <w:tcMar>
-              <w:top w:w="80" w:type="dxa"/>
-              <w:left w:w="80" w:type="dxa"/>
-              <w:bottom w:w="80" w:type="dxa"/>
-              <w:right w:w="80" w:type="dxa"/>
-            </w:tcMar>
-          </w:tcPr>
-          <w:p>
-            <w:pPr>
-              <w:spacing w:after="20" w:line="259" w:lineRule="auto"/>
-              <w:jc w:val="center"/>
-            </w:pPr>
-            <w:r>
-              <w:rPr>
-                <w:b w:val="0"/>
-                <w:sz w:val="19"/>
-              </w:rPr>
-              <w:t>4.00</w:t>
-            </w:r>
-          </w:p>
-        </w:tc>
-        <w:tc>
-          <w:tcPr>
-            <w:tcW w:type="dxa" w:w="1584"/>
-            <w:vAlign w:val="center"/>
-            <w:shd w:fill="F7F9FB"/>
-            <w:tcMar>
-              <w:top w:w="80" w:type="dxa"/>
-              <w:left w:w="80" w:type="dxa"/>
-              <w:bottom w:w="80" w:type="dxa"/>
-              <w:right w:w="80" w:type="dxa"/>
-            </w:tcMar>
-          </w:tcPr>
-          <w:p>
-            <w:pPr>
-              <w:spacing w:after="20" w:line="259" w:lineRule="auto"/>
-              <w:jc w:val="center"/>
-            </w:pPr>
-            <w:r>
-              <w:rPr>
-                <w:b w:val="0"/>
-                <w:sz w:val="19"/>
-              </w:rPr>
-              <w:t>99.54%</w:t>
-            </w:r>
-          </w:p>
-        </w:tc>
-        <w:tc>
-          <w:tcPr>
-            <w:tcW w:type="dxa" w:w="1080"/>
-            <w:vAlign w:val="center"/>
-            <w:shd w:fill="F7F9FB"/>
-            <w:tcMar>
-              <w:top w:w="80" w:type="dxa"/>
-              <w:left w:w="80" w:type="dxa"/>
-              <w:bottom w:w="80" w:type="dxa"/>
-              <w:right w:w="80" w:type="dxa"/>
-            </w:tcMar>
-          </w:tcPr>
-          <w:p>
-            <w:pPr>
-              <w:spacing w:after="20" w:line="259" w:lineRule="auto"/>
-              <w:jc w:val="center"/>
-            </w:pPr>
-            <w:r>
-              <w:rPr>
-                <w:b w:val="0"/>
-                <w:sz w:val="19"/>
-              </w:rPr>
-              <w:t>是</w:t>
-            </w:r>
-          </w:p>
-        </w:tc>
-      </w:tr>
-    </w:tbl>
-    <w:p>
-      <w:pPr>
-        <w:spacing w:after="20"/>
-      </w:pPr>
-    </w:p>
-    <w:p>
-      <w:r>
-        <w:t>10组读取请求全部成功，均达到80%的比较条件。MyBatis平均响应为2.01–3.67 ms，JPA为2.26–9.69 ms。1200线程时，两者分别为2.56 ms和3.86 ms；各2400次请求。</w:t>
-      </w:r>
-    </w:p>
-    <w:p>
-      <w:r>
-        <w:br w:type="page"/>
-      </w:r>
-    </w:p>
-    <w:p>
-      <w:pPr>
-        <w:pStyle w:val="Heading1"/>
-      </w:pPr>
-      <w:r>
-        <w:t>2.3 读取响应分布与时间趋势</w:t>
-      </w:r>
-    </w:p>
-    <w:p>
-      <w:r>
-        <w:t>每行对应一档线程数，左右两图使用同一组请求。左图显示完整响应时间的累计百分比；右图按请求发起时间分成1秒区间，显示扣除JMeter记录的连接建立耗时后的平均响应，即max(elapsed−Connect, 0)。</w:t>
-      </w:r>
-    </w:p>
-    <w:p>
-      <w:pPr>
-        <w:keepNext/>
-        <w:jc w:val="center"/>
-      </w:pPr>
-      <w:r>
-        <w:drawing>
-          <wp:inline xmlns:a="http://schemas.openxmlformats.org/drawingml/2006/main" xmlns:pic="http://schemas.openxmlformats.org/drawingml/2006/picture">
-            <wp:extent cx="5852160" cy="5527040"/>
-            <wp:docPr id="1" name="Picture 1"/>
-            <wp:cNvGraphicFramePr>
-              <a:graphicFrameLocks noChangeAspect="1"/>
-            </wp:cNvGraphicFramePr>
-            <a:graphic>
-              <a:graphicData uri="http://schemas.openxmlformats.org/drawingml/2006/picture">
-                <pic:pic>
-                  <pic:nvPicPr>
-                    <pic:cNvPr id="0" name="读取响应分布与趋势.png"/>
-                    <pic:cNvPicPr/>
-                  </pic:nvPicPr>
-                  <pic:blipFill>
-                    <a:blip r:embed="rId11"/>
-                    <a:stretch>
-                      <a:fillRect/>
-                    </a:stretch>
-                  </pic:blipFill>
-                  <pic:spPr>
-                    <a:xfrm>
-                      <a:off x="0" y="0"/>
-                      <a:ext cx="5852160" cy="5527040"/>
-                    </a:xfrm>
-                    <a:prstGeom prst="rect"/>
-                  </pic:spPr>
-                </pic:pic>
-              </a:graphicData>
-            </a:graphic>
-          </wp:inline>
-        </w:drawing>
-      </w:r>
-    </w:p>
-    <w:p>
-      <w:pPr>
-        <w:spacing w:after="180"/>
-        <w:jc w:val="center"/>
-      </w:pPr>
-      <w:r>
-        <w:rPr>
-          <w:sz w:val="18"/>
-        </w:rPr>
-        <w:t>图1  JPA与MyBatis读取测试，10秒升压、2次循环。</w:t>
-      </w:r>
-    </w:p>
-    <w:p>
-      <w:r>
-        <w:t>百分比图中的虚线为40 ms和80%；时间趋势图从该组首个请求开始计时。图表数据均来自本报告对应的原始JTL。</w:t>
-      </w:r>
-    </w:p>
-    <w:p>
-      <w:r>
-        <w:br w:type="page"/>
-      </w:r>
-    </w:p>
-    <w:p>
-      <w:pPr>
-        <w:pStyle w:val="Heading1"/>
-      </w:pPr>
-      <w:r>
-        <w:t>2.4 写入结果与读写比较</w:t>
-      </w:r>
-    </w:p>
-    <w:p>
-      <w:r>
-        <w:t>写入每线程执行1次请求，四档分别产生1000、1100、1200和1300次请求。8组断言全部通过，写后新增商品数量均与成功请求数一致。</w:t>
-      </w:r>
-    </w:p>
-    <w:tbl>
-      <w:tblPr>
-        <w:tblW w:type="auto" w:w="0"/>
-        <w:jc w:val="center"/>
-        <w:tblLayout w:type="fixed"/>
-        <w:tblLook w:firstColumn="1" w:firstRow="1" w:lastColumn="0" w:lastRow="0" w:noHBand="0" w:noVBand="1" w:val="04A0"/>
-        <w:tblBorders>
-          <w:top w:val="single" w:sz="4" w:color="D9D9D9"/>
-          <w:left w:val="single" w:sz="4" w:color="D9D9D9"/>
-          <w:bottom w:val="single" w:sz="4" w:color="D9D9D9"/>
-          <w:right w:val="single" w:sz="4" w:color="D9D9D9"/>
-          <w:insideH w:val="single" w:sz="4" w:color="D9D9D9"/>
-          <w:insideV w:val="single" w:sz="4" w:color="D9D9D9"/>
-        </w:tblBorders>
-      </w:tblPr>
-      <w:tblGrid>
-        <w:gridCol w:w="936"/>
-        <w:gridCol w:w="1152"/>
-        <w:gridCol w:w="1008"/>
-        <w:gridCol w:w="1224"/>
-        <w:gridCol w:w="1224"/>
-        <w:gridCol w:w="1584"/>
-        <w:gridCol w:w="1080"/>
-      </w:tblGrid>
-      <w:tr>
-        <w:trPr>
-          <w:cantSplit/>
-          <w:tblHeader/>
-        </w:trPr>
-        <w:tc>
-          <w:tcPr>
-            <w:tcW w:type="dxa" w:w="936"/>
-            <w:vAlign w:val="center"/>
-            <w:shd w:fill="E5EBF1"/>
-            <w:tcMar>
-              <w:top w:w="80" w:type="dxa"/>
-              <w:left w:w="80" w:type="dxa"/>
-              <w:bottom w:w="80" w:type="dxa"/>
-              <w:right w:w="80" w:type="dxa"/>
-            </w:tcMar>
-          </w:tcPr>
-          <w:p>
-            <w:pPr>
-              <w:spacing w:after="20" w:line="259" w:lineRule="auto"/>
-              <w:jc w:val="left"/>
-            </w:pPr>
-            <w:r>
-              <w:rPr>
-                <w:b/>
-                <w:sz w:val="19"/>
-              </w:rPr>
-              <w:t>线程数</w:t>
-            </w:r>
-          </w:p>
-        </w:tc>
-        <w:tc>
-          <w:tcPr>
-            <w:tcW w:type="dxa" w:w="1152"/>
-            <w:vAlign w:val="center"/>
-            <w:shd w:fill="E5EBF1"/>
-            <w:tcMar>
-              <w:top w:w="80" w:type="dxa"/>
-              <w:left w:w="80" w:type="dxa"/>
-              <w:bottom w:w="80" w:type="dxa"/>
-              <w:right w:w="80" w:type="dxa"/>
-            </w:tcMar>
-          </w:tcPr>
-          <w:p>
-            <w:pPr>
-              <w:spacing w:after="20" w:line="259" w:lineRule="auto"/>
-              <w:jc w:val="center"/>
-            </w:pPr>
-            <w:r>
-              <w:rPr>
-                <w:b/>
-                <w:sz w:val="19"/>
-              </w:rPr>
-              <w:t>实现</w:t>
-            </w:r>
-          </w:p>
-        </w:tc>
-        <w:tc>
-          <w:tcPr>
-            <w:tcW w:type="dxa" w:w="1008"/>
-            <w:vAlign w:val="center"/>
-            <w:shd w:fill="E5EBF1"/>
-            <w:tcMar>
-              <w:top w:w="80" w:type="dxa"/>
-              <w:left w:w="80" w:type="dxa"/>
-              <w:bottom w:w="80" w:type="dxa"/>
-              <w:right w:w="80" w:type="dxa"/>
-            </w:tcMar>
-          </w:tcPr>
-          <w:p>
-            <w:pPr>
-              <w:spacing w:after="20" w:line="259" w:lineRule="auto"/>
-              <w:jc w:val="center"/>
-            </w:pPr>
-            <w:r>
-              <w:rPr>
-                <w:b/>
-                <w:sz w:val="19"/>
-              </w:rPr>
-              <w:t>请求数</w:t>
-            </w:r>
-          </w:p>
-        </w:tc>
-        <w:tc>
-          <w:tcPr>
-            <w:tcW w:type="dxa" w:w="1224"/>
-            <w:vAlign w:val="center"/>
-            <w:shd w:fill="E5EBF1"/>
-            <w:tcMar>
-              <w:top w:w="80" w:type="dxa"/>
-              <w:left w:w="80" w:type="dxa"/>
-              <w:bottom w:w="80" w:type="dxa"/>
-              <w:right w:w="80" w:type="dxa"/>
-            </w:tcMar>
-          </w:tcPr>
-          <w:p>
-            <w:pPr>
-              <w:spacing w:after="20" w:line="259" w:lineRule="auto"/>
-              <w:jc w:val="center"/>
-            </w:pPr>
-            <w:r>
-              <w:rPr>
-                <w:b/>
-                <w:sz w:val="19"/>
-              </w:rPr>
-              <w:t>均值 ms</w:t>
-            </w:r>
-          </w:p>
-        </w:tc>
-        <w:tc>
-          <w:tcPr>
-            <w:tcW w:type="dxa" w:w="1224"/>
-            <w:vAlign w:val="center"/>
-            <w:shd w:fill="E5EBF1"/>
-            <w:tcMar>
-              <w:top w:w="80" w:type="dxa"/>
-              <w:left w:w="80" w:type="dxa"/>
-              <w:bottom w:w="80" w:type="dxa"/>
-              <w:right w:w="80" w:type="dxa"/>
-            </w:tcMar>
-          </w:tcPr>
-          <w:p>
-            <w:pPr>
-              <w:spacing w:after="20" w:line="259" w:lineRule="auto"/>
-              <w:jc w:val="center"/>
-            </w:pPr>
-            <w:r>
-              <w:rPr>
-                <w:b/>
-                <w:sz w:val="19"/>
-              </w:rPr>
-              <w:t>P95 ms</w:t>
-            </w:r>
-          </w:p>
-        </w:tc>
-        <w:tc>
-          <w:tcPr>
-            <w:tcW w:type="dxa" w:w="1584"/>
-            <w:vAlign w:val="center"/>
-            <w:shd w:fill="E5EBF1"/>
-            <w:tcMar>
-              <w:top w:w="80" w:type="dxa"/>
-              <w:left w:w="80" w:type="dxa"/>
-              <w:bottom w:w="80" w:type="dxa"/>
-              <w:right w:w="80" w:type="dxa"/>
-            </w:tcMar>
-          </w:tcPr>
-          <w:p>
-            <w:pPr>
-              <w:spacing w:after="20" w:line="259" w:lineRule="auto"/>
-              <w:jc w:val="center"/>
-            </w:pPr>
-            <w:r>
-              <w:rPr>
-                <w:b/>
-                <w:sz w:val="19"/>
-              </w:rPr>
-              <w:t>≤40 ms比例</w:t>
-            </w:r>
-          </w:p>
-        </w:tc>
-        <w:tc>
-          <w:tcPr>
-            <w:tcW w:type="dxa" w:w="1080"/>
-            <w:vAlign w:val="center"/>
-            <w:shd w:fill="E5EBF1"/>
-            <w:tcMar>
-              <w:top w:w="80" w:type="dxa"/>
-              <w:left w:w="80" w:type="dxa"/>
-              <w:bottom w:w="80" w:type="dxa"/>
-              <w:right w:w="80" w:type="dxa"/>
-            </w:tcMar>
-          </w:tcPr>
-          <w:p>
-            <w:pPr>
-              <w:spacing w:after="20" w:line="259" w:lineRule="auto"/>
-              <w:jc w:val="center"/>
-            </w:pPr>
-            <w:r>
-              <w:rPr>
-                <w:b/>
-                <w:sz w:val="19"/>
-              </w:rPr>
-              <w:t>达到80%</w:t>
-            </w:r>
-          </w:p>
-        </w:tc>
-      </w:tr>
-      <w:tr>
-        <w:trPr>
-          <w:cantSplit/>
-        </w:trPr>
-        <w:tc>
-          <w:tcPr>
-            <w:tcW w:type="dxa" w:w="936"/>
-            <w:vAlign w:val="center"/>
-            <w:shd w:fill="FFFFFF"/>
-            <w:tcMar>
-              <w:top w:w="80" w:type="dxa"/>
-              <w:left w:w="80" w:type="dxa"/>
-              <w:bottom w:w="80" w:type="dxa"/>
-              <w:right w:w="80" w:type="dxa"/>
-            </w:tcMar>
-          </w:tcPr>
-          <w:p>
-            <w:pPr>
-              <w:spacing w:after="20" w:line="259" w:lineRule="auto"/>
-              <w:jc w:val="left"/>
-            </w:pPr>
-            <w:r>
-              <w:rPr>
-                <w:b w:val="0"/>
-                <w:sz w:val="19"/>
-              </w:rPr>
-              <w:t>1000</w:t>
-            </w:r>
-          </w:p>
-        </w:tc>
-        <w:tc>
-          <w:tcPr>
-            <w:tcW w:type="dxa" w:w="1152"/>
-            <w:vAlign w:val="center"/>
-            <w:shd w:fill="FFFFFF"/>
-            <w:tcMar>
-              <w:top w:w="80" w:type="dxa"/>
-              <w:left w:w="80" w:type="dxa"/>
-              <w:bottom w:w="80" w:type="dxa"/>
-              <w:right w:w="80" w:type="dxa"/>
-            </w:tcMar>
-          </w:tcPr>
-          <w:p>
-            <w:pPr>
-              <w:spacing w:after="20" w:line="259" w:lineRule="auto"/>
-              <w:jc w:val="center"/>
-            </w:pPr>
-            <w:r>
-              <w:rPr>
-                <w:b w:val="0"/>
-                <w:sz w:val="19"/>
-              </w:rPr>
-              <w:t>JPA</w:t>
-            </w:r>
-          </w:p>
-        </w:tc>
-        <w:tc>
-          <w:tcPr>
-            <w:tcW w:type="dxa" w:w="1008"/>
             <w:vAlign w:val="center"/>
             <w:shd w:fill="FFFFFF"/>
             <w:tcMar>
@@ -3496,13 +1230,13 @@
                 <w:b w:val="0"/>
                 <w:sz w:val="19"/>
               </w:rPr>
-              <w:t>7.28</w:t>
+              <w:t>2000</w:t>
             </w:r>
           </w:p>
         </w:tc>
         <w:tc>
           <w:tcPr>
-            <w:tcW w:type="dxa" w:w="1224"/>
+            <w:tcW w:type="dxa" w:w="2160"/>
             <w:vAlign w:val="center"/>
             <w:shd w:fill="FFFFFF"/>
             <w:tcMar>
@@ -3522,13 +1256,13 @@
                 <w:b w:val="0"/>
                 <w:sz w:val="19"/>
               </w:rPr>
-              <w:t>8.00</w:t>
+              <w:t>9.69</w:t>
             </w:r>
           </w:p>
         </w:tc>
         <w:tc>
           <w:tcPr>
-            <w:tcW w:type="dxa" w:w="1584"/>
+            <w:tcW w:type="dxa" w:w="2016"/>
             <w:vAlign w:val="center"/>
             <w:shd w:fill="FFFFFF"/>
             <w:tcMar>
@@ -3548,33 +1282,7 @@
                 <w:b w:val="0"/>
                 <w:sz w:val="19"/>
               </w:rPr>
-              <w:t>98.80%</w:t>
-            </w:r>
-          </w:p>
-        </w:tc>
-        <w:tc>
-          <w:tcPr>
-            <w:tcW w:type="dxa" w:w="1080"/>
-            <w:vAlign w:val="center"/>
-            <w:shd w:fill="FFFFFF"/>
-            <w:tcMar>
-              <w:top w:w="80" w:type="dxa"/>
-              <w:left w:w="80" w:type="dxa"/>
-              <w:bottom w:w="80" w:type="dxa"/>
-              <w:right w:w="80" w:type="dxa"/>
-            </w:tcMar>
-          </w:tcPr>
-          <w:p>
-            <w:pPr>
-              <w:spacing w:after="20" w:line="259" w:lineRule="auto"/>
-              <w:jc w:val="center"/>
-            </w:pPr>
-            <w:r>
-              <w:rPr>
-                <w:b w:val="0"/>
-                <w:sz w:val="19"/>
-              </w:rPr>
-              <w:t>是</w:t>
+              <w:t>94.75%</w:t>
             </w:r>
           </w:p>
         </w:tc>
@@ -3605,7 +1313,7 @@
                 <w:b w:val="0"/>
                 <w:sz w:val="19"/>
               </w:rPr>
-              <w:t>1000</w:t>
+              <w:t>读取</w:t>
             </w:r>
           </w:p>
         </w:tc>
@@ -3631,13 +1339,527 @@
                 <w:b w:val="0"/>
                 <w:sz w:val="19"/>
               </w:rPr>
-              <w:t>MyBatis</w:t>
+              <w:t>1050</w:t>
             </w:r>
           </w:p>
         </w:tc>
         <w:tc>
           <w:tcPr>
-            <w:tcW w:type="dxa" w:w="1008"/>
+            <w:tcW w:type="dxa" w:w="1224"/>
+            <w:vAlign w:val="center"/>
+            <w:shd w:fill="F7F9FB"/>
+            <w:tcMar>
+              <w:top w:w="80" w:type="dxa"/>
+              <w:left w:w="80" w:type="dxa"/>
+              <w:bottom w:w="80" w:type="dxa"/>
+              <w:right w:w="80" w:type="dxa"/>
+            </w:tcMar>
+          </w:tcPr>
+          <w:p>
+            <w:pPr>
+              <w:spacing w:after="20" w:line="259" w:lineRule="auto"/>
+              <w:jc w:val="center"/>
+            </w:pPr>
+            <w:r>
+              <w:rPr>
+                <w:b w:val="0"/>
+                <w:sz w:val="19"/>
+              </w:rPr>
+              <w:t>2100</w:t>
+            </w:r>
+          </w:p>
+        </w:tc>
+        <w:tc>
+          <w:tcPr>
+            <w:tcW w:type="dxa" w:w="2160"/>
+            <w:vAlign w:val="center"/>
+            <w:shd w:fill="F7F9FB"/>
+            <w:tcMar>
+              <w:top w:w="80" w:type="dxa"/>
+              <w:left w:w="80" w:type="dxa"/>
+              <w:bottom w:w="80" w:type="dxa"/>
+              <w:right w:w="80" w:type="dxa"/>
+            </w:tcMar>
+          </w:tcPr>
+          <w:p>
+            <w:pPr>
+              <w:spacing w:after="20" w:line="259" w:lineRule="auto"/>
+              <w:jc w:val="center"/>
+            </w:pPr>
+            <w:r>
+              <w:rPr>
+                <w:b w:val="0"/>
+                <w:sz w:val="19"/>
+              </w:rPr>
+              <w:t>2.72</w:t>
+            </w:r>
+          </w:p>
+        </w:tc>
+        <w:tc>
+          <w:tcPr>
+            <w:tcW w:type="dxa" w:w="2016"/>
+            <w:vAlign w:val="center"/>
+            <w:shd w:fill="F7F9FB"/>
+            <w:tcMar>
+              <w:top w:w="80" w:type="dxa"/>
+              <w:left w:w="80" w:type="dxa"/>
+              <w:bottom w:w="80" w:type="dxa"/>
+              <w:right w:w="80" w:type="dxa"/>
+            </w:tcMar>
+          </w:tcPr>
+          <w:p>
+            <w:pPr>
+              <w:spacing w:after="20" w:line="259" w:lineRule="auto"/>
+              <w:jc w:val="center"/>
+            </w:pPr>
+            <w:r>
+              <w:rPr>
+                <w:b w:val="0"/>
+                <w:sz w:val="19"/>
+              </w:rPr>
+              <w:t>99.52%</w:t>
+            </w:r>
+          </w:p>
+        </w:tc>
+      </w:tr>
+      <w:tr>
+        <w:trPr>
+          <w:cantSplit/>
+        </w:trPr>
+        <w:tc>
+          <w:tcPr>
+            <w:tcW w:type="dxa" w:w="936"/>
+            <w:vAlign w:val="center"/>
+            <w:shd w:fill="FFFFFF"/>
+            <w:tcMar>
+              <w:top w:w="80" w:type="dxa"/>
+              <w:left w:w="80" w:type="dxa"/>
+              <w:bottom w:w="80" w:type="dxa"/>
+              <w:right w:w="80" w:type="dxa"/>
+            </w:tcMar>
+          </w:tcPr>
+          <w:p>
+            <w:pPr>
+              <w:spacing w:after="20" w:line="259" w:lineRule="auto"/>
+              <w:jc w:val="left"/>
+            </w:pPr>
+            <w:r>
+              <w:rPr>
+                <w:b w:val="0"/>
+                <w:sz w:val="19"/>
+              </w:rPr>
+              <w:t>读取</w:t>
+            </w:r>
+          </w:p>
+        </w:tc>
+        <w:tc>
+          <w:tcPr>
+            <w:tcW w:type="dxa" w:w="1152"/>
+            <w:vAlign w:val="center"/>
+            <w:shd w:fill="FFFFFF"/>
+            <w:tcMar>
+              <w:top w:w="80" w:type="dxa"/>
+              <w:left w:w="80" w:type="dxa"/>
+              <w:bottom w:w="80" w:type="dxa"/>
+              <w:right w:w="80" w:type="dxa"/>
+            </w:tcMar>
+          </w:tcPr>
+          <w:p>
+            <w:pPr>
+              <w:spacing w:after="20" w:line="259" w:lineRule="auto"/>
+              <w:jc w:val="center"/>
+            </w:pPr>
+            <w:r>
+              <w:rPr>
+                <w:b w:val="0"/>
+                <w:sz w:val="19"/>
+              </w:rPr>
+              <w:t>1100</w:t>
+            </w:r>
+          </w:p>
+        </w:tc>
+        <w:tc>
+          <w:tcPr>
+            <w:tcW w:type="dxa" w:w="1224"/>
+            <w:vAlign w:val="center"/>
+            <w:shd w:fill="FFFFFF"/>
+            <w:tcMar>
+              <w:top w:w="80" w:type="dxa"/>
+              <w:left w:w="80" w:type="dxa"/>
+              <w:bottom w:w="80" w:type="dxa"/>
+              <w:right w:w="80" w:type="dxa"/>
+            </w:tcMar>
+          </w:tcPr>
+          <w:p>
+            <w:pPr>
+              <w:spacing w:after="20" w:line="259" w:lineRule="auto"/>
+              <w:jc w:val="center"/>
+            </w:pPr>
+            <w:r>
+              <w:rPr>
+                <w:b w:val="0"/>
+                <w:sz w:val="19"/>
+              </w:rPr>
+              <w:t>2200</w:t>
+            </w:r>
+          </w:p>
+        </w:tc>
+        <w:tc>
+          <w:tcPr>
+            <w:tcW w:type="dxa" w:w="2160"/>
+            <w:vAlign w:val="center"/>
+            <w:shd w:fill="FFFFFF"/>
+            <w:tcMar>
+              <w:top w:w="80" w:type="dxa"/>
+              <w:left w:w="80" w:type="dxa"/>
+              <w:bottom w:w="80" w:type="dxa"/>
+              <w:right w:w="80" w:type="dxa"/>
+            </w:tcMar>
+          </w:tcPr>
+          <w:p>
+            <w:pPr>
+              <w:spacing w:after="20" w:line="259" w:lineRule="auto"/>
+              <w:jc w:val="center"/>
+            </w:pPr>
+            <w:r>
+              <w:rPr>
+                <w:b w:val="0"/>
+                <w:sz w:val="19"/>
+              </w:rPr>
+              <w:t>3.18</w:t>
+            </w:r>
+          </w:p>
+        </w:tc>
+        <w:tc>
+          <w:tcPr>
+            <w:tcW w:type="dxa" w:w="2016"/>
+            <w:vAlign w:val="center"/>
+            <w:shd w:fill="FFFFFF"/>
+            <w:tcMar>
+              <w:top w:w="80" w:type="dxa"/>
+              <w:left w:w="80" w:type="dxa"/>
+              <w:bottom w:w="80" w:type="dxa"/>
+              <w:right w:w="80" w:type="dxa"/>
+            </w:tcMar>
+          </w:tcPr>
+          <w:p>
+            <w:pPr>
+              <w:spacing w:after="20" w:line="259" w:lineRule="auto"/>
+              <w:jc w:val="center"/>
+            </w:pPr>
+            <w:r>
+              <w:rPr>
+                <w:b w:val="0"/>
+                <w:sz w:val="19"/>
+              </w:rPr>
+              <w:t>99.41%</w:t>
+            </w:r>
+          </w:p>
+        </w:tc>
+      </w:tr>
+      <w:tr>
+        <w:trPr>
+          <w:cantSplit/>
+        </w:trPr>
+        <w:tc>
+          <w:tcPr>
+            <w:tcW w:type="dxa" w:w="936"/>
+            <w:vAlign w:val="center"/>
+            <w:shd w:fill="F7F9FB"/>
+            <w:tcMar>
+              <w:top w:w="80" w:type="dxa"/>
+              <w:left w:w="80" w:type="dxa"/>
+              <w:bottom w:w="80" w:type="dxa"/>
+              <w:right w:w="80" w:type="dxa"/>
+            </w:tcMar>
+          </w:tcPr>
+          <w:p>
+            <w:pPr>
+              <w:spacing w:after="20" w:line="259" w:lineRule="auto"/>
+              <w:jc w:val="left"/>
+            </w:pPr>
+            <w:r>
+              <w:rPr>
+                <w:b w:val="0"/>
+                <w:sz w:val="19"/>
+              </w:rPr>
+              <w:t>读取</w:t>
+            </w:r>
+          </w:p>
+        </w:tc>
+        <w:tc>
+          <w:tcPr>
+            <w:tcW w:type="dxa" w:w="1152"/>
+            <w:vAlign w:val="center"/>
+            <w:shd w:fill="F7F9FB"/>
+            <w:tcMar>
+              <w:top w:w="80" w:type="dxa"/>
+              <w:left w:w="80" w:type="dxa"/>
+              <w:bottom w:w="80" w:type="dxa"/>
+              <w:right w:w="80" w:type="dxa"/>
+            </w:tcMar>
+          </w:tcPr>
+          <w:p>
+            <w:pPr>
+              <w:spacing w:after="20" w:line="259" w:lineRule="auto"/>
+              <w:jc w:val="center"/>
+            </w:pPr>
+            <w:r>
+              <w:rPr>
+                <w:b w:val="0"/>
+                <w:sz w:val="19"/>
+              </w:rPr>
+              <w:t>1150</w:t>
+            </w:r>
+          </w:p>
+        </w:tc>
+        <w:tc>
+          <w:tcPr>
+            <w:tcW w:type="dxa" w:w="1224"/>
+            <w:vAlign w:val="center"/>
+            <w:shd w:fill="F7F9FB"/>
+            <w:tcMar>
+              <w:top w:w="80" w:type="dxa"/>
+              <w:left w:w="80" w:type="dxa"/>
+              <w:bottom w:w="80" w:type="dxa"/>
+              <w:right w:w="80" w:type="dxa"/>
+            </w:tcMar>
+          </w:tcPr>
+          <w:p>
+            <w:pPr>
+              <w:spacing w:after="20" w:line="259" w:lineRule="auto"/>
+              <w:jc w:val="center"/>
+            </w:pPr>
+            <w:r>
+              <w:rPr>
+                <w:b w:val="0"/>
+                <w:sz w:val="19"/>
+              </w:rPr>
+              <w:t>2300</w:t>
+            </w:r>
+          </w:p>
+        </w:tc>
+        <w:tc>
+          <w:tcPr>
+            <w:tcW w:type="dxa" w:w="2160"/>
+            <w:vAlign w:val="center"/>
+            <w:shd w:fill="F7F9FB"/>
+            <w:tcMar>
+              <w:top w:w="80" w:type="dxa"/>
+              <w:left w:w="80" w:type="dxa"/>
+              <w:bottom w:w="80" w:type="dxa"/>
+              <w:right w:w="80" w:type="dxa"/>
+            </w:tcMar>
+          </w:tcPr>
+          <w:p>
+            <w:pPr>
+              <w:spacing w:after="20" w:line="259" w:lineRule="auto"/>
+              <w:jc w:val="center"/>
+            </w:pPr>
+            <w:r>
+              <w:rPr>
+                <w:b w:val="0"/>
+                <w:sz w:val="19"/>
+              </w:rPr>
+              <w:t>2.26</w:t>
+            </w:r>
+          </w:p>
+        </w:tc>
+        <w:tc>
+          <w:tcPr>
+            <w:tcW w:type="dxa" w:w="2016"/>
+            <w:vAlign w:val="center"/>
+            <w:shd w:fill="F7F9FB"/>
+            <w:tcMar>
+              <w:top w:w="80" w:type="dxa"/>
+              <w:left w:w="80" w:type="dxa"/>
+              <w:bottom w:w="80" w:type="dxa"/>
+              <w:right w:w="80" w:type="dxa"/>
+            </w:tcMar>
+          </w:tcPr>
+          <w:p>
+            <w:pPr>
+              <w:spacing w:after="20" w:line="259" w:lineRule="auto"/>
+              <w:jc w:val="center"/>
+            </w:pPr>
+            <w:r>
+              <w:rPr>
+                <w:b w:val="0"/>
+                <w:sz w:val="19"/>
+              </w:rPr>
+              <w:t>99.96%</w:t>
+            </w:r>
+          </w:p>
+        </w:tc>
+      </w:tr>
+      <w:tr>
+        <w:trPr>
+          <w:cantSplit/>
+        </w:trPr>
+        <w:tc>
+          <w:tcPr>
+            <w:tcW w:type="dxa" w:w="936"/>
+            <w:vAlign w:val="center"/>
+            <w:shd w:fill="FFFFFF"/>
+            <w:tcMar>
+              <w:top w:w="80" w:type="dxa"/>
+              <w:left w:w="80" w:type="dxa"/>
+              <w:bottom w:w="80" w:type="dxa"/>
+              <w:right w:w="80" w:type="dxa"/>
+            </w:tcMar>
+          </w:tcPr>
+          <w:p>
+            <w:pPr>
+              <w:spacing w:after="20" w:line="259" w:lineRule="auto"/>
+              <w:jc w:val="left"/>
+            </w:pPr>
+            <w:r>
+              <w:rPr>
+                <w:b w:val="0"/>
+                <w:sz w:val="19"/>
+              </w:rPr>
+              <w:t>读取</w:t>
+            </w:r>
+          </w:p>
+        </w:tc>
+        <w:tc>
+          <w:tcPr>
+            <w:tcW w:type="dxa" w:w="1152"/>
+            <w:vAlign w:val="center"/>
+            <w:shd w:fill="FFFFFF"/>
+            <w:tcMar>
+              <w:top w:w="80" w:type="dxa"/>
+              <w:left w:w="80" w:type="dxa"/>
+              <w:bottom w:w="80" w:type="dxa"/>
+              <w:right w:w="80" w:type="dxa"/>
+            </w:tcMar>
+          </w:tcPr>
+          <w:p>
+            <w:pPr>
+              <w:spacing w:after="20" w:line="259" w:lineRule="auto"/>
+              <w:jc w:val="center"/>
+            </w:pPr>
+            <w:r>
+              <w:rPr>
+                <w:b w:val="0"/>
+                <w:sz w:val="19"/>
+              </w:rPr>
+              <w:t>1200</w:t>
+            </w:r>
+          </w:p>
+        </w:tc>
+        <w:tc>
+          <w:tcPr>
+            <w:tcW w:type="dxa" w:w="1224"/>
+            <w:vAlign w:val="center"/>
+            <w:shd w:fill="FFFFFF"/>
+            <w:tcMar>
+              <w:top w:w="80" w:type="dxa"/>
+              <w:left w:w="80" w:type="dxa"/>
+              <w:bottom w:w="80" w:type="dxa"/>
+              <w:right w:w="80" w:type="dxa"/>
+            </w:tcMar>
+          </w:tcPr>
+          <w:p>
+            <w:pPr>
+              <w:spacing w:after="20" w:line="259" w:lineRule="auto"/>
+              <w:jc w:val="center"/>
+            </w:pPr>
+            <w:r>
+              <w:rPr>
+                <w:b w:val="0"/>
+                <w:sz w:val="19"/>
+              </w:rPr>
+              <w:t>2400</w:t>
+            </w:r>
+          </w:p>
+        </w:tc>
+        <w:tc>
+          <w:tcPr>
+            <w:tcW w:type="dxa" w:w="2160"/>
+            <w:vAlign w:val="center"/>
+            <w:shd w:fill="FFFFFF"/>
+            <w:tcMar>
+              <w:top w:w="80" w:type="dxa"/>
+              <w:left w:w="80" w:type="dxa"/>
+              <w:bottom w:w="80" w:type="dxa"/>
+              <w:right w:w="80" w:type="dxa"/>
+            </w:tcMar>
+          </w:tcPr>
+          <w:p>
+            <w:pPr>
+              <w:spacing w:after="20" w:line="259" w:lineRule="auto"/>
+              <w:jc w:val="center"/>
+            </w:pPr>
+            <w:r>
+              <w:rPr>
+                <w:b w:val="0"/>
+                <w:sz w:val="19"/>
+              </w:rPr>
+              <w:t>3.86</w:t>
+            </w:r>
+          </w:p>
+        </w:tc>
+        <w:tc>
+          <w:tcPr>
+            <w:tcW w:type="dxa" w:w="2016"/>
+            <w:vAlign w:val="center"/>
+            <w:shd w:fill="FFFFFF"/>
+            <w:tcMar>
+              <w:top w:w="80" w:type="dxa"/>
+              <w:left w:w="80" w:type="dxa"/>
+              <w:bottom w:w="80" w:type="dxa"/>
+              <w:right w:w="80" w:type="dxa"/>
+            </w:tcMar>
+          </w:tcPr>
+          <w:p>
+            <w:pPr>
+              <w:spacing w:after="20" w:line="259" w:lineRule="auto"/>
+              <w:jc w:val="center"/>
+            </w:pPr>
+            <w:r>
+              <w:rPr>
+                <w:b w:val="0"/>
+                <w:sz w:val="19"/>
+              </w:rPr>
+              <w:t>98.88%</w:t>
+            </w:r>
+          </w:p>
+        </w:tc>
+      </w:tr>
+      <w:tr>
+        <w:trPr>
+          <w:cantSplit/>
+        </w:trPr>
+        <w:tc>
+          <w:tcPr>
+            <w:tcW w:type="dxa" w:w="936"/>
+            <w:vAlign w:val="center"/>
+            <w:shd w:fill="F7F9FB"/>
+            <w:tcMar>
+              <w:top w:w="80" w:type="dxa"/>
+              <w:left w:w="80" w:type="dxa"/>
+              <w:bottom w:w="80" w:type="dxa"/>
+              <w:right w:w="80" w:type="dxa"/>
+            </w:tcMar>
+          </w:tcPr>
+          <w:p>
+            <w:pPr>
+              <w:spacing w:after="20" w:line="259" w:lineRule="auto"/>
+              <w:jc w:val="left"/>
+            </w:pPr>
+            <w:r>
+              <w:rPr>
+                <w:b w:val="0"/>
+                <w:sz w:val="19"/>
+              </w:rPr>
+              <w:t>写入</w:t>
+            </w:r>
+          </w:p>
+        </w:tc>
+        <w:tc>
+          <w:tcPr>
+            <w:tcW w:type="dxa" w:w="1152"/>
             <w:vAlign w:val="center"/>
             <w:shd w:fill="F7F9FB"/>
             <w:tcMar>
@@ -3683,13 +1905,13 @@
                 <w:b w:val="0"/>
                 <w:sz w:val="19"/>
               </w:rPr>
-              <w:t>6.16</w:t>
+              <w:t>1000</w:t>
             </w:r>
           </w:p>
         </w:tc>
         <w:tc>
           <w:tcPr>
-            <w:tcW w:type="dxa" w:w="1224"/>
+            <w:tcW w:type="dxa" w:w="2160"/>
             <w:vAlign w:val="center"/>
             <w:shd w:fill="F7F9FB"/>
             <w:tcMar>
@@ -3709,13 +1931,13 @@
                 <w:b w:val="0"/>
                 <w:sz w:val="19"/>
               </w:rPr>
-              <w:t>7.00</w:t>
+              <w:t>7.28</w:t>
             </w:r>
           </w:p>
         </w:tc>
         <w:tc>
           <w:tcPr>
-            <w:tcW w:type="dxa" w:w="1584"/>
+            <w:tcW w:type="dxa" w:w="2016"/>
             <w:vAlign w:val="center"/>
             <w:shd w:fill="F7F9FB"/>
             <w:tcMar>
@@ -3735,33 +1957,7 @@
                 <w:b w:val="0"/>
                 <w:sz w:val="19"/>
               </w:rPr>
-              <w:t>98.90%</w:t>
-            </w:r>
-          </w:p>
-        </w:tc>
-        <w:tc>
-          <w:tcPr>
-            <w:tcW w:type="dxa" w:w="1080"/>
-            <w:vAlign w:val="center"/>
-            <w:shd w:fill="F7F9FB"/>
-            <w:tcMar>
-              <w:top w:w="80" w:type="dxa"/>
-              <w:left w:w="80" w:type="dxa"/>
-              <w:bottom w:w="80" w:type="dxa"/>
-              <w:right w:w="80" w:type="dxa"/>
-            </w:tcMar>
-          </w:tcPr>
-          <w:p>
-            <w:pPr>
-              <w:spacing w:after="20" w:line="259" w:lineRule="auto"/>
-              <w:jc w:val="center"/>
-            </w:pPr>
-            <w:r>
-              <w:rPr>
-                <w:b w:val="0"/>
-                <w:sz w:val="19"/>
-              </w:rPr>
-              <w:t>是</w:t>
+              <w:t>98.80%</w:t>
             </w:r>
           </w:p>
         </w:tc>
@@ -3792,39 +1988,13 @@
                 <w:b w:val="0"/>
                 <w:sz w:val="19"/>
               </w:rPr>
-              <w:t>1100</w:t>
+              <w:t>写入</w:t>
             </w:r>
           </w:p>
         </w:tc>
         <w:tc>
           <w:tcPr>
             <w:tcW w:type="dxa" w:w="1152"/>
-            <w:vAlign w:val="center"/>
-            <w:shd w:fill="FFFFFF"/>
-            <w:tcMar>
-              <w:top w:w="80" w:type="dxa"/>
-              <w:left w:w="80" w:type="dxa"/>
-              <w:bottom w:w="80" w:type="dxa"/>
-              <w:right w:w="80" w:type="dxa"/>
-            </w:tcMar>
-          </w:tcPr>
-          <w:p>
-            <w:pPr>
-              <w:spacing w:after="20" w:line="259" w:lineRule="auto"/>
-              <w:jc w:val="center"/>
-            </w:pPr>
-            <w:r>
-              <w:rPr>
-                <w:b w:val="0"/>
-                <w:sz w:val="19"/>
-              </w:rPr>
-              <w:t>JPA</w:t>
-            </w:r>
-          </w:p>
-        </w:tc>
-        <w:tc>
-          <w:tcPr>
-            <w:tcW w:type="dxa" w:w="1008"/>
             <w:vAlign w:val="center"/>
             <w:shd w:fill="FFFFFF"/>
             <w:tcMar>
@@ -3870,13 +2040,13 @@
                 <w:b w:val="0"/>
                 <w:sz w:val="19"/>
               </w:rPr>
-              <w:t>16.43</w:t>
+              <w:t>1100</w:t>
             </w:r>
           </w:p>
         </w:tc>
         <w:tc>
           <w:tcPr>
-            <w:tcW w:type="dxa" w:w="1224"/>
+            <w:tcW w:type="dxa" w:w="2160"/>
             <w:vAlign w:val="center"/>
             <w:shd w:fill="FFFFFF"/>
             <w:tcMar>
@@ -3896,13 +2066,13 @@
                 <w:b w:val="0"/>
                 <w:sz w:val="19"/>
               </w:rPr>
-              <w:t>66.05</w:t>
+              <w:t>16.43</w:t>
             </w:r>
           </w:p>
         </w:tc>
         <w:tc>
           <w:tcPr>
-            <w:tcW w:type="dxa" w:w="1584"/>
+            <w:tcW w:type="dxa" w:w="2016"/>
             <w:vAlign w:val="center"/>
             <w:shd w:fill="FFFFFF"/>
             <w:tcMar>
@@ -3923,32 +2093,6 @@
                 <w:sz w:val="19"/>
               </w:rPr>
               <w:t>93.45%</w:t>
-            </w:r>
-          </w:p>
-        </w:tc>
-        <w:tc>
-          <w:tcPr>
-            <w:tcW w:type="dxa" w:w="1080"/>
-            <w:vAlign w:val="center"/>
-            <w:shd w:fill="FFFFFF"/>
-            <w:tcMar>
-              <w:top w:w="80" w:type="dxa"/>
-              <w:left w:w="80" w:type="dxa"/>
-              <w:bottom w:w="80" w:type="dxa"/>
-              <w:right w:w="80" w:type="dxa"/>
-            </w:tcMar>
-          </w:tcPr>
-          <w:p>
-            <w:pPr>
-              <w:spacing w:after="20" w:line="259" w:lineRule="auto"/>
-              <w:jc w:val="center"/>
-            </w:pPr>
-            <w:r>
-              <w:rPr>
-                <w:b w:val="0"/>
-                <w:sz w:val="19"/>
-              </w:rPr>
-              <w:t>是</w:t>
             </w:r>
           </w:p>
         </w:tc>
@@ -3979,413 +2123,13 @@
                 <w:b w:val="0"/>
                 <w:sz w:val="19"/>
               </w:rPr>
-              <w:t>1100</w:t>
+              <w:t>写入</w:t>
             </w:r>
           </w:p>
         </w:tc>
         <w:tc>
           <w:tcPr>
             <w:tcW w:type="dxa" w:w="1152"/>
-            <w:vAlign w:val="center"/>
-            <w:shd w:fill="F7F9FB"/>
-            <w:tcMar>
-              <w:top w:w="80" w:type="dxa"/>
-              <w:left w:w="80" w:type="dxa"/>
-              <w:bottom w:w="80" w:type="dxa"/>
-              <w:right w:w="80" w:type="dxa"/>
-            </w:tcMar>
-          </w:tcPr>
-          <w:p>
-            <w:pPr>
-              <w:spacing w:after="20" w:line="259" w:lineRule="auto"/>
-              <w:jc w:val="center"/>
-            </w:pPr>
-            <w:r>
-              <w:rPr>
-                <w:b w:val="0"/>
-                <w:sz w:val="19"/>
-              </w:rPr>
-              <w:t>MyBatis</w:t>
-            </w:r>
-          </w:p>
-        </w:tc>
-        <w:tc>
-          <w:tcPr>
-            <w:tcW w:type="dxa" w:w="1008"/>
-            <w:vAlign w:val="center"/>
-            <w:shd w:fill="F7F9FB"/>
-            <w:tcMar>
-              <w:top w:w="80" w:type="dxa"/>
-              <w:left w:w="80" w:type="dxa"/>
-              <w:bottom w:w="80" w:type="dxa"/>
-              <w:right w:w="80" w:type="dxa"/>
-            </w:tcMar>
-          </w:tcPr>
-          <w:p>
-            <w:pPr>
-              <w:spacing w:after="20" w:line="259" w:lineRule="auto"/>
-              <w:jc w:val="center"/>
-            </w:pPr>
-            <w:r>
-              <w:rPr>
-                <w:b w:val="0"/>
-                <w:sz w:val="19"/>
-              </w:rPr>
-              <w:t>1100</w:t>
-            </w:r>
-          </w:p>
-        </w:tc>
-        <w:tc>
-          <w:tcPr>
-            <w:tcW w:type="dxa" w:w="1224"/>
-            <w:vAlign w:val="center"/>
-            <w:shd w:fill="F7F9FB"/>
-            <w:tcMar>
-              <w:top w:w="80" w:type="dxa"/>
-              <w:left w:w="80" w:type="dxa"/>
-              <w:bottom w:w="80" w:type="dxa"/>
-              <w:right w:w="80" w:type="dxa"/>
-            </w:tcMar>
-          </w:tcPr>
-          <w:p>
-            <w:pPr>
-              <w:spacing w:after="20" w:line="259" w:lineRule="auto"/>
-              <w:jc w:val="center"/>
-            </w:pPr>
-            <w:r>
-              <w:rPr>
-                <w:b w:val="0"/>
-                <w:sz w:val="19"/>
-              </w:rPr>
-              <w:t>7.30</w:t>
-            </w:r>
-          </w:p>
-        </w:tc>
-        <w:tc>
-          <w:tcPr>
-            <w:tcW w:type="dxa" w:w="1224"/>
-            <w:vAlign w:val="center"/>
-            <w:shd w:fill="F7F9FB"/>
-            <w:tcMar>
-              <w:top w:w="80" w:type="dxa"/>
-              <w:left w:w="80" w:type="dxa"/>
-              <w:bottom w:w="80" w:type="dxa"/>
-              <w:right w:w="80" w:type="dxa"/>
-            </w:tcMar>
-          </w:tcPr>
-          <w:p>
-            <w:pPr>
-              <w:spacing w:after="20" w:line="259" w:lineRule="auto"/>
-              <w:jc w:val="center"/>
-            </w:pPr>
-            <w:r>
-              <w:rPr>
-                <w:b w:val="0"/>
-                <w:sz w:val="19"/>
-              </w:rPr>
-              <w:t>10.00</w:t>
-            </w:r>
-          </w:p>
-        </w:tc>
-        <w:tc>
-          <w:tcPr>
-            <w:tcW w:type="dxa" w:w="1584"/>
-            <w:vAlign w:val="center"/>
-            <w:shd w:fill="F7F9FB"/>
-            <w:tcMar>
-              <w:top w:w="80" w:type="dxa"/>
-              <w:left w:w="80" w:type="dxa"/>
-              <w:bottom w:w="80" w:type="dxa"/>
-              <w:right w:w="80" w:type="dxa"/>
-            </w:tcMar>
-          </w:tcPr>
-          <w:p>
-            <w:pPr>
-              <w:spacing w:after="20" w:line="259" w:lineRule="auto"/>
-              <w:jc w:val="center"/>
-            </w:pPr>
-            <w:r>
-              <w:rPr>
-                <w:b w:val="0"/>
-                <w:sz w:val="19"/>
-              </w:rPr>
-              <w:t>98.64%</w:t>
-            </w:r>
-          </w:p>
-        </w:tc>
-        <w:tc>
-          <w:tcPr>
-            <w:tcW w:type="dxa" w:w="1080"/>
-            <w:vAlign w:val="center"/>
-            <w:shd w:fill="F7F9FB"/>
-            <w:tcMar>
-              <w:top w:w="80" w:type="dxa"/>
-              <w:left w:w="80" w:type="dxa"/>
-              <w:bottom w:w="80" w:type="dxa"/>
-              <w:right w:w="80" w:type="dxa"/>
-            </w:tcMar>
-          </w:tcPr>
-          <w:p>
-            <w:pPr>
-              <w:spacing w:after="20" w:line="259" w:lineRule="auto"/>
-              <w:jc w:val="center"/>
-            </w:pPr>
-            <w:r>
-              <w:rPr>
-                <w:b w:val="0"/>
-                <w:sz w:val="19"/>
-              </w:rPr>
-              <w:t>是</w:t>
-            </w:r>
-          </w:p>
-        </w:tc>
-      </w:tr>
-      <w:tr>
-        <w:trPr>
-          <w:cantSplit/>
-        </w:trPr>
-        <w:tc>
-          <w:tcPr>
-            <w:tcW w:type="dxa" w:w="936"/>
-            <w:vAlign w:val="center"/>
-            <w:shd w:fill="FFFFFF"/>
-            <w:tcMar>
-              <w:top w:w="80" w:type="dxa"/>
-              <w:left w:w="80" w:type="dxa"/>
-              <w:bottom w:w="80" w:type="dxa"/>
-              <w:right w:w="80" w:type="dxa"/>
-            </w:tcMar>
-          </w:tcPr>
-          <w:p>
-            <w:pPr>
-              <w:spacing w:after="20" w:line="259" w:lineRule="auto"/>
-              <w:jc w:val="left"/>
-            </w:pPr>
-            <w:r>
-              <w:rPr>
-                <w:b w:val="0"/>
-                <w:sz w:val="19"/>
-              </w:rPr>
-              <w:t>1200</w:t>
-            </w:r>
-          </w:p>
-        </w:tc>
-        <w:tc>
-          <w:tcPr>
-            <w:tcW w:type="dxa" w:w="1152"/>
-            <w:vAlign w:val="center"/>
-            <w:shd w:fill="FFFFFF"/>
-            <w:tcMar>
-              <w:top w:w="80" w:type="dxa"/>
-              <w:left w:w="80" w:type="dxa"/>
-              <w:bottom w:w="80" w:type="dxa"/>
-              <w:right w:w="80" w:type="dxa"/>
-            </w:tcMar>
-          </w:tcPr>
-          <w:p>
-            <w:pPr>
-              <w:spacing w:after="20" w:line="259" w:lineRule="auto"/>
-              <w:jc w:val="center"/>
-            </w:pPr>
-            <w:r>
-              <w:rPr>
-                <w:b w:val="0"/>
-                <w:sz w:val="19"/>
-              </w:rPr>
-              <w:t>JPA</w:t>
-            </w:r>
-          </w:p>
-        </w:tc>
-        <w:tc>
-          <w:tcPr>
-            <w:tcW w:type="dxa" w:w="1008"/>
-            <w:vAlign w:val="center"/>
-            <w:shd w:fill="FFFFFF"/>
-            <w:tcMar>
-              <w:top w:w="80" w:type="dxa"/>
-              <w:left w:w="80" w:type="dxa"/>
-              <w:bottom w:w="80" w:type="dxa"/>
-              <w:right w:w="80" w:type="dxa"/>
-            </w:tcMar>
-          </w:tcPr>
-          <w:p>
-            <w:pPr>
-              <w:spacing w:after="20" w:line="259" w:lineRule="auto"/>
-              <w:jc w:val="center"/>
-            </w:pPr>
-            <w:r>
-              <w:rPr>
-                <w:b w:val="0"/>
-                <w:sz w:val="19"/>
-              </w:rPr>
-              <w:t>1200</w:t>
-            </w:r>
-          </w:p>
-        </w:tc>
-        <w:tc>
-          <w:tcPr>
-            <w:tcW w:type="dxa" w:w="1224"/>
-            <w:vAlign w:val="center"/>
-            <w:shd w:fill="FFFFFF"/>
-            <w:tcMar>
-              <w:top w:w="80" w:type="dxa"/>
-              <w:left w:w="80" w:type="dxa"/>
-              <w:bottom w:w="80" w:type="dxa"/>
-              <w:right w:w="80" w:type="dxa"/>
-            </w:tcMar>
-          </w:tcPr>
-          <w:p>
-            <w:pPr>
-              <w:spacing w:after="20" w:line="259" w:lineRule="auto"/>
-              <w:jc w:val="center"/>
-            </w:pPr>
-            <w:r>
-              <w:rPr>
-                <w:b w:val="0"/>
-                <w:sz w:val="19"/>
-              </w:rPr>
-              <w:t>8.13</w:t>
-            </w:r>
-          </w:p>
-        </w:tc>
-        <w:tc>
-          <w:tcPr>
-            <w:tcW w:type="dxa" w:w="1224"/>
-            <w:vAlign w:val="center"/>
-            <w:shd w:fill="FFFFFF"/>
-            <w:tcMar>
-              <w:top w:w="80" w:type="dxa"/>
-              <w:left w:w="80" w:type="dxa"/>
-              <w:bottom w:w="80" w:type="dxa"/>
-              <w:right w:w="80" w:type="dxa"/>
-            </w:tcMar>
-          </w:tcPr>
-          <w:p>
-            <w:pPr>
-              <w:spacing w:after="20" w:line="259" w:lineRule="auto"/>
-              <w:jc w:val="center"/>
-            </w:pPr>
-            <w:r>
-              <w:rPr>
-                <w:b w:val="0"/>
-                <w:sz w:val="19"/>
-              </w:rPr>
-              <w:t>11.00</w:t>
-            </w:r>
-          </w:p>
-        </w:tc>
-        <w:tc>
-          <w:tcPr>
-            <w:tcW w:type="dxa" w:w="1584"/>
-            <w:vAlign w:val="center"/>
-            <w:shd w:fill="FFFFFF"/>
-            <w:tcMar>
-              <w:top w:w="80" w:type="dxa"/>
-              <w:left w:w="80" w:type="dxa"/>
-              <w:bottom w:w="80" w:type="dxa"/>
-              <w:right w:w="80" w:type="dxa"/>
-            </w:tcMar>
-          </w:tcPr>
-          <w:p>
-            <w:pPr>
-              <w:spacing w:after="20" w:line="259" w:lineRule="auto"/>
-              <w:jc w:val="center"/>
-            </w:pPr>
-            <w:r>
-              <w:rPr>
-                <w:b w:val="0"/>
-                <w:sz w:val="19"/>
-              </w:rPr>
-              <w:t>98.42%</w:t>
-            </w:r>
-          </w:p>
-        </w:tc>
-        <w:tc>
-          <w:tcPr>
-            <w:tcW w:type="dxa" w:w="1080"/>
-            <w:vAlign w:val="center"/>
-            <w:shd w:fill="FFFFFF"/>
-            <w:tcMar>
-              <w:top w:w="80" w:type="dxa"/>
-              <w:left w:w="80" w:type="dxa"/>
-              <w:bottom w:w="80" w:type="dxa"/>
-              <w:right w:w="80" w:type="dxa"/>
-            </w:tcMar>
-          </w:tcPr>
-          <w:p>
-            <w:pPr>
-              <w:spacing w:after="20" w:line="259" w:lineRule="auto"/>
-              <w:jc w:val="center"/>
-            </w:pPr>
-            <w:r>
-              <w:rPr>
-                <w:b w:val="0"/>
-                <w:sz w:val="19"/>
-              </w:rPr>
-              <w:t>是</w:t>
-            </w:r>
-          </w:p>
-        </w:tc>
-      </w:tr>
-      <w:tr>
-        <w:trPr>
-          <w:cantSplit/>
-        </w:trPr>
-        <w:tc>
-          <w:tcPr>
-            <w:tcW w:type="dxa" w:w="936"/>
-            <w:vAlign w:val="center"/>
-            <w:shd w:fill="F7F9FB"/>
-            <w:tcMar>
-              <w:top w:w="80" w:type="dxa"/>
-              <w:left w:w="80" w:type="dxa"/>
-              <w:bottom w:w="80" w:type="dxa"/>
-              <w:right w:w="80" w:type="dxa"/>
-            </w:tcMar>
-          </w:tcPr>
-          <w:p>
-            <w:pPr>
-              <w:spacing w:after="20" w:line="259" w:lineRule="auto"/>
-              <w:jc w:val="left"/>
-            </w:pPr>
-            <w:r>
-              <w:rPr>
-                <w:b w:val="0"/>
-                <w:sz w:val="19"/>
-              </w:rPr>
-              <w:t>1200</w:t>
-            </w:r>
-          </w:p>
-        </w:tc>
-        <w:tc>
-          <w:tcPr>
-            <w:tcW w:type="dxa" w:w="1152"/>
-            <w:vAlign w:val="center"/>
-            <w:shd w:fill="F7F9FB"/>
-            <w:tcMar>
-              <w:top w:w="80" w:type="dxa"/>
-              <w:left w:w="80" w:type="dxa"/>
-              <w:bottom w:w="80" w:type="dxa"/>
-              <w:right w:w="80" w:type="dxa"/>
-            </w:tcMar>
-          </w:tcPr>
-          <w:p>
-            <w:pPr>
-              <w:spacing w:after="20" w:line="259" w:lineRule="auto"/>
-              <w:jc w:val="center"/>
-            </w:pPr>
-            <w:r>
-              <w:rPr>
-                <w:b w:val="0"/>
-                <w:sz w:val="19"/>
-              </w:rPr>
-              <w:t>MyBatis</w:t>
-            </w:r>
-          </w:p>
-        </w:tc>
-        <w:tc>
-          <w:tcPr>
-            <w:tcW w:type="dxa" w:w="1008"/>
             <w:vAlign w:val="center"/>
             <w:shd w:fill="F7F9FB"/>
             <w:tcMar>
@@ -4431,13 +2175,13 @@
                 <w:b w:val="0"/>
                 <w:sz w:val="19"/>
               </w:rPr>
-              <w:t>6.18</w:t>
+              <w:t>1200</w:t>
             </w:r>
           </w:p>
         </w:tc>
         <w:tc>
           <w:tcPr>
-            <w:tcW w:type="dxa" w:w="1224"/>
+            <w:tcW w:type="dxa" w:w="2160"/>
             <w:vAlign w:val="center"/>
             <w:shd w:fill="F7F9FB"/>
             <w:tcMar>
@@ -4457,13 +2201,13 @@
                 <w:b w:val="0"/>
                 <w:sz w:val="19"/>
               </w:rPr>
-              <w:t>7.00</w:t>
+              <w:t>8.13</w:t>
             </w:r>
           </w:p>
         </w:tc>
         <w:tc>
           <w:tcPr>
-            <w:tcW w:type="dxa" w:w="1584"/>
+            <w:tcW w:type="dxa" w:w="2016"/>
             <w:vAlign w:val="center"/>
             <w:shd w:fill="F7F9FB"/>
             <w:tcMar>
@@ -4483,33 +2227,7 @@
                 <w:b w:val="0"/>
                 <w:sz w:val="19"/>
               </w:rPr>
-              <w:t>99.08%</w:t>
-            </w:r>
-          </w:p>
-        </w:tc>
-        <w:tc>
-          <w:tcPr>
-            <w:tcW w:type="dxa" w:w="1080"/>
-            <w:vAlign w:val="center"/>
-            <w:shd w:fill="F7F9FB"/>
-            <w:tcMar>
-              <w:top w:w="80" w:type="dxa"/>
-              <w:left w:w="80" w:type="dxa"/>
-              <w:bottom w:w="80" w:type="dxa"/>
-              <w:right w:w="80" w:type="dxa"/>
-            </w:tcMar>
-          </w:tcPr>
-          <w:p>
-            <w:pPr>
-              <w:spacing w:after="20" w:line="259" w:lineRule="auto"/>
-              <w:jc w:val="center"/>
-            </w:pPr>
-            <w:r>
-              <w:rPr>
-                <w:b w:val="0"/>
-                <w:sz w:val="19"/>
-              </w:rPr>
-              <w:t>是</w:t>
+              <w:t>98.42%</w:t>
             </w:r>
           </w:p>
         </w:tc>
@@ -4540,39 +2258,13 @@
                 <w:b w:val="0"/>
                 <w:sz w:val="19"/>
               </w:rPr>
-              <w:t>1300</w:t>
+              <w:t>写入</w:t>
             </w:r>
           </w:p>
         </w:tc>
         <w:tc>
           <w:tcPr>
             <w:tcW w:type="dxa" w:w="1152"/>
-            <w:vAlign w:val="center"/>
-            <w:shd w:fill="FFFFFF"/>
-            <w:tcMar>
-              <w:top w:w="80" w:type="dxa"/>
-              <w:left w:w="80" w:type="dxa"/>
-              <w:bottom w:w="80" w:type="dxa"/>
-              <w:right w:w="80" w:type="dxa"/>
-            </w:tcMar>
-          </w:tcPr>
-          <w:p>
-            <w:pPr>
-              <w:spacing w:after="20" w:line="259" w:lineRule="auto"/>
-              <w:jc w:val="center"/>
-            </w:pPr>
-            <w:r>
-              <w:rPr>
-                <w:b w:val="0"/>
-                <w:sz w:val="19"/>
-              </w:rPr>
-              <w:t>JPA</w:t>
-            </w:r>
-          </w:p>
-        </w:tc>
-        <w:tc>
-          <w:tcPr>
-            <w:tcW w:type="dxa" w:w="1008"/>
             <w:vAlign w:val="center"/>
             <w:shd w:fill="FFFFFF"/>
             <w:tcMar>
@@ -4618,13 +2310,13 @@
                 <w:b w:val="0"/>
                 <w:sz w:val="19"/>
               </w:rPr>
-              <w:t>3232.80</w:t>
+              <w:t>1300</w:t>
             </w:r>
           </w:p>
         </w:tc>
         <w:tc>
           <w:tcPr>
-            <w:tcW w:type="dxa" w:w="1224"/>
+            <w:tcW w:type="dxa" w:w="2160"/>
             <w:vAlign w:val="center"/>
             <w:shd w:fill="FFFFFF"/>
             <w:tcMar>
@@ -4644,13 +2336,13 @@
                 <w:b w:val="0"/>
                 <w:sz w:val="19"/>
               </w:rPr>
-              <w:t>4163.10</w:t>
+              <w:t>3232.80</w:t>
             </w:r>
           </w:p>
         </w:tc>
         <w:tc>
           <w:tcPr>
-            <w:tcW w:type="dxa" w:w="1584"/>
+            <w:tcW w:type="dxa" w:w="2016"/>
             <w:vAlign w:val="center"/>
             <w:shd w:fill="FFFFFF"/>
             <w:tcMar>
@@ -4674,219 +2366,6 @@
             </w:r>
           </w:p>
         </w:tc>
-        <w:tc>
-          <w:tcPr>
-            <w:tcW w:type="dxa" w:w="1080"/>
-            <w:vAlign w:val="center"/>
-            <w:shd w:fill="FFFFFF"/>
-            <w:tcMar>
-              <w:top w:w="80" w:type="dxa"/>
-              <w:left w:w="80" w:type="dxa"/>
-              <w:bottom w:w="80" w:type="dxa"/>
-              <w:right w:w="80" w:type="dxa"/>
-            </w:tcMar>
-          </w:tcPr>
-          <w:p>
-            <w:pPr>
-              <w:spacing w:after="20" w:line="259" w:lineRule="auto"/>
-              <w:jc w:val="center"/>
-            </w:pPr>
-            <w:r>
-              <w:rPr>
-                <w:b w:val="0"/>
-                <w:sz w:val="19"/>
-              </w:rPr>
-              <w:t>否</w:t>
-            </w:r>
-          </w:p>
-        </w:tc>
-      </w:tr>
-      <w:tr>
-        <w:trPr>
-          <w:cantSplit/>
-        </w:trPr>
-        <w:tc>
-          <w:tcPr>
-            <w:tcW w:type="dxa" w:w="936"/>
-            <w:vAlign w:val="center"/>
-            <w:shd w:fill="F7F9FB"/>
-            <w:tcMar>
-              <w:top w:w="80" w:type="dxa"/>
-              <w:left w:w="80" w:type="dxa"/>
-              <w:bottom w:w="80" w:type="dxa"/>
-              <w:right w:w="80" w:type="dxa"/>
-            </w:tcMar>
-          </w:tcPr>
-          <w:p>
-            <w:pPr>
-              <w:spacing w:after="20" w:line="259" w:lineRule="auto"/>
-              <w:jc w:val="left"/>
-            </w:pPr>
-            <w:r>
-              <w:rPr>
-                <w:b w:val="0"/>
-                <w:sz w:val="19"/>
-              </w:rPr>
-              <w:t>1300</w:t>
-            </w:r>
-          </w:p>
-        </w:tc>
-        <w:tc>
-          <w:tcPr>
-            <w:tcW w:type="dxa" w:w="1152"/>
-            <w:vAlign w:val="center"/>
-            <w:shd w:fill="F7F9FB"/>
-            <w:tcMar>
-              <w:top w:w="80" w:type="dxa"/>
-              <w:left w:w="80" w:type="dxa"/>
-              <w:bottom w:w="80" w:type="dxa"/>
-              <w:right w:w="80" w:type="dxa"/>
-            </w:tcMar>
-          </w:tcPr>
-          <w:p>
-            <w:pPr>
-              <w:spacing w:after="20" w:line="259" w:lineRule="auto"/>
-              <w:jc w:val="center"/>
-            </w:pPr>
-            <w:r>
-              <w:rPr>
-                <w:b w:val="0"/>
-                <w:sz w:val="19"/>
-              </w:rPr>
-              <w:t>MyBatis</w:t>
-            </w:r>
-          </w:p>
-        </w:tc>
-        <w:tc>
-          <w:tcPr>
-            <w:tcW w:type="dxa" w:w="1008"/>
-            <w:vAlign w:val="center"/>
-            <w:shd w:fill="F7F9FB"/>
-            <w:tcMar>
-              <w:top w:w="80" w:type="dxa"/>
-              <w:left w:w="80" w:type="dxa"/>
-              <w:bottom w:w="80" w:type="dxa"/>
-              <w:right w:w="80" w:type="dxa"/>
-            </w:tcMar>
-          </w:tcPr>
-          <w:p>
-            <w:pPr>
-              <w:spacing w:after="20" w:line="259" w:lineRule="auto"/>
-              <w:jc w:val="center"/>
-            </w:pPr>
-            <w:r>
-              <w:rPr>
-                <w:b w:val="0"/>
-                <w:sz w:val="19"/>
-              </w:rPr>
-              <w:t>1300</w:t>
-            </w:r>
-          </w:p>
-        </w:tc>
-        <w:tc>
-          <w:tcPr>
-            <w:tcW w:type="dxa" w:w="1224"/>
-            <w:vAlign w:val="center"/>
-            <w:shd w:fill="F7F9FB"/>
-            <w:tcMar>
-              <w:top w:w="80" w:type="dxa"/>
-              <w:left w:w="80" w:type="dxa"/>
-              <w:bottom w:w="80" w:type="dxa"/>
-              <w:right w:w="80" w:type="dxa"/>
-            </w:tcMar>
-          </w:tcPr>
-          <w:p>
-            <w:pPr>
-              <w:spacing w:after="20" w:line="259" w:lineRule="auto"/>
-              <w:jc w:val="center"/>
-            </w:pPr>
-            <w:r>
-              <w:rPr>
-                <w:b w:val="0"/>
-                <w:sz w:val="19"/>
-              </w:rPr>
-              <w:t>102.03</w:t>
-            </w:r>
-          </w:p>
-        </w:tc>
-        <w:tc>
-          <w:tcPr>
-            <w:tcW w:type="dxa" w:w="1224"/>
-            <w:vAlign w:val="center"/>
-            <w:shd w:fill="F7F9FB"/>
-            <w:tcMar>
-              <w:top w:w="80" w:type="dxa"/>
-              <w:left w:w="80" w:type="dxa"/>
-              <w:bottom w:w="80" w:type="dxa"/>
-              <w:right w:w="80" w:type="dxa"/>
-            </w:tcMar>
-          </w:tcPr>
-          <w:p>
-            <w:pPr>
-              <w:spacing w:after="20" w:line="259" w:lineRule="auto"/>
-              <w:jc w:val="center"/>
-            </w:pPr>
-            <w:r>
-              <w:rPr>
-                <w:b w:val="0"/>
-                <w:sz w:val="19"/>
-              </w:rPr>
-              <w:t>615.30</w:t>
-            </w:r>
-          </w:p>
-        </w:tc>
-        <w:tc>
-          <w:tcPr>
-            <w:tcW w:type="dxa" w:w="1584"/>
-            <w:vAlign w:val="center"/>
-            <w:shd w:fill="F7F9FB"/>
-            <w:tcMar>
-              <w:top w:w="80" w:type="dxa"/>
-              <w:left w:w="80" w:type="dxa"/>
-              <w:bottom w:w="80" w:type="dxa"/>
-              <w:right w:w="80" w:type="dxa"/>
-            </w:tcMar>
-          </w:tcPr>
-          <w:p>
-            <w:pPr>
-              <w:spacing w:after="20" w:line="259" w:lineRule="auto"/>
-              <w:jc w:val="center"/>
-            </w:pPr>
-            <w:r>
-              <w:rPr>
-                <w:b w:val="0"/>
-                <w:sz w:val="19"/>
-              </w:rPr>
-              <w:t>71.77%</w:t>
-            </w:r>
-          </w:p>
-        </w:tc>
-        <w:tc>
-          <w:tcPr>
-            <w:tcW w:type="dxa" w:w="1080"/>
-            <w:vAlign w:val="center"/>
-            <w:shd w:fill="F7F9FB"/>
-            <w:tcMar>
-              <w:top w:w="80" w:type="dxa"/>
-              <w:left w:w="80" w:type="dxa"/>
-              <w:bottom w:w="80" w:type="dxa"/>
-              <w:right w:w="80" w:type="dxa"/>
-            </w:tcMar>
-          </w:tcPr>
-          <w:p>
-            <w:pPr>
-              <w:spacing w:after="20" w:line="259" w:lineRule="auto"/>
-              <w:jc w:val="center"/>
-            </w:pPr>
-            <w:r>
-              <w:rPr>
-                <w:b w:val="0"/>
-                <w:sz w:val="19"/>
-              </w:rPr>
-              <w:t>否</w:t>
-            </w:r>
-          </w:p>
-        </w:tc>
       </w:tr>
     </w:tbl>
     <w:p>
@@ -4896,7 +2375,1433 @@
     </w:p>
     <w:p>
       <w:r>
-        <w:t>两种实现的1000、1100、1200线程写入均达到80%的比较条件。1300线程时，MyBatis平均响应为102.03 ms，40 ms内成功比例为71.77%；JPA平均响应为3232.80 ms，40 ms内成功比例为0%，两者该组均未达到比较条件。</w:t>
+        <w:t>JPA的9组断言均通过。5组读取和1000、1100、1200线程写入达到响应时间比较条件；1300线程写入平均响应为3232.80 ms，40 ms内成功比例为0%。各组原始JTL和JMeter图表均已保存。</w:t>
+      </w:r>
+    </w:p>
+    <w:p>
+      <w:r>
+        <w:br w:type="page"/>
+      </w:r>
+    </w:p>
+    <w:p>
+      <w:pPr>
+        <w:pStyle w:val="Heading1"/>
+      </w:pPr>
+      <w:r>
+        <w:t>2.3 ReadProduct API测试</w:t>
+      </w:r>
+    </w:p>
+    <w:p>
+      <w:pPr>
+        <w:pStyle w:val="Heading2"/>
+      </w:pPr>
+      <w:r>
+        <w:t>1000-10-2</w:t>
+      </w:r>
+    </w:p>
+    <w:p>
+      <w:r>
+        <w:t>MyBatis读取，1000线程、10秒升压、2次循环，共2000次请求，断言失败0次。平均响应时间为3.67 ms；40 ms内成功比例为98.60%，达到80%的比较条件。</w:t>
+      </w:r>
+    </w:p>
+    <w:p>
+      <w:pPr>
+        <w:spacing w:after="60" w:line="240" w:lineRule="auto"/>
+        <w:jc w:val="center"/>
+      </w:pPr>
+      <w:r>
+        <w:drawing>
+          <wp:inline xmlns:a="http://schemas.openxmlformats.org/drawingml/2006/main" xmlns:pic="http://schemas.openxmlformats.org/drawingml/2006/picture">
+            <wp:extent cx="5852160" cy="1344221"/>
+            <wp:docPr id="1" name="Picture 1"/>
+            <wp:cNvGraphicFramePr>
+              <a:graphicFrameLocks noChangeAspect="1"/>
+            </wp:cNvGraphicFramePr>
+            <a:graphic>
+              <a:graphicData uri="http://schemas.openxmlformats.org/drawingml/2006/picture">
+                <pic:pic>
+                  <pic:nvPicPr>
+                    <pic:cNvPr id="0" name="MyBatis读取_1000线程_10秒升压_2次循环_第1轮_结果概览.png"/>
+                    <pic:cNvPicPr/>
+                  </pic:nvPicPr>
+                  <pic:blipFill>
+                    <a:blip r:embed="rId11"/>
+                    <a:stretch>
+                      <a:fillRect/>
+                    </a:stretch>
+                  </pic:blipFill>
+                  <pic:spPr>
+                    <a:xfrm>
+                      <a:off x="0" y="0"/>
+                      <a:ext cx="5852160" cy="1344221"/>
+                    </a:xfrm>
+                    <a:prstGeom prst="rect"/>
+                  </pic:spPr>
+                </pic:pic>
+              </a:graphicData>
+            </a:graphic>
+          </wp:inline>
+        </w:drawing>
+      </w:r>
+    </w:p>
+    <w:p>
+      <w:pPr>
+        <w:spacing w:after="60" w:line="240" w:lineRule="auto"/>
+        <w:jc w:val="center"/>
+      </w:pPr>
+      <w:r>
+        <w:drawing>
+          <wp:inline xmlns:a="http://schemas.openxmlformats.org/drawingml/2006/main" xmlns:pic="http://schemas.openxmlformats.org/drawingml/2006/picture">
+            <wp:extent cx="5852160" cy="2680092"/>
+            <wp:docPr id="2" name="Picture 2"/>
+            <wp:cNvGraphicFramePr>
+              <a:graphicFrameLocks noChangeAspect="1"/>
+            </wp:cNvGraphicFramePr>
+            <a:graphic>
+              <a:graphicData uri="http://schemas.openxmlformats.org/drawingml/2006/picture">
+                <pic:pic>
+                  <pic:nvPicPr>
+                    <pic:cNvPr id="0" name="MyBatis读取_1000线程_10秒升压_2次循环_第1轮_响应时间趋势.png"/>
+                    <pic:cNvPicPr/>
+                  </pic:nvPicPr>
+                  <pic:blipFill>
+                    <a:blip r:embed="rId12"/>
+                    <a:stretch>
+                      <a:fillRect/>
+                    </a:stretch>
+                  </pic:blipFill>
+                  <pic:spPr>
+                    <a:xfrm>
+                      <a:off x="0" y="0"/>
+                      <a:ext cx="5852160" cy="2680092"/>
+                    </a:xfrm>
+                    <a:prstGeom prst="rect"/>
+                  </pic:spPr>
+                </pic:pic>
+              </a:graphicData>
+            </a:graphic>
+          </wp:inline>
+        </w:drawing>
+      </w:r>
+    </w:p>
+    <w:p>
+      <w:pPr>
+        <w:spacing w:after="60" w:line="240" w:lineRule="auto"/>
+        <w:jc w:val="center"/>
+      </w:pPr>
+      <w:r>
+        <w:drawing>
+          <wp:inline xmlns:a="http://schemas.openxmlformats.org/drawingml/2006/main" xmlns:pic="http://schemas.openxmlformats.org/drawingml/2006/picture">
+            <wp:extent cx="5852160" cy="2680092"/>
+            <wp:docPr id="3" name="Picture 3"/>
+            <wp:cNvGraphicFramePr>
+              <a:graphicFrameLocks noChangeAspect="1"/>
+            </wp:cNvGraphicFramePr>
+            <a:graphic>
+              <a:graphicData uri="http://schemas.openxmlformats.org/drawingml/2006/picture">
+                <pic:pic>
+                  <pic:nvPicPr>
+                    <pic:cNvPr id="0" name="MyBatis读取_1000线程_10秒升压_2次循环_第1轮_响应时间百分位.png"/>
+                    <pic:cNvPicPr/>
+                  </pic:nvPicPr>
+                  <pic:blipFill>
+                    <a:blip r:embed="rId13"/>
+                    <a:stretch>
+                      <a:fillRect/>
+                    </a:stretch>
+                  </pic:blipFill>
+                  <pic:spPr>
+                    <a:xfrm>
+                      <a:off x="0" y="0"/>
+                      <a:ext cx="5852160" cy="2680092"/>
+                    </a:xfrm>
+                    <a:prstGeom prst="rect"/>
+                  </pic:spPr>
+                </pic:pic>
+              </a:graphicData>
+            </a:graphic>
+          </wp:inline>
+        </w:drawing>
+      </w:r>
+    </w:p>
+    <w:p>
+      <w:pPr>
+        <w:jc w:val="center"/>
+      </w:pPr>
+      <w:r>
+        <w:rPr>
+          <w:sz w:val="18"/>
+        </w:rPr>
+        <w:t>图1  MyBatis读取 1000-10-2 的JMeter原生测试结果。</w:t>
+      </w:r>
+    </w:p>
+    <w:p>
+      <w:r>
+        <w:br w:type="page"/>
+      </w:r>
+    </w:p>
+    <w:p>
+      <w:pPr>
+        <w:pStyle w:val="Heading1"/>
+      </w:pPr>
+      <w:r>
+        <w:t>2.3 ReadProduct API测试</w:t>
+      </w:r>
+    </w:p>
+    <w:p>
+      <w:pPr>
+        <w:pStyle w:val="Heading2"/>
+      </w:pPr>
+      <w:r>
+        <w:t>1050-10-2</w:t>
+      </w:r>
+    </w:p>
+    <w:p>
+      <w:r>
+        <w:t>MyBatis读取，1050线程、10秒升压、2次循环，共2100次请求，断言失败0次。平均响应时间为2.01 ms；40 ms内成功比例为100.00%，达到80%的比较条件。</w:t>
+      </w:r>
+    </w:p>
+    <w:p>
+      <w:pPr>
+        <w:spacing w:after="60" w:line="240" w:lineRule="auto"/>
+        <w:jc w:val="center"/>
+      </w:pPr>
+      <w:r>
+        <w:drawing>
+          <wp:inline xmlns:a="http://schemas.openxmlformats.org/drawingml/2006/main" xmlns:pic="http://schemas.openxmlformats.org/drawingml/2006/picture">
+            <wp:extent cx="5852160" cy="1344221"/>
+            <wp:docPr id="4" name="Picture 4"/>
+            <wp:cNvGraphicFramePr>
+              <a:graphicFrameLocks noChangeAspect="1"/>
+            </wp:cNvGraphicFramePr>
+            <a:graphic>
+              <a:graphicData uri="http://schemas.openxmlformats.org/drawingml/2006/picture">
+                <pic:pic>
+                  <pic:nvPicPr>
+                    <pic:cNvPr id="0" name="MyBatis读取_1000线程_10秒升压_2次循环_第1轮_结果概览.png"/>
+                    <pic:cNvPicPr/>
+                  </pic:nvPicPr>
+                  <pic:blipFill>
+                    <a:blip r:embed="rId11"/>
+                    <a:stretch>
+                      <a:fillRect/>
+                    </a:stretch>
+                  </pic:blipFill>
+                  <pic:spPr>
+                    <a:xfrm>
+                      <a:off x="0" y="0"/>
+                      <a:ext cx="5852160" cy="1344221"/>
+                    </a:xfrm>
+                    <a:prstGeom prst="rect"/>
+                  </pic:spPr>
+                </pic:pic>
+              </a:graphicData>
+            </a:graphic>
+          </wp:inline>
+        </w:drawing>
+      </w:r>
+    </w:p>
+    <w:p>
+      <w:pPr>
+        <w:spacing w:after="60" w:line="240" w:lineRule="auto"/>
+        <w:jc w:val="center"/>
+      </w:pPr>
+      <w:r>
+        <w:drawing>
+          <wp:inline xmlns:a="http://schemas.openxmlformats.org/drawingml/2006/main" xmlns:pic="http://schemas.openxmlformats.org/drawingml/2006/picture">
+            <wp:extent cx="5852160" cy="2680092"/>
+            <wp:docPr id="5" name="Picture 5"/>
+            <wp:cNvGraphicFramePr>
+              <a:graphicFrameLocks noChangeAspect="1"/>
+            </wp:cNvGraphicFramePr>
+            <a:graphic>
+              <a:graphicData uri="http://schemas.openxmlformats.org/drawingml/2006/picture">
+                <pic:pic>
+                  <pic:nvPicPr>
+                    <pic:cNvPr id="0" name="MyBatis读取_1050线程_10秒升压_2次循环_第1轮_响应时间趋势.png"/>
+                    <pic:cNvPicPr/>
+                  </pic:nvPicPr>
+                  <pic:blipFill>
+                    <a:blip r:embed="rId14"/>
+                    <a:stretch>
+                      <a:fillRect/>
+                    </a:stretch>
+                  </pic:blipFill>
+                  <pic:spPr>
+                    <a:xfrm>
+                      <a:off x="0" y="0"/>
+                      <a:ext cx="5852160" cy="2680092"/>
+                    </a:xfrm>
+                    <a:prstGeom prst="rect"/>
+                  </pic:spPr>
+                </pic:pic>
+              </a:graphicData>
+            </a:graphic>
+          </wp:inline>
+        </w:drawing>
+      </w:r>
+    </w:p>
+    <w:p>
+      <w:pPr>
+        <w:spacing w:after="60" w:line="240" w:lineRule="auto"/>
+        <w:jc w:val="center"/>
+      </w:pPr>
+      <w:r>
+        <w:drawing>
+          <wp:inline xmlns:a="http://schemas.openxmlformats.org/drawingml/2006/main" xmlns:pic="http://schemas.openxmlformats.org/drawingml/2006/picture">
+            <wp:extent cx="5852160" cy="2680092"/>
+            <wp:docPr id="6" name="Picture 6"/>
+            <wp:cNvGraphicFramePr>
+              <a:graphicFrameLocks noChangeAspect="1"/>
+            </wp:cNvGraphicFramePr>
+            <a:graphic>
+              <a:graphicData uri="http://schemas.openxmlformats.org/drawingml/2006/picture">
+                <pic:pic>
+                  <pic:nvPicPr>
+                    <pic:cNvPr id="0" name="MyBatis读取_1050线程_10秒升压_2次循环_第1轮_响应时间百分位.png"/>
+                    <pic:cNvPicPr/>
+                  </pic:nvPicPr>
+                  <pic:blipFill>
+                    <a:blip r:embed="rId15"/>
+                    <a:stretch>
+                      <a:fillRect/>
+                    </a:stretch>
+                  </pic:blipFill>
+                  <pic:spPr>
+                    <a:xfrm>
+                      <a:off x="0" y="0"/>
+                      <a:ext cx="5852160" cy="2680092"/>
+                    </a:xfrm>
+                    <a:prstGeom prst="rect"/>
+                  </pic:spPr>
+                </pic:pic>
+              </a:graphicData>
+            </a:graphic>
+          </wp:inline>
+        </w:drawing>
+      </w:r>
+    </w:p>
+    <w:p>
+      <w:pPr>
+        <w:jc w:val="center"/>
+      </w:pPr>
+      <w:r>
+        <w:rPr>
+          <w:sz w:val="18"/>
+        </w:rPr>
+        <w:t>图2  MyBatis读取 1050-10-2 的JMeter原生测试结果。</w:t>
+      </w:r>
+    </w:p>
+    <w:p>
+      <w:r>
+        <w:br w:type="page"/>
+      </w:r>
+    </w:p>
+    <w:p>
+      <w:pPr>
+        <w:pStyle w:val="Heading1"/>
+      </w:pPr>
+      <w:r>
+        <w:t>2.3 ReadProduct API测试</w:t>
+      </w:r>
+    </w:p>
+    <w:p>
+      <w:pPr>
+        <w:pStyle w:val="Heading2"/>
+      </w:pPr>
+      <w:r>
+        <w:t>1100-10-2</w:t>
+      </w:r>
+    </w:p>
+    <w:p>
+      <w:r>
+        <w:t>MyBatis读取，1100线程、10秒升压、2次循环，共2200次请求，断言失败0次。平均响应时间为2.34 ms；40 ms内成功比例为100.00%，达到80%的比较条件。</w:t>
+      </w:r>
+    </w:p>
+    <w:p>
+      <w:pPr>
+        <w:spacing w:after="60" w:line="240" w:lineRule="auto"/>
+        <w:jc w:val="center"/>
+      </w:pPr>
+      <w:r>
+        <w:drawing>
+          <wp:inline xmlns:a="http://schemas.openxmlformats.org/drawingml/2006/main" xmlns:pic="http://schemas.openxmlformats.org/drawingml/2006/picture">
+            <wp:extent cx="5852160" cy="1344221"/>
+            <wp:docPr id="7" name="Picture 7"/>
+            <wp:cNvGraphicFramePr>
+              <a:graphicFrameLocks noChangeAspect="1"/>
+            </wp:cNvGraphicFramePr>
+            <a:graphic>
+              <a:graphicData uri="http://schemas.openxmlformats.org/drawingml/2006/picture">
+                <pic:pic>
+                  <pic:nvPicPr>
+                    <pic:cNvPr id="0" name="MyBatis读取_1000线程_10秒升压_2次循环_第1轮_结果概览.png"/>
+                    <pic:cNvPicPr/>
+                  </pic:nvPicPr>
+                  <pic:blipFill>
+                    <a:blip r:embed="rId11"/>
+                    <a:stretch>
+                      <a:fillRect/>
+                    </a:stretch>
+                  </pic:blipFill>
+                  <pic:spPr>
+                    <a:xfrm>
+                      <a:off x="0" y="0"/>
+                      <a:ext cx="5852160" cy="1344221"/>
+                    </a:xfrm>
+                    <a:prstGeom prst="rect"/>
+                  </pic:spPr>
+                </pic:pic>
+              </a:graphicData>
+            </a:graphic>
+          </wp:inline>
+        </w:drawing>
+      </w:r>
+    </w:p>
+    <w:p>
+      <w:pPr>
+        <w:spacing w:after="60" w:line="240" w:lineRule="auto"/>
+        <w:jc w:val="center"/>
+      </w:pPr>
+      <w:r>
+        <w:drawing>
+          <wp:inline xmlns:a="http://schemas.openxmlformats.org/drawingml/2006/main" xmlns:pic="http://schemas.openxmlformats.org/drawingml/2006/picture">
+            <wp:extent cx="5852160" cy="2680092"/>
+            <wp:docPr id="8" name="Picture 8"/>
+            <wp:cNvGraphicFramePr>
+              <a:graphicFrameLocks noChangeAspect="1"/>
+            </wp:cNvGraphicFramePr>
+            <a:graphic>
+              <a:graphicData uri="http://schemas.openxmlformats.org/drawingml/2006/picture">
+                <pic:pic>
+                  <pic:nvPicPr>
+                    <pic:cNvPr id="0" name="MyBatis读取_1100线程_10秒升压_2次循环_第1轮_响应时间趋势.png"/>
+                    <pic:cNvPicPr/>
+                  </pic:nvPicPr>
+                  <pic:blipFill>
+                    <a:blip r:embed="rId16"/>
+                    <a:stretch>
+                      <a:fillRect/>
+                    </a:stretch>
+                  </pic:blipFill>
+                  <pic:spPr>
+                    <a:xfrm>
+                      <a:off x="0" y="0"/>
+                      <a:ext cx="5852160" cy="2680092"/>
+                    </a:xfrm>
+                    <a:prstGeom prst="rect"/>
+                  </pic:spPr>
+                </pic:pic>
+              </a:graphicData>
+            </a:graphic>
+          </wp:inline>
+        </w:drawing>
+      </w:r>
+    </w:p>
+    <w:p>
+      <w:pPr>
+        <w:spacing w:after="60" w:line="240" w:lineRule="auto"/>
+        <w:jc w:val="center"/>
+      </w:pPr>
+      <w:r>
+        <w:drawing>
+          <wp:inline xmlns:a="http://schemas.openxmlformats.org/drawingml/2006/main" xmlns:pic="http://schemas.openxmlformats.org/drawingml/2006/picture">
+            <wp:extent cx="5852160" cy="2680092"/>
+            <wp:docPr id="9" name="Picture 9"/>
+            <wp:cNvGraphicFramePr>
+              <a:graphicFrameLocks noChangeAspect="1"/>
+            </wp:cNvGraphicFramePr>
+            <a:graphic>
+              <a:graphicData uri="http://schemas.openxmlformats.org/drawingml/2006/picture">
+                <pic:pic>
+                  <pic:nvPicPr>
+                    <pic:cNvPr id="0" name="MyBatis读取_1100线程_10秒升压_2次循环_第1轮_响应时间百分位.png"/>
+                    <pic:cNvPicPr/>
+                  </pic:nvPicPr>
+                  <pic:blipFill>
+                    <a:blip r:embed="rId17"/>
+                    <a:stretch>
+                      <a:fillRect/>
+                    </a:stretch>
+                  </pic:blipFill>
+                  <pic:spPr>
+                    <a:xfrm>
+                      <a:off x="0" y="0"/>
+                      <a:ext cx="5852160" cy="2680092"/>
+                    </a:xfrm>
+                    <a:prstGeom prst="rect"/>
+                  </pic:spPr>
+                </pic:pic>
+              </a:graphicData>
+            </a:graphic>
+          </wp:inline>
+        </w:drawing>
+      </w:r>
+    </w:p>
+    <w:p>
+      <w:pPr>
+        <w:jc w:val="center"/>
+      </w:pPr>
+      <w:r>
+        <w:rPr>
+          <w:sz w:val="18"/>
+        </w:rPr>
+        <w:t>图3  MyBatis读取 1100-10-2 的JMeter原生测试结果。</w:t>
+      </w:r>
+    </w:p>
+    <w:p>
+      <w:r>
+        <w:br w:type="page"/>
+      </w:r>
+    </w:p>
+    <w:p>
+      <w:pPr>
+        <w:pStyle w:val="Heading1"/>
+      </w:pPr>
+      <w:r>
+        <w:t>2.3 ReadProduct API测试</w:t>
+      </w:r>
+    </w:p>
+    <w:p>
+      <w:pPr>
+        <w:pStyle w:val="Heading2"/>
+      </w:pPr>
+      <w:r>
+        <w:t>1150-10-2</w:t>
+      </w:r>
+    </w:p>
+    <w:p>
+      <w:r>
+        <w:t>MyBatis读取，1150线程、10秒升压、2次循环，共2300次请求，断言失败0次。平均响应时间为2.15 ms；40 ms内成功比例为99.61%，达到80%的比较条件。</w:t>
+      </w:r>
+    </w:p>
+    <w:p>
+      <w:pPr>
+        <w:spacing w:after="60" w:line="240" w:lineRule="auto"/>
+        <w:jc w:val="center"/>
+      </w:pPr>
+      <w:r>
+        <w:drawing>
+          <wp:inline xmlns:a="http://schemas.openxmlformats.org/drawingml/2006/main" xmlns:pic="http://schemas.openxmlformats.org/drawingml/2006/picture">
+            <wp:extent cx="5852160" cy="1344221"/>
+            <wp:docPr id="10" name="Picture 10"/>
+            <wp:cNvGraphicFramePr>
+              <a:graphicFrameLocks noChangeAspect="1"/>
+            </wp:cNvGraphicFramePr>
+            <a:graphic>
+              <a:graphicData uri="http://schemas.openxmlformats.org/drawingml/2006/picture">
+                <pic:pic>
+                  <pic:nvPicPr>
+                    <pic:cNvPr id="0" name="MyBatis读取_1000线程_10秒升压_2次循环_第1轮_结果概览.png"/>
+                    <pic:cNvPicPr/>
+                  </pic:nvPicPr>
+                  <pic:blipFill>
+                    <a:blip r:embed="rId11"/>
+                    <a:stretch>
+                      <a:fillRect/>
+                    </a:stretch>
+                  </pic:blipFill>
+                  <pic:spPr>
+                    <a:xfrm>
+                      <a:off x="0" y="0"/>
+                      <a:ext cx="5852160" cy="1344221"/>
+                    </a:xfrm>
+                    <a:prstGeom prst="rect"/>
+                  </pic:spPr>
+                </pic:pic>
+              </a:graphicData>
+            </a:graphic>
+          </wp:inline>
+        </w:drawing>
+      </w:r>
+    </w:p>
+    <w:p>
+      <w:pPr>
+        <w:spacing w:after="60" w:line="240" w:lineRule="auto"/>
+        <w:jc w:val="center"/>
+      </w:pPr>
+      <w:r>
+        <w:drawing>
+          <wp:inline xmlns:a="http://schemas.openxmlformats.org/drawingml/2006/main" xmlns:pic="http://schemas.openxmlformats.org/drawingml/2006/picture">
+            <wp:extent cx="5852160" cy="2680092"/>
+            <wp:docPr id="11" name="Picture 11"/>
+            <wp:cNvGraphicFramePr>
+              <a:graphicFrameLocks noChangeAspect="1"/>
+            </wp:cNvGraphicFramePr>
+            <a:graphic>
+              <a:graphicData uri="http://schemas.openxmlformats.org/drawingml/2006/picture">
+                <pic:pic>
+                  <pic:nvPicPr>
+                    <pic:cNvPr id="0" name="MyBatis读取_1150线程_10秒升压_2次循环_第1轮_响应时间趋势.png"/>
+                    <pic:cNvPicPr/>
+                  </pic:nvPicPr>
+                  <pic:blipFill>
+                    <a:blip r:embed="rId18"/>
+                    <a:stretch>
+                      <a:fillRect/>
+                    </a:stretch>
+                  </pic:blipFill>
+                  <pic:spPr>
+                    <a:xfrm>
+                      <a:off x="0" y="0"/>
+                      <a:ext cx="5852160" cy="2680092"/>
+                    </a:xfrm>
+                    <a:prstGeom prst="rect"/>
+                  </pic:spPr>
+                </pic:pic>
+              </a:graphicData>
+            </a:graphic>
+          </wp:inline>
+        </w:drawing>
+      </w:r>
+    </w:p>
+    <w:p>
+      <w:pPr>
+        <w:spacing w:after="60" w:line="240" w:lineRule="auto"/>
+        <w:jc w:val="center"/>
+      </w:pPr>
+      <w:r>
+        <w:drawing>
+          <wp:inline xmlns:a="http://schemas.openxmlformats.org/drawingml/2006/main" xmlns:pic="http://schemas.openxmlformats.org/drawingml/2006/picture">
+            <wp:extent cx="5852160" cy="2680092"/>
+            <wp:docPr id="12" name="Picture 12"/>
+            <wp:cNvGraphicFramePr>
+              <a:graphicFrameLocks noChangeAspect="1"/>
+            </wp:cNvGraphicFramePr>
+            <a:graphic>
+              <a:graphicData uri="http://schemas.openxmlformats.org/drawingml/2006/picture">
+                <pic:pic>
+                  <pic:nvPicPr>
+                    <pic:cNvPr id="0" name="MyBatis读取_1150线程_10秒升压_2次循环_第1轮_响应时间百分位.png"/>
+                    <pic:cNvPicPr/>
+                  </pic:nvPicPr>
+                  <pic:blipFill>
+                    <a:blip r:embed="rId19"/>
+                    <a:stretch>
+                      <a:fillRect/>
+                    </a:stretch>
+                  </pic:blipFill>
+                  <pic:spPr>
+                    <a:xfrm>
+                      <a:off x="0" y="0"/>
+                      <a:ext cx="5852160" cy="2680092"/>
+                    </a:xfrm>
+                    <a:prstGeom prst="rect"/>
+                  </pic:spPr>
+                </pic:pic>
+              </a:graphicData>
+            </a:graphic>
+          </wp:inline>
+        </w:drawing>
+      </w:r>
+    </w:p>
+    <w:p>
+      <w:pPr>
+        <w:jc w:val="center"/>
+      </w:pPr>
+      <w:r>
+        <w:rPr>
+          <w:sz w:val="18"/>
+        </w:rPr>
+        <w:t>图4  MyBatis读取 1150-10-2 的JMeter原生测试结果。</w:t>
+      </w:r>
+    </w:p>
+    <w:p>
+      <w:r>
+        <w:br w:type="page"/>
+      </w:r>
+    </w:p>
+    <w:p>
+      <w:pPr>
+        <w:pStyle w:val="Heading1"/>
+      </w:pPr>
+      <w:r>
+        <w:t>2.3 ReadProduct API测试</w:t>
+      </w:r>
+    </w:p>
+    <w:p>
+      <w:pPr>
+        <w:pStyle w:val="Heading2"/>
+      </w:pPr>
+      <w:r>
+        <w:t>1200-10-2</w:t>
+      </w:r>
+    </w:p>
+    <w:p>
+      <w:r>
+        <w:t>MyBatis读取，1200线程、10秒升压、2次循环，共2400次请求，断言失败0次。平均响应时间为2.56 ms；40 ms内成功比例为99.54%，达到80%的比较条件。</w:t>
+      </w:r>
+    </w:p>
+    <w:p>
+      <w:pPr>
+        <w:spacing w:after="60" w:line="240" w:lineRule="auto"/>
+        <w:jc w:val="center"/>
+      </w:pPr>
+      <w:r>
+        <w:drawing>
+          <wp:inline xmlns:a="http://schemas.openxmlformats.org/drawingml/2006/main" xmlns:pic="http://schemas.openxmlformats.org/drawingml/2006/picture">
+            <wp:extent cx="5852160" cy="1344221"/>
+            <wp:docPr id="13" name="Picture 13"/>
+            <wp:cNvGraphicFramePr>
+              <a:graphicFrameLocks noChangeAspect="1"/>
+            </wp:cNvGraphicFramePr>
+            <a:graphic>
+              <a:graphicData uri="http://schemas.openxmlformats.org/drawingml/2006/picture">
+                <pic:pic>
+                  <pic:nvPicPr>
+                    <pic:cNvPr id="0" name="MyBatis读取_1000线程_10秒升压_2次循环_第1轮_结果概览.png"/>
+                    <pic:cNvPicPr/>
+                  </pic:nvPicPr>
+                  <pic:blipFill>
+                    <a:blip r:embed="rId11"/>
+                    <a:stretch>
+                      <a:fillRect/>
+                    </a:stretch>
+                  </pic:blipFill>
+                  <pic:spPr>
+                    <a:xfrm>
+                      <a:off x="0" y="0"/>
+                      <a:ext cx="5852160" cy="1344221"/>
+                    </a:xfrm>
+                    <a:prstGeom prst="rect"/>
+                  </pic:spPr>
+                </pic:pic>
+              </a:graphicData>
+            </a:graphic>
+          </wp:inline>
+        </w:drawing>
+      </w:r>
+    </w:p>
+    <w:p>
+      <w:pPr>
+        <w:spacing w:after="60" w:line="240" w:lineRule="auto"/>
+        <w:jc w:val="center"/>
+      </w:pPr>
+      <w:r>
+        <w:drawing>
+          <wp:inline xmlns:a="http://schemas.openxmlformats.org/drawingml/2006/main" xmlns:pic="http://schemas.openxmlformats.org/drawingml/2006/picture">
+            <wp:extent cx="5852160" cy="2680092"/>
+            <wp:docPr id="14" name="Picture 14"/>
+            <wp:cNvGraphicFramePr>
+              <a:graphicFrameLocks noChangeAspect="1"/>
+            </wp:cNvGraphicFramePr>
+            <a:graphic>
+              <a:graphicData uri="http://schemas.openxmlformats.org/drawingml/2006/picture">
+                <pic:pic>
+                  <pic:nvPicPr>
+                    <pic:cNvPr id="0" name="MyBatis读取_1200线程_10秒升压_2次循环_第1轮_响应时间趋势.png"/>
+                    <pic:cNvPicPr/>
+                  </pic:nvPicPr>
+                  <pic:blipFill>
+                    <a:blip r:embed="rId20"/>
+                    <a:stretch>
+                      <a:fillRect/>
+                    </a:stretch>
+                  </pic:blipFill>
+                  <pic:spPr>
+                    <a:xfrm>
+                      <a:off x="0" y="0"/>
+                      <a:ext cx="5852160" cy="2680092"/>
+                    </a:xfrm>
+                    <a:prstGeom prst="rect"/>
+                  </pic:spPr>
+                </pic:pic>
+              </a:graphicData>
+            </a:graphic>
+          </wp:inline>
+        </w:drawing>
+      </w:r>
+    </w:p>
+    <w:p>
+      <w:pPr>
+        <w:spacing w:after="60" w:line="240" w:lineRule="auto"/>
+        <w:jc w:val="center"/>
+      </w:pPr>
+      <w:r>
+        <w:drawing>
+          <wp:inline xmlns:a="http://schemas.openxmlformats.org/drawingml/2006/main" xmlns:pic="http://schemas.openxmlformats.org/drawingml/2006/picture">
+            <wp:extent cx="5852160" cy="2680092"/>
+            <wp:docPr id="15" name="Picture 15"/>
+            <wp:cNvGraphicFramePr>
+              <a:graphicFrameLocks noChangeAspect="1"/>
+            </wp:cNvGraphicFramePr>
+            <a:graphic>
+              <a:graphicData uri="http://schemas.openxmlformats.org/drawingml/2006/picture">
+                <pic:pic>
+                  <pic:nvPicPr>
+                    <pic:cNvPr id="0" name="MyBatis读取_1200线程_10秒升压_2次循环_第1轮_响应时间百分位.png"/>
+                    <pic:cNvPicPr/>
+                  </pic:nvPicPr>
+                  <pic:blipFill>
+                    <a:blip r:embed="rId21"/>
+                    <a:stretch>
+                      <a:fillRect/>
+                    </a:stretch>
+                  </pic:blipFill>
+                  <pic:spPr>
+                    <a:xfrm>
+                      <a:off x="0" y="0"/>
+                      <a:ext cx="5852160" cy="2680092"/>
+                    </a:xfrm>
+                    <a:prstGeom prst="rect"/>
+                  </pic:spPr>
+                </pic:pic>
+              </a:graphicData>
+            </a:graphic>
+          </wp:inline>
+        </w:drawing>
+      </w:r>
+    </w:p>
+    <w:p>
+      <w:pPr>
+        <w:jc w:val="center"/>
+      </w:pPr>
+      <w:r>
+        <w:rPr>
+          <w:sz w:val="18"/>
+        </w:rPr>
+        <w:t>图5  MyBatis读取 1200-10-2 的JMeter原生测试结果。</w:t>
+      </w:r>
+    </w:p>
+    <w:p>
+      <w:r>
+        <w:br w:type="page"/>
+      </w:r>
+    </w:p>
+    <w:p>
+      <w:pPr>
+        <w:pStyle w:val="Heading1"/>
+      </w:pPr>
+      <w:r>
+        <w:t>2.4 WriteProduct API测试</w:t>
+      </w:r>
+    </w:p>
+    <w:p>
+      <w:pPr>
+        <w:pStyle w:val="Heading2"/>
+      </w:pPr>
+      <w:r>
+        <w:t>1000-10-1</w:t>
+      </w:r>
+    </w:p>
+    <w:p>
+      <w:r>
+        <w:t>MyBatis写入，1000线程、10秒升压、1次循环，共1000次请求，断言失败0次。平均响应时间为6.16 ms；40 ms内成功比例为98.90%，达到80%的比较条件。</w:t>
+      </w:r>
+    </w:p>
+    <w:p>
+      <w:pPr>
+        <w:spacing w:after="60" w:line="240" w:lineRule="auto"/>
+        <w:jc w:val="center"/>
+      </w:pPr>
+      <w:r>
+        <w:drawing>
+          <wp:inline xmlns:a="http://schemas.openxmlformats.org/drawingml/2006/main" xmlns:pic="http://schemas.openxmlformats.org/drawingml/2006/picture">
+            <wp:extent cx="5852160" cy="1344221"/>
+            <wp:docPr id="16" name="Picture 16"/>
+            <wp:cNvGraphicFramePr>
+              <a:graphicFrameLocks noChangeAspect="1"/>
+            </wp:cNvGraphicFramePr>
+            <a:graphic>
+              <a:graphicData uri="http://schemas.openxmlformats.org/drawingml/2006/picture">
+                <pic:pic>
+                  <pic:nvPicPr>
+                    <pic:cNvPr id="0" name="MyBatis写入_1000线程_10秒升压_1次循环_第1轮_结果概览.png"/>
+                    <pic:cNvPicPr/>
+                  </pic:nvPicPr>
+                  <pic:blipFill>
+                    <a:blip r:embed="rId22"/>
+                    <a:stretch>
+                      <a:fillRect/>
+                    </a:stretch>
+                  </pic:blipFill>
+                  <pic:spPr>
+                    <a:xfrm>
+                      <a:off x="0" y="0"/>
+                      <a:ext cx="5852160" cy="1344221"/>
+                    </a:xfrm>
+                    <a:prstGeom prst="rect"/>
+                  </pic:spPr>
+                </pic:pic>
+              </a:graphicData>
+            </a:graphic>
+          </wp:inline>
+        </w:drawing>
+      </w:r>
+    </w:p>
+    <w:p>
+      <w:pPr>
+        <w:spacing w:after="60" w:line="240" w:lineRule="auto"/>
+        <w:jc w:val="center"/>
+      </w:pPr>
+      <w:r>
+        <w:drawing>
+          <wp:inline xmlns:a="http://schemas.openxmlformats.org/drawingml/2006/main" xmlns:pic="http://schemas.openxmlformats.org/drawingml/2006/picture">
+            <wp:extent cx="5852160" cy="2680092"/>
+            <wp:docPr id="17" name="Picture 17"/>
+            <wp:cNvGraphicFramePr>
+              <a:graphicFrameLocks noChangeAspect="1"/>
+            </wp:cNvGraphicFramePr>
+            <a:graphic>
+              <a:graphicData uri="http://schemas.openxmlformats.org/drawingml/2006/picture">
+                <pic:pic>
+                  <pic:nvPicPr>
+                    <pic:cNvPr id="0" name="MyBatis写入_1000线程_10秒升压_1次循环_第1轮_响应时间趋势.png"/>
+                    <pic:cNvPicPr/>
+                  </pic:nvPicPr>
+                  <pic:blipFill>
+                    <a:blip r:embed="rId23"/>
+                    <a:stretch>
+                      <a:fillRect/>
+                    </a:stretch>
+                  </pic:blipFill>
+                  <pic:spPr>
+                    <a:xfrm>
+                      <a:off x="0" y="0"/>
+                      <a:ext cx="5852160" cy="2680092"/>
+                    </a:xfrm>
+                    <a:prstGeom prst="rect"/>
+                  </pic:spPr>
+                </pic:pic>
+              </a:graphicData>
+            </a:graphic>
+          </wp:inline>
+        </w:drawing>
+      </w:r>
+    </w:p>
+    <w:p>
+      <w:pPr>
+        <w:spacing w:after="60" w:line="240" w:lineRule="auto"/>
+        <w:jc w:val="center"/>
+      </w:pPr>
+      <w:r>
+        <w:drawing>
+          <wp:inline xmlns:a="http://schemas.openxmlformats.org/drawingml/2006/main" xmlns:pic="http://schemas.openxmlformats.org/drawingml/2006/picture">
+            <wp:extent cx="5852160" cy="2680092"/>
+            <wp:docPr id="18" name="Picture 18"/>
+            <wp:cNvGraphicFramePr>
+              <a:graphicFrameLocks noChangeAspect="1"/>
+            </wp:cNvGraphicFramePr>
+            <a:graphic>
+              <a:graphicData uri="http://schemas.openxmlformats.org/drawingml/2006/picture">
+                <pic:pic>
+                  <pic:nvPicPr>
+                    <pic:cNvPr id="0" name="MyBatis写入_1000线程_10秒升压_1次循环_第1轮_响应时间百分位.png"/>
+                    <pic:cNvPicPr/>
+                  </pic:nvPicPr>
+                  <pic:blipFill>
+                    <a:blip r:embed="rId24"/>
+                    <a:stretch>
+                      <a:fillRect/>
+                    </a:stretch>
+                  </pic:blipFill>
+                  <pic:spPr>
+                    <a:xfrm>
+                      <a:off x="0" y="0"/>
+                      <a:ext cx="5852160" cy="2680092"/>
+                    </a:xfrm>
+                    <a:prstGeom prst="rect"/>
+                  </pic:spPr>
+                </pic:pic>
+              </a:graphicData>
+            </a:graphic>
+          </wp:inline>
+        </w:drawing>
+      </w:r>
+    </w:p>
+    <w:p>
+      <w:pPr>
+        <w:jc w:val="center"/>
+      </w:pPr>
+      <w:r>
+        <w:rPr>
+          <w:sz w:val="18"/>
+        </w:rPr>
+        <w:t>图6  MyBatis写入 1000-10-1 的JMeter原生测试结果。</w:t>
+      </w:r>
+    </w:p>
+    <w:p>
+      <w:r>
+        <w:br w:type="page"/>
+      </w:r>
+    </w:p>
+    <w:p>
+      <w:pPr>
+        <w:pStyle w:val="Heading1"/>
+      </w:pPr>
+      <w:r>
+        <w:t>2.4 WriteProduct API测试</w:t>
+      </w:r>
+    </w:p>
+    <w:p>
+      <w:pPr>
+        <w:pStyle w:val="Heading2"/>
+      </w:pPr>
+      <w:r>
+        <w:t>1100-10-1</w:t>
+      </w:r>
+    </w:p>
+    <w:p>
+      <w:r>
+        <w:t>MyBatis写入，1100线程、10秒升压、1次循环，共1100次请求，断言失败0次。平均响应时间为7.30 ms；40 ms内成功比例为98.64%，达到80%的比较条件。</w:t>
+      </w:r>
+    </w:p>
+    <w:p>
+      <w:pPr>
+        <w:spacing w:after="60" w:line="240" w:lineRule="auto"/>
+        <w:jc w:val="center"/>
+      </w:pPr>
+      <w:r>
+        <w:drawing>
+          <wp:inline xmlns:a="http://schemas.openxmlformats.org/drawingml/2006/main" xmlns:pic="http://schemas.openxmlformats.org/drawingml/2006/picture">
+            <wp:extent cx="5852160" cy="1344221"/>
+            <wp:docPr id="19" name="Picture 19"/>
+            <wp:cNvGraphicFramePr>
+              <a:graphicFrameLocks noChangeAspect="1"/>
+            </wp:cNvGraphicFramePr>
+            <a:graphic>
+              <a:graphicData uri="http://schemas.openxmlformats.org/drawingml/2006/picture">
+                <pic:pic>
+                  <pic:nvPicPr>
+                    <pic:cNvPr id="0" name="MyBatis写入_1000线程_10秒升压_1次循环_第1轮_结果概览.png"/>
+                    <pic:cNvPicPr/>
+                  </pic:nvPicPr>
+                  <pic:blipFill>
+                    <a:blip r:embed="rId22"/>
+                    <a:stretch>
+                      <a:fillRect/>
+                    </a:stretch>
+                  </pic:blipFill>
+                  <pic:spPr>
+                    <a:xfrm>
+                      <a:off x="0" y="0"/>
+                      <a:ext cx="5852160" cy="1344221"/>
+                    </a:xfrm>
+                    <a:prstGeom prst="rect"/>
+                  </pic:spPr>
+                </pic:pic>
+              </a:graphicData>
+            </a:graphic>
+          </wp:inline>
+        </w:drawing>
+      </w:r>
+    </w:p>
+    <w:p>
+      <w:pPr>
+        <w:spacing w:after="60" w:line="240" w:lineRule="auto"/>
+        <w:jc w:val="center"/>
+      </w:pPr>
+      <w:r>
+        <w:drawing>
+          <wp:inline xmlns:a="http://schemas.openxmlformats.org/drawingml/2006/main" xmlns:pic="http://schemas.openxmlformats.org/drawingml/2006/picture">
+            <wp:extent cx="5852160" cy="2680092"/>
+            <wp:docPr id="20" name="Picture 20"/>
+            <wp:cNvGraphicFramePr>
+              <a:graphicFrameLocks noChangeAspect="1"/>
+            </wp:cNvGraphicFramePr>
+            <a:graphic>
+              <a:graphicData uri="http://schemas.openxmlformats.org/drawingml/2006/picture">
+                <pic:pic>
+                  <pic:nvPicPr>
+                    <pic:cNvPr id="0" name="MyBatis写入_1100线程_10秒升压_1次循环_第1轮_响应时间趋势.png"/>
+                    <pic:cNvPicPr/>
+                  </pic:nvPicPr>
+                  <pic:blipFill>
+                    <a:blip r:embed="rId25"/>
+                    <a:stretch>
+                      <a:fillRect/>
+                    </a:stretch>
+                  </pic:blipFill>
+                  <pic:spPr>
+                    <a:xfrm>
+                      <a:off x="0" y="0"/>
+                      <a:ext cx="5852160" cy="2680092"/>
+                    </a:xfrm>
+                    <a:prstGeom prst="rect"/>
+                  </pic:spPr>
+                </pic:pic>
+              </a:graphicData>
+            </a:graphic>
+          </wp:inline>
+        </w:drawing>
+      </w:r>
+    </w:p>
+    <w:p>
+      <w:pPr>
+        <w:spacing w:after="60" w:line="240" w:lineRule="auto"/>
+        <w:jc w:val="center"/>
+      </w:pPr>
+      <w:r>
+        <w:drawing>
+          <wp:inline xmlns:a="http://schemas.openxmlformats.org/drawingml/2006/main" xmlns:pic="http://schemas.openxmlformats.org/drawingml/2006/picture">
+            <wp:extent cx="5852160" cy="2680092"/>
+            <wp:docPr id="21" name="Picture 21"/>
+            <wp:cNvGraphicFramePr>
+              <a:graphicFrameLocks noChangeAspect="1"/>
+            </wp:cNvGraphicFramePr>
+            <a:graphic>
+              <a:graphicData uri="http://schemas.openxmlformats.org/drawingml/2006/picture">
+                <pic:pic>
+                  <pic:nvPicPr>
+                    <pic:cNvPr id="0" name="MyBatis写入_1100线程_10秒升压_1次循环_第1轮_响应时间百分位.png"/>
+                    <pic:cNvPicPr/>
+                  </pic:nvPicPr>
+                  <pic:blipFill>
+                    <a:blip r:embed="rId26"/>
+                    <a:stretch>
+                      <a:fillRect/>
+                    </a:stretch>
+                  </pic:blipFill>
+                  <pic:spPr>
+                    <a:xfrm>
+                      <a:off x="0" y="0"/>
+                      <a:ext cx="5852160" cy="2680092"/>
+                    </a:xfrm>
+                    <a:prstGeom prst="rect"/>
+                  </pic:spPr>
+                </pic:pic>
+              </a:graphicData>
+            </a:graphic>
+          </wp:inline>
+        </w:drawing>
+      </w:r>
+    </w:p>
+    <w:p>
+      <w:pPr>
+        <w:jc w:val="center"/>
+      </w:pPr>
+      <w:r>
+        <w:rPr>
+          <w:sz w:val="18"/>
+        </w:rPr>
+        <w:t>图7  MyBatis写入 1100-10-1 的JMeter原生测试结果。</w:t>
+      </w:r>
+    </w:p>
+    <w:p>
+      <w:r>
+        <w:br w:type="page"/>
+      </w:r>
+    </w:p>
+    <w:p>
+      <w:pPr>
+        <w:pStyle w:val="Heading1"/>
+      </w:pPr>
+      <w:r>
+        <w:t>2.4 WriteProduct API测试</w:t>
+      </w:r>
+    </w:p>
+    <w:p>
+      <w:pPr>
+        <w:pStyle w:val="Heading2"/>
+      </w:pPr>
+      <w:r>
+        <w:t>1200-10-1</w:t>
+      </w:r>
+    </w:p>
+    <w:p>
+      <w:r>
+        <w:t>MyBatis写入，1200线程、10秒升压、1次循环，共1200次请求，断言失败0次。平均响应时间为6.18 ms；40 ms内成功比例为99.08%，达到80%的比较条件。</w:t>
+      </w:r>
+    </w:p>
+    <w:p>
+      <w:pPr>
+        <w:spacing w:after="60" w:line="240" w:lineRule="auto"/>
+        <w:jc w:val="center"/>
+      </w:pPr>
+      <w:r>
+        <w:drawing>
+          <wp:inline xmlns:a="http://schemas.openxmlformats.org/drawingml/2006/main" xmlns:pic="http://schemas.openxmlformats.org/drawingml/2006/picture">
+            <wp:extent cx="5852160" cy="1344221"/>
+            <wp:docPr id="22" name="Picture 22"/>
+            <wp:cNvGraphicFramePr>
+              <a:graphicFrameLocks noChangeAspect="1"/>
+            </wp:cNvGraphicFramePr>
+            <a:graphic>
+              <a:graphicData uri="http://schemas.openxmlformats.org/drawingml/2006/picture">
+                <pic:pic>
+                  <pic:nvPicPr>
+                    <pic:cNvPr id="0" name="MyBatis写入_1000线程_10秒升压_1次循环_第1轮_结果概览.png"/>
+                    <pic:cNvPicPr/>
+                  </pic:nvPicPr>
+                  <pic:blipFill>
+                    <a:blip r:embed="rId22"/>
+                    <a:stretch>
+                      <a:fillRect/>
+                    </a:stretch>
+                  </pic:blipFill>
+                  <pic:spPr>
+                    <a:xfrm>
+                      <a:off x="0" y="0"/>
+                      <a:ext cx="5852160" cy="1344221"/>
+                    </a:xfrm>
+                    <a:prstGeom prst="rect"/>
+                  </pic:spPr>
+                </pic:pic>
+              </a:graphicData>
+            </a:graphic>
+          </wp:inline>
+        </w:drawing>
+      </w:r>
+    </w:p>
+    <w:p>
+      <w:pPr>
+        <w:spacing w:after="60" w:line="240" w:lineRule="auto"/>
+        <w:jc w:val="center"/>
+      </w:pPr>
+      <w:r>
+        <w:drawing>
+          <wp:inline xmlns:a="http://schemas.openxmlformats.org/drawingml/2006/main" xmlns:pic="http://schemas.openxmlformats.org/drawingml/2006/picture">
+            <wp:extent cx="5852160" cy="2680092"/>
+            <wp:docPr id="23" name="Picture 23"/>
+            <wp:cNvGraphicFramePr>
+              <a:graphicFrameLocks noChangeAspect="1"/>
+            </wp:cNvGraphicFramePr>
+            <a:graphic>
+              <a:graphicData uri="http://schemas.openxmlformats.org/drawingml/2006/picture">
+                <pic:pic>
+                  <pic:nvPicPr>
+                    <pic:cNvPr id="0" name="MyBatis写入_1200线程_10秒升压_1次循环_第1轮_响应时间趋势.png"/>
+                    <pic:cNvPicPr/>
+                  </pic:nvPicPr>
+                  <pic:blipFill>
+                    <a:blip r:embed="rId27"/>
+                    <a:stretch>
+                      <a:fillRect/>
+                    </a:stretch>
+                  </pic:blipFill>
+                  <pic:spPr>
+                    <a:xfrm>
+                      <a:off x="0" y="0"/>
+                      <a:ext cx="5852160" cy="2680092"/>
+                    </a:xfrm>
+                    <a:prstGeom prst="rect"/>
+                  </pic:spPr>
+                </pic:pic>
+              </a:graphicData>
+            </a:graphic>
+          </wp:inline>
+        </w:drawing>
+      </w:r>
+    </w:p>
+    <w:p>
+      <w:pPr>
+        <w:spacing w:after="60" w:line="240" w:lineRule="auto"/>
+        <w:jc w:val="center"/>
+      </w:pPr>
+      <w:r>
+        <w:drawing>
+          <wp:inline xmlns:a="http://schemas.openxmlformats.org/drawingml/2006/main" xmlns:pic="http://schemas.openxmlformats.org/drawingml/2006/picture">
+            <wp:extent cx="5852160" cy="2680092"/>
+            <wp:docPr id="24" name="Picture 24"/>
+            <wp:cNvGraphicFramePr>
+              <a:graphicFrameLocks noChangeAspect="1"/>
+            </wp:cNvGraphicFramePr>
+            <a:graphic>
+              <a:graphicData uri="http://schemas.openxmlformats.org/drawingml/2006/picture">
+                <pic:pic>
+                  <pic:nvPicPr>
+                    <pic:cNvPr id="0" name="MyBatis写入_1200线程_10秒升压_1次循环_第1轮_响应时间百分位.png"/>
+                    <pic:cNvPicPr/>
+                  </pic:nvPicPr>
+                  <pic:blipFill>
+                    <a:blip r:embed="rId28"/>
+                    <a:stretch>
+                      <a:fillRect/>
+                    </a:stretch>
+                  </pic:blipFill>
+                  <pic:spPr>
+                    <a:xfrm>
+                      <a:off x="0" y="0"/>
+                      <a:ext cx="5852160" cy="2680092"/>
+                    </a:xfrm>
+                    <a:prstGeom prst="rect"/>
+                  </pic:spPr>
+                </pic:pic>
+              </a:graphicData>
+            </a:graphic>
+          </wp:inline>
+        </w:drawing>
+      </w:r>
+    </w:p>
+    <w:p>
+      <w:pPr>
+        <w:jc w:val="center"/>
+      </w:pPr>
+      <w:r>
+        <w:rPr>
+          <w:sz w:val="18"/>
+        </w:rPr>
+        <w:t>图8  MyBatis写入 1200-10-1 的JMeter原生测试结果。</w:t>
+      </w:r>
+    </w:p>
+    <w:p>
+      <w:r>
+        <w:br w:type="page"/>
+      </w:r>
+    </w:p>
+    <w:p>
+      <w:pPr>
+        <w:pStyle w:val="Heading1"/>
+      </w:pPr>
+      <w:r>
+        <w:t>2.4 WriteProduct API测试</w:t>
+      </w:r>
+    </w:p>
+    <w:p>
+      <w:pPr>
+        <w:pStyle w:val="Heading2"/>
+      </w:pPr>
+      <w:r>
+        <w:t>1300-10-1</w:t>
+      </w:r>
+    </w:p>
+    <w:p>
+      <w:r>
+        <w:t>MyBatis写入，1300线程、10秒升压、1次循环，共1300次请求，断言失败0次。平均响应时间为102.03 ms；40 ms内成功比例为71.77%，未达到80%的比较条件。</w:t>
+      </w:r>
+    </w:p>
+    <w:p>
+      <w:pPr>
+        <w:spacing w:after="60" w:line="240" w:lineRule="auto"/>
+        <w:jc w:val="center"/>
+      </w:pPr>
+      <w:r>
+        <w:drawing>
+          <wp:inline xmlns:a="http://schemas.openxmlformats.org/drawingml/2006/main" xmlns:pic="http://schemas.openxmlformats.org/drawingml/2006/picture">
+            <wp:extent cx="5852160" cy="1344221"/>
+            <wp:docPr id="25" name="Picture 25"/>
+            <wp:cNvGraphicFramePr>
+              <a:graphicFrameLocks noChangeAspect="1"/>
+            </wp:cNvGraphicFramePr>
+            <a:graphic>
+              <a:graphicData uri="http://schemas.openxmlformats.org/drawingml/2006/picture">
+                <pic:pic>
+                  <pic:nvPicPr>
+                    <pic:cNvPr id="0" name="MyBatis写入_1300线程_10秒升压_1次循环_第1轮_结果概览.png"/>
+                    <pic:cNvPicPr/>
+                  </pic:nvPicPr>
+                  <pic:blipFill>
+                    <a:blip r:embed="rId29"/>
+                    <a:stretch>
+                      <a:fillRect/>
+                    </a:stretch>
+                  </pic:blipFill>
+                  <pic:spPr>
+                    <a:xfrm>
+                      <a:off x="0" y="0"/>
+                      <a:ext cx="5852160" cy="1344221"/>
+                    </a:xfrm>
+                    <a:prstGeom prst="rect"/>
+                  </pic:spPr>
+                </pic:pic>
+              </a:graphicData>
+            </a:graphic>
+          </wp:inline>
+        </w:drawing>
+      </w:r>
+    </w:p>
+    <w:p>
+      <w:pPr>
+        <w:spacing w:after="60" w:line="240" w:lineRule="auto"/>
+        <w:jc w:val="center"/>
+      </w:pPr>
+      <w:r>
+        <w:drawing>
+          <wp:inline xmlns:a="http://schemas.openxmlformats.org/drawingml/2006/main" xmlns:pic="http://schemas.openxmlformats.org/drawingml/2006/picture">
+            <wp:extent cx="5852160" cy="2680092"/>
+            <wp:docPr id="26" name="Picture 26"/>
+            <wp:cNvGraphicFramePr>
+              <a:graphicFrameLocks noChangeAspect="1"/>
+            </wp:cNvGraphicFramePr>
+            <a:graphic>
+              <a:graphicData uri="http://schemas.openxmlformats.org/drawingml/2006/picture">
+                <pic:pic>
+                  <pic:nvPicPr>
+                    <pic:cNvPr id="0" name="MyBatis写入_1300线程_10秒升压_1次循环_第1轮_响应时间趋势.png"/>
+                    <pic:cNvPicPr/>
+                  </pic:nvPicPr>
+                  <pic:blipFill>
+                    <a:blip r:embed="rId30"/>
+                    <a:stretch>
+                      <a:fillRect/>
+                    </a:stretch>
+                  </pic:blipFill>
+                  <pic:spPr>
+                    <a:xfrm>
+                      <a:off x="0" y="0"/>
+                      <a:ext cx="5852160" cy="2680092"/>
+                    </a:xfrm>
+                    <a:prstGeom prst="rect"/>
+                  </pic:spPr>
+                </pic:pic>
+              </a:graphicData>
+            </a:graphic>
+          </wp:inline>
+        </w:drawing>
+      </w:r>
+    </w:p>
+    <w:p>
+      <w:pPr>
+        <w:spacing w:after="60" w:line="240" w:lineRule="auto"/>
+        <w:jc w:val="center"/>
+      </w:pPr>
+      <w:r>
+        <w:drawing>
+          <wp:inline xmlns:a="http://schemas.openxmlformats.org/drawingml/2006/main" xmlns:pic="http://schemas.openxmlformats.org/drawingml/2006/picture">
+            <wp:extent cx="5852160" cy="2680092"/>
+            <wp:docPr id="27" name="Picture 27"/>
+            <wp:cNvGraphicFramePr>
+              <a:graphicFrameLocks noChangeAspect="1"/>
+            </wp:cNvGraphicFramePr>
+            <a:graphic>
+              <a:graphicData uri="http://schemas.openxmlformats.org/drawingml/2006/picture">
+                <pic:pic>
+                  <pic:nvPicPr>
+                    <pic:cNvPr id="0" name="MyBatis写入_1300线程_10秒升压_1次循环_第1轮_响应时间百分位.png"/>
+                    <pic:cNvPicPr/>
+                  </pic:nvPicPr>
+                  <pic:blipFill>
+                    <a:blip r:embed="rId31"/>
+                    <a:stretch>
+                      <a:fillRect/>
+                    </a:stretch>
+                  </pic:blipFill>
+                  <pic:spPr>
+                    <a:xfrm>
+                      <a:off x="0" y="0"/>
+                      <a:ext cx="5852160" cy="2680092"/>
+                    </a:xfrm>
+                    <a:prstGeom prst="rect"/>
+                  </pic:spPr>
+                </pic:pic>
+              </a:graphicData>
+            </a:graphic>
+          </wp:inline>
+        </w:drawing>
+      </w:r>
+    </w:p>
+    <w:p>
+      <w:pPr>
+        <w:jc w:val="center"/>
+      </w:pPr>
+      <w:r>
+        <w:rPr>
+          <w:sz w:val="18"/>
+        </w:rPr>
+        <w:t>图9  MyBatis写入 1300-10-1 的JMeter原生测试结果。</w:t>
+      </w:r>
+    </w:p>
+    <w:p>
+      <w:r>
+        <w:br w:type="page"/>
+      </w:r>
+    </w:p>
+    <w:p>
+      <w:pPr>
+        <w:pStyle w:val="Heading1"/>
+      </w:pPr>
+      <w:r>
+        <w:t>2.5 读写效率与框架对比</w:t>
       </w:r>
     </w:p>
     <w:p>
@@ -5373,7 +4278,7 @@
     </w:p>
     <w:p>
       <w:r>
-        <w:t>在样例中读写共有的1000、1100、1200线程档位下，MyBatis的读取平均耗时均小于写入。读取与写入的循环次数按样例分别设置为2次和1次。</w:t>
+        <w:t>在读写共有的1000、1100、1200线程档位下，MyBatis读取平均耗时均小于写入。读取与写入的循环次数按样例分别设置为2次和1次。1300线程写入平均响应为102.03 ms，40 ms内成功比例为71.77%。</w:t>
       </w:r>
     </w:p>
     <w:p>
@@ -5384,84 +4289,1127 @@
         <w:t>JPA与MyBatis比较</w:t>
       </w:r>
     </w:p>
+    <w:tbl>
+      <w:tblPr>
+        <w:tblW w:type="auto" w:w="0"/>
+        <w:jc w:val="center"/>
+        <w:tblLayout w:type="fixed"/>
+        <w:tblLook w:firstColumn="1" w:firstRow="1" w:lastColumn="0" w:lastRow="0" w:noHBand="0" w:noVBand="1" w:val="04A0"/>
+        <w:tblBorders>
+          <w:top w:val="single" w:sz="4" w:color="D9D9D9"/>
+          <w:left w:val="single" w:sz="4" w:color="D9D9D9"/>
+          <w:bottom w:val="single" w:sz="4" w:color="D9D9D9"/>
+          <w:right w:val="single" w:sz="4" w:color="D9D9D9"/>
+          <w:insideH w:val="single" w:sz="4" w:color="D9D9D9"/>
+          <w:insideV w:val="single" w:sz="4" w:color="D9D9D9"/>
+        </w:tblBorders>
+      </w:tblPr>
+      <w:tblGrid>
+        <w:gridCol w:w="1008"/>
+        <w:gridCol w:w="1296"/>
+        <w:gridCol w:w="2592"/>
+        <w:gridCol w:w="2592"/>
+      </w:tblGrid>
+      <w:tr>
+        <w:trPr>
+          <w:cantSplit/>
+          <w:tblHeader/>
+        </w:trPr>
+        <w:tc>
+          <w:tcPr>
+            <w:tcW w:type="dxa" w:w="1008"/>
+            <w:vAlign w:val="center"/>
+            <w:shd w:fill="E5EBF1"/>
+            <w:tcMar>
+              <w:top w:w="80" w:type="dxa"/>
+              <w:left w:w="80" w:type="dxa"/>
+              <w:bottom w:w="80" w:type="dxa"/>
+              <w:right w:w="80" w:type="dxa"/>
+            </w:tcMar>
+          </w:tcPr>
+          <w:p>
+            <w:pPr>
+              <w:spacing w:after="20" w:line="259" w:lineRule="auto"/>
+              <w:jc w:val="left"/>
+            </w:pPr>
+            <w:r>
+              <w:rPr>
+                <w:b/>
+                <w:sz w:val="19"/>
+              </w:rPr>
+              <w:t>操作</w:t>
+            </w:r>
+          </w:p>
+        </w:tc>
+        <w:tc>
+          <w:tcPr>
+            <w:tcW w:type="dxa" w:w="1296"/>
+            <w:vAlign w:val="center"/>
+            <w:shd w:fill="E5EBF1"/>
+            <w:tcMar>
+              <w:top w:w="80" w:type="dxa"/>
+              <w:left w:w="80" w:type="dxa"/>
+              <w:bottom w:w="80" w:type="dxa"/>
+              <w:right w:w="80" w:type="dxa"/>
+            </w:tcMar>
+          </w:tcPr>
+          <w:p>
+            <w:pPr>
+              <w:spacing w:after="20" w:line="259" w:lineRule="auto"/>
+              <w:jc w:val="center"/>
+            </w:pPr>
+            <w:r>
+              <w:rPr>
+                <w:b/>
+                <w:sz w:val="19"/>
+              </w:rPr>
+              <w:t>线程数</w:t>
+            </w:r>
+          </w:p>
+        </w:tc>
+        <w:tc>
+          <w:tcPr>
+            <w:tcW w:type="dxa" w:w="2592"/>
+            <w:vAlign w:val="center"/>
+            <w:shd w:fill="E5EBF1"/>
+            <w:tcMar>
+              <w:top w:w="80" w:type="dxa"/>
+              <w:left w:w="80" w:type="dxa"/>
+              <w:bottom w:w="80" w:type="dxa"/>
+              <w:right w:w="80" w:type="dxa"/>
+            </w:tcMar>
+          </w:tcPr>
+          <w:p>
+            <w:pPr>
+              <w:spacing w:after="20" w:line="259" w:lineRule="auto"/>
+              <w:jc w:val="center"/>
+            </w:pPr>
+            <w:r>
+              <w:rPr>
+                <w:b/>
+                <w:sz w:val="19"/>
+              </w:rPr>
+              <w:t>JPA均值 ms</w:t>
+            </w:r>
+          </w:p>
+        </w:tc>
+        <w:tc>
+          <w:tcPr>
+            <w:tcW w:type="dxa" w:w="2592"/>
+            <w:vAlign w:val="center"/>
+            <w:shd w:fill="E5EBF1"/>
+            <w:tcMar>
+              <w:top w:w="80" w:type="dxa"/>
+              <w:left w:w="80" w:type="dxa"/>
+              <w:bottom w:w="80" w:type="dxa"/>
+              <w:right w:w="80" w:type="dxa"/>
+            </w:tcMar>
+          </w:tcPr>
+          <w:p>
+            <w:pPr>
+              <w:spacing w:after="20" w:line="259" w:lineRule="auto"/>
+              <w:jc w:val="center"/>
+            </w:pPr>
+            <w:r>
+              <w:rPr>
+                <w:b/>
+                <w:sz w:val="19"/>
+              </w:rPr>
+              <w:t>MyBatis均值 ms</w:t>
+            </w:r>
+          </w:p>
+        </w:tc>
+      </w:tr>
+      <w:tr>
+        <w:trPr>
+          <w:cantSplit/>
+        </w:trPr>
+        <w:tc>
+          <w:tcPr>
+            <w:tcW w:type="dxa" w:w="1008"/>
+            <w:vAlign w:val="center"/>
+            <w:shd w:fill="FFFFFF"/>
+            <w:tcMar>
+              <w:top w:w="80" w:type="dxa"/>
+              <w:left w:w="80" w:type="dxa"/>
+              <w:bottom w:w="80" w:type="dxa"/>
+              <w:right w:w="80" w:type="dxa"/>
+            </w:tcMar>
+          </w:tcPr>
+          <w:p>
+            <w:pPr>
+              <w:spacing w:after="20" w:line="259" w:lineRule="auto"/>
+              <w:jc w:val="left"/>
+            </w:pPr>
+            <w:r>
+              <w:rPr>
+                <w:b w:val="0"/>
+                <w:sz w:val="19"/>
+              </w:rPr>
+              <w:t>读取</w:t>
+            </w:r>
+          </w:p>
+        </w:tc>
+        <w:tc>
+          <w:tcPr>
+            <w:tcW w:type="dxa" w:w="1296"/>
+            <w:vAlign w:val="center"/>
+            <w:shd w:fill="FFFFFF"/>
+            <w:tcMar>
+              <w:top w:w="80" w:type="dxa"/>
+              <w:left w:w="80" w:type="dxa"/>
+              <w:bottom w:w="80" w:type="dxa"/>
+              <w:right w:w="80" w:type="dxa"/>
+            </w:tcMar>
+          </w:tcPr>
+          <w:p>
+            <w:pPr>
+              <w:spacing w:after="20" w:line="259" w:lineRule="auto"/>
+              <w:jc w:val="center"/>
+            </w:pPr>
+            <w:r>
+              <w:rPr>
+                <w:b w:val="0"/>
+                <w:sz w:val="19"/>
+              </w:rPr>
+              <w:t>1000</w:t>
+            </w:r>
+          </w:p>
+        </w:tc>
+        <w:tc>
+          <w:tcPr>
+            <w:tcW w:type="dxa" w:w="2592"/>
+            <w:vAlign w:val="center"/>
+            <w:shd w:fill="FFFFFF"/>
+            <w:tcMar>
+              <w:top w:w="80" w:type="dxa"/>
+              <w:left w:w="80" w:type="dxa"/>
+              <w:bottom w:w="80" w:type="dxa"/>
+              <w:right w:w="80" w:type="dxa"/>
+            </w:tcMar>
+          </w:tcPr>
+          <w:p>
+            <w:pPr>
+              <w:spacing w:after="20" w:line="259" w:lineRule="auto"/>
+              <w:jc w:val="center"/>
+            </w:pPr>
+            <w:r>
+              <w:rPr>
+                <w:b w:val="0"/>
+                <w:sz w:val="19"/>
+              </w:rPr>
+              <w:t>9.69</w:t>
+            </w:r>
+          </w:p>
+        </w:tc>
+        <w:tc>
+          <w:tcPr>
+            <w:tcW w:type="dxa" w:w="2592"/>
+            <w:vAlign w:val="center"/>
+            <w:shd w:fill="FFFFFF"/>
+            <w:tcMar>
+              <w:top w:w="80" w:type="dxa"/>
+              <w:left w:w="80" w:type="dxa"/>
+              <w:bottom w:w="80" w:type="dxa"/>
+              <w:right w:w="80" w:type="dxa"/>
+            </w:tcMar>
+          </w:tcPr>
+          <w:p>
+            <w:pPr>
+              <w:spacing w:after="20" w:line="259" w:lineRule="auto"/>
+              <w:jc w:val="center"/>
+            </w:pPr>
+            <w:r>
+              <w:rPr>
+                <w:b w:val="0"/>
+                <w:sz w:val="19"/>
+              </w:rPr>
+              <w:t>3.67</w:t>
+            </w:r>
+          </w:p>
+        </w:tc>
+      </w:tr>
+      <w:tr>
+        <w:trPr>
+          <w:cantSplit/>
+        </w:trPr>
+        <w:tc>
+          <w:tcPr>
+            <w:tcW w:type="dxa" w:w="1008"/>
+            <w:vAlign w:val="center"/>
+            <w:shd w:fill="F7F9FB"/>
+            <w:tcMar>
+              <w:top w:w="80" w:type="dxa"/>
+              <w:left w:w="80" w:type="dxa"/>
+              <w:bottom w:w="80" w:type="dxa"/>
+              <w:right w:w="80" w:type="dxa"/>
+            </w:tcMar>
+          </w:tcPr>
+          <w:p>
+            <w:pPr>
+              <w:spacing w:after="20" w:line="259" w:lineRule="auto"/>
+              <w:jc w:val="left"/>
+            </w:pPr>
+            <w:r>
+              <w:rPr>
+                <w:b w:val="0"/>
+                <w:sz w:val="19"/>
+              </w:rPr>
+              <w:t>读取</w:t>
+            </w:r>
+          </w:p>
+        </w:tc>
+        <w:tc>
+          <w:tcPr>
+            <w:tcW w:type="dxa" w:w="1296"/>
+            <w:vAlign w:val="center"/>
+            <w:shd w:fill="F7F9FB"/>
+            <w:tcMar>
+              <w:top w:w="80" w:type="dxa"/>
+              <w:left w:w="80" w:type="dxa"/>
+              <w:bottom w:w="80" w:type="dxa"/>
+              <w:right w:w="80" w:type="dxa"/>
+            </w:tcMar>
+          </w:tcPr>
+          <w:p>
+            <w:pPr>
+              <w:spacing w:after="20" w:line="259" w:lineRule="auto"/>
+              <w:jc w:val="center"/>
+            </w:pPr>
+            <w:r>
+              <w:rPr>
+                <w:b w:val="0"/>
+                <w:sz w:val="19"/>
+              </w:rPr>
+              <w:t>1050</w:t>
+            </w:r>
+          </w:p>
+        </w:tc>
+        <w:tc>
+          <w:tcPr>
+            <w:tcW w:type="dxa" w:w="2592"/>
+            <w:vAlign w:val="center"/>
+            <w:shd w:fill="F7F9FB"/>
+            <w:tcMar>
+              <w:top w:w="80" w:type="dxa"/>
+              <w:left w:w="80" w:type="dxa"/>
+              <w:bottom w:w="80" w:type="dxa"/>
+              <w:right w:w="80" w:type="dxa"/>
+            </w:tcMar>
+          </w:tcPr>
+          <w:p>
+            <w:pPr>
+              <w:spacing w:after="20" w:line="259" w:lineRule="auto"/>
+              <w:jc w:val="center"/>
+            </w:pPr>
+            <w:r>
+              <w:rPr>
+                <w:b w:val="0"/>
+                <w:sz w:val="19"/>
+              </w:rPr>
+              <w:t>2.72</w:t>
+            </w:r>
+          </w:p>
+        </w:tc>
+        <w:tc>
+          <w:tcPr>
+            <w:tcW w:type="dxa" w:w="2592"/>
+            <w:vAlign w:val="center"/>
+            <w:shd w:fill="F7F9FB"/>
+            <w:tcMar>
+              <w:top w:w="80" w:type="dxa"/>
+              <w:left w:w="80" w:type="dxa"/>
+              <w:bottom w:w="80" w:type="dxa"/>
+              <w:right w:w="80" w:type="dxa"/>
+            </w:tcMar>
+          </w:tcPr>
+          <w:p>
+            <w:pPr>
+              <w:spacing w:after="20" w:line="259" w:lineRule="auto"/>
+              <w:jc w:val="center"/>
+            </w:pPr>
+            <w:r>
+              <w:rPr>
+                <w:b w:val="0"/>
+                <w:sz w:val="19"/>
+              </w:rPr>
+              <w:t>2.01</w:t>
+            </w:r>
+          </w:p>
+        </w:tc>
+      </w:tr>
+      <w:tr>
+        <w:trPr>
+          <w:cantSplit/>
+        </w:trPr>
+        <w:tc>
+          <w:tcPr>
+            <w:tcW w:type="dxa" w:w="1008"/>
+            <w:vAlign w:val="center"/>
+            <w:shd w:fill="FFFFFF"/>
+            <w:tcMar>
+              <w:top w:w="80" w:type="dxa"/>
+              <w:left w:w="80" w:type="dxa"/>
+              <w:bottom w:w="80" w:type="dxa"/>
+              <w:right w:w="80" w:type="dxa"/>
+            </w:tcMar>
+          </w:tcPr>
+          <w:p>
+            <w:pPr>
+              <w:spacing w:after="20" w:line="259" w:lineRule="auto"/>
+              <w:jc w:val="left"/>
+            </w:pPr>
+            <w:r>
+              <w:rPr>
+                <w:b w:val="0"/>
+                <w:sz w:val="19"/>
+              </w:rPr>
+              <w:t>读取</w:t>
+            </w:r>
+          </w:p>
+        </w:tc>
+        <w:tc>
+          <w:tcPr>
+            <w:tcW w:type="dxa" w:w="1296"/>
+            <w:vAlign w:val="center"/>
+            <w:shd w:fill="FFFFFF"/>
+            <w:tcMar>
+              <w:top w:w="80" w:type="dxa"/>
+              <w:left w:w="80" w:type="dxa"/>
+              <w:bottom w:w="80" w:type="dxa"/>
+              <w:right w:w="80" w:type="dxa"/>
+            </w:tcMar>
+          </w:tcPr>
+          <w:p>
+            <w:pPr>
+              <w:spacing w:after="20" w:line="259" w:lineRule="auto"/>
+              <w:jc w:val="center"/>
+            </w:pPr>
+            <w:r>
+              <w:rPr>
+                <w:b w:val="0"/>
+                <w:sz w:val="19"/>
+              </w:rPr>
+              <w:t>1100</w:t>
+            </w:r>
+          </w:p>
+        </w:tc>
+        <w:tc>
+          <w:tcPr>
+            <w:tcW w:type="dxa" w:w="2592"/>
+            <w:vAlign w:val="center"/>
+            <w:shd w:fill="FFFFFF"/>
+            <w:tcMar>
+              <w:top w:w="80" w:type="dxa"/>
+              <w:left w:w="80" w:type="dxa"/>
+              <w:bottom w:w="80" w:type="dxa"/>
+              <w:right w:w="80" w:type="dxa"/>
+            </w:tcMar>
+          </w:tcPr>
+          <w:p>
+            <w:pPr>
+              <w:spacing w:after="20" w:line="259" w:lineRule="auto"/>
+              <w:jc w:val="center"/>
+            </w:pPr>
+            <w:r>
+              <w:rPr>
+                <w:b w:val="0"/>
+                <w:sz w:val="19"/>
+              </w:rPr>
+              <w:t>3.18</w:t>
+            </w:r>
+          </w:p>
+        </w:tc>
+        <w:tc>
+          <w:tcPr>
+            <w:tcW w:type="dxa" w:w="2592"/>
+            <w:vAlign w:val="center"/>
+            <w:shd w:fill="FFFFFF"/>
+            <w:tcMar>
+              <w:top w:w="80" w:type="dxa"/>
+              <w:left w:w="80" w:type="dxa"/>
+              <w:bottom w:w="80" w:type="dxa"/>
+              <w:right w:w="80" w:type="dxa"/>
+            </w:tcMar>
+          </w:tcPr>
+          <w:p>
+            <w:pPr>
+              <w:spacing w:after="20" w:line="259" w:lineRule="auto"/>
+              <w:jc w:val="center"/>
+            </w:pPr>
+            <w:r>
+              <w:rPr>
+                <w:b w:val="0"/>
+                <w:sz w:val="19"/>
+              </w:rPr>
+              <w:t>2.34</w:t>
+            </w:r>
+          </w:p>
+        </w:tc>
+      </w:tr>
+      <w:tr>
+        <w:trPr>
+          <w:cantSplit/>
+        </w:trPr>
+        <w:tc>
+          <w:tcPr>
+            <w:tcW w:type="dxa" w:w="1008"/>
+            <w:vAlign w:val="center"/>
+            <w:shd w:fill="F7F9FB"/>
+            <w:tcMar>
+              <w:top w:w="80" w:type="dxa"/>
+              <w:left w:w="80" w:type="dxa"/>
+              <w:bottom w:w="80" w:type="dxa"/>
+              <w:right w:w="80" w:type="dxa"/>
+            </w:tcMar>
+          </w:tcPr>
+          <w:p>
+            <w:pPr>
+              <w:spacing w:after="20" w:line="259" w:lineRule="auto"/>
+              <w:jc w:val="left"/>
+            </w:pPr>
+            <w:r>
+              <w:rPr>
+                <w:b w:val="0"/>
+                <w:sz w:val="19"/>
+              </w:rPr>
+              <w:t>读取</w:t>
+            </w:r>
+          </w:p>
+        </w:tc>
+        <w:tc>
+          <w:tcPr>
+            <w:tcW w:type="dxa" w:w="1296"/>
+            <w:vAlign w:val="center"/>
+            <w:shd w:fill="F7F9FB"/>
+            <w:tcMar>
+              <w:top w:w="80" w:type="dxa"/>
+              <w:left w:w="80" w:type="dxa"/>
+              <w:bottom w:w="80" w:type="dxa"/>
+              <w:right w:w="80" w:type="dxa"/>
+            </w:tcMar>
+          </w:tcPr>
+          <w:p>
+            <w:pPr>
+              <w:spacing w:after="20" w:line="259" w:lineRule="auto"/>
+              <w:jc w:val="center"/>
+            </w:pPr>
+            <w:r>
+              <w:rPr>
+                <w:b w:val="0"/>
+                <w:sz w:val="19"/>
+              </w:rPr>
+              <w:t>1150</w:t>
+            </w:r>
+          </w:p>
+        </w:tc>
+        <w:tc>
+          <w:tcPr>
+            <w:tcW w:type="dxa" w:w="2592"/>
+            <w:vAlign w:val="center"/>
+            <w:shd w:fill="F7F9FB"/>
+            <w:tcMar>
+              <w:top w:w="80" w:type="dxa"/>
+              <w:left w:w="80" w:type="dxa"/>
+              <w:bottom w:w="80" w:type="dxa"/>
+              <w:right w:w="80" w:type="dxa"/>
+            </w:tcMar>
+          </w:tcPr>
+          <w:p>
+            <w:pPr>
+              <w:spacing w:after="20" w:line="259" w:lineRule="auto"/>
+              <w:jc w:val="center"/>
+            </w:pPr>
+            <w:r>
+              <w:rPr>
+                <w:b w:val="0"/>
+                <w:sz w:val="19"/>
+              </w:rPr>
+              <w:t>2.26</w:t>
+            </w:r>
+          </w:p>
+        </w:tc>
+        <w:tc>
+          <w:tcPr>
+            <w:tcW w:type="dxa" w:w="2592"/>
+            <w:vAlign w:val="center"/>
+            <w:shd w:fill="F7F9FB"/>
+            <w:tcMar>
+              <w:top w:w="80" w:type="dxa"/>
+              <w:left w:w="80" w:type="dxa"/>
+              <w:bottom w:w="80" w:type="dxa"/>
+              <w:right w:w="80" w:type="dxa"/>
+            </w:tcMar>
+          </w:tcPr>
+          <w:p>
+            <w:pPr>
+              <w:spacing w:after="20" w:line="259" w:lineRule="auto"/>
+              <w:jc w:val="center"/>
+            </w:pPr>
+            <w:r>
+              <w:rPr>
+                <w:b w:val="0"/>
+                <w:sz w:val="19"/>
+              </w:rPr>
+              <w:t>2.15</w:t>
+            </w:r>
+          </w:p>
+        </w:tc>
+      </w:tr>
+      <w:tr>
+        <w:trPr>
+          <w:cantSplit/>
+        </w:trPr>
+        <w:tc>
+          <w:tcPr>
+            <w:tcW w:type="dxa" w:w="1008"/>
+            <w:vAlign w:val="center"/>
+            <w:shd w:fill="FFFFFF"/>
+            <w:tcMar>
+              <w:top w:w="80" w:type="dxa"/>
+              <w:left w:w="80" w:type="dxa"/>
+              <w:bottom w:w="80" w:type="dxa"/>
+              <w:right w:w="80" w:type="dxa"/>
+            </w:tcMar>
+          </w:tcPr>
+          <w:p>
+            <w:pPr>
+              <w:spacing w:after="20" w:line="259" w:lineRule="auto"/>
+              <w:jc w:val="left"/>
+            </w:pPr>
+            <w:r>
+              <w:rPr>
+                <w:b w:val="0"/>
+                <w:sz w:val="19"/>
+              </w:rPr>
+              <w:t>读取</w:t>
+            </w:r>
+          </w:p>
+        </w:tc>
+        <w:tc>
+          <w:tcPr>
+            <w:tcW w:type="dxa" w:w="1296"/>
+            <w:vAlign w:val="center"/>
+            <w:shd w:fill="FFFFFF"/>
+            <w:tcMar>
+              <w:top w:w="80" w:type="dxa"/>
+              <w:left w:w="80" w:type="dxa"/>
+              <w:bottom w:w="80" w:type="dxa"/>
+              <w:right w:w="80" w:type="dxa"/>
+            </w:tcMar>
+          </w:tcPr>
+          <w:p>
+            <w:pPr>
+              <w:spacing w:after="20" w:line="259" w:lineRule="auto"/>
+              <w:jc w:val="center"/>
+            </w:pPr>
+            <w:r>
+              <w:rPr>
+                <w:b w:val="0"/>
+                <w:sz w:val="19"/>
+              </w:rPr>
+              <w:t>1200</w:t>
+            </w:r>
+          </w:p>
+        </w:tc>
+        <w:tc>
+          <w:tcPr>
+            <w:tcW w:type="dxa" w:w="2592"/>
+            <w:vAlign w:val="center"/>
+            <w:shd w:fill="FFFFFF"/>
+            <w:tcMar>
+              <w:top w:w="80" w:type="dxa"/>
+              <w:left w:w="80" w:type="dxa"/>
+              <w:bottom w:w="80" w:type="dxa"/>
+              <w:right w:w="80" w:type="dxa"/>
+            </w:tcMar>
+          </w:tcPr>
+          <w:p>
+            <w:pPr>
+              <w:spacing w:after="20" w:line="259" w:lineRule="auto"/>
+              <w:jc w:val="center"/>
+            </w:pPr>
+            <w:r>
+              <w:rPr>
+                <w:b w:val="0"/>
+                <w:sz w:val="19"/>
+              </w:rPr>
+              <w:t>3.86</w:t>
+            </w:r>
+          </w:p>
+        </w:tc>
+        <w:tc>
+          <w:tcPr>
+            <w:tcW w:type="dxa" w:w="2592"/>
+            <w:vAlign w:val="center"/>
+            <w:shd w:fill="FFFFFF"/>
+            <w:tcMar>
+              <w:top w:w="80" w:type="dxa"/>
+              <w:left w:w="80" w:type="dxa"/>
+              <w:bottom w:w="80" w:type="dxa"/>
+              <w:right w:w="80" w:type="dxa"/>
+            </w:tcMar>
+          </w:tcPr>
+          <w:p>
+            <w:pPr>
+              <w:spacing w:after="20" w:line="259" w:lineRule="auto"/>
+              <w:jc w:val="center"/>
+            </w:pPr>
+            <w:r>
+              <w:rPr>
+                <w:b w:val="0"/>
+                <w:sz w:val="19"/>
+              </w:rPr>
+              <w:t>2.56</w:t>
+            </w:r>
+          </w:p>
+        </w:tc>
+      </w:tr>
+      <w:tr>
+        <w:trPr>
+          <w:cantSplit/>
+        </w:trPr>
+        <w:tc>
+          <w:tcPr>
+            <w:tcW w:type="dxa" w:w="1008"/>
+            <w:vAlign w:val="center"/>
+            <w:shd w:fill="F7F9FB"/>
+            <w:tcMar>
+              <w:top w:w="80" w:type="dxa"/>
+              <w:left w:w="80" w:type="dxa"/>
+              <w:bottom w:w="80" w:type="dxa"/>
+              <w:right w:w="80" w:type="dxa"/>
+            </w:tcMar>
+          </w:tcPr>
+          <w:p>
+            <w:pPr>
+              <w:spacing w:after="20" w:line="259" w:lineRule="auto"/>
+              <w:jc w:val="left"/>
+            </w:pPr>
+            <w:r>
+              <w:rPr>
+                <w:b w:val="0"/>
+                <w:sz w:val="19"/>
+              </w:rPr>
+              <w:t>写入</w:t>
+            </w:r>
+          </w:p>
+        </w:tc>
+        <w:tc>
+          <w:tcPr>
+            <w:tcW w:type="dxa" w:w="1296"/>
+            <w:vAlign w:val="center"/>
+            <w:shd w:fill="F7F9FB"/>
+            <w:tcMar>
+              <w:top w:w="80" w:type="dxa"/>
+              <w:left w:w="80" w:type="dxa"/>
+              <w:bottom w:w="80" w:type="dxa"/>
+              <w:right w:w="80" w:type="dxa"/>
+            </w:tcMar>
+          </w:tcPr>
+          <w:p>
+            <w:pPr>
+              <w:spacing w:after="20" w:line="259" w:lineRule="auto"/>
+              <w:jc w:val="center"/>
+            </w:pPr>
+            <w:r>
+              <w:rPr>
+                <w:b w:val="0"/>
+                <w:sz w:val="19"/>
+              </w:rPr>
+              <w:t>1000</w:t>
+            </w:r>
+          </w:p>
+        </w:tc>
+        <w:tc>
+          <w:tcPr>
+            <w:tcW w:type="dxa" w:w="2592"/>
+            <w:vAlign w:val="center"/>
+            <w:shd w:fill="F7F9FB"/>
+            <w:tcMar>
+              <w:top w:w="80" w:type="dxa"/>
+              <w:left w:w="80" w:type="dxa"/>
+              <w:bottom w:w="80" w:type="dxa"/>
+              <w:right w:w="80" w:type="dxa"/>
+            </w:tcMar>
+          </w:tcPr>
+          <w:p>
+            <w:pPr>
+              <w:spacing w:after="20" w:line="259" w:lineRule="auto"/>
+              <w:jc w:val="center"/>
+            </w:pPr>
+            <w:r>
+              <w:rPr>
+                <w:b w:val="0"/>
+                <w:sz w:val="19"/>
+              </w:rPr>
+              <w:t>7.28</w:t>
+            </w:r>
+          </w:p>
+        </w:tc>
+        <w:tc>
+          <w:tcPr>
+            <w:tcW w:type="dxa" w:w="2592"/>
+            <w:vAlign w:val="center"/>
+            <w:shd w:fill="F7F9FB"/>
+            <w:tcMar>
+              <w:top w:w="80" w:type="dxa"/>
+              <w:left w:w="80" w:type="dxa"/>
+              <w:bottom w:w="80" w:type="dxa"/>
+              <w:right w:w="80" w:type="dxa"/>
+            </w:tcMar>
+          </w:tcPr>
+          <w:p>
+            <w:pPr>
+              <w:spacing w:after="20" w:line="259" w:lineRule="auto"/>
+              <w:jc w:val="center"/>
+            </w:pPr>
+            <w:r>
+              <w:rPr>
+                <w:b w:val="0"/>
+                <w:sz w:val="19"/>
+              </w:rPr>
+              <w:t>6.16</w:t>
+            </w:r>
+          </w:p>
+        </w:tc>
+      </w:tr>
+      <w:tr>
+        <w:trPr>
+          <w:cantSplit/>
+        </w:trPr>
+        <w:tc>
+          <w:tcPr>
+            <w:tcW w:type="dxa" w:w="1008"/>
+            <w:vAlign w:val="center"/>
+            <w:shd w:fill="FFFFFF"/>
+            <w:tcMar>
+              <w:top w:w="80" w:type="dxa"/>
+              <w:left w:w="80" w:type="dxa"/>
+              <w:bottom w:w="80" w:type="dxa"/>
+              <w:right w:w="80" w:type="dxa"/>
+            </w:tcMar>
+          </w:tcPr>
+          <w:p>
+            <w:pPr>
+              <w:spacing w:after="20" w:line="259" w:lineRule="auto"/>
+              <w:jc w:val="left"/>
+            </w:pPr>
+            <w:r>
+              <w:rPr>
+                <w:b w:val="0"/>
+                <w:sz w:val="19"/>
+              </w:rPr>
+              <w:t>写入</w:t>
+            </w:r>
+          </w:p>
+        </w:tc>
+        <w:tc>
+          <w:tcPr>
+            <w:tcW w:type="dxa" w:w="1296"/>
+            <w:vAlign w:val="center"/>
+            <w:shd w:fill="FFFFFF"/>
+            <w:tcMar>
+              <w:top w:w="80" w:type="dxa"/>
+              <w:left w:w="80" w:type="dxa"/>
+              <w:bottom w:w="80" w:type="dxa"/>
+              <w:right w:w="80" w:type="dxa"/>
+            </w:tcMar>
+          </w:tcPr>
+          <w:p>
+            <w:pPr>
+              <w:spacing w:after="20" w:line="259" w:lineRule="auto"/>
+              <w:jc w:val="center"/>
+            </w:pPr>
+            <w:r>
+              <w:rPr>
+                <w:b w:val="0"/>
+                <w:sz w:val="19"/>
+              </w:rPr>
+              <w:t>1100</w:t>
+            </w:r>
+          </w:p>
+        </w:tc>
+        <w:tc>
+          <w:tcPr>
+            <w:tcW w:type="dxa" w:w="2592"/>
+            <w:vAlign w:val="center"/>
+            <w:shd w:fill="FFFFFF"/>
+            <w:tcMar>
+              <w:top w:w="80" w:type="dxa"/>
+              <w:left w:w="80" w:type="dxa"/>
+              <w:bottom w:w="80" w:type="dxa"/>
+              <w:right w:w="80" w:type="dxa"/>
+            </w:tcMar>
+          </w:tcPr>
+          <w:p>
+            <w:pPr>
+              <w:spacing w:after="20" w:line="259" w:lineRule="auto"/>
+              <w:jc w:val="center"/>
+            </w:pPr>
+            <w:r>
+              <w:rPr>
+                <w:b w:val="0"/>
+                <w:sz w:val="19"/>
+              </w:rPr>
+              <w:t>16.43</w:t>
+            </w:r>
+          </w:p>
+        </w:tc>
+        <w:tc>
+          <w:tcPr>
+            <w:tcW w:type="dxa" w:w="2592"/>
+            <w:vAlign w:val="center"/>
+            <w:shd w:fill="FFFFFF"/>
+            <w:tcMar>
+              <w:top w:w="80" w:type="dxa"/>
+              <w:left w:w="80" w:type="dxa"/>
+              <w:bottom w:w="80" w:type="dxa"/>
+              <w:right w:w="80" w:type="dxa"/>
+            </w:tcMar>
+          </w:tcPr>
+          <w:p>
+            <w:pPr>
+              <w:spacing w:after="20" w:line="259" w:lineRule="auto"/>
+              <w:jc w:val="center"/>
+            </w:pPr>
+            <w:r>
+              <w:rPr>
+                <w:b w:val="0"/>
+                <w:sz w:val="19"/>
+              </w:rPr>
+              <w:t>7.30</w:t>
+            </w:r>
+          </w:p>
+        </w:tc>
+      </w:tr>
+      <w:tr>
+        <w:trPr>
+          <w:cantSplit/>
+        </w:trPr>
+        <w:tc>
+          <w:tcPr>
+            <w:tcW w:type="dxa" w:w="1008"/>
+            <w:vAlign w:val="center"/>
+            <w:shd w:fill="F7F9FB"/>
+            <w:tcMar>
+              <w:top w:w="80" w:type="dxa"/>
+              <w:left w:w="80" w:type="dxa"/>
+              <w:bottom w:w="80" w:type="dxa"/>
+              <w:right w:w="80" w:type="dxa"/>
+            </w:tcMar>
+          </w:tcPr>
+          <w:p>
+            <w:pPr>
+              <w:spacing w:after="20" w:line="259" w:lineRule="auto"/>
+              <w:jc w:val="left"/>
+            </w:pPr>
+            <w:r>
+              <w:rPr>
+                <w:b w:val="0"/>
+                <w:sz w:val="19"/>
+              </w:rPr>
+              <w:t>写入</w:t>
+            </w:r>
+          </w:p>
+        </w:tc>
+        <w:tc>
+          <w:tcPr>
+            <w:tcW w:type="dxa" w:w="1296"/>
+            <w:vAlign w:val="center"/>
+            <w:shd w:fill="F7F9FB"/>
+            <w:tcMar>
+              <w:top w:w="80" w:type="dxa"/>
+              <w:left w:w="80" w:type="dxa"/>
+              <w:bottom w:w="80" w:type="dxa"/>
+              <w:right w:w="80" w:type="dxa"/>
+            </w:tcMar>
+          </w:tcPr>
+          <w:p>
+            <w:pPr>
+              <w:spacing w:after="20" w:line="259" w:lineRule="auto"/>
+              <w:jc w:val="center"/>
+            </w:pPr>
+            <w:r>
+              <w:rPr>
+                <w:b w:val="0"/>
+                <w:sz w:val="19"/>
+              </w:rPr>
+              <w:t>1200</w:t>
+            </w:r>
+          </w:p>
+        </w:tc>
+        <w:tc>
+          <w:tcPr>
+            <w:tcW w:type="dxa" w:w="2592"/>
+            <w:vAlign w:val="center"/>
+            <w:shd w:fill="F7F9FB"/>
+            <w:tcMar>
+              <w:top w:w="80" w:type="dxa"/>
+              <w:left w:w="80" w:type="dxa"/>
+              <w:bottom w:w="80" w:type="dxa"/>
+              <w:right w:w="80" w:type="dxa"/>
+            </w:tcMar>
+          </w:tcPr>
+          <w:p>
+            <w:pPr>
+              <w:spacing w:after="20" w:line="259" w:lineRule="auto"/>
+              <w:jc w:val="center"/>
+            </w:pPr>
+            <w:r>
+              <w:rPr>
+                <w:b w:val="0"/>
+                <w:sz w:val="19"/>
+              </w:rPr>
+              <w:t>8.13</w:t>
+            </w:r>
+          </w:p>
+        </w:tc>
+        <w:tc>
+          <w:tcPr>
+            <w:tcW w:type="dxa" w:w="2592"/>
+            <w:vAlign w:val="center"/>
+            <w:shd w:fill="F7F9FB"/>
+            <w:tcMar>
+              <w:top w:w="80" w:type="dxa"/>
+              <w:left w:w="80" w:type="dxa"/>
+              <w:bottom w:w="80" w:type="dxa"/>
+              <w:right w:w="80" w:type="dxa"/>
+            </w:tcMar>
+          </w:tcPr>
+          <w:p>
+            <w:pPr>
+              <w:spacing w:after="20" w:line="259" w:lineRule="auto"/>
+              <w:jc w:val="center"/>
+            </w:pPr>
+            <w:r>
+              <w:rPr>
+                <w:b w:val="0"/>
+                <w:sz w:val="19"/>
+              </w:rPr>
+              <w:t>6.18</w:t>
+            </w:r>
+          </w:p>
+        </w:tc>
+      </w:tr>
+      <w:tr>
+        <w:trPr>
+          <w:cantSplit/>
+        </w:trPr>
+        <w:tc>
+          <w:tcPr>
+            <w:tcW w:type="dxa" w:w="1008"/>
+            <w:vAlign w:val="center"/>
+            <w:shd w:fill="FFFFFF"/>
+            <w:tcMar>
+              <w:top w:w="80" w:type="dxa"/>
+              <w:left w:w="80" w:type="dxa"/>
+              <w:bottom w:w="80" w:type="dxa"/>
+              <w:right w:w="80" w:type="dxa"/>
+            </w:tcMar>
+          </w:tcPr>
+          <w:p>
+            <w:pPr>
+              <w:spacing w:after="20" w:line="259" w:lineRule="auto"/>
+              <w:jc w:val="left"/>
+            </w:pPr>
+            <w:r>
+              <w:rPr>
+                <w:b w:val="0"/>
+                <w:sz w:val="19"/>
+              </w:rPr>
+              <w:t>写入</w:t>
+            </w:r>
+          </w:p>
+        </w:tc>
+        <w:tc>
+          <w:tcPr>
+            <w:tcW w:type="dxa" w:w="1296"/>
+            <w:vAlign w:val="center"/>
+            <w:shd w:fill="FFFFFF"/>
+            <w:tcMar>
+              <w:top w:w="80" w:type="dxa"/>
+              <w:left w:w="80" w:type="dxa"/>
+              <w:bottom w:w="80" w:type="dxa"/>
+              <w:right w:w="80" w:type="dxa"/>
+            </w:tcMar>
+          </w:tcPr>
+          <w:p>
+            <w:pPr>
+              <w:spacing w:after="20" w:line="259" w:lineRule="auto"/>
+              <w:jc w:val="center"/>
+            </w:pPr>
+            <w:r>
+              <w:rPr>
+                <w:b w:val="0"/>
+                <w:sz w:val="19"/>
+              </w:rPr>
+              <w:t>1300</w:t>
+            </w:r>
+          </w:p>
+        </w:tc>
+        <w:tc>
+          <w:tcPr>
+            <w:tcW w:type="dxa" w:w="2592"/>
+            <w:vAlign w:val="center"/>
+            <w:shd w:fill="FFFFFF"/>
+            <w:tcMar>
+              <w:top w:w="80" w:type="dxa"/>
+              <w:left w:w="80" w:type="dxa"/>
+              <w:bottom w:w="80" w:type="dxa"/>
+              <w:right w:w="80" w:type="dxa"/>
+            </w:tcMar>
+          </w:tcPr>
+          <w:p>
+            <w:pPr>
+              <w:spacing w:after="20" w:line="259" w:lineRule="auto"/>
+              <w:jc w:val="center"/>
+            </w:pPr>
+            <w:r>
+              <w:rPr>
+                <w:b w:val="0"/>
+                <w:sz w:val="19"/>
+              </w:rPr>
+              <w:t>3232.80</w:t>
+            </w:r>
+          </w:p>
+        </w:tc>
+        <w:tc>
+          <w:tcPr>
+            <w:tcW w:type="dxa" w:w="2592"/>
+            <w:vAlign w:val="center"/>
+            <w:shd w:fill="FFFFFF"/>
+            <w:tcMar>
+              <w:top w:w="80" w:type="dxa"/>
+              <w:left w:w="80" w:type="dxa"/>
+              <w:bottom w:w="80" w:type="dxa"/>
+              <w:right w:w="80" w:type="dxa"/>
+            </w:tcMar>
+          </w:tcPr>
+          <w:p>
+            <w:pPr>
+              <w:spacing w:after="20" w:line="259" w:lineRule="auto"/>
+              <w:jc w:val="center"/>
+            </w:pPr>
+            <w:r>
+              <w:rPr>
+                <w:b w:val="0"/>
+                <w:sz w:val="19"/>
+              </w:rPr>
+              <w:t>102.03</w:t>
+            </w:r>
+          </w:p>
+        </w:tc>
+      </w:tr>
+    </w:tbl>
     <w:p>
-      <w:r>
-        <w:t>同一操作和线程档位下，两种实现使用相同的升压时间、循环次数、请求生成规则和初始数据，仅切换持久层。在本次保留的各档读取和写入记录中，MyBatis平均响应时间均低于JPA；具体数值见读取表和写入表。</w:t>
-      </w:r>
+      <w:pPr>
+        <w:spacing w:after="20"/>
+      </w:pPr>
     </w:p>
     <w:p>
       <w:r>
-        <w:br w:type="page"/>
-      </w:r>
-    </w:p>
-    <w:p>
-      <w:pPr>
-        <w:pStyle w:val="Heading1"/>
-      </w:pPr>
-      <w:r>
-        <w:t>2.5 写入响应分布与时间趋势</w:t>
-      </w:r>
-    </w:p>
-    <w:p>
-      <w:r>
-        <w:t>写入曲线的统计方式与读取一致。1300线程档位中，两种实现出现较长响应时间，表现为百分比曲线向右延伸，时间趋势图中也可看到对应的耗时变化。</w:t>
-      </w:r>
-    </w:p>
-    <w:p>
-      <w:pPr>
-        <w:keepNext/>
-        <w:jc w:val="center"/>
-      </w:pPr>
-      <w:r>
-        <w:drawing>
-          <wp:inline xmlns:a="http://schemas.openxmlformats.org/drawingml/2006/main" xmlns:pic="http://schemas.openxmlformats.org/drawingml/2006/picture">
-            <wp:extent cx="5852160" cy="4421632"/>
-            <wp:docPr id="2" name="Picture 2"/>
-            <wp:cNvGraphicFramePr>
-              <a:graphicFrameLocks noChangeAspect="1"/>
-            </wp:cNvGraphicFramePr>
-            <a:graphic>
-              <a:graphicData uri="http://schemas.openxmlformats.org/drawingml/2006/picture">
-                <pic:pic>
-                  <pic:nvPicPr>
-                    <pic:cNvPr id="0" name="写入响应分布与趋势.png"/>
-                    <pic:cNvPicPr/>
-                  </pic:nvPicPr>
-                  <pic:blipFill>
-                    <a:blip r:embed="rId12"/>
-                    <a:stretch>
-                      <a:fillRect/>
-                    </a:stretch>
-                  </pic:blipFill>
-                  <pic:spPr>
-                    <a:xfrm>
-                      <a:off x="0" y="0"/>
-                      <a:ext cx="5852160" cy="4421632"/>
-                    </a:xfrm>
-                    <a:prstGeom prst="rect"/>
-                  </pic:spPr>
-                </pic:pic>
-              </a:graphicData>
-            </a:graphic>
-          </wp:inline>
-        </w:drawing>
-      </w:r>
-    </w:p>
-    <w:p>
-      <w:pPr>
-        <w:spacing w:after="180"/>
-        <w:jc w:val="center"/>
-      </w:pPr>
-      <w:r>
-        <w:rPr>
-          <w:sz w:val="18"/>
-        </w:rPr>
-        <w:t>图2  JPA与MyBatis写入测试，10秒升压、1次循环。</w:t>
-      </w:r>
-    </w:p>
-    <w:p>
-      <w:r>
-        <w:t>每组原始JTL保存全部请求，包括超过40 ms的请求。业务断言成功表示接口返回符合测试计划，达到响应时间条件则由elapsed另行判断。</w:t>
+        <w:t>同一操作和线程档位下，两种实现使用相同的升压时间、循环次数、请求生成规则和初始数据，仅切换持久层。在本次各档读取和写入记录中，MyBatis平均响应时间均低于JPA。</w:t>
       </w:r>
     </w:p>
     <w:p>
@@ -5479,19 +5427,27 @@
     </w:p>
     <w:p>
       <w:r>
-        <w:t>按照实验三要求，查询spring:jvm_threads_live_threads、node:cpu_usage_percent和node:memory_usage_percent，导出各组时间窗口内的监控数据。下图展示1300线程写入时的应用监控，分别对齐两组首个请求。</w:t>
+        <w:t>以下为MyBatis 1300-10-1写入期间的Prometheus历史监控页面，分别显示JVM活跃线程、应用节点CPU和内存使用率。截图于2026年10月21日按原测试时间补截，测量数据仍来自10月18日该轮实验。页面时间为UTC，北京时间需加8小时。</w:t>
       </w:r>
     </w:p>
     <w:p>
       <w:pPr>
-        <w:keepNext/>
+        <w:pStyle w:val="Heading2"/>
+      </w:pPr>
+      <w:r>
+        <w:t>活跃线程</w:t>
+      </w:r>
+    </w:p>
+    <w:p>
+      <w:pPr>
+        <w:spacing w:after="60" w:line="240" w:lineRule="auto"/>
         <w:jc w:val="center"/>
       </w:pPr>
       <w:r>
         <w:drawing>
           <wp:inline xmlns:a="http://schemas.openxmlformats.org/drawingml/2006/main" xmlns:pic="http://schemas.openxmlformats.org/drawingml/2006/picture">
-            <wp:extent cx="5852160" cy="3381248"/>
-            <wp:docPr id="3" name="Picture 3"/>
+            <wp:extent cx="5852160" cy="2969931"/>
+            <wp:docPr id="28" name="Picture 28"/>
             <wp:cNvGraphicFramePr>
               <a:graphicFrameLocks noChangeAspect="1"/>
             </wp:cNvGraphicFramePr>
@@ -5499,11 +5455,11 @@
               <a:graphicData uri="http://schemas.openxmlformats.org/drawingml/2006/picture">
                 <pic:pic>
                   <pic:nvPicPr>
-                    <pic:cNvPr id="0" name="写入测试运行监控.png"/>
+                    <pic:cNvPr id="0" name="MyBatis写入_1300线程_第1轮_活跃线程.png"/>
                     <pic:cNvPicPr/>
                   </pic:nvPicPr>
                   <pic:blipFill>
-                    <a:blip r:embed="rId13"/>
+                    <a:blip r:embed="rId32"/>
                     <a:stretch>
                       <a:fillRect/>
                     </a:stretch>
@@ -5511,7 +5467,7 @@
                   <pic:spPr>
                     <a:xfrm>
                       <a:off x="0" y="0"/>
-                      <a:ext cx="5852160" cy="3381248"/>
+                      <a:ext cx="5852160" cy="2969931"/>
                     </a:xfrm>
                     <a:prstGeom prst="rect"/>
                   </pic:spPr>
@@ -5524,19 +5480,116 @@
     </w:p>
     <w:p>
       <w:pPr>
-        <w:spacing w:after="180"/>
+        <w:pStyle w:val="Heading2"/>
+      </w:pPr>
+      <w:r>
+        <w:t>CPU使用率</w:t>
+      </w:r>
+    </w:p>
+    <w:p>
+      <w:pPr>
+        <w:spacing w:after="60" w:line="240" w:lineRule="auto"/>
         <w:jc w:val="center"/>
       </w:pPr>
       <w:r>
-        <w:rPr>
-          <w:sz w:val="18"/>
-        </w:rPr>
-        <w:t>图3  1300线程写入的JVM活跃线程、应用节点CPU与内存使用率。</w:t>
+        <w:drawing>
+          <wp:inline xmlns:a="http://schemas.openxmlformats.org/drawingml/2006/main" xmlns:pic="http://schemas.openxmlformats.org/drawingml/2006/picture">
+            <wp:extent cx="5852160" cy="2969931"/>
+            <wp:docPr id="29" name="Picture 29"/>
+            <wp:cNvGraphicFramePr>
+              <a:graphicFrameLocks noChangeAspect="1"/>
+            </wp:cNvGraphicFramePr>
+            <a:graphic>
+              <a:graphicData uri="http://schemas.openxmlformats.org/drawingml/2006/picture">
+                <pic:pic>
+                  <pic:nvPicPr>
+                    <pic:cNvPr id="0" name="MyBatis写入_1300线程_第1轮_CPU使用率.png"/>
+                    <pic:cNvPicPr/>
+                  </pic:nvPicPr>
+                  <pic:blipFill>
+                    <a:blip r:embed="rId33"/>
+                    <a:stretch>
+                      <a:fillRect/>
+                    </a:stretch>
+                  </pic:blipFill>
+                  <pic:spPr>
+                    <a:xfrm>
+                      <a:off x="0" y="0"/>
+                      <a:ext cx="5852160" cy="2969931"/>
+                    </a:xfrm>
+                    <a:prstGeom prst="rect"/>
+                  </pic:spPr>
+                </pic:pic>
+              </a:graphicData>
+            </a:graphic>
+          </wp:inline>
+        </w:drawing>
       </w:r>
     </w:p>
     <w:p>
       <w:r>
-        <w:t>JVM活跃线程表示应用进程中的存活线程数。CPU使用率按配置中的rate[5m]规则计算；内存使用率为[1−(MemFree+Buffers+Cached)/MemTotal]×100%。监控抓取间隔2秒，记录规则组每30秒计算一次。</w:t>
+        <w:br w:type="page"/>
+      </w:r>
+    </w:p>
+    <w:p>
+      <w:pPr>
+        <w:pStyle w:val="Heading1"/>
+      </w:pPr>
+      <w:r>
+        <w:t>2.6 运行监控与实验总结</w:t>
+      </w:r>
+    </w:p>
+    <w:p>
+      <w:pPr>
+        <w:pStyle w:val="Heading2"/>
+      </w:pPr>
+      <w:r>
+        <w:t>内存使用率</w:t>
+      </w:r>
+    </w:p>
+    <w:p>
+      <w:pPr>
+        <w:spacing w:after="60" w:line="240" w:lineRule="auto"/>
+        <w:jc w:val="center"/>
+      </w:pPr>
+      <w:r>
+        <w:drawing>
+          <wp:inline xmlns:a="http://schemas.openxmlformats.org/drawingml/2006/main" xmlns:pic="http://schemas.openxmlformats.org/drawingml/2006/picture">
+            <wp:extent cx="5852160" cy="2969931"/>
+            <wp:docPr id="30" name="Picture 30"/>
+            <wp:cNvGraphicFramePr>
+              <a:graphicFrameLocks noChangeAspect="1"/>
+            </wp:cNvGraphicFramePr>
+            <a:graphic>
+              <a:graphicData uri="http://schemas.openxmlformats.org/drawingml/2006/picture">
+                <pic:pic>
+                  <pic:nvPicPr>
+                    <pic:cNvPr id="0" name="MyBatis写入_1300线程_第1轮_内存使用率.png"/>
+                    <pic:cNvPicPr/>
+                  </pic:nvPicPr>
+                  <pic:blipFill>
+                    <a:blip r:embed="rId34"/>
+                    <a:stretch>
+                      <a:fillRect/>
+                    </a:stretch>
+                  </pic:blipFill>
+                  <pic:spPr>
+                    <a:xfrm>
+                      <a:off x="0" y="0"/>
+                      <a:ext cx="5852160" cy="2969931"/>
+                    </a:xfrm>
+                    <a:prstGeom prst="rect"/>
+                  </pic:spPr>
+                </pic:pic>
+              </a:graphicData>
+            </a:graphic>
+          </wp:inline>
+        </w:drawing>
+      </w:r>
+    </w:p>
+    <w:p>
+      <w:r>
+        <w:t>CPU使用率采用rate[5m]规则；内存使用率为[1−(MemFree+Buffers+Cached)/MemTotal]×100%。抓取间隔2秒，记录规则组每30秒计算一次。三项查询的原始记录位于对应组的监控JSON。</w:t>
       </w:r>
     </w:p>
     <w:p>
@@ -5549,7 +5602,7 @@
     </w:p>
     <w:p>
       <w:r>
-        <w:t>本实验完成JPA读写性能测试、MyBatis读写比较及两种实现的对比。所提交18组共31200次请求，断言失败为0；10组读取及6组写入达到参考样例的响应时间比较条件，两个1300线程写入组未达到。原始请求、监控记录、JMeter报告和测试截图均已保存。</w:t>
+        <w:t>本实验完成JPA读写性能测试、MyBatis读写比较及两种实现的对比。18组共31200次请求，断言失败为0；10组读取及6组写入达到响应时间比较条件，两个1300线程写入组未达到。原始JTL、JMeter报告和运行监控均已保存。</w:t>
       </w:r>
     </w:p>
     <w:p>
@@ -5572,7 +5625,7 @@
     </w:p>
     <w:p>
       <w:r>
-        <w:t>[2] 实验报告样例，第1–10页。负载档位与报告结构据此整理，测量数据来自本组实验。</w:t>
+        <w:t>[2] 实验报告样例，第1–10页。</w:t>
       </w:r>
     </w:p>
     <w:sectPr>
